--- a/resources/templates/PMRA_Template_Markers.docx
+++ b/resources/templates/PMRA_Template_Markers.docx
@@ -45,35 +45,34 @@
     <w:p>
       <w:pPr>
         <w:snapToGrid w:val="0"/>
-        <w:jc w:val="center"/>
-        <w:rPr>
-          <w:sz w:val="20"/>
-          <w:szCs w:val="20"/>
-        </w:rPr>
-      </w:pPr>
-      <w:r>
-        <w:rPr>
-          <w:sz w:val="20"/>
-          <w:szCs w:val="20"/>
-        </w:rPr>
-        <w:t>Escopo de Trabalho</w:t>
-      </w:r>
-      <w:r>
-        <w:rPr>
-          <w:sz w:val="20"/>
-          <w:szCs w:val="20"/>
-        </w:rPr>
-        <w:br/>
-      </w:r>
-    </w:p>
-    <w:p>
-      <w:pPr>
-        <w:keepNext/>
+        <w:rPr>
+          <w:sz w:val="20"/>
+          <w:szCs w:val="20"/>
+        </w:rPr>
+      </w:pPr>
+    </w:p>
+    <w:p>
+      <w:pPr>
+        <w:snapToGrid w:val="0"/>
+        <w:rPr>
+          <w:sz w:val="20"/>
+          <w:szCs w:val="20"/>
+        </w:rPr>
+      </w:pPr>
+      <w:r>
+        <w:rPr>
+          <w:sz w:val="20"/>
+          <w:szCs w:val="20"/>
+        </w:rPr>
+        <w:t>A</w:t>
+      </w:r>
+    </w:p>
+    <w:p>
+      <w:pPr>
         <w:snapToGrid w:val="0"/>
         <w:rPr>
           <w:b/>
           <w:bCs/>
-          <w:smallCaps/>
           <w:sz w:val="20"/>
           <w:szCs w:val="20"/>
         </w:rPr>
@@ -82,717 +81,217 @@
         <w:rPr>
           <w:b/>
           <w:bCs/>
-          <w:smallCaps/>
-          <w:sz w:val="20"/>
-          <w:szCs w:val="20"/>
-        </w:rPr>
-        <w:t>IDENTIFICAÇÃO D</w:t>
+          <w:sz w:val="20"/>
+          <w:szCs w:val="20"/>
+        </w:rPr>
+        <w:t>[NOME_OU_RAZAO]</w:t>
+      </w:r>
+    </w:p>
+    <w:p>
+      <w:pPr>
+        <w:snapToGrid w:val="0"/>
+        <w:rPr>
+          <w:sz w:val="20"/>
+          <w:szCs w:val="20"/>
+        </w:rPr>
+      </w:pPr>
+      <w:r>
+        <w:rPr>
+          <w:sz w:val="20"/>
+          <w:szCs w:val="20"/>
+        </w:rPr>
+        <w:t>[SE_PF_INLINE][CPF][FIM_SE_INLINE][SE_PJ_INLINE][CNPJ][FIM_SE_INLINE]</w:t>
+      </w:r>
+    </w:p>
+    <w:p>
+      <w:pPr>
+        <w:snapToGrid w:val="0"/>
+        <w:rPr>
+          <w:sz w:val="20"/>
+          <w:szCs w:val="20"/>
+        </w:rPr>
+      </w:pPr>
+      <w:r>
+        <w:rPr>
+          <w:sz w:val="20"/>
+          <w:szCs w:val="20"/>
+        </w:rPr>
+        <w:t>[ENDERECO]</w:t>
+      </w:r>
+    </w:p>
+    <w:p>
+      <w:pPr>
+        <w:snapToGrid w:val="0"/>
+        <w:rPr>
+          <w:sz w:val="20"/>
+          <w:szCs w:val="20"/>
+        </w:rPr>
+      </w:pPr>
+      <w:r>
+        <w:rPr>
+          <w:sz w:val="20"/>
+          <w:szCs w:val="20"/>
+        </w:rPr>
+        <w:t xml:space="preserve">A/C: </w:t>
+      </w:r>
+      <w:r>
+        <w:rPr>
+          <w:sz w:val="20"/>
+          <w:szCs w:val="20"/>
+        </w:rPr>
+        <w:t>[CONTATO_NOME]</w:t>
+      </w:r>
+    </w:p>
+    <w:p>
+      <w:pPr>
+        <w:snapToGrid w:val="0"/>
+        <w:rPr>
+          <w:sz w:val="20"/>
+          <w:szCs w:val="20"/>
+        </w:rPr>
+      </w:pPr>
+      <w:r>
+        <w:rPr>
+          <w:sz w:val="20"/>
+          <w:szCs w:val="20"/>
+        </w:rPr>
+        <w:t>[CONTATOS]</w:t>
+      </w:r>
+    </w:p>
+    <w:p>
+      <w:pPr>
+        <w:snapToGrid w:val="0"/>
+        <w:rPr>
+          <w:sz w:val="20"/>
+          <w:szCs w:val="20"/>
+        </w:rPr>
+      </w:pPr>
+    </w:p>
+    <w:p>
+      <w:pPr>
+        <w:snapToGrid w:val="0"/>
+        <w:jc w:val="both"/>
+        <w:rPr>
+          <w:sz w:val="20"/>
+          <w:szCs w:val="20"/>
+        </w:rPr>
+      </w:pPr>
+      <w:r>
+        <w:rPr>
+          <w:sz w:val="20"/>
+          <w:szCs w:val="20"/>
+        </w:rPr>
+        <w:t>Prezado(a) Cliente,</w:t>
+      </w:r>
+    </w:p>
+    <w:p>
+      <w:pPr>
+        <w:snapToGrid w:val="0"/>
+        <w:jc w:val="both"/>
+        <w:rPr>
+          <w:sz w:val="20"/>
+          <w:szCs w:val="20"/>
+        </w:rPr>
+      </w:pPr>
+    </w:p>
+    <w:p>
+      <w:pPr>
+        <w:snapToGrid w:val="0"/>
+        <w:jc w:val="both"/>
+        <w:rPr>
+          <w:sz w:val="20"/>
+          <w:szCs w:val="20"/>
+        </w:rPr>
+      </w:pPr>
+      <w:r>
+        <w:rPr>
+          <w:sz w:val="20"/>
+          <w:szCs w:val="20"/>
+        </w:rPr>
+        <w:t xml:space="preserve">Acreditamos que a advocacia moderna vai além da simples resolução de problemas; ela é um investimento estratégico que impulsiona o crescimento e blinda o seu negócio. Com mais de 25 anos de sólida trajetória e um reconhecimento consistente em anuários de prestígio como o </w:t>
       </w:r>
       <w:r>
         <w:rPr>
           <w:b/>
           <w:bCs/>
-          <w:smallCaps/>
-          <w:sz w:val="20"/>
-          <w:szCs w:val="20"/>
-        </w:rPr>
-        <w:t>O</w:t>
+          <w:sz w:val="20"/>
+          <w:szCs w:val="20"/>
+        </w:rPr>
+        <w:t>Análise Advocacia 500</w:t>
+      </w:r>
+      <w:r>
+        <w:rPr>
+          <w:sz w:val="20"/>
+          <w:szCs w:val="20"/>
+        </w:rPr>
+        <w:t xml:space="preserve">, o </w:t>
       </w:r>
       <w:r>
         <w:rPr>
           <w:b/>
           <w:bCs/>
-          <w:smallCaps/>
-          <w:sz w:val="20"/>
-          <w:szCs w:val="20"/>
-        </w:rPr>
-        <w:t xml:space="preserve"> CONTRATANTE</w:t>
-      </w:r>
-    </w:p>
-    <w:p>
-      <w:pPr>
-        <w:keepNext/>
-        <w:snapToGrid w:val="0"/>
-        <w:rPr>
-          <w:sz w:val="20"/>
-          <w:szCs w:val="20"/>
-        </w:rPr>
-      </w:pPr>
-    </w:p>
-    <w:tbl>
-      <w:tblPr>
-        <w:tblW w:w="9634" w:type="dxa"/>
-        <w:tblBorders>
-          <w:top w:val="single" w:sz="4" w:space="0" w:color="auto"/>
-          <w:left w:val="single" w:sz="4" w:space="0" w:color="auto"/>
-          <w:bottom w:val="single" w:sz="4" w:space="0" w:color="auto"/>
-          <w:right w:val="single" w:sz="4" w:space="0" w:color="auto"/>
-          <w:insideH w:val="single" w:sz="4" w:space="0" w:color="auto"/>
-          <w:insideV w:val="single" w:sz="4" w:space="0" w:color="auto"/>
-        </w:tblBorders>
-        <w:tblCellMar>
-          <w:left w:w="10" w:type="dxa"/>
-          <w:right w:w="10" w:type="dxa"/>
-        </w:tblCellMar>
-        <w:tblLook w:val="04A0" w:firstRow="1" w:lastRow="0" w:firstColumn="1" w:lastColumn="0" w:noHBand="0" w:noVBand="1"/>
-      </w:tblPr>
-      <w:tblGrid>
-        <w:gridCol w:w="2017"/>
-        <w:gridCol w:w="7617"/>
-      </w:tblGrid>
-      <w:tr>
-        <w:tc>
-          <w:tcPr>
-            <w:tcW w:w="1980" w:type="dxa"/>
-            <w:tcBorders>
-              <w:top w:val="single" w:sz="4" w:space="0" w:color="1A3557"/>
-              <w:left w:val="single" w:sz="4" w:space="0" w:color="1A3557"/>
-              <w:bottom w:val="single" w:sz="4" w:space="0" w:color="1A3557"/>
-              <w:right w:val="single" w:sz="4" w:space="0" w:color="1A3557"/>
-            </w:tcBorders>
-            <w:shd w:val="clear" w:color="auto" w:fill="FFF9F4"/>
-            <w:tcMar>
-              <w:top w:w="100" w:type="dxa"/>
-              <w:left w:w="120" w:type="dxa"/>
-              <w:bottom w:w="100" w:type="dxa"/>
-              <w:right w:w="120" w:type="dxa"/>
-            </w:tcMar>
-          </w:tcPr>
-          <w:p>
-            <w:pPr>
-              <w:rPr>
-                <w:sz w:val="2"/>
-                <w:szCs w:val="2"/>
-              </w:rPr>
-            </w:pPr>
-            <w:r>
-              <w:rPr>
-                <w:sz w:val="2"/>
-                <w:szCs w:val="2"/>
-              </w:rPr>
-              <w:t xml:space="preserve">[SE_PF]</w:t>
-            </w:r>
-          </w:p>
-          <w:p>
-            <w:pPr>
-              <w:snapToGrid w:val="0"/>
-              <w:rPr>
-                <w:sz w:val="20"/>
-                <w:szCs w:val="20"/>
-              </w:rPr>
-            </w:pPr>
-            <w:r>
-              <w:rPr>
-                <w:b/>
-                <w:bCs/>
-                <w:sz w:val="20"/>
-                <w:szCs w:val="20"/>
-              </w:rPr>
-              <w:t>Nome</w:t>
-            </w:r>
-          </w:p>
-          <w:p>
-            <w:pPr>
-              <w:rPr>
-                <w:sz w:val="2"/>
-                <w:szCs w:val="2"/>
-              </w:rPr>
-            </w:pPr>
-            <w:r>
-              <w:rPr>
-                <w:sz w:val="2"/>
-                <w:szCs w:val="2"/>
-              </w:rPr>
-              <w:t xml:space="preserve">[FIM_SE]</w:t>
-            </w:r>
-          </w:p>
-          <w:p>
-            <w:pPr>
-              <w:rPr>
-                <w:sz w:val="2"/>
-                <w:szCs w:val="2"/>
-              </w:rPr>
-            </w:pPr>
-            <w:r>
-              <w:rPr>
-                <w:sz w:val="2"/>
-                <w:szCs w:val="2"/>
-              </w:rPr>
-              <w:t xml:space="preserve">[SE_PJ]</w:t>
-            </w:r>
-          </w:p>
-          <w:p>
-            <w:pPr>
-              <w:snapToGrid w:val="0"/>
-              <w:rPr>
-                <w:sz w:val="20"/>
-                <w:szCs w:val="20"/>
-              </w:rPr>
-            </w:pPr>
-            <w:r>
-              <w:rPr>
-                <w:b/>
-                <w:bCs/>
-                <w:sz w:val="20"/>
-                <w:szCs w:val="20"/>
-              </w:rPr>
-              <w:t>Razão Social</w:t>
-            </w:r>
-          </w:p>
-          <w:p>
-            <w:pPr>
-              <w:rPr>
-                <w:sz w:val="2"/>
-                <w:szCs w:val="2"/>
-              </w:rPr>
-            </w:pPr>
-            <w:r>
-              <w:rPr>
-                <w:sz w:val="2"/>
-                <w:szCs w:val="2"/>
-              </w:rPr>
-              <w:t xml:space="preserve">[FIM_SE]</w:t>
-            </w:r>
-          </w:p>
-        </w:tc>
-        <w:tc>
-          <w:tcPr>
-            <w:tcW w:w="7654" w:type="dxa"/>
-            <w:tcBorders>
-              <w:top w:val="single" w:sz="4" w:space="0" w:color="1A3557"/>
-              <w:left w:val="single" w:sz="4" w:space="0" w:color="1A3557"/>
-              <w:bottom w:val="single" w:sz="4" w:space="0" w:color="1A3557"/>
-              <w:right w:val="single" w:sz="4" w:space="0" w:color="1A3557"/>
-            </w:tcBorders>
-            <w:tcMar>
-              <w:top w:w="100" w:type="dxa"/>
-              <w:left w:w="120" w:type="dxa"/>
-              <w:bottom w:w="100" w:type="dxa"/>
-              <w:right w:w="120" w:type="dxa"/>
-            </w:tcMar>
-          </w:tcPr>
-          <w:p>
-            <w:pPr>
-              <w:snapToGrid w:val="0"/>
-              <w:rPr>
-                <w:b/>
-                <w:bCs/>
-                <w:sz w:val="20"/>
-                <w:szCs w:val="20"/>
-              </w:rPr>
-            </w:pPr>
-            <w:r>
-              <w:rPr>
-                <w:b/>
-                <w:bCs/>
-                <w:sz w:val="20"/>
-                <w:szCs w:val="20"/>
-              </w:rPr>
-              <w:t>[NOME_OU_RAZAO]</w:t>
-            </w:r>
-          </w:p>
-        </w:tc>
-      </w:tr>
-      <w:tr>
-        <w:tc>
-          <w:tcPr>
-            <w:tcW w:w="1980" w:type="dxa"/>
-            <w:tcBorders>
-              <w:top w:val="single" w:sz="4" w:space="0" w:color="1A3557"/>
-              <w:left w:val="single" w:sz="4" w:space="0" w:color="1A3557"/>
-              <w:bottom w:val="single" w:sz="4" w:space="0" w:color="1A3557"/>
-              <w:right w:val="single" w:sz="4" w:space="0" w:color="1A3557"/>
-            </w:tcBorders>
-            <w:shd w:val="clear" w:color="auto" w:fill="FFF9F4"/>
-            <w:tcMar>
-              <w:top w:w="100" w:type="dxa"/>
-              <w:left w:w="120" w:type="dxa"/>
-              <w:bottom w:w="100" w:type="dxa"/>
-              <w:right w:w="120" w:type="dxa"/>
-            </w:tcMar>
-          </w:tcPr>
-          <w:p>
-            <w:pPr>
-              <w:rPr>
-                <w:sz w:val="2"/>
-                <w:szCs w:val="2"/>
-              </w:rPr>
-            </w:pPr>
-            <w:r>
-              <w:rPr>
-                <w:sz w:val="2"/>
-                <w:szCs w:val="2"/>
-              </w:rPr>
-              <w:t xml:space="preserve">[SE_PF]</w:t>
-            </w:r>
-          </w:p>
-          <w:p>
-            <w:pPr>
-              <w:snapToGrid w:val="0"/>
-              <w:rPr>
-                <w:sz w:val="20"/>
-                <w:szCs w:val="20"/>
-              </w:rPr>
-            </w:pPr>
-            <w:r>
-              <w:rPr>
-                <w:b/>
-                <w:bCs/>
-                <w:sz w:val="20"/>
-                <w:szCs w:val="20"/>
-              </w:rPr>
-              <w:t>CPF</w:t>
-            </w:r>
-          </w:p>
-          <w:p>
-            <w:pPr>
-              <w:rPr>
-                <w:sz w:val="2"/>
-                <w:szCs w:val="2"/>
-              </w:rPr>
-            </w:pPr>
-            <w:r>
-              <w:rPr>
-                <w:sz w:val="2"/>
-                <w:szCs w:val="2"/>
-              </w:rPr>
-              <w:t xml:space="preserve">[FIM_SE]</w:t>
-            </w:r>
-          </w:p>
-          <w:p>
-            <w:pPr>
-              <w:rPr>
-                <w:sz w:val="2"/>
-                <w:szCs w:val="2"/>
-              </w:rPr>
-            </w:pPr>
-            <w:r>
-              <w:rPr>
-                <w:sz w:val="2"/>
-                <w:szCs w:val="2"/>
-              </w:rPr>
-              <w:t xml:space="preserve">[SE_PJ]</w:t>
-            </w:r>
-          </w:p>
-          <w:p>
-            <w:pPr>
-              <w:snapToGrid w:val="0"/>
-              <w:rPr>
-                <w:sz w:val="20"/>
-                <w:szCs w:val="20"/>
-              </w:rPr>
-            </w:pPr>
-            <w:r>
-              <w:rPr>
-                <w:b/>
-                <w:bCs/>
-                <w:sz w:val="20"/>
-                <w:szCs w:val="20"/>
-              </w:rPr>
-              <w:t>CNPJ</w:t>
-            </w:r>
-          </w:p>
-          <w:p>
-            <w:pPr>
-              <w:rPr>
-                <w:sz w:val="2"/>
-                <w:szCs w:val="2"/>
-              </w:rPr>
-            </w:pPr>
-            <w:r>
-              <w:rPr>
-                <w:sz w:val="2"/>
-                <w:szCs w:val="2"/>
-              </w:rPr>
-              <w:t xml:space="preserve">[FIM_SE]</w:t>
-            </w:r>
-          </w:p>
-        </w:tc>
-        <w:tc>
-          <w:tcPr>
-            <w:tcW w:w="7654" w:type="dxa"/>
-            <w:tcBorders>
-              <w:top w:val="single" w:sz="4" w:space="0" w:color="1A3557"/>
-              <w:left w:val="single" w:sz="4" w:space="0" w:color="1A3557"/>
-              <w:bottom w:val="single" w:sz="4" w:space="0" w:color="1A3557"/>
-              <w:right w:val="single" w:sz="4" w:space="0" w:color="1A3557"/>
-            </w:tcBorders>
-            <w:tcMar>
-              <w:top w:w="100" w:type="dxa"/>
-              <w:left w:w="120" w:type="dxa"/>
-              <w:bottom w:w="100" w:type="dxa"/>
-              <w:right w:w="120" w:type="dxa"/>
-            </w:tcMar>
-          </w:tcPr>
-          <w:p>
-            <w:pPr>
-              <w:snapToGrid w:val="0"/>
-              <w:rPr>
-                <w:sz w:val="20"/>
-                <w:szCs w:val="20"/>
-              </w:rPr>
-            </w:pPr>
-            <w:r>
-              <w:rPr>
-                <w:sz w:val="20"/>
-                <w:szCs w:val="20"/>
-              </w:rPr>
-              <w:t>[SE_PF_INLINE][CPF][FIM_SE_INLINE][SE_PJ_INLINE][CNPJ][FIM_SE_INLINE]</w:t>
-            </w:r>
-          </w:p>
-        </w:tc>
-      </w:tr>
-      <w:tr>
-        <w:tc>
-          <w:tcPr>
-            <w:tcW w:w="1980" w:type="dxa"/>
-            <w:tcBorders>
-              <w:top w:val="single" w:sz="4" w:space="0" w:color="1A3557"/>
-              <w:left w:val="single" w:sz="4" w:space="0" w:color="1A3557"/>
-              <w:bottom w:val="single" w:sz="4" w:space="0" w:color="1A3557"/>
-              <w:right w:val="single" w:sz="4" w:space="0" w:color="1A3557"/>
-            </w:tcBorders>
-            <w:shd w:val="clear" w:color="auto" w:fill="FFF9F4"/>
-            <w:tcMar>
-              <w:top w:w="100" w:type="dxa"/>
-              <w:left w:w="120" w:type="dxa"/>
-              <w:bottom w:w="100" w:type="dxa"/>
-              <w:right w:w="120" w:type="dxa"/>
-            </w:tcMar>
-          </w:tcPr>
-          <w:p>
-            <w:pPr>
-              <w:snapToGrid w:val="0"/>
-              <w:rPr>
-                <w:sz w:val="20"/>
-                <w:szCs w:val="20"/>
-              </w:rPr>
-            </w:pPr>
-            <w:r>
-              <w:rPr>
-                <w:b/>
-                <w:bCs/>
-                <w:sz w:val="20"/>
-                <w:szCs w:val="20"/>
-              </w:rPr>
-              <w:t>Endereço</w:t>
-            </w:r>
-          </w:p>
-        </w:tc>
-        <w:tc>
-          <w:tcPr>
-            <w:tcW w:w="7654" w:type="dxa"/>
-            <w:tcBorders>
-              <w:top w:val="single" w:sz="4" w:space="0" w:color="1A3557"/>
-              <w:left w:val="single" w:sz="4" w:space="0" w:color="1A3557"/>
-              <w:bottom w:val="single" w:sz="4" w:space="0" w:color="1A3557"/>
-              <w:right w:val="single" w:sz="4" w:space="0" w:color="1A3557"/>
-            </w:tcBorders>
-            <w:tcMar>
-              <w:top w:w="100" w:type="dxa"/>
-              <w:left w:w="120" w:type="dxa"/>
-              <w:bottom w:w="100" w:type="dxa"/>
-              <w:right w:w="120" w:type="dxa"/>
-            </w:tcMar>
-          </w:tcPr>
-          <w:p>
-            <w:pPr>
-              <w:snapToGrid w:val="0"/>
-              <w:rPr>
-                <w:sz w:val="20"/>
-                <w:szCs w:val="20"/>
-              </w:rPr>
-            </w:pPr>
-            <w:proofErr w:type="spellStart"/>
-            <w:proofErr w:type="spellEnd"/>
-            <w:r>
-              <w:rPr>
-                <w:sz w:val="20"/>
-                <w:szCs w:val="20"/>
-              </w:rPr>
-              <w:t>[ENDERECO]</w:t>
-            </w:r>
-          </w:p>
-        </w:tc>
-      </w:tr>
-      <w:tr>
-        <w:tc>
-          <w:tcPr>
-            <w:tcW w:w="1980" w:type="dxa"/>
-            <w:tcBorders>
-              <w:top w:val="single" w:sz="4" w:space="0" w:color="1A3557"/>
-              <w:left w:val="single" w:sz="4" w:space="0" w:color="1A3557"/>
-              <w:bottom w:val="single" w:sz="4" w:space="0" w:color="1A3557"/>
-              <w:right w:val="single" w:sz="4" w:space="0" w:color="1A3557"/>
-            </w:tcBorders>
-            <w:shd w:val="clear" w:color="auto" w:fill="FFF9F4"/>
-            <w:tcMar>
-              <w:top w:w="100" w:type="dxa"/>
-              <w:left w:w="120" w:type="dxa"/>
-              <w:bottom w:w="100" w:type="dxa"/>
-              <w:right w:w="120" w:type="dxa"/>
-            </w:tcMar>
-          </w:tcPr>
-          <w:p>
-            <w:pPr>
-              <w:snapToGrid w:val="0"/>
-              <w:rPr>
-                <w:sz w:val="20"/>
-                <w:szCs w:val="20"/>
-              </w:rPr>
-            </w:pPr>
-            <w:r>
-              <w:rPr>
-                <w:b/>
-                <w:bCs/>
-                <w:sz w:val="20"/>
-                <w:szCs w:val="20"/>
-              </w:rPr>
-              <w:t>Responsável</w:t>
-            </w:r>
-          </w:p>
-        </w:tc>
-        <w:tc>
-          <w:tcPr>
-            <w:tcW w:w="7654" w:type="dxa"/>
-            <w:tcBorders>
-              <w:top w:val="single" w:sz="4" w:space="0" w:color="1A3557"/>
-              <w:left w:val="single" w:sz="4" w:space="0" w:color="1A3557"/>
-              <w:bottom w:val="single" w:sz="4" w:space="0" w:color="1A3557"/>
-              <w:right w:val="single" w:sz="4" w:space="0" w:color="1A3557"/>
-            </w:tcBorders>
-            <w:tcMar>
-              <w:top w:w="100" w:type="dxa"/>
-              <w:left w:w="120" w:type="dxa"/>
-              <w:bottom w:w="100" w:type="dxa"/>
-              <w:right w:w="120" w:type="dxa"/>
-            </w:tcMar>
-          </w:tcPr>
-          <w:p>
-            <w:pPr>
-              <w:snapToGrid w:val="0"/>
-              <w:rPr>
-                <w:sz w:val="20"/>
-                <w:szCs w:val="20"/>
-              </w:rPr>
-            </w:pPr>
-            <w:r>
-              <w:rPr>
-                <w:sz w:val="20"/>
-                <w:szCs w:val="20"/>
-              </w:rPr>
-              <w:t>[CONTATO_NOME]</w:t>
-            </w:r>
-          </w:p>
-        </w:tc>
-      </w:tr>
-      <w:tr>
-        <w:tc>
-          <w:tcPr>
-            <w:tcW w:w="1980" w:type="dxa"/>
-            <w:tcBorders>
-              <w:top w:val="single" w:sz="4" w:space="0" w:color="1A3557"/>
-              <w:left w:val="single" w:sz="4" w:space="0" w:color="1A3557"/>
-              <w:bottom w:val="single" w:sz="4" w:space="0" w:color="1A3557"/>
-              <w:right w:val="single" w:sz="4" w:space="0" w:color="1A3557"/>
-            </w:tcBorders>
-            <w:shd w:val="clear" w:color="auto" w:fill="FFF9F4"/>
-            <w:tcMar>
-              <w:top w:w="100" w:type="dxa"/>
-              <w:left w:w="120" w:type="dxa"/>
-              <w:bottom w:w="100" w:type="dxa"/>
-              <w:right w:w="120" w:type="dxa"/>
-            </w:tcMar>
-          </w:tcPr>
-          <w:p>
-            <w:pPr>
-              <w:rPr>
-                <w:sz w:val="2"/>
-                <w:szCs w:val="2"/>
-              </w:rPr>
-            </w:pPr>
-            <w:r>
-              <w:rPr>
-                <w:sz w:val="2"/>
-                <w:szCs w:val="2"/>
-              </w:rPr>
-              <w:t xml:space="preserve">[SE_LINHA_CONTATOS]</w:t>
-            </w:r>
-          </w:p>
-        </w:tc>
-        <w:tc>
-          <w:tcPr>
-            <w:tcW w:w="7654" w:type="dxa"/>
-            <w:tcBorders>
-              <w:top w:val="single" w:sz="4" w:space="0" w:color="1A3557"/>
-              <w:left w:val="single" w:sz="4" w:space="0" w:color="1A3557"/>
-              <w:bottom w:val="single" w:sz="4" w:space="0" w:color="1A3557"/>
-              <w:right w:val="single" w:sz="4" w:space="0" w:color="1A3557"/>
-            </w:tcBorders>
-            <w:tcMar>
-              <w:top w:w="100" w:type="dxa"/>
-              <w:left w:w="120" w:type="dxa"/>
-              <w:bottom w:w="100" w:type="dxa"/>
-              <w:right w:w="120" w:type="dxa"/>
-            </w:tcMar>
-          </w:tcPr>
-          <w:p>
-            <w:pPr>
-              <w:rPr>
-                <w:sz w:val="2"/>
-              </w:rPr>
-            </w:pPr>
-          </w:p>
-        </w:tc>
-      </w:tr>
-      <w:tr>
-        <w:tc>
-          <w:tcPr>
-            <w:tcW w:w="1980" w:type="dxa"/>
-            <w:tcBorders>
-              <w:top w:val="single" w:sz="4" w:space="0" w:color="1A3557"/>
-              <w:left w:val="single" w:sz="4" w:space="0" w:color="1A3557"/>
-              <w:bottom w:val="single" w:sz="4" w:space="0" w:color="1A3557"/>
-              <w:right w:val="single" w:sz="4" w:space="0" w:color="1A3557"/>
-            </w:tcBorders>
-            <w:shd w:val="clear" w:color="auto" w:fill="FFF9F4"/>
-            <w:tcMar>
-              <w:top w:w="100" w:type="dxa"/>
-              <w:left w:w="120" w:type="dxa"/>
-              <w:bottom w:w="100" w:type="dxa"/>
-              <w:right w:w="120" w:type="dxa"/>
-            </w:tcMar>
-          </w:tcPr>
-          <w:p>
-            <w:pPr>
-              <w:snapToGrid w:val="0"/>
-              <w:rPr>
-                <w:sz w:val="20"/>
-                <w:szCs w:val="20"/>
-              </w:rPr>
-            </w:pPr>
-            <w:r>
-              <w:rPr>
-                <w:b/>
-                <w:bCs/>
-                <w:sz w:val="20"/>
-                <w:szCs w:val="20"/>
-              </w:rPr>
-              <w:t>Contatos</w:t>
-            </w:r>
-          </w:p>
-        </w:tc>
-        <w:tc>
-          <w:tcPr>
-            <w:tcW w:w="7654" w:type="dxa"/>
-            <w:tcBorders>
-              <w:top w:val="single" w:sz="4" w:space="0" w:color="1A3557"/>
-              <w:left w:val="single" w:sz="4" w:space="0" w:color="1A3557"/>
-              <w:bottom w:val="single" w:sz="4" w:space="0" w:color="1A3557"/>
-              <w:right w:val="single" w:sz="4" w:space="0" w:color="1A3557"/>
-            </w:tcBorders>
-            <w:tcMar>
-              <w:top w:w="100" w:type="dxa"/>
-              <w:left w:w="120" w:type="dxa"/>
-              <w:bottom w:w="100" w:type="dxa"/>
-              <w:right w:w="120" w:type="dxa"/>
-            </w:tcMar>
-          </w:tcPr>
-          <w:p>
-            <w:pPr>
-              <w:snapToGrid w:val="0"/>
-              <w:rPr>
-                <w:sz w:val="20"/>
-                <w:szCs w:val="20"/>
-              </w:rPr>
-            </w:pPr>
-            <w:r>
-              <w:rPr>
-                <w:sz w:val="20"/>
-                <w:szCs w:val="20"/>
-              </w:rPr>
-              <w:t xml:space="preserve">[CONTATOS]</w:t>
-            </w:r>
-          </w:p>
-        </w:tc>
-      </w:tr>
-      <w:tr>
-        <w:tc>
-          <w:tcPr>
-            <w:tcW w:w="1980" w:type="dxa"/>
-            <w:tcBorders>
-              <w:top w:val="single" w:sz="4" w:space="0" w:color="1A3557"/>
-              <w:left w:val="single" w:sz="4" w:space="0" w:color="1A3557"/>
-              <w:bottom w:val="single" w:sz="4" w:space="0" w:color="1A3557"/>
-              <w:right w:val="single" w:sz="4" w:space="0" w:color="1A3557"/>
-            </w:tcBorders>
-            <w:shd w:val="clear" w:color="auto" w:fill="FFF9F4"/>
-            <w:tcMar>
-              <w:top w:w="100" w:type="dxa"/>
-              <w:left w:w="120" w:type="dxa"/>
-              <w:bottom w:w="100" w:type="dxa"/>
-              <w:right w:w="120" w:type="dxa"/>
-            </w:tcMar>
-          </w:tcPr>
-          <w:p>
-            <w:pPr>
-              <w:rPr>
-                <w:sz w:val="2"/>
-                <w:szCs w:val="2"/>
-              </w:rPr>
-            </w:pPr>
-            <w:r>
-              <w:rPr>
-                <w:sz w:val="2"/>
-                <w:szCs w:val="2"/>
-              </w:rPr>
-              <w:t xml:space="preserve">[FIM_SE_LINHA]</w:t>
-            </w:r>
-          </w:p>
-        </w:tc>
-        <w:tc>
-          <w:tcPr>
-            <w:tcW w:w="7654" w:type="dxa"/>
-            <w:tcBorders>
-              <w:top w:val="single" w:sz="4" w:space="0" w:color="1A3557"/>
-              <w:left w:val="single" w:sz="4" w:space="0" w:color="1A3557"/>
-              <w:bottom w:val="single" w:sz="4" w:space="0" w:color="1A3557"/>
-              <w:right w:val="single" w:sz="4" w:space="0" w:color="1A3557"/>
-            </w:tcBorders>
-            <w:tcMar>
-              <w:top w:w="100" w:type="dxa"/>
-              <w:left w:w="120" w:type="dxa"/>
-              <w:bottom w:w="100" w:type="dxa"/>
-              <w:right w:w="120" w:type="dxa"/>
-            </w:tcMar>
-          </w:tcPr>
-          <w:p>
-            <w:pPr>
-              <w:rPr>
-                <w:sz w:val="2"/>
-              </w:rPr>
-            </w:pPr>
-          </w:p>
-        </w:tc>
-      </w:tr>
-    </w:tbl>
-    <w:p>
-      <w:pPr>
-        <w:snapToGrid w:val="0"/>
-        <w:rPr>
-          <w:sz w:val="20"/>
-          <w:szCs w:val="20"/>
-        </w:rPr>
-      </w:pPr>
-    </w:p>
-    <w:p>
-      <w:pPr>
-        <w:keepNext/>
-        <w:snapToGrid w:val="0"/>
+          <w:sz w:val="20"/>
+          <w:szCs w:val="20"/>
+        </w:rPr>
+        <w:t>PMRA PORTO MIRANDA ROCHA ADVOGADOS</w:t>
+      </w:r>
+      <w:r>
+        <w:rPr>
+          <w:sz w:val="20"/>
+          <w:szCs w:val="20"/>
+        </w:rPr>
+        <w:t xml:space="preserve"> se posiciona como seu o parceiro jurídico ideal.</w:t>
+      </w:r>
+    </w:p>
+    <w:p>
+      <w:pPr>
+        <w:snapToGrid w:val="0"/>
+        <w:rPr>
+          <w:sz w:val="20"/>
+          <w:szCs w:val="20"/>
+        </w:rPr>
+      </w:pPr>
+      <w:r>
+        <w:rPr>
+          <w:sz w:val="20"/>
+          <w:szCs w:val="20"/>
+        </w:rPr>
+        <w:t xml:space="preserve"> </w:t>
+      </w:r>
+    </w:p>
+    <w:p>
+      <w:pPr>
+        <w:snapToGrid w:val="0"/>
+        <w:jc w:val="both"/>
+        <w:rPr>
+          <w:sz w:val="20"/>
+          <w:szCs w:val="20"/>
+        </w:rPr>
+      </w:pPr>
+      <w:r>
+        <w:rPr>
+          <w:sz w:val="20"/>
+          <w:szCs w:val="20"/>
+        </w:rPr>
+        <w:t>Nosso compromisso é com uma advocacia altamente especializada, inovadora e profundamente personalizada, que traduz complexidades jurídicas em soluções práticas e resultados superiores. Esta proposta reflete a essência de nosso escritório: atuar como um guardião estratégico, minimizando riscos e maximizando o valor em cada etapa de suas operações mais críticas.</w:t>
+      </w:r>
+    </w:p>
+    <w:p>
+      <w:pPr>
+        <w:snapToGrid w:val="0"/>
+        <w:rPr>
+          <w:sz w:val="20"/>
+          <w:szCs w:val="20"/>
+        </w:rPr>
+      </w:pPr>
+    </w:p>
+    <w:p>
+      <w:pPr>
+        <w:snapToGrid w:val="0"/>
+        <w:jc w:val="center"/>
         <w:rPr>
           <w:b/>
           <w:bCs/>
-          <w:smallCaps/>
           <w:sz w:val="20"/>
           <w:szCs w:val="20"/>
         </w:rPr>
@@ -801,34 +300,42 @@
         <w:rPr>
           <w:b/>
           <w:bCs/>
-          <w:smallCaps/>
-          <w:sz w:val="20"/>
-          <w:szCs w:val="20"/>
-        </w:rPr>
-        <w:lastRenderedPageBreak/>
-        <w:t>QUADRO RESUMO DA CONTRATAÇÃO</w:t>
-      </w:r>
-    </w:p>
-    <w:p>
-      <w:pPr>
-        <w:keepNext/>
-        <w:snapToGrid w:val="0"/>
-        <w:rPr>
-          <w:sz w:val="20"/>
-          <w:szCs w:val="20"/>
-        </w:rPr>
-      </w:pPr>
-    </w:p>
-    <w:p>
-      <w:pPr>
-        <w:keepNext/>
-        <w:snapToGrid w:val="0"/>
+          <w:sz w:val="20"/>
+          <w:szCs w:val="20"/>
+        </w:rPr>
+        <w:t>Escopo de Trabalho</w:t>
+      </w:r>
+      <w:r>
         <w:rPr>
           <w:b/>
           <w:bCs/>
           <w:sz w:val="20"/>
           <w:szCs w:val="20"/>
         </w:rPr>
+        <w:br/>
+      </w:r>
+    </w:p>
+    <w:p>
+      <w:pPr>
+        <w:rPr>
+          <w:sz w:val="2"/>
+          <w:szCs w:val="2"/>
+        </w:rPr>
+      </w:pPr>
+      <w:r>
+        <w:rPr>
+          <w:sz w:val="2"/>
+          <w:szCs w:val="2"/>
+        </w:rPr>
+        <w:t>[SE_CONSULTIVA]</w:t>
+      </w:r>
+    </w:p>
+    <w:p>
+      <w:pPr>
+        <w:rPr>
+          <w:sz w:val="20"/>
+          <w:szCs w:val="20"/>
+        </w:rPr>
       </w:pPr>
       <w:r>
         <w:rPr>
@@ -839,16 +346,55 @@
         </w:rPr>
         <w:t>Escopo</w:t>
       </w:r>
-    </w:p>
-    <w:p>
-      <w:pPr>
-        <w:keepNext/>
-        <w:snapToGrid w:val="0"/>
-        <w:rPr>
-          <w:sz w:val="20"/>
-          <w:szCs w:val="20"/>
-        </w:rPr>
-      </w:pPr>
+      <w:r>
+        <w:rPr>
+          <w:b/>
+          <w:bCs/>
+          <w:sz w:val="20"/>
+          <w:szCs w:val="20"/>
+        </w:rPr>
+        <w:t xml:space="preserve"> Consultiv</w:t>
+      </w:r>
+      <w:r>
+        <w:rPr>
+          <w:b/>
+          <w:bCs/>
+          <w:sz w:val="20"/>
+          <w:szCs w:val="20"/>
+        </w:rPr>
+        <w:t>o</w:t>
+      </w:r>
+      <w:r>
+        <w:rPr>
+          <w:b/>
+          <w:bCs/>
+          <w:sz w:val="20"/>
+          <w:szCs w:val="20"/>
+        </w:rPr>
+        <w:t>:</w:t>
+      </w:r>
+      <w:r>
+        <w:rPr>
+          <w:sz w:val="20"/>
+          <w:szCs w:val="20"/>
+        </w:rPr>
+        <w:t xml:space="preserve"> </w:t>
+      </w:r>
+    </w:p>
+    <w:p>
+      <w:pPr>
+        <w:rPr>
+          <w:sz w:val="20"/>
+          <w:szCs w:val="20"/>
+        </w:rPr>
+      </w:pPr>
+      <w:r>
+        <w:rPr>
+          <w:sz w:val="20"/>
+          <w:szCs w:val="20"/>
+        </w:rPr>
+        <w:t>[ATUACAO_CONSULTIVA]</w:t>
+      </w:r>
     </w:p>
     <w:p>
       <w:pPr>
@@ -862,102 +408,18 @@
           <w:sz w:val="2"/>
           <w:szCs w:val="2"/>
         </w:rPr>
-        <w:t xml:space="preserve">[SE_CONSULTIVA]</w:t>
-      </w:r>
-    </w:p>
-    <w:tbl>
-      <w:tblPr>
-        <w:tblW w:w="9634" w:type="dxa"/>
-        <w:tblBorders>
-          <w:top w:val="single" w:sz="4" w:space="0" w:color="auto"/>
-          <w:left w:val="single" w:sz="4" w:space="0" w:color="auto"/>
-          <w:bottom w:val="single" w:sz="4" w:space="0" w:color="auto"/>
-          <w:right w:val="single" w:sz="4" w:space="0" w:color="auto"/>
-          <w:insideH w:val="single" w:sz="4" w:space="0" w:color="auto"/>
-          <w:insideV w:val="single" w:sz="4" w:space="0" w:color="auto"/>
-        </w:tblBorders>
-        <w:tblCellMar>
-          <w:left w:w="10" w:type="dxa"/>
-          <w:right w:w="10" w:type="dxa"/>
-        </w:tblCellMar>
-        <w:tblLook w:val="04A0" w:firstRow="1" w:lastRow="0" w:firstColumn="1" w:lastColumn="0" w:noHBand="0" w:noVBand="1"/>
-      </w:tblPr>
-      <w:tblGrid>
-        <w:gridCol w:w="1980"/>
-        <w:gridCol w:w="7654"/>
-      </w:tblGrid>
-      <w:tr>
-        <w:tc>
-          <w:tcPr>
-            <w:tcW w:w="1980" w:type="dxa"/>
-            <w:tcBorders>
-              <w:top w:val="single" w:sz="4" w:space="0" w:color="1A3557"/>
-              <w:left w:val="single" w:sz="4" w:space="0" w:color="1A3557"/>
-              <w:bottom w:val="single" w:sz="4" w:space="0" w:color="1A3557"/>
-              <w:right w:val="single" w:sz="4" w:space="0" w:color="1A3557"/>
-            </w:tcBorders>
-            <w:shd w:val="clear" w:color="auto" w:fill="FFF9F4"/>
-            <w:tcMar>
-              <w:top w:w="100" w:type="dxa"/>
-              <w:left w:w="120" w:type="dxa"/>
-              <w:bottom w:w="100" w:type="dxa"/>
-              <w:right w:w="120" w:type="dxa"/>
-            </w:tcMar>
-          </w:tcPr>
-          <w:p>
-            <w:pPr>
-              <w:snapToGrid w:val="0"/>
-              <w:rPr>
-                <w:sz w:val="20"/>
-                <w:szCs w:val="20"/>
-              </w:rPr>
-            </w:pPr>
-            <w:r>
-              <w:rPr>
-                <w:b/>
-                <w:bCs/>
-                <w:sz w:val="20"/>
-                <w:szCs w:val="20"/>
-              </w:rPr>
-              <w:t>Atuação Consultiva</w:t>
-            </w:r>
-          </w:p>
-        </w:tc>
-        <w:tc>
-          <w:tcPr>
-            <w:tcW w:w="7654" w:type="dxa"/>
-            <w:tcBorders>
-              <w:top w:val="single" w:sz="4" w:space="0" w:color="1A3557"/>
-              <w:left w:val="single" w:sz="4" w:space="0" w:color="1A3557"/>
-              <w:bottom w:val="single" w:sz="4" w:space="0" w:color="1A3557"/>
-              <w:right w:val="single" w:sz="4" w:space="0" w:color="1A3557"/>
-            </w:tcBorders>
-            <w:tcMar>
-              <w:top w:w="100" w:type="dxa"/>
-              <w:left w:w="120" w:type="dxa"/>
-              <w:bottom w:w="100" w:type="dxa"/>
-              <w:right w:w="120" w:type="dxa"/>
-            </w:tcMar>
-          </w:tcPr>
-          <w:p>
-            <w:pPr>
-              <w:snapToGrid w:val="0"/>
-              <w:rPr>
-                <w:sz w:val="20"/>
-                <w:szCs w:val="20"/>
-              </w:rPr>
-            </w:pPr>
-            <w:r>
-              <w:rPr>
-                <w:sz w:val="20"/>
-                <w:szCs w:val="20"/>
-              </w:rPr>
-              <w:t>[ATUACAO_CONSULTIVA]</w:t>
-            </w:r>
-          </w:p>
-        </w:tc>
-      </w:tr>
-    </w:tbl>
+        <w:t>[FIM_SE]</w:t>
+      </w:r>
+    </w:p>
+    <w:p>
+      <w:pPr>
+        <w:snapToGrid w:val="0"/>
+        <w:rPr>
+          <w:sz w:val="20"/>
+          <w:szCs w:val="20"/>
+        </w:rPr>
+      </w:pPr>
+    </w:p>
     <w:p>
       <w:pPr>
         <w:rPr>
@@ -970,17 +432,55 @@
           <w:sz w:val="2"/>
           <w:szCs w:val="2"/>
         </w:rPr>
-        <w:t xml:space="preserve">[FIM_SE]</w:t>
-      </w:r>
-    </w:p>
-    <w:p>
-      <w:pPr>
-        <w:snapToGrid w:val="0"/>
-        <w:rPr>
-          <w:sz w:val="20"/>
-          <w:szCs w:val="20"/>
-        </w:rPr>
-      </w:pPr>
+        <w:t>[SE_SLA]</w:t>
+      </w:r>
+    </w:p>
+    <w:p>
+      <w:pPr>
+        <w:keepNext/>
+        <w:snapToGrid w:val="0"/>
+        <w:rPr>
+          <w:b/>
+          <w:bCs/>
+          <w:sz w:val="20"/>
+          <w:szCs w:val="20"/>
+        </w:rPr>
+      </w:pPr>
+      <w:r>
+        <w:rPr>
+          <w:b/>
+          <w:bCs/>
+          <w:sz w:val="20"/>
+          <w:szCs w:val="20"/>
+        </w:rPr>
+        <w:t>Prazos de Entrega</w:t>
+      </w:r>
+      <w:r>
+        <w:rPr>
+          <w:b/>
+          <w:bCs/>
+          <w:sz w:val="20"/>
+          <w:szCs w:val="20"/>
+        </w:rPr>
+        <w:t xml:space="preserve">/SLA: </w:t>
+      </w:r>
+    </w:p>
+    <w:p>
+      <w:pPr>
+        <w:keepNext/>
+        <w:snapToGrid w:val="0"/>
+        <w:rPr>
+          <w:sz w:val="20"/>
+          <w:szCs w:val="20"/>
+        </w:rPr>
+      </w:pPr>
+      <w:r>
+        <w:rPr>
+          <w:sz w:val="20"/>
+          <w:szCs w:val="20"/>
+        </w:rPr>
+        <w:t>[SLA]</w:t>
+      </w:r>
     </w:p>
     <w:p>
       <w:pPr>
@@ -994,102 +494,18 @@
           <w:sz w:val="2"/>
           <w:szCs w:val="2"/>
         </w:rPr>
-        <w:t xml:space="preserve">[SE_CONTENCIOSA]</w:t>
-      </w:r>
-    </w:p>
-    <w:tbl>
-      <w:tblPr>
-        <w:tblW w:w="9634" w:type="dxa"/>
-        <w:tblBorders>
-          <w:top w:val="single" w:sz="4" w:space="0" w:color="auto"/>
-          <w:left w:val="single" w:sz="4" w:space="0" w:color="auto"/>
-          <w:bottom w:val="single" w:sz="4" w:space="0" w:color="auto"/>
-          <w:right w:val="single" w:sz="4" w:space="0" w:color="auto"/>
-          <w:insideH w:val="single" w:sz="4" w:space="0" w:color="auto"/>
-          <w:insideV w:val="single" w:sz="4" w:space="0" w:color="auto"/>
-        </w:tblBorders>
-        <w:tblCellMar>
-          <w:left w:w="10" w:type="dxa"/>
-          <w:right w:w="10" w:type="dxa"/>
-        </w:tblCellMar>
-        <w:tblLook w:val="04A0" w:firstRow="1" w:lastRow="0" w:firstColumn="1" w:lastColumn="0" w:noHBand="0" w:noVBand="1"/>
-      </w:tblPr>
-      <w:tblGrid>
-        <w:gridCol w:w="1980"/>
-        <w:gridCol w:w="7654"/>
-      </w:tblGrid>
-      <w:tr>
-        <w:tc>
-          <w:tcPr>
-            <w:tcW w:w="1980" w:type="dxa"/>
-            <w:tcBorders>
-              <w:top w:val="single" w:sz="4" w:space="0" w:color="1A3557"/>
-              <w:left w:val="single" w:sz="4" w:space="0" w:color="1A3557"/>
-              <w:bottom w:val="single" w:sz="4" w:space="0" w:color="1A3557"/>
-              <w:right w:val="single" w:sz="4" w:space="0" w:color="1A3557"/>
-            </w:tcBorders>
-            <w:shd w:val="clear" w:color="auto" w:fill="FFF9F4"/>
-            <w:tcMar>
-              <w:top w:w="100" w:type="dxa"/>
-              <w:left w:w="120" w:type="dxa"/>
-              <w:bottom w:w="100" w:type="dxa"/>
-              <w:right w:w="120" w:type="dxa"/>
-            </w:tcMar>
-          </w:tcPr>
-          <w:p>
-            <w:pPr>
-              <w:snapToGrid w:val="0"/>
-              <w:rPr>
-                <w:sz w:val="20"/>
-                <w:szCs w:val="20"/>
-              </w:rPr>
-            </w:pPr>
-            <w:r>
-              <w:rPr>
-                <w:b/>
-                <w:bCs/>
-                <w:sz w:val="20"/>
-                <w:szCs w:val="20"/>
-              </w:rPr>
-              <w:t>Atuação Contenciosa</w:t>
-            </w:r>
-          </w:p>
-        </w:tc>
-        <w:tc>
-          <w:tcPr>
-            <w:tcW w:w="7654" w:type="dxa"/>
-            <w:tcBorders>
-              <w:top w:val="single" w:sz="4" w:space="0" w:color="1A3557"/>
-              <w:left w:val="single" w:sz="4" w:space="0" w:color="1A3557"/>
-              <w:bottom w:val="single" w:sz="4" w:space="0" w:color="1A3557"/>
-              <w:right w:val="single" w:sz="4" w:space="0" w:color="1A3557"/>
-            </w:tcBorders>
-            <w:tcMar>
-              <w:top w:w="100" w:type="dxa"/>
-              <w:left w:w="120" w:type="dxa"/>
-              <w:bottom w:w="100" w:type="dxa"/>
-              <w:right w:w="120" w:type="dxa"/>
-            </w:tcMar>
-          </w:tcPr>
-          <w:p>
-            <w:pPr>
-              <w:snapToGrid w:val="0"/>
-              <w:rPr>
-                <w:sz w:val="20"/>
-                <w:szCs w:val="20"/>
-              </w:rPr>
-            </w:pPr>
-            <w:r>
-              <w:rPr>
-                <w:sz w:val="20"/>
-                <w:szCs w:val="20"/>
-              </w:rPr>
-              <w:t>[ATUACAO_CONTENCIOSA]</w:t>
-            </w:r>
-          </w:p>
-        </w:tc>
-      </w:tr>
-    </w:tbl>
+        <w:t>[FIM_SE]</w:t>
+      </w:r>
+    </w:p>
+    <w:p>
+      <w:pPr>
+        <w:snapToGrid w:val="0"/>
+        <w:rPr>
+          <w:sz w:val="20"/>
+          <w:szCs w:val="20"/>
+        </w:rPr>
+      </w:pPr>
+    </w:p>
     <w:p>
       <w:pPr>
         <w:rPr>
@@ -1102,13 +518,11 @@
           <w:sz w:val="2"/>
           <w:szCs w:val="2"/>
         </w:rPr>
-        <w:t xml:space="preserve">[FIM_SE]</w:t>
-      </w:r>
-    </w:p>
-    <w:p>
-      <w:pPr>
-        <w:keepNext/>
-        <w:snapToGrid w:val="0"/>
+        <w:t>[SE_CONTENCIOSA]</w:t>
+      </w:r>
+    </w:p>
+    <w:p>
+      <w:pPr>
         <w:rPr>
           <w:b/>
           <w:bCs/>
@@ -1116,6 +530,57 @@
           <w:szCs w:val="20"/>
         </w:rPr>
       </w:pPr>
+      <w:r>
+        <w:rPr>
+          <w:b/>
+          <w:bCs/>
+          <w:sz w:val="20"/>
+          <w:szCs w:val="20"/>
+        </w:rPr>
+        <w:t>Escopo</w:t>
+      </w:r>
+      <w:r>
+        <w:rPr>
+          <w:b/>
+          <w:bCs/>
+          <w:sz w:val="20"/>
+          <w:szCs w:val="20"/>
+        </w:rPr>
+        <w:t xml:space="preserve"> </w:t>
+      </w:r>
+      <w:r>
+        <w:rPr>
+          <w:b/>
+          <w:bCs/>
+          <w:sz w:val="20"/>
+          <w:szCs w:val="20"/>
+        </w:rPr>
+        <w:t>Contencioso</w:t>
+      </w:r>
+      <w:r>
+        <w:rPr>
+          <w:b/>
+          <w:bCs/>
+          <w:sz w:val="20"/>
+          <w:szCs w:val="20"/>
+        </w:rPr>
+        <w:t>:</w:t>
+      </w:r>
+    </w:p>
+    <w:p>
+      <w:pPr>
+        <w:rPr>
+          <w:sz w:val="20"/>
+          <w:szCs w:val="20"/>
+        </w:rPr>
+      </w:pPr>
+      <w:r>
+        <w:rPr>
+          <w:sz w:val="20"/>
+          <w:szCs w:val="20"/>
+        </w:rPr>
+        <w:t>[ATUACAO_CONTENCIOSA]</w:t>
+      </w:r>
     </w:p>
     <w:p>
       <w:pPr>
@@ -1129,7 +594,31 @@
           <w:sz w:val="2"/>
           <w:szCs w:val="2"/>
         </w:rPr>
-        <w:t xml:space="preserve">[SE_SLA]</w:t>
+        <w:t>[FIM_SE]</w:t>
+      </w:r>
+    </w:p>
+    <w:p>
+      <w:pPr>
+        <w:snapToGrid w:val="0"/>
+        <w:rPr>
+          <w:sz w:val="20"/>
+          <w:szCs w:val="20"/>
+        </w:rPr>
+      </w:pPr>
+    </w:p>
+    <w:p>
+      <w:pPr>
+        <w:rPr>
+          <w:sz w:val="2"/>
+          <w:szCs w:val="2"/>
+        </w:rPr>
+      </w:pPr>
+      <w:r>
+        <w:rPr>
+          <w:sz w:val="2"/>
+          <w:szCs w:val="2"/>
+        </w:rPr>
+        <w:t>[SE_CONSULTIVA]</w:t>
       </w:r>
     </w:p>
     <w:p>
@@ -1150,112 +639,19 @@
           <w:sz w:val="20"/>
           <w:szCs w:val="20"/>
         </w:rPr>
-        <w:t>SLA</w:t>
-      </w:r>
-    </w:p>
-    <w:p>
-      <w:pPr>
-        <w:keepNext/>
-        <w:snapToGrid w:val="0"/>
-        <w:rPr>
-          <w:sz w:val="20"/>
-          <w:szCs w:val="20"/>
-        </w:rPr>
-      </w:pPr>
-    </w:p>
-    <w:tbl>
-      <w:tblPr>
-        <w:tblW w:w="9634" w:type="dxa"/>
-        <w:tblBorders>
-          <w:top w:val="single" w:sz="4" w:space="0" w:color="auto"/>
-          <w:left w:val="single" w:sz="4" w:space="0" w:color="auto"/>
-          <w:bottom w:val="single" w:sz="4" w:space="0" w:color="auto"/>
-          <w:right w:val="single" w:sz="4" w:space="0" w:color="auto"/>
-          <w:insideH w:val="single" w:sz="4" w:space="0" w:color="auto"/>
-          <w:insideV w:val="single" w:sz="4" w:space="0" w:color="auto"/>
-        </w:tblBorders>
-        <w:tblCellMar>
-          <w:left w:w="10" w:type="dxa"/>
-          <w:right w:w="10" w:type="dxa"/>
-        </w:tblCellMar>
-        <w:tblLook w:val="04A0" w:firstRow="1" w:lastRow="0" w:firstColumn="1" w:lastColumn="0" w:noHBand="0" w:noVBand="1"/>
-      </w:tblPr>
-      <w:tblGrid>
-        <w:gridCol w:w="1980"/>
-        <w:gridCol w:w="7654"/>
-      </w:tblGrid>
-      <w:tr>
-        <w:tc>
-          <w:tcPr>
-            <w:tcW w:w="1980" w:type="dxa"/>
-            <w:tcBorders>
-              <w:top w:val="single" w:sz="4" w:space="0" w:color="1A3557"/>
-              <w:left w:val="single" w:sz="4" w:space="0" w:color="1A3557"/>
-              <w:bottom w:val="single" w:sz="4" w:space="0" w:color="1A3557"/>
-              <w:right w:val="single" w:sz="4" w:space="0" w:color="1A3557"/>
-            </w:tcBorders>
-            <w:shd w:val="clear" w:color="auto" w:fill="FFF9F4"/>
-            <w:tcMar>
-              <w:top w:w="100" w:type="dxa"/>
-              <w:left w:w="120" w:type="dxa"/>
-              <w:bottom w:w="100" w:type="dxa"/>
-              <w:right w:w="120" w:type="dxa"/>
-            </w:tcMar>
-          </w:tcPr>
-          <w:p>
-            <w:pPr>
-              <w:snapToGrid w:val="0"/>
-              <w:rPr>
-                <w:sz w:val="20"/>
-                <w:szCs w:val="20"/>
-              </w:rPr>
-            </w:pPr>
-            <w:r>
-              <w:rPr>
-                <w:b/>
-                <w:bCs/>
-                <w:sz w:val="20"/>
-                <w:szCs w:val="20"/>
-              </w:rPr>
-              <w:t>Prazos de Entrega</w:t>
-            </w:r>
-          </w:p>
-        </w:tc>
-        <w:tc>
-          <w:tcPr>
-            <w:tcW w:w="7654" w:type="dxa"/>
-            <w:tcBorders>
-              <w:top w:val="single" w:sz="4" w:space="0" w:color="1A3557"/>
-              <w:left w:val="single" w:sz="4" w:space="0" w:color="1A3557"/>
-              <w:bottom w:val="single" w:sz="4" w:space="0" w:color="1A3557"/>
-              <w:right w:val="single" w:sz="4" w:space="0" w:color="1A3557"/>
-            </w:tcBorders>
-            <w:tcMar>
-              <w:top w:w="100" w:type="dxa"/>
-              <w:left w:w="120" w:type="dxa"/>
-              <w:bottom w:w="100" w:type="dxa"/>
-              <w:right w:w="120" w:type="dxa"/>
-            </w:tcMar>
-          </w:tcPr>
-          <w:p>
-            <w:pPr>
-              <w:snapToGrid w:val="0"/>
-              <w:rPr>
-                <w:sz w:val="20"/>
-                <w:szCs w:val="20"/>
-              </w:rPr>
-            </w:pPr>
-            <w:r>
-              <w:rPr>
-                <w:sz w:val="20"/>
-                <w:szCs w:val="20"/>
-              </w:rPr>
-              <w:t>[SLA]</w:t>
-            </w:r>
-          </w:p>
-        </w:tc>
-      </w:tr>
-    </w:tbl>
+        <w:t>Honorários Propostos para o Escopo Consultivo</w:t>
+      </w:r>
+    </w:p>
+    <w:p>
+      <w:pPr>
+        <w:snapToGrid w:val="0"/>
+        <w:jc w:val="both"/>
+        <w:rPr>
+          <w:sz w:val="20"/>
+          <w:szCs w:val="20"/>
+        </w:rPr>
+      </w:pPr>
+    </w:p>
     <w:p>
       <w:pPr>
         <w:rPr>
@@ -1268,89 +664,7 @@
           <w:sz w:val="2"/>
           <w:szCs w:val="2"/>
         </w:rPr>
-        <w:t xml:space="preserve">[FIM_SE]</w:t>
-      </w:r>
-    </w:p>
-    <w:p>
-      <w:pPr>
-        <w:snapToGrid w:val="0"/>
-        <w:rPr>
-          <w:sz w:val="20"/>
-          <w:szCs w:val="20"/>
-        </w:rPr>
-      </w:pPr>
-    </w:p>
-    <w:p>
-      <w:pPr>
-        <w:rPr>
-          <w:sz w:val="2"/>
-          <w:szCs w:val="2"/>
-        </w:rPr>
-      </w:pPr>
-      <w:r>
-        <w:rPr>
-          <w:sz w:val="2"/>
-          <w:szCs w:val="2"/>
-        </w:rPr>
-        <w:t xml:space="preserve">[SE_CONSULTIVA]</w:t>
-      </w:r>
-    </w:p>
-    <w:p>
-      <w:pPr>
-        <w:keepNext/>
-        <w:snapToGrid w:val="0"/>
-        <w:rPr>
-          <w:b/>
-          <w:bCs/>
-          <w:smallCaps/>
-          <w:sz w:val="20"/>
-          <w:szCs w:val="20"/>
-        </w:rPr>
-      </w:pPr>
-      <w:r>
-        <w:rPr>
-          <w:b/>
-          <w:bCs/>
-          <w:smallCaps/>
-          <w:sz w:val="20"/>
-          <w:szCs w:val="20"/>
-        </w:rPr>
-        <w:t xml:space="preserve">HONORÁRIOS </w:t>
-      </w:r>
-      <w:r>
-        <w:rPr>
-          <w:b/>
-          <w:bCs/>
-          <w:smallCaps/>
-          <w:sz w:val="20"/>
-          <w:szCs w:val="20"/>
-        </w:rPr>
-        <w:t>DA ATUAÇÃO CONSULTIVA</w:t>
-      </w:r>
-    </w:p>
-    <w:p>
-      <w:pPr>
-        <w:snapToGrid w:val="0"/>
-        <w:jc w:val="both"/>
-        <w:rPr>
-          <w:sz w:val="20"/>
-          <w:szCs w:val="20"/>
-        </w:rPr>
-      </w:pPr>
-    </w:p>
-    <w:p>
-      <w:pPr>
-        <w:rPr>
-          <w:sz w:val="2"/>
-          <w:szCs w:val="2"/>
-        </w:rPr>
-      </w:pPr>
-      <w:r>
-        <w:rPr>
-          <w:sz w:val="2"/>
-          <w:szCs w:val="2"/>
-        </w:rPr>
-        <w:t xml:space="preserve">[SE_CONS_HORA_SENIORIDADE]</w:t>
+        <w:t>[SE_CONS_HORA_SENIORIDADE]</w:t>
       </w:r>
     </w:p>
     <w:p>
@@ -1529,16 +843,16 @@
           <w:p>
             <w:pPr>
               <w:rPr>
-                <w:sz w:val="2"/>
-                <w:szCs w:val="2"/>
+                <w:sz w:val="20"/>
+                <w:szCs w:val="20"/>
               </w:rPr>
             </w:pPr>
             <w:r>
               <w:rPr>
-                <w:sz w:val="2"/>
-                <w:szCs w:val="2"/>
-              </w:rPr>
-              <w:t xml:space="preserve">[PARA_CADA_SENIORIDADE]</w:t>
+                <w:sz w:val="20"/>
+                <w:szCs w:val="20"/>
+              </w:rPr>
+              <w:t>[PARA_CADA_SENIORIDADE]</w:t>
             </w:r>
           </w:p>
         </w:tc>
@@ -1561,7 +875,8 @@
           <w:p>
             <w:pPr>
               <w:rPr>
-                <w:sz w:val="2"/>
+                <w:sz w:val="20"/>
+                <w:szCs w:val="20"/>
               </w:rPr>
             </w:pPr>
           </w:p>
@@ -1600,7 +915,7 @@
                 <w:sz w:val="20"/>
                 <w:szCs w:val="20"/>
               </w:rPr>
-              <w:t xml:space="preserve">[SENIORIDADE_CATEGORIA]</w:t>
+              <w:t>[SENIORIDADE_CATEGORIA]</w:t>
             </w:r>
           </w:p>
         </w:tc>
@@ -1634,7 +949,7 @@
                 <w:sz w:val="20"/>
                 <w:szCs w:val="20"/>
               </w:rPr>
-              <w:t xml:space="preserve">[SENIORIDADE_VALOR]</w:t>
+              <w:t>[SENIORIDADE_VALOR]</w:t>
             </w:r>
           </w:p>
         </w:tc>
@@ -1660,16 +975,16 @@
           <w:p>
             <w:pPr>
               <w:rPr>
-                <w:sz w:val="2"/>
-                <w:szCs w:val="2"/>
+                <w:sz w:val="20"/>
+                <w:szCs w:val="20"/>
               </w:rPr>
             </w:pPr>
             <w:r>
               <w:rPr>
-                <w:sz w:val="2"/>
-                <w:szCs w:val="2"/>
-              </w:rPr>
-              <w:t xml:space="preserve">[FIM_PARA_CADA]</w:t>
+                <w:sz w:val="20"/>
+                <w:szCs w:val="20"/>
+              </w:rPr>
+              <w:t>[FIM_PARA_CADA]</w:t>
             </w:r>
           </w:p>
         </w:tc>
@@ -1692,7 +1007,8 @@
           <w:p>
             <w:pPr>
               <w:rPr>
-                <w:sz w:val="2"/>
+                <w:sz w:val="20"/>
+                <w:szCs w:val="20"/>
               </w:rPr>
             </w:pPr>
           </w:p>
@@ -1701,15 +1017,6 @@
     </w:tbl>
     <w:p>
       <w:pPr>
-        <w:snapToGrid w:val="0"/>
-        <w:rPr>
-          <w:sz w:val="20"/>
-          <w:szCs w:val="20"/>
-        </w:rPr>
-      </w:pPr>
-    </w:p>
-    <w:p>
-      <w:pPr>
         <w:rPr>
           <w:sz w:val="2"/>
           <w:szCs w:val="2"/>
@@ -1720,8 +1027,16 @@
           <w:sz w:val="2"/>
           <w:szCs w:val="2"/>
         </w:rPr>
-        <w:t xml:space="preserve">[FIM_SE]</w:t>
-      </w:r>
+        <w:t>[FIM_SE]</w:t>
+      </w:r>
+    </w:p>
+    <w:p>
+      <w:pPr>
+        <w:rPr>
+          <w:sz w:val="20"/>
+          <w:szCs w:val="20"/>
+        </w:rPr>
+      </w:pPr>
     </w:p>
     <w:p>
       <w:pPr>
@@ -1735,7 +1050,7 @@
           <w:sz w:val="2"/>
           <w:szCs w:val="2"/>
         </w:rPr>
-        <w:t xml:space="preserve">[SE_CONS_HORA_MEDIA]</w:t>
+        <w:t>[SE_CONS_HORA_MEDIA]</w:t>
       </w:r>
     </w:p>
     <w:p>
@@ -1773,7 +1088,144 @@
           <w:sz w:val="20"/>
           <w:szCs w:val="20"/>
         </w:rPr>
-        <w:t>Os honorários serão apurados com base em valor horário único, aplicável indistintamente a qualquer profissional alocado na prestação dos serviços consultivos.</w:t>
+        <w:t>Os honorários serão apurados com base em valor horário único, aplicável indistintamente a qualquer profissional alocado na prestação dos serviços consultivos</w:t>
+      </w:r>
+      <w:r>
+        <w:rPr>
+          <w:sz w:val="20"/>
+          <w:szCs w:val="20"/>
+        </w:rPr>
+        <w:t xml:space="preserve">, ao valor de </w:t>
+      </w:r>
+      <w:r>
+        <w:rPr>
+          <w:sz w:val="20"/>
+          <w:szCs w:val="20"/>
+        </w:rPr>
+        <w:t>[CONS_HORA_MEDIA_VALOR]</w:t>
+      </w:r>
+      <w:r>
+        <w:rPr>
+          <w:sz w:val="20"/>
+          <w:szCs w:val="20"/>
+        </w:rPr>
+        <w:t xml:space="preserve"> por hora dedicada.</w:t>
+      </w:r>
+    </w:p>
+    <w:p>
+      <w:pPr>
+        <w:rPr>
+          <w:sz w:val="2"/>
+          <w:szCs w:val="2"/>
+        </w:rPr>
+      </w:pPr>
+      <w:r>
+        <w:rPr>
+          <w:sz w:val="2"/>
+          <w:szCs w:val="2"/>
+        </w:rPr>
+        <w:t>[FIM_SE]</w:t>
+      </w:r>
+    </w:p>
+    <w:p>
+      <w:pPr>
+        <w:rPr>
+          <w:sz w:val="20"/>
+          <w:szCs w:val="20"/>
+        </w:rPr>
+      </w:pPr>
+    </w:p>
+    <w:p>
+      <w:pPr>
+        <w:rPr>
+          <w:sz w:val="2"/>
+          <w:szCs w:val="2"/>
+        </w:rPr>
+      </w:pPr>
+      <w:r>
+        <w:rPr>
+          <w:sz w:val="2"/>
+          <w:szCs w:val="2"/>
+        </w:rPr>
+        <w:t>[SE_CONS_FIXO_MENSAL]</w:t>
+      </w:r>
+    </w:p>
+    <w:p>
+      <w:pPr>
+        <w:keepNext/>
+        <w:snapToGrid w:val="0"/>
+        <w:rPr>
+          <w:b/>
+          <w:bCs/>
+          <w:sz w:val="20"/>
+          <w:szCs w:val="20"/>
+        </w:rPr>
+      </w:pPr>
+      <w:r>
+        <w:rPr>
+          <w:b/>
+          <w:bCs/>
+          <w:sz w:val="20"/>
+          <w:szCs w:val="20"/>
+        </w:rPr>
+        <w:lastRenderedPageBreak/>
+        <w:t>Fixo Mensal</w:t>
+      </w:r>
+      <w:r>
+        <w:rPr>
+          <w:b/>
+          <w:bCs/>
+          <w:sz w:val="20"/>
+          <w:szCs w:val="20"/>
+        </w:rPr>
+        <w:t xml:space="preserve"> com Cap</w:t>
+      </w:r>
+    </w:p>
+    <w:p>
+      <w:pPr>
+        <w:snapToGrid w:val="0"/>
+        <w:jc w:val="both"/>
+        <w:rPr>
+          <w:sz w:val="20"/>
+          <w:szCs w:val="20"/>
+        </w:rPr>
+      </w:pPr>
+      <w:r>
+        <w:rPr>
+          <w:sz w:val="20"/>
+          <w:szCs w:val="20"/>
+        </w:rPr>
+        <w:t xml:space="preserve">Os honorários serão fixados em valor mensal pré-determinado, pagável conforme as condições abaixo, observando-se que as horas excedentes ao </w:t>
+      </w:r>
+      <w:r>
+        <w:rPr>
+          <w:i/>
+          <w:iCs/>
+          <w:sz w:val="20"/>
+          <w:szCs w:val="20"/>
+        </w:rPr>
+        <w:t>cap</w:t>
+      </w:r>
+      <w:r>
+        <w:rPr>
+          <w:sz w:val="20"/>
+          <w:szCs w:val="20"/>
+        </w:rPr>
+        <w:t xml:space="preserve"> previsto serão faturadas </w:t>
+      </w:r>
+      <w:r>
+        <w:rPr>
+          <w:sz w:val="20"/>
+          <w:szCs w:val="20"/>
+        </w:rPr>
+        <w:t>conforme o valor da hora excedente</w:t>
+      </w:r>
+      <w:r>
+        <w:rPr>
+          <w:sz w:val="20"/>
+          <w:szCs w:val="20"/>
+        </w:rPr>
+        <w:t>.</w:t>
       </w:r>
     </w:p>
     <w:p>
@@ -1840,7 +1292,7 @@
                 <w:sz w:val="20"/>
                 <w:szCs w:val="20"/>
               </w:rPr>
-              <w:t>Valor por Hora</w:t>
+              <w:t>Valor Mensal</w:t>
             </w:r>
           </w:p>
         </w:tc>
@@ -1863,7 +1315,6 @@
           <w:p>
             <w:pPr>
               <w:snapToGrid w:val="0"/>
-              <w:jc w:val="center"/>
               <w:rPr>
                 <w:sz w:val="20"/>
                 <w:szCs w:val="20"/>
@@ -1874,7 +1325,153 @@
                 <w:sz w:val="20"/>
                 <w:szCs w:val="20"/>
               </w:rPr>
-              <w:t>[CONS_HORA_MEDIA_VALOR]</w:t>
+              <w:t>[CONS_FIXO_MENSAL_VALOR]</w:t>
+            </w:r>
+          </w:p>
+        </w:tc>
+      </w:tr>
+      <w:tr>
+        <w:tc>
+          <w:tcPr>
+            <w:tcW w:w="3256" w:type="dxa"/>
+            <w:tcBorders>
+              <w:top w:val="single" w:sz="4" w:space="0" w:color="1A3557"/>
+              <w:left w:val="single" w:sz="4" w:space="0" w:color="1A3557"/>
+              <w:bottom w:val="single" w:sz="4" w:space="0" w:color="1A3557"/>
+              <w:right w:val="single" w:sz="4" w:space="0" w:color="1A3557"/>
+            </w:tcBorders>
+            <w:shd w:val="clear" w:color="auto" w:fill="FFF9F4"/>
+            <w:tcMar>
+              <w:top w:w="100" w:type="dxa"/>
+              <w:left w:w="120" w:type="dxa"/>
+              <w:bottom w:w="100" w:type="dxa"/>
+              <w:right w:w="120" w:type="dxa"/>
+            </w:tcMar>
+          </w:tcPr>
+          <w:p>
+            <w:pPr>
+              <w:snapToGrid w:val="0"/>
+              <w:rPr>
+                <w:b/>
+                <w:bCs/>
+                <w:sz w:val="20"/>
+                <w:szCs w:val="20"/>
+              </w:rPr>
+            </w:pPr>
+            <w:r>
+              <w:rPr>
+                <w:b/>
+                <w:bCs/>
+                <w:sz w:val="20"/>
+                <w:szCs w:val="20"/>
+              </w:rPr>
+              <w:t>Cap de Horas</w:t>
+            </w:r>
+          </w:p>
+        </w:tc>
+        <w:tc>
+          <w:tcPr>
+            <w:tcW w:w="6378" w:type="dxa"/>
+            <w:tcBorders>
+              <w:top w:val="single" w:sz="4" w:space="0" w:color="1A3557"/>
+              <w:left w:val="single" w:sz="4" w:space="0" w:color="1A3557"/>
+              <w:bottom w:val="single" w:sz="4" w:space="0" w:color="1A3557"/>
+              <w:right w:val="single" w:sz="4" w:space="0" w:color="1A3557"/>
+            </w:tcBorders>
+            <w:tcMar>
+              <w:top w:w="100" w:type="dxa"/>
+              <w:left w:w="120" w:type="dxa"/>
+              <w:bottom w:w="100" w:type="dxa"/>
+              <w:right w:w="120" w:type="dxa"/>
+            </w:tcMar>
+          </w:tcPr>
+          <w:p>
+            <w:pPr>
+              <w:snapToGrid w:val="0"/>
+              <w:rPr>
+                <w:sz w:val="20"/>
+                <w:szCs w:val="20"/>
+              </w:rPr>
+            </w:pPr>
+            <w:r>
+              <w:rPr>
+                <w:sz w:val="20"/>
+                <w:szCs w:val="20"/>
+              </w:rPr>
+              <w:t>[CONS_FIXO_MENSAL_CAP]</w:t>
+            </w:r>
+          </w:p>
+        </w:tc>
+      </w:tr>
+      <w:tr>
+        <w:tc>
+          <w:tcPr>
+            <w:tcW w:w="3256" w:type="dxa"/>
+            <w:tcBorders>
+              <w:top w:val="single" w:sz="4" w:space="0" w:color="1A3557"/>
+              <w:left w:val="single" w:sz="4" w:space="0" w:color="1A3557"/>
+              <w:bottom w:val="single" w:sz="4" w:space="0" w:color="1A3557"/>
+              <w:right w:val="single" w:sz="4" w:space="0" w:color="1A3557"/>
+            </w:tcBorders>
+            <w:shd w:val="clear" w:color="auto" w:fill="FFF9F4"/>
+            <w:tcMar>
+              <w:top w:w="100" w:type="dxa"/>
+              <w:left w:w="120" w:type="dxa"/>
+              <w:bottom w:w="100" w:type="dxa"/>
+              <w:right w:w="120" w:type="dxa"/>
+            </w:tcMar>
+          </w:tcPr>
+          <w:p>
+            <w:pPr>
+              <w:snapToGrid w:val="0"/>
+              <w:rPr>
+                <w:b/>
+                <w:bCs/>
+                <w:sz w:val="20"/>
+                <w:szCs w:val="20"/>
+              </w:rPr>
+            </w:pPr>
+            <w:r>
+              <w:rPr>
+                <w:b/>
+                <w:bCs/>
+                <w:sz w:val="20"/>
+                <w:szCs w:val="20"/>
+              </w:rPr>
+              <w:t>Valor da Hora Excedente</w:t>
+            </w:r>
+          </w:p>
+        </w:tc>
+        <w:tc>
+          <w:tcPr>
+            <w:tcW w:w="6378" w:type="dxa"/>
+            <w:tcBorders>
+              <w:top w:val="single" w:sz="4" w:space="0" w:color="1A3557"/>
+              <w:left w:val="single" w:sz="4" w:space="0" w:color="1A3557"/>
+              <w:bottom w:val="single" w:sz="4" w:space="0" w:color="1A3557"/>
+              <w:right w:val="single" w:sz="4" w:space="0" w:color="1A3557"/>
+            </w:tcBorders>
+            <w:tcMar>
+              <w:top w:w="100" w:type="dxa"/>
+              <w:left w:w="120" w:type="dxa"/>
+              <w:bottom w:w="100" w:type="dxa"/>
+              <w:right w:w="120" w:type="dxa"/>
+            </w:tcMar>
+          </w:tcPr>
+          <w:p>
+            <w:pPr>
+              <w:snapToGrid w:val="0"/>
+              <w:rPr>
+                <w:sz w:val="20"/>
+                <w:szCs w:val="20"/>
+              </w:rPr>
+            </w:pPr>
+            <w:r>
+              <w:rPr>
+                <w:sz w:val="20"/>
+                <w:szCs w:val="20"/>
+              </w:rPr>
+              <w:t>[CONS_FIXO_MENSAL_EXCEDENTE]</w:t>
             </w:r>
           </w:p>
         </w:tc>
@@ -1882,15 +1479,6 @@
     </w:tbl>
     <w:p>
       <w:pPr>
-        <w:snapToGrid w:val="0"/>
-        <w:rPr>
-          <w:sz w:val="20"/>
-          <w:szCs w:val="20"/>
-        </w:rPr>
-      </w:pPr>
-    </w:p>
-    <w:p>
-      <w:pPr>
         <w:rPr>
           <w:sz w:val="2"/>
           <w:szCs w:val="2"/>
@@ -1901,8 +1489,16 @@
           <w:sz w:val="2"/>
           <w:szCs w:val="2"/>
         </w:rPr>
-        <w:t xml:space="preserve">[FIM_SE]</w:t>
-      </w:r>
+        <w:t>[FIM_SE]</w:t>
+      </w:r>
+    </w:p>
+    <w:p>
+      <w:pPr>
+        <w:rPr>
+          <w:sz w:val="20"/>
+          <w:szCs w:val="20"/>
+        </w:rPr>
+      </w:pPr>
     </w:p>
     <w:p>
       <w:pPr>
@@ -1916,7 +1512,7 @@
           <w:sz w:val="2"/>
           <w:szCs w:val="2"/>
         </w:rPr>
-        <w:t xml:space="preserve">[SE_CONS_FIXO_MENSAL]</w:t>
+        <w:t>[SE_CONS_PRECO_GLOBAL]</w:t>
       </w:r>
     </w:p>
     <w:p>
@@ -1937,7 +1533,7 @@
           <w:sz w:val="20"/>
           <w:szCs w:val="20"/>
         </w:rPr>
-        <w:t>Fixo Mensal</w:t>
+        <w:t>Preço Global</w:t>
       </w:r>
     </w:p>
     <w:p>
@@ -1954,37 +1550,35 @@
           <w:sz w:val="20"/>
           <w:szCs w:val="20"/>
         </w:rPr>
-        <w:t xml:space="preserve">Os honorários serão fixados em valor mensal pré-determinado, pagável conforme as condições abaixo, observando-se que as horas excedentes ao </w:t>
-      </w:r>
-      <w:r>
-        <w:rPr>
-          <w:i/>
-          <w:iCs/>
-          <w:sz w:val="20"/>
-          <w:szCs w:val="20"/>
-        </w:rPr>
-        <w:t>cap</w:t>
-      </w:r>
-      <w:r>
-        <w:rPr>
-          <w:sz w:val="20"/>
-          <w:szCs w:val="20"/>
-        </w:rPr>
-        <w:t xml:space="preserve"> previsto serão faturadas </w:t>
-      </w:r>
-      <w:r>
-        <w:rPr>
-          <w:sz w:val="20"/>
-          <w:szCs w:val="20"/>
-        </w:rPr>
-        <w:t>conforme o valor da hora excedente</w:t>
-      </w:r>
-      <w:r>
-        <w:rPr>
-          <w:sz w:val="20"/>
-          <w:szCs w:val="20"/>
-        </w:rPr>
-        <w:t>.</w:t>
+        <w:t xml:space="preserve">Os honorários serão fixados em valor </w:t>
+      </w:r>
+      <w:r>
+        <w:rPr>
+          <w:sz w:val="20"/>
+          <w:szCs w:val="20"/>
+        </w:rPr>
+        <w:t>global</w:t>
+      </w:r>
+      <w:r>
+        <w:rPr>
+          <w:sz w:val="20"/>
+          <w:szCs w:val="20"/>
+        </w:rPr>
+        <w:t xml:space="preserve"> fechado, correspondente ao conjunto de entregas delimitadas </w:t>
+      </w:r>
+      <w:r>
+        <w:rPr>
+          <w:sz w:val="20"/>
+          <w:szCs w:val="20"/>
+        </w:rPr>
+        <w:t>no Escopo</w:t>
+      </w:r>
+      <w:r>
+        <w:rPr>
+          <w:sz w:val="20"/>
+          <w:szCs w:val="20"/>
+        </w:rPr>
+        <w:t>, distribuído conforme o cronograma de pagamento abaixo.</w:t>
       </w:r>
     </w:p>
     <w:p>
@@ -2051,346 +1645,6 @@
                 <w:sz w:val="20"/>
                 <w:szCs w:val="20"/>
               </w:rPr>
-              <w:t>Valor Mensal</w:t>
-            </w:r>
-          </w:p>
-        </w:tc>
-        <w:tc>
-          <w:tcPr>
-            <w:tcW w:w="6378" w:type="dxa"/>
-            <w:tcBorders>
-              <w:top w:val="single" w:sz="4" w:space="0" w:color="1A3557"/>
-              <w:left w:val="single" w:sz="4" w:space="0" w:color="1A3557"/>
-              <w:bottom w:val="single" w:sz="4" w:space="0" w:color="1A3557"/>
-              <w:right w:val="single" w:sz="4" w:space="0" w:color="1A3557"/>
-            </w:tcBorders>
-            <w:tcMar>
-              <w:top w:w="100" w:type="dxa"/>
-              <w:left w:w="120" w:type="dxa"/>
-              <w:bottom w:w="100" w:type="dxa"/>
-              <w:right w:w="120" w:type="dxa"/>
-            </w:tcMar>
-          </w:tcPr>
-          <w:p>
-            <w:pPr>
-              <w:snapToGrid w:val="0"/>
-              <w:rPr>
-                <w:sz w:val="20"/>
-                <w:szCs w:val="20"/>
-              </w:rPr>
-            </w:pPr>
-            <w:r>
-              <w:rPr>
-                <w:sz w:val="20"/>
-                <w:szCs w:val="20"/>
-              </w:rPr>
-              <w:t>[CONS_FIXO_MENSAL_VALOR]</w:t>
-            </w:r>
-          </w:p>
-        </w:tc>
-      </w:tr>
-      <w:tr>
-        <w:tc>
-          <w:tcPr>
-            <w:tcW w:w="3256" w:type="dxa"/>
-            <w:tcBorders>
-              <w:top w:val="single" w:sz="4" w:space="0" w:color="1A3557"/>
-              <w:left w:val="single" w:sz="4" w:space="0" w:color="1A3557"/>
-              <w:bottom w:val="single" w:sz="4" w:space="0" w:color="1A3557"/>
-              <w:right w:val="single" w:sz="4" w:space="0" w:color="1A3557"/>
-            </w:tcBorders>
-            <w:shd w:val="clear" w:color="auto" w:fill="FFF9F4"/>
-            <w:tcMar>
-              <w:top w:w="100" w:type="dxa"/>
-              <w:left w:w="120" w:type="dxa"/>
-              <w:bottom w:w="100" w:type="dxa"/>
-              <w:right w:w="120" w:type="dxa"/>
-            </w:tcMar>
-          </w:tcPr>
-          <w:p>
-            <w:pPr>
-              <w:snapToGrid w:val="0"/>
-              <w:rPr>
-                <w:b/>
-                <w:bCs/>
-                <w:sz w:val="20"/>
-                <w:szCs w:val="20"/>
-              </w:rPr>
-            </w:pPr>
-            <w:r>
-              <w:rPr>
-                <w:b/>
-                <w:bCs/>
-                <w:sz w:val="20"/>
-                <w:szCs w:val="20"/>
-              </w:rPr>
-              <w:t>Cap de Horas</w:t>
-            </w:r>
-          </w:p>
-        </w:tc>
-        <w:tc>
-          <w:tcPr>
-            <w:tcW w:w="6378" w:type="dxa"/>
-            <w:tcBorders>
-              <w:top w:val="single" w:sz="4" w:space="0" w:color="1A3557"/>
-              <w:left w:val="single" w:sz="4" w:space="0" w:color="1A3557"/>
-              <w:bottom w:val="single" w:sz="4" w:space="0" w:color="1A3557"/>
-              <w:right w:val="single" w:sz="4" w:space="0" w:color="1A3557"/>
-            </w:tcBorders>
-            <w:tcMar>
-              <w:top w:w="100" w:type="dxa"/>
-              <w:left w:w="120" w:type="dxa"/>
-              <w:bottom w:w="100" w:type="dxa"/>
-              <w:right w:w="120" w:type="dxa"/>
-            </w:tcMar>
-          </w:tcPr>
-          <w:p>
-            <w:pPr>
-              <w:snapToGrid w:val="0"/>
-              <w:rPr>
-                <w:sz w:val="20"/>
-                <w:szCs w:val="20"/>
-              </w:rPr>
-            </w:pPr>
-            <w:r>
-              <w:rPr>
-                <w:sz w:val="20"/>
-                <w:szCs w:val="20"/>
-              </w:rPr>
-              <w:t xml:space="preserve">[CONS_FIXO_MENSAL_CAP]</w:t>
-            </w:r>
-          </w:p>
-        </w:tc>
-      </w:tr>
-      <w:tr>
-        <w:tc>
-          <w:tcPr>
-            <w:tcW w:w="3256" w:type="dxa"/>
-            <w:tcBorders>
-              <w:top w:val="single" w:sz="4" w:space="0" w:color="1A3557"/>
-              <w:left w:val="single" w:sz="4" w:space="0" w:color="1A3557"/>
-              <w:bottom w:val="single" w:sz="4" w:space="0" w:color="1A3557"/>
-              <w:right w:val="single" w:sz="4" w:space="0" w:color="1A3557"/>
-            </w:tcBorders>
-            <w:shd w:val="clear" w:color="auto" w:fill="FFF9F4"/>
-            <w:tcMar>
-              <w:top w:w="100" w:type="dxa"/>
-              <w:left w:w="120" w:type="dxa"/>
-              <w:bottom w:w="100" w:type="dxa"/>
-              <w:right w:w="120" w:type="dxa"/>
-            </w:tcMar>
-          </w:tcPr>
-          <w:p>
-            <w:pPr>
-              <w:snapToGrid w:val="0"/>
-              <w:rPr>
-                <w:b/>
-                <w:bCs/>
-                <w:sz w:val="20"/>
-                <w:szCs w:val="20"/>
-              </w:rPr>
-            </w:pPr>
-            <w:r>
-              <w:rPr>
-                <w:b/>
-                <w:bCs/>
-                <w:sz w:val="20"/>
-                <w:szCs w:val="20"/>
-              </w:rPr>
-              <w:t>Valor da Hora Excedente</w:t>
-            </w:r>
-          </w:p>
-        </w:tc>
-        <w:tc>
-          <w:tcPr>
-            <w:tcW w:w="6378" w:type="dxa"/>
-            <w:tcBorders>
-              <w:top w:val="single" w:sz="4" w:space="0" w:color="1A3557"/>
-              <w:left w:val="single" w:sz="4" w:space="0" w:color="1A3557"/>
-              <w:bottom w:val="single" w:sz="4" w:space="0" w:color="1A3557"/>
-              <w:right w:val="single" w:sz="4" w:space="0" w:color="1A3557"/>
-            </w:tcBorders>
-            <w:tcMar>
-              <w:top w:w="100" w:type="dxa"/>
-              <w:left w:w="120" w:type="dxa"/>
-              <w:bottom w:w="100" w:type="dxa"/>
-              <w:right w:w="120" w:type="dxa"/>
-            </w:tcMar>
-          </w:tcPr>
-          <w:p>
-            <w:pPr>
-              <w:snapToGrid w:val="0"/>
-              <w:rPr>
-                <w:sz w:val="20"/>
-                <w:szCs w:val="20"/>
-              </w:rPr>
-            </w:pPr>
-            <w:r>
-              <w:rPr>
-                <w:sz w:val="20"/>
-                <w:szCs w:val="20"/>
-              </w:rPr>
-              <w:t>[CONS_FIXO_MENSAL_EXCEDENTE]</w:t>
-            </w:r>
-          </w:p>
-        </w:tc>
-      </w:tr>
-    </w:tbl>
-    <w:p>
-      <w:pPr>
-        <w:snapToGrid w:val="0"/>
-        <w:rPr>
-          <w:sz w:val="20"/>
-          <w:szCs w:val="20"/>
-        </w:rPr>
-      </w:pPr>
-    </w:p>
-    <w:p>
-      <w:pPr>
-        <w:rPr>
-          <w:sz w:val="2"/>
-          <w:szCs w:val="2"/>
-        </w:rPr>
-      </w:pPr>
-      <w:r>
-        <w:rPr>
-          <w:sz w:val="2"/>
-          <w:szCs w:val="2"/>
-        </w:rPr>
-        <w:t xml:space="preserve">[FIM_SE]</w:t>
-      </w:r>
-    </w:p>
-    <w:p>
-      <w:pPr>
-        <w:rPr>
-          <w:sz w:val="2"/>
-          <w:szCs w:val="2"/>
-        </w:rPr>
-      </w:pPr>
-      <w:r>
-        <w:rPr>
-          <w:sz w:val="2"/>
-          <w:szCs w:val="2"/>
-        </w:rPr>
-        <w:t xml:space="preserve">[SE_CONS_PRECO_GLOBAL]</w:t>
-      </w:r>
-    </w:p>
-    <w:p>
-      <w:pPr>
-        <w:keepNext/>
-        <w:snapToGrid w:val="0"/>
-        <w:rPr>
-          <w:b/>
-          <w:bCs/>
-          <w:sz w:val="20"/>
-          <w:szCs w:val="20"/>
-        </w:rPr>
-      </w:pPr>
-      <w:r>
-        <w:rPr>
-          <w:b/>
-          <w:bCs/>
-          <w:sz w:val="20"/>
-          <w:szCs w:val="20"/>
-        </w:rPr>
-        <w:t>Valor do Projeto</w:t>
-      </w:r>
-    </w:p>
-    <w:p>
-      <w:pPr>
-        <w:snapToGrid w:val="0"/>
-        <w:jc w:val="both"/>
-        <w:rPr>
-          <w:sz w:val="20"/>
-          <w:szCs w:val="20"/>
-        </w:rPr>
-      </w:pPr>
-      <w:r>
-        <w:rPr>
-          <w:sz w:val="20"/>
-          <w:szCs w:val="20"/>
-        </w:rPr>
-        <w:t xml:space="preserve">Os honorários serão fixados em valor total fechado, correspondente ao conjunto de entregas consultivas delimitadas </w:t>
-      </w:r>
-      <w:r>
-        <w:rPr>
-          <w:sz w:val="20"/>
-          <w:szCs w:val="20"/>
-        </w:rPr>
-        <w:t>no Escopo</w:t>
-      </w:r>
-      <w:r>
-        <w:rPr>
-          <w:sz w:val="20"/>
-          <w:szCs w:val="20"/>
-        </w:rPr>
-        <w:t>, distribuído conforme o cronograma de pagamento abaixo.</w:t>
-      </w:r>
-    </w:p>
-    <w:p>
-      <w:pPr>
-        <w:snapToGrid w:val="0"/>
-        <w:jc w:val="both"/>
-        <w:rPr>
-          <w:sz w:val="20"/>
-          <w:szCs w:val="20"/>
-        </w:rPr>
-      </w:pPr>
-    </w:p>
-    <w:tbl>
-      <w:tblPr>
-        <w:tblW w:w="9634" w:type="dxa"/>
-        <w:tblBorders>
-          <w:top w:val="single" w:sz="4" w:space="0" w:color="auto"/>
-          <w:left w:val="single" w:sz="4" w:space="0" w:color="auto"/>
-          <w:bottom w:val="single" w:sz="4" w:space="0" w:color="auto"/>
-          <w:right w:val="single" w:sz="4" w:space="0" w:color="auto"/>
-          <w:insideH w:val="single" w:sz="4" w:space="0" w:color="auto"/>
-          <w:insideV w:val="single" w:sz="4" w:space="0" w:color="auto"/>
-        </w:tblBorders>
-        <w:tblCellMar>
-          <w:left w:w="10" w:type="dxa"/>
-          <w:right w:w="10" w:type="dxa"/>
-        </w:tblCellMar>
-        <w:tblLook w:val="04A0" w:firstRow="1" w:lastRow="0" w:firstColumn="1" w:lastColumn="0" w:noHBand="0" w:noVBand="1"/>
-      </w:tblPr>
-      <w:tblGrid>
-        <w:gridCol w:w="3256"/>
-        <w:gridCol w:w="6378"/>
-      </w:tblGrid>
-      <w:tr>
-        <w:tc>
-          <w:tcPr>
-            <w:tcW w:w="3256" w:type="dxa"/>
-            <w:tcBorders>
-              <w:top w:val="single" w:sz="4" w:space="0" w:color="1A3557"/>
-              <w:left w:val="single" w:sz="4" w:space="0" w:color="1A3557"/>
-              <w:bottom w:val="single" w:sz="4" w:space="0" w:color="1A3557"/>
-              <w:right w:val="single" w:sz="4" w:space="0" w:color="1A3557"/>
-            </w:tcBorders>
-            <w:shd w:val="clear" w:color="auto" w:fill="FFF9F4"/>
-            <w:tcMar>
-              <w:top w:w="100" w:type="dxa"/>
-              <w:left w:w="120" w:type="dxa"/>
-              <w:bottom w:w="100" w:type="dxa"/>
-              <w:right w:w="120" w:type="dxa"/>
-            </w:tcMar>
-          </w:tcPr>
-          <w:p>
-            <w:pPr>
-              <w:snapToGrid w:val="0"/>
-              <w:rPr>
-                <w:sz w:val="20"/>
-                <w:szCs w:val="20"/>
-              </w:rPr>
-            </w:pPr>
-            <w:r>
-              <w:rPr>
-                <w:b/>
-                <w:bCs/>
-                <w:sz w:val="20"/>
-                <w:szCs w:val="20"/>
-              </w:rPr>
               <w:t>Valor Total</w:t>
             </w:r>
           </w:p>
@@ -2462,7 +1716,16 @@
                 <w:sz w:val="20"/>
                 <w:szCs w:val="20"/>
               </w:rPr>
-              <w:t>Forma de pagamento</w:t>
+              <w:t>Cronograma</w:t>
+            </w:r>
+            <w:r>
+              <w:rPr>
+                <w:b/>
+                <w:bCs/>
+                <w:sz w:val="20"/>
+                <w:szCs w:val="20"/>
+              </w:rPr>
+              <w:t xml:space="preserve"> de pagamento</w:t>
             </w:r>
           </w:p>
         </w:tc>
@@ -2501,105 +1764,61 @@
           </w:p>
         </w:tc>
       </w:tr>
-      <w:tr>
-        <w:tc>
-          <w:tcPr>
-            <w:tcW w:w="3256" w:type="dxa"/>
-            <w:tcBorders>
-              <w:top w:val="single" w:sz="4" w:space="0" w:color="1A3557"/>
-              <w:left w:val="single" w:sz="4" w:space="0" w:color="1A3557"/>
-              <w:bottom w:val="single" w:sz="4" w:space="0" w:color="1A3557"/>
-              <w:right w:val="single" w:sz="4" w:space="0" w:color="1A3557"/>
-            </w:tcBorders>
-            <w:shd w:val="clear" w:color="auto" w:fill="FFF9F4"/>
-            <w:tcMar>
-              <w:top w:w="100" w:type="dxa"/>
-              <w:left w:w="120" w:type="dxa"/>
-              <w:bottom w:w="100" w:type="dxa"/>
-              <w:right w:w="120" w:type="dxa"/>
-            </w:tcMar>
-          </w:tcPr>
-          <w:p>
-            <w:pPr>
-              <w:snapToGrid w:val="0"/>
-              <w:rPr>
-                <w:sz w:val="20"/>
-                <w:szCs w:val="20"/>
-              </w:rPr>
-            </w:pPr>
-            <w:r>
-              <w:rPr>
-                <w:b/>
-                <w:bCs/>
-                <w:sz w:val="20"/>
-                <w:szCs w:val="20"/>
-              </w:rPr>
-              <w:t>Cap/Condições para A</w:t>
-            </w:r>
-            <w:r>
-              <w:rPr>
-                <w:b/>
-                <w:bCs/>
-                <w:sz w:val="20"/>
-                <w:szCs w:val="20"/>
-              </w:rPr>
-              <w:t>lteração</w:t>
-            </w:r>
-            <w:r>
-              <w:rPr>
-                <w:b/>
-                <w:bCs/>
-                <w:sz w:val="20"/>
-                <w:szCs w:val="20"/>
-              </w:rPr>
-              <w:t xml:space="preserve"> de Escopo</w:t>
-            </w:r>
-          </w:p>
-        </w:tc>
-        <w:tc>
-          <w:tcPr>
-            <w:tcW w:w="6378" w:type="dxa"/>
-            <w:tcBorders>
-              <w:top w:val="single" w:sz="4" w:space="0" w:color="1A3557"/>
-              <w:left w:val="single" w:sz="4" w:space="0" w:color="1A3557"/>
-              <w:bottom w:val="single" w:sz="4" w:space="0" w:color="1A3557"/>
-              <w:right w:val="single" w:sz="4" w:space="0" w:color="1A3557"/>
-            </w:tcBorders>
-            <w:tcMar>
-              <w:top w:w="100" w:type="dxa"/>
-              <w:left w:w="120" w:type="dxa"/>
-              <w:bottom w:w="100" w:type="dxa"/>
-              <w:right w:w="120" w:type="dxa"/>
-            </w:tcMar>
-          </w:tcPr>
-          <w:p>
-            <w:pPr>
-              <w:snapToGrid w:val="0"/>
-              <w:jc w:val="both"/>
-              <w:rPr>
-                <w:sz w:val="20"/>
-                <w:szCs w:val="20"/>
-              </w:rPr>
-            </w:pPr>
-            <w:r>
-              <w:rPr>
-                <w:sz w:val="20"/>
-                <w:szCs w:val="20"/>
-              </w:rPr>
-              <w:t>Qualquer ampliação, redução ou alteração qualitativa do escopo originalmente pactuado deverá ser previamente comunicada pelo Contratante ao Contratado por escrito. Verificado o impacto sobre o volume de trabalho ou a natureza das entregas, as Partes negociarão, de boa-fé, o reajuste proporcional dos honorários, a ser formalizado por aditamento a esta Proposta. Serviços prestados fora do escopo definido, sem a devida formalização, serão remunerados conforme a tabela horária vigente aplicável à modalidade correspondente.</w:t>
-            </w:r>
-          </w:p>
-        </w:tc>
-      </w:tr>
     </w:tbl>
     <w:p>
       <w:pPr>
         <w:snapToGrid w:val="0"/>
         <w:rPr>
-          <w:sz w:val="20"/>
-          <w:szCs w:val="20"/>
-        </w:rPr>
-      </w:pPr>
+          <w:b/>
+          <w:bCs/>
+          <w:sz w:val="20"/>
+          <w:szCs w:val="20"/>
+        </w:rPr>
+      </w:pPr>
+    </w:p>
+    <w:p>
+      <w:pPr>
+        <w:snapToGrid w:val="0"/>
+        <w:jc w:val="both"/>
+        <w:rPr>
+          <w:sz w:val="20"/>
+          <w:szCs w:val="20"/>
+        </w:rPr>
+      </w:pPr>
+      <w:r>
+        <w:rPr>
+          <w:b/>
+          <w:bCs/>
+          <w:sz w:val="20"/>
+          <w:szCs w:val="20"/>
+        </w:rPr>
+        <w:t xml:space="preserve">Condições </w:t>
+      </w:r>
+      <w:r>
+        <w:rPr>
+          <w:b/>
+          <w:bCs/>
+          <w:sz w:val="20"/>
+          <w:szCs w:val="20"/>
+        </w:rPr>
+        <w:t>Aplicáveis ao</w:t>
+      </w:r>
+      <w:r>
+        <w:rPr>
+          <w:b/>
+          <w:bCs/>
+          <w:sz w:val="20"/>
+          <w:szCs w:val="20"/>
+        </w:rPr>
+        <w:t xml:space="preserve"> Preço Global: </w:t>
+      </w:r>
+      <w:r>
+        <w:rPr>
+          <w:sz w:val="20"/>
+          <w:szCs w:val="20"/>
+        </w:rPr>
+        <w:t>Qualquer ampliação, redução ou alteração qualitativa do escopo originalmente pactuado deverá ser previamente comunicada pelo Contratante ao Contratado por escrito. Verificado o impacto sobre o volume de trabalho ou a natureza das entregas, as Partes negociarão, de boa-fé, o reajuste proporcional dos honorários, a ser formalizado por aditamento a esta Proposta. Serviços prestados fora do escopo definido, sem a devida formalização, serão remunerados conforme a tabela horária vigente aplicável à modalidade correspondente.</w:t>
+      </w:r>
     </w:p>
     <w:p>
       <w:pPr>
@@ -2613,7 +1832,7 @@
           <w:sz w:val="2"/>
           <w:szCs w:val="2"/>
         </w:rPr>
-        <w:t xml:space="preserve">[FIM_SE]</w:t>
+        <w:t>[FIM_SE]</w:t>
       </w:r>
     </w:p>
     <w:p>
@@ -2628,8 +1847,16 @@
           <w:sz w:val="2"/>
           <w:szCs w:val="2"/>
         </w:rPr>
-        <w:t xml:space="preserve">[FIM_SE]</w:t>
-      </w:r>
+        <w:t>[FIM_SE]</w:t>
+      </w:r>
+    </w:p>
+    <w:p>
+      <w:pPr>
+        <w:rPr>
+          <w:sz w:val="20"/>
+          <w:szCs w:val="20"/>
+        </w:rPr>
+      </w:pPr>
     </w:p>
     <w:p>
       <w:pPr>
@@ -2643,7 +1870,7 @@
           <w:sz w:val="2"/>
           <w:szCs w:val="2"/>
         </w:rPr>
-        <w:t xml:space="preserve">[SE_CONTENCIOSA]</w:t>
+        <w:t>[SE_CONTENCIOSA]</w:t>
       </w:r>
     </w:p>
     <w:p>
@@ -2653,7 +1880,6 @@
         <w:rPr>
           <w:b/>
           <w:bCs/>
-          <w:smallCaps/>
           <w:sz w:val="20"/>
           <w:szCs w:val="20"/>
         </w:rPr>
@@ -2662,11 +1888,19 @@
         <w:rPr>
           <w:b/>
           <w:bCs/>
-          <w:smallCaps/>
-          <w:sz w:val="20"/>
-          <w:szCs w:val="20"/>
-        </w:rPr>
-        <w:t>HONORÁRIOS DE ASSESSORIA CONTENCIOSA</w:t>
+          <w:sz w:val="20"/>
+          <w:szCs w:val="20"/>
+        </w:rPr>
+        <w:t>Honorá</w:t>
+      </w:r>
+      <w:r>
+        <w:rPr>
+          <w:b/>
+          <w:bCs/>
+          <w:sz w:val="20"/>
+          <w:szCs w:val="20"/>
+        </w:rPr>
+        <w:t>rios Propostos para o Escopo Contencioso</w:t>
       </w:r>
     </w:p>
     <w:p>
@@ -2691,7 +1925,7 @@
           <w:sz w:val="2"/>
           <w:szCs w:val="2"/>
         </w:rPr>
-        <w:t xml:space="preserve">[SE_CONT_VALOR_MENSAL_PROCESSO]</w:t>
+        <w:t>[SE_CONT_VALOR_MENSAL_PROCESSO]</w:t>
       </w:r>
     </w:p>
     <w:p>
@@ -2710,7 +1944,34 @@
           <w:sz w:val="20"/>
           <w:szCs w:val="20"/>
         </w:rPr>
-        <w:t>Valor por Ação</w:t>
+        <w:t xml:space="preserve">Valor </w:t>
+      </w:r>
+      <w:r>
+        <w:rPr>
+          <w:b/>
+          <w:bCs/>
+          <w:sz w:val="20"/>
+          <w:szCs w:val="20"/>
+        </w:rPr>
+        <w:t xml:space="preserve">Mensal </w:t>
+      </w:r>
+      <w:r>
+        <w:rPr>
+          <w:b/>
+          <w:bCs/>
+          <w:sz w:val="20"/>
+          <w:szCs w:val="20"/>
+        </w:rPr>
+        <w:t xml:space="preserve">por </w:t>
+      </w:r>
+      <w:r>
+        <w:rPr>
+          <w:b/>
+          <w:bCs/>
+          <w:sz w:val="20"/>
+          <w:szCs w:val="20"/>
+        </w:rPr>
+        <w:t>Processo</w:t>
       </w:r>
     </w:p>
     <w:p>
@@ -2727,18 +1988,22 @@
           <w:sz w:val="20"/>
           <w:szCs w:val="20"/>
         </w:rPr>
-        <w:t>Os honorários serão fixados por ação, em função da natureza da demanda e da fase processual a ser coberta pela atuação do Contratado, conforme os valores abaixo.</w:t>
-      </w:r>
-    </w:p>
-    <w:p>
-      <w:pPr>
-        <w:snapToGrid w:val="0"/>
-        <w:jc w:val="both"/>
-        <w:rPr>
-          <w:sz w:val="20"/>
-          <w:szCs w:val="20"/>
-        </w:rPr>
-      </w:pPr>
+        <w:t xml:space="preserve">Os honorários serão fixados por </w:t>
+      </w:r>
+      <w:r>
+        <w:rPr>
+          <w:sz w:val="20"/>
+          <w:szCs w:val="20"/>
+        </w:rPr>
+        <w:t xml:space="preserve">tipo de </w:t>
+      </w:r>
+      <w:r>
+        <w:rPr>
+          <w:sz w:val="20"/>
+          <w:szCs w:val="20"/>
+        </w:rPr>
+        <w:t>ação, em função da natureza da demanda e da fase processual a ser coberta pela atuação do Contratado, conforme os valores abaixo.</w:t>
+      </w:r>
     </w:p>
     <w:p>
       <w:pPr>
@@ -2908,16 +2173,16 @@
           <w:p>
             <w:pPr>
               <w:rPr>
-                <w:sz w:val="2"/>
-                <w:szCs w:val="2"/>
+                <w:sz w:val="20"/>
+                <w:szCs w:val="20"/>
               </w:rPr>
             </w:pPr>
             <w:r>
               <w:rPr>
-                <w:sz w:val="2"/>
-                <w:szCs w:val="2"/>
-              </w:rPr>
-              <w:t xml:space="preserve">[PARA_CADA_ACAO]</w:t>
+                <w:sz w:val="20"/>
+                <w:szCs w:val="20"/>
+              </w:rPr>
+              <w:t>[PARA_CADA_ACAO]</w:t>
             </w:r>
           </w:p>
         </w:tc>
@@ -2940,7 +2205,8 @@
           <w:p>
             <w:pPr>
               <w:rPr>
-                <w:sz w:val="2"/>
+                <w:sz w:val="20"/>
+                <w:szCs w:val="20"/>
               </w:rPr>
             </w:pPr>
           </w:p>
@@ -2964,7 +2230,8 @@
           <w:p>
             <w:pPr>
               <w:rPr>
-                <w:sz w:val="2"/>
+                <w:sz w:val="20"/>
+                <w:szCs w:val="20"/>
               </w:rPr>
             </w:pPr>
           </w:p>
@@ -3092,16 +2359,16 @@
           <w:p>
             <w:pPr>
               <w:rPr>
-                <w:sz w:val="2"/>
-                <w:szCs w:val="2"/>
+                <w:sz w:val="20"/>
+                <w:szCs w:val="20"/>
               </w:rPr>
             </w:pPr>
             <w:r>
               <w:rPr>
-                <w:sz w:val="2"/>
-                <w:szCs w:val="2"/>
-              </w:rPr>
-              <w:t xml:space="preserve">[FIM_PARA_CADA]</w:t>
+                <w:sz w:val="20"/>
+                <w:szCs w:val="20"/>
+              </w:rPr>
+              <w:t>[FIM_PARA_CADA]</w:t>
             </w:r>
           </w:p>
         </w:tc>
@@ -3124,7 +2391,8 @@
           <w:p>
             <w:pPr>
               <w:rPr>
-                <w:sz w:val="2"/>
+                <w:sz w:val="20"/>
+                <w:szCs w:val="20"/>
               </w:rPr>
             </w:pPr>
           </w:p>
@@ -3148,7 +2416,8 @@
           <w:p>
             <w:pPr>
               <w:rPr>
-                <w:sz w:val="2"/>
+                <w:sz w:val="20"/>
+                <w:szCs w:val="20"/>
               </w:rPr>
             </w:pPr>
           </w:p>
@@ -3176,7 +2445,7 @@
           <w:sz w:val="2"/>
           <w:szCs w:val="2"/>
         </w:rPr>
-        <w:t xml:space="preserve">[FIM_SE]</w:t>
+        <w:t>[FIM_SE]</w:t>
       </w:r>
     </w:p>
     <w:p>
@@ -3191,7 +2460,7 @@
           <w:sz w:val="2"/>
           <w:szCs w:val="2"/>
         </w:rPr>
-        <w:t xml:space="preserve">[SE_CONT_VALOR_ATO]</w:t>
+        <w:t>[SE_CONT_VALOR_ATO]</w:t>
       </w:r>
     </w:p>
     <w:p>
@@ -3227,7 +2496,7 @@
           <w:sz w:val="20"/>
           <w:szCs w:val="20"/>
         </w:rPr>
-        <w:t>Os honorários serão apurados por ato processual efetivamente praticado pelo Contratado, conforme os valores unitários abaixo.</w:t>
+        <w:t>Os honorários serão apurados por ato processual efetivamente praticado pelo Contratado, conforme os valores abaixo.</w:t>
       </w:r>
     </w:p>
     <w:p>
@@ -3399,16 +2668,16 @@
           <w:p>
             <w:pPr>
               <w:rPr>
-                <w:sz w:val="2"/>
-                <w:szCs w:val="2"/>
+                <w:sz w:val="20"/>
+                <w:szCs w:val="20"/>
               </w:rPr>
             </w:pPr>
             <w:r>
               <w:rPr>
-                <w:sz w:val="2"/>
-                <w:szCs w:val="2"/>
-              </w:rPr>
-              <w:t xml:space="preserve">[PARA_CADA_ATO]</w:t>
+                <w:sz w:val="20"/>
+                <w:szCs w:val="20"/>
+              </w:rPr>
+              <w:t>[PARA_CADA_ATO]</w:t>
             </w:r>
           </w:p>
         </w:tc>
@@ -3431,7 +2700,8 @@
           <w:p>
             <w:pPr>
               <w:rPr>
-                <w:sz w:val="2"/>
+                <w:sz w:val="20"/>
+                <w:szCs w:val="20"/>
               </w:rPr>
             </w:pPr>
           </w:p>
@@ -3455,7 +2725,8 @@
           <w:p>
             <w:pPr>
               <w:rPr>
-                <w:sz w:val="2"/>
+                <w:sz w:val="20"/>
+                <w:szCs w:val="20"/>
               </w:rPr>
             </w:pPr>
           </w:p>
@@ -3588,16 +2859,16 @@
           <w:p>
             <w:pPr>
               <w:rPr>
-                <w:sz w:val="2"/>
-                <w:szCs w:val="2"/>
+                <w:sz w:val="20"/>
+                <w:szCs w:val="20"/>
               </w:rPr>
             </w:pPr>
             <w:r>
               <w:rPr>
-                <w:sz w:val="2"/>
-                <w:szCs w:val="2"/>
-              </w:rPr>
-              <w:t xml:space="preserve">[FIM_PARA_CADA]</w:t>
+                <w:sz w:val="20"/>
+                <w:szCs w:val="20"/>
+              </w:rPr>
+              <w:t>[FIM_PARA_CADA]</w:t>
             </w:r>
           </w:p>
         </w:tc>
@@ -3620,7 +2891,8 @@
           <w:p>
             <w:pPr>
               <w:rPr>
-                <w:sz w:val="2"/>
+                <w:sz w:val="20"/>
+                <w:szCs w:val="20"/>
               </w:rPr>
             </w:pPr>
           </w:p>
@@ -3644,7 +2916,8 @@
           <w:p>
             <w:pPr>
               <w:rPr>
-                <w:sz w:val="2"/>
+                <w:sz w:val="20"/>
+                <w:szCs w:val="20"/>
               </w:rPr>
             </w:pPr>
           </w:p>
@@ -3672,7 +2945,7 @@
           <w:sz w:val="2"/>
           <w:szCs w:val="2"/>
         </w:rPr>
-        <w:t xml:space="preserve">[FIM_SE]</w:t>
+        <w:t>[FIM_SE]</w:t>
       </w:r>
     </w:p>
     <w:p>
@@ -3687,7 +2960,7 @@
           <w:sz w:val="2"/>
           <w:szCs w:val="2"/>
         </w:rPr>
-        <w:t xml:space="preserve">[SE_CONT_PRECO_MENSAL]</w:t>
+        <w:t>[SE_CONT_PRECO_MENSAL]</w:t>
       </w:r>
     </w:p>
     <w:p>
@@ -3706,7 +2979,35 @@
           <w:sz w:val="20"/>
           <w:szCs w:val="20"/>
         </w:rPr>
-        <w:t>Preço Mensal</w:t>
+        <w:lastRenderedPageBreak/>
+        <w:t xml:space="preserve">Preço </w:t>
+      </w:r>
+      <w:r>
+        <w:rPr>
+          <w:b/>
+          <w:bCs/>
+          <w:sz w:val="20"/>
+          <w:szCs w:val="20"/>
+        </w:rPr>
+        <w:t xml:space="preserve">Fixo </w:t>
+      </w:r>
+      <w:r>
+        <w:rPr>
+          <w:b/>
+          <w:bCs/>
+          <w:sz w:val="20"/>
+          <w:szCs w:val="20"/>
+        </w:rPr>
+        <w:t>Mensal</w:t>
+      </w:r>
+      <w:r>
+        <w:rPr>
+          <w:b/>
+          <w:bCs/>
+          <w:sz w:val="20"/>
+          <w:szCs w:val="20"/>
+        </w:rPr>
+        <w:t xml:space="preserve"> com Cap</w:t>
       </w:r>
     </w:p>
     <w:p>
@@ -3761,13 +3062,13 @@
         <w:tblLook w:val="04A0" w:firstRow="1" w:lastRow="0" w:firstColumn="1" w:lastColumn="0" w:noHBand="0" w:noVBand="1"/>
       </w:tblPr>
       <w:tblGrid>
-        <w:gridCol w:w="4600"/>
-        <w:gridCol w:w="5034"/>
+        <w:gridCol w:w="3256"/>
+        <w:gridCol w:w="6378"/>
       </w:tblGrid>
       <w:tr>
         <w:tc>
           <w:tcPr>
-            <w:tcW w:w="4600" w:type="dxa"/>
+            <w:tcW w:w="3256" w:type="dxa"/>
             <w:tcBorders>
               <w:top w:val="single" w:sz="4" w:space="0" w:color="1A3557"/>
               <w:left w:val="single" w:sz="4" w:space="0" w:color="1A3557"/>
@@ -3803,7 +3104,7 @@
         </w:tc>
         <w:tc>
           <w:tcPr>
-            <w:tcW w:w="5034" w:type="dxa"/>
+            <w:tcW w:w="6378" w:type="dxa"/>
             <w:tcBorders>
               <w:top w:val="single" w:sz="4" w:space="0" w:color="1A3557"/>
               <w:left w:val="single" w:sz="4" w:space="0" w:color="1A3557"/>
@@ -3838,7 +3139,7 @@
       <w:tr>
         <w:tc>
           <w:tcPr>
-            <w:tcW w:w="4600" w:type="dxa"/>
+            <w:tcW w:w="3256" w:type="dxa"/>
             <w:tcBorders>
               <w:top w:val="single" w:sz="4" w:space="0" w:color="1A3557"/>
               <w:left w:val="single" w:sz="4" w:space="0" w:color="1A3557"/>
@@ -3874,7 +3175,7 @@
         </w:tc>
         <w:tc>
           <w:tcPr>
-            <w:tcW w:w="5034" w:type="dxa"/>
+            <w:tcW w:w="6378" w:type="dxa"/>
             <w:tcBorders>
               <w:top w:val="single" w:sz="4" w:space="0" w:color="1A3557"/>
               <w:left w:val="single" w:sz="4" w:space="0" w:color="1A3557"/>
@@ -3909,7 +3210,7 @@
       <w:tr>
         <w:tc>
           <w:tcPr>
-            <w:tcW w:w="4600" w:type="dxa"/>
+            <w:tcW w:w="3256" w:type="dxa"/>
             <w:tcBorders>
               <w:top w:val="single" w:sz="4" w:space="0" w:color="1A3557"/>
               <w:left w:val="single" w:sz="4" w:space="0" w:color="1A3557"/>
@@ -3945,7 +3246,7 @@
         </w:tc>
         <w:tc>
           <w:tcPr>
-            <w:tcW w:w="5034" w:type="dxa"/>
+            <w:tcW w:w="6378" w:type="dxa"/>
             <w:tcBorders>
               <w:top w:val="single" w:sz="4" w:space="0" w:color="1A3557"/>
               <w:left w:val="single" w:sz="4" w:space="0" w:color="1A3557"/>
@@ -3999,7 +3300,7 @@
           <w:sz w:val="2"/>
           <w:szCs w:val="2"/>
         </w:rPr>
-        <w:t xml:space="preserve">[FIM_SE]</w:t>
+        <w:t>[FIM_SE]</w:t>
       </w:r>
     </w:p>
     <w:p>
@@ -4014,7 +3315,7 @@
           <w:sz w:val="2"/>
           <w:szCs w:val="2"/>
         </w:rPr>
-        <w:t xml:space="preserve">[SE_CONT_PRECO_GLOBAL]</w:t>
+        <w:t>[SE_CONT_PRECO_GLOBAL]</w:t>
       </w:r>
     </w:p>
     <w:p>
@@ -4033,7 +3334,7 @@
           <w:sz w:val="20"/>
           <w:szCs w:val="20"/>
         </w:rPr>
-        <w:t>Valor por Projeto</w:t>
+        <w:t>Preço Global</w:t>
       </w:r>
     </w:p>
     <w:p>
@@ -4050,7 +3351,21 @@
           <w:sz w:val="20"/>
           <w:szCs w:val="20"/>
         </w:rPr>
-        <w:t>Os honorários serão fixados em valor total fechado para a condução integral do escopo contencioso delimitado, distribuído conforme o cronograma de pagamento abaixo.</w:t>
+        <w:t xml:space="preserve">Os honorários serão fixados em valor </w:t>
+      </w:r>
+      <w:r>
+        <w:rPr>
+          <w:sz w:val="20"/>
+          <w:szCs w:val="20"/>
+        </w:rPr>
+        <w:t>global</w:t>
+      </w:r>
+      <w:r>
+        <w:rPr>
+          <w:sz w:val="20"/>
+          <w:szCs w:val="20"/>
+        </w:rPr>
+        <w:t xml:space="preserve"> fechado para a condução integral do escopo delimitado, distribuído conforme o cronograma de pagamento abaixo.</w:t>
       </w:r>
     </w:p>
     <w:p>
@@ -4081,13 +3396,13 @@
         <w:tblLook w:val="04A0" w:firstRow="1" w:lastRow="0" w:firstColumn="1" w:lastColumn="0" w:noHBand="0" w:noVBand="1"/>
       </w:tblPr>
       <w:tblGrid>
-        <w:gridCol w:w="4600"/>
-        <w:gridCol w:w="5034"/>
+        <w:gridCol w:w="3256"/>
+        <w:gridCol w:w="6378"/>
       </w:tblGrid>
       <w:tr>
         <w:tc>
           <w:tcPr>
-            <w:tcW w:w="4600" w:type="dxa"/>
+            <w:tcW w:w="3256" w:type="dxa"/>
             <w:tcBorders>
               <w:top w:val="single" w:sz="4" w:space="0" w:color="1A3557"/>
               <w:left w:val="single" w:sz="4" w:space="0" w:color="1A3557"/>
@@ -4123,7 +3438,7 @@
         </w:tc>
         <w:tc>
           <w:tcPr>
-            <w:tcW w:w="5034" w:type="dxa"/>
+            <w:tcW w:w="6378" w:type="dxa"/>
             <w:tcBorders>
               <w:top w:val="single" w:sz="4" w:space="0" w:color="1A3557"/>
               <w:left w:val="single" w:sz="4" w:space="0" w:color="1A3557"/>
@@ -4158,7 +3473,7 @@
       <w:tr>
         <w:tc>
           <w:tcPr>
-            <w:tcW w:w="4600" w:type="dxa"/>
+            <w:tcW w:w="3256" w:type="dxa"/>
             <w:tcBorders>
               <w:top w:val="single" w:sz="4" w:space="0" w:color="1A3557"/>
               <w:left w:val="single" w:sz="4" w:space="0" w:color="1A3557"/>
@@ -4194,7 +3509,7 @@
         </w:tc>
         <w:tc>
           <w:tcPr>
-            <w:tcW w:w="5034" w:type="dxa"/>
+            <w:tcW w:w="6378" w:type="dxa"/>
             <w:tcBorders>
               <w:top w:val="single" w:sz="4" w:space="0" w:color="1A3557"/>
               <w:left w:val="single" w:sz="4" w:space="0" w:color="1A3557"/>
@@ -4229,7 +3544,7 @@
       <w:tr>
         <w:tc>
           <w:tcPr>
-            <w:tcW w:w="4600" w:type="dxa"/>
+            <w:tcW w:w="3256" w:type="dxa"/>
             <w:tcBorders>
               <w:top w:val="single" w:sz="4" w:space="0" w:color="1A3557"/>
               <w:left w:val="single" w:sz="4" w:space="0" w:color="1A3557"/>
@@ -4261,13 +3576,22 @@
                 <w:sz w:val="20"/>
                 <w:szCs w:val="20"/>
               </w:rPr>
-              <w:t>Forma de pagamento</w:t>
+              <w:t>Cronograma</w:t>
+            </w:r>
+            <w:r>
+              <w:rPr>
+                <w:b/>
+                <w:bCs/>
+                <w:sz w:val="20"/>
+                <w:szCs w:val="20"/>
+              </w:rPr>
+              <w:t xml:space="preserve"> de pagamento</w:t>
             </w:r>
           </w:p>
         </w:tc>
         <w:tc>
           <w:tcPr>
-            <w:tcW w:w="5034" w:type="dxa"/>
+            <w:tcW w:w="6378" w:type="dxa"/>
             <w:tcBorders>
               <w:top w:val="single" w:sz="4" w:space="0" w:color="1A3557"/>
               <w:left w:val="single" w:sz="4" w:space="0" w:color="1A3557"/>
@@ -4321,7 +3645,7 @@
           <w:sz w:val="2"/>
           <w:szCs w:val="2"/>
         </w:rPr>
-        <w:t xml:space="preserve">[FIM_SE]</w:t>
+        <w:t>[FIM_SE]</w:t>
       </w:r>
     </w:p>
     <w:p>
@@ -4336,20 +3660,28 @@
           <w:sz w:val="2"/>
           <w:szCs w:val="2"/>
         </w:rPr>
-        <w:t xml:space="preserve">[SE_CONT_EXITO]</w:t>
+        <w:t>[SE_CONT_EXITO]</w:t>
       </w:r>
     </w:p>
     <w:p>
       <w:pPr>
         <w:keepNext/>
         <w:snapToGrid w:val="0"/>
+        <w:jc w:val="both"/>
+        <w:rPr>
+          <w:sz w:val="20"/>
+          <w:szCs w:val="20"/>
+        </w:rPr>
+      </w:pPr>
+      <w:r>
         <w:rPr>
           <w:b/>
           <w:bCs/>
           <w:sz w:val="20"/>
           <w:szCs w:val="20"/>
         </w:rPr>
-      </w:pPr>
+        <w:t>Honorários de Êxito</w:t>
+      </w:r>
       <w:r>
         <w:rPr>
           <w:b/>
@@ -4357,29 +3689,8 @@
           <w:sz w:val="20"/>
           <w:szCs w:val="20"/>
         </w:rPr>
-        <w:lastRenderedPageBreak/>
-        <w:t>Honorários de Êxito</w:t>
-      </w:r>
-    </w:p>
-    <w:p>
-      <w:pPr>
-        <w:keepNext/>
-        <w:snapToGrid w:val="0"/>
-        <w:rPr>
-          <w:sz w:val="20"/>
-          <w:szCs w:val="20"/>
-        </w:rPr>
-      </w:pPr>
-    </w:p>
-    <w:p>
-      <w:pPr>
-        <w:snapToGrid w:val="0"/>
-        <w:jc w:val="both"/>
-        <w:rPr>
-          <w:sz w:val="20"/>
-          <w:szCs w:val="20"/>
-        </w:rPr>
-      </w:pPr>
+        <w:t xml:space="preserve">: </w:t>
+      </w:r>
       <w:r>
         <w:rPr>
           <w:sz w:val="20"/>
@@ -4416,13 +3727,13 @@
         <w:tblLook w:val="04A0" w:firstRow="1" w:lastRow="0" w:firstColumn="1" w:lastColumn="0" w:noHBand="0" w:noVBand="1"/>
       </w:tblPr>
       <w:tblGrid>
-        <w:gridCol w:w="4600"/>
-        <w:gridCol w:w="5034"/>
+        <w:gridCol w:w="3256"/>
+        <w:gridCol w:w="6378"/>
       </w:tblGrid>
       <w:tr>
         <w:tc>
           <w:tcPr>
-            <w:tcW w:w="4600" w:type="dxa"/>
+            <w:tcW w:w="3256" w:type="dxa"/>
             <w:tcBorders>
               <w:top w:val="single" w:sz="4" w:space="0" w:color="1A3557"/>
               <w:left w:val="single" w:sz="4" w:space="0" w:color="1A3557"/>
@@ -4458,7 +3769,7 @@
         </w:tc>
         <w:tc>
           <w:tcPr>
-            <w:tcW w:w="5034" w:type="dxa"/>
+            <w:tcW w:w="6378" w:type="dxa"/>
             <w:tcBorders>
               <w:top w:val="single" w:sz="4" w:space="0" w:color="1A3557"/>
               <w:left w:val="single" w:sz="4" w:space="0" w:color="1A3557"/>
@@ -4502,6 +3813,134 @@
     </w:p>
     <w:p>
       <w:pPr>
+        <w:snapToGrid w:val="0"/>
+        <w:jc w:val="both"/>
+        <w:rPr>
+          <w:sz w:val="20"/>
+          <w:szCs w:val="20"/>
+        </w:rPr>
+      </w:pPr>
+      <w:r>
+        <w:rPr>
+          <w:b/>
+          <w:bCs/>
+          <w:sz w:val="20"/>
+          <w:szCs w:val="20"/>
+        </w:rPr>
+        <w:t>Leitura de Publicações.</w:t>
+      </w:r>
+      <w:r>
+        <w:rPr>
+          <w:sz w:val="20"/>
+          <w:szCs w:val="20"/>
+        </w:rPr>
+        <w:t xml:space="preserve"> O </w:t>
+      </w:r>
+      <w:r>
+        <w:rPr>
+          <w:sz w:val="20"/>
+          <w:szCs w:val="20"/>
+        </w:rPr>
+        <w:t>Contratante</w:t>
+      </w:r>
+      <w:r>
+        <w:rPr>
+          <w:sz w:val="20"/>
+          <w:szCs w:val="20"/>
+        </w:rPr>
+        <w:t xml:space="preserve"> reconhece que a realização de leitura de publicações em painéis, sistemas, </w:t>
+      </w:r>
+      <w:proofErr w:type="spellStart"/>
+      <w:r>
+        <w:rPr>
+          <w:sz w:val="20"/>
+          <w:szCs w:val="20"/>
+        </w:rPr>
+        <w:t>DJe</w:t>
+      </w:r>
+      <w:proofErr w:type="spellEnd"/>
+      <w:r>
+        <w:rPr>
+          <w:sz w:val="20"/>
+          <w:szCs w:val="20"/>
+        </w:rPr>
+        <w:t xml:space="preserve">, e/ou qualquer outro meio de publicação oficial dos órgãos do poder público, poderá acarretar no início da fluência de prazos processuais e/ou administrativos, peremptórios ou não, de modo que </w:t>
+      </w:r>
+      <w:r>
+        <w:rPr>
+          <w:sz w:val="20"/>
+          <w:szCs w:val="20"/>
+        </w:rPr>
+        <w:t>o Contratante</w:t>
+      </w:r>
+      <w:r>
+        <w:rPr>
+          <w:sz w:val="20"/>
+          <w:szCs w:val="20"/>
+        </w:rPr>
+        <w:t xml:space="preserve"> isenta o </w:t>
+      </w:r>
+      <w:r>
+        <w:rPr>
+          <w:sz w:val="20"/>
+          <w:szCs w:val="20"/>
+        </w:rPr>
+        <w:t>Contratado</w:t>
+      </w:r>
+      <w:r>
+        <w:rPr>
+          <w:sz w:val="20"/>
+          <w:szCs w:val="20"/>
+        </w:rPr>
+        <w:t xml:space="preserve"> de todo e qualquer prejuízo advindo da leitura de publicações realizadas pelo </w:t>
+      </w:r>
+      <w:r>
+        <w:rPr>
+          <w:sz w:val="20"/>
+          <w:szCs w:val="20"/>
+        </w:rPr>
+        <w:t>Contratante</w:t>
+      </w:r>
+      <w:r>
+        <w:rPr>
+          <w:sz w:val="20"/>
+          <w:szCs w:val="20"/>
+        </w:rPr>
+        <w:t xml:space="preserve">, notadamente em razão do escoamento do prazo em data antecipada ao que ocorreria caso o </w:t>
+      </w:r>
+      <w:r>
+        <w:rPr>
+          <w:sz w:val="20"/>
+          <w:szCs w:val="20"/>
+        </w:rPr>
+        <w:t>Contratante</w:t>
+      </w:r>
+      <w:r>
+        <w:rPr>
+          <w:sz w:val="20"/>
+          <w:szCs w:val="20"/>
+        </w:rPr>
+        <w:t xml:space="preserve"> </w:t>
+      </w:r>
+      <w:r>
+        <w:rPr>
+          <w:sz w:val="20"/>
+          <w:szCs w:val="20"/>
+        </w:rPr>
+        <w:t>não procedesse à leitura da publicação.</w:t>
+      </w:r>
+    </w:p>
+    <w:p>
+      <w:pPr>
+        <w:snapToGrid w:val="0"/>
+        <w:rPr>
+          <w:sz w:val="20"/>
+          <w:szCs w:val="20"/>
+        </w:rPr>
+      </w:pPr>
+    </w:p>
+    <w:p>
+      <w:pPr>
         <w:rPr>
           <w:sz w:val="2"/>
           <w:szCs w:val="2"/>
@@ -4512,7 +3951,7 @@
           <w:sz w:val="2"/>
           <w:szCs w:val="2"/>
         </w:rPr>
-        <w:t xml:space="preserve">[FIM_SE]</w:t>
+        <w:t>[FIM_SE]</w:t>
       </w:r>
     </w:p>
     <w:p>
@@ -4576,7 +4015,7 @@
           <w:sz w:val="2"/>
           <w:szCs w:val="2"/>
         </w:rPr>
-        <w:t xml:space="preserve">[SE_CONT_EXTRA_SENIORIDADE]</w:t>
+        <w:t>[SE_CONT_EXTRA_SENIORIDADE]</w:t>
       </w:r>
     </w:p>
     <w:p>
@@ -4593,14 +4032,21 @@
           <w:sz w:val="20"/>
           <w:szCs w:val="20"/>
         </w:rPr>
-        <w:t xml:space="preserve">Aplicar-se-á a tabela abaixo, independentemente da modalidade principal escolhida, às consultas, pareceres, opiniões legais, reuniões estratégicas e demais serviços de natureza consultiva </w:t>
-      </w:r>
-      <w:r>
-        <w:rPr>
-          <w:sz w:val="20"/>
-          <w:szCs w:val="20"/>
-        </w:rPr>
-        <w:t>solicitados pelo Contratante fora do escopo contencioso</w:t>
+        <w:t>Aplicar-se-á a tabela abaixo</w:t>
+      </w:r>
+      <w:r>
+        <w:rPr>
+          <w:sz w:val="20"/>
+          <w:szCs w:val="20"/>
+        </w:rPr>
+        <w:t xml:space="preserve"> para serviços </w:t>
+      </w:r>
+      <w:r>
+        <w:rPr>
+          <w:sz w:val="20"/>
+          <w:szCs w:val="20"/>
+        </w:rPr>
+        <w:t>fora do escopo contencioso</w:t>
       </w:r>
       <w:r>
         <w:rPr>
@@ -4741,16 +4187,16 @@
           <w:p>
             <w:pPr>
               <w:rPr>
-                <w:sz w:val="2"/>
-                <w:szCs w:val="2"/>
+                <w:sz w:val="20"/>
+                <w:szCs w:val="20"/>
               </w:rPr>
             </w:pPr>
             <w:r>
               <w:rPr>
-                <w:sz w:val="2"/>
-                <w:szCs w:val="2"/>
-              </w:rPr>
-              <w:t xml:space="preserve">[PARA_CADA_SENIORIDADE_CONT]</w:t>
+                <w:sz w:val="20"/>
+                <w:szCs w:val="20"/>
+              </w:rPr>
+              <w:t>[PARA_CADA_SENIORIDADE_CONT]</w:t>
             </w:r>
           </w:p>
         </w:tc>
@@ -4774,7 +4220,8 @@
           <w:p>
             <w:pPr>
               <w:rPr>
-                <w:sz w:val="2"/>
+                <w:sz w:val="20"/>
+                <w:szCs w:val="20"/>
               </w:rPr>
             </w:pPr>
           </w:p>
@@ -4813,7 +4260,7 @@
                 <w:sz w:val="20"/>
                 <w:szCs w:val="20"/>
               </w:rPr>
-              <w:t xml:space="preserve">[SENIORIDADE_CATEGORIA]</w:t>
+              <w:t>[SENIORIDADE_CATEGORIA]</w:t>
             </w:r>
           </w:p>
         </w:tc>
@@ -4848,7 +4295,7 @@
                 <w:sz w:val="20"/>
                 <w:szCs w:val="20"/>
               </w:rPr>
-              <w:t xml:space="preserve">[SENIORIDADE_VALOR]</w:t>
+              <w:t>[SENIORIDADE_VALOR]</w:t>
             </w:r>
           </w:p>
         </w:tc>
@@ -4874,16 +4321,16 @@
           <w:p>
             <w:pPr>
               <w:rPr>
-                <w:sz w:val="2"/>
-                <w:szCs w:val="2"/>
+                <w:sz w:val="20"/>
+                <w:szCs w:val="20"/>
               </w:rPr>
             </w:pPr>
             <w:r>
               <w:rPr>
-                <w:sz w:val="2"/>
-                <w:szCs w:val="2"/>
-              </w:rPr>
-              <w:t xml:space="preserve">[FIM_PARA_CADA]</w:t>
+                <w:sz w:val="20"/>
+                <w:szCs w:val="20"/>
+              </w:rPr>
+              <w:t>[FIM_PARA_CADA]</w:t>
             </w:r>
           </w:p>
         </w:tc>
@@ -4907,7 +4354,8 @@
           <w:p>
             <w:pPr>
               <w:rPr>
-                <w:sz w:val="2"/>
+                <w:sz w:val="20"/>
+                <w:szCs w:val="20"/>
               </w:rPr>
             </w:pPr>
           </w:p>
@@ -4935,7 +4383,7 @@
           <w:sz w:val="2"/>
           <w:szCs w:val="2"/>
         </w:rPr>
-        <w:t xml:space="preserve">[FIM_SE]</w:t>
+        <w:t>[FIM_SE]</w:t>
       </w:r>
     </w:p>
     <w:p>
@@ -4950,7 +4398,7 @@
           <w:sz w:val="2"/>
           <w:szCs w:val="2"/>
         </w:rPr>
-        <w:t xml:space="preserve">[SE_CONT_EXTRA_HORA_MEDIA]</w:t>
+        <w:t>[SE_CONT_EXTRA_HORA_MEDIA]</w:t>
       </w:r>
     </w:p>
     <w:p>
@@ -4971,6 +4419,7 @@
           <w:sz w:val="20"/>
           <w:szCs w:val="20"/>
         </w:rPr>
+        <w:lastRenderedPageBreak/>
         <w:t>Hora Fixa (independente do executor)</w:t>
       </w:r>
     </w:p>
@@ -4998,7 +4447,28 @@
           <w:sz w:val="20"/>
           <w:szCs w:val="20"/>
         </w:rPr>
-        <w:t>Os honorários serão apurados com base em valor horário único, aplicável indistintamente a qualquer profissional alocado na prestação dos serviços consultivos.</w:t>
+        <w:t xml:space="preserve">Aplicar-se-á </w:t>
+      </w:r>
+      <w:r>
+        <w:rPr>
+          <w:sz w:val="20"/>
+          <w:szCs w:val="20"/>
+        </w:rPr>
+        <w:t>p valor abaixo</w:t>
+      </w:r>
+      <w:r>
+        <w:rPr>
+          <w:sz w:val="20"/>
+          <w:szCs w:val="20"/>
+        </w:rPr>
+        <w:t xml:space="preserve"> para serviços </w:t>
+      </w:r>
+      <w:r>
+        <w:rPr>
+          <w:sz w:val="20"/>
+          <w:szCs w:val="20"/>
+        </w:rPr>
+        <w:t>fora do escopo contencioso delimitado neste instrumento, apurados mensalmente em relatório de horas a ser encaminhado pelo Contratado.</w:t>
       </w:r>
     </w:p>
     <w:p>
@@ -5126,7 +4596,7 @@
           <w:sz w:val="2"/>
           <w:szCs w:val="2"/>
         </w:rPr>
-        <w:t xml:space="preserve">[FIM_SE]</w:t>
+        <w:t>[FIM_SE]</w:t>
       </w:r>
     </w:p>
     <w:p>
@@ -5141,7 +4611,7 @@
           <w:sz w:val="2"/>
           <w:szCs w:val="2"/>
         </w:rPr>
-        <w:t xml:space="preserve">[FIM_SE]</w:t>
+        <w:t>[FIM_SE]</w:t>
       </w:r>
     </w:p>
     <w:p>
@@ -5205,7 +4675,21 @@
           <w:sz w:val="20"/>
           <w:szCs w:val="20"/>
         </w:rPr>
-        <w:t>as categorias de despesa abaixo indicadas, sem prejuízo das disposições gerais de reembolso previstas no</w:t>
+        <w:t xml:space="preserve">as categorias de despesa abaixo indicadas, </w:t>
+      </w:r>
+      <w:r>
+        <w:rPr>
+          <w:sz w:val="20"/>
+          <w:szCs w:val="20"/>
+        </w:rPr>
+        <w:t>conforme</w:t>
+      </w:r>
+      <w:r>
+        <w:rPr>
+          <w:sz w:val="20"/>
+          <w:szCs w:val="20"/>
+        </w:rPr>
+        <w:t xml:space="preserve"> disposições gerais de reembolso previstas no</w:t>
       </w:r>
       <w:r>
         <w:rPr>
@@ -5213,13 +4697,6 @@
           <w:szCs w:val="20"/>
         </w:rPr>
         <w:t>s Termos e Condições desta Proposta</w:t>
-      </w:r>
-      <w:r>
-        <w:rPr>
-          <w:sz w:val="20"/>
-          <w:szCs w:val="20"/>
-        </w:rPr>
-        <w:t>, conforme previamente aprovadas, apuradas e posteriormente comprovadas</w:t>
       </w:r>
       <w:r>
         <w:rPr>
@@ -5257,13 +4734,13 @@
         <w:tblLook w:val="04A0" w:firstRow="1" w:lastRow="0" w:firstColumn="1" w:lastColumn="0" w:noHBand="0" w:noVBand="1"/>
       </w:tblPr>
       <w:tblGrid>
-        <w:gridCol w:w="3000"/>
-        <w:gridCol w:w="6634"/>
+        <w:gridCol w:w="3256"/>
+        <w:gridCol w:w="6378"/>
       </w:tblGrid>
       <w:tr>
         <w:tc>
           <w:tcPr>
-            <w:tcW w:w="3000" w:type="dxa"/>
+            <w:tcW w:w="3256" w:type="dxa"/>
             <w:tcBorders>
               <w:top w:val="single" w:sz="4" w:space="0" w:color="1A3557"/>
               <w:left w:val="single" w:sz="4" w:space="0" w:color="1A3557"/>
@@ -5281,22 +4758,22 @@
           <w:p>
             <w:pPr>
               <w:rPr>
-                <w:sz w:val="2"/>
-                <w:szCs w:val="2"/>
+                <w:sz w:val="20"/>
+                <w:szCs w:val="20"/>
               </w:rPr>
             </w:pPr>
             <w:r>
               <w:rPr>
-                <w:sz w:val="2"/>
-                <w:szCs w:val="2"/>
-              </w:rPr>
-              <w:t xml:space="preserve">[PARA_CADA_DESPESA]</w:t>
+                <w:sz w:val="20"/>
+                <w:szCs w:val="20"/>
+              </w:rPr>
+              <w:t>[PARA_CADA_DESPESA]</w:t>
             </w:r>
           </w:p>
         </w:tc>
         <w:tc>
           <w:tcPr>
-            <w:tcW w:w="6634" w:type="dxa"/>
+            <w:tcW w:w="6378" w:type="dxa"/>
             <w:tcBorders>
               <w:top w:val="single" w:sz="4" w:space="0" w:color="1A3557"/>
               <w:left w:val="single" w:sz="4" w:space="0" w:color="1A3557"/>
@@ -5313,7 +4790,8 @@
           <w:p>
             <w:pPr>
               <w:rPr>
-                <w:sz w:val="2"/>
+                <w:sz w:val="20"/>
+                <w:szCs w:val="20"/>
               </w:rPr>
             </w:pPr>
           </w:p>
@@ -5322,7 +4800,7 @@
       <w:tr>
         <w:tc>
           <w:tcPr>
-            <w:tcW w:w="3000" w:type="dxa"/>
+            <w:tcW w:w="3256" w:type="dxa"/>
             <w:tcBorders>
               <w:top w:val="single" w:sz="4" w:space="0" w:color="1A3557"/>
               <w:left w:val="single" w:sz="4" w:space="0" w:color="1A3557"/>
@@ -5352,13 +4830,13 @@
                 <w:sz w:val="20"/>
                 <w:szCs w:val="20"/>
               </w:rPr>
-              <w:t xml:space="preserve">[DESPESA_CATEGORIA]</w:t>
+              <w:t>[DESPESA_CATEGORIA]</w:t>
             </w:r>
           </w:p>
         </w:tc>
         <w:tc>
           <w:tcPr>
-            <w:tcW w:w="6634" w:type="dxa"/>
+            <w:tcW w:w="6378" w:type="dxa"/>
             <w:tcBorders>
               <w:top w:val="single" w:sz="4" w:space="0" w:color="1A3557"/>
               <w:left w:val="single" w:sz="4" w:space="0" w:color="1A3557"/>
@@ -5386,7 +4864,7 @@
                 <w:sz w:val="20"/>
                 <w:szCs w:val="20"/>
               </w:rPr>
-              <w:t xml:space="preserve">[DESPESA_DESCRICAO]</w:t>
+              <w:t>[DESPESA_DESCRICAO]</w:t>
             </w:r>
           </w:p>
         </w:tc>
@@ -5394,7 +4872,7 @@
       <w:tr>
         <w:tc>
           <w:tcPr>
-            <w:tcW w:w="3000" w:type="dxa"/>
+            <w:tcW w:w="3256" w:type="dxa"/>
             <w:tcBorders>
               <w:top w:val="single" w:sz="4" w:space="0" w:color="1A3557"/>
               <w:left w:val="single" w:sz="4" w:space="0" w:color="1A3557"/>
@@ -5412,22 +4890,22 @@
           <w:p>
             <w:pPr>
               <w:rPr>
-                <w:sz w:val="2"/>
-                <w:szCs w:val="2"/>
+                <w:sz w:val="20"/>
+                <w:szCs w:val="20"/>
               </w:rPr>
             </w:pPr>
             <w:r>
               <w:rPr>
-                <w:sz w:val="2"/>
-                <w:szCs w:val="2"/>
-              </w:rPr>
-              <w:t xml:space="preserve">[FIM_PARA_CADA]</w:t>
+                <w:sz w:val="20"/>
+                <w:szCs w:val="20"/>
+              </w:rPr>
+              <w:t>[FIM_PARA_CADA]</w:t>
             </w:r>
           </w:p>
         </w:tc>
         <w:tc>
           <w:tcPr>
-            <w:tcW w:w="6634" w:type="dxa"/>
+            <w:tcW w:w="6378" w:type="dxa"/>
             <w:tcBorders>
               <w:top w:val="single" w:sz="4" w:space="0" w:color="1A3557"/>
               <w:left w:val="single" w:sz="4" w:space="0" w:color="1A3557"/>
@@ -5444,7 +4922,8 @@
           <w:p>
             <w:pPr>
               <w:rPr>
-                <w:sz w:val="2"/>
+                <w:sz w:val="20"/>
+                <w:szCs w:val="20"/>
               </w:rPr>
             </w:pPr>
           </w:p>
@@ -5453,7 +4932,7 @@
       <w:tr>
         <w:tc>
           <w:tcPr>
-            <w:tcW w:w="3000" w:type="dxa"/>
+            <w:tcW w:w="3256" w:type="dxa"/>
             <w:tcBorders>
               <w:top w:val="single" w:sz="4" w:space="0" w:color="1A3557"/>
               <w:left w:val="single" w:sz="4" w:space="0" w:color="1A3557"/>
@@ -5471,22 +4950,22 @@
           <w:p>
             <w:pPr>
               <w:rPr>
-                <w:sz w:val="2"/>
-                <w:szCs w:val="2"/>
+                <w:sz w:val="20"/>
+                <w:szCs w:val="20"/>
               </w:rPr>
             </w:pPr>
             <w:r>
               <w:rPr>
-                <w:sz w:val="2"/>
-                <w:szCs w:val="2"/>
-              </w:rPr>
-              <w:t xml:space="preserve">[SE_LINHA_TAXA_MANUTENCAO]</w:t>
+                <w:sz w:val="20"/>
+                <w:szCs w:val="20"/>
+              </w:rPr>
+              <w:t>[SE_LINHA_TAXA_MANUTENCAO]</w:t>
             </w:r>
           </w:p>
         </w:tc>
         <w:tc>
           <w:tcPr>
-            <w:tcW w:w="6634" w:type="dxa"/>
+            <w:tcW w:w="6378" w:type="dxa"/>
             <w:tcBorders>
               <w:top w:val="single" w:sz="4" w:space="0" w:color="1A3557"/>
               <w:left w:val="single" w:sz="4" w:space="0" w:color="1A3557"/>
@@ -5503,7 +4982,8 @@
           <w:p>
             <w:pPr>
               <w:rPr>
-                <w:sz w:val="2"/>
+                <w:sz w:val="20"/>
+                <w:szCs w:val="20"/>
               </w:rPr>
             </w:pPr>
           </w:p>
@@ -5512,7 +4992,7 @@
       <w:tr>
         <w:tc>
           <w:tcPr>
-            <w:tcW w:w="3000" w:type="dxa"/>
+            <w:tcW w:w="3256" w:type="dxa"/>
             <w:tcBorders>
               <w:top w:val="single" w:sz="4" w:space="0" w:color="1A3557"/>
               <w:left w:val="single" w:sz="4" w:space="0" w:color="1A3557"/>
@@ -5559,7 +5039,7 @@
         </w:tc>
         <w:tc>
           <w:tcPr>
-            <w:tcW w:w="6634" w:type="dxa"/>
+            <w:tcW w:w="6378" w:type="dxa"/>
             <w:tcBorders>
               <w:top w:val="single" w:sz="4" w:space="0" w:color="1A3557"/>
               <w:left w:val="single" w:sz="4" w:space="0" w:color="1A3557"/>
@@ -5595,7 +5075,7 @@
       <w:tr>
         <w:tc>
           <w:tcPr>
-            <w:tcW w:w="3000" w:type="dxa"/>
+            <w:tcW w:w="3256" w:type="dxa"/>
             <w:tcBorders>
               <w:top w:val="single" w:sz="4" w:space="0" w:color="1A3557"/>
               <w:left w:val="single" w:sz="4" w:space="0" w:color="1A3557"/>
@@ -5613,22 +5093,22 @@
           <w:p>
             <w:pPr>
               <w:rPr>
-                <w:sz w:val="2"/>
-                <w:szCs w:val="2"/>
+                <w:sz w:val="20"/>
+                <w:szCs w:val="20"/>
               </w:rPr>
             </w:pPr>
             <w:r>
               <w:rPr>
-                <w:sz w:val="2"/>
-                <w:szCs w:val="2"/>
-              </w:rPr>
-              <w:t xml:space="preserve">[FIM_SE_LINHA]</w:t>
+                <w:sz w:val="20"/>
+                <w:szCs w:val="20"/>
+              </w:rPr>
+              <w:t>[FIM_SE_LINHA]</w:t>
             </w:r>
           </w:p>
         </w:tc>
         <w:tc>
           <w:tcPr>
-            <w:tcW w:w="6634" w:type="dxa"/>
+            <w:tcW w:w="6378" w:type="dxa"/>
             <w:tcBorders>
               <w:top w:val="single" w:sz="4" w:space="0" w:color="1A3557"/>
               <w:left w:val="single" w:sz="4" w:space="0" w:color="1A3557"/>
@@ -5645,7 +5125,8 @@
           <w:p>
             <w:pPr>
               <w:rPr>
-                <w:sz w:val="2"/>
+                <w:sz w:val="20"/>
+                <w:szCs w:val="20"/>
               </w:rPr>
             </w:pPr>
           </w:p>
@@ -5666,63 +5147,6 @@
     </w:p>
     <w:p>
       <w:pPr>
-        <w:snapToGrid w:val="0"/>
-        <w:jc w:val="both"/>
-        <w:rPr>
-          <w:i/>
-          <w:iCs/>
-          <w:sz w:val="20"/>
-          <w:szCs w:val="20"/>
-        </w:rPr>
-      </w:pPr>
-      <w:r>
-        <w:rPr>
-          <w:i/>
-          <w:iCs/>
-          <w:sz w:val="20"/>
-          <w:szCs w:val="20"/>
-        </w:rPr>
-        <w:t>As condições gerais de reembolso de despesas, inclusive autorizações prévias, limites, comprovação e prestação de contas, são aquelas previstas n</w:t>
-      </w:r>
-      <w:r>
-        <w:rPr>
-          <w:i/>
-          <w:iCs/>
-          <w:sz w:val="20"/>
-          <w:szCs w:val="20"/>
-        </w:rPr>
-        <w:t>o</w:t>
-      </w:r>
-      <w:r>
-        <w:rPr>
-          <w:i/>
-          <w:iCs/>
-          <w:sz w:val="20"/>
-          <w:szCs w:val="20"/>
-        </w:rPr>
-        <w:t>s Termos e Condições desta Proposta</w:t>
-      </w:r>
-      <w:r>
-        <w:rPr>
-          <w:i/>
-          <w:iCs/>
-          <w:sz w:val="20"/>
-          <w:szCs w:val="20"/>
-        </w:rPr>
-        <w:t>.</w:t>
-      </w:r>
-    </w:p>
-    <w:p>
-      <w:pPr>
-        <w:snapToGrid w:val="0"/>
-        <w:rPr>
-          <w:sz w:val="20"/>
-          <w:szCs w:val="20"/>
-        </w:rPr>
-      </w:pPr>
-    </w:p>
-    <w:p>
-      <w:pPr>
         <w:rPr>
           <w:sz w:val="2"/>
           <w:szCs w:val="2"/>
@@ -5733,7 +5157,7 @@
           <w:sz w:val="2"/>
           <w:szCs w:val="2"/>
         </w:rPr>
-        <w:t xml:space="preserve">[SE_DISPOSICOES]</w:t>
+        <w:t>[SE_DISPOSICOES]</w:t>
       </w:r>
     </w:p>
     <w:p>
@@ -5752,11 +5176,30 @@
         <w:rPr>
           <w:b/>
           <w:bCs/>
+          <w:sz w:val="20"/>
+          <w:szCs w:val="20"/>
+        </w:rPr>
+        <w:t>Condições Específicas</w:t>
+      </w:r>
+    </w:p>
+    <w:p>
+      <w:pPr>
+        <w:keepNext/>
+        <w:snapToGrid w:val="0"/>
+        <w:rPr>
+          <w:b/>
+          <w:bCs/>
           <w:smallCaps/>
           <w:sz w:val="20"/>
           <w:szCs w:val="20"/>
         </w:rPr>
-        <w:t>DISPOSIÇÕES ESPECÍFICAS</w:t>
+      </w:pPr>
+      <w:r>
+        <w:rPr>
+          <w:sz w:val="20"/>
+          <w:szCs w:val="20"/>
+        </w:rPr>
+        <w:t>[DISPOSICOES_DESCRICAO]</w:t>
       </w:r>
     </w:p>
     <w:p>
@@ -5769,118 +5212,17 @@
         </w:rPr>
       </w:pPr>
     </w:p>
-    <w:tbl>
-      <w:tblPr>
-        <w:tblW w:w="9634" w:type="dxa"/>
-        <w:tblBorders>
-          <w:top w:val="single" w:sz="4" w:space="0" w:color="auto"/>
-          <w:left w:val="single" w:sz="4" w:space="0" w:color="auto"/>
-          <w:bottom w:val="single" w:sz="4" w:space="0" w:color="auto"/>
-          <w:right w:val="single" w:sz="4" w:space="0" w:color="auto"/>
-          <w:insideH w:val="single" w:sz="4" w:space="0" w:color="auto"/>
-          <w:insideV w:val="single" w:sz="4" w:space="0" w:color="auto"/>
-        </w:tblBorders>
-        <w:tblCellMar>
-          <w:left w:w="10" w:type="dxa"/>
-          <w:right w:w="10" w:type="dxa"/>
-        </w:tblCellMar>
-        <w:tblLook w:val="04A0" w:firstRow="1" w:lastRow="0" w:firstColumn="1" w:lastColumn="0" w:noHBand="0" w:noVBand="1"/>
-      </w:tblPr>
-      <w:tblGrid>
-        <w:gridCol w:w="3000"/>
-        <w:gridCol w:w="6634"/>
-      </w:tblGrid>
-      <w:tr>
-        <w:tc>
-          <w:tcPr>
-            <w:tcW w:w="3000" w:type="dxa"/>
-            <w:tcBorders>
-              <w:top w:val="single" w:sz="4" w:space="0" w:color="1A3557"/>
-              <w:left w:val="single" w:sz="4" w:space="0" w:color="1A3557"/>
-              <w:bottom w:val="single" w:sz="4" w:space="0" w:color="1A3557"/>
-              <w:right w:val="single" w:sz="4" w:space="0" w:color="1A3557"/>
-            </w:tcBorders>
-            <w:shd w:val="clear" w:color="auto" w:fill="FFF9F4"/>
-            <w:tcMar>
-              <w:top w:w="100" w:type="dxa"/>
-              <w:left w:w="120" w:type="dxa"/>
-              <w:bottom w:w="100" w:type="dxa"/>
-              <w:right w:w="120" w:type="dxa"/>
-            </w:tcMar>
-          </w:tcPr>
-          <w:p>
-            <w:pPr>
-              <w:snapToGrid w:val="0"/>
-              <w:rPr>
-                <w:b/>
-                <w:bCs/>
-                <w:sz w:val="20"/>
-                <w:szCs w:val="20"/>
-              </w:rPr>
-            </w:pPr>
-            <w:r>
-              <w:rPr>
-                <w:b/>
-                <w:bCs/>
-                <w:sz w:val="20"/>
-                <w:szCs w:val="20"/>
-              </w:rPr>
-              <w:t>Condições específicas do Escopo</w:t>
-            </w:r>
-          </w:p>
-        </w:tc>
-        <w:tc>
-          <w:tcPr>
-            <w:tcW w:w="6634" w:type="dxa"/>
-            <w:tcBorders>
-              <w:top w:val="single" w:sz="4" w:space="0" w:color="1A3557"/>
-              <w:left w:val="single" w:sz="4" w:space="0" w:color="1A3557"/>
-              <w:bottom w:val="single" w:sz="4" w:space="0" w:color="1A3557"/>
-              <w:right w:val="single" w:sz="4" w:space="0" w:color="1A3557"/>
-            </w:tcBorders>
-            <w:tcMar>
-              <w:top w:w="100" w:type="dxa"/>
-              <w:left w:w="120" w:type="dxa"/>
-              <w:bottom w:w="100" w:type="dxa"/>
-              <w:right w:w="120" w:type="dxa"/>
-            </w:tcMar>
-          </w:tcPr>
-          <w:p>
-            <w:pPr>
-              <w:snapToGrid w:val="0"/>
-              <w:jc w:val="both"/>
-              <w:rPr>
-                <w:sz w:val="20"/>
-                <w:szCs w:val="20"/>
-              </w:rPr>
-            </w:pPr>
-            <w:r>
-              <w:rPr>
-                <w:sz w:val="20"/>
-                <w:szCs w:val="20"/>
-              </w:rPr>
-              <w:t>[DISPOSICOES_DESCRICAO]</w:t>
-            </w:r>
-          </w:p>
-        </w:tc>
-      </w:tr>
-    </w:tbl>
-    <w:p>
-      <w:pPr>
-        <w:rPr>
-          <w:sz w:val="20"/>
-        </w:rPr>
-      </w:pPr>
-    </w:p>
-    <w:p>
-      <w:pPr>
-        <w:rPr>
-          <w:sz w:val="20"/>
-        </w:rPr>
-      </w:pPr>
-      <w:r>
-        <w:rPr>
-          <w:sz w:val="20"/>
+    <w:p>
+      <w:pPr>
+        <w:rPr>
+          <w:sz w:val="20"/>
+          <w:szCs w:val="20"/>
+        </w:rPr>
+      </w:pPr>
+      <w:r>
+        <w:rPr>
+          <w:sz w:val="20"/>
+          <w:szCs w:val="20"/>
         </w:rPr>
         <w:t>As condições específicas do Escopo descritas acima prevalecem sob quaisquer disposições gerais dos termos e condições abaixo, para fins desta Proposta.</w:t>
       </w:r>
@@ -5889,6 +5231,7 @@
       <w:pPr>
         <w:rPr>
           <w:sz w:val="20"/>
+          <w:szCs w:val="20"/>
         </w:rPr>
       </w:pPr>
     </w:p>
@@ -5904,7 +5247,7 @@
           <w:sz w:val="2"/>
           <w:szCs w:val="2"/>
         </w:rPr>
-        <w:t xml:space="preserve">[FIM_SE]</w:t>
+        <w:t>[FIM_SE]</w:t>
       </w:r>
     </w:p>
     <w:p>
@@ -6211,7 +5554,35 @@
           <w:sz w:val="20"/>
           <w:szCs w:val="20"/>
         </w:rPr>
-        <w:t xml:space="preserve"> descritos no Escopo de Trabalho integrante deste instrumento, nas modalidades de atuação e condições comerciais ali estabelecidas, </w:t>
+        <w:t xml:space="preserve"> descritos no Escopo de Trabalho integrante deste instrumento, nas modalidades de atuação e </w:t>
+      </w:r>
+      <w:r>
+        <w:rPr>
+          <w:sz w:val="20"/>
+          <w:szCs w:val="20"/>
+        </w:rPr>
+        <w:t>Condições</w:t>
+      </w:r>
+      <w:r>
+        <w:rPr>
+          <w:sz w:val="20"/>
+          <w:szCs w:val="20"/>
+        </w:rPr>
+        <w:t xml:space="preserve"> </w:t>
+      </w:r>
+      <w:r>
+        <w:rPr>
+          <w:sz w:val="20"/>
+          <w:szCs w:val="20"/>
+        </w:rPr>
+        <w:t>Específicas</w:t>
+      </w:r>
+      <w:r>
+        <w:rPr>
+          <w:sz w:val="20"/>
+          <w:szCs w:val="20"/>
+        </w:rPr>
+        <w:t xml:space="preserve"> ali estabelecidas, </w:t>
       </w:r>
       <w:r>
         <w:rPr>
@@ -6302,7 +5673,21 @@
           <w:sz w:val="20"/>
           <w:szCs w:val="20"/>
         </w:rPr>
-        <w:t>O Escopo de Trabalho e os presentes Termos e Condições formam um corpo único e indivisível. Em caso de divergência entre os instrumentos, prevalecerão as disposições do Escopo de Trabalho quanto às condições comerciais específicas e os presentes Termos e Condições quanto às demais disposições de caráter geral.</w:t>
+        <w:t>O Escopo de Trabalho e os presentes Termos e Condições formam um corpo único e indivisível. Em caso de divergência entre os instrumentos, prevalecerão as disposições do Escopo de Trabalho quanto às condições comerciais específicas e os presentes Termos e Condições quanto às demais disposições de caráter geral</w:t>
+      </w:r>
+      <w:r>
+        <w:rPr>
+          <w:sz w:val="20"/>
+          <w:szCs w:val="20"/>
+        </w:rPr>
+        <w:t>, conforme aplicável</w:t>
+      </w:r>
+      <w:r>
+        <w:rPr>
+          <w:sz w:val="20"/>
+          <w:szCs w:val="20"/>
+        </w:rPr>
+        <w:t>.</w:t>
       </w:r>
     </w:p>
     <w:p>
@@ -6310,6 +5695,7 @@
         <w:pStyle w:val="PargrafodaLista"/>
         <w:rPr>
           <w:sz w:val="20"/>
+          <w:szCs w:val="20"/>
         </w:rPr>
       </w:pPr>
     </w:p>
@@ -6339,6 +5725,7 @@
           <w:sz w:val="20"/>
           <w:szCs w:val="20"/>
         </w:rPr>
+        <w:lastRenderedPageBreak/>
         <w:t>HONORÁRIOS E FORMA DE PAGAMENTO</w:t>
       </w:r>
     </w:p>
@@ -6372,7 +5759,7 @@
           <w:sz w:val="20"/>
           <w:szCs w:val="20"/>
         </w:rPr>
-        <w:t>Os honorários devidos em razão da prestação dos serviços jurídicos e as respectivas condições de pagamento</w:t>
+        <w:t>Os honorários devidos em razão da prestação dos serviços jurídicos e as condições de pagamento</w:t>
       </w:r>
       <w:r>
         <w:rPr>
@@ -6414,7 +5801,14 @@
           <w:sz w:val="20"/>
           <w:szCs w:val="20"/>
         </w:rPr>
-        <w:t>Os valores estabelecidos serão anualmente reajustados</w:t>
+        <w:t>Todos os</w:t>
+      </w:r>
+      <w:r>
+        <w:rPr>
+          <w:sz w:val="20"/>
+          <w:szCs w:val="20"/>
+        </w:rPr>
+        <w:t xml:space="preserve"> valores estabelecidos serão anualmente reajustados</w:t>
       </w:r>
       <w:r>
         <w:rPr>
@@ -6552,7 +5946,6 @@
           <w:sz w:val="20"/>
           <w:szCs w:val="20"/>
         </w:rPr>
-        <w:lastRenderedPageBreak/>
         <w:t xml:space="preserve">O inadimplemento de qualquer obrigação pecuniária prevista </w:t>
       </w:r>
       <w:r>
@@ -6581,7 +5974,7 @@
           <w:sz w:val="20"/>
           <w:szCs w:val="20"/>
         </w:rPr>
-        <w:t xml:space="preserve"> de correção monetária pelo IPCA/IBGE, acumulado entre o vencimento e a data do efetivo pagamento, juros moratórios </w:t>
+        <w:t xml:space="preserve"> de juros moratórios </w:t>
       </w:r>
       <w:r>
         <w:rPr>
@@ -6595,7 +5988,14 @@
           <w:sz w:val="20"/>
           <w:szCs w:val="20"/>
         </w:rPr>
-        <w:t xml:space="preserve"> e multa moratória de </w:t>
+        <w:t>,</w:t>
+      </w:r>
+      <w:r>
+        <w:rPr>
+          <w:sz w:val="20"/>
+          <w:szCs w:val="20"/>
+        </w:rPr>
+        <w:t xml:space="preserve"> multa moratória de </w:t>
       </w:r>
       <w:r>
         <w:rPr>
@@ -6623,7 +6023,28 @@
           <w:sz w:val="20"/>
           <w:szCs w:val="20"/>
         </w:rPr>
-        <w:t xml:space="preserve"> por cento) sobre o valor em aberto, apurados </w:t>
+        <w:t xml:space="preserve"> por cento) sobre o valor em </w:t>
+      </w:r>
+      <w:r>
+        <w:rPr>
+          <w:sz w:val="20"/>
+          <w:szCs w:val="20"/>
+        </w:rPr>
+        <w:t xml:space="preserve">atraso e </w:t>
+      </w:r>
+      <w:r>
+        <w:rPr>
+          <w:sz w:val="20"/>
+          <w:szCs w:val="20"/>
+        </w:rPr>
+        <w:t>correção monetária pelo IPCA/IBGE, acumulado entre o vencimento e a data do efetivo pagamento</w:t>
+      </w:r>
+      <w:r>
+        <w:rPr>
+          <w:sz w:val="20"/>
+          <w:szCs w:val="20"/>
+        </w:rPr>
+        <w:t xml:space="preserve">, apurados </w:t>
       </w:r>
       <w:r>
         <w:rPr>
@@ -6639,7 +6060,49 @@
           <w:sz w:val="20"/>
           <w:szCs w:val="20"/>
         </w:rPr>
-        <w:t>, sem prejuízo das demais medidas legais cabíveis.</w:t>
+        <w:t>.</w:t>
+      </w:r>
+      <w:r>
+        <w:rPr>
+          <w:sz w:val="20"/>
+          <w:szCs w:val="20"/>
+        </w:rPr>
+        <w:t xml:space="preserve"> </w:t>
+      </w:r>
+      <w:r>
+        <w:rPr>
+          <w:sz w:val="20"/>
+          <w:szCs w:val="20"/>
+        </w:rPr>
+        <w:t>Em caso de atraso superior a 10 (dez) dias, será facultado ao Contratado suspender a prestação dos serviços</w:t>
+      </w:r>
+      <w:r>
+        <w:rPr>
+          <w:sz w:val="20"/>
+          <w:szCs w:val="20"/>
+        </w:rPr>
+        <w:t>,</w:t>
+      </w:r>
+      <w:r>
+        <w:rPr>
+          <w:sz w:val="20"/>
+          <w:szCs w:val="20"/>
+        </w:rPr>
+        <w:t xml:space="preserve"> </w:t>
+      </w:r>
+      <w:r>
+        <w:rPr>
+          <w:sz w:val="20"/>
+          <w:szCs w:val="20"/>
+        </w:rPr>
+        <w:t>sem prejuízo das demais medidas legais cabíveis.</w:t>
+      </w:r>
+      <w:r>
+        <w:rPr>
+          <w:sz w:val="20"/>
+          <w:szCs w:val="20"/>
+        </w:rPr>
+        <w:t xml:space="preserve"> </w:t>
       </w:r>
     </w:p>
     <w:p>
@@ -7009,7 +6472,35 @@
           <w:sz w:val="20"/>
           <w:szCs w:val="20"/>
         </w:rPr>
-        <w:t>as Partes, sendo facultado a qualquer delas promover o seu encerramento mediante notificação por escrito à outra Parte, com antecedência mínima de 60 (sessenta) dias.</w:t>
+        <w:t>as Partes, sendo facultado a qualquer delas promover o seu encerramento mediante notificação por escrito à outra Parte, com antecedência mínima de 60 (sessenta) dias</w:t>
+      </w:r>
+      <w:r>
+        <w:rPr>
+          <w:sz w:val="20"/>
+          <w:szCs w:val="20"/>
+        </w:rPr>
+        <w:t xml:space="preserve">, </w:t>
+      </w:r>
+      <w:r>
+        <w:rPr>
+          <w:sz w:val="20"/>
+          <w:szCs w:val="20"/>
+        </w:rPr>
+        <w:t>durante os quais o Contratado permanecerá obrigado a prestar os serviços em curso e a adotar as providências necessárias à regular transição</w:t>
+      </w:r>
+      <w:r>
+        <w:rPr>
+          <w:sz w:val="20"/>
+          <w:szCs w:val="20"/>
+        </w:rPr>
+        <w:t>, caso aplicável</w:t>
+      </w:r>
+      <w:r>
+        <w:rPr>
+          <w:sz w:val="20"/>
+          <w:szCs w:val="20"/>
+        </w:rPr>
+        <w:t>.</w:t>
       </w:r>
     </w:p>
     <w:p>
@@ -7372,7 +6863,6 @@
           <w:sz w:val="20"/>
           <w:szCs w:val="20"/>
         </w:rPr>
-        <w:lastRenderedPageBreak/>
         <w:t>Emitir os documentos fiscais correspondentes aos honorários e despesas cobrados, na forma da legislação tributária aplicável.</w:t>
       </w:r>
     </w:p>
@@ -7944,7 +7434,6 @@
           <w:sz w:val="20"/>
           <w:szCs w:val="20"/>
         </w:rPr>
-        <w:lastRenderedPageBreak/>
         <w:t>As obrigações desta cláusula s</w:t>
       </w:r>
       <w:r>
@@ -8421,53 +7910,21 @@
           <w:sz w:val="20"/>
           <w:szCs w:val="20"/>
         </w:rPr>
-        <w:t>A rescisão imotivada poderá ser promovida por qualquer das Partes mediante notificação escrita com antecedência mínima de 60 (sessenta) dias, durante os quais o Contratado permanecerá obrigado a prestar os serviços em curso e a adotar as providências necessárias à regular transição.</w:t>
-      </w:r>
-    </w:p>
-    <w:p>
-      <w:pPr>
-        <w:pStyle w:val="PargrafodaLista"/>
-        <w:rPr>
-          <w:sz w:val="20"/>
-          <w:szCs w:val="20"/>
-        </w:rPr>
-      </w:pPr>
-    </w:p>
-    <w:p>
-      <w:pPr>
-        <w:pStyle w:val="PargrafodaLista"/>
-        <w:numPr>
-          <w:ilvl w:val="1"/>
-          <w:numId w:val="2"/>
-        </w:numPr>
-        <w:snapToGrid w:val="0"/>
-        <w:ind w:left="709" w:hanging="709"/>
-        <w:jc w:val="both"/>
-        <w:rPr>
-          <w:sz w:val="20"/>
-          <w:szCs w:val="20"/>
-        </w:rPr>
-      </w:pPr>
-      <w:r>
-        <w:rPr>
-          <w:sz w:val="20"/>
-          <w:szCs w:val="20"/>
-        </w:rPr>
-        <w:t xml:space="preserve">Em qualquer hipótese, serão devidos ao Contratado os honorários pelos serviços efetivamente prestados até a data de cessação, o reembolso das despesas incorridas no período, </w:t>
-      </w:r>
-      <w:r>
-        <w:rPr>
-          <w:sz w:val="20"/>
-          <w:szCs w:val="20"/>
-        </w:rPr>
-        <w:t xml:space="preserve">nos termos da </w:t>
-      </w:r>
-      <w:r>
-        <w:rPr>
-          <w:sz w:val="20"/>
-          <w:szCs w:val="20"/>
-        </w:rPr>
-        <w:t>cláusula de Reembolso de Despesas</w:t>
+        <w:t>Em qualquer hipótese</w:t>
+      </w:r>
+      <w:r>
+        <w:rPr>
+          <w:sz w:val="20"/>
+          <w:szCs w:val="20"/>
+        </w:rPr>
+        <w:t xml:space="preserve"> de rescisão</w:t>
+      </w:r>
+      <w:r>
+        <w:rPr>
+          <w:sz w:val="20"/>
+          <w:szCs w:val="20"/>
+        </w:rPr>
+        <w:t>, serão devidos ao Contratado os honorários pelos serviços efetivamente prestados até a data de cessação, o reembolso das despesas incorridas no período</w:t>
       </w:r>
       <w:r>
         <w:rPr>
@@ -8481,7 +7938,21 @@
           <w:sz w:val="20"/>
           <w:szCs w:val="20"/>
         </w:rPr>
-        <w:t xml:space="preserve"> os honorários de projeto ou fase já concluídos e aqueles devidos em razão de evento futuro e certo vinculado a serviços prestados antes da rescisão.</w:t>
+        <w:t xml:space="preserve"> os honorários de projeto ou fase já concluídos e aqueles devidos em razão de evento futuro e certo vinculado a serviços prestados antes da rescisão</w:t>
+      </w:r>
+      <w:r>
+        <w:rPr>
+          <w:sz w:val="20"/>
+          <w:szCs w:val="20"/>
+        </w:rPr>
+        <w:t>, como honorários por êxito e/ou de sucumbência, conforme aplicável</w:t>
+      </w:r>
+      <w:r>
+        <w:rPr>
+          <w:sz w:val="20"/>
+          <w:szCs w:val="20"/>
+        </w:rPr>
+        <w:t>.</w:t>
       </w:r>
     </w:p>
     <w:p>
@@ -8546,7 +8017,6 @@
           <w:sz w:val="20"/>
           <w:szCs w:val="20"/>
         </w:rPr>
-        <w:lastRenderedPageBreak/>
         <w:t>A presente Proposta</w:t>
       </w:r>
       <w:r>
@@ -8554,35 +8024,14 @@
           <w:sz w:val="20"/>
           <w:szCs w:val="20"/>
         </w:rPr>
-        <w:t xml:space="preserve">, </w:t>
-      </w:r>
-      <w:r>
-        <w:rPr>
-          <w:sz w:val="20"/>
-          <w:szCs w:val="20"/>
-        </w:rPr>
-        <w:t>composta pelo Escopo</w:t>
-      </w:r>
-      <w:r>
-        <w:rPr>
-          <w:sz w:val="20"/>
-          <w:szCs w:val="20"/>
-        </w:rPr>
-        <w:t xml:space="preserve"> de Trabalho </w:t>
-      </w:r>
-      <w:r>
-        <w:rPr>
-          <w:sz w:val="20"/>
-          <w:szCs w:val="20"/>
-        </w:rPr>
-        <w:t>e pelos presentes Termos e Condiçõe</w:t>
-      </w:r>
-      <w:r>
-        <w:rPr>
-          <w:sz w:val="20"/>
-          <w:szCs w:val="20"/>
-        </w:rPr>
-        <w:t>s, representa a integralidade do entendimento entre as Partes, prevalecendo sobre quaisquer ajustes, entendimentos ou comunicações anteriores que lhe sejam contrários. Qualquer modificação somente produzirá efeitos se formalizada por escrito e subscrita por representantes autorizados de ambas as Partes.</w:t>
+        <w:t xml:space="preserve"> prevalece</w:t>
+      </w:r>
+      <w:r>
+        <w:rPr>
+          <w:sz w:val="20"/>
+          <w:szCs w:val="20"/>
+        </w:rPr>
+        <w:t xml:space="preserve"> sobre quaisquer ajustes, entendimentos ou comunicações anteriores. Qualquer modificação somente produzirá efeitos se formalizada por escrito e subscrita por representantes autorizados de ambas as Partes.</w:t>
       </w:r>
     </w:p>
     <w:p>
@@ -8818,7 +8267,35 @@
           <w:sz w:val="20"/>
           <w:szCs w:val="20"/>
         </w:rPr>
-        <w:t>As Partes reconhecem a veracidade, autenticidade, validade e eficácia desta Proposta em formato eletrônico, assinada por meio de plataforma de assinaturas eletrônicas (DocuSign ou similar), nos termos do artigo 10, § 2º, da Medida Provisória n. 2.200-2/2001 e do artigo 219 do Código Civil, dispensando expressamente a colheita de assinaturas de testemunhas, na forma do artigo 34 da Lei n. 14.620/2023.</w:t>
+        <w:t xml:space="preserve">As Partes reconhecem a veracidade, autenticidade, validade e eficácia desta Proposta </w:t>
+      </w:r>
+      <w:r>
+        <w:rPr>
+          <w:sz w:val="20"/>
+          <w:szCs w:val="20"/>
+        </w:rPr>
+        <w:t>caso firmada caso</w:t>
+      </w:r>
+      <w:r>
+        <w:rPr>
+          <w:sz w:val="20"/>
+          <w:szCs w:val="20"/>
+        </w:rPr>
+        <w:t xml:space="preserve"> assinada por meio de plataforma de assinaturas eletrônicas (DocuSign ou similar), nos termos do artigo 10, § 2º, da Medida Provisória n. 2.200-2/2001 e do artigo 219 do Código Civil, </w:t>
+      </w:r>
+      <w:r>
+        <w:rPr>
+          <w:sz w:val="20"/>
+          <w:szCs w:val="20"/>
+        </w:rPr>
+        <w:t xml:space="preserve">neste caso </w:t>
+      </w:r>
+      <w:r>
+        <w:rPr>
+          <w:sz w:val="20"/>
+          <w:szCs w:val="20"/>
+        </w:rPr>
+        <w:t>dispensando expressamente a colheita de assinaturas de testemunhas, na forma do artigo 34 da Lei n. 14.620/2023.</w:t>
       </w:r>
     </w:p>
     <w:p>
@@ -8836,57 +8313,357 @@
     </w:p>
     <w:p>
       <w:pPr>
-        <w:pStyle w:val="PargrafodaLista"/>
+        <w:keepNext/>
+        <w:snapToGrid w:val="0"/>
         <w:jc w:val="center"/>
-        <w:rPr>
-          <w:sz w:val="20"/>
-          <w:szCs w:val="20"/>
-        </w:rPr>
-      </w:pPr>
-      <w:r>
-        <w:rPr>
-          <w:sz w:val="20"/>
-          <w:szCs w:val="20"/>
-        </w:rPr>
-        <w:t>____________________________________________</w:t>
-      </w:r>
-    </w:p>
-    <w:p>
-      <w:pPr>
-        <w:snapToGrid w:val="0"/>
-        <w:jc w:val="center"/>
-        <w:rPr>
-          <w:sz w:val="20"/>
-          <w:szCs w:val="20"/>
-        </w:rPr>
-      </w:pPr>
-      <w:r>
         <w:rPr>
           <w:b/>
           <w:bCs/>
           <w:sz w:val="20"/>
           <w:szCs w:val="20"/>
         </w:rPr>
-        <w:t>[NOME_OU_RAZAO]</w:t>
-      </w:r>
-    </w:p>
-    <w:p>
-      <w:pPr>
-        <w:snapToGrid w:val="0"/>
-        <w:jc w:val="center"/>
-        <w:rPr>
-          <w:sz w:val="2"/>
+      </w:pPr>
+    </w:p>
+    <w:tbl>
+      <w:tblPr>
+        <w:tblStyle w:val="Tabelacomgrade"/>
+        <w:tblW w:w="0" w:type="auto"/>
+        <w:tblBorders>
+          <w:top w:val="none" w:sz="0" w:space="0" w:color="auto"/>
+          <w:left w:val="none" w:sz="0" w:space="0" w:color="auto"/>
+          <w:bottom w:val="none" w:sz="0" w:space="0" w:color="auto"/>
+          <w:right w:val="none" w:sz="0" w:space="0" w:color="auto"/>
+          <w:insideH w:val="none" w:sz="0" w:space="0" w:color="auto"/>
+          <w:insideV w:val="none" w:sz="0" w:space="0" w:color="auto"/>
+        </w:tblBorders>
+        <w:tblLook w:val="04A0" w:firstRow="1" w:lastRow="0" w:firstColumn="1" w:lastColumn="0" w:noHBand="0" w:noVBand="1"/>
+      </w:tblPr>
+      <w:tblGrid>
+        <w:gridCol w:w="4814"/>
+        <w:gridCol w:w="4814"/>
+      </w:tblGrid>
+      <w:tr>
+        <w:tc>
+          <w:tcPr>
+            <w:tcW w:w="4814" w:type="dxa"/>
+          </w:tcPr>
+          <w:p>
+            <w:pPr>
+              <w:pStyle w:val="PargrafodaLista"/>
+              <w:rPr>
+                <w:sz w:val="20"/>
+                <w:szCs w:val="20"/>
+              </w:rPr>
+            </w:pPr>
+            <w:r>
+              <w:rPr>
+                <w:sz w:val="20"/>
+                <w:szCs w:val="20"/>
+              </w:rPr>
+              <w:t>____________________________________________</w:t>
+            </w:r>
+          </w:p>
+          <w:p>
+            <w:pPr>
+              <w:snapToGrid w:val="0"/>
+              <w:rPr>
+                <w:sz w:val="20"/>
+                <w:szCs w:val="20"/>
+              </w:rPr>
+            </w:pPr>
+            <w:r>
+              <w:rPr>
+                <w:b/>
+                <w:bCs/>
+                <w:sz w:val="20"/>
+                <w:szCs w:val="20"/>
+              </w:rPr>
+              <w:t>[NOME_OU_RAZAO]</w:t>
+            </w:r>
+          </w:p>
+          <w:p>
+            <w:pPr>
+              <w:keepNext/>
+              <w:snapToGrid w:val="0"/>
+              <w:jc w:val="center"/>
+              <w:rPr>
+                <w:b/>
+                <w:bCs/>
+                <w:sz w:val="20"/>
+                <w:szCs w:val="20"/>
+              </w:rPr>
+            </w:pPr>
+          </w:p>
+        </w:tc>
+        <w:tc>
+          <w:tcPr>
+            <w:tcW w:w="4814" w:type="dxa"/>
+          </w:tcPr>
+          <w:p>
+            <w:pPr>
+              <w:pStyle w:val="PargrafodaLista"/>
+              <w:rPr>
+                <w:sz w:val="20"/>
+                <w:szCs w:val="20"/>
+              </w:rPr>
+            </w:pPr>
+            <w:r>
+              <w:rPr>
+                <w:sz w:val="20"/>
+                <w:szCs w:val="20"/>
+              </w:rPr>
+              <w:t>____________________________________________</w:t>
+            </w:r>
+          </w:p>
+          <w:p>
+            <w:pPr>
+              <w:snapToGrid w:val="0"/>
+              <w:rPr>
+                <w:sz w:val="20"/>
+                <w:szCs w:val="20"/>
+              </w:rPr>
+            </w:pPr>
+            <w:r>
+              <w:rPr>
+                <w:b/>
+                <w:bCs/>
+                <w:sz w:val="20"/>
+                <w:szCs w:val="20"/>
+              </w:rPr>
+              <w:t>PMRA PORTO MIRANDA ROCHA ADVOGADOS</w:t>
+            </w:r>
+          </w:p>
+          <w:p>
+            <w:pPr>
+              <w:keepNext/>
+              <w:snapToGrid w:val="0"/>
+              <w:jc w:val="center"/>
+              <w:rPr>
+                <w:b/>
+                <w:bCs/>
+                <w:sz w:val="20"/>
+                <w:szCs w:val="20"/>
+              </w:rPr>
+            </w:pPr>
+          </w:p>
+        </w:tc>
+      </w:tr>
+    </w:tbl>
+    <w:p>
+      <w:pPr>
+        <w:keepNext/>
+        <w:snapToGrid w:val="0"/>
+        <w:rPr>
+          <w:b/>
+          <w:bCs/>
+          <w:sz w:val="20"/>
+          <w:szCs w:val="20"/>
+        </w:rPr>
+      </w:pPr>
+    </w:p>
+    <w:p>
+      <w:pPr>
+        <w:keepNext/>
+        <w:snapToGrid w:val="0"/>
+        <w:rPr>
+          <w:b/>
+          <w:bCs/>
+          <w:sz w:val="20"/>
+          <w:szCs w:val="20"/>
+        </w:rPr>
+      </w:pPr>
+    </w:p>
+    <w:p>
+      <w:pPr>
+        <w:snapToGrid w:val="0"/>
+        <w:rPr>
+          <w:b/>
+          <w:bCs/>
+          <w:sz w:val="20"/>
+          <w:szCs w:val="20"/>
+        </w:rPr>
+      </w:pPr>
+      <w:r>
+        <w:rPr>
+          <w:b/>
+          <w:bCs/>
+          <w:sz w:val="20"/>
+          <w:szCs w:val="20"/>
+        </w:rPr>
+        <w:t>Testemunhas:</w:t>
+      </w:r>
+    </w:p>
+    <w:p>
+      <w:pPr>
+        <w:snapToGrid w:val="0"/>
+        <w:rPr>
+          <w:i/>
+          <w:iCs/>
+          <w:sz w:val="20"/>
+          <w:szCs w:val="20"/>
+        </w:rPr>
+      </w:pPr>
+      <w:r>
+        <w:rPr>
+          <w:i/>
+          <w:iCs/>
+          <w:sz w:val="20"/>
+          <w:szCs w:val="20"/>
+        </w:rPr>
+        <w:t>(preencher e assinar caso firmado com assinaturas físicas ou por meio de certificado digital)</w:t>
+      </w:r>
+    </w:p>
+    <w:p>
+      <w:pPr>
+        <w:snapToGrid w:val="0"/>
+        <w:rPr>
+          <w:b/>
+          <w:bCs/>
+          <w:sz w:val="20"/>
+          <w:szCs w:val="20"/>
+        </w:rPr>
+      </w:pPr>
+    </w:p>
+    <w:tbl>
+      <w:tblPr>
+        <w:tblStyle w:val="Tabelacomgrade"/>
+        <w:tblW w:w="0" w:type="auto"/>
+        <w:tblBorders>
+          <w:top w:val="none" w:sz="0" w:space="0" w:color="auto"/>
+          <w:left w:val="none" w:sz="0" w:space="0" w:color="auto"/>
+          <w:bottom w:val="none" w:sz="0" w:space="0" w:color="auto"/>
+          <w:right w:val="none" w:sz="0" w:space="0" w:color="auto"/>
+          <w:insideH w:val="none" w:sz="0" w:space="0" w:color="auto"/>
+          <w:insideV w:val="none" w:sz="0" w:space="0" w:color="auto"/>
+        </w:tblBorders>
+        <w:tblLook w:val="04A0" w:firstRow="1" w:lastRow="0" w:firstColumn="1" w:lastColumn="0" w:noHBand="0" w:noVBand="1"/>
+      </w:tblPr>
+      <w:tblGrid>
+        <w:gridCol w:w="4814"/>
+        <w:gridCol w:w="4814"/>
+      </w:tblGrid>
+      <w:tr>
+        <w:tc>
+          <w:tcPr>
+            <w:tcW w:w="4814" w:type="dxa"/>
+          </w:tcPr>
+          <w:p>
+            <w:pPr>
+              <w:pStyle w:val="PargrafodaLista"/>
+              <w:rPr>
+                <w:sz w:val="20"/>
+                <w:szCs w:val="20"/>
+              </w:rPr>
+            </w:pPr>
+            <w:r>
+              <w:rPr>
+                <w:sz w:val="20"/>
+                <w:szCs w:val="20"/>
+              </w:rPr>
+              <w:t>____________________________________________</w:t>
+            </w:r>
+          </w:p>
+          <w:p>
+            <w:pPr>
+              <w:snapToGrid w:val="0"/>
+              <w:rPr>
+                <w:sz w:val="20"/>
+                <w:szCs w:val="20"/>
+              </w:rPr>
+            </w:pPr>
+            <w:r>
+              <w:rPr>
+                <w:b/>
+                <w:bCs/>
+                <w:sz w:val="20"/>
+                <w:szCs w:val="20"/>
+              </w:rPr>
+              <w:t>Nome:</w:t>
+            </w:r>
+          </w:p>
+          <w:p>
+            <w:pPr>
+              <w:keepNext/>
+              <w:snapToGrid w:val="0"/>
+              <w:jc w:val="center"/>
+              <w:rPr>
+                <w:b/>
+                <w:bCs/>
+                <w:sz w:val="20"/>
+                <w:szCs w:val="20"/>
+              </w:rPr>
+            </w:pPr>
+          </w:p>
+        </w:tc>
+        <w:tc>
+          <w:tcPr>
+            <w:tcW w:w="4814" w:type="dxa"/>
+          </w:tcPr>
+          <w:p>
+            <w:pPr>
+              <w:pStyle w:val="PargrafodaLista"/>
+              <w:rPr>
+                <w:sz w:val="20"/>
+                <w:szCs w:val="20"/>
+              </w:rPr>
+            </w:pPr>
+            <w:r>
+              <w:rPr>
+                <w:sz w:val="20"/>
+                <w:szCs w:val="20"/>
+              </w:rPr>
+              <w:t>____________________________________________</w:t>
+            </w:r>
+          </w:p>
+          <w:p>
+            <w:pPr>
+              <w:snapToGrid w:val="0"/>
+              <w:rPr>
+                <w:sz w:val="20"/>
+                <w:szCs w:val="20"/>
+              </w:rPr>
+            </w:pPr>
+            <w:r>
+              <w:rPr>
+                <w:b/>
+                <w:bCs/>
+                <w:sz w:val="20"/>
+                <w:szCs w:val="20"/>
+              </w:rPr>
+              <w:t>Nome:</w:t>
+            </w:r>
+          </w:p>
+          <w:p>
+            <w:pPr>
+              <w:keepNext/>
+              <w:snapToGrid w:val="0"/>
+              <w:jc w:val="center"/>
+              <w:rPr>
+                <w:b/>
+                <w:bCs/>
+                <w:sz w:val="20"/>
+                <w:szCs w:val="20"/>
+              </w:rPr>
+            </w:pPr>
+          </w:p>
+        </w:tc>
+      </w:tr>
+    </w:tbl>
+    <w:p>
+      <w:pPr>
+        <w:snapToGrid w:val="0"/>
+        <w:rPr>
+          <w:b/>
+          <w:bCs/>
+          <w:sz w:val="20"/>
           <w:szCs w:val="20"/>
         </w:rPr>
       </w:pPr>
     </w:p>
     <w:sectPr>
-      <w:headerReference w:type="even" r:id="rId10"/>
-      <w:headerReference w:type="default" r:id="rId11"/>
-      <w:footerReference w:type="even" r:id="rId12"/>
-      <w:footerReference w:type="default" r:id="rId13"/>
-      <w:headerReference w:type="first" r:id="rId14"/>
-      <w:footerReference w:type="first" r:id="rId15"/>
+      <w:headerReference w:type="default" r:id="rId10"/>
+      <w:footerReference w:type="even" r:id="rId11"/>
+      <w:footerReference w:type="default" r:id="rId12"/>
       <w:pgSz w:w="11906" w:h="16838"/>
       <w:pgMar w:top="2268" w:right="1134" w:bottom="2268" w:left="1134" w:header="720" w:footer="720" w:gutter="0"/>
       <w:cols w:space="720"/>
@@ -8917,9 +8694,57 @@
 
 <file path=word/footer1.xml><?xml version="1.0" encoding="utf-8"?>
 <w:ftr xmlns:wpc="http://schemas.microsoft.com/office/word/2010/wordprocessingCanvas" xmlns:cx="http://schemas.microsoft.com/office/drawing/2014/chartex" xmlns:cx1="http://schemas.microsoft.com/office/drawing/2015/9/8/chartex" xmlns:cx2="http://schemas.microsoft.com/office/drawing/2015/10/21/chartex" xmlns:cx3="http://schemas.microsoft.com/office/drawing/2016/5/9/chartex" xmlns:cx4="http://schemas.microsoft.com/office/drawing/2016/5/10/chartex" xmlns:cx5="http://schemas.microsoft.com/office/drawing/2016/5/11/chartex" xmlns:cx6="http://schemas.microsoft.com/office/drawing/2016/5/12/chartex" xmlns:cx7="http://schemas.microsoft.com/office/drawing/2016/5/13/chartex" xmlns:cx8="http://schemas.microsoft.com/office/drawing/2016/5/14/chartex" xmlns:mc="http://schemas.openxmlformats.org/markup-compatibility/2006" xmlns:aink="http://schemas.microsoft.com/office/drawing/2016/ink" xmlns:am3d="http://schemas.microsoft.com/office/drawing/2017/model3d" xmlns:o="urn:schemas-microsoft-com:office:office" xmlns:oel="http://schemas.microsoft.com/office/2019/extlst" xmlns:r="http://schemas.openxmlformats.org/officeDocument/2006/relationships" xmlns:m="http://schemas.openxmlformats.org/officeDocument/2006/math" xmlns:v="urn:schemas-microsoft-com:vml" xmlns:wp14="http://schemas.microsoft.com/office/word/2010/wordprocessingDrawing" xmlns:wp="http://schemas.openxmlformats.org/drawingml/2006/wordprocessingDrawing" xmlns:w10="urn:schemas-microsoft-com:office:word" xmlns:w="http://schemas.openxmlformats.org/wordprocessingml/2006/main" xmlns:w14="http://schemas.microsoft.com/office/word/2010/wordml" xmlns:w15="http://schemas.microsoft.com/office/word/2012/wordml" xmlns:w16cex="http://schemas.microsoft.com/office/word/2018/wordml/cex" xmlns:w16cid="http://schemas.microsoft.com/office/word/2016/wordml/cid" xmlns:w16="http://schemas.microsoft.com/office/word/2018/wordml" xmlns:w16du="http://schemas.microsoft.com/office/word/2023/wordml/word16du" xmlns:w16sdtdh="http://schemas.microsoft.com/office/word/2020/wordml/sdtdatahash" xmlns:w16sdtfl="http://schemas.microsoft.com/office/word/2024/wordml/sdtformatlock" xmlns:w16se="http://schemas.microsoft.com/office/word/2015/wordml/symex" xmlns:wpg="http://schemas.microsoft.com/office/word/2010/wordprocessingGroup" xmlns:wpi="http://schemas.microsoft.com/office/word/2010/wordprocessingInk" xmlns:wne="http://schemas.microsoft.com/office/word/2006/wordml" xmlns:wps="http://schemas.microsoft.com/office/word/2010/wordprocessingShape" mc:Ignorable="w14 w15 w16se w16cid w16 w16cex w16sdtdh w16sdtfl w16du wp14">
+  <w:sdt>
+    <w:sdtPr>
+      <w:rPr>
+        <w:rStyle w:val="Nmerodepgina"/>
+      </w:rPr>
+      <w:id w:val="1008332648"/>
+      <w:docPartObj>
+        <w:docPartGallery w:val="Page Numbers (Bottom of Page)"/>
+        <w:docPartUnique/>
+      </w:docPartObj>
+    </w:sdtPr>
+    <w:sdtContent>
+      <w:p>
+        <w:pPr>
+          <w:pStyle w:val="Rodap"/>
+          <w:framePr w:wrap="none" w:vAnchor="text" w:hAnchor="margin" w:xAlign="right" w:y="1"/>
+          <w:rPr>
+            <w:rStyle w:val="Nmerodepgina"/>
+          </w:rPr>
+        </w:pPr>
+        <w:r>
+          <w:rPr>
+            <w:rStyle w:val="Nmerodepgina"/>
+          </w:rPr>
+          <w:fldChar w:fldCharType="begin"/>
+        </w:r>
+        <w:r>
+          <w:rPr>
+            <w:rStyle w:val="Nmerodepgina"/>
+          </w:rPr>
+          <w:instrText xml:space="preserve"> PAGE </w:instrText>
+        </w:r>
+        <w:r>
+          <w:rPr>
+            <w:rStyle w:val="Nmerodepgina"/>
+          </w:rPr>
+          <w:fldChar w:fldCharType="separate"/>
+        </w:r>
+        <w:r>
+          <w:rPr>
+            <w:rStyle w:val="Nmerodepgina"/>
+          </w:rPr>
+          <w:fldChar w:fldCharType="end"/>
+        </w:r>
+      </w:p>
+    </w:sdtContent>
+  </w:sdt>
   <w:p>
     <w:pPr>
       <w:pStyle w:val="Rodap"/>
+      <w:ind w:right="360"/>
     </w:pPr>
   </w:p>
 </w:ftr>
@@ -8927,6 +8752,60 @@
 
 <file path=word/footer2.xml><?xml version="1.0" encoding="utf-8"?>
 <w:ftr xmlns:wpc="http://schemas.microsoft.com/office/word/2010/wordprocessingCanvas" xmlns:cx="http://schemas.microsoft.com/office/drawing/2014/chartex" xmlns:cx1="http://schemas.microsoft.com/office/drawing/2015/9/8/chartex" xmlns:cx2="http://schemas.microsoft.com/office/drawing/2015/10/21/chartex" xmlns:cx3="http://schemas.microsoft.com/office/drawing/2016/5/9/chartex" xmlns:cx4="http://schemas.microsoft.com/office/drawing/2016/5/10/chartex" xmlns:cx5="http://schemas.microsoft.com/office/drawing/2016/5/11/chartex" xmlns:cx6="http://schemas.microsoft.com/office/drawing/2016/5/12/chartex" xmlns:cx7="http://schemas.microsoft.com/office/drawing/2016/5/13/chartex" xmlns:cx8="http://schemas.microsoft.com/office/drawing/2016/5/14/chartex" xmlns:mc="http://schemas.openxmlformats.org/markup-compatibility/2006" xmlns:aink="http://schemas.microsoft.com/office/drawing/2016/ink" xmlns:am3d="http://schemas.microsoft.com/office/drawing/2017/model3d" xmlns:o="urn:schemas-microsoft-com:office:office" xmlns:oel="http://schemas.microsoft.com/office/2019/extlst" xmlns:r="http://schemas.openxmlformats.org/officeDocument/2006/relationships" xmlns:m="http://schemas.openxmlformats.org/officeDocument/2006/math" xmlns:v="urn:schemas-microsoft-com:vml" xmlns:wp14="http://schemas.microsoft.com/office/word/2010/wordprocessingDrawing" xmlns:wp="http://schemas.openxmlformats.org/drawingml/2006/wordprocessingDrawing" xmlns:w10="urn:schemas-microsoft-com:office:word" xmlns:w="http://schemas.openxmlformats.org/wordprocessingml/2006/main" xmlns:w14="http://schemas.microsoft.com/office/word/2010/wordml" xmlns:w15="http://schemas.microsoft.com/office/word/2012/wordml" xmlns:w16cex="http://schemas.microsoft.com/office/word/2018/wordml/cex" xmlns:w16cid="http://schemas.microsoft.com/office/word/2016/wordml/cid" xmlns:w16="http://schemas.microsoft.com/office/word/2018/wordml" xmlns:w16du="http://schemas.microsoft.com/office/word/2023/wordml/word16du" xmlns:w16sdtdh="http://schemas.microsoft.com/office/word/2020/wordml/sdtdatahash" xmlns:w16sdtfl="http://schemas.microsoft.com/office/word/2024/wordml/sdtformatlock" xmlns:w16se="http://schemas.microsoft.com/office/word/2015/wordml/symex" xmlns:wpg="http://schemas.microsoft.com/office/word/2010/wordprocessingGroup" xmlns:wpi="http://schemas.microsoft.com/office/word/2010/wordprocessingInk" xmlns:wne="http://schemas.microsoft.com/office/word/2006/wordml" xmlns:wps="http://schemas.microsoft.com/office/word/2010/wordprocessingShape" mc:Ignorable="w14 w15 w16se w16cid w16 w16cex w16sdtdh w16sdtfl w16du wp14">
+  <w:sdt>
+    <w:sdtPr>
+      <w:rPr>
+        <w:rStyle w:val="Nmerodepgina"/>
+      </w:rPr>
+      <w:id w:val="1444961039"/>
+      <w:docPartObj>
+        <w:docPartGallery w:val="Page Numbers (Bottom of Page)"/>
+        <w:docPartUnique/>
+      </w:docPartObj>
+    </w:sdtPr>
+    <w:sdtContent>
+      <w:p>
+        <w:pPr>
+          <w:pStyle w:val="Rodap"/>
+          <w:framePr w:wrap="none" w:vAnchor="text" w:hAnchor="margin" w:xAlign="right" w:y="1"/>
+          <w:rPr>
+            <w:rStyle w:val="Nmerodepgina"/>
+          </w:rPr>
+        </w:pPr>
+        <w:r>
+          <w:rPr>
+            <w:rStyle w:val="Nmerodepgina"/>
+          </w:rPr>
+          <w:fldChar w:fldCharType="begin"/>
+        </w:r>
+        <w:r>
+          <w:rPr>
+            <w:rStyle w:val="Nmerodepgina"/>
+          </w:rPr>
+          <w:instrText xml:space="preserve"> PAGE </w:instrText>
+        </w:r>
+        <w:r>
+          <w:rPr>
+            <w:rStyle w:val="Nmerodepgina"/>
+          </w:rPr>
+          <w:fldChar w:fldCharType="separate"/>
+        </w:r>
+        <w:r>
+          <w:rPr>
+            <w:rStyle w:val="Nmerodepgina"/>
+            <w:noProof/>
+          </w:rPr>
+          <w:t>8</w:t>
+        </w:r>
+        <w:r>
+          <w:rPr>
+            <w:rStyle w:val="Nmerodepgina"/>
+          </w:rPr>
+          <w:fldChar w:fldCharType="end"/>
+        </w:r>
+      </w:p>
+    </w:sdtContent>
+  </w:sdt>
   <w:p>
     <w:pPr>
       <w:tabs>
@@ -8934,16 +8813,7 @@
         <w:tab w:val="right" w:pos="9072"/>
       </w:tabs>
       <w:spacing w:before="60"/>
-    </w:pPr>
-  </w:p>
-</w:ftr>
-</file>
-
-<file path=word/footer3.xml><?xml version="1.0" encoding="utf-8"?>
-<w:ftr xmlns:wpc="http://schemas.microsoft.com/office/word/2010/wordprocessingCanvas" xmlns:cx="http://schemas.microsoft.com/office/drawing/2014/chartex" xmlns:cx1="http://schemas.microsoft.com/office/drawing/2015/9/8/chartex" xmlns:cx2="http://schemas.microsoft.com/office/drawing/2015/10/21/chartex" xmlns:cx3="http://schemas.microsoft.com/office/drawing/2016/5/9/chartex" xmlns:cx4="http://schemas.microsoft.com/office/drawing/2016/5/10/chartex" xmlns:cx5="http://schemas.microsoft.com/office/drawing/2016/5/11/chartex" xmlns:cx6="http://schemas.microsoft.com/office/drawing/2016/5/12/chartex" xmlns:cx7="http://schemas.microsoft.com/office/drawing/2016/5/13/chartex" xmlns:cx8="http://schemas.microsoft.com/office/drawing/2016/5/14/chartex" xmlns:mc="http://schemas.openxmlformats.org/markup-compatibility/2006" xmlns:aink="http://schemas.microsoft.com/office/drawing/2016/ink" xmlns:am3d="http://schemas.microsoft.com/office/drawing/2017/model3d" xmlns:o="urn:schemas-microsoft-com:office:office" xmlns:oel="http://schemas.microsoft.com/office/2019/extlst" xmlns:r="http://schemas.openxmlformats.org/officeDocument/2006/relationships" xmlns:m="http://schemas.openxmlformats.org/officeDocument/2006/math" xmlns:v="urn:schemas-microsoft-com:vml" xmlns:wp14="http://schemas.microsoft.com/office/word/2010/wordprocessingDrawing" xmlns:wp="http://schemas.openxmlformats.org/drawingml/2006/wordprocessingDrawing" xmlns:w10="urn:schemas-microsoft-com:office:word" xmlns:w="http://schemas.openxmlformats.org/wordprocessingml/2006/main" xmlns:w14="http://schemas.microsoft.com/office/word/2010/wordml" xmlns:w15="http://schemas.microsoft.com/office/word/2012/wordml" xmlns:w16cex="http://schemas.microsoft.com/office/word/2018/wordml/cex" xmlns:w16cid="http://schemas.microsoft.com/office/word/2016/wordml/cid" xmlns:w16="http://schemas.microsoft.com/office/word/2018/wordml" xmlns:w16du="http://schemas.microsoft.com/office/word/2023/wordml/word16du" xmlns:w16sdtdh="http://schemas.microsoft.com/office/word/2020/wordml/sdtdatahash" xmlns:w16sdtfl="http://schemas.microsoft.com/office/word/2024/wordml/sdtformatlock" xmlns:w16se="http://schemas.microsoft.com/office/word/2015/wordml/symex" xmlns:wpg="http://schemas.microsoft.com/office/word/2010/wordprocessingGroup" xmlns:wpi="http://schemas.microsoft.com/office/word/2010/wordprocessingInk" xmlns:wne="http://schemas.microsoft.com/office/word/2006/wordml" xmlns:wps="http://schemas.microsoft.com/office/word/2010/wordprocessingShape" mc:Ignorable="w14 w15 w16se w16cid w16 w16cex w16sdtdh w16sdtfl w16du wp14">
-  <w:p>
-    <w:pPr>
-      <w:pStyle w:val="Rodap"/>
+      <w:ind w:right="360"/>
     </w:pPr>
   </w:p>
 </w:ftr>
@@ -8969,16 +8839,6 @@
 </file>
 
 <file path=word/header1.xml><?xml version="1.0" encoding="utf-8"?>
-<w:hdr xmlns:wpc="http://schemas.microsoft.com/office/word/2010/wordprocessingCanvas" xmlns:cx="http://schemas.microsoft.com/office/drawing/2014/chartex" xmlns:cx1="http://schemas.microsoft.com/office/drawing/2015/9/8/chartex" xmlns:cx2="http://schemas.microsoft.com/office/drawing/2015/10/21/chartex" xmlns:cx3="http://schemas.microsoft.com/office/drawing/2016/5/9/chartex" xmlns:cx4="http://schemas.microsoft.com/office/drawing/2016/5/10/chartex" xmlns:cx5="http://schemas.microsoft.com/office/drawing/2016/5/11/chartex" xmlns:cx6="http://schemas.microsoft.com/office/drawing/2016/5/12/chartex" xmlns:cx7="http://schemas.microsoft.com/office/drawing/2016/5/13/chartex" xmlns:cx8="http://schemas.microsoft.com/office/drawing/2016/5/14/chartex" xmlns:mc="http://schemas.openxmlformats.org/markup-compatibility/2006" xmlns:aink="http://schemas.microsoft.com/office/drawing/2016/ink" xmlns:am3d="http://schemas.microsoft.com/office/drawing/2017/model3d" xmlns:o="urn:schemas-microsoft-com:office:office" xmlns:oel="http://schemas.microsoft.com/office/2019/extlst" xmlns:r="http://schemas.openxmlformats.org/officeDocument/2006/relationships" xmlns:m="http://schemas.openxmlformats.org/officeDocument/2006/math" xmlns:v="urn:schemas-microsoft-com:vml" xmlns:wp14="http://schemas.microsoft.com/office/word/2010/wordprocessingDrawing" xmlns:wp="http://schemas.openxmlformats.org/drawingml/2006/wordprocessingDrawing" xmlns:w10="urn:schemas-microsoft-com:office:word" xmlns:w="http://schemas.openxmlformats.org/wordprocessingml/2006/main" xmlns:w14="http://schemas.microsoft.com/office/word/2010/wordml" xmlns:w15="http://schemas.microsoft.com/office/word/2012/wordml" xmlns:w16cex="http://schemas.microsoft.com/office/word/2018/wordml/cex" xmlns:w16cid="http://schemas.microsoft.com/office/word/2016/wordml/cid" xmlns:w16="http://schemas.microsoft.com/office/word/2018/wordml" xmlns:w16du="http://schemas.microsoft.com/office/word/2023/wordml/word16du" xmlns:w16sdtdh="http://schemas.microsoft.com/office/word/2020/wordml/sdtdatahash" xmlns:w16sdtfl="http://schemas.microsoft.com/office/word/2024/wordml/sdtformatlock" xmlns:w16se="http://schemas.microsoft.com/office/word/2015/wordml/symex" xmlns:wpg="http://schemas.microsoft.com/office/word/2010/wordprocessingGroup" xmlns:wpi="http://schemas.microsoft.com/office/word/2010/wordprocessingInk" xmlns:wne="http://schemas.microsoft.com/office/word/2006/wordml" xmlns:wps="http://schemas.microsoft.com/office/word/2010/wordprocessingShape" mc:Ignorable="w14 w15 w16se w16cid w16 w16cex w16sdtdh w16sdtfl w16du wp14">
-  <w:p>
-    <w:pPr>
-      <w:pStyle w:val="Cabealho"/>
-    </w:pPr>
-  </w:p>
-</w:hdr>
-</file>
-
-<file path=word/header2.xml><?xml version="1.0" encoding="utf-8"?>
 <w:hdr xmlns:wpc="http://schemas.microsoft.com/office/word/2010/wordprocessingCanvas" xmlns:cx="http://schemas.microsoft.com/office/drawing/2014/chartex" xmlns:cx1="http://schemas.microsoft.com/office/drawing/2015/9/8/chartex" xmlns:cx2="http://schemas.microsoft.com/office/drawing/2015/10/21/chartex" xmlns:cx3="http://schemas.microsoft.com/office/drawing/2016/5/9/chartex" xmlns:cx4="http://schemas.microsoft.com/office/drawing/2016/5/10/chartex" xmlns:cx5="http://schemas.microsoft.com/office/drawing/2016/5/11/chartex" xmlns:cx6="http://schemas.microsoft.com/office/drawing/2016/5/12/chartex" xmlns:cx7="http://schemas.microsoft.com/office/drawing/2016/5/13/chartex" xmlns:cx8="http://schemas.microsoft.com/office/drawing/2016/5/14/chartex" xmlns:mc="http://schemas.openxmlformats.org/markup-compatibility/2006" xmlns:aink="http://schemas.microsoft.com/office/drawing/2016/ink" xmlns:am3d="http://schemas.microsoft.com/office/drawing/2017/model3d" xmlns:o="urn:schemas-microsoft-com:office:office" xmlns:oel="http://schemas.microsoft.com/office/2019/extlst" xmlns:r="http://schemas.openxmlformats.org/officeDocument/2006/relationships" xmlns:m="http://schemas.openxmlformats.org/officeDocument/2006/math" xmlns:v="urn:schemas-microsoft-com:vml" xmlns:wp14="http://schemas.microsoft.com/office/word/2010/wordprocessingDrawing" xmlns:wp="http://schemas.openxmlformats.org/drawingml/2006/wordprocessingDrawing" xmlns:w10="urn:schemas-microsoft-com:office:word" xmlns:w="http://schemas.openxmlformats.org/wordprocessingml/2006/main" xmlns:w14="http://schemas.microsoft.com/office/word/2010/wordml" xmlns:w15="http://schemas.microsoft.com/office/word/2012/wordml" xmlns:w16cex="http://schemas.microsoft.com/office/word/2018/wordml/cex" xmlns:w16cid="http://schemas.microsoft.com/office/word/2016/wordml/cid" xmlns:w16="http://schemas.microsoft.com/office/word/2018/wordml" xmlns:w16du="http://schemas.microsoft.com/office/word/2023/wordml/word16du" xmlns:w16sdtdh="http://schemas.microsoft.com/office/word/2020/wordml/sdtdatahash" xmlns:w16sdtfl="http://schemas.microsoft.com/office/word/2024/wordml/sdtformatlock" xmlns:w16se="http://schemas.microsoft.com/office/word/2015/wordml/symex" xmlns:wpg="http://schemas.microsoft.com/office/word/2010/wordprocessingGroup" xmlns:wpi="http://schemas.microsoft.com/office/word/2010/wordprocessingInk" xmlns:wne="http://schemas.microsoft.com/office/word/2006/wordml" xmlns:wps="http://schemas.microsoft.com/office/word/2010/wordprocessingShape" mc:Ignorable="w14 w15 w16se w16cid w16 w16cex w16sdtdh w16sdtfl w16du wp14">
   <w:p>
     <w:r>
@@ -9042,16 +8902,6 @@
         </wp:anchor>
       </w:drawing>
     </w:r>
-  </w:p>
-</w:hdr>
-</file>
-
-<file path=word/header3.xml><?xml version="1.0" encoding="utf-8"?>
-<w:hdr xmlns:wpc="http://schemas.microsoft.com/office/word/2010/wordprocessingCanvas" xmlns:cx="http://schemas.microsoft.com/office/drawing/2014/chartex" xmlns:cx1="http://schemas.microsoft.com/office/drawing/2015/9/8/chartex" xmlns:cx2="http://schemas.microsoft.com/office/drawing/2015/10/21/chartex" xmlns:cx3="http://schemas.microsoft.com/office/drawing/2016/5/9/chartex" xmlns:cx4="http://schemas.microsoft.com/office/drawing/2016/5/10/chartex" xmlns:cx5="http://schemas.microsoft.com/office/drawing/2016/5/11/chartex" xmlns:cx6="http://schemas.microsoft.com/office/drawing/2016/5/12/chartex" xmlns:cx7="http://schemas.microsoft.com/office/drawing/2016/5/13/chartex" xmlns:cx8="http://schemas.microsoft.com/office/drawing/2016/5/14/chartex" xmlns:mc="http://schemas.openxmlformats.org/markup-compatibility/2006" xmlns:aink="http://schemas.microsoft.com/office/drawing/2016/ink" xmlns:am3d="http://schemas.microsoft.com/office/drawing/2017/model3d" xmlns:o="urn:schemas-microsoft-com:office:office" xmlns:oel="http://schemas.microsoft.com/office/2019/extlst" xmlns:r="http://schemas.openxmlformats.org/officeDocument/2006/relationships" xmlns:m="http://schemas.openxmlformats.org/officeDocument/2006/math" xmlns:v="urn:schemas-microsoft-com:vml" xmlns:wp14="http://schemas.microsoft.com/office/word/2010/wordprocessingDrawing" xmlns:wp="http://schemas.openxmlformats.org/drawingml/2006/wordprocessingDrawing" xmlns:w10="urn:schemas-microsoft-com:office:word" xmlns:w="http://schemas.openxmlformats.org/wordprocessingml/2006/main" xmlns:w14="http://schemas.microsoft.com/office/word/2010/wordml" xmlns:w15="http://schemas.microsoft.com/office/word/2012/wordml" xmlns:w16cex="http://schemas.microsoft.com/office/word/2018/wordml/cex" xmlns:w16cid="http://schemas.microsoft.com/office/word/2016/wordml/cid" xmlns:w16="http://schemas.microsoft.com/office/word/2018/wordml" xmlns:w16du="http://schemas.microsoft.com/office/word/2023/wordml/word16du" xmlns:w16sdtdh="http://schemas.microsoft.com/office/word/2020/wordml/sdtdatahash" xmlns:w16sdtfl="http://schemas.microsoft.com/office/word/2024/wordml/sdtformatlock" xmlns:w16se="http://schemas.microsoft.com/office/word/2015/wordml/symex" xmlns:wpg="http://schemas.microsoft.com/office/word/2010/wordprocessingGroup" xmlns:wpi="http://schemas.microsoft.com/office/word/2010/wordprocessingInk" xmlns:wne="http://schemas.microsoft.com/office/word/2006/wordml" xmlns:wps="http://schemas.microsoft.com/office/word/2010/wordprocessingShape" mc:Ignorable="w14 w15 w16se w16cid w16 w16cex w16sdtdh w16sdtfl w16du wp14">
-  <w:p>
-    <w:pPr>
-      <w:pStyle w:val="Cabealho"/>
-    </w:pPr>
   </w:p>
 </w:hdr>
 </file>
@@ -9941,6 +9791,14 @@
     <w:semiHidden/>
     <w:rsid w:val="00674224"/>
   </w:style>
+  <w:style w:type="character" w:styleId="Nmerodepgina">
+    <w:name w:val="page number"/>
+    <w:basedOn w:val="Fontepargpadro"/>
+    <w:uiPriority w:val="99"/>
+    <w:semiHidden/>
+    <w:unhideWhenUsed/>
+    <w:rsid w:val="005121E2"/>
+  </w:style>
 </w:styles>
 </file>
 
@@ -10293,15 +10151,6 @@
 </file>
 
 <file path=customXml/item2.xml><?xml version="1.0" encoding="utf-8"?>
-<?mso-contentType ?>
-<FormTemplates xmlns="http://schemas.microsoft.com/sharepoint/v3/contenttype/forms">
-  <Display>DocumentLibraryForm</Display>
-  <Edit>DocumentLibraryForm</Edit>
-  <New>DocumentLibraryForm</New>
-</FormTemplates>
-</file>
-
-<file path=customXml/item3.xml><?xml version="1.0" encoding="utf-8"?>
 <ct:contentTypeSchema xmlns:ct="http://schemas.microsoft.com/office/2006/metadata/contentType" xmlns:ma="http://schemas.microsoft.com/office/2006/metadata/properties/metaAttributes" ct:_="" ma:_="" ma:contentTypeName="Documento" ma:contentTypeID="0x010100C538FE3DE9F5C249B208F757A39C9CF1" ma:contentTypeVersion="13" ma:contentTypeDescription="Crie um novo documento." ma:contentTypeScope="" ma:versionID="f58841031a2b8acc55807e179e1eb129">
   <xsd:schema xmlns:xsd="http://www.w3.org/2001/XMLSchema" xmlns:xs="http://www.w3.org/2001/XMLSchema" xmlns:p="http://schemas.microsoft.com/office/2006/metadata/properties" xmlns:ns2="e5b1cd33-4eca-41a4-b7d8-fdf3e6200119" xmlns:ns3="c710a95f-4097-48d0-b72e-528dcf24b561" targetNamespace="http://schemas.microsoft.com/office/2006/metadata/properties" ma:root="true" ma:fieldsID="eabb80da9e4a7645788b9624de58e5c8" ns2:_="" ns3:_="">
     <xsd:import namespace="e5b1cd33-4eca-41a4-b7d8-fdf3e6200119"/>
@@ -10508,6 +10357,15 @@
 </ct:contentTypeSchema>
 </file>
 
+<file path=customXml/item3.xml><?xml version="1.0" encoding="utf-8"?>
+<?mso-contentType ?>
+<FormTemplates xmlns="http://schemas.microsoft.com/sharepoint/v3/contenttype/forms">
+  <Display>DocumentLibraryForm</Display>
+  <Edit>DocumentLibraryForm</Edit>
+  <New>DocumentLibraryForm</New>
+</FormTemplates>
+</file>
+
 <file path=customXml/itemProps1.xml><?xml version="1.0" encoding="utf-8"?>
 <ds:datastoreItem xmlns:ds="http://schemas.openxmlformats.org/officeDocument/2006/customXml" ds:itemID="{CB7613A1-A0CB-4E22-AF85-27793339D14D}">
   <ds:schemaRefs>
@@ -10520,14 +10378,6 @@
 </file>
 
 <file path=customXml/itemProps2.xml><?xml version="1.0" encoding="utf-8"?>
-<ds:datastoreItem xmlns:ds="http://schemas.openxmlformats.org/officeDocument/2006/customXml" ds:itemID="{A5ED3DFB-4F39-4BF8-995C-27FE2C86527B}">
-  <ds:schemaRefs>
-    <ds:schemaRef ds:uri="http://schemas.microsoft.com/sharepoint/v3/contenttype/forms"/>
-  </ds:schemaRefs>
-</ds:datastoreItem>
-</file>
-
-<file path=customXml/itemProps3.xml><?xml version="1.0" encoding="utf-8"?>
 <ds:datastoreItem xmlns:ds="http://schemas.openxmlformats.org/officeDocument/2006/customXml" ds:itemID="{527C8FAF-F895-460C-92FD-63B7C6027339}">
   <ds:schemaRefs>
     <ds:schemaRef ds:uri="http://schemas.microsoft.com/office/2006/metadata/contentType"/>
@@ -10544,4 +10394,12 @@
     <ds:schemaRef ds:uri="http://schemas.microsoft.com/internal/obd"/>
   </ds:schemaRefs>
 </ds:datastoreItem>
+</file>
+
+<file path=customXml/itemProps3.xml><?xml version="1.0" encoding="utf-8"?>
+<ds:datastoreItem xmlns:ds="http://schemas.openxmlformats.org/officeDocument/2006/customXml" ds:itemID="{A5ED3DFB-4F39-4BF8-995C-27FE2C86527B}">
+  <ds:schemaRefs>
+    <ds:schemaRef ds:uri="http://schemas.microsoft.com/sharepoint/v3/contenttype/forms"/>
+  </ds:schemaRefs>
+</ds:datastoreItem>
 </file>
--- a/resources/templates/PMRA_Template_Markers.docx
+++ b/resources/templates/PMRA_Template_Markers.docx
@@ -4621,7 +4621,6 @@
         <w:rPr>
           <w:b/>
           <w:bCs/>
-          <w:smallCaps/>
           <w:sz w:val="20"/>
           <w:szCs w:val="20"/>
         </w:rPr>
@@ -4630,11 +4629,10 @@
         <w:rPr>
           <w:b/>
           <w:bCs/>
-          <w:smallCaps/>
-          <w:sz w:val="20"/>
-          <w:szCs w:val="20"/>
-        </w:rPr>
-        <w:t>DESPESAS APLICÁVEIS A ESTE ESCOPO</w:t>
+          <w:sz w:val="20"/>
+          <w:szCs w:val="20"/>
+        </w:rPr>
+        <w:t>Despesas Aplicáveis a Este Escopo</w:t>
       </w:r>
     </w:p>
     <w:p>

--- a/resources/templates/PMRA_Template_Markers.docx
+++ b/resources/templates/PMRA_Template_Markers.docx
@@ -132,14 +132,7 @@
           <w:sz w:val="20"/>
           <w:szCs w:val="20"/>
         </w:rPr>
-        <w:t xml:space="preserve">A/C: </w:t>
-      </w:r>
-      <w:r>
-        <w:rPr>
-          <w:sz w:val="20"/>
-          <w:szCs w:val="20"/>
-        </w:rPr>
-        <w:t>[CONTATO_NOME]</w:t>
+        <w:t>A/C: [CONTATO_NOME]</w:t>
       </w:r>
     </w:p>
     <w:p>
@@ -453,33 +446,124 @@
           <w:sz w:val="20"/>
           <w:szCs w:val="20"/>
         </w:rPr>
-        <w:t>Prazos de Entrega</w:t>
-      </w:r>
-      <w:r>
+        <w:t xml:space="preserve">Prazos de Entrega/SLA: </w:t>
+      </w:r>
+    </w:p>
+    <w:p>
+      <w:pPr>
+        <w:keepNext/>
+        <w:snapToGrid w:val="0"/>
+        <w:rPr>
+          <w:sz w:val="20"/>
+          <w:szCs w:val="20"/>
+        </w:rPr>
+      </w:pPr>
+      <w:r>
+        <w:rPr>
+          <w:sz w:val="20"/>
+          <w:szCs w:val="20"/>
+        </w:rPr>
+        <w:t>[SLA]</w:t>
+      </w:r>
+    </w:p>
+    <w:p>
+      <w:pPr>
+        <w:rPr>
+          <w:sz w:val="2"/>
+          <w:szCs w:val="2"/>
+        </w:rPr>
+      </w:pPr>
+      <w:r>
+        <w:rPr>
+          <w:sz w:val="2"/>
+          <w:szCs w:val="2"/>
+        </w:rPr>
+        <w:t>[FIM_SE]</w:t>
+      </w:r>
+    </w:p>
+    <w:p>
+      <w:pPr>
+        <w:snapToGrid w:val="0"/>
+        <w:rPr>
+          <w:sz w:val="20"/>
+          <w:szCs w:val="20"/>
+        </w:rPr>
+      </w:pPr>
+    </w:p>
+    <w:p>
+      <w:pPr>
+        <w:rPr>
+          <w:sz w:val="2"/>
+          <w:szCs w:val="2"/>
+        </w:rPr>
+      </w:pPr>
+      <w:r>
+        <w:rPr>
+          <w:sz w:val="2"/>
+          <w:szCs w:val="2"/>
+        </w:rPr>
+        <w:t>[SE_CONTENCIOSA]</w:t>
+      </w:r>
+    </w:p>
+    <w:p>
+      <w:pPr>
         <w:rPr>
           <w:b/>
           <w:bCs/>
           <w:sz w:val="20"/>
           <w:szCs w:val="20"/>
         </w:rPr>
-        <w:t xml:space="preserve">/SLA: </w:t>
-      </w:r>
-    </w:p>
-    <w:p>
-      <w:pPr>
-        <w:keepNext/>
-        <w:snapToGrid w:val="0"/>
-        <w:rPr>
-          <w:sz w:val="20"/>
-          <w:szCs w:val="20"/>
-        </w:rPr>
-      </w:pPr>
-      <w:r>
-        <w:rPr>
-          <w:sz w:val="20"/>
-          <w:szCs w:val="20"/>
-        </w:rPr>
-        <w:t>[SLA]</w:t>
+      </w:pPr>
+      <w:r>
+        <w:rPr>
+          <w:b/>
+          <w:bCs/>
+          <w:sz w:val="20"/>
+          <w:szCs w:val="20"/>
+        </w:rPr>
+        <w:t>Escopo</w:t>
+      </w:r>
+      <w:r>
+        <w:rPr>
+          <w:b/>
+          <w:bCs/>
+          <w:sz w:val="20"/>
+          <w:szCs w:val="20"/>
+        </w:rPr>
+        <w:t xml:space="preserve"> </w:t>
+      </w:r>
+      <w:r>
+        <w:rPr>
+          <w:b/>
+          <w:bCs/>
+          <w:sz w:val="20"/>
+          <w:szCs w:val="20"/>
+        </w:rPr>
+        <w:t>Contencioso</w:t>
+      </w:r>
+      <w:r>
+        <w:rPr>
+          <w:b/>
+          <w:bCs/>
+          <w:sz w:val="20"/>
+          <w:szCs w:val="20"/>
+        </w:rPr>
+        <w:t>:</w:t>
+      </w:r>
+    </w:p>
+    <w:p>
+      <w:pPr>
+        <w:rPr>
+          <w:sz w:val="20"/>
+          <w:szCs w:val="20"/>
+        </w:rPr>
+      </w:pPr>
+      <w:r>
+        <w:rPr>
+          <w:sz w:val="20"/>
+          <w:szCs w:val="20"/>
+        </w:rPr>
+        <w:t>[ATUACAO_CONTENCIOSA]</w:t>
       </w:r>
     </w:p>
     <w:p>
@@ -518,16 +602,19 @@
           <w:sz w:val="2"/>
           <w:szCs w:val="2"/>
         </w:rPr>
-        <w:t>[SE_CONTENCIOSA]</w:t>
-      </w:r>
-    </w:p>
-    <w:p>
-      <w:pPr>
+        <w:t>[SE_CONSULTIVA]</w:t>
+      </w:r>
+    </w:p>
+    <w:p>
+      <w:pPr>
+        <w:keepNext/>
+        <w:snapToGrid w:val="0"/>
         <w:rPr>
           <w:b/>
           <w:bCs/>
           <w:sz w:val="20"/>
           <w:szCs w:val="20"/>
+          <w:u w:val="single"/>
         </w:rPr>
       </w:pPr>
       <w:r>
@@ -536,108 +623,7 @@
           <w:bCs/>
           <w:sz w:val="20"/>
           <w:szCs w:val="20"/>
-        </w:rPr>
-        <w:t>Escopo</w:t>
-      </w:r>
-      <w:r>
-        <w:rPr>
-          <w:b/>
-          <w:bCs/>
-          <w:sz w:val="20"/>
-          <w:szCs w:val="20"/>
-        </w:rPr>
-        <w:t xml:space="preserve"> </w:t>
-      </w:r>
-      <w:r>
-        <w:rPr>
-          <w:b/>
-          <w:bCs/>
-          <w:sz w:val="20"/>
-          <w:szCs w:val="20"/>
-        </w:rPr>
-        <w:t>Contencioso</w:t>
-      </w:r>
-      <w:r>
-        <w:rPr>
-          <w:b/>
-          <w:bCs/>
-          <w:sz w:val="20"/>
-          <w:szCs w:val="20"/>
-        </w:rPr>
-        <w:t>:</w:t>
-      </w:r>
-    </w:p>
-    <w:p>
-      <w:pPr>
-        <w:rPr>
-          <w:sz w:val="20"/>
-          <w:szCs w:val="20"/>
-        </w:rPr>
-      </w:pPr>
-      <w:r>
-        <w:rPr>
-          <w:sz w:val="20"/>
-          <w:szCs w:val="20"/>
-        </w:rPr>
-        <w:t>[ATUACAO_CONTENCIOSA]</w:t>
-      </w:r>
-    </w:p>
-    <w:p>
-      <w:pPr>
-        <w:rPr>
-          <w:sz w:val="2"/>
-          <w:szCs w:val="2"/>
-        </w:rPr>
-      </w:pPr>
-      <w:r>
-        <w:rPr>
-          <w:sz w:val="2"/>
-          <w:szCs w:val="2"/>
-        </w:rPr>
-        <w:t>[FIM_SE]</w:t>
-      </w:r>
-    </w:p>
-    <w:p>
-      <w:pPr>
-        <w:snapToGrid w:val="0"/>
-        <w:rPr>
-          <w:sz w:val="20"/>
-          <w:szCs w:val="20"/>
-        </w:rPr>
-      </w:pPr>
-    </w:p>
-    <w:p>
-      <w:pPr>
-        <w:rPr>
-          <w:sz w:val="2"/>
-          <w:szCs w:val="2"/>
-        </w:rPr>
-      </w:pPr>
-      <w:r>
-        <w:rPr>
-          <w:sz w:val="2"/>
-          <w:szCs w:val="2"/>
-        </w:rPr>
-        <w:t>[SE_CONSULTIVA]</w:t>
-      </w:r>
-    </w:p>
-    <w:p>
-      <w:pPr>
-        <w:keepNext/>
-        <w:snapToGrid w:val="0"/>
-        <w:rPr>
-          <w:b/>
-          <w:bCs/>
-          <w:sz w:val="20"/>
-          <w:szCs w:val="20"/>
-        </w:rPr>
-      </w:pPr>
-      <w:r>
-        <w:rPr>
-          <w:b/>
-          <w:bCs/>
-          <w:sz w:val="20"/>
-          <w:szCs w:val="20"/>
+          <w:u w:val="single"/>
         </w:rPr>
         <w:t>Honorários Propostos para o Escopo Consultivo</w:t>
       </w:r>
@@ -744,9 +730,6 @@
         <w:gridCol w:w="6434"/>
       </w:tblGrid>
       <w:tr>
-        <w:trPr>
-          <w:tblHeader/>
-        </w:trPr>
         <w:tc>
           <w:tcPr>
             <w:tcW w:w="3200" w:type="dxa"/>
@@ -1882,6 +1865,7 @@
           <w:bCs/>
           <w:sz w:val="20"/>
           <w:szCs w:val="20"/>
+          <w:u w:val="single"/>
         </w:rPr>
       </w:pPr>
       <w:r>
@@ -1890,17 +1874,9 @@
           <w:bCs/>
           <w:sz w:val="20"/>
           <w:szCs w:val="20"/>
-        </w:rPr>
-        <w:t>Honorá</w:t>
-      </w:r>
-      <w:r>
-        <w:rPr>
-          <w:b/>
-          <w:bCs/>
-          <w:sz w:val="20"/>
-          <w:szCs w:val="20"/>
-        </w:rPr>
-        <w:t>rios Propostos para o Escopo Contencioso</w:t>
+          <w:u w:val="single"/>
+        </w:rPr>
+        <w:t>Honorários Propostos para o Escopo Contencioso</w:t>
       </w:r>
     </w:p>
     <w:p>
@@ -2038,9 +2014,6 @@
         <w:gridCol w:w="3234"/>
       </w:tblGrid>
       <w:tr>
-        <w:trPr>
-          <w:tblHeader/>
-        </w:trPr>
         <w:tc>
           <w:tcPr>
             <w:tcW w:w="3200" w:type="dxa"/>
@@ -2532,9 +2505,6 @@
         <w:gridCol w:w="2634"/>
       </w:tblGrid>
       <w:tr>
-        <w:trPr>
-          <w:tblHeader/>
-        </w:trPr>
         <w:tc>
           <w:tcPr>
             <w:tcW w:w="3200" w:type="dxa"/>
@@ -3920,14 +3890,7 @@
           <w:sz w:val="20"/>
           <w:szCs w:val="20"/>
         </w:rPr>
-        <w:t xml:space="preserve"> </w:t>
-      </w:r>
-      <w:r>
-        <w:rPr>
-          <w:sz w:val="20"/>
-          <w:szCs w:val="20"/>
-        </w:rPr>
-        <w:t>não procedesse à leitura da publicação.</w:t>
+        <w:t xml:space="preserve"> não procedesse à leitura da publicação.</w:t>
       </w:r>
     </w:p>
     <w:p>
@@ -4088,9 +4051,6 @@
         <w:gridCol w:w="6434"/>
       </w:tblGrid>
       <w:tr>
-        <w:trPr>
-          <w:tblHeader/>
-        </w:trPr>
         <w:tc>
           <w:tcPr>
             <w:tcW w:w="3200" w:type="dxa"/>
@@ -4454,14 +4414,7 @@
           <w:sz w:val="20"/>
           <w:szCs w:val="20"/>
         </w:rPr>
-        <w:t>p valor abaixo</w:t>
-      </w:r>
-      <w:r>
-        <w:rPr>
-          <w:sz w:val="20"/>
-          <w:szCs w:val="20"/>
-        </w:rPr>
-        <w:t xml:space="preserve"> para serviços </w:t>
+        <w:t xml:space="preserve">p valor abaixo para serviços </w:t>
       </w:r>
       <w:r>
         <w:rPr>
@@ -6072,14 +6025,7 @@
           <w:sz w:val="20"/>
           <w:szCs w:val="20"/>
         </w:rPr>
-        <w:t>Em caso de atraso superior a 10 (dez) dias, será facultado ao Contratado suspender a prestação dos serviços</w:t>
-      </w:r>
-      <w:r>
-        <w:rPr>
-          <w:sz w:val="20"/>
-          <w:szCs w:val="20"/>
-        </w:rPr>
-        <w:t>,</w:t>
+        <w:t>Em caso de atraso superior a 10 (dez) dias, será facultado ao Contratado suspender a prestação dos serviços,</w:t>
       </w:r>
       <w:r>
         <w:rPr>
@@ -10138,14 +10084,12 @@
 </file>
 
 <file path=customXml/item1.xml><?xml version="1.0" encoding="utf-8"?>
-<p:properties xmlns:p="http://schemas.microsoft.com/office/2006/metadata/properties" xmlns:xsi="http://www.w3.org/2001/XMLSchema-instance" xmlns:pc="http://schemas.microsoft.com/office/infopath/2007/PartnerControls">
-  <documentManagement>
-    <lcf76f155ced4ddcb4097134ff3c332f xmlns="e5b1cd33-4eca-41a4-b7d8-fdf3e6200119">
-      <Terms xmlns="http://schemas.microsoft.com/office/infopath/2007/PartnerControls"/>
-    </lcf76f155ced4ddcb4097134ff3c332f>
-    <TaxCatchAll xmlns="c710a95f-4097-48d0-b72e-528dcf24b561" xsi:nil="true"/>
-  </documentManagement>
-</p:properties>
+<?mso-contentType ?>
+<FormTemplates xmlns="http://schemas.microsoft.com/sharepoint/v3/contenttype/forms">
+  <Display>DocumentLibraryForm</Display>
+  <Edit>DocumentLibraryForm</Edit>
+  <New>DocumentLibraryForm</New>
+</FormTemplates>
 </file>
 
 <file path=customXml/item2.xml><?xml version="1.0" encoding="utf-8"?>
@@ -10356,21 +10300,20 @@
 </file>
 
 <file path=customXml/item3.xml><?xml version="1.0" encoding="utf-8"?>
-<?mso-contentType ?>
-<FormTemplates xmlns="http://schemas.microsoft.com/sharepoint/v3/contenttype/forms">
-  <Display>DocumentLibraryForm</Display>
-  <Edit>DocumentLibraryForm</Edit>
-  <New>DocumentLibraryForm</New>
-</FormTemplates>
+<p:properties xmlns:p="http://schemas.microsoft.com/office/2006/metadata/properties" xmlns:xsi="http://www.w3.org/2001/XMLSchema-instance" xmlns:pc="http://schemas.microsoft.com/office/infopath/2007/PartnerControls">
+  <documentManagement>
+    <lcf76f155ced4ddcb4097134ff3c332f xmlns="e5b1cd33-4eca-41a4-b7d8-fdf3e6200119">
+      <Terms xmlns="http://schemas.microsoft.com/office/infopath/2007/PartnerControls"/>
+    </lcf76f155ced4ddcb4097134ff3c332f>
+    <TaxCatchAll xmlns="c710a95f-4097-48d0-b72e-528dcf24b561" xsi:nil="true"/>
+  </documentManagement>
+</p:properties>
 </file>
 
 <file path=customXml/itemProps1.xml><?xml version="1.0" encoding="utf-8"?>
-<ds:datastoreItem xmlns:ds="http://schemas.openxmlformats.org/officeDocument/2006/customXml" ds:itemID="{CB7613A1-A0CB-4E22-AF85-27793339D14D}">
+<ds:datastoreItem xmlns:ds="http://schemas.openxmlformats.org/officeDocument/2006/customXml" ds:itemID="{A5ED3DFB-4F39-4BF8-995C-27FE2C86527B}">
   <ds:schemaRefs>
-    <ds:schemaRef ds:uri="http://schemas.microsoft.com/office/2006/metadata/properties"/>
-    <ds:schemaRef ds:uri="http://schemas.microsoft.com/office/infopath/2007/PartnerControls"/>
-    <ds:schemaRef ds:uri="e5b1cd33-4eca-41a4-b7d8-fdf3e6200119"/>
-    <ds:schemaRef ds:uri="c710a95f-4097-48d0-b72e-528dcf24b561"/>
+    <ds:schemaRef ds:uri="http://schemas.microsoft.com/sharepoint/v3/contenttype/forms"/>
   </ds:schemaRefs>
 </ds:datastoreItem>
 </file>
@@ -10395,9 +10338,12 @@
 </file>
 
 <file path=customXml/itemProps3.xml><?xml version="1.0" encoding="utf-8"?>
-<ds:datastoreItem xmlns:ds="http://schemas.openxmlformats.org/officeDocument/2006/customXml" ds:itemID="{A5ED3DFB-4F39-4BF8-995C-27FE2C86527B}">
+<ds:datastoreItem xmlns:ds="http://schemas.openxmlformats.org/officeDocument/2006/customXml" ds:itemID="{CB7613A1-A0CB-4E22-AF85-27793339D14D}">
   <ds:schemaRefs>
-    <ds:schemaRef ds:uri="http://schemas.microsoft.com/sharepoint/v3/contenttype/forms"/>
+    <ds:schemaRef ds:uri="http://schemas.microsoft.com/office/2006/metadata/properties"/>
+    <ds:schemaRef ds:uri="http://schemas.microsoft.com/office/infopath/2007/PartnerControls"/>
+    <ds:schemaRef ds:uri="e5b1cd33-4eca-41a4-b7d8-fdf3e6200119"/>
+    <ds:schemaRef ds:uri="c710a95f-4097-48d0-b72e-528dcf24b561"/>
   </ds:schemaRefs>
 </ds:datastoreItem>
 </file>
--- a/resources/templates/PMRA_Template_Markers.docx
+++ b/resources/templates/PMRA_Template_Markers.docx
@@ -3818,23 +3818,7 @@
           <w:sz w:val="20"/>
           <w:szCs w:val="20"/>
         </w:rPr>
-        <w:t xml:space="preserve"> reconhece que a realização de leitura de publicações em painéis, sistemas, </w:t>
-      </w:r>
-      <w:proofErr w:type="spellStart"/>
-      <w:r>
-        <w:rPr>
-          <w:sz w:val="20"/>
-          <w:szCs w:val="20"/>
-        </w:rPr>
-        <w:t>DJe</w:t>
-      </w:r>
-      <w:proofErr w:type="spellEnd"/>
-      <w:r>
-        <w:rPr>
-          <w:sz w:val="20"/>
-          <w:szCs w:val="20"/>
-        </w:rPr>
-        <w:t xml:space="preserve">, e/ou qualquer outro meio de publicação oficial dos órgãos do poder público, poderá acarretar no início da fluência de prazos processuais e/ou administrativos, peremptórios ou não, de modo que </w:t>
+        <w:t xml:space="preserve"> reconhece que a realização de leitura de publicações em painéis, sistemas, DJe, e/ou qualquer outro meio de publicação oficial dos órgãos do poder público, poderá acarretar no início da fluência de prazos processuais e/ou administrativos, peremptórios ou não, de modo que </w:t>
       </w:r>
       <w:r>
         <w:rPr>
@@ -4414,7 +4398,14 @@
           <w:sz w:val="20"/>
           <w:szCs w:val="20"/>
         </w:rPr>
-        <w:t xml:space="preserve">p valor abaixo para serviços </w:t>
+        <w:t>o</w:t>
+      </w:r>
+      <w:r>
+        <w:rPr>
+          <w:sz w:val="20"/>
+          <w:szCs w:val="20"/>
+        </w:rPr>
+        <w:t xml:space="preserve"> valor abaixo para serviços </w:t>
       </w:r>
       <w:r>
         <w:rPr>
@@ -7061,103 +7052,7 @@
           <w:sz w:val="20"/>
           <w:szCs w:val="20"/>
         </w:rPr>
-        <w:t xml:space="preserve">As Partes declaram conduzir suas atividades em estrita conformidade com a legislação anticorrupção aplicável, incluindo a Lei n. 12.846/2013, o Decreto n. 11.129/2022, a Lei n. 9.613/1998 e, quando cabíveis em razão da jurisdição das operações, a </w:t>
-      </w:r>
-      <w:proofErr w:type="spellStart"/>
-      <w:r>
-        <w:rPr>
-          <w:sz w:val="20"/>
-          <w:szCs w:val="20"/>
-        </w:rPr>
-        <w:t>Foreign</w:t>
-      </w:r>
-      <w:proofErr w:type="spellEnd"/>
-      <w:r>
-        <w:rPr>
-          <w:sz w:val="20"/>
-          <w:szCs w:val="20"/>
-        </w:rPr>
-        <w:t xml:space="preserve"> </w:t>
-      </w:r>
-      <w:proofErr w:type="spellStart"/>
-      <w:r>
-        <w:rPr>
-          <w:sz w:val="20"/>
-          <w:szCs w:val="20"/>
-        </w:rPr>
-        <w:t>Corrupt</w:t>
-      </w:r>
-      <w:proofErr w:type="spellEnd"/>
-      <w:r>
-        <w:rPr>
-          <w:sz w:val="20"/>
-          <w:szCs w:val="20"/>
-        </w:rPr>
-        <w:t xml:space="preserve"> </w:t>
-      </w:r>
-      <w:proofErr w:type="spellStart"/>
-      <w:r>
-        <w:rPr>
-          <w:sz w:val="20"/>
-          <w:szCs w:val="20"/>
-        </w:rPr>
-        <w:t>Practices</w:t>
-      </w:r>
-      <w:proofErr w:type="spellEnd"/>
-      <w:r>
-        <w:rPr>
-          <w:sz w:val="20"/>
-          <w:szCs w:val="20"/>
-        </w:rPr>
-        <w:t xml:space="preserve"> </w:t>
-      </w:r>
-      <w:proofErr w:type="spellStart"/>
-      <w:r>
-        <w:rPr>
-          <w:sz w:val="20"/>
-          <w:szCs w:val="20"/>
-        </w:rPr>
-        <w:t>Act</w:t>
-      </w:r>
-      <w:proofErr w:type="spellEnd"/>
-      <w:r>
-        <w:rPr>
-          <w:sz w:val="20"/>
-          <w:szCs w:val="20"/>
-        </w:rPr>
-        <w:t xml:space="preserve"> (FCPA) e o UK </w:t>
-      </w:r>
-      <w:proofErr w:type="spellStart"/>
-      <w:r>
-        <w:rPr>
-          <w:sz w:val="20"/>
-          <w:szCs w:val="20"/>
-        </w:rPr>
-        <w:t>Bribery</w:t>
-      </w:r>
-      <w:proofErr w:type="spellEnd"/>
-      <w:r>
-        <w:rPr>
-          <w:sz w:val="20"/>
-          <w:szCs w:val="20"/>
-        </w:rPr>
-        <w:t xml:space="preserve"> </w:t>
-      </w:r>
-      <w:proofErr w:type="spellStart"/>
-      <w:r>
-        <w:rPr>
-          <w:sz w:val="20"/>
-          <w:szCs w:val="20"/>
-        </w:rPr>
-        <w:t>Act</w:t>
-      </w:r>
-      <w:proofErr w:type="spellEnd"/>
-      <w:r>
-        <w:rPr>
-          <w:sz w:val="20"/>
-          <w:szCs w:val="20"/>
-        </w:rPr>
-        <w:t>, comprometendo-se a não oferecer, prometer, dar ou autorizar, direta ou indiretamente, qualquer vantagem indevida a agente público ou a terceiro com a finalidade de obter vantagem imprópria relacionada à execução dest</w:t>
+        <w:t>As Partes declaram conduzir suas atividades em estrita conformidade com a legislação anticorrupção aplicável, incluindo a Lei n. 12.846/2013, o Decreto n. 11.129/2022, a Lei n. 9.613/1998 e, quando cabíveis em razão da jurisdição das operações, a Foreign Corrupt Practices Act (FCPA) e o UK Bribery Act, comprometendo-se a não oferecer, prometer, dar ou autorizar, direta ou indiretamente, qualquer vantagem indevida a agente público ou a terceiro com a finalidade de obter vantagem imprópria relacionada à execução dest</w:t>
       </w:r>
       <w:r>
         <w:rPr>
@@ -7563,23 +7458,7 @@
           <w:sz w:val="20"/>
           <w:szCs w:val="20"/>
         </w:rPr>
-        <w:t xml:space="preserve"> fora das hipóteses legais ou contratuais, a submeter eventuais </w:t>
-      </w:r>
-      <w:proofErr w:type="spellStart"/>
-      <w:r>
-        <w:rPr>
-          <w:sz w:val="20"/>
-          <w:szCs w:val="20"/>
-        </w:rPr>
-        <w:t>suboperadores</w:t>
-      </w:r>
-      <w:proofErr w:type="spellEnd"/>
-      <w:r>
-        <w:rPr>
-          <w:sz w:val="20"/>
-          <w:szCs w:val="20"/>
-        </w:rPr>
-        <w:t xml:space="preserve"> a obrigações equivalentes e a notificar a outra Parte, em até 24 (vinte e quatro) horas da ciência, de qualquer incidente de segurança envolvendo dados pessoais desta contratação.</w:t>
+        <w:t xml:space="preserve"> fora das hipóteses legais ou contratuais, a submeter eventuais suboperadores a obrigações equivalentes e a notificar a outra Parte, em até 24 (vinte e quatro) horas da ciência, de qualquer incidente de segurança envolvendo dados pessoais desta contratação.</w:t>
       </w:r>
     </w:p>
     <w:p>
@@ -10084,15 +9963,6 @@
 </file>
 
 <file path=customXml/item1.xml><?xml version="1.0" encoding="utf-8"?>
-<?mso-contentType ?>
-<FormTemplates xmlns="http://schemas.microsoft.com/sharepoint/v3/contenttype/forms">
-  <Display>DocumentLibraryForm</Display>
-  <Edit>DocumentLibraryForm</Edit>
-  <New>DocumentLibraryForm</New>
-</FormTemplates>
-</file>
-
-<file path=customXml/item2.xml><?xml version="1.0" encoding="utf-8"?>
 <ct:contentTypeSchema xmlns:ct="http://schemas.microsoft.com/office/2006/metadata/contentType" xmlns:ma="http://schemas.microsoft.com/office/2006/metadata/properties/metaAttributes" ct:_="" ma:_="" ma:contentTypeName="Documento" ma:contentTypeID="0x010100C538FE3DE9F5C249B208F757A39C9CF1" ma:contentTypeVersion="13" ma:contentTypeDescription="Crie um novo documento." ma:contentTypeScope="" ma:versionID="f58841031a2b8acc55807e179e1eb129">
   <xsd:schema xmlns:xsd="http://www.w3.org/2001/XMLSchema" xmlns:xs="http://www.w3.org/2001/XMLSchema" xmlns:p="http://schemas.microsoft.com/office/2006/metadata/properties" xmlns:ns2="e5b1cd33-4eca-41a4-b7d8-fdf3e6200119" xmlns:ns3="c710a95f-4097-48d0-b72e-528dcf24b561" targetNamespace="http://schemas.microsoft.com/office/2006/metadata/properties" ma:root="true" ma:fieldsID="eabb80da9e4a7645788b9624de58e5c8" ns2:_="" ns3:_="">
     <xsd:import namespace="e5b1cd33-4eca-41a4-b7d8-fdf3e6200119"/>
@@ -10299,6 +10169,15 @@
 </ct:contentTypeSchema>
 </file>
 
+<file path=customXml/item2.xml><?xml version="1.0" encoding="utf-8"?>
+<?mso-contentType ?>
+<FormTemplates xmlns="http://schemas.microsoft.com/sharepoint/v3/contenttype/forms">
+  <Display>DocumentLibraryForm</Display>
+  <Edit>DocumentLibraryForm</Edit>
+  <New>DocumentLibraryForm</New>
+</FormTemplates>
+</file>
+
 <file path=customXml/item3.xml><?xml version="1.0" encoding="utf-8"?>
 <p:properties xmlns:p="http://schemas.microsoft.com/office/2006/metadata/properties" xmlns:xsi="http://www.w3.org/2001/XMLSchema-instance" xmlns:pc="http://schemas.microsoft.com/office/infopath/2007/PartnerControls">
   <documentManagement>
@@ -10311,14 +10190,6 @@
 </file>
 
 <file path=customXml/itemProps1.xml><?xml version="1.0" encoding="utf-8"?>
-<ds:datastoreItem xmlns:ds="http://schemas.openxmlformats.org/officeDocument/2006/customXml" ds:itemID="{A5ED3DFB-4F39-4BF8-995C-27FE2C86527B}">
-  <ds:schemaRefs>
-    <ds:schemaRef ds:uri="http://schemas.microsoft.com/sharepoint/v3/contenttype/forms"/>
-  </ds:schemaRefs>
-</ds:datastoreItem>
-</file>
-
-<file path=customXml/itemProps2.xml><?xml version="1.0" encoding="utf-8"?>
 <ds:datastoreItem xmlns:ds="http://schemas.openxmlformats.org/officeDocument/2006/customXml" ds:itemID="{527C8FAF-F895-460C-92FD-63B7C6027339}">
   <ds:schemaRefs>
     <ds:schemaRef ds:uri="http://schemas.microsoft.com/office/2006/metadata/contentType"/>
@@ -10337,6 +10208,14 @@
 </ds:datastoreItem>
 </file>
 
+<file path=customXml/itemProps2.xml><?xml version="1.0" encoding="utf-8"?>
+<ds:datastoreItem xmlns:ds="http://schemas.openxmlformats.org/officeDocument/2006/customXml" ds:itemID="{A5ED3DFB-4F39-4BF8-995C-27FE2C86527B}">
+  <ds:schemaRefs>
+    <ds:schemaRef ds:uri="http://schemas.microsoft.com/sharepoint/v3/contenttype/forms"/>
+  </ds:schemaRefs>
+</ds:datastoreItem>
+</file>
+
 <file path=customXml/itemProps3.xml><?xml version="1.0" encoding="utf-8"?>
 <ds:datastoreItem xmlns:ds="http://schemas.openxmlformats.org/officeDocument/2006/customXml" ds:itemID="{CB7613A1-A0CB-4E22-AF85-27793339D14D}">
   <ds:schemaRefs>

--- a/resources/templates/PMRA_Template_Markers.docx
+++ b/resources/templates/PMRA_Template_Markers.docx
@@ -281,12 +281,12 @@
     <w:p>
       <w:pPr>
         <w:snapToGrid w:val="0"/>
-        <w:jc w:val="center"/>
         <w:rPr>
           <w:b/>
           <w:bCs/>
           <w:sz w:val="20"/>
           <w:szCs w:val="20"/>
+          <w:u w:val="single"/>
         </w:rPr>
       </w:pPr>
       <w:r>
@@ -295,6 +295,7 @@
           <w:bCs/>
           <w:sz w:val="20"/>
           <w:szCs w:val="20"/>
+          <w:u w:val="single"/>
         </w:rPr>
         <w:t>Escopo de Trabalho</w:t>
       </w:r>
@@ -304,6 +305,7 @@
           <w:bCs/>
           <w:sz w:val="20"/>
           <w:szCs w:val="20"/>
+          <w:u w:val="single"/>
         </w:rPr>
         <w:br/>
       </w:r>
@@ -6536,7 +6538,7 @@
           <w:sz w:val="20"/>
           <w:szCs w:val="20"/>
         </w:rPr>
-        <w:t>DAS OBRIGAÇÕES DO CONTRATADO</w:t>
+        <w:t>OBRIGAÇÕES DO CONTRATADO</w:t>
       </w:r>
     </w:p>
     <w:p>
@@ -6831,7 +6833,7 @@
           <w:sz w:val="20"/>
           <w:szCs w:val="20"/>
         </w:rPr>
-        <w:t>DAS OBRIGAÇÕES DA CONTRATANTE</w:t>
+        <w:t>OBRIGAÇÕES DA CONTRATANTE</w:t>
       </w:r>
     </w:p>
     <w:p>
@@ -7020,7 +7022,7 @@
           <w:sz w:val="20"/>
           <w:szCs w:val="20"/>
         </w:rPr>
-        <w:t>DA ANTICORRUPÇÃO E CONFORMIDADE</w:t>
+        <w:t>ANTICORRUPÇÃO E CONFORMIDADE</w:t>
       </w:r>
     </w:p>
     <w:p>
@@ -7145,7 +7147,7 @@
           <w:sz w:val="20"/>
           <w:szCs w:val="20"/>
         </w:rPr>
-        <w:t>DA CONFIDENCIALIDADE</w:t>
+        <w:t>CONFIDENCIALIDADE</w:t>
       </w:r>
     </w:p>
     <w:p>
@@ -7334,7 +7336,7 @@
           <w:sz w:val="20"/>
           <w:szCs w:val="20"/>
         </w:rPr>
-        <w:t>DA PROTEÇÃO DE DADOS PESSOAIS</w:t>
+        <w:t>PROTEÇÃO DE DADOS PESSOAIS</w:t>
       </w:r>
     </w:p>
     <w:p>
@@ -7523,7 +7525,7 @@
           <w:sz w:val="20"/>
           <w:szCs w:val="20"/>
         </w:rPr>
-        <w:t>DA RESPONSABILIDADE</w:t>
+        <w:t>RESPONSABILIDADE</w:t>
       </w:r>
     </w:p>
     <w:p>
@@ -7634,7 +7636,7 @@
           <w:sz w:val="20"/>
           <w:szCs w:val="20"/>
         </w:rPr>
-        <w:t>DA RESCISÃO</w:t>
+        <w:t>RESCISÃO</w:t>
       </w:r>
     </w:p>
     <w:p>
@@ -7808,7 +7810,7 @@
           <w:sz w:val="20"/>
           <w:szCs w:val="20"/>
         </w:rPr>
-        <w:t>DAS DISPOSIÇÕES GERAIS</w:t>
+        <w:t>DISPOSIÇÕES GERAIS</w:t>
       </w:r>
     </w:p>
     <w:p>
@@ -8018,7 +8020,15 @@
           <w:sz w:val="20"/>
           <w:szCs w:val="20"/>
         </w:rPr>
-        <w:t>DO FORO</w:t>
+        <w:t xml:space="preserve">LEGISLAÇÃO APLICÁVEL E </w:t>
+      </w:r>
+      <w:r>
+        <w:rPr>
+          <w:b/>
+          <w:sz w:val="20"/>
+          <w:szCs w:val="20"/>
+        </w:rPr>
+        <w:t>FORO</w:t>
       </w:r>
     </w:p>
     <w:p>
@@ -8050,21 +8060,14 @@
           <w:sz w:val="20"/>
           <w:szCs w:val="20"/>
         </w:rPr>
-        <w:t>Fica eleito o foro da Comarca de Belo Horizonte, Estado de Minas Gerais, com renúncia expressa a qualquer outro, por mais privilegiado que seja, para dirimir quaisquer dúvidas ou controvérsias oriundas dest</w:t>
-      </w:r>
-      <w:r>
-        <w:rPr>
-          <w:sz w:val="20"/>
-          <w:szCs w:val="20"/>
-        </w:rPr>
-        <w:t>a Proposta</w:t>
-      </w:r>
-      <w:r>
-        <w:rPr>
-          <w:sz w:val="20"/>
-          <w:szCs w:val="20"/>
-        </w:rPr>
-        <w:t xml:space="preserve"> que não possam ser solucionadas pela via amigável.</w:t>
+        <w:t xml:space="preserve">As Leis da República Federativa do Brasil são aplicáveis a esta Proposta. </w:t>
+      </w:r>
+      <w:r>
+        <w:rPr>
+          <w:sz w:val="20"/>
+          <w:szCs w:val="20"/>
+        </w:rPr>
+        <w:t>Fica eleito o foro da Comarca de Belo Horizonte, Estado de Minas Gerais, com renúncia expressa a qualquer outro, por mais privilegiado que seja, para dirimir quaisquer dúvidas ou controvérsias oriundas desta Proposta que não possam ser solucionadas pela via amigável.</w:t>
       </w:r>
     </w:p>
     <w:p>
@@ -8272,18 +8275,6 @@
         </w:tc>
       </w:tr>
     </w:tbl>
-    <w:p>
-      <w:pPr>
-        <w:keepNext/>
-        <w:snapToGrid w:val="0"/>
-        <w:rPr>
-          <w:b/>
-          <w:bCs/>
-          <w:sz w:val="20"/>
-          <w:szCs w:val="20"/>
-        </w:rPr>
-      </w:pPr>
-    </w:p>
     <w:p>
       <w:pPr>
         <w:keepNext/>
@@ -9963,6 +9954,26 @@
 </file>
 
 <file path=customXml/item1.xml><?xml version="1.0" encoding="utf-8"?>
+<p:properties xmlns:p="http://schemas.microsoft.com/office/2006/metadata/properties" xmlns:xsi="http://www.w3.org/2001/XMLSchema-instance" xmlns:pc="http://schemas.microsoft.com/office/infopath/2007/PartnerControls">
+  <documentManagement>
+    <lcf76f155ced4ddcb4097134ff3c332f xmlns="e5b1cd33-4eca-41a4-b7d8-fdf3e6200119">
+      <Terms xmlns="http://schemas.microsoft.com/office/infopath/2007/PartnerControls"/>
+    </lcf76f155ced4ddcb4097134ff3c332f>
+    <TaxCatchAll xmlns="c710a95f-4097-48d0-b72e-528dcf24b561" xsi:nil="true"/>
+  </documentManagement>
+</p:properties>
+</file>
+
+<file path=customXml/item2.xml><?xml version="1.0" encoding="utf-8"?>
+<?mso-contentType ?>
+<FormTemplates xmlns="http://schemas.microsoft.com/sharepoint/v3/contenttype/forms">
+  <Display>DocumentLibraryForm</Display>
+  <Edit>DocumentLibraryForm</Edit>
+  <New>DocumentLibraryForm</New>
+</FormTemplates>
+</file>
+
+<file path=customXml/item3.xml><?xml version="1.0" encoding="utf-8"?>
 <ct:contentTypeSchema xmlns:ct="http://schemas.microsoft.com/office/2006/metadata/contentType" xmlns:ma="http://schemas.microsoft.com/office/2006/metadata/properties/metaAttributes" ct:_="" ma:_="" ma:contentTypeName="Documento" ma:contentTypeID="0x010100C538FE3DE9F5C249B208F757A39C9CF1" ma:contentTypeVersion="13" ma:contentTypeDescription="Crie um novo documento." ma:contentTypeScope="" ma:versionID="f58841031a2b8acc55807e179e1eb129">
   <xsd:schema xmlns:xsd="http://www.w3.org/2001/XMLSchema" xmlns:xs="http://www.w3.org/2001/XMLSchema" xmlns:p="http://schemas.microsoft.com/office/2006/metadata/properties" xmlns:ns2="e5b1cd33-4eca-41a4-b7d8-fdf3e6200119" xmlns:ns3="c710a95f-4097-48d0-b72e-528dcf24b561" targetNamespace="http://schemas.microsoft.com/office/2006/metadata/properties" ma:root="true" ma:fieldsID="eabb80da9e4a7645788b9624de58e5c8" ns2:_="" ns3:_="">
     <xsd:import namespace="e5b1cd33-4eca-41a4-b7d8-fdf3e6200119"/>
@@ -10169,27 +10180,26 @@
 </ct:contentTypeSchema>
 </file>
 
-<file path=customXml/item2.xml><?xml version="1.0" encoding="utf-8"?>
-<?mso-contentType ?>
-<FormTemplates xmlns="http://schemas.microsoft.com/sharepoint/v3/contenttype/forms">
-  <Display>DocumentLibraryForm</Display>
-  <Edit>DocumentLibraryForm</Edit>
-  <New>DocumentLibraryForm</New>
-</FormTemplates>
+<file path=customXml/itemProps1.xml><?xml version="1.0" encoding="utf-8"?>
+<ds:datastoreItem xmlns:ds="http://schemas.openxmlformats.org/officeDocument/2006/customXml" ds:itemID="{CB7613A1-A0CB-4E22-AF85-27793339D14D}">
+  <ds:schemaRefs>
+    <ds:schemaRef ds:uri="http://schemas.microsoft.com/office/2006/metadata/properties"/>
+    <ds:schemaRef ds:uri="http://schemas.microsoft.com/office/infopath/2007/PartnerControls"/>
+    <ds:schemaRef ds:uri="e5b1cd33-4eca-41a4-b7d8-fdf3e6200119"/>
+    <ds:schemaRef ds:uri="c710a95f-4097-48d0-b72e-528dcf24b561"/>
+  </ds:schemaRefs>
+</ds:datastoreItem>
 </file>
 
-<file path=customXml/item3.xml><?xml version="1.0" encoding="utf-8"?>
-<p:properties xmlns:p="http://schemas.microsoft.com/office/2006/metadata/properties" xmlns:xsi="http://www.w3.org/2001/XMLSchema-instance" xmlns:pc="http://schemas.microsoft.com/office/infopath/2007/PartnerControls">
-  <documentManagement>
-    <lcf76f155ced4ddcb4097134ff3c332f xmlns="e5b1cd33-4eca-41a4-b7d8-fdf3e6200119">
-      <Terms xmlns="http://schemas.microsoft.com/office/infopath/2007/PartnerControls"/>
-    </lcf76f155ced4ddcb4097134ff3c332f>
-    <TaxCatchAll xmlns="c710a95f-4097-48d0-b72e-528dcf24b561" xsi:nil="true"/>
-  </documentManagement>
-</p:properties>
+<file path=customXml/itemProps2.xml><?xml version="1.0" encoding="utf-8"?>
+<ds:datastoreItem xmlns:ds="http://schemas.openxmlformats.org/officeDocument/2006/customXml" ds:itemID="{A5ED3DFB-4F39-4BF8-995C-27FE2C86527B}">
+  <ds:schemaRefs>
+    <ds:schemaRef ds:uri="http://schemas.microsoft.com/sharepoint/v3/contenttype/forms"/>
+  </ds:schemaRefs>
+</ds:datastoreItem>
 </file>
 
-<file path=customXml/itemProps1.xml><?xml version="1.0" encoding="utf-8"?>
+<file path=customXml/itemProps3.xml><?xml version="1.0" encoding="utf-8"?>
 <ds:datastoreItem xmlns:ds="http://schemas.openxmlformats.org/officeDocument/2006/customXml" ds:itemID="{527C8FAF-F895-460C-92FD-63B7C6027339}">
   <ds:schemaRefs>
     <ds:schemaRef ds:uri="http://schemas.microsoft.com/office/2006/metadata/contentType"/>
@@ -10206,23 +10216,4 @@
     <ds:schemaRef ds:uri="http://schemas.microsoft.com/internal/obd"/>
   </ds:schemaRefs>
 </ds:datastoreItem>
-</file>
-
-<file path=customXml/itemProps2.xml><?xml version="1.0" encoding="utf-8"?>
-<ds:datastoreItem xmlns:ds="http://schemas.openxmlformats.org/officeDocument/2006/customXml" ds:itemID="{A5ED3DFB-4F39-4BF8-995C-27FE2C86527B}">
-  <ds:schemaRefs>
-    <ds:schemaRef ds:uri="http://schemas.microsoft.com/sharepoint/v3/contenttype/forms"/>
-  </ds:schemaRefs>
-</ds:datastoreItem>
-</file>
-
-<file path=customXml/itemProps3.xml><?xml version="1.0" encoding="utf-8"?>
-<ds:datastoreItem xmlns:ds="http://schemas.openxmlformats.org/officeDocument/2006/customXml" ds:itemID="{CB7613A1-A0CB-4E22-AF85-27793339D14D}">
-  <ds:schemaRefs>
-    <ds:schemaRef ds:uri="http://schemas.microsoft.com/office/2006/metadata/properties"/>
-    <ds:schemaRef ds:uri="http://schemas.microsoft.com/office/infopath/2007/PartnerControls"/>
-    <ds:schemaRef ds:uri="e5b1cd33-4eca-41a4-b7d8-fdf3e6200119"/>
-    <ds:schemaRef ds:uri="c710a95f-4097-48d0-b72e-528dcf24b561"/>
-  </ds:schemaRefs>
-</ds:datastoreItem>
 </file>
--- a/resources/templates/PMRA_Template_Markers.docx
+++ b/resources/templates/PMRA_Template_Markers.docx
@@ -1384,6 +1384,13 @@
                 <w:szCs w:val="20"/>
               </w:rPr>
               <w:t>[CONS_FIXO_MENSAL_CAP]</w:t>
+            </w:r>
+            <w:r>
+              <w:rPr>
+                <w:sz w:val="20"/>
+                <w:szCs w:val="20"/>
+              </w:rPr>
+              <w:t xml:space="preserve"> horas</w:t>
             </w:r>
           </w:p>
         </w:tc>
@@ -9954,26 +9961,6 @@
 </file>
 
 <file path=customXml/item1.xml><?xml version="1.0" encoding="utf-8"?>
-<p:properties xmlns:p="http://schemas.microsoft.com/office/2006/metadata/properties" xmlns:xsi="http://www.w3.org/2001/XMLSchema-instance" xmlns:pc="http://schemas.microsoft.com/office/infopath/2007/PartnerControls">
-  <documentManagement>
-    <lcf76f155ced4ddcb4097134ff3c332f xmlns="e5b1cd33-4eca-41a4-b7d8-fdf3e6200119">
-      <Terms xmlns="http://schemas.microsoft.com/office/infopath/2007/PartnerControls"/>
-    </lcf76f155ced4ddcb4097134ff3c332f>
-    <TaxCatchAll xmlns="c710a95f-4097-48d0-b72e-528dcf24b561" xsi:nil="true"/>
-  </documentManagement>
-</p:properties>
-</file>
-
-<file path=customXml/item2.xml><?xml version="1.0" encoding="utf-8"?>
-<?mso-contentType ?>
-<FormTemplates xmlns="http://schemas.microsoft.com/sharepoint/v3/contenttype/forms">
-  <Display>DocumentLibraryForm</Display>
-  <Edit>DocumentLibraryForm</Edit>
-  <New>DocumentLibraryForm</New>
-</FormTemplates>
-</file>
-
-<file path=customXml/item3.xml><?xml version="1.0" encoding="utf-8"?>
 <ct:contentTypeSchema xmlns:ct="http://schemas.microsoft.com/office/2006/metadata/contentType" xmlns:ma="http://schemas.microsoft.com/office/2006/metadata/properties/metaAttributes" ct:_="" ma:_="" ma:contentTypeName="Documento" ma:contentTypeID="0x010100C538FE3DE9F5C249B208F757A39C9CF1" ma:contentTypeVersion="13" ma:contentTypeDescription="Crie um novo documento." ma:contentTypeScope="" ma:versionID="f58841031a2b8acc55807e179e1eb129">
   <xsd:schema xmlns:xsd="http://www.w3.org/2001/XMLSchema" xmlns:xs="http://www.w3.org/2001/XMLSchema" xmlns:p="http://schemas.microsoft.com/office/2006/metadata/properties" xmlns:ns2="e5b1cd33-4eca-41a4-b7d8-fdf3e6200119" xmlns:ns3="c710a95f-4097-48d0-b72e-528dcf24b561" targetNamespace="http://schemas.microsoft.com/office/2006/metadata/properties" ma:root="true" ma:fieldsID="eabb80da9e4a7645788b9624de58e5c8" ns2:_="" ns3:_="">
     <xsd:import namespace="e5b1cd33-4eca-41a4-b7d8-fdf3e6200119"/>
@@ -10180,26 +10167,27 @@
 </ct:contentTypeSchema>
 </file>
 
-<file path=customXml/itemProps1.xml><?xml version="1.0" encoding="utf-8"?>
-<ds:datastoreItem xmlns:ds="http://schemas.openxmlformats.org/officeDocument/2006/customXml" ds:itemID="{CB7613A1-A0CB-4E22-AF85-27793339D14D}">
-  <ds:schemaRefs>
-    <ds:schemaRef ds:uri="http://schemas.microsoft.com/office/2006/metadata/properties"/>
-    <ds:schemaRef ds:uri="http://schemas.microsoft.com/office/infopath/2007/PartnerControls"/>
-    <ds:schemaRef ds:uri="e5b1cd33-4eca-41a4-b7d8-fdf3e6200119"/>
-    <ds:schemaRef ds:uri="c710a95f-4097-48d0-b72e-528dcf24b561"/>
-  </ds:schemaRefs>
-</ds:datastoreItem>
+<file path=customXml/item2.xml><?xml version="1.0" encoding="utf-8"?>
+<?mso-contentType ?>
+<FormTemplates xmlns="http://schemas.microsoft.com/sharepoint/v3/contenttype/forms">
+  <Display>DocumentLibraryForm</Display>
+  <Edit>DocumentLibraryForm</Edit>
+  <New>DocumentLibraryForm</New>
+</FormTemplates>
 </file>
 
-<file path=customXml/itemProps2.xml><?xml version="1.0" encoding="utf-8"?>
-<ds:datastoreItem xmlns:ds="http://schemas.openxmlformats.org/officeDocument/2006/customXml" ds:itemID="{A5ED3DFB-4F39-4BF8-995C-27FE2C86527B}">
-  <ds:schemaRefs>
-    <ds:schemaRef ds:uri="http://schemas.microsoft.com/sharepoint/v3/contenttype/forms"/>
-  </ds:schemaRefs>
-</ds:datastoreItem>
+<file path=customXml/item3.xml><?xml version="1.0" encoding="utf-8"?>
+<p:properties xmlns:p="http://schemas.microsoft.com/office/2006/metadata/properties" xmlns:xsi="http://www.w3.org/2001/XMLSchema-instance" xmlns:pc="http://schemas.microsoft.com/office/infopath/2007/PartnerControls">
+  <documentManagement>
+    <lcf76f155ced4ddcb4097134ff3c332f xmlns="e5b1cd33-4eca-41a4-b7d8-fdf3e6200119">
+      <Terms xmlns="http://schemas.microsoft.com/office/infopath/2007/PartnerControls"/>
+    </lcf76f155ced4ddcb4097134ff3c332f>
+    <TaxCatchAll xmlns="c710a95f-4097-48d0-b72e-528dcf24b561" xsi:nil="true"/>
+  </documentManagement>
+</p:properties>
 </file>
 
-<file path=customXml/itemProps3.xml><?xml version="1.0" encoding="utf-8"?>
+<file path=customXml/itemProps1.xml><?xml version="1.0" encoding="utf-8"?>
 <ds:datastoreItem xmlns:ds="http://schemas.openxmlformats.org/officeDocument/2006/customXml" ds:itemID="{527C8FAF-F895-460C-92FD-63B7C6027339}">
   <ds:schemaRefs>
     <ds:schemaRef ds:uri="http://schemas.microsoft.com/office/2006/metadata/contentType"/>
@@ -10216,4 +10204,23 @@
     <ds:schemaRef ds:uri="http://schemas.microsoft.com/internal/obd"/>
   </ds:schemaRefs>
 </ds:datastoreItem>
+</file>
+
+<file path=customXml/itemProps2.xml><?xml version="1.0" encoding="utf-8"?>
+<ds:datastoreItem xmlns:ds="http://schemas.openxmlformats.org/officeDocument/2006/customXml" ds:itemID="{A5ED3DFB-4F39-4BF8-995C-27FE2C86527B}">
+  <ds:schemaRefs>
+    <ds:schemaRef ds:uri="http://schemas.microsoft.com/sharepoint/v3/contenttype/forms"/>
+  </ds:schemaRefs>
+</ds:datastoreItem>
+</file>
+
+<file path=customXml/itemProps3.xml><?xml version="1.0" encoding="utf-8"?>
+<ds:datastoreItem xmlns:ds="http://schemas.openxmlformats.org/officeDocument/2006/customXml" ds:itemID="{CB7613A1-A0CB-4E22-AF85-27793339D14D}">
+  <ds:schemaRefs>
+    <ds:schemaRef ds:uri="http://schemas.microsoft.com/office/2006/metadata/properties"/>
+    <ds:schemaRef ds:uri="http://schemas.microsoft.com/office/infopath/2007/PartnerControls"/>
+    <ds:schemaRef ds:uri="e5b1cd33-4eca-41a4-b7d8-fdf3e6200119"/>
+    <ds:schemaRef ds:uri="c710a95f-4097-48d0-b72e-528dcf24b561"/>
+  </ds:schemaRefs>
+</ds:datastoreItem>
 </file>
--- a/resources/templates/PMRA_Template_Markers.docx
+++ b/resources/templates/PMRA_Template_Markers.docx
@@ -8157,6 +8157,19 @@
         </w:rPr>
       </w:pPr>
     </w:p>
+    <w:p>
+      <w:pPr>
+        <w:keepNext/>
+        <w:snapToGrid w:val="0"/>
+        <w:jc w:val="center"/>
+        <w:rPr>
+          <w:b/>
+          <w:bCs/>
+          <w:sz w:val="20"/>
+          <w:szCs w:val="20"/>
+        </w:rPr>
+      </w:pPr>
+    </w:p>
     <w:tbl>
       <w:tblPr>
         <w:tblStyle w:val="Tabelacomgrade"/>
@@ -8285,6 +8298,17 @@
     <w:p>
       <w:pPr>
         <w:keepNext/>
+        <w:snapToGrid w:val="0"/>
+        <w:rPr>
+          <w:b/>
+          <w:bCs/>
+          <w:sz w:val="20"/>
+          <w:szCs w:val="20"/>
+        </w:rPr>
+      </w:pPr>
+    </w:p>
+    <w:p>
+      <w:pPr>
         <w:snapToGrid w:val="0"/>
         <w:rPr>
           <w:b/>
@@ -10168,15 +10192,6 @@
 </file>
 
 <file path=customXml/item2.xml><?xml version="1.0" encoding="utf-8"?>
-<?mso-contentType ?>
-<FormTemplates xmlns="http://schemas.microsoft.com/sharepoint/v3/contenttype/forms">
-  <Display>DocumentLibraryForm</Display>
-  <Edit>DocumentLibraryForm</Edit>
-  <New>DocumentLibraryForm</New>
-</FormTemplates>
-</file>
-
-<file path=customXml/item3.xml><?xml version="1.0" encoding="utf-8"?>
 <p:properties xmlns:p="http://schemas.microsoft.com/office/2006/metadata/properties" xmlns:xsi="http://www.w3.org/2001/XMLSchema-instance" xmlns:pc="http://schemas.microsoft.com/office/infopath/2007/PartnerControls">
   <documentManagement>
     <lcf76f155ced4ddcb4097134ff3c332f xmlns="e5b1cd33-4eca-41a4-b7d8-fdf3e6200119">
@@ -10185,6 +10200,15 @@
     <TaxCatchAll xmlns="c710a95f-4097-48d0-b72e-528dcf24b561" xsi:nil="true"/>
   </documentManagement>
 </p:properties>
+</file>
+
+<file path=customXml/item3.xml><?xml version="1.0" encoding="utf-8"?>
+<?mso-contentType ?>
+<FormTemplates xmlns="http://schemas.microsoft.com/sharepoint/v3/contenttype/forms">
+  <Display>DocumentLibraryForm</Display>
+  <Edit>DocumentLibraryForm</Edit>
+  <New>DocumentLibraryForm</New>
+</FormTemplates>
 </file>
 
 <file path=customXml/itemProps1.xml><?xml version="1.0" encoding="utf-8"?>
@@ -10207,14 +10231,6 @@
 </file>
 
 <file path=customXml/itemProps2.xml><?xml version="1.0" encoding="utf-8"?>
-<ds:datastoreItem xmlns:ds="http://schemas.openxmlformats.org/officeDocument/2006/customXml" ds:itemID="{A5ED3DFB-4F39-4BF8-995C-27FE2C86527B}">
-  <ds:schemaRefs>
-    <ds:schemaRef ds:uri="http://schemas.microsoft.com/sharepoint/v3/contenttype/forms"/>
-  </ds:schemaRefs>
-</ds:datastoreItem>
-</file>
-
-<file path=customXml/itemProps3.xml><?xml version="1.0" encoding="utf-8"?>
 <ds:datastoreItem xmlns:ds="http://schemas.openxmlformats.org/officeDocument/2006/customXml" ds:itemID="{CB7613A1-A0CB-4E22-AF85-27793339D14D}">
   <ds:schemaRefs>
     <ds:schemaRef ds:uri="http://schemas.microsoft.com/office/2006/metadata/properties"/>
@@ -10223,4 +10239,12 @@
     <ds:schemaRef ds:uri="c710a95f-4097-48d0-b72e-528dcf24b561"/>
   </ds:schemaRefs>
 </ds:datastoreItem>
+</file>
+
+<file path=customXml/itemProps3.xml><?xml version="1.0" encoding="utf-8"?>
+<ds:datastoreItem xmlns:ds="http://schemas.openxmlformats.org/officeDocument/2006/customXml" ds:itemID="{A5ED3DFB-4F39-4BF8-995C-27FE2C86527B}">
+  <ds:schemaRefs>
+    <ds:schemaRef ds:uri="http://schemas.microsoft.com/sharepoint/v3/contenttype/forms"/>
+  </ds:schemaRefs>
+</ds:datastoreItem>
 </file>
--- a/resources/templates/PMRA_Template_Markers.docx
+++ b/resources/templates/PMRA_Template_Markers.docx
@@ -8135,27 +8135,70 @@
       <w:pPr>
         <w:keepNext/>
         <w:snapToGrid w:val="0"/>
-        <w:jc w:val="center"/>
         <w:rPr>
           <w:b/>
           <w:bCs/>
-          <w:sz w:val="20"/>
-          <w:szCs w:val="20"/>
-        </w:rPr>
-      </w:pPr>
-    </w:p>
-    <w:p>
-      <w:pPr>
-        <w:keepNext/>
-        <w:snapToGrid w:val="0"/>
-        <w:jc w:val="center"/>
+          <w:color w:val="FFFFFF" w:themeColor="background1"/>
+          <w:sz w:val="20"/>
+          <w:szCs w:val="20"/>
+        </w:rPr>
+      </w:pPr>
+      <w:r>
         <w:rPr>
           <w:b/>
           <w:bCs/>
-          <w:sz w:val="20"/>
-          <w:szCs w:val="20"/>
-        </w:rPr>
-      </w:pPr>
+          <w:color w:val="FFFFFF" w:themeColor="background1"/>
+          <w:sz w:val="20"/>
+          <w:szCs w:val="20"/>
+        </w:rPr>
+        <w:t>.</w:t>
+      </w:r>
+    </w:p>
+    <w:p>
+      <w:pPr>
+        <w:keepNext/>
+        <w:snapToGrid w:val="0"/>
+        <w:rPr>
+          <w:b/>
+          <w:bCs/>
+          <w:color w:val="FFFFFF" w:themeColor="background1"/>
+          <w:sz w:val="20"/>
+          <w:szCs w:val="20"/>
+        </w:rPr>
+      </w:pPr>
+      <w:r>
+        <w:rPr>
+          <w:b/>
+          <w:bCs/>
+          <w:color w:val="FFFFFF" w:themeColor="background1"/>
+          <w:sz w:val="20"/>
+          <w:szCs w:val="20"/>
+        </w:rPr>
+        <w:t>.</w:t>
+      </w:r>
+    </w:p>
+    <w:p>
+      <w:pPr>
+        <w:keepNext/>
+        <w:snapToGrid w:val="0"/>
+        <w:rPr>
+          <w:b/>
+          <w:bCs/>
+          <w:color w:val="FFFFFF" w:themeColor="background1"/>
+          <w:sz w:val="20"/>
+          <w:szCs w:val="20"/>
+        </w:rPr>
+      </w:pPr>
+      <w:r>
+        <w:rPr>
+          <w:b/>
+          <w:bCs/>
+          <w:color w:val="FFFFFF" w:themeColor="background1"/>
+          <w:sz w:val="20"/>
+          <w:szCs w:val="20"/>
+        </w:rPr>
+        <w:t>.</w:t>
+      </w:r>
     </w:p>
     <w:p>
       <w:pPr>
@@ -8309,14 +8352,49 @@
     </w:p>
     <w:p>
       <w:pPr>
+        <w:keepNext/>
         <w:snapToGrid w:val="0"/>
         <w:rPr>
           <w:b/>
           <w:bCs/>
-          <w:sz w:val="20"/>
-          <w:szCs w:val="20"/>
-        </w:rPr>
-      </w:pPr>
+          <w:color w:val="FFFFFF" w:themeColor="background1"/>
+          <w:sz w:val="20"/>
+          <w:szCs w:val="20"/>
+        </w:rPr>
+      </w:pPr>
+      <w:r>
+        <w:rPr>
+          <w:b/>
+          <w:bCs/>
+          <w:color w:val="FFFFFF" w:themeColor="background1"/>
+          <w:sz w:val="20"/>
+          <w:szCs w:val="20"/>
+        </w:rPr>
+        <w:t>.</w:t>
+      </w:r>
+    </w:p>
+    <w:p>
+      <w:pPr>
+        <w:keepNext/>
+        <w:snapToGrid w:val="0"/>
+        <w:rPr>
+          <w:b/>
+          <w:bCs/>
+          <w:color w:val="FFFFFF" w:themeColor="background1"/>
+          <w:sz w:val="20"/>
+          <w:szCs w:val="20"/>
+        </w:rPr>
+      </w:pPr>
+      <w:r>
+        <w:rPr>
+          <w:b/>
+          <w:bCs/>
+          <w:color w:val="FFFFFF" w:themeColor="background1"/>
+          <w:sz w:val="20"/>
+          <w:szCs w:val="20"/>
+        </w:rPr>
+        <w:t>.</w:t>
+      </w:r>
     </w:p>
     <w:p>
       <w:pPr>
@@ -9985,6 +10063,26 @@
 </file>
 
 <file path=customXml/item1.xml><?xml version="1.0" encoding="utf-8"?>
+<p:properties xmlns:p="http://schemas.microsoft.com/office/2006/metadata/properties" xmlns:xsi="http://www.w3.org/2001/XMLSchema-instance" xmlns:pc="http://schemas.microsoft.com/office/infopath/2007/PartnerControls">
+  <documentManagement>
+    <lcf76f155ced4ddcb4097134ff3c332f xmlns="e5b1cd33-4eca-41a4-b7d8-fdf3e6200119">
+      <Terms xmlns="http://schemas.microsoft.com/office/infopath/2007/PartnerControls"/>
+    </lcf76f155ced4ddcb4097134ff3c332f>
+    <TaxCatchAll xmlns="c710a95f-4097-48d0-b72e-528dcf24b561" xsi:nil="true"/>
+  </documentManagement>
+</p:properties>
+</file>
+
+<file path=customXml/item2.xml><?xml version="1.0" encoding="utf-8"?>
+<?mso-contentType ?>
+<FormTemplates xmlns="http://schemas.microsoft.com/sharepoint/v3/contenttype/forms">
+  <Display>DocumentLibraryForm</Display>
+  <Edit>DocumentLibraryForm</Edit>
+  <New>DocumentLibraryForm</New>
+</FormTemplates>
+</file>
+
+<file path=customXml/item3.xml><?xml version="1.0" encoding="utf-8"?>
 <ct:contentTypeSchema xmlns:ct="http://schemas.microsoft.com/office/2006/metadata/contentType" xmlns:ma="http://schemas.microsoft.com/office/2006/metadata/properties/metaAttributes" ct:_="" ma:_="" ma:contentTypeName="Documento" ma:contentTypeID="0x010100C538FE3DE9F5C249B208F757A39C9CF1" ma:contentTypeVersion="13" ma:contentTypeDescription="Crie um novo documento." ma:contentTypeScope="" ma:versionID="f58841031a2b8acc55807e179e1eb129">
   <xsd:schema xmlns:xsd="http://www.w3.org/2001/XMLSchema" xmlns:xs="http://www.w3.org/2001/XMLSchema" xmlns:p="http://schemas.microsoft.com/office/2006/metadata/properties" xmlns:ns2="e5b1cd33-4eca-41a4-b7d8-fdf3e6200119" xmlns:ns3="c710a95f-4097-48d0-b72e-528dcf24b561" targetNamespace="http://schemas.microsoft.com/office/2006/metadata/properties" ma:root="true" ma:fieldsID="eabb80da9e4a7645788b9624de58e5c8" ns2:_="" ns3:_="">
     <xsd:import namespace="e5b1cd33-4eca-41a4-b7d8-fdf3e6200119"/>
@@ -10191,27 +10289,26 @@
 </ct:contentTypeSchema>
 </file>
 
-<file path=customXml/item2.xml><?xml version="1.0" encoding="utf-8"?>
-<p:properties xmlns:p="http://schemas.microsoft.com/office/2006/metadata/properties" xmlns:xsi="http://www.w3.org/2001/XMLSchema-instance" xmlns:pc="http://schemas.microsoft.com/office/infopath/2007/PartnerControls">
-  <documentManagement>
-    <lcf76f155ced4ddcb4097134ff3c332f xmlns="e5b1cd33-4eca-41a4-b7d8-fdf3e6200119">
-      <Terms xmlns="http://schemas.microsoft.com/office/infopath/2007/PartnerControls"/>
-    </lcf76f155ced4ddcb4097134ff3c332f>
-    <TaxCatchAll xmlns="c710a95f-4097-48d0-b72e-528dcf24b561" xsi:nil="true"/>
-  </documentManagement>
-</p:properties>
+<file path=customXml/itemProps1.xml><?xml version="1.0" encoding="utf-8"?>
+<ds:datastoreItem xmlns:ds="http://schemas.openxmlformats.org/officeDocument/2006/customXml" ds:itemID="{CB7613A1-A0CB-4E22-AF85-27793339D14D}">
+  <ds:schemaRefs>
+    <ds:schemaRef ds:uri="http://schemas.microsoft.com/office/2006/metadata/properties"/>
+    <ds:schemaRef ds:uri="http://schemas.microsoft.com/office/infopath/2007/PartnerControls"/>
+    <ds:schemaRef ds:uri="e5b1cd33-4eca-41a4-b7d8-fdf3e6200119"/>
+    <ds:schemaRef ds:uri="c710a95f-4097-48d0-b72e-528dcf24b561"/>
+  </ds:schemaRefs>
+</ds:datastoreItem>
 </file>
 
-<file path=customXml/item3.xml><?xml version="1.0" encoding="utf-8"?>
-<?mso-contentType ?>
-<FormTemplates xmlns="http://schemas.microsoft.com/sharepoint/v3/contenttype/forms">
-  <Display>DocumentLibraryForm</Display>
-  <Edit>DocumentLibraryForm</Edit>
-  <New>DocumentLibraryForm</New>
-</FormTemplates>
+<file path=customXml/itemProps2.xml><?xml version="1.0" encoding="utf-8"?>
+<ds:datastoreItem xmlns:ds="http://schemas.openxmlformats.org/officeDocument/2006/customXml" ds:itemID="{A5ED3DFB-4F39-4BF8-995C-27FE2C86527B}">
+  <ds:schemaRefs>
+    <ds:schemaRef ds:uri="http://schemas.microsoft.com/sharepoint/v3/contenttype/forms"/>
+  </ds:schemaRefs>
+</ds:datastoreItem>
 </file>
 
-<file path=customXml/itemProps1.xml><?xml version="1.0" encoding="utf-8"?>
+<file path=customXml/itemProps3.xml><?xml version="1.0" encoding="utf-8"?>
 <ds:datastoreItem xmlns:ds="http://schemas.openxmlformats.org/officeDocument/2006/customXml" ds:itemID="{527C8FAF-F895-460C-92FD-63B7C6027339}">
   <ds:schemaRefs>
     <ds:schemaRef ds:uri="http://schemas.microsoft.com/office/2006/metadata/contentType"/>
@@ -10228,23 +10325,4 @@
     <ds:schemaRef ds:uri="http://schemas.microsoft.com/internal/obd"/>
   </ds:schemaRefs>
 </ds:datastoreItem>
-</file>
-
-<file path=customXml/itemProps2.xml><?xml version="1.0" encoding="utf-8"?>
-<ds:datastoreItem xmlns:ds="http://schemas.openxmlformats.org/officeDocument/2006/customXml" ds:itemID="{CB7613A1-A0CB-4E22-AF85-27793339D14D}">
-  <ds:schemaRefs>
-    <ds:schemaRef ds:uri="http://schemas.microsoft.com/office/2006/metadata/properties"/>
-    <ds:schemaRef ds:uri="http://schemas.microsoft.com/office/infopath/2007/PartnerControls"/>
-    <ds:schemaRef ds:uri="e5b1cd33-4eca-41a4-b7d8-fdf3e6200119"/>
-    <ds:schemaRef ds:uri="c710a95f-4097-48d0-b72e-528dcf24b561"/>
-  </ds:schemaRefs>
-</ds:datastoreItem>
-</file>
-
-<file path=customXml/itemProps3.xml><?xml version="1.0" encoding="utf-8"?>
-<ds:datastoreItem xmlns:ds="http://schemas.openxmlformats.org/officeDocument/2006/customXml" ds:itemID="{A5ED3DFB-4F39-4BF8-995C-27FE2C86527B}">
-  <ds:schemaRefs>
-    <ds:schemaRef ds:uri="http://schemas.microsoft.com/sharepoint/v3/contenttype/forms"/>
-  </ds:schemaRefs>
-</ds:datastoreItem>
 </file>
--- a/resources/templates/PMRA_Template_Markers.docx
+++ b/resources/templates/PMRA_Template_Markers.docx
@@ -5,401 +5,653 @@
     <w:p>
       <w:pPr>
         <w:snapToGrid w:val="0"/>
+        <w:spacing w:line="276" w:lineRule="auto"/>
         <w:jc w:val="center"/>
         <w:rPr>
-          <w:sz w:val="20"/>
-          <w:szCs w:val="20"/>
-        </w:rPr>
-      </w:pPr>
-      <w:r>
-        <w:rPr>
+          <w:rFonts w:ascii="Arvo" w:hAnsi="Arvo"/>
+          <w:sz w:val="20"/>
+          <w:szCs w:val="20"/>
+        </w:rPr>
+      </w:pPr>
+      <w:r>
+        <w:rPr>
+          <w:rFonts w:ascii="Arvo" w:hAnsi="Arvo"/>
           <w:b/>
           <w:bCs/>
-          <w:smallCaps/>
-          <w:sz w:val="20"/>
-          <w:szCs w:val="20"/>
-        </w:rPr>
-        <w:t xml:space="preserve">PROPOSTA </w:t>
-      </w:r>
-      <w:r>
-        <w:rPr>
+          <w:sz w:val="20"/>
+          <w:szCs w:val="20"/>
+        </w:rPr>
+        <w:t>Proposta Para Prestação De Serviços Jurídicos</w:t>
+      </w:r>
+    </w:p>
+    <w:p>
+      <w:pPr>
+        <w:snapToGrid w:val="0"/>
+        <w:spacing w:line="276" w:lineRule="auto"/>
+        <w:rPr>
+          <w:rFonts w:ascii="Arvo" w:hAnsi="Arvo"/>
+          <w:sz w:val="20"/>
+          <w:szCs w:val="20"/>
+        </w:rPr>
+      </w:pPr>
+    </w:p>
+    <w:p>
+      <w:pPr>
+        <w:snapToGrid w:val="0"/>
+        <w:spacing w:line="276" w:lineRule="auto"/>
+        <w:rPr>
+          <w:rFonts w:ascii="Arvo" w:hAnsi="Arvo"/>
+          <w:sz w:val="20"/>
+          <w:szCs w:val="20"/>
+        </w:rPr>
+      </w:pPr>
+      <w:r>
+        <w:rPr>
+          <w:rFonts w:ascii="Arvo" w:hAnsi="Arvo"/>
+          <w:sz w:val="20"/>
+          <w:szCs w:val="20"/>
+        </w:rPr>
+        <w:t>A</w:t>
+      </w:r>
+    </w:p>
+    <w:p>
+      <w:pPr>
+        <w:snapToGrid w:val="0"/>
+        <w:spacing w:line="276" w:lineRule="auto"/>
+        <w:rPr>
+          <w:rFonts w:ascii="Arvo" w:hAnsi="Arvo"/>
           <w:b/>
           <w:bCs/>
-          <w:smallCaps/>
-          <w:sz w:val="20"/>
-          <w:szCs w:val="20"/>
-        </w:rPr>
-        <w:t xml:space="preserve">PARA PRESTAÇÃO DE SERVIÇOS </w:t>
-      </w:r>
-      <w:r>
-        <w:rPr>
+          <w:sz w:val="20"/>
+          <w:szCs w:val="20"/>
+        </w:rPr>
+      </w:pPr>
+      <w:r>
+        <w:rPr>
+          <w:rFonts w:ascii="Arvo" w:hAnsi="Arvo"/>
           <w:b/>
           <w:bCs/>
-          <w:smallCaps/>
-          <w:sz w:val="20"/>
-          <w:szCs w:val="20"/>
-        </w:rPr>
-        <w:t>JURÍDICOS</w:t>
-      </w:r>
-    </w:p>
-    <w:p>
-      <w:pPr>
-        <w:snapToGrid w:val="0"/>
-        <w:rPr>
-          <w:sz w:val="20"/>
-          <w:szCs w:val="20"/>
-        </w:rPr>
-      </w:pPr>
-    </w:p>
-    <w:p>
-      <w:pPr>
-        <w:snapToGrid w:val="0"/>
-        <w:rPr>
-          <w:sz w:val="20"/>
-          <w:szCs w:val="20"/>
-        </w:rPr>
-      </w:pPr>
-      <w:r>
-        <w:rPr>
-          <w:sz w:val="20"/>
-          <w:szCs w:val="20"/>
-        </w:rPr>
-        <w:t>A</w:t>
-      </w:r>
-    </w:p>
-    <w:p>
-      <w:pPr>
-        <w:snapToGrid w:val="0"/>
-        <w:rPr>
+          <w:sz w:val="20"/>
+          <w:szCs w:val="20"/>
+        </w:rPr>
+        <w:t>[NOME_OU_RAZAO]</w:t>
+      </w:r>
+    </w:p>
+    <w:p>
+      <w:pPr>
+        <w:snapToGrid w:val="0"/>
+        <w:spacing w:line="276" w:lineRule="auto"/>
+        <w:rPr>
+          <w:rFonts w:ascii="Arvo" w:hAnsi="Arvo"/>
+          <w:sz w:val="20"/>
+          <w:szCs w:val="20"/>
+        </w:rPr>
+      </w:pPr>
+      <w:r>
+        <w:rPr>
+          <w:rFonts w:ascii="Arvo" w:hAnsi="Arvo"/>
+          <w:sz w:val="20"/>
+          <w:szCs w:val="20"/>
+        </w:rPr>
+        <w:t>[SE_PF_INLINE][CPF][FIM_SE_INLINE][SE_PJ_INLINE][CNPJ][FIM_SE_INLINE]</w:t>
+      </w:r>
+    </w:p>
+    <w:p>
+      <w:pPr>
+        <w:snapToGrid w:val="0"/>
+        <w:spacing w:line="276" w:lineRule="auto"/>
+        <w:rPr>
+          <w:rFonts w:ascii="Arvo" w:hAnsi="Arvo"/>
+          <w:sz w:val="20"/>
+          <w:szCs w:val="20"/>
+        </w:rPr>
+      </w:pPr>
+      <w:r>
+        <w:rPr>
+          <w:rFonts w:ascii="Arvo" w:hAnsi="Arvo"/>
+          <w:sz w:val="20"/>
+          <w:szCs w:val="20"/>
+        </w:rPr>
+        <w:t>[ENDERECO]</w:t>
+      </w:r>
+    </w:p>
+    <w:p>
+      <w:pPr>
+        <w:snapToGrid w:val="0"/>
+        <w:spacing w:line="276" w:lineRule="auto"/>
+        <w:rPr>
+          <w:rFonts w:ascii="Arvo" w:hAnsi="Arvo"/>
+          <w:sz w:val="20"/>
+          <w:szCs w:val="20"/>
+        </w:rPr>
+      </w:pPr>
+      <w:r>
+        <w:rPr>
+          <w:rFonts w:ascii="Arvo" w:hAnsi="Arvo"/>
+          <w:sz w:val="20"/>
+          <w:szCs w:val="20"/>
+        </w:rPr>
+        <w:t>A/C: [CONTATO_NOME]</w:t>
+      </w:r>
+    </w:p>
+    <w:p>
+      <w:pPr>
+        <w:snapToGrid w:val="0"/>
+        <w:spacing w:line="276" w:lineRule="auto"/>
+        <w:rPr>
+          <w:rFonts w:ascii="Arvo" w:hAnsi="Arvo"/>
+          <w:sz w:val="20"/>
+          <w:szCs w:val="20"/>
+        </w:rPr>
+      </w:pPr>
+      <w:r>
+        <w:rPr>
+          <w:rFonts w:ascii="Arvo" w:hAnsi="Arvo"/>
+          <w:sz w:val="20"/>
+          <w:szCs w:val="20"/>
+        </w:rPr>
+        <w:t>[CONTATOS]</w:t>
+      </w:r>
+    </w:p>
+    <w:p>
+      <w:pPr>
+        <w:snapToGrid w:val="0"/>
+        <w:spacing w:line="276" w:lineRule="auto"/>
+        <w:rPr>
+          <w:rFonts w:ascii="Arvo" w:hAnsi="Arvo"/>
+          <w:sz w:val="20"/>
+          <w:szCs w:val="20"/>
+        </w:rPr>
+      </w:pPr>
+    </w:p>
+    <w:p>
+      <w:pPr>
+        <w:snapToGrid w:val="0"/>
+        <w:spacing w:line="276" w:lineRule="auto"/>
+        <w:jc w:val="both"/>
+        <w:rPr>
+          <w:rFonts w:ascii="Arvo" w:hAnsi="Arvo"/>
+          <w:sz w:val="20"/>
+          <w:szCs w:val="20"/>
+        </w:rPr>
+      </w:pPr>
+      <w:r>
+        <w:rPr>
+          <w:rFonts w:ascii="Arvo" w:hAnsi="Arvo"/>
+          <w:sz w:val="20"/>
+          <w:szCs w:val="20"/>
+        </w:rPr>
+        <w:t>Prezado(a) Cliente,</w:t>
+      </w:r>
+    </w:p>
+    <w:p>
+      <w:pPr>
+        <w:snapToGrid w:val="0"/>
+        <w:spacing w:line="276" w:lineRule="auto"/>
+        <w:jc w:val="both"/>
+        <w:rPr>
+          <w:rFonts w:ascii="Arvo" w:hAnsi="Arvo"/>
+          <w:sz w:val="20"/>
+          <w:szCs w:val="20"/>
+        </w:rPr>
+      </w:pPr>
+    </w:p>
+    <w:p>
+      <w:pPr>
+        <w:snapToGrid w:val="0"/>
+        <w:spacing w:line="276" w:lineRule="auto"/>
+        <w:jc w:val="both"/>
+        <w:rPr>
+          <w:rFonts w:ascii="Arvo" w:hAnsi="Arvo"/>
+          <w:sz w:val="20"/>
+          <w:szCs w:val="20"/>
+        </w:rPr>
+      </w:pPr>
+      <w:r>
+        <w:rPr>
+          <w:rFonts w:ascii="Arvo" w:hAnsi="Arvo"/>
+          <w:sz w:val="20"/>
+          <w:szCs w:val="20"/>
+        </w:rPr>
+        <w:t xml:space="preserve">Acreditamos que a advocacia moderna vai além da simples resolução de problemas; ela é um investimento estratégico que impulsiona o crescimento e blinda o seu negócio. Com mais de 25 anos de sólida trajetória e um reconhecimento consistente em anuários de prestígio como o </w:t>
+      </w:r>
+      <w:r>
+        <w:rPr>
+          <w:rFonts w:ascii="Arvo" w:hAnsi="Arvo"/>
           <w:b/>
           <w:bCs/>
           <w:sz w:val="20"/>
           <w:szCs w:val="20"/>
         </w:rPr>
-      </w:pPr>
-      <w:r>
-        <w:rPr>
+        <w:t>Análise Advocacia 500</w:t>
+      </w:r>
+      <w:r>
+        <w:rPr>
+          <w:rFonts w:ascii="Arvo" w:hAnsi="Arvo"/>
+          <w:sz w:val="20"/>
+          <w:szCs w:val="20"/>
+        </w:rPr>
+        <w:t xml:space="preserve">, o </w:t>
+      </w:r>
+      <w:r>
+        <w:rPr>
+          <w:rFonts w:ascii="Arvo" w:hAnsi="Arvo"/>
           <w:b/>
           <w:bCs/>
           <w:sz w:val="20"/>
           <w:szCs w:val="20"/>
         </w:rPr>
-        <w:t>[NOME_OU_RAZAO]</w:t>
-      </w:r>
-    </w:p>
-    <w:p>
-      <w:pPr>
-        <w:snapToGrid w:val="0"/>
-        <w:rPr>
-          <w:sz w:val="20"/>
-          <w:szCs w:val="20"/>
-        </w:rPr>
-      </w:pPr>
-      <w:r>
-        <w:rPr>
-          <w:sz w:val="20"/>
-          <w:szCs w:val="20"/>
-        </w:rPr>
-        <w:t>[SE_PF_INLINE][CPF][FIM_SE_INLINE][SE_PJ_INLINE][CNPJ][FIM_SE_INLINE]</w:t>
-      </w:r>
-    </w:p>
-    <w:p>
-      <w:pPr>
-        <w:snapToGrid w:val="0"/>
-        <w:rPr>
-          <w:sz w:val="20"/>
-          <w:szCs w:val="20"/>
-        </w:rPr>
-      </w:pPr>
-      <w:r>
-        <w:rPr>
-          <w:sz w:val="20"/>
-          <w:szCs w:val="20"/>
-        </w:rPr>
-        <w:t>[ENDERECO]</w:t>
-      </w:r>
-    </w:p>
-    <w:p>
-      <w:pPr>
-        <w:snapToGrid w:val="0"/>
-        <w:rPr>
-          <w:sz w:val="20"/>
-          <w:szCs w:val="20"/>
-        </w:rPr>
-      </w:pPr>
-      <w:r>
-        <w:rPr>
-          <w:sz w:val="20"/>
-          <w:szCs w:val="20"/>
-        </w:rPr>
-        <w:t>A/C: [CONTATO_NOME]</w:t>
-      </w:r>
-    </w:p>
-    <w:p>
-      <w:pPr>
-        <w:snapToGrid w:val="0"/>
-        <w:rPr>
-          <w:sz w:val="20"/>
-          <w:szCs w:val="20"/>
-        </w:rPr>
-      </w:pPr>
-      <w:r>
-        <w:rPr>
-          <w:sz w:val="20"/>
-          <w:szCs w:val="20"/>
-        </w:rPr>
-        <w:t>[CONTATOS]</w:t>
-      </w:r>
-    </w:p>
-    <w:p>
-      <w:pPr>
-        <w:snapToGrid w:val="0"/>
-        <w:rPr>
-          <w:sz w:val="20"/>
-          <w:szCs w:val="20"/>
-        </w:rPr>
-      </w:pPr>
-    </w:p>
-    <w:p>
-      <w:pPr>
-        <w:snapToGrid w:val="0"/>
+        <w:t>PMRA PORTO MIRANDA ROCHA ADVOGADOS</w:t>
+      </w:r>
+      <w:r>
+        <w:rPr>
+          <w:rFonts w:ascii="Arvo" w:hAnsi="Arvo"/>
+          <w:sz w:val="20"/>
+          <w:szCs w:val="20"/>
+        </w:rPr>
+        <w:t xml:space="preserve"> se posiciona como seu o parceiro jurídico ideal.</w:t>
+      </w:r>
+    </w:p>
+    <w:p>
+      <w:pPr>
+        <w:snapToGrid w:val="0"/>
+        <w:spacing w:line="276" w:lineRule="auto"/>
+        <w:rPr>
+          <w:rFonts w:ascii="Arvo" w:hAnsi="Arvo"/>
+          <w:sz w:val="20"/>
+          <w:szCs w:val="20"/>
+        </w:rPr>
+      </w:pPr>
+      <w:r>
+        <w:rPr>
+          <w:rFonts w:ascii="Arvo" w:hAnsi="Arvo"/>
+          <w:sz w:val="20"/>
+          <w:szCs w:val="20"/>
+        </w:rPr>
+        <w:t xml:space="preserve"> </w:t>
+      </w:r>
+    </w:p>
+    <w:p>
+      <w:pPr>
+        <w:snapToGrid w:val="0"/>
+        <w:spacing w:line="276" w:lineRule="auto"/>
         <w:jc w:val="both"/>
         <w:rPr>
-          <w:sz w:val="20"/>
-          <w:szCs w:val="20"/>
-        </w:rPr>
-      </w:pPr>
-      <w:r>
-        <w:rPr>
-          <w:sz w:val="20"/>
-          <w:szCs w:val="20"/>
-        </w:rPr>
-        <w:t>Prezado(a) Cliente,</w:t>
-      </w:r>
-    </w:p>
-    <w:p>
-      <w:pPr>
-        <w:snapToGrid w:val="0"/>
-        <w:jc w:val="both"/>
-        <w:rPr>
-          <w:sz w:val="20"/>
-          <w:szCs w:val="20"/>
-        </w:rPr>
-      </w:pPr>
-    </w:p>
-    <w:p>
-      <w:pPr>
-        <w:snapToGrid w:val="0"/>
-        <w:jc w:val="both"/>
-        <w:rPr>
-          <w:sz w:val="20"/>
-          <w:szCs w:val="20"/>
-        </w:rPr>
-      </w:pPr>
-      <w:r>
-        <w:rPr>
-          <w:sz w:val="20"/>
-          <w:szCs w:val="20"/>
-        </w:rPr>
-        <w:t xml:space="preserve">Acreditamos que a advocacia moderna vai além da simples resolução de problemas; ela é um investimento estratégico que impulsiona o crescimento e blinda o seu negócio. Com mais de 25 anos de sólida trajetória e um reconhecimento consistente em anuários de prestígio como o </w:t>
-      </w:r>
-      <w:r>
-        <w:rPr>
+          <w:rFonts w:ascii="Arvo" w:hAnsi="Arvo"/>
+          <w:sz w:val="20"/>
+          <w:szCs w:val="20"/>
+        </w:rPr>
+      </w:pPr>
+      <w:r>
+        <w:rPr>
+          <w:rFonts w:ascii="Arvo" w:hAnsi="Arvo"/>
+          <w:sz w:val="20"/>
+          <w:szCs w:val="20"/>
+        </w:rPr>
+        <w:t>Nosso compromisso é com uma advocacia altamente especializada, inovadora e profundamente personalizada, que traduz complexidades jurídicas em soluções práticas e resultados superiores. Esta proposta reflete a essência de nosso escritório: atuar como um guardião estratégico, minimizando riscos e maximizando o valor em cada etapa de suas operações mais críticas.</w:t>
+      </w:r>
+    </w:p>
+    <w:p>
+      <w:pPr>
+        <w:snapToGrid w:val="0"/>
+        <w:spacing w:line="276" w:lineRule="auto"/>
+        <w:rPr>
+          <w:rFonts w:ascii="Arvo" w:hAnsi="Arvo"/>
+          <w:sz w:val="20"/>
+          <w:szCs w:val="20"/>
+        </w:rPr>
+      </w:pPr>
+    </w:p>
+    <w:p>
+      <w:pPr>
+        <w:snapToGrid w:val="0"/>
+        <w:spacing w:line="276" w:lineRule="auto"/>
+        <w:rPr>
+          <w:rFonts w:ascii="Arvo" w:hAnsi="Arvo"/>
           <w:b/>
           <w:bCs/>
           <w:sz w:val="20"/>
           <w:szCs w:val="20"/>
-        </w:rPr>
-        <w:t>Análise Advocacia 500</w:t>
-      </w:r>
-      <w:r>
-        <w:rPr>
-          <w:sz w:val="20"/>
-          <w:szCs w:val="20"/>
-        </w:rPr>
-        <w:t xml:space="preserve">, o </w:t>
-      </w:r>
-      <w:r>
-        <w:rPr>
+          <w:u w:val="single"/>
+        </w:rPr>
+      </w:pPr>
+      <w:r>
+        <w:rPr>
+          <w:rFonts w:ascii="Arvo" w:hAnsi="Arvo"/>
           <w:b/>
           <w:bCs/>
           <w:sz w:val="20"/>
           <w:szCs w:val="20"/>
-        </w:rPr>
-        <w:t>PMRA PORTO MIRANDA ROCHA ADVOGADOS</w:t>
-      </w:r>
-      <w:r>
-        <w:rPr>
-          <w:sz w:val="20"/>
-          <w:szCs w:val="20"/>
-        </w:rPr>
-        <w:t xml:space="preserve"> se posiciona como seu o parceiro jurídico ideal.</w:t>
-      </w:r>
-    </w:p>
-    <w:p>
-      <w:pPr>
-        <w:snapToGrid w:val="0"/>
-        <w:rPr>
-          <w:sz w:val="20"/>
-          <w:szCs w:val="20"/>
-        </w:rPr>
-      </w:pPr>
-      <w:r>
-        <w:rPr>
-          <w:sz w:val="20"/>
-          <w:szCs w:val="20"/>
-        </w:rPr>
-        <w:t xml:space="preserve"> </w:t>
-      </w:r>
-    </w:p>
-    <w:p>
-      <w:pPr>
-        <w:snapToGrid w:val="0"/>
-        <w:jc w:val="both"/>
-        <w:rPr>
-          <w:sz w:val="20"/>
-          <w:szCs w:val="20"/>
-        </w:rPr>
-      </w:pPr>
-      <w:r>
-        <w:rPr>
-          <w:sz w:val="20"/>
-          <w:szCs w:val="20"/>
-        </w:rPr>
-        <w:t>Nosso compromisso é com uma advocacia altamente especializada, inovadora e profundamente personalizada, que traduz complexidades jurídicas em soluções práticas e resultados superiores. Esta proposta reflete a essência de nosso escritório: atuar como um guardião estratégico, minimizando riscos e maximizando o valor em cada etapa de suas operações mais críticas.</w:t>
-      </w:r>
-    </w:p>
-    <w:p>
-      <w:pPr>
-        <w:snapToGrid w:val="0"/>
-        <w:rPr>
-          <w:sz w:val="20"/>
-          <w:szCs w:val="20"/>
-        </w:rPr>
-      </w:pPr>
-    </w:p>
-    <w:p>
-      <w:pPr>
-        <w:snapToGrid w:val="0"/>
-        <w:rPr>
+          <w:u w:val="single"/>
+        </w:rPr>
+        <w:t>Escopo de Trabalho</w:t>
+      </w:r>
+      <w:r>
+        <w:rPr>
+          <w:rFonts w:ascii="Arvo" w:hAnsi="Arvo"/>
           <w:b/>
           <w:bCs/>
           <w:sz w:val="20"/>
           <w:szCs w:val="20"/>
           <w:u w:val="single"/>
         </w:rPr>
-      </w:pPr>
-      <w:r>
-        <w:rPr>
+        <w:br/>
+      </w:r>
+    </w:p>
+    <w:p>
+      <w:pPr>
+        <w:spacing w:line="276" w:lineRule="auto"/>
+        <w:rPr>
+          <w:rFonts w:ascii="Arvo" w:hAnsi="Arvo"/>
+          <w:sz w:val="2"/>
+          <w:szCs w:val="2"/>
+        </w:rPr>
+      </w:pPr>
+      <w:r>
+        <w:rPr>
+          <w:rFonts w:ascii="Arvo" w:hAnsi="Arvo"/>
+          <w:sz w:val="2"/>
+          <w:szCs w:val="2"/>
+        </w:rPr>
+        <w:t>[SE_CONSULTIVA]</w:t>
+      </w:r>
+    </w:p>
+    <w:p>
+      <w:pPr>
+        <w:spacing w:line="276" w:lineRule="auto"/>
+        <w:rPr>
+          <w:rFonts w:ascii="Arvo" w:hAnsi="Arvo"/>
+          <w:sz w:val="20"/>
+          <w:szCs w:val="20"/>
+        </w:rPr>
+      </w:pPr>
+      <w:r>
+        <w:rPr>
+          <w:rFonts w:ascii="Arvo" w:hAnsi="Arvo"/>
           <w:b/>
           <w:bCs/>
           <w:sz w:val="20"/>
           <w:szCs w:val="20"/>
-          <w:u w:val="single"/>
-        </w:rPr>
-        <w:t>Escopo de Trabalho</w:t>
-      </w:r>
-      <w:r>
-        <w:rPr>
+        </w:rPr>
+        <w:t>Escopo</w:t>
+      </w:r>
+      <w:r>
+        <w:rPr>
+          <w:rFonts w:ascii="Arvo" w:hAnsi="Arvo"/>
           <w:b/>
           <w:bCs/>
           <w:sz w:val="20"/>
           <w:szCs w:val="20"/>
-          <w:u w:val="single"/>
-        </w:rPr>
-        <w:br/>
-      </w:r>
-    </w:p>
-    <w:p>
-      <w:pPr>
-        <w:rPr>
+        </w:rPr>
+        <w:t xml:space="preserve"> Consultiv</w:t>
+      </w:r>
+      <w:r>
+        <w:rPr>
+          <w:rFonts w:ascii="Arvo" w:hAnsi="Arvo"/>
+          <w:b/>
+          <w:bCs/>
+          <w:sz w:val="20"/>
+          <w:szCs w:val="20"/>
+        </w:rPr>
+        <w:t>o</w:t>
+      </w:r>
+      <w:r>
+        <w:rPr>
+          <w:rFonts w:ascii="Arvo" w:hAnsi="Arvo"/>
+          <w:b/>
+          <w:bCs/>
+          <w:sz w:val="20"/>
+          <w:szCs w:val="20"/>
+        </w:rPr>
+        <w:t>:</w:t>
+      </w:r>
+      <w:r>
+        <w:rPr>
+          <w:rFonts w:ascii="Arvo" w:hAnsi="Arvo"/>
+          <w:sz w:val="20"/>
+          <w:szCs w:val="20"/>
+        </w:rPr>
+        <w:t xml:space="preserve"> </w:t>
+      </w:r>
+    </w:p>
+    <w:p>
+      <w:pPr>
+        <w:spacing w:line="276" w:lineRule="auto"/>
+        <w:rPr>
+          <w:rFonts w:ascii="Arvo" w:hAnsi="Arvo"/>
+          <w:sz w:val="20"/>
+          <w:szCs w:val="20"/>
+        </w:rPr>
+      </w:pPr>
+      <w:r>
+        <w:rPr>
+          <w:rFonts w:ascii="Arvo" w:hAnsi="Arvo"/>
+          <w:sz w:val="20"/>
+          <w:szCs w:val="20"/>
+        </w:rPr>
+        <w:t>[ATUACAO_CONSULTIVA]</w:t>
+      </w:r>
+    </w:p>
+    <w:p>
+      <w:pPr>
+        <w:spacing w:line="276" w:lineRule="auto"/>
+        <w:rPr>
+          <w:rFonts w:ascii="Arvo" w:hAnsi="Arvo"/>
           <w:sz w:val="2"/>
           <w:szCs w:val="2"/>
         </w:rPr>
       </w:pPr>
       <w:r>
         <w:rPr>
+          <w:rFonts w:ascii="Arvo" w:hAnsi="Arvo"/>
           <w:sz w:val="2"/>
           <w:szCs w:val="2"/>
         </w:rPr>
-        <w:t>[SE_CONSULTIVA]</w:t>
-      </w:r>
-    </w:p>
-    <w:p>
-      <w:pPr>
-        <w:rPr>
-          <w:sz w:val="20"/>
-          <w:szCs w:val="20"/>
-        </w:rPr>
-      </w:pPr>
-      <w:r>
-        <w:rPr>
+        <w:t>[FIM_SE]</w:t>
+      </w:r>
+    </w:p>
+    <w:p>
+      <w:pPr>
+        <w:snapToGrid w:val="0"/>
+        <w:spacing w:line="276" w:lineRule="auto"/>
+        <w:rPr>
+          <w:rFonts w:ascii="Arvo" w:hAnsi="Arvo"/>
+          <w:sz w:val="20"/>
+          <w:szCs w:val="20"/>
+        </w:rPr>
+      </w:pPr>
+    </w:p>
+    <w:p>
+      <w:pPr>
+        <w:spacing w:line="276" w:lineRule="auto"/>
+        <w:rPr>
+          <w:rFonts w:ascii="Arvo" w:hAnsi="Arvo"/>
+          <w:sz w:val="2"/>
+          <w:szCs w:val="2"/>
+        </w:rPr>
+      </w:pPr>
+      <w:r>
+        <w:rPr>
+          <w:rFonts w:ascii="Arvo" w:hAnsi="Arvo"/>
+          <w:sz w:val="2"/>
+          <w:szCs w:val="2"/>
+        </w:rPr>
+        <w:t>[SE_SLA]</w:t>
+      </w:r>
+    </w:p>
+    <w:p>
+      <w:pPr>
+        <w:keepNext/>
+        <w:snapToGrid w:val="0"/>
+        <w:spacing w:line="276" w:lineRule="auto"/>
+        <w:rPr>
+          <w:rFonts w:ascii="Arvo" w:hAnsi="Arvo"/>
           <w:b/>
           <w:bCs/>
           <w:sz w:val="20"/>
           <w:szCs w:val="20"/>
         </w:rPr>
-        <w:t>Escopo</w:t>
-      </w:r>
-      <w:r>
-        <w:rPr>
+      </w:pPr>
+      <w:r>
+        <w:rPr>
+          <w:rFonts w:ascii="Arvo" w:hAnsi="Arvo"/>
           <w:b/>
           <w:bCs/>
           <w:sz w:val="20"/>
           <w:szCs w:val="20"/>
         </w:rPr>
-        <w:t xml:space="preserve"> Consultiv</w:t>
-      </w:r>
-      <w:r>
-        <w:rPr>
+        <w:t xml:space="preserve">Prazos de Entrega/SLA: </w:t>
+      </w:r>
+    </w:p>
+    <w:p>
+      <w:pPr>
+        <w:keepNext/>
+        <w:snapToGrid w:val="0"/>
+        <w:spacing w:line="276" w:lineRule="auto"/>
+        <w:rPr>
+          <w:rFonts w:ascii="Arvo" w:hAnsi="Arvo"/>
+          <w:sz w:val="20"/>
+          <w:szCs w:val="20"/>
+        </w:rPr>
+      </w:pPr>
+      <w:r>
+        <w:rPr>
+          <w:rFonts w:ascii="Arvo" w:hAnsi="Arvo"/>
+          <w:sz w:val="20"/>
+          <w:szCs w:val="20"/>
+        </w:rPr>
+        <w:t>[SLA]</w:t>
+      </w:r>
+    </w:p>
+    <w:p>
+      <w:pPr>
+        <w:spacing w:line="276" w:lineRule="auto"/>
+        <w:rPr>
+          <w:rFonts w:ascii="Arvo" w:hAnsi="Arvo"/>
+          <w:sz w:val="2"/>
+          <w:szCs w:val="2"/>
+        </w:rPr>
+      </w:pPr>
+      <w:r>
+        <w:rPr>
+          <w:rFonts w:ascii="Arvo" w:hAnsi="Arvo"/>
+          <w:sz w:val="2"/>
+          <w:szCs w:val="2"/>
+        </w:rPr>
+        <w:t>[FIM_SE]</w:t>
+      </w:r>
+    </w:p>
+    <w:p>
+      <w:pPr>
+        <w:snapToGrid w:val="0"/>
+        <w:spacing w:line="276" w:lineRule="auto"/>
+        <w:rPr>
+          <w:rFonts w:ascii="Arvo" w:hAnsi="Arvo"/>
+          <w:sz w:val="20"/>
+          <w:szCs w:val="20"/>
+        </w:rPr>
+      </w:pPr>
+    </w:p>
+    <w:p>
+      <w:pPr>
+        <w:spacing w:line="276" w:lineRule="auto"/>
+        <w:rPr>
+          <w:rFonts w:ascii="Arvo" w:hAnsi="Arvo"/>
+          <w:sz w:val="2"/>
+          <w:szCs w:val="2"/>
+        </w:rPr>
+      </w:pPr>
+      <w:r>
+        <w:rPr>
+          <w:rFonts w:ascii="Arvo" w:hAnsi="Arvo"/>
+          <w:sz w:val="2"/>
+          <w:szCs w:val="2"/>
+        </w:rPr>
+        <w:t>[SE_CONTENCIOSA]</w:t>
+      </w:r>
+    </w:p>
+    <w:p>
+      <w:pPr>
+        <w:spacing w:line="276" w:lineRule="auto"/>
+        <w:rPr>
+          <w:rFonts w:ascii="Arvo" w:hAnsi="Arvo"/>
           <w:b/>
           <w:bCs/>
           <w:sz w:val="20"/>
           <w:szCs w:val="20"/>
         </w:rPr>
-        <w:t>o</w:t>
-      </w:r>
-      <w:r>
-        <w:rPr>
+      </w:pPr>
+      <w:r>
+        <w:rPr>
+          <w:rFonts w:ascii="Arvo" w:hAnsi="Arvo"/>
           <w:b/>
           <w:bCs/>
           <w:sz w:val="20"/>
           <w:szCs w:val="20"/>
         </w:rPr>
+        <w:t>Escopo</w:t>
+      </w:r>
+      <w:r>
+        <w:rPr>
+          <w:rFonts w:ascii="Arvo" w:hAnsi="Arvo"/>
+          <w:b/>
+          <w:bCs/>
+          <w:sz w:val="20"/>
+          <w:szCs w:val="20"/>
+        </w:rPr>
+        <w:t xml:space="preserve"> </w:t>
+      </w:r>
+      <w:r>
+        <w:rPr>
+          <w:rFonts w:ascii="Arvo" w:hAnsi="Arvo"/>
+          <w:b/>
+          <w:bCs/>
+          <w:sz w:val="20"/>
+          <w:szCs w:val="20"/>
+        </w:rPr>
+        <w:t>Contencioso</w:t>
+      </w:r>
+      <w:r>
+        <w:rPr>
+          <w:rFonts w:ascii="Arvo" w:hAnsi="Arvo"/>
+          <w:b/>
+          <w:bCs/>
+          <w:sz w:val="20"/>
+          <w:szCs w:val="20"/>
+        </w:rPr>
         <w:t>:</w:t>
       </w:r>
-      <w:r>
-        <w:rPr>
-          <w:sz w:val="20"/>
-          <w:szCs w:val="20"/>
-        </w:rPr>
-        <w:t xml:space="preserve"> </w:t>
-      </w:r>
-    </w:p>
-    <w:p>
-      <w:pPr>
-        <w:rPr>
-          <w:sz w:val="20"/>
-          <w:szCs w:val="20"/>
-        </w:rPr>
-      </w:pPr>
-      <w:r>
-        <w:rPr>
-          <w:sz w:val="20"/>
-          <w:szCs w:val="20"/>
-        </w:rPr>
-        <w:t>[ATUACAO_CONSULTIVA]</w:t>
-      </w:r>
-    </w:p>
-    <w:p>
-      <w:pPr>
-        <w:rPr>
+    </w:p>
+    <w:p>
+      <w:pPr>
+        <w:spacing w:line="276" w:lineRule="auto"/>
+        <w:rPr>
+          <w:rFonts w:ascii="Arvo" w:hAnsi="Arvo"/>
+          <w:sz w:val="20"/>
+          <w:szCs w:val="20"/>
+        </w:rPr>
+      </w:pPr>
+      <w:r>
+        <w:rPr>
+          <w:rFonts w:ascii="Arvo" w:hAnsi="Arvo"/>
+          <w:sz w:val="20"/>
+          <w:szCs w:val="20"/>
+        </w:rPr>
+        <w:t>[ATUACAO_CONTENCIOSA]</w:t>
+      </w:r>
+    </w:p>
+    <w:p>
+      <w:pPr>
+        <w:spacing w:line="276" w:lineRule="auto"/>
+        <w:rPr>
+          <w:rFonts w:ascii="Arvo" w:hAnsi="Arvo"/>
           <w:sz w:val="2"/>
           <w:szCs w:val="2"/>
         </w:rPr>
       </w:pPr>
       <w:r>
         <w:rPr>
+          <w:rFonts w:ascii="Arvo" w:hAnsi="Arvo"/>
           <w:sz w:val="2"/>
           <w:szCs w:val="2"/>
         </w:rPr>
@@ -409,107 +661,95 @@
     <w:p>
       <w:pPr>
         <w:snapToGrid w:val="0"/>
-        <w:rPr>
-          <w:sz w:val="20"/>
-          <w:szCs w:val="20"/>
-        </w:rPr>
-      </w:pPr>
-    </w:p>
-    <w:p>
-      <w:pPr>
-        <w:rPr>
+        <w:spacing w:line="276" w:lineRule="auto"/>
+        <w:rPr>
+          <w:rFonts w:ascii="Arvo" w:hAnsi="Arvo"/>
+          <w:sz w:val="20"/>
+          <w:szCs w:val="20"/>
+        </w:rPr>
+      </w:pPr>
+    </w:p>
+    <w:p>
+      <w:pPr>
+        <w:spacing w:line="276" w:lineRule="auto"/>
+        <w:rPr>
+          <w:rFonts w:ascii="Arvo" w:hAnsi="Arvo"/>
           <w:sz w:val="2"/>
           <w:szCs w:val="2"/>
         </w:rPr>
       </w:pPr>
       <w:r>
         <w:rPr>
+          <w:rFonts w:ascii="Arvo" w:hAnsi="Arvo"/>
           <w:sz w:val="2"/>
           <w:szCs w:val="2"/>
         </w:rPr>
-        <w:t>[SE_SLA]</w:t>
+        <w:t>[SE_CONSULTIVA]</w:t>
       </w:r>
     </w:p>
     <w:p>
       <w:pPr>
         <w:keepNext/>
         <w:snapToGrid w:val="0"/>
-        <w:rPr>
+        <w:spacing w:line="276" w:lineRule="auto"/>
+        <w:rPr>
+          <w:rFonts w:ascii="Arvo" w:hAnsi="Arvo"/>
           <w:b/>
           <w:bCs/>
           <w:sz w:val="20"/>
           <w:szCs w:val="20"/>
-        </w:rPr>
-      </w:pPr>
-      <w:r>
-        <w:rPr>
+          <w:u w:val="single"/>
+        </w:rPr>
+      </w:pPr>
+      <w:r>
+        <w:rPr>
+          <w:rFonts w:ascii="Arvo" w:hAnsi="Arvo"/>
           <w:b/>
           <w:bCs/>
           <w:sz w:val="20"/>
           <w:szCs w:val="20"/>
-        </w:rPr>
-        <w:t xml:space="preserve">Prazos de Entrega/SLA: </w:t>
-      </w:r>
-    </w:p>
-    <w:p>
-      <w:pPr>
-        <w:keepNext/>
-        <w:snapToGrid w:val="0"/>
-        <w:rPr>
-          <w:sz w:val="20"/>
-          <w:szCs w:val="20"/>
-        </w:rPr>
-      </w:pPr>
-      <w:r>
-        <w:rPr>
-          <w:sz w:val="20"/>
-          <w:szCs w:val="20"/>
-        </w:rPr>
-        <w:t>[SLA]</w:t>
-      </w:r>
-    </w:p>
-    <w:p>
-      <w:pPr>
-        <w:rPr>
+          <w:u w:val="single"/>
+        </w:rPr>
+        <w:t>Honorários Propostos para o Escopo Consultivo</w:t>
+      </w:r>
+    </w:p>
+    <w:p>
+      <w:pPr>
+        <w:snapToGrid w:val="0"/>
+        <w:spacing w:line="276" w:lineRule="auto"/>
+        <w:jc w:val="both"/>
+        <w:rPr>
+          <w:rFonts w:ascii="Arvo" w:hAnsi="Arvo"/>
+          <w:sz w:val="20"/>
+          <w:szCs w:val="20"/>
+        </w:rPr>
+      </w:pPr>
+    </w:p>
+    <w:p>
+      <w:pPr>
+        <w:spacing w:line="276" w:lineRule="auto"/>
+        <w:rPr>
+          <w:rFonts w:ascii="Arvo" w:hAnsi="Arvo"/>
           <w:sz w:val="2"/>
           <w:szCs w:val="2"/>
         </w:rPr>
       </w:pPr>
       <w:r>
         <w:rPr>
+          <w:rFonts w:ascii="Arvo" w:hAnsi="Arvo"/>
           <w:sz w:val="2"/>
           <w:szCs w:val="2"/>
         </w:rPr>
-        <w:t>[FIM_SE]</w:t>
-      </w:r>
-    </w:p>
-    <w:p>
-      <w:pPr>
-        <w:snapToGrid w:val="0"/>
-        <w:rPr>
-          <w:sz w:val="20"/>
-          <w:szCs w:val="20"/>
-        </w:rPr>
-      </w:pPr>
-    </w:p>
-    <w:p>
-      <w:pPr>
-        <w:rPr>
-          <w:sz w:val="2"/>
-          <w:szCs w:val="2"/>
-        </w:rPr>
-      </w:pPr>
-      <w:r>
-        <w:rPr>
-          <w:sz w:val="2"/>
-          <w:szCs w:val="2"/>
-        </w:rPr>
-        <w:t>[SE_CONTENCIOSA]</w:t>
-      </w:r>
-    </w:p>
-    <w:p>
-      <w:pPr>
-        <w:rPr>
+        <w:t>[SE_CONS_HORA_SENIORIDADE]</w:t>
+      </w:r>
+    </w:p>
+    <w:p>
+      <w:pPr>
+        <w:keepNext/>
+        <w:snapToGrid w:val="0"/>
+        <w:spacing w:line="276" w:lineRule="auto"/>
+        <w:rPr>
+          <w:rFonts w:ascii="Arvo" w:hAnsi="Arvo"/>
           <w:b/>
           <w:bCs/>
           <w:sz w:val="20"/>
@@ -518,193 +758,50 @@
       </w:pPr>
       <w:r>
         <w:rPr>
+          <w:rFonts w:ascii="Arvo" w:hAnsi="Arvo"/>
           <w:b/>
           <w:bCs/>
           <w:sz w:val="20"/>
           <w:szCs w:val="20"/>
         </w:rPr>
-        <w:t>Escopo</w:t>
-      </w:r>
-      <w:r>
-        <w:rPr>
-          <w:b/>
-          <w:bCs/>
-          <w:sz w:val="20"/>
-          <w:szCs w:val="20"/>
-        </w:rPr>
-        <w:t xml:space="preserve"> </w:t>
-      </w:r>
-      <w:r>
-        <w:rPr>
-          <w:b/>
-          <w:bCs/>
-          <w:sz w:val="20"/>
-          <w:szCs w:val="20"/>
-        </w:rPr>
-        <w:t>Contencioso</w:t>
-      </w:r>
-      <w:r>
-        <w:rPr>
-          <w:b/>
-          <w:bCs/>
-          <w:sz w:val="20"/>
-          <w:szCs w:val="20"/>
-        </w:rPr>
-        <w:t>:</w:t>
-      </w:r>
-    </w:p>
-    <w:p>
-      <w:pPr>
-        <w:rPr>
-          <w:sz w:val="20"/>
-          <w:szCs w:val="20"/>
-        </w:rPr>
-      </w:pPr>
-      <w:r>
-        <w:rPr>
-          <w:sz w:val="20"/>
-          <w:szCs w:val="20"/>
-        </w:rPr>
-        <w:t>[ATUACAO_CONTENCIOSA]</w:t>
-      </w:r>
-    </w:p>
-    <w:p>
-      <w:pPr>
-        <w:rPr>
-          <w:sz w:val="2"/>
-          <w:szCs w:val="2"/>
-        </w:rPr>
-      </w:pPr>
-      <w:r>
-        <w:rPr>
-          <w:sz w:val="2"/>
-          <w:szCs w:val="2"/>
-        </w:rPr>
-        <w:t>[FIM_SE]</w:t>
-      </w:r>
-    </w:p>
-    <w:p>
-      <w:pPr>
-        <w:snapToGrid w:val="0"/>
-        <w:rPr>
-          <w:sz w:val="20"/>
-          <w:szCs w:val="20"/>
-        </w:rPr>
-      </w:pPr>
-    </w:p>
-    <w:p>
-      <w:pPr>
-        <w:rPr>
-          <w:sz w:val="2"/>
-          <w:szCs w:val="2"/>
-        </w:rPr>
-      </w:pPr>
-      <w:r>
-        <w:rPr>
-          <w:sz w:val="2"/>
-          <w:szCs w:val="2"/>
-        </w:rPr>
-        <w:t>[SE_CONSULTIVA]</w:t>
-      </w:r>
-    </w:p>
-    <w:p>
-      <w:pPr>
-        <w:keepNext/>
-        <w:snapToGrid w:val="0"/>
-        <w:rPr>
-          <w:b/>
-          <w:bCs/>
-          <w:sz w:val="20"/>
-          <w:szCs w:val="20"/>
-          <w:u w:val="single"/>
-        </w:rPr>
-      </w:pPr>
-      <w:r>
-        <w:rPr>
-          <w:b/>
-          <w:bCs/>
-          <w:sz w:val="20"/>
-          <w:szCs w:val="20"/>
-          <w:u w:val="single"/>
-        </w:rPr>
-        <w:t>Honorários Propostos para o Escopo Consultivo</w:t>
-      </w:r>
-    </w:p>
-    <w:p>
-      <w:pPr>
-        <w:snapToGrid w:val="0"/>
+        <w:t>Hora por Nível de Senioridade</w:t>
+      </w:r>
+    </w:p>
+    <w:p>
+      <w:pPr>
+        <w:snapToGrid w:val="0"/>
+        <w:spacing w:line="276" w:lineRule="auto"/>
         <w:jc w:val="both"/>
         <w:rPr>
-          <w:sz w:val="20"/>
-          <w:szCs w:val="20"/>
-        </w:rPr>
-      </w:pPr>
-    </w:p>
-    <w:p>
-      <w:pPr>
-        <w:rPr>
-          <w:sz w:val="2"/>
-          <w:szCs w:val="2"/>
-        </w:rPr>
-      </w:pPr>
-      <w:r>
-        <w:rPr>
-          <w:sz w:val="2"/>
-          <w:szCs w:val="2"/>
-        </w:rPr>
-        <w:t>[SE_CONS_HORA_SENIORIDADE]</w:t>
-      </w:r>
-    </w:p>
-    <w:p>
-      <w:pPr>
-        <w:keepNext/>
-        <w:snapToGrid w:val="0"/>
-        <w:rPr>
-          <w:b/>
-          <w:bCs/>
-          <w:sz w:val="20"/>
-          <w:szCs w:val="20"/>
-        </w:rPr>
-      </w:pPr>
-      <w:r>
-        <w:rPr>
-          <w:b/>
-          <w:bCs/>
-          <w:sz w:val="20"/>
-          <w:szCs w:val="20"/>
-        </w:rPr>
-        <w:t>Hora por Nível de Senioridade</w:t>
-      </w:r>
-    </w:p>
-    <w:p>
-      <w:pPr>
-        <w:snapToGrid w:val="0"/>
+          <w:rFonts w:ascii="Arvo" w:hAnsi="Arvo"/>
+          <w:sz w:val="20"/>
+          <w:szCs w:val="20"/>
+        </w:rPr>
+      </w:pPr>
+      <w:r>
+        <w:rPr>
+          <w:rFonts w:ascii="Arvo" w:hAnsi="Arvo"/>
+          <w:sz w:val="20"/>
+          <w:szCs w:val="20"/>
+        </w:rPr>
+        <w:t xml:space="preserve">Os honorários serão apurados com base nas horas efetivamente dedicadas à prestação dos serviços consultivos, pelos profissionais designados, conforme os valores constantes da tabela abaixo, apurados mensalmente em relatório a ser </w:t>
+      </w:r>
+      <w:r>
+        <w:rPr>
+          <w:rFonts w:ascii="Arvo" w:hAnsi="Arvo"/>
+          <w:sz w:val="20"/>
+          <w:szCs w:val="20"/>
+        </w:rPr>
+        <w:t>encaminhado pelo Contratado ao Contratante.</w:t>
+      </w:r>
+    </w:p>
+    <w:p>
+      <w:pPr>
+        <w:snapToGrid w:val="0"/>
+        <w:spacing w:line="276" w:lineRule="auto"/>
         <w:jc w:val="both"/>
         <w:rPr>
-          <w:sz w:val="20"/>
-          <w:szCs w:val="20"/>
-        </w:rPr>
-      </w:pPr>
-      <w:r>
-        <w:rPr>
-          <w:sz w:val="20"/>
-          <w:szCs w:val="20"/>
-        </w:rPr>
-        <w:t xml:space="preserve">Os honorários serão apurados com base nas horas efetivamente dedicadas à prestação dos serviços consultivos, pelos profissionais designados, conforme os valores constantes da tabela abaixo, apurados mensalmente em relatório a ser </w:t>
-      </w:r>
-      <w:r>
-        <w:rPr>
-          <w:sz w:val="20"/>
-          <w:szCs w:val="20"/>
-        </w:rPr>
-        <w:t>encaminhado pelo Contratado ao Contratante.</w:t>
-      </w:r>
-    </w:p>
-    <w:p>
-      <w:pPr>
-        <w:snapToGrid w:val="0"/>
-        <w:jc w:val="both"/>
-        <w:rPr>
+          <w:rFonts w:ascii="Arvo" w:hAnsi="Arvo"/>
           <w:sz w:val="20"/>
           <w:szCs w:val="20"/>
         </w:rPr>
@@ -728,8 +825,8 @@
         <w:tblLook w:val="04A0" w:firstRow="1" w:lastRow="0" w:firstColumn="1" w:lastColumn="0" w:noHBand="0" w:noVBand="1"/>
       </w:tblPr>
       <w:tblGrid>
-        <w:gridCol w:w="3200"/>
-        <w:gridCol w:w="6434"/>
+        <w:gridCol w:w="3208"/>
+        <w:gridCol w:w="6426"/>
       </w:tblGrid>
       <w:tr>
         <w:tc>
@@ -752,14 +849,17 @@
           <w:p>
             <w:pPr>
               <w:snapToGrid w:val="0"/>
+              <w:spacing w:line="276" w:lineRule="auto"/>
               <w:jc w:val="center"/>
               <w:rPr>
+                <w:rFonts w:ascii="Arvo" w:hAnsi="Arvo"/>
                 <w:sz w:val="20"/>
                 <w:szCs w:val="20"/>
               </w:rPr>
             </w:pPr>
             <w:r>
               <w:rPr>
+                <w:rFonts w:ascii="Arvo" w:hAnsi="Arvo"/>
                 <w:b/>
                 <w:bCs/>
                 <w:sz w:val="20"/>
@@ -789,14 +889,17 @@
           <w:p>
             <w:pPr>
               <w:snapToGrid w:val="0"/>
+              <w:spacing w:line="276" w:lineRule="auto"/>
               <w:jc w:val="center"/>
               <w:rPr>
+                <w:rFonts w:ascii="Arvo" w:hAnsi="Arvo"/>
                 <w:sz w:val="20"/>
                 <w:szCs w:val="20"/>
               </w:rPr>
             </w:pPr>
             <w:r>
               <w:rPr>
+                <w:rFonts w:ascii="Arvo" w:hAnsi="Arvo"/>
                 <w:b/>
                 <w:bCs/>
                 <w:sz w:val="20"/>
@@ -827,16 +930,20 @@
           </w:tcPr>
           <w:p>
             <w:pPr>
-              <w:rPr>
+              <w:spacing w:line="276" w:lineRule="auto"/>
+              <w:rPr>
+                <w:rFonts w:ascii="Arvo" w:hAnsi="Arvo"/>
                 <w:sz w:val="20"/>
                 <w:szCs w:val="20"/>
               </w:rPr>
             </w:pPr>
             <w:r>
               <w:rPr>
-                <w:sz w:val="20"/>
-                <w:szCs w:val="20"/>
-              </w:rPr>
+                <w:rFonts w:ascii="Arvo" w:hAnsi="Arvo"/>
+                <w:sz w:val="20"/>
+                <w:szCs w:val="20"/>
+              </w:rPr>
+              <w:lastRenderedPageBreak/>
               <w:t>[PARA_CADA_SENIORIDADE]</w:t>
             </w:r>
           </w:p>
@@ -859,7 +966,9 @@
           </w:tcPr>
           <w:p>
             <w:pPr>
-              <w:rPr>
+              <w:spacing w:line="276" w:lineRule="auto"/>
+              <w:rPr>
+                <w:rFonts w:ascii="Arvo" w:hAnsi="Arvo"/>
                 <w:sz w:val="20"/>
                 <w:szCs w:val="20"/>
               </w:rPr>
@@ -888,13 +997,16 @@
           <w:p>
             <w:pPr>
               <w:snapToGrid w:val="0"/>
-              <w:rPr>
+              <w:spacing w:line="276" w:lineRule="auto"/>
+              <w:rPr>
+                <w:rFonts w:ascii="Arvo" w:hAnsi="Arvo"/>
                 <w:sz w:val="20"/>
                 <w:szCs w:val="20"/>
               </w:rPr>
             </w:pPr>
             <w:r>
               <w:rPr>
+                <w:rFonts w:ascii="Arvo" w:hAnsi="Arvo"/>
                 <w:b/>
                 <w:bCs/>
                 <w:sz w:val="20"/>
@@ -923,14 +1035,17 @@
           <w:p>
             <w:pPr>
               <w:snapToGrid w:val="0"/>
+              <w:spacing w:line="276" w:lineRule="auto"/>
               <w:jc w:val="center"/>
               <w:rPr>
+                <w:rFonts w:ascii="Arvo" w:hAnsi="Arvo"/>
                 <w:sz w:val="20"/>
                 <w:szCs w:val="20"/>
               </w:rPr>
             </w:pPr>
             <w:r>
               <w:rPr>
+                <w:rFonts w:ascii="Arvo" w:hAnsi="Arvo"/>
                 <w:sz w:val="20"/>
                 <w:szCs w:val="20"/>
               </w:rPr>
@@ -959,13 +1074,16 @@
           </w:tcPr>
           <w:p>
             <w:pPr>
-              <w:rPr>
+              <w:spacing w:line="276" w:lineRule="auto"/>
+              <w:rPr>
+                <w:rFonts w:ascii="Arvo" w:hAnsi="Arvo"/>
                 <w:sz w:val="20"/>
                 <w:szCs w:val="20"/>
               </w:rPr>
             </w:pPr>
             <w:r>
               <w:rPr>
+                <w:rFonts w:ascii="Arvo" w:hAnsi="Arvo"/>
                 <w:sz w:val="20"/>
                 <w:szCs w:val="20"/>
               </w:rPr>
@@ -991,7 +1109,9 @@
           </w:tcPr>
           <w:p>
             <w:pPr>
-              <w:rPr>
+              <w:spacing w:line="276" w:lineRule="auto"/>
+              <w:rPr>
+                <w:rFonts w:ascii="Arvo" w:hAnsi="Arvo"/>
                 <w:sz w:val="20"/>
                 <w:szCs w:val="20"/>
               </w:rPr>
@@ -1002,13 +1122,16 @@
     </w:tbl>
     <w:p>
       <w:pPr>
-        <w:rPr>
+        <w:spacing w:line="276" w:lineRule="auto"/>
+        <w:rPr>
+          <w:rFonts w:ascii="Arvo" w:hAnsi="Arvo"/>
           <w:sz w:val="2"/>
           <w:szCs w:val="2"/>
         </w:rPr>
       </w:pPr>
       <w:r>
         <w:rPr>
+          <w:rFonts w:ascii="Arvo" w:hAnsi="Arvo"/>
           <w:sz w:val="2"/>
           <w:szCs w:val="2"/>
         </w:rPr>
@@ -1017,21 +1140,26 @@
     </w:p>
     <w:p>
       <w:pPr>
-        <w:rPr>
-          <w:sz w:val="20"/>
-          <w:szCs w:val="20"/>
-        </w:rPr>
-      </w:pPr>
-    </w:p>
-    <w:p>
-      <w:pPr>
-        <w:rPr>
+        <w:spacing w:line="276" w:lineRule="auto"/>
+        <w:rPr>
+          <w:rFonts w:ascii="Arvo" w:hAnsi="Arvo"/>
+          <w:sz w:val="20"/>
+          <w:szCs w:val="20"/>
+        </w:rPr>
+      </w:pPr>
+    </w:p>
+    <w:p>
+      <w:pPr>
+        <w:spacing w:line="276" w:lineRule="auto"/>
+        <w:rPr>
+          <w:rFonts w:ascii="Arvo" w:hAnsi="Arvo"/>
           <w:sz w:val="2"/>
           <w:szCs w:val="2"/>
         </w:rPr>
       </w:pPr>
       <w:r>
         <w:rPr>
+          <w:rFonts w:ascii="Arvo" w:hAnsi="Arvo"/>
           <w:sz w:val="2"/>
           <w:szCs w:val="2"/>
         </w:rPr>
@@ -1042,7 +1170,9 @@
       <w:pPr>
         <w:keepNext/>
         <w:snapToGrid w:val="0"/>
-        <w:rPr>
+        <w:spacing w:line="276" w:lineRule="auto"/>
+        <w:rPr>
+          <w:rFonts w:ascii="Arvo" w:hAnsi="Arvo"/>
           <w:b/>
           <w:bCs/>
           <w:sz w:val="20"/>
@@ -1051,6 +1181,7 @@
       </w:pPr>
       <w:r>
         <w:rPr>
+          <w:rFonts w:ascii="Arvo" w:hAnsi="Arvo"/>
           <w:b/>
           <w:bCs/>
           <w:sz w:val="20"/>
@@ -1062,14 +1193,17 @@
     <w:p>
       <w:pPr>
         <w:snapToGrid w:val="0"/>
+        <w:spacing w:line="276" w:lineRule="auto"/>
         <w:jc w:val="both"/>
         <w:rPr>
-          <w:sz w:val="20"/>
-          <w:szCs w:val="20"/>
-        </w:rPr>
-      </w:pPr>
-      <w:r>
-        <w:rPr>
+          <w:rFonts w:ascii="Arvo" w:hAnsi="Arvo"/>
+          <w:sz w:val="20"/>
+          <w:szCs w:val="20"/>
+        </w:rPr>
+      </w:pPr>
+      <w:r>
+        <w:rPr>
+          <w:rFonts w:ascii="Arvo" w:hAnsi="Arvo"/>
           <w:sz w:val="20"/>
           <w:szCs w:val="20"/>
         </w:rPr>
@@ -1077,35 +1211,25 @@
       </w:r>
       <w:r>
         <w:rPr>
-          <w:sz w:val="20"/>
-          <w:szCs w:val="20"/>
-        </w:rPr>
-        <w:t xml:space="preserve">, ao valor de </w:t>
-      </w:r>
-      <w:r>
-        <w:rPr>
-          <w:sz w:val="20"/>
-          <w:szCs w:val="20"/>
-        </w:rPr>
-        <w:t>[CONS_HORA_MEDIA_VALOR]</w:t>
-      </w:r>
-      <w:r>
-        <w:rPr>
-          <w:sz w:val="20"/>
-          <w:szCs w:val="20"/>
-        </w:rPr>
-        <w:t xml:space="preserve"> por hora dedicada.</w:t>
-      </w:r>
-    </w:p>
-    <w:p>
-      <w:pPr>
-        <w:rPr>
+          <w:rFonts w:ascii="Arvo" w:hAnsi="Arvo"/>
+          <w:sz w:val="20"/>
+          <w:szCs w:val="20"/>
+        </w:rPr>
+        <w:t>, ao valor de [CONS_HORA_MEDIA_VALOR] por hora dedicada.</w:t>
+      </w:r>
+    </w:p>
+    <w:p>
+      <w:pPr>
+        <w:spacing w:line="276" w:lineRule="auto"/>
+        <w:rPr>
+          <w:rFonts w:ascii="Arvo" w:hAnsi="Arvo"/>
           <w:sz w:val="2"/>
           <w:szCs w:val="2"/>
         </w:rPr>
       </w:pPr>
       <w:r>
         <w:rPr>
+          <w:rFonts w:ascii="Arvo" w:hAnsi="Arvo"/>
           <w:sz w:val="2"/>
           <w:szCs w:val="2"/>
         </w:rPr>
@@ -1114,21 +1238,26 @@
     </w:p>
     <w:p>
       <w:pPr>
-        <w:rPr>
-          <w:sz w:val="20"/>
-          <w:szCs w:val="20"/>
-        </w:rPr>
-      </w:pPr>
-    </w:p>
-    <w:p>
-      <w:pPr>
-        <w:rPr>
+        <w:spacing w:line="276" w:lineRule="auto"/>
+        <w:rPr>
+          <w:rFonts w:ascii="Arvo" w:hAnsi="Arvo"/>
+          <w:sz w:val="20"/>
+          <w:szCs w:val="20"/>
+        </w:rPr>
+      </w:pPr>
+    </w:p>
+    <w:p>
+      <w:pPr>
+        <w:spacing w:line="276" w:lineRule="auto"/>
+        <w:rPr>
+          <w:rFonts w:ascii="Arvo" w:hAnsi="Arvo"/>
           <w:sz w:val="2"/>
           <w:szCs w:val="2"/>
         </w:rPr>
       </w:pPr>
       <w:r>
         <w:rPr>
+          <w:rFonts w:ascii="Arvo" w:hAnsi="Arvo"/>
           <w:sz w:val="2"/>
           <w:szCs w:val="2"/>
         </w:rPr>
@@ -1139,7 +1268,9 @@
       <w:pPr>
         <w:keepNext/>
         <w:snapToGrid w:val="0"/>
-        <w:rPr>
+        <w:spacing w:line="276" w:lineRule="auto"/>
+        <w:rPr>
+          <w:rFonts w:ascii="Arvo" w:hAnsi="Arvo"/>
           <w:b/>
           <w:bCs/>
           <w:sz w:val="20"/>
@@ -1148,16 +1279,17 @@
       </w:pPr>
       <w:r>
         <w:rPr>
+          <w:rFonts w:ascii="Arvo" w:hAnsi="Arvo"/>
           <w:b/>
           <w:bCs/>
           <w:sz w:val="20"/>
           <w:szCs w:val="20"/>
         </w:rPr>
-        <w:lastRenderedPageBreak/>
         <w:t>Fixo Mensal</w:t>
       </w:r>
       <w:r>
         <w:rPr>
+          <w:rFonts w:ascii="Arvo" w:hAnsi="Arvo"/>
           <w:b/>
           <w:bCs/>
           <w:sz w:val="20"/>
@@ -1169,14 +1301,17 @@
     <w:p>
       <w:pPr>
         <w:snapToGrid w:val="0"/>
+        <w:spacing w:line="276" w:lineRule="auto"/>
         <w:jc w:val="both"/>
         <w:rPr>
-          <w:sz w:val="20"/>
-          <w:szCs w:val="20"/>
-        </w:rPr>
-      </w:pPr>
-      <w:r>
-        <w:rPr>
+          <w:rFonts w:ascii="Arvo" w:hAnsi="Arvo"/>
+          <w:sz w:val="20"/>
+          <w:szCs w:val="20"/>
+        </w:rPr>
+      </w:pPr>
+      <w:r>
+        <w:rPr>
+          <w:rFonts w:ascii="Arvo" w:hAnsi="Arvo"/>
           <w:sz w:val="20"/>
           <w:szCs w:val="20"/>
         </w:rPr>
@@ -1184,6 +1319,7 @@
       </w:r>
       <w:r>
         <w:rPr>
+          <w:rFonts w:ascii="Arvo" w:hAnsi="Arvo"/>
           <w:i/>
           <w:iCs/>
           <w:sz w:val="20"/>
@@ -1193,6 +1329,7 @@
       </w:r>
       <w:r>
         <w:rPr>
+          <w:rFonts w:ascii="Arvo" w:hAnsi="Arvo"/>
           <w:sz w:val="20"/>
           <w:szCs w:val="20"/>
         </w:rPr>
@@ -1200,6 +1337,7 @@
       </w:r>
       <w:r>
         <w:rPr>
+          <w:rFonts w:ascii="Arvo" w:hAnsi="Arvo"/>
           <w:sz w:val="20"/>
           <w:szCs w:val="20"/>
         </w:rPr>
@@ -1207,6 +1345,7 @@
       </w:r>
       <w:r>
         <w:rPr>
+          <w:rFonts w:ascii="Arvo" w:hAnsi="Arvo"/>
           <w:sz w:val="20"/>
           <w:szCs w:val="20"/>
         </w:rPr>
@@ -1216,8 +1355,10 @@
     <w:p>
       <w:pPr>
         <w:snapToGrid w:val="0"/>
+        <w:spacing w:line="276" w:lineRule="auto"/>
         <w:jc w:val="both"/>
         <w:rPr>
+          <w:rFonts w:ascii="Arvo" w:hAnsi="Arvo"/>
           <w:sz w:val="20"/>
           <w:szCs w:val="20"/>
         </w:rPr>
@@ -1265,13 +1406,16 @@
           <w:p>
             <w:pPr>
               <w:snapToGrid w:val="0"/>
-              <w:rPr>
+              <w:spacing w:line="276" w:lineRule="auto"/>
+              <w:rPr>
+                <w:rFonts w:ascii="Arvo" w:hAnsi="Arvo"/>
                 <w:sz w:val="20"/>
                 <w:szCs w:val="20"/>
               </w:rPr>
             </w:pPr>
             <w:r>
               <w:rPr>
+                <w:rFonts w:ascii="Arvo" w:hAnsi="Arvo"/>
                 <w:b/>
                 <w:bCs/>
                 <w:sz w:val="20"/>
@@ -1300,13 +1444,16 @@
           <w:p>
             <w:pPr>
               <w:snapToGrid w:val="0"/>
-              <w:rPr>
+              <w:spacing w:line="276" w:lineRule="auto"/>
+              <w:rPr>
+                <w:rFonts w:ascii="Arvo" w:hAnsi="Arvo"/>
                 <w:sz w:val="20"/>
                 <w:szCs w:val="20"/>
               </w:rPr>
             </w:pPr>
             <w:r>
               <w:rPr>
+                <w:rFonts w:ascii="Arvo" w:hAnsi="Arvo"/>
                 <w:sz w:val="20"/>
                 <w:szCs w:val="20"/>
               </w:rPr>
@@ -1336,7 +1483,9 @@
           <w:p>
             <w:pPr>
               <w:snapToGrid w:val="0"/>
-              <w:rPr>
+              <w:spacing w:line="276" w:lineRule="auto"/>
+              <w:rPr>
+                <w:rFonts w:ascii="Arvo" w:hAnsi="Arvo"/>
                 <w:b/>
                 <w:bCs/>
                 <w:sz w:val="20"/>
@@ -1345,6 +1494,7 @@
             </w:pPr>
             <w:r>
               <w:rPr>
+                <w:rFonts w:ascii="Arvo" w:hAnsi="Arvo"/>
                 <w:b/>
                 <w:bCs/>
                 <w:sz w:val="20"/>
@@ -1373,13 +1523,16 @@
           <w:p>
             <w:pPr>
               <w:snapToGrid w:val="0"/>
-              <w:rPr>
+              <w:spacing w:line="276" w:lineRule="auto"/>
+              <w:rPr>
+                <w:rFonts w:ascii="Arvo" w:hAnsi="Arvo"/>
                 <w:sz w:val="20"/>
                 <w:szCs w:val="20"/>
               </w:rPr>
             </w:pPr>
             <w:r>
               <w:rPr>
+                <w:rFonts w:ascii="Arvo" w:hAnsi="Arvo"/>
                 <w:sz w:val="20"/>
                 <w:szCs w:val="20"/>
               </w:rPr>
@@ -1387,6 +1540,7 @@
             </w:r>
             <w:r>
               <w:rPr>
+                <w:rFonts w:ascii="Arvo" w:hAnsi="Arvo"/>
                 <w:sz w:val="20"/>
                 <w:szCs w:val="20"/>
               </w:rPr>
@@ -1416,7 +1570,9 @@
           <w:p>
             <w:pPr>
               <w:snapToGrid w:val="0"/>
-              <w:rPr>
+              <w:spacing w:line="276" w:lineRule="auto"/>
+              <w:rPr>
+                <w:rFonts w:ascii="Arvo" w:hAnsi="Arvo"/>
                 <w:b/>
                 <w:bCs/>
                 <w:sz w:val="20"/>
@@ -1425,6 +1581,7 @@
             </w:pPr>
             <w:r>
               <w:rPr>
+                <w:rFonts w:ascii="Arvo" w:hAnsi="Arvo"/>
                 <w:b/>
                 <w:bCs/>
                 <w:sz w:val="20"/>
@@ -1453,13 +1610,16 @@
           <w:p>
             <w:pPr>
               <w:snapToGrid w:val="0"/>
-              <w:rPr>
+              <w:spacing w:line="276" w:lineRule="auto"/>
+              <w:rPr>
+                <w:rFonts w:ascii="Arvo" w:hAnsi="Arvo"/>
                 <w:sz w:val="20"/>
                 <w:szCs w:val="20"/>
               </w:rPr>
             </w:pPr>
             <w:r>
               <w:rPr>
+                <w:rFonts w:ascii="Arvo" w:hAnsi="Arvo"/>
                 <w:sz w:val="20"/>
                 <w:szCs w:val="20"/>
               </w:rPr>
@@ -1471,13 +1631,16 @@
     </w:tbl>
     <w:p>
       <w:pPr>
-        <w:rPr>
+        <w:spacing w:line="276" w:lineRule="auto"/>
+        <w:rPr>
+          <w:rFonts w:ascii="Arvo" w:hAnsi="Arvo"/>
           <w:sz w:val="2"/>
           <w:szCs w:val="2"/>
         </w:rPr>
       </w:pPr>
       <w:r>
         <w:rPr>
+          <w:rFonts w:ascii="Arvo" w:hAnsi="Arvo"/>
           <w:sz w:val="2"/>
           <w:szCs w:val="2"/>
         </w:rPr>
@@ -1486,21 +1649,26 @@
     </w:p>
     <w:p>
       <w:pPr>
-        <w:rPr>
-          <w:sz w:val="20"/>
-          <w:szCs w:val="20"/>
-        </w:rPr>
-      </w:pPr>
-    </w:p>
-    <w:p>
-      <w:pPr>
-        <w:rPr>
+        <w:spacing w:line="276" w:lineRule="auto"/>
+        <w:rPr>
+          <w:rFonts w:ascii="Arvo" w:hAnsi="Arvo"/>
+          <w:sz w:val="20"/>
+          <w:szCs w:val="20"/>
+        </w:rPr>
+      </w:pPr>
+    </w:p>
+    <w:p>
+      <w:pPr>
+        <w:spacing w:line="276" w:lineRule="auto"/>
+        <w:rPr>
+          <w:rFonts w:ascii="Arvo" w:hAnsi="Arvo"/>
           <w:sz w:val="2"/>
           <w:szCs w:val="2"/>
         </w:rPr>
       </w:pPr>
       <w:r>
         <w:rPr>
+          <w:rFonts w:ascii="Arvo" w:hAnsi="Arvo"/>
           <w:sz w:val="2"/>
           <w:szCs w:val="2"/>
         </w:rPr>
@@ -1511,7 +1679,9 @@
       <w:pPr>
         <w:keepNext/>
         <w:snapToGrid w:val="0"/>
-        <w:rPr>
+        <w:spacing w:line="276" w:lineRule="auto"/>
+        <w:rPr>
+          <w:rFonts w:ascii="Arvo" w:hAnsi="Arvo"/>
           <w:b/>
           <w:bCs/>
           <w:sz w:val="20"/>
@@ -1520,6 +1690,7 @@
       </w:pPr>
       <w:r>
         <w:rPr>
+          <w:rFonts w:ascii="Arvo" w:hAnsi="Arvo"/>
           <w:b/>
           <w:bCs/>
           <w:sz w:val="20"/>
@@ -1531,14 +1702,17 @@
     <w:p>
       <w:pPr>
         <w:snapToGrid w:val="0"/>
+        <w:spacing w:line="276" w:lineRule="auto"/>
         <w:jc w:val="both"/>
         <w:rPr>
-          <w:sz w:val="20"/>
-          <w:szCs w:val="20"/>
-        </w:rPr>
-      </w:pPr>
-      <w:r>
-        <w:rPr>
+          <w:rFonts w:ascii="Arvo" w:hAnsi="Arvo"/>
+          <w:sz w:val="20"/>
+          <w:szCs w:val="20"/>
+        </w:rPr>
+      </w:pPr>
+      <w:r>
+        <w:rPr>
+          <w:rFonts w:ascii="Arvo" w:hAnsi="Arvo"/>
           <w:sz w:val="20"/>
           <w:szCs w:val="20"/>
         </w:rPr>
@@ -1546,6 +1720,7 @@
       </w:r>
       <w:r>
         <w:rPr>
+          <w:rFonts w:ascii="Arvo" w:hAnsi="Arvo"/>
           <w:sz w:val="20"/>
           <w:szCs w:val="20"/>
         </w:rPr>
@@ -1553,6 +1728,7 @@
       </w:r>
       <w:r>
         <w:rPr>
+          <w:rFonts w:ascii="Arvo" w:hAnsi="Arvo"/>
           <w:sz w:val="20"/>
           <w:szCs w:val="20"/>
         </w:rPr>
@@ -1560,6 +1736,7 @@
       </w:r>
       <w:r>
         <w:rPr>
+          <w:rFonts w:ascii="Arvo" w:hAnsi="Arvo"/>
           <w:sz w:val="20"/>
           <w:szCs w:val="20"/>
         </w:rPr>
@@ -1567,6 +1744,7 @@
       </w:r>
       <w:r>
         <w:rPr>
+          <w:rFonts w:ascii="Arvo" w:hAnsi="Arvo"/>
           <w:sz w:val="20"/>
           <w:szCs w:val="20"/>
         </w:rPr>
@@ -1576,8 +1754,10 @@
     <w:p>
       <w:pPr>
         <w:snapToGrid w:val="0"/>
+        <w:spacing w:line="276" w:lineRule="auto"/>
         <w:jc w:val="both"/>
         <w:rPr>
+          <w:rFonts w:ascii="Arvo" w:hAnsi="Arvo"/>
           <w:sz w:val="20"/>
           <w:szCs w:val="20"/>
         </w:rPr>
@@ -1625,13 +1805,16 @@
           <w:p>
             <w:pPr>
               <w:snapToGrid w:val="0"/>
-              <w:rPr>
+              <w:spacing w:line="276" w:lineRule="auto"/>
+              <w:rPr>
+                <w:rFonts w:ascii="Arvo" w:hAnsi="Arvo"/>
                 <w:sz w:val="20"/>
                 <w:szCs w:val="20"/>
               </w:rPr>
             </w:pPr>
             <w:r>
               <w:rPr>
+                <w:rFonts w:ascii="Arvo" w:hAnsi="Arvo"/>
                 <w:b/>
                 <w:bCs/>
                 <w:sz w:val="20"/>
@@ -1660,13 +1843,16 @@
           <w:p>
             <w:pPr>
               <w:snapToGrid w:val="0"/>
-              <w:rPr>
+              <w:spacing w:line="276" w:lineRule="auto"/>
+              <w:rPr>
+                <w:rFonts w:ascii="Arvo" w:hAnsi="Arvo"/>
                 <w:sz w:val="20"/>
                 <w:szCs w:val="20"/>
               </w:rPr>
             </w:pPr>
             <w:r>
               <w:rPr>
+                <w:rFonts w:ascii="Arvo" w:hAnsi="Arvo"/>
                 <w:sz w:val="20"/>
                 <w:szCs w:val="20"/>
               </w:rPr>
@@ -1696,13 +1882,16 @@
           <w:p>
             <w:pPr>
               <w:snapToGrid w:val="0"/>
-              <w:rPr>
+              <w:spacing w:line="276" w:lineRule="auto"/>
+              <w:rPr>
+                <w:rFonts w:ascii="Arvo" w:hAnsi="Arvo"/>
                 <w:sz w:val="20"/>
                 <w:szCs w:val="20"/>
               </w:rPr>
             </w:pPr>
             <w:r>
               <w:rPr>
+                <w:rFonts w:ascii="Arvo" w:hAnsi="Arvo"/>
                 <w:b/>
                 <w:bCs/>
                 <w:sz w:val="20"/>
@@ -1712,6 +1901,7 @@
             </w:r>
             <w:r>
               <w:rPr>
+                <w:rFonts w:ascii="Arvo" w:hAnsi="Arvo"/>
                 <w:b/>
                 <w:bCs/>
                 <w:sz w:val="20"/>
@@ -1740,14 +1930,17 @@
           <w:p>
             <w:pPr>
               <w:snapToGrid w:val="0"/>
+              <w:spacing w:line="276" w:lineRule="auto"/>
               <w:jc w:val="both"/>
               <w:rPr>
+                <w:rFonts w:ascii="Arvo" w:hAnsi="Arvo"/>
                 <w:sz w:val="20"/>
                 <w:szCs w:val="20"/>
               </w:rPr>
             </w:pPr>
             <w:r>
               <w:rPr>
+                <w:rFonts w:ascii="Arvo" w:hAnsi="Arvo"/>
                 <w:sz w:val="20"/>
                 <w:szCs w:val="20"/>
               </w:rPr>
@@ -1760,7 +1953,9 @@
     <w:p>
       <w:pPr>
         <w:snapToGrid w:val="0"/>
-        <w:rPr>
+        <w:spacing w:line="276" w:lineRule="auto"/>
+        <w:rPr>
+          <w:rFonts w:ascii="Arvo" w:hAnsi="Arvo"/>
           <w:b/>
           <w:bCs/>
           <w:sz w:val="20"/>
@@ -1771,14 +1966,17 @@
     <w:p>
       <w:pPr>
         <w:snapToGrid w:val="0"/>
+        <w:spacing w:line="276" w:lineRule="auto"/>
         <w:jc w:val="both"/>
         <w:rPr>
-          <w:sz w:val="20"/>
-          <w:szCs w:val="20"/>
-        </w:rPr>
-      </w:pPr>
-      <w:r>
-        <w:rPr>
+          <w:rFonts w:ascii="Arvo" w:hAnsi="Arvo"/>
+          <w:sz w:val="20"/>
+          <w:szCs w:val="20"/>
+        </w:rPr>
+      </w:pPr>
+      <w:r>
+        <w:rPr>
+          <w:rFonts w:ascii="Arvo" w:hAnsi="Arvo"/>
           <w:b/>
           <w:bCs/>
           <w:sz w:val="20"/>
@@ -1788,6 +1986,7 @@
       </w:r>
       <w:r>
         <w:rPr>
+          <w:rFonts w:ascii="Arvo" w:hAnsi="Arvo"/>
           <w:b/>
           <w:bCs/>
           <w:sz w:val="20"/>
@@ -1797,6 +1996,7 @@
       </w:r>
       <w:r>
         <w:rPr>
+          <w:rFonts w:ascii="Arvo" w:hAnsi="Arvo"/>
           <w:b/>
           <w:bCs/>
           <w:sz w:val="20"/>
@@ -1806,6 +2006,7 @@
       </w:r>
       <w:r>
         <w:rPr>
+          <w:rFonts w:ascii="Arvo" w:hAnsi="Arvo"/>
           <w:sz w:val="20"/>
           <w:szCs w:val="20"/>
         </w:rPr>
@@ -1814,13 +2015,16 @@
     </w:p>
     <w:p>
       <w:pPr>
-        <w:rPr>
+        <w:spacing w:line="276" w:lineRule="auto"/>
+        <w:rPr>
+          <w:rFonts w:ascii="Arvo" w:hAnsi="Arvo"/>
           <w:sz w:val="2"/>
           <w:szCs w:val="2"/>
         </w:rPr>
       </w:pPr>
       <w:r>
         <w:rPr>
+          <w:rFonts w:ascii="Arvo" w:hAnsi="Arvo"/>
           <w:sz w:val="2"/>
           <w:szCs w:val="2"/>
         </w:rPr>
@@ -1829,13 +2033,16 @@
     </w:p>
     <w:p>
       <w:pPr>
-        <w:rPr>
+        <w:spacing w:line="276" w:lineRule="auto"/>
+        <w:rPr>
+          <w:rFonts w:ascii="Arvo" w:hAnsi="Arvo"/>
           <w:sz w:val="2"/>
           <w:szCs w:val="2"/>
         </w:rPr>
       </w:pPr>
       <w:r>
         <w:rPr>
+          <w:rFonts w:ascii="Arvo" w:hAnsi="Arvo"/>
           <w:sz w:val="2"/>
           <w:szCs w:val="2"/>
         </w:rPr>
@@ -1844,21 +2051,26 @@
     </w:p>
     <w:p>
       <w:pPr>
-        <w:rPr>
-          <w:sz w:val="20"/>
-          <w:szCs w:val="20"/>
-        </w:rPr>
-      </w:pPr>
-    </w:p>
-    <w:p>
-      <w:pPr>
-        <w:rPr>
+        <w:spacing w:line="276" w:lineRule="auto"/>
+        <w:rPr>
+          <w:rFonts w:ascii="Arvo" w:hAnsi="Arvo"/>
+          <w:sz w:val="20"/>
+          <w:szCs w:val="20"/>
+        </w:rPr>
+      </w:pPr>
+    </w:p>
+    <w:p>
+      <w:pPr>
+        <w:spacing w:line="276" w:lineRule="auto"/>
+        <w:rPr>
+          <w:rFonts w:ascii="Arvo" w:hAnsi="Arvo"/>
           <w:sz w:val="2"/>
           <w:szCs w:val="2"/>
         </w:rPr>
       </w:pPr>
       <w:r>
         <w:rPr>
+          <w:rFonts w:ascii="Arvo" w:hAnsi="Arvo"/>
           <w:sz w:val="2"/>
           <w:szCs w:val="2"/>
         </w:rPr>
@@ -1869,7 +2081,9 @@
       <w:pPr>
         <w:keepNext/>
         <w:snapToGrid w:val="0"/>
-        <w:rPr>
+        <w:spacing w:line="276" w:lineRule="auto"/>
+        <w:rPr>
+          <w:rFonts w:ascii="Arvo" w:hAnsi="Arvo"/>
           <w:b/>
           <w:bCs/>
           <w:sz w:val="20"/>
@@ -1879,6 +2093,7 @@
       </w:pPr>
       <w:r>
         <w:rPr>
+          <w:rFonts w:ascii="Arvo" w:hAnsi="Arvo"/>
           <w:b/>
           <w:bCs/>
           <w:sz w:val="20"/>
@@ -1891,22 +2106,27 @@
     <w:p>
       <w:pPr>
         <w:snapToGrid w:val="0"/>
+        <w:spacing w:line="276" w:lineRule="auto"/>
         <w:jc w:val="both"/>
         <w:rPr>
-          <w:sz w:val="20"/>
-          <w:szCs w:val="20"/>
-        </w:rPr>
-      </w:pPr>
-    </w:p>
-    <w:p>
-      <w:pPr>
-        <w:rPr>
+          <w:rFonts w:ascii="Arvo" w:hAnsi="Arvo"/>
+          <w:sz w:val="20"/>
+          <w:szCs w:val="20"/>
+        </w:rPr>
+      </w:pPr>
+    </w:p>
+    <w:p>
+      <w:pPr>
+        <w:spacing w:line="276" w:lineRule="auto"/>
+        <w:rPr>
+          <w:rFonts w:ascii="Arvo" w:hAnsi="Arvo"/>
           <w:sz w:val="2"/>
           <w:szCs w:val="2"/>
         </w:rPr>
       </w:pPr>
       <w:r>
         <w:rPr>
+          <w:rFonts w:ascii="Arvo" w:hAnsi="Arvo"/>
           <w:sz w:val="2"/>
           <w:szCs w:val="2"/>
         </w:rPr>
@@ -1917,22 +2137,27 @@
       <w:pPr>
         <w:keepNext/>
         <w:snapToGrid w:val="0"/>
-        <w:rPr>
-          <w:sz w:val="20"/>
-          <w:szCs w:val="20"/>
-        </w:rPr>
-      </w:pPr>
-      <w:r>
-        <w:rPr>
+        <w:spacing w:line="276" w:lineRule="auto"/>
+        <w:rPr>
+          <w:rFonts w:ascii="Arvo" w:hAnsi="Arvo"/>
+          <w:sz w:val="20"/>
+          <w:szCs w:val="20"/>
+        </w:rPr>
+      </w:pPr>
+      <w:r>
+        <w:rPr>
+          <w:rFonts w:ascii="Arvo" w:hAnsi="Arvo"/>
           <w:b/>
           <w:bCs/>
           <w:sz w:val="20"/>
           <w:szCs w:val="20"/>
         </w:rPr>
+        <w:lastRenderedPageBreak/>
         <w:t xml:space="preserve">Valor </w:t>
       </w:r>
       <w:r>
         <w:rPr>
+          <w:rFonts w:ascii="Arvo" w:hAnsi="Arvo"/>
           <w:b/>
           <w:bCs/>
           <w:sz w:val="20"/>
@@ -1942,6 +2167,7 @@
       </w:r>
       <w:r>
         <w:rPr>
+          <w:rFonts w:ascii="Arvo" w:hAnsi="Arvo"/>
           <w:b/>
           <w:bCs/>
           <w:sz w:val="20"/>
@@ -1951,6 +2177,7 @@
       </w:r>
       <w:r>
         <w:rPr>
+          <w:rFonts w:ascii="Arvo" w:hAnsi="Arvo"/>
           <w:b/>
           <w:bCs/>
           <w:sz w:val="20"/>
@@ -1962,14 +2189,17 @@
     <w:p>
       <w:pPr>
         <w:snapToGrid w:val="0"/>
+        <w:spacing w:line="276" w:lineRule="auto"/>
         <w:jc w:val="both"/>
         <w:rPr>
-          <w:sz w:val="20"/>
-          <w:szCs w:val="20"/>
-        </w:rPr>
-      </w:pPr>
-      <w:r>
-        <w:rPr>
+          <w:rFonts w:ascii="Arvo" w:hAnsi="Arvo"/>
+          <w:sz w:val="20"/>
+          <w:szCs w:val="20"/>
+        </w:rPr>
+      </w:pPr>
+      <w:r>
+        <w:rPr>
+          <w:rFonts w:ascii="Arvo" w:hAnsi="Arvo"/>
           <w:sz w:val="20"/>
           <w:szCs w:val="20"/>
         </w:rPr>
@@ -1977,6 +2207,7 @@
       </w:r>
       <w:r>
         <w:rPr>
+          <w:rFonts w:ascii="Arvo" w:hAnsi="Arvo"/>
           <w:sz w:val="20"/>
           <w:szCs w:val="20"/>
         </w:rPr>
@@ -1984,6 +2215,7 @@
       </w:r>
       <w:r>
         <w:rPr>
+          <w:rFonts w:ascii="Arvo" w:hAnsi="Arvo"/>
           <w:sz w:val="20"/>
           <w:szCs w:val="20"/>
         </w:rPr>
@@ -1993,8 +2225,10 @@
     <w:p>
       <w:pPr>
         <w:snapToGrid w:val="0"/>
+        <w:spacing w:line="276" w:lineRule="auto"/>
         <w:jc w:val="both"/>
         <w:rPr>
+          <w:rFonts w:ascii="Arvo" w:hAnsi="Arvo"/>
           <w:sz w:val="20"/>
           <w:szCs w:val="20"/>
         </w:rPr>
@@ -2043,14 +2277,17 @@
           <w:p>
             <w:pPr>
               <w:snapToGrid w:val="0"/>
+              <w:spacing w:line="276" w:lineRule="auto"/>
               <w:jc w:val="center"/>
               <w:rPr>
+                <w:rFonts w:ascii="Arvo" w:hAnsi="Arvo"/>
                 <w:sz w:val="20"/>
                 <w:szCs w:val="20"/>
               </w:rPr>
             </w:pPr>
             <w:r>
               <w:rPr>
+                <w:rFonts w:ascii="Arvo" w:hAnsi="Arvo"/>
                 <w:b/>
                 <w:bCs/>
                 <w:sz w:val="20"/>
@@ -2080,14 +2317,17 @@
           <w:p>
             <w:pPr>
               <w:snapToGrid w:val="0"/>
+              <w:spacing w:line="276" w:lineRule="auto"/>
               <w:jc w:val="center"/>
               <w:rPr>
+                <w:rFonts w:ascii="Arvo" w:hAnsi="Arvo"/>
                 <w:sz w:val="20"/>
                 <w:szCs w:val="20"/>
               </w:rPr>
             </w:pPr>
             <w:r>
               <w:rPr>
+                <w:rFonts w:ascii="Arvo" w:hAnsi="Arvo"/>
                 <w:b/>
                 <w:bCs/>
                 <w:sz w:val="20"/>
@@ -2117,14 +2357,17 @@
           <w:p>
             <w:pPr>
               <w:snapToGrid w:val="0"/>
+              <w:spacing w:line="276" w:lineRule="auto"/>
               <w:jc w:val="center"/>
               <w:rPr>
+                <w:rFonts w:ascii="Arvo" w:hAnsi="Arvo"/>
                 <w:sz w:val="20"/>
                 <w:szCs w:val="20"/>
               </w:rPr>
             </w:pPr>
             <w:r>
               <w:rPr>
+                <w:rFonts w:ascii="Arvo" w:hAnsi="Arvo"/>
                 <w:b/>
                 <w:bCs/>
                 <w:sz w:val="20"/>
@@ -2154,13 +2397,16 @@
           </w:tcPr>
           <w:p>
             <w:pPr>
-              <w:rPr>
+              <w:spacing w:line="276" w:lineRule="auto"/>
+              <w:rPr>
+                <w:rFonts w:ascii="Arvo" w:hAnsi="Arvo"/>
                 <w:sz w:val="20"/>
                 <w:szCs w:val="20"/>
               </w:rPr>
             </w:pPr>
             <w:r>
               <w:rPr>
+                <w:rFonts w:ascii="Arvo" w:hAnsi="Arvo"/>
                 <w:sz w:val="20"/>
                 <w:szCs w:val="20"/>
               </w:rPr>
@@ -2186,7 +2432,9 @@
           </w:tcPr>
           <w:p>
             <w:pPr>
-              <w:rPr>
+              <w:spacing w:line="276" w:lineRule="auto"/>
+              <w:rPr>
+                <w:rFonts w:ascii="Arvo" w:hAnsi="Arvo"/>
                 <w:sz w:val="20"/>
                 <w:szCs w:val="20"/>
               </w:rPr>
@@ -2211,7 +2459,9 @@
           </w:tcPr>
           <w:p>
             <w:pPr>
-              <w:rPr>
+              <w:spacing w:line="276" w:lineRule="auto"/>
+              <w:rPr>
+                <w:rFonts w:ascii="Arvo" w:hAnsi="Arvo"/>
                 <w:sz w:val="20"/>
                 <w:szCs w:val="20"/>
               </w:rPr>
@@ -2239,13 +2489,16 @@
           <w:p>
             <w:pPr>
               <w:snapToGrid w:val="0"/>
-              <w:rPr>
+              <w:spacing w:line="276" w:lineRule="auto"/>
+              <w:rPr>
+                <w:rFonts w:ascii="Arvo" w:hAnsi="Arvo"/>
                 <w:sz w:val="20"/>
                 <w:szCs w:val="20"/>
               </w:rPr>
             </w:pPr>
             <w:r>
               <w:rPr>
+                <w:rFonts w:ascii="Arvo" w:hAnsi="Arvo"/>
                 <w:sz w:val="20"/>
                 <w:szCs w:val="20"/>
               </w:rPr>
@@ -2272,13 +2525,16 @@
           <w:p>
             <w:pPr>
               <w:snapToGrid w:val="0"/>
-              <w:rPr>
+              <w:spacing w:line="276" w:lineRule="auto"/>
+              <w:rPr>
+                <w:rFonts w:ascii="Arvo" w:hAnsi="Arvo"/>
                 <w:sz w:val="20"/>
                 <w:szCs w:val="20"/>
               </w:rPr>
             </w:pPr>
             <w:r>
               <w:rPr>
+                <w:rFonts w:ascii="Arvo" w:hAnsi="Arvo"/>
                 <w:sz w:val="20"/>
                 <w:szCs w:val="20"/>
               </w:rPr>
@@ -2305,14 +2561,17 @@
           <w:p>
             <w:pPr>
               <w:snapToGrid w:val="0"/>
+              <w:spacing w:line="276" w:lineRule="auto"/>
               <w:jc w:val="center"/>
               <w:rPr>
+                <w:rFonts w:ascii="Arvo" w:hAnsi="Arvo"/>
                 <w:sz w:val="20"/>
                 <w:szCs w:val="20"/>
               </w:rPr>
             </w:pPr>
             <w:r>
               <w:rPr>
+                <w:rFonts w:ascii="Arvo" w:hAnsi="Arvo"/>
                 <w:sz w:val="20"/>
                 <w:szCs w:val="20"/>
               </w:rPr>
@@ -2340,13 +2599,16 @@
           </w:tcPr>
           <w:p>
             <w:pPr>
-              <w:rPr>
+              <w:spacing w:line="276" w:lineRule="auto"/>
+              <w:rPr>
+                <w:rFonts w:ascii="Arvo" w:hAnsi="Arvo"/>
                 <w:sz w:val="20"/>
                 <w:szCs w:val="20"/>
               </w:rPr>
             </w:pPr>
             <w:r>
               <w:rPr>
+                <w:rFonts w:ascii="Arvo" w:hAnsi="Arvo"/>
                 <w:sz w:val="20"/>
                 <w:szCs w:val="20"/>
               </w:rPr>
@@ -2372,7 +2634,9 @@
           </w:tcPr>
           <w:p>
             <w:pPr>
-              <w:rPr>
+              <w:spacing w:line="276" w:lineRule="auto"/>
+              <w:rPr>
+                <w:rFonts w:ascii="Arvo" w:hAnsi="Arvo"/>
                 <w:sz w:val="20"/>
                 <w:szCs w:val="20"/>
               </w:rPr>
@@ -2397,7 +2661,9 @@
           </w:tcPr>
           <w:p>
             <w:pPr>
-              <w:rPr>
+              <w:spacing w:line="276" w:lineRule="auto"/>
+              <w:rPr>
+                <w:rFonts w:ascii="Arvo" w:hAnsi="Arvo"/>
                 <w:sz w:val="20"/>
                 <w:szCs w:val="20"/>
               </w:rPr>
@@ -2409,21 +2675,26 @@
     <w:p>
       <w:pPr>
         <w:snapToGrid w:val="0"/>
-        <w:rPr>
-          <w:sz w:val="20"/>
-          <w:szCs w:val="20"/>
-        </w:rPr>
-      </w:pPr>
-    </w:p>
-    <w:p>
-      <w:pPr>
-        <w:rPr>
+        <w:spacing w:line="276" w:lineRule="auto"/>
+        <w:rPr>
+          <w:rFonts w:ascii="Arvo" w:hAnsi="Arvo"/>
+          <w:sz w:val="20"/>
+          <w:szCs w:val="20"/>
+        </w:rPr>
+      </w:pPr>
+    </w:p>
+    <w:p>
+      <w:pPr>
+        <w:spacing w:line="276" w:lineRule="auto"/>
+        <w:rPr>
+          <w:rFonts w:ascii="Arvo" w:hAnsi="Arvo"/>
           <w:sz w:val="2"/>
           <w:szCs w:val="2"/>
         </w:rPr>
       </w:pPr>
       <w:r>
         <w:rPr>
+          <w:rFonts w:ascii="Arvo" w:hAnsi="Arvo"/>
           <w:sz w:val="2"/>
           <w:szCs w:val="2"/>
         </w:rPr>
@@ -2432,13 +2703,16 @@
     </w:p>
     <w:p>
       <w:pPr>
-        <w:rPr>
+        <w:spacing w:line="276" w:lineRule="auto"/>
+        <w:rPr>
+          <w:rFonts w:ascii="Arvo" w:hAnsi="Arvo"/>
           <w:sz w:val="2"/>
           <w:szCs w:val="2"/>
         </w:rPr>
       </w:pPr>
       <w:r>
         <w:rPr>
+          <w:rFonts w:ascii="Arvo" w:hAnsi="Arvo"/>
           <w:sz w:val="2"/>
           <w:szCs w:val="2"/>
         </w:rPr>
@@ -2449,13 +2723,16 @@
       <w:pPr>
         <w:keepNext/>
         <w:snapToGrid w:val="0"/>
-        <w:rPr>
-          <w:sz w:val="20"/>
-          <w:szCs w:val="20"/>
-        </w:rPr>
-      </w:pPr>
-      <w:r>
-        <w:rPr>
+        <w:spacing w:line="276" w:lineRule="auto"/>
+        <w:rPr>
+          <w:rFonts w:ascii="Arvo" w:hAnsi="Arvo"/>
+          <w:sz w:val="20"/>
+          <w:szCs w:val="20"/>
+        </w:rPr>
+      </w:pPr>
+      <w:r>
+        <w:rPr>
+          <w:rFonts w:ascii="Arvo" w:hAnsi="Arvo"/>
           <w:b/>
           <w:bCs/>
           <w:sz w:val="20"/>
@@ -2467,14 +2744,17 @@
     <w:p>
       <w:pPr>
         <w:snapToGrid w:val="0"/>
+        <w:spacing w:line="276" w:lineRule="auto"/>
         <w:jc w:val="both"/>
         <w:rPr>
-          <w:sz w:val="20"/>
-          <w:szCs w:val="20"/>
-        </w:rPr>
-      </w:pPr>
-      <w:r>
-        <w:rPr>
+          <w:rFonts w:ascii="Arvo" w:hAnsi="Arvo"/>
+          <w:sz w:val="20"/>
+          <w:szCs w:val="20"/>
+        </w:rPr>
+      </w:pPr>
+      <w:r>
+        <w:rPr>
+          <w:rFonts w:ascii="Arvo" w:hAnsi="Arvo"/>
           <w:sz w:val="20"/>
           <w:szCs w:val="20"/>
         </w:rPr>
@@ -2484,8 +2764,10 @@
     <w:p>
       <w:pPr>
         <w:snapToGrid w:val="0"/>
+        <w:spacing w:line="276" w:lineRule="auto"/>
         <w:jc w:val="both"/>
         <w:rPr>
+          <w:rFonts w:ascii="Arvo" w:hAnsi="Arvo"/>
           <w:sz w:val="20"/>
           <w:szCs w:val="20"/>
         </w:rPr>
@@ -2534,14 +2816,17 @@
           <w:p>
             <w:pPr>
               <w:snapToGrid w:val="0"/>
+              <w:spacing w:line="276" w:lineRule="auto"/>
               <w:jc w:val="center"/>
               <w:rPr>
+                <w:rFonts w:ascii="Arvo" w:hAnsi="Arvo"/>
                 <w:sz w:val="20"/>
                 <w:szCs w:val="20"/>
               </w:rPr>
             </w:pPr>
             <w:r>
               <w:rPr>
+                <w:rFonts w:ascii="Arvo" w:hAnsi="Arvo"/>
                 <w:b/>
                 <w:bCs/>
                 <w:sz w:val="20"/>
@@ -2571,14 +2856,17 @@
           <w:p>
             <w:pPr>
               <w:snapToGrid w:val="0"/>
+              <w:spacing w:line="276" w:lineRule="auto"/>
               <w:jc w:val="center"/>
               <w:rPr>
+                <w:rFonts w:ascii="Arvo" w:hAnsi="Arvo"/>
                 <w:sz w:val="20"/>
                 <w:szCs w:val="20"/>
               </w:rPr>
             </w:pPr>
             <w:r>
               <w:rPr>
+                <w:rFonts w:ascii="Arvo" w:hAnsi="Arvo"/>
                 <w:b/>
                 <w:bCs/>
                 <w:sz w:val="20"/>
@@ -2608,14 +2896,17 @@
           <w:p>
             <w:pPr>
               <w:snapToGrid w:val="0"/>
+              <w:spacing w:line="276" w:lineRule="auto"/>
               <w:jc w:val="center"/>
               <w:rPr>
+                <w:rFonts w:ascii="Arvo" w:hAnsi="Arvo"/>
                 <w:sz w:val="20"/>
                 <w:szCs w:val="20"/>
               </w:rPr>
             </w:pPr>
             <w:r>
               <w:rPr>
+                <w:rFonts w:ascii="Arvo" w:hAnsi="Arvo"/>
                 <w:b/>
                 <w:bCs/>
                 <w:sz w:val="20"/>
@@ -2646,13 +2937,16 @@
           </w:tcPr>
           <w:p>
             <w:pPr>
-              <w:rPr>
+              <w:spacing w:line="276" w:lineRule="auto"/>
+              <w:rPr>
+                <w:rFonts w:ascii="Arvo" w:hAnsi="Arvo"/>
                 <w:sz w:val="20"/>
                 <w:szCs w:val="20"/>
               </w:rPr>
             </w:pPr>
             <w:r>
               <w:rPr>
+                <w:rFonts w:ascii="Arvo" w:hAnsi="Arvo"/>
                 <w:sz w:val="20"/>
                 <w:szCs w:val="20"/>
               </w:rPr>
@@ -2678,7 +2972,9 @@
           </w:tcPr>
           <w:p>
             <w:pPr>
-              <w:rPr>
+              <w:spacing w:line="276" w:lineRule="auto"/>
+              <w:rPr>
+                <w:rFonts w:ascii="Arvo" w:hAnsi="Arvo"/>
                 <w:sz w:val="20"/>
                 <w:szCs w:val="20"/>
               </w:rPr>
@@ -2703,7 +2999,9 @@
           </w:tcPr>
           <w:p>
             <w:pPr>
-              <w:rPr>
+              <w:spacing w:line="276" w:lineRule="auto"/>
+              <w:rPr>
+                <w:rFonts w:ascii="Arvo" w:hAnsi="Arvo"/>
                 <w:sz w:val="20"/>
                 <w:szCs w:val="20"/>
               </w:rPr>
@@ -2732,13 +3030,16 @@
           <w:p>
             <w:pPr>
               <w:snapToGrid w:val="0"/>
-              <w:rPr>
+              <w:spacing w:line="276" w:lineRule="auto"/>
+              <w:rPr>
+                <w:rFonts w:ascii="Arvo" w:hAnsi="Arvo"/>
                 <w:sz w:val="20"/>
                 <w:szCs w:val="20"/>
               </w:rPr>
             </w:pPr>
             <w:r>
               <w:rPr>
+                <w:rFonts w:ascii="Arvo" w:hAnsi="Arvo"/>
                 <w:b/>
                 <w:bCs/>
                 <w:sz w:val="20"/>
@@ -2767,14 +3068,17 @@
           <w:p>
             <w:pPr>
               <w:snapToGrid w:val="0"/>
+              <w:spacing w:line="276" w:lineRule="auto"/>
               <w:jc w:val="both"/>
               <w:rPr>
+                <w:rFonts w:ascii="Arvo" w:hAnsi="Arvo"/>
                 <w:sz w:val="20"/>
                 <w:szCs w:val="20"/>
               </w:rPr>
             </w:pPr>
             <w:r>
               <w:rPr>
+                <w:rFonts w:ascii="Arvo" w:hAnsi="Arvo"/>
                 <w:sz w:val="20"/>
                 <w:szCs w:val="20"/>
               </w:rPr>
@@ -2801,14 +3105,17 @@
           <w:p>
             <w:pPr>
               <w:snapToGrid w:val="0"/>
+              <w:spacing w:line="276" w:lineRule="auto"/>
               <w:jc w:val="center"/>
               <w:rPr>
+                <w:rFonts w:ascii="Arvo" w:hAnsi="Arvo"/>
                 <w:sz w:val="20"/>
                 <w:szCs w:val="20"/>
               </w:rPr>
             </w:pPr>
             <w:r>
               <w:rPr>
+                <w:rFonts w:ascii="Arvo" w:hAnsi="Arvo"/>
                 <w:sz w:val="20"/>
                 <w:szCs w:val="20"/>
               </w:rPr>
@@ -2837,13 +3144,16 @@
           </w:tcPr>
           <w:p>
             <w:pPr>
-              <w:rPr>
+              <w:spacing w:line="276" w:lineRule="auto"/>
+              <w:rPr>
+                <w:rFonts w:ascii="Arvo" w:hAnsi="Arvo"/>
                 <w:sz w:val="20"/>
                 <w:szCs w:val="20"/>
               </w:rPr>
             </w:pPr>
             <w:r>
               <w:rPr>
+                <w:rFonts w:ascii="Arvo" w:hAnsi="Arvo"/>
                 <w:sz w:val="20"/>
                 <w:szCs w:val="20"/>
               </w:rPr>
@@ -2869,7 +3179,9 @@
           </w:tcPr>
           <w:p>
             <w:pPr>
-              <w:rPr>
+              <w:spacing w:line="276" w:lineRule="auto"/>
+              <w:rPr>
+                <w:rFonts w:ascii="Arvo" w:hAnsi="Arvo"/>
                 <w:sz w:val="20"/>
                 <w:szCs w:val="20"/>
               </w:rPr>
@@ -2894,7 +3206,9 @@
           </w:tcPr>
           <w:p>
             <w:pPr>
-              <w:rPr>
+              <w:spacing w:line="276" w:lineRule="auto"/>
+              <w:rPr>
+                <w:rFonts w:ascii="Arvo" w:hAnsi="Arvo"/>
                 <w:sz w:val="20"/>
                 <w:szCs w:val="20"/>
               </w:rPr>
@@ -2906,21 +3220,26 @@
     <w:p>
       <w:pPr>
         <w:snapToGrid w:val="0"/>
-        <w:rPr>
-          <w:sz w:val="20"/>
-          <w:szCs w:val="20"/>
-        </w:rPr>
-      </w:pPr>
-    </w:p>
-    <w:p>
-      <w:pPr>
-        <w:rPr>
+        <w:spacing w:line="276" w:lineRule="auto"/>
+        <w:rPr>
+          <w:rFonts w:ascii="Arvo" w:hAnsi="Arvo"/>
+          <w:sz w:val="20"/>
+          <w:szCs w:val="20"/>
+        </w:rPr>
+      </w:pPr>
+    </w:p>
+    <w:p>
+      <w:pPr>
+        <w:spacing w:line="276" w:lineRule="auto"/>
+        <w:rPr>
+          <w:rFonts w:ascii="Arvo" w:hAnsi="Arvo"/>
           <w:sz w:val="2"/>
           <w:szCs w:val="2"/>
         </w:rPr>
       </w:pPr>
       <w:r>
         <w:rPr>
+          <w:rFonts w:ascii="Arvo" w:hAnsi="Arvo"/>
           <w:sz w:val="2"/>
           <w:szCs w:val="2"/>
         </w:rPr>
@@ -2929,13 +3248,16 @@
     </w:p>
     <w:p>
       <w:pPr>
-        <w:rPr>
+        <w:spacing w:line="276" w:lineRule="auto"/>
+        <w:rPr>
+          <w:rFonts w:ascii="Arvo" w:hAnsi="Arvo"/>
           <w:sz w:val="2"/>
           <w:szCs w:val="2"/>
         </w:rPr>
       </w:pPr>
       <w:r>
         <w:rPr>
+          <w:rFonts w:ascii="Arvo" w:hAnsi="Arvo"/>
           <w:sz w:val="2"/>
           <w:szCs w:val="2"/>
         </w:rPr>
@@ -2946,23 +3268,26 @@
       <w:pPr>
         <w:keepNext/>
         <w:snapToGrid w:val="0"/>
-        <w:rPr>
-          <w:sz w:val="20"/>
-          <w:szCs w:val="20"/>
-        </w:rPr>
-      </w:pPr>
-      <w:r>
-        <w:rPr>
+        <w:spacing w:line="276" w:lineRule="auto"/>
+        <w:rPr>
+          <w:rFonts w:ascii="Arvo" w:hAnsi="Arvo"/>
+          <w:sz w:val="20"/>
+          <w:szCs w:val="20"/>
+        </w:rPr>
+      </w:pPr>
+      <w:r>
+        <w:rPr>
+          <w:rFonts w:ascii="Arvo" w:hAnsi="Arvo"/>
           <w:b/>
           <w:bCs/>
           <w:sz w:val="20"/>
           <w:szCs w:val="20"/>
         </w:rPr>
-        <w:lastRenderedPageBreak/>
         <w:t xml:space="preserve">Preço </w:t>
       </w:r>
       <w:r>
         <w:rPr>
+          <w:rFonts w:ascii="Arvo" w:hAnsi="Arvo"/>
           <w:b/>
           <w:bCs/>
           <w:sz w:val="20"/>
@@ -2972,6 +3297,7 @@
       </w:r>
       <w:r>
         <w:rPr>
+          <w:rFonts w:ascii="Arvo" w:hAnsi="Arvo"/>
           <w:b/>
           <w:bCs/>
           <w:sz w:val="20"/>
@@ -2981,6 +3307,7 @@
       </w:r>
       <w:r>
         <w:rPr>
+          <w:rFonts w:ascii="Arvo" w:hAnsi="Arvo"/>
           <w:b/>
           <w:bCs/>
           <w:sz w:val="20"/>
@@ -2992,14 +3319,17 @@
     <w:p>
       <w:pPr>
         <w:snapToGrid w:val="0"/>
+        <w:spacing w:line="276" w:lineRule="auto"/>
         <w:jc w:val="both"/>
         <w:rPr>
-          <w:sz w:val="20"/>
-          <w:szCs w:val="20"/>
-        </w:rPr>
-      </w:pPr>
-      <w:r>
-        <w:rPr>
+          <w:rFonts w:ascii="Arvo" w:hAnsi="Arvo"/>
+          <w:sz w:val="20"/>
+          <w:szCs w:val="20"/>
+        </w:rPr>
+      </w:pPr>
+      <w:r>
+        <w:rPr>
+          <w:rFonts w:ascii="Arvo" w:hAnsi="Arvo"/>
           <w:sz w:val="20"/>
           <w:szCs w:val="20"/>
         </w:rPr>
@@ -3007,6 +3337,7 @@
       </w:r>
       <w:r>
         <w:rPr>
+          <w:rFonts w:ascii="Arvo" w:hAnsi="Arvo"/>
           <w:sz w:val="20"/>
           <w:szCs w:val="20"/>
         </w:rPr>
@@ -3016,8 +3347,10 @@
     <w:p>
       <w:pPr>
         <w:snapToGrid w:val="0"/>
+        <w:spacing w:line="276" w:lineRule="auto"/>
         <w:jc w:val="both"/>
         <w:rPr>
+          <w:rFonts w:ascii="Arvo" w:hAnsi="Arvo"/>
           <w:sz w:val="20"/>
           <w:szCs w:val="20"/>
         </w:rPr>
@@ -3065,13 +3398,16 @@
           <w:p>
             <w:pPr>
               <w:snapToGrid w:val="0"/>
-              <w:rPr>
+              <w:spacing w:line="276" w:lineRule="auto"/>
+              <w:rPr>
+                <w:rFonts w:ascii="Arvo" w:hAnsi="Arvo"/>
                 <w:sz w:val="20"/>
                 <w:szCs w:val="20"/>
               </w:rPr>
             </w:pPr>
             <w:r>
               <w:rPr>
+                <w:rFonts w:ascii="Arvo" w:hAnsi="Arvo"/>
                 <w:b/>
                 <w:bCs/>
                 <w:sz w:val="20"/>
@@ -3100,13 +3436,16 @@
           <w:p>
             <w:pPr>
               <w:snapToGrid w:val="0"/>
-              <w:rPr>
+              <w:spacing w:line="276" w:lineRule="auto"/>
+              <w:rPr>
+                <w:rFonts w:ascii="Arvo" w:hAnsi="Arvo"/>
                 <w:sz w:val="20"/>
                 <w:szCs w:val="20"/>
               </w:rPr>
             </w:pPr>
             <w:r>
               <w:rPr>
+                <w:rFonts w:ascii="Arvo" w:hAnsi="Arvo"/>
                 <w:sz w:val="20"/>
                 <w:szCs w:val="20"/>
               </w:rPr>
@@ -3136,13 +3475,16 @@
           <w:p>
             <w:pPr>
               <w:snapToGrid w:val="0"/>
-              <w:rPr>
+              <w:spacing w:line="276" w:lineRule="auto"/>
+              <w:rPr>
+                <w:rFonts w:ascii="Arvo" w:hAnsi="Arvo"/>
                 <w:sz w:val="20"/>
                 <w:szCs w:val="20"/>
               </w:rPr>
             </w:pPr>
             <w:r>
               <w:rPr>
+                <w:rFonts w:ascii="Arvo" w:hAnsi="Arvo"/>
                 <w:b/>
                 <w:bCs/>
                 <w:sz w:val="20"/>
@@ -3171,13 +3513,16 @@
           <w:p>
             <w:pPr>
               <w:snapToGrid w:val="0"/>
-              <w:rPr>
+              <w:spacing w:line="276" w:lineRule="auto"/>
+              <w:rPr>
+                <w:rFonts w:ascii="Arvo" w:hAnsi="Arvo"/>
                 <w:sz w:val="20"/>
                 <w:szCs w:val="20"/>
               </w:rPr>
             </w:pPr>
             <w:r>
               <w:rPr>
+                <w:rFonts w:ascii="Arvo" w:hAnsi="Arvo"/>
                 <w:sz w:val="20"/>
                 <w:szCs w:val="20"/>
               </w:rPr>
@@ -3207,13 +3552,16 @@
           <w:p>
             <w:pPr>
               <w:snapToGrid w:val="0"/>
-              <w:rPr>
+              <w:spacing w:line="276" w:lineRule="auto"/>
+              <w:rPr>
+                <w:rFonts w:ascii="Arvo" w:hAnsi="Arvo"/>
                 <w:sz w:val="20"/>
                 <w:szCs w:val="20"/>
               </w:rPr>
             </w:pPr>
             <w:r>
               <w:rPr>
+                <w:rFonts w:ascii="Arvo" w:hAnsi="Arvo"/>
                 <w:b/>
                 <w:bCs/>
                 <w:sz w:val="20"/>
@@ -3242,13 +3590,16 @@
           <w:p>
             <w:pPr>
               <w:snapToGrid w:val="0"/>
-              <w:rPr>
+              <w:spacing w:line="276" w:lineRule="auto"/>
+              <w:rPr>
+                <w:rFonts w:ascii="Arvo" w:hAnsi="Arvo"/>
                 <w:sz w:val="20"/>
                 <w:szCs w:val="20"/>
               </w:rPr>
             </w:pPr>
             <w:r>
               <w:rPr>
+                <w:rFonts w:ascii="Arvo" w:hAnsi="Arvo"/>
                 <w:sz w:val="20"/>
                 <w:szCs w:val="20"/>
               </w:rPr>
@@ -3261,21 +3612,26 @@
     <w:p>
       <w:pPr>
         <w:snapToGrid w:val="0"/>
-        <w:rPr>
-          <w:sz w:val="20"/>
-          <w:szCs w:val="20"/>
-        </w:rPr>
-      </w:pPr>
-    </w:p>
-    <w:p>
-      <w:pPr>
-        <w:rPr>
+        <w:spacing w:line="276" w:lineRule="auto"/>
+        <w:rPr>
+          <w:rFonts w:ascii="Arvo" w:hAnsi="Arvo"/>
+          <w:sz w:val="20"/>
+          <w:szCs w:val="20"/>
+        </w:rPr>
+      </w:pPr>
+    </w:p>
+    <w:p>
+      <w:pPr>
+        <w:spacing w:line="276" w:lineRule="auto"/>
+        <w:rPr>
+          <w:rFonts w:ascii="Arvo" w:hAnsi="Arvo"/>
           <w:sz w:val="2"/>
           <w:szCs w:val="2"/>
         </w:rPr>
       </w:pPr>
       <w:r>
         <w:rPr>
+          <w:rFonts w:ascii="Arvo" w:hAnsi="Arvo"/>
           <w:sz w:val="2"/>
           <w:szCs w:val="2"/>
         </w:rPr>
@@ -3284,13 +3640,16 @@
     </w:p>
     <w:p>
       <w:pPr>
-        <w:rPr>
+        <w:spacing w:line="276" w:lineRule="auto"/>
+        <w:rPr>
+          <w:rFonts w:ascii="Arvo" w:hAnsi="Arvo"/>
           <w:sz w:val="2"/>
           <w:szCs w:val="2"/>
         </w:rPr>
       </w:pPr>
       <w:r>
         <w:rPr>
+          <w:rFonts w:ascii="Arvo" w:hAnsi="Arvo"/>
           <w:sz w:val="2"/>
           <w:szCs w:val="2"/>
         </w:rPr>
@@ -3301,13 +3660,16 @@
       <w:pPr>
         <w:keepNext/>
         <w:snapToGrid w:val="0"/>
-        <w:rPr>
-          <w:sz w:val="20"/>
-          <w:szCs w:val="20"/>
-        </w:rPr>
-      </w:pPr>
-      <w:r>
-        <w:rPr>
+        <w:spacing w:line="276" w:lineRule="auto"/>
+        <w:rPr>
+          <w:rFonts w:ascii="Arvo" w:hAnsi="Arvo"/>
+          <w:sz w:val="20"/>
+          <w:szCs w:val="20"/>
+        </w:rPr>
+      </w:pPr>
+      <w:r>
+        <w:rPr>
+          <w:rFonts w:ascii="Arvo" w:hAnsi="Arvo"/>
           <w:b/>
           <w:bCs/>
           <w:sz w:val="20"/>
@@ -3319,14 +3681,17 @@
     <w:p>
       <w:pPr>
         <w:snapToGrid w:val="0"/>
+        <w:spacing w:line="276" w:lineRule="auto"/>
         <w:jc w:val="both"/>
         <w:rPr>
-          <w:sz w:val="20"/>
-          <w:szCs w:val="20"/>
-        </w:rPr>
-      </w:pPr>
-      <w:r>
-        <w:rPr>
+          <w:rFonts w:ascii="Arvo" w:hAnsi="Arvo"/>
+          <w:sz w:val="20"/>
+          <w:szCs w:val="20"/>
+        </w:rPr>
+      </w:pPr>
+      <w:r>
+        <w:rPr>
+          <w:rFonts w:ascii="Arvo" w:hAnsi="Arvo"/>
           <w:sz w:val="20"/>
           <w:szCs w:val="20"/>
         </w:rPr>
@@ -3334,6 +3699,7 @@
       </w:r>
       <w:r>
         <w:rPr>
+          <w:rFonts w:ascii="Arvo" w:hAnsi="Arvo"/>
           <w:sz w:val="20"/>
           <w:szCs w:val="20"/>
         </w:rPr>
@@ -3341,6 +3707,7 @@
       </w:r>
       <w:r>
         <w:rPr>
+          <w:rFonts w:ascii="Arvo" w:hAnsi="Arvo"/>
           <w:sz w:val="20"/>
           <w:szCs w:val="20"/>
         </w:rPr>
@@ -3350,8 +3717,10 @@
     <w:p>
       <w:pPr>
         <w:snapToGrid w:val="0"/>
+        <w:spacing w:line="276" w:lineRule="auto"/>
         <w:jc w:val="both"/>
         <w:rPr>
+          <w:rFonts w:ascii="Arvo" w:hAnsi="Arvo"/>
           <w:sz w:val="20"/>
           <w:szCs w:val="20"/>
         </w:rPr>
@@ -3399,13 +3768,16 @@
           <w:p>
             <w:pPr>
               <w:snapToGrid w:val="0"/>
-              <w:rPr>
+              <w:spacing w:line="276" w:lineRule="auto"/>
+              <w:rPr>
+                <w:rFonts w:ascii="Arvo" w:hAnsi="Arvo"/>
                 <w:sz w:val="20"/>
                 <w:szCs w:val="20"/>
               </w:rPr>
             </w:pPr>
             <w:r>
               <w:rPr>
+                <w:rFonts w:ascii="Arvo" w:hAnsi="Arvo"/>
                 <w:b/>
                 <w:bCs/>
                 <w:sz w:val="20"/>
@@ -3434,13 +3806,16 @@
           <w:p>
             <w:pPr>
               <w:snapToGrid w:val="0"/>
-              <w:rPr>
+              <w:spacing w:line="276" w:lineRule="auto"/>
+              <w:rPr>
+                <w:rFonts w:ascii="Arvo" w:hAnsi="Arvo"/>
                 <w:sz w:val="20"/>
                 <w:szCs w:val="20"/>
               </w:rPr>
             </w:pPr>
             <w:r>
               <w:rPr>
+                <w:rFonts w:ascii="Arvo" w:hAnsi="Arvo"/>
                 <w:sz w:val="20"/>
                 <w:szCs w:val="20"/>
               </w:rPr>
@@ -3470,18 +3845,22 @@
           <w:p>
             <w:pPr>
               <w:snapToGrid w:val="0"/>
-              <w:rPr>
+              <w:spacing w:line="276" w:lineRule="auto"/>
+              <w:rPr>
+                <w:rFonts w:ascii="Arvo" w:hAnsi="Arvo"/>
                 <w:sz w:val="20"/>
                 <w:szCs w:val="20"/>
               </w:rPr>
             </w:pPr>
             <w:r>
               <w:rPr>
+                <w:rFonts w:ascii="Arvo" w:hAnsi="Arvo"/>
                 <w:b/>
                 <w:bCs/>
                 <w:sz w:val="20"/>
                 <w:szCs w:val="20"/>
               </w:rPr>
+              <w:lastRenderedPageBreak/>
               <w:t>Ações e Fases Cobertas</w:t>
             </w:r>
           </w:p>
@@ -3505,13 +3884,16 @@
           <w:p>
             <w:pPr>
               <w:snapToGrid w:val="0"/>
-              <w:rPr>
+              <w:spacing w:line="276" w:lineRule="auto"/>
+              <w:rPr>
+                <w:rFonts w:ascii="Arvo" w:hAnsi="Arvo"/>
                 <w:sz w:val="20"/>
                 <w:szCs w:val="20"/>
               </w:rPr>
             </w:pPr>
             <w:r>
               <w:rPr>
+                <w:rFonts w:ascii="Arvo" w:hAnsi="Arvo"/>
                 <w:sz w:val="20"/>
                 <w:szCs w:val="20"/>
               </w:rPr>
@@ -3541,7 +3923,9 @@
           <w:p>
             <w:pPr>
               <w:snapToGrid w:val="0"/>
-              <w:rPr>
+              <w:spacing w:line="276" w:lineRule="auto"/>
+              <w:rPr>
+                <w:rFonts w:ascii="Arvo" w:hAnsi="Arvo"/>
                 <w:b/>
                 <w:bCs/>
                 <w:sz w:val="20"/>
@@ -3550,6 +3934,7 @@
             </w:pPr>
             <w:r>
               <w:rPr>
+                <w:rFonts w:ascii="Arvo" w:hAnsi="Arvo"/>
                 <w:b/>
                 <w:bCs/>
                 <w:sz w:val="20"/>
@@ -3559,6 +3944,7 @@
             </w:r>
             <w:r>
               <w:rPr>
+                <w:rFonts w:ascii="Arvo" w:hAnsi="Arvo"/>
                 <w:b/>
                 <w:bCs/>
                 <w:sz w:val="20"/>
@@ -3587,13 +3973,16 @@
           <w:p>
             <w:pPr>
               <w:snapToGrid w:val="0"/>
-              <w:rPr>
+              <w:spacing w:line="276" w:lineRule="auto"/>
+              <w:rPr>
+                <w:rFonts w:ascii="Arvo" w:hAnsi="Arvo"/>
                 <w:sz w:val="20"/>
                 <w:szCs w:val="20"/>
               </w:rPr>
             </w:pPr>
             <w:r>
               <w:rPr>
+                <w:rFonts w:ascii="Arvo" w:hAnsi="Arvo"/>
                 <w:sz w:val="20"/>
                 <w:szCs w:val="20"/>
               </w:rPr>
@@ -3606,21 +3995,26 @@
     <w:p>
       <w:pPr>
         <w:snapToGrid w:val="0"/>
-        <w:rPr>
-          <w:sz w:val="20"/>
-          <w:szCs w:val="20"/>
-        </w:rPr>
-      </w:pPr>
-    </w:p>
-    <w:p>
-      <w:pPr>
-        <w:rPr>
+        <w:spacing w:line="276" w:lineRule="auto"/>
+        <w:rPr>
+          <w:rFonts w:ascii="Arvo" w:hAnsi="Arvo"/>
+          <w:sz w:val="20"/>
+          <w:szCs w:val="20"/>
+        </w:rPr>
+      </w:pPr>
+    </w:p>
+    <w:p>
+      <w:pPr>
+        <w:spacing w:line="276" w:lineRule="auto"/>
+        <w:rPr>
+          <w:rFonts w:ascii="Arvo" w:hAnsi="Arvo"/>
           <w:sz w:val="2"/>
           <w:szCs w:val="2"/>
         </w:rPr>
       </w:pPr>
       <w:r>
         <w:rPr>
+          <w:rFonts w:ascii="Arvo" w:hAnsi="Arvo"/>
           <w:sz w:val="2"/>
           <w:szCs w:val="2"/>
         </w:rPr>
@@ -3629,13 +4023,16 @@
     </w:p>
     <w:p>
       <w:pPr>
-        <w:rPr>
+        <w:spacing w:line="276" w:lineRule="auto"/>
+        <w:rPr>
+          <w:rFonts w:ascii="Arvo" w:hAnsi="Arvo"/>
           <w:sz w:val="2"/>
           <w:szCs w:val="2"/>
         </w:rPr>
       </w:pPr>
       <w:r>
         <w:rPr>
+          <w:rFonts w:ascii="Arvo" w:hAnsi="Arvo"/>
           <w:sz w:val="2"/>
           <w:szCs w:val="2"/>
         </w:rPr>
@@ -3646,14 +4043,17 @@
       <w:pPr>
         <w:keepNext/>
         <w:snapToGrid w:val="0"/>
+        <w:spacing w:line="276" w:lineRule="auto"/>
         <w:jc w:val="both"/>
         <w:rPr>
-          <w:sz w:val="20"/>
-          <w:szCs w:val="20"/>
-        </w:rPr>
-      </w:pPr>
-      <w:r>
-        <w:rPr>
+          <w:rFonts w:ascii="Arvo" w:hAnsi="Arvo"/>
+          <w:sz w:val="20"/>
+          <w:szCs w:val="20"/>
+        </w:rPr>
+      </w:pPr>
+      <w:r>
+        <w:rPr>
+          <w:rFonts w:ascii="Arvo" w:hAnsi="Arvo"/>
           <w:b/>
           <w:bCs/>
           <w:sz w:val="20"/>
@@ -3663,6 +4063,7 @@
       </w:r>
       <w:r>
         <w:rPr>
+          <w:rFonts w:ascii="Arvo" w:hAnsi="Arvo"/>
           <w:b/>
           <w:bCs/>
           <w:sz w:val="20"/>
@@ -3672,6 +4073,7 @@
       </w:r>
       <w:r>
         <w:rPr>
+          <w:rFonts w:ascii="Arvo" w:hAnsi="Arvo"/>
           <w:sz w:val="20"/>
           <w:szCs w:val="20"/>
         </w:rPr>
@@ -3681,8 +4083,10 @@
     <w:p>
       <w:pPr>
         <w:snapToGrid w:val="0"/>
+        <w:spacing w:line="276" w:lineRule="auto"/>
         <w:jc w:val="both"/>
         <w:rPr>
+          <w:rFonts w:ascii="Arvo" w:hAnsi="Arvo"/>
           <w:sz w:val="20"/>
           <w:szCs w:val="20"/>
         </w:rPr>
@@ -3730,13 +4134,16 @@
           <w:p>
             <w:pPr>
               <w:snapToGrid w:val="0"/>
-              <w:rPr>
+              <w:spacing w:line="276" w:lineRule="auto"/>
+              <w:rPr>
+                <w:rFonts w:ascii="Arvo" w:hAnsi="Arvo"/>
                 <w:sz w:val="20"/>
                 <w:szCs w:val="20"/>
               </w:rPr>
             </w:pPr>
             <w:r>
               <w:rPr>
+                <w:rFonts w:ascii="Arvo" w:hAnsi="Arvo"/>
                 <w:b/>
                 <w:bCs/>
                 <w:sz w:val="20"/>
@@ -3765,13 +4172,16 @@
           <w:p>
             <w:pPr>
               <w:snapToGrid w:val="0"/>
-              <w:rPr>
+              <w:spacing w:line="276" w:lineRule="auto"/>
+              <w:rPr>
+                <w:rFonts w:ascii="Arvo" w:hAnsi="Arvo"/>
                 <w:sz w:val="20"/>
                 <w:szCs w:val="20"/>
               </w:rPr>
             </w:pPr>
             <w:r>
               <w:rPr>
+                <w:rFonts w:ascii="Arvo" w:hAnsi="Arvo"/>
                 <w:sz w:val="20"/>
                 <w:szCs w:val="20"/>
               </w:rPr>
@@ -3784,23 +4194,28 @@
     <w:p>
       <w:pPr>
         <w:snapToGrid w:val="0"/>
-        <w:rPr>
-          <w:sz w:val="20"/>
-          <w:szCs w:val="20"/>
-        </w:rPr>
-      </w:pPr>
-    </w:p>
-    <w:p>
-      <w:pPr>
-        <w:snapToGrid w:val="0"/>
+        <w:spacing w:line="276" w:lineRule="auto"/>
+        <w:rPr>
+          <w:rFonts w:ascii="Arvo" w:hAnsi="Arvo"/>
+          <w:sz w:val="20"/>
+          <w:szCs w:val="20"/>
+        </w:rPr>
+      </w:pPr>
+    </w:p>
+    <w:p>
+      <w:pPr>
+        <w:snapToGrid w:val="0"/>
+        <w:spacing w:line="276" w:lineRule="auto"/>
         <w:jc w:val="both"/>
         <w:rPr>
-          <w:sz w:val="20"/>
-          <w:szCs w:val="20"/>
-        </w:rPr>
-      </w:pPr>
-      <w:r>
-        <w:rPr>
+          <w:rFonts w:ascii="Arvo" w:hAnsi="Arvo"/>
+          <w:sz w:val="20"/>
+          <w:szCs w:val="20"/>
+        </w:rPr>
+      </w:pPr>
+      <w:r>
+        <w:rPr>
+          <w:rFonts w:ascii="Arvo" w:hAnsi="Arvo"/>
           <w:b/>
           <w:bCs/>
           <w:sz w:val="20"/>
@@ -3810,100 +4225,36 @@
       </w:r>
       <w:r>
         <w:rPr>
-          <w:sz w:val="20"/>
-          <w:szCs w:val="20"/>
-        </w:rPr>
-        <w:t xml:space="preserve"> O </w:t>
-      </w:r>
-      <w:r>
-        <w:rPr>
-          <w:sz w:val="20"/>
-          <w:szCs w:val="20"/>
-        </w:rPr>
-        <w:t>Contratante</w:t>
-      </w:r>
-      <w:r>
-        <w:rPr>
-          <w:sz w:val="20"/>
-          <w:szCs w:val="20"/>
-        </w:rPr>
-        <w:t xml:space="preserve"> reconhece que a realização de leitura de publicações em painéis, sistemas, DJe, e/ou qualquer outro meio de publicação oficial dos órgãos do poder público, poderá acarretar no início da fluência de prazos processuais e/ou administrativos, peremptórios ou não, de modo que </w:t>
-      </w:r>
-      <w:r>
-        <w:rPr>
-          <w:sz w:val="20"/>
-          <w:szCs w:val="20"/>
-        </w:rPr>
-        <w:t>o Contratante</w:t>
-      </w:r>
-      <w:r>
-        <w:rPr>
-          <w:sz w:val="20"/>
-          <w:szCs w:val="20"/>
-        </w:rPr>
-        <w:t xml:space="preserve"> isenta o </w:t>
-      </w:r>
-      <w:r>
-        <w:rPr>
-          <w:sz w:val="20"/>
-          <w:szCs w:val="20"/>
-        </w:rPr>
-        <w:t>Contratado</w:t>
-      </w:r>
-      <w:r>
-        <w:rPr>
-          <w:sz w:val="20"/>
-          <w:szCs w:val="20"/>
-        </w:rPr>
-        <w:t xml:space="preserve"> de todo e qualquer prejuízo advindo da leitura de publicações realizadas pelo </w:t>
-      </w:r>
-      <w:r>
-        <w:rPr>
-          <w:sz w:val="20"/>
-          <w:szCs w:val="20"/>
-        </w:rPr>
-        <w:t>Contratante</w:t>
-      </w:r>
-      <w:r>
-        <w:rPr>
-          <w:sz w:val="20"/>
-          <w:szCs w:val="20"/>
-        </w:rPr>
-        <w:t xml:space="preserve">, notadamente em razão do escoamento do prazo em data antecipada ao que ocorreria caso o </w:t>
-      </w:r>
-      <w:r>
-        <w:rPr>
-          <w:sz w:val="20"/>
-          <w:szCs w:val="20"/>
-        </w:rPr>
-        <w:t>Contratante</w:t>
-      </w:r>
-      <w:r>
-        <w:rPr>
-          <w:sz w:val="20"/>
-          <w:szCs w:val="20"/>
-        </w:rPr>
-        <w:t xml:space="preserve"> não procedesse à leitura da publicação.</w:t>
-      </w:r>
-    </w:p>
-    <w:p>
-      <w:pPr>
-        <w:snapToGrid w:val="0"/>
-        <w:rPr>
-          <w:sz w:val="20"/>
-          <w:szCs w:val="20"/>
-        </w:rPr>
-      </w:pPr>
-    </w:p>
-    <w:p>
-      <w:pPr>
-        <w:rPr>
+          <w:rFonts w:ascii="Arvo" w:hAnsi="Arvo"/>
+          <w:sz w:val="20"/>
+          <w:szCs w:val="20"/>
+        </w:rPr>
+        <w:t xml:space="preserve"> O Contratante reconhece que a realização de leitura de publicações em painéis, sistemas, DJe, e/ou qualquer outro meio de publicação oficial dos órgãos do poder público, poderá acarretar no início da fluência de prazos processuais e/ou administrativos, peremptórios ou não, de modo que o Contratante isenta o Contratado de todo e qualquer prejuízo advindo da leitura de publicações realizadas pelo Contratante, notadamente em razão do escoamento do prazo em data antecipada ao que ocorreria caso o Contratante não procedesse à leitura da publicação.</w:t>
+      </w:r>
+    </w:p>
+    <w:p>
+      <w:pPr>
+        <w:snapToGrid w:val="0"/>
+        <w:spacing w:line="276" w:lineRule="auto"/>
+        <w:rPr>
+          <w:rFonts w:ascii="Arvo" w:hAnsi="Arvo"/>
+          <w:sz w:val="20"/>
+          <w:szCs w:val="20"/>
+        </w:rPr>
+      </w:pPr>
+    </w:p>
+    <w:p>
+      <w:pPr>
+        <w:spacing w:line="276" w:lineRule="auto"/>
+        <w:rPr>
+          <w:rFonts w:ascii="Arvo" w:hAnsi="Arvo"/>
           <w:sz w:val="2"/>
           <w:szCs w:val="2"/>
         </w:rPr>
       </w:pPr>
       <w:r>
         <w:rPr>
+          <w:rFonts w:ascii="Arvo" w:hAnsi="Arvo"/>
           <w:sz w:val="2"/>
           <w:szCs w:val="2"/>
         </w:rPr>
@@ -3914,7 +4265,9 @@
       <w:pPr>
         <w:keepNext/>
         <w:snapToGrid w:val="0"/>
-        <w:rPr>
+        <w:spacing w:line="276" w:lineRule="auto"/>
+        <w:rPr>
+          <w:rFonts w:ascii="Arvo" w:hAnsi="Arvo"/>
           <w:b/>
           <w:bCs/>
           <w:sz w:val="20"/>
@@ -3923,6 +4276,7 @@
       </w:pPr>
       <w:r>
         <w:rPr>
+          <w:rFonts w:ascii="Arvo" w:hAnsi="Arvo"/>
           <w:b/>
           <w:bCs/>
           <w:sz w:val="20"/>
@@ -3932,6 +4286,7 @@
       </w:r>
       <w:r>
         <w:rPr>
+          <w:rFonts w:ascii="Arvo" w:hAnsi="Arvo"/>
           <w:b/>
           <w:bCs/>
           <w:sz w:val="20"/>
@@ -3941,6 +4296,7 @@
       </w:r>
       <w:r>
         <w:rPr>
+          <w:rFonts w:ascii="Arvo" w:hAnsi="Arvo"/>
           <w:b/>
           <w:bCs/>
           <w:sz w:val="20"/>
@@ -3953,21 +4309,26 @@
       <w:pPr>
         <w:keepNext/>
         <w:snapToGrid w:val="0"/>
-        <w:rPr>
-          <w:sz w:val="20"/>
-          <w:szCs w:val="20"/>
-        </w:rPr>
-      </w:pPr>
-    </w:p>
-    <w:p>
-      <w:pPr>
-        <w:rPr>
+        <w:spacing w:line="276" w:lineRule="auto"/>
+        <w:rPr>
+          <w:rFonts w:ascii="Arvo" w:hAnsi="Arvo"/>
+          <w:sz w:val="20"/>
+          <w:szCs w:val="20"/>
+        </w:rPr>
+      </w:pPr>
+    </w:p>
+    <w:p>
+      <w:pPr>
+        <w:spacing w:line="276" w:lineRule="auto"/>
+        <w:rPr>
+          <w:rFonts w:ascii="Arvo" w:hAnsi="Arvo"/>
           <w:sz w:val="2"/>
           <w:szCs w:val="2"/>
         </w:rPr>
       </w:pPr>
       <w:r>
         <w:rPr>
+          <w:rFonts w:ascii="Arvo" w:hAnsi="Arvo"/>
           <w:sz w:val="2"/>
           <w:szCs w:val="2"/>
         </w:rPr>
@@ -3977,14 +4338,17 @@
     <w:p>
       <w:pPr>
         <w:snapToGrid w:val="0"/>
+        <w:spacing w:line="276" w:lineRule="auto"/>
         <w:jc w:val="both"/>
         <w:rPr>
-          <w:sz w:val="20"/>
-          <w:szCs w:val="20"/>
-        </w:rPr>
-      </w:pPr>
-      <w:r>
-        <w:rPr>
+          <w:rFonts w:ascii="Arvo" w:hAnsi="Arvo"/>
+          <w:sz w:val="20"/>
+          <w:szCs w:val="20"/>
+        </w:rPr>
+      </w:pPr>
+      <w:r>
+        <w:rPr>
+          <w:rFonts w:ascii="Arvo" w:hAnsi="Arvo"/>
           <w:sz w:val="20"/>
           <w:szCs w:val="20"/>
         </w:rPr>
@@ -3992,6 +4356,7 @@
       </w:r>
       <w:r>
         <w:rPr>
+          <w:rFonts w:ascii="Arvo" w:hAnsi="Arvo"/>
           <w:sz w:val="20"/>
           <w:szCs w:val="20"/>
         </w:rPr>
@@ -3999,6 +4364,7 @@
       </w:r>
       <w:r>
         <w:rPr>
+          <w:rFonts w:ascii="Arvo" w:hAnsi="Arvo"/>
           <w:sz w:val="20"/>
           <w:szCs w:val="20"/>
         </w:rPr>
@@ -4006,6 +4372,7 @@
       </w:r>
       <w:r>
         <w:rPr>
+          <w:rFonts w:ascii="Arvo" w:hAnsi="Arvo"/>
           <w:sz w:val="20"/>
           <w:szCs w:val="20"/>
         </w:rPr>
@@ -4015,8 +4382,10 @@
     <w:p>
       <w:pPr>
         <w:snapToGrid w:val="0"/>
+        <w:spacing w:line="276" w:lineRule="auto"/>
         <w:jc w:val="both"/>
         <w:rPr>
+          <w:rFonts w:ascii="Arvo" w:hAnsi="Arvo"/>
           <w:sz w:val="20"/>
           <w:szCs w:val="20"/>
         </w:rPr>
@@ -4040,8 +4409,8 @@
         <w:tblLook w:val="04A0" w:firstRow="1" w:lastRow="0" w:firstColumn="1" w:lastColumn="0" w:noHBand="0" w:noVBand="1"/>
       </w:tblPr>
       <w:tblGrid>
-        <w:gridCol w:w="3200"/>
-        <w:gridCol w:w="6434"/>
+        <w:gridCol w:w="3873"/>
+        <w:gridCol w:w="5761"/>
       </w:tblGrid>
       <w:tr>
         <w:tc>
@@ -4064,14 +4433,17 @@
           <w:p>
             <w:pPr>
               <w:snapToGrid w:val="0"/>
+              <w:spacing w:line="276" w:lineRule="auto"/>
               <w:jc w:val="center"/>
               <w:rPr>
+                <w:rFonts w:ascii="Arvo" w:hAnsi="Arvo"/>
                 <w:sz w:val="20"/>
                 <w:szCs w:val="20"/>
               </w:rPr>
             </w:pPr>
             <w:r>
               <w:rPr>
+                <w:rFonts w:ascii="Arvo" w:hAnsi="Arvo"/>
                 <w:b/>
                 <w:bCs/>
                 <w:sz w:val="20"/>
@@ -4101,14 +4473,17 @@
           <w:p>
             <w:pPr>
               <w:snapToGrid w:val="0"/>
+              <w:spacing w:line="276" w:lineRule="auto"/>
               <w:jc w:val="center"/>
               <w:rPr>
+                <w:rFonts w:ascii="Arvo" w:hAnsi="Arvo"/>
                 <w:sz w:val="20"/>
                 <w:szCs w:val="20"/>
               </w:rPr>
             </w:pPr>
             <w:r>
               <w:rPr>
+                <w:rFonts w:ascii="Arvo" w:hAnsi="Arvo"/>
                 <w:b/>
                 <w:bCs/>
                 <w:sz w:val="20"/>
@@ -4139,13 +4514,16 @@
           </w:tcPr>
           <w:p>
             <w:pPr>
-              <w:rPr>
+              <w:spacing w:line="276" w:lineRule="auto"/>
+              <w:rPr>
+                <w:rFonts w:ascii="Arvo" w:hAnsi="Arvo"/>
                 <w:sz w:val="20"/>
                 <w:szCs w:val="20"/>
               </w:rPr>
             </w:pPr>
             <w:r>
               <w:rPr>
+                <w:rFonts w:ascii="Arvo" w:hAnsi="Arvo"/>
                 <w:sz w:val="20"/>
                 <w:szCs w:val="20"/>
               </w:rPr>
@@ -4172,7 +4550,9 @@
           </w:tcPr>
           <w:p>
             <w:pPr>
-              <w:rPr>
+              <w:spacing w:line="276" w:lineRule="auto"/>
+              <w:rPr>
+                <w:rFonts w:ascii="Arvo" w:hAnsi="Arvo"/>
                 <w:sz w:val="20"/>
                 <w:szCs w:val="20"/>
               </w:rPr>
@@ -4201,13 +4581,16 @@
           <w:p>
             <w:pPr>
               <w:snapToGrid w:val="0"/>
-              <w:rPr>
+              <w:spacing w:line="276" w:lineRule="auto"/>
+              <w:rPr>
+                <w:rFonts w:ascii="Arvo" w:hAnsi="Arvo"/>
                 <w:sz w:val="20"/>
                 <w:szCs w:val="20"/>
               </w:rPr>
             </w:pPr>
             <w:r>
               <w:rPr>
+                <w:rFonts w:ascii="Arvo" w:hAnsi="Arvo"/>
                 <w:b/>
                 <w:bCs/>
                 <w:sz w:val="20"/>
@@ -4237,14 +4620,17 @@
           <w:p>
             <w:pPr>
               <w:snapToGrid w:val="0"/>
+              <w:spacing w:line="276" w:lineRule="auto"/>
               <w:jc w:val="center"/>
               <w:rPr>
+                <w:rFonts w:ascii="Arvo" w:hAnsi="Arvo"/>
                 <w:sz w:val="20"/>
                 <w:szCs w:val="20"/>
               </w:rPr>
             </w:pPr>
             <w:r>
               <w:rPr>
+                <w:rFonts w:ascii="Arvo" w:hAnsi="Arvo"/>
                 <w:sz w:val="20"/>
                 <w:szCs w:val="20"/>
               </w:rPr>
@@ -4273,13 +4659,16 @@
           </w:tcPr>
           <w:p>
             <w:pPr>
-              <w:rPr>
+              <w:spacing w:line="276" w:lineRule="auto"/>
+              <w:rPr>
+                <w:rFonts w:ascii="Arvo" w:hAnsi="Arvo"/>
                 <w:sz w:val="20"/>
                 <w:szCs w:val="20"/>
               </w:rPr>
             </w:pPr>
             <w:r>
               <w:rPr>
+                <w:rFonts w:ascii="Arvo" w:hAnsi="Arvo"/>
                 <w:sz w:val="20"/>
                 <w:szCs w:val="20"/>
               </w:rPr>
@@ -4306,7 +4695,9 @@
           </w:tcPr>
           <w:p>
             <w:pPr>
-              <w:rPr>
+              <w:spacing w:line="276" w:lineRule="auto"/>
+              <w:rPr>
+                <w:rFonts w:ascii="Arvo" w:hAnsi="Arvo"/>
                 <w:sz w:val="20"/>
                 <w:szCs w:val="20"/>
               </w:rPr>
@@ -4318,21 +4709,26 @@
     <w:p>
       <w:pPr>
         <w:snapToGrid w:val="0"/>
-        <w:rPr>
-          <w:sz w:val="20"/>
-          <w:szCs w:val="20"/>
-        </w:rPr>
-      </w:pPr>
-    </w:p>
-    <w:p>
-      <w:pPr>
-        <w:rPr>
+        <w:spacing w:line="276" w:lineRule="auto"/>
+        <w:rPr>
+          <w:rFonts w:ascii="Arvo" w:hAnsi="Arvo"/>
+          <w:sz w:val="20"/>
+          <w:szCs w:val="20"/>
+        </w:rPr>
+      </w:pPr>
+    </w:p>
+    <w:p>
+      <w:pPr>
+        <w:spacing w:line="276" w:lineRule="auto"/>
+        <w:rPr>
+          <w:rFonts w:ascii="Arvo" w:hAnsi="Arvo"/>
           <w:sz w:val="2"/>
           <w:szCs w:val="2"/>
         </w:rPr>
       </w:pPr>
       <w:r>
         <w:rPr>
+          <w:rFonts w:ascii="Arvo" w:hAnsi="Arvo"/>
           <w:sz w:val="2"/>
           <w:szCs w:val="2"/>
         </w:rPr>
@@ -4341,13 +4737,16 @@
     </w:p>
     <w:p>
       <w:pPr>
-        <w:rPr>
+        <w:spacing w:line="276" w:lineRule="auto"/>
+        <w:rPr>
+          <w:rFonts w:ascii="Arvo" w:hAnsi="Arvo"/>
           <w:sz w:val="2"/>
           <w:szCs w:val="2"/>
         </w:rPr>
       </w:pPr>
       <w:r>
         <w:rPr>
+          <w:rFonts w:ascii="Arvo" w:hAnsi="Arvo"/>
           <w:sz w:val="2"/>
           <w:szCs w:val="2"/>
         </w:rPr>
@@ -4358,7 +4757,9 @@
       <w:pPr>
         <w:keepNext/>
         <w:snapToGrid w:val="0"/>
-        <w:rPr>
+        <w:spacing w:line="276" w:lineRule="auto"/>
+        <w:rPr>
+          <w:rFonts w:ascii="Arvo" w:hAnsi="Arvo"/>
           <w:b/>
           <w:bCs/>
           <w:sz w:val="20"/>
@@ -4367,12 +4768,12 @@
       </w:pPr>
       <w:r>
         <w:rPr>
+          <w:rFonts w:ascii="Arvo" w:hAnsi="Arvo"/>
           <w:b/>
           <w:bCs/>
           <w:sz w:val="20"/>
           <w:szCs w:val="20"/>
         </w:rPr>
-        <w:lastRenderedPageBreak/>
         <w:t>Hora Fixa (independente do executor)</w:t>
       </w:r>
     </w:p>
@@ -4380,23 +4781,28 @@
       <w:pPr>
         <w:keepNext/>
         <w:snapToGrid w:val="0"/>
-        <w:rPr>
-          <w:sz w:val="20"/>
-          <w:szCs w:val="20"/>
-        </w:rPr>
-      </w:pPr>
-    </w:p>
-    <w:p>
-      <w:pPr>
-        <w:snapToGrid w:val="0"/>
+        <w:spacing w:line="276" w:lineRule="auto"/>
+        <w:rPr>
+          <w:rFonts w:ascii="Arvo" w:hAnsi="Arvo"/>
+          <w:sz w:val="20"/>
+          <w:szCs w:val="20"/>
+        </w:rPr>
+      </w:pPr>
+    </w:p>
+    <w:p>
+      <w:pPr>
+        <w:snapToGrid w:val="0"/>
+        <w:spacing w:line="276" w:lineRule="auto"/>
         <w:jc w:val="both"/>
         <w:rPr>
-          <w:sz w:val="20"/>
-          <w:szCs w:val="20"/>
-        </w:rPr>
-      </w:pPr>
-      <w:r>
-        <w:rPr>
+          <w:rFonts w:ascii="Arvo" w:hAnsi="Arvo"/>
+          <w:sz w:val="20"/>
+          <w:szCs w:val="20"/>
+        </w:rPr>
+      </w:pPr>
+      <w:r>
+        <w:rPr>
+          <w:rFonts w:ascii="Arvo" w:hAnsi="Arvo"/>
           <w:sz w:val="20"/>
           <w:szCs w:val="20"/>
         </w:rPr>
@@ -4404,6 +4810,7 @@
       </w:r>
       <w:r>
         <w:rPr>
+          <w:rFonts w:ascii="Arvo" w:hAnsi="Arvo"/>
           <w:sz w:val="20"/>
           <w:szCs w:val="20"/>
         </w:rPr>
@@ -4411,24 +4818,20 @@
       </w:r>
       <w:r>
         <w:rPr>
-          <w:sz w:val="20"/>
-          <w:szCs w:val="20"/>
-        </w:rPr>
-        <w:t xml:space="preserve"> valor abaixo para serviços </w:t>
-      </w:r>
-      <w:r>
-        <w:rPr>
-          <w:sz w:val="20"/>
-          <w:szCs w:val="20"/>
-        </w:rPr>
-        <w:t>fora do escopo contencioso delimitado neste instrumento, apurados mensalmente em relatório de horas a ser encaminhado pelo Contratado.</w:t>
-      </w:r>
-    </w:p>
-    <w:p>
-      <w:pPr>
-        <w:snapToGrid w:val="0"/>
+          <w:rFonts w:ascii="Arvo" w:hAnsi="Arvo"/>
+          <w:sz w:val="20"/>
+          <w:szCs w:val="20"/>
+        </w:rPr>
+        <w:t xml:space="preserve"> valor abaixo para serviços fora do escopo contencioso delimitado neste instrumento, apurados mensalmente em relatório de horas a ser encaminhado pelo Contratado.</w:t>
+      </w:r>
+    </w:p>
+    <w:p>
+      <w:pPr>
+        <w:snapToGrid w:val="0"/>
+        <w:spacing w:line="276" w:lineRule="auto"/>
         <w:jc w:val="both"/>
         <w:rPr>
+          <w:rFonts w:ascii="Arvo" w:hAnsi="Arvo"/>
           <w:sz w:val="20"/>
           <w:szCs w:val="20"/>
         </w:rPr>
@@ -4476,13 +4879,16 @@
           <w:p>
             <w:pPr>
               <w:snapToGrid w:val="0"/>
-              <w:rPr>
+              <w:spacing w:line="276" w:lineRule="auto"/>
+              <w:rPr>
+                <w:rFonts w:ascii="Arvo" w:hAnsi="Arvo"/>
                 <w:sz w:val="20"/>
                 <w:szCs w:val="20"/>
               </w:rPr>
             </w:pPr>
             <w:r>
               <w:rPr>
+                <w:rFonts w:ascii="Arvo" w:hAnsi="Arvo"/>
                 <w:b/>
                 <w:bCs/>
                 <w:sz w:val="20"/>
@@ -4511,14 +4917,17 @@
           <w:p>
             <w:pPr>
               <w:snapToGrid w:val="0"/>
+              <w:spacing w:line="276" w:lineRule="auto"/>
               <w:jc w:val="center"/>
               <w:rPr>
+                <w:rFonts w:ascii="Arvo" w:hAnsi="Arvo"/>
                 <w:sz w:val="20"/>
                 <w:szCs w:val="20"/>
               </w:rPr>
             </w:pPr>
             <w:r>
               <w:rPr>
+                <w:rFonts w:ascii="Arvo" w:hAnsi="Arvo"/>
                 <w:sz w:val="20"/>
                 <w:szCs w:val="20"/>
               </w:rPr>
@@ -4531,21 +4940,26 @@
     <w:p>
       <w:pPr>
         <w:snapToGrid w:val="0"/>
-        <w:rPr>
-          <w:sz w:val="20"/>
-          <w:szCs w:val="20"/>
-        </w:rPr>
-      </w:pPr>
-    </w:p>
-    <w:p>
-      <w:pPr>
-        <w:rPr>
+        <w:spacing w:line="276" w:lineRule="auto"/>
+        <w:rPr>
+          <w:rFonts w:ascii="Arvo" w:hAnsi="Arvo"/>
+          <w:sz w:val="20"/>
+          <w:szCs w:val="20"/>
+        </w:rPr>
+      </w:pPr>
+    </w:p>
+    <w:p>
+      <w:pPr>
+        <w:spacing w:line="276" w:lineRule="auto"/>
+        <w:rPr>
+          <w:rFonts w:ascii="Arvo" w:hAnsi="Arvo"/>
           <w:sz w:val="2"/>
           <w:szCs w:val="2"/>
         </w:rPr>
       </w:pPr>
       <w:r>
         <w:rPr>
+          <w:rFonts w:ascii="Arvo" w:hAnsi="Arvo"/>
           <w:sz w:val="2"/>
           <w:szCs w:val="2"/>
         </w:rPr>
@@ -4554,13 +4968,16 @@
     </w:p>
     <w:p>
       <w:pPr>
-        <w:rPr>
+        <w:spacing w:line="276" w:lineRule="auto"/>
+        <w:rPr>
+          <w:rFonts w:ascii="Arvo" w:hAnsi="Arvo"/>
           <w:sz w:val="2"/>
           <w:szCs w:val="2"/>
         </w:rPr>
       </w:pPr>
       <w:r>
         <w:rPr>
+          <w:rFonts w:ascii="Arvo" w:hAnsi="Arvo"/>
           <w:sz w:val="2"/>
           <w:szCs w:val="2"/>
         </w:rPr>
@@ -4571,7 +4988,9 @@
       <w:pPr>
         <w:keepNext/>
         <w:snapToGrid w:val="0"/>
-        <w:rPr>
+        <w:spacing w:line="276" w:lineRule="auto"/>
+        <w:rPr>
+          <w:rFonts w:ascii="Arvo" w:hAnsi="Arvo"/>
           <w:b/>
           <w:bCs/>
           <w:sz w:val="20"/>
@@ -4580,6 +4999,7 @@
       </w:pPr>
       <w:r>
         <w:rPr>
+          <w:rFonts w:ascii="Arvo" w:hAnsi="Arvo"/>
           <w:b/>
           <w:bCs/>
           <w:sz w:val="20"/>
@@ -4592,23 +5012,28 @@
       <w:pPr>
         <w:keepNext/>
         <w:snapToGrid w:val="0"/>
-        <w:rPr>
-          <w:sz w:val="20"/>
-          <w:szCs w:val="20"/>
-        </w:rPr>
-      </w:pPr>
-    </w:p>
-    <w:p>
-      <w:pPr>
-        <w:snapToGrid w:val="0"/>
+        <w:spacing w:line="276" w:lineRule="auto"/>
+        <w:rPr>
+          <w:rFonts w:ascii="Arvo" w:hAnsi="Arvo"/>
+          <w:sz w:val="20"/>
+          <w:szCs w:val="20"/>
+        </w:rPr>
+      </w:pPr>
+    </w:p>
+    <w:p>
+      <w:pPr>
+        <w:snapToGrid w:val="0"/>
+        <w:spacing w:line="276" w:lineRule="auto"/>
         <w:jc w:val="both"/>
         <w:rPr>
-          <w:sz w:val="20"/>
-          <w:szCs w:val="20"/>
-        </w:rPr>
-      </w:pPr>
-      <w:r>
-        <w:rPr>
+          <w:rFonts w:ascii="Arvo" w:hAnsi="Arvo"/>
+          <w:sz w:val="20"/>
+          <w:szCs w:val="20"/>
+        </w:rPr>
+      </w:pPr>
+      <w:r>
+        <w:rPr>
+          <w:rFonts w:ascii="Arvo" w:hAnsi="Arvo"/>
           <w:sz w:val="20"/>
           <w:szCs w:val="20"/>
         </w:rPr>
@@ -4616,6 +5041,7 @@
       </w:r>
       <w:r>
         <w:rPr>
+          <w:rFonts w:ascii="Arvo" w:hAnsi="Arvo"/>
           <w:sz w:val="20"/>
           <w:szCs w:val="20"/>
         </w:rPr>
@@ -4623,6 +5049,7 @@
       </w:r>
       <w:r>
         <w:rPr>
+          <w:rFonts w:ascii="Arvo" w:hAnsi="Arvo"/>
           <w:sz w:val="20"/>
           <w:szCs w:val="20"/>
         </w:rPr>
@@ -4630,6 +5057,7 @@
       </w:r>
       <w:r>
         <w:rPr>
+          <w:rFonts w:ascii="Arvo" w:hAnsi="Arvo"/>
           <w:sz w:val="20"/>
           <w:szCs w:val="20"/>
         </w:rPr>
@@ -4637,6 +5065,7 @@
       </w:r>
       <w:r>
         <w:rPr>
+          <w:rFonts w:ascii="Arvo" w:hAnsi="Arvo"/>
           <w:sz w:val="20"/>
           <w:szCs w:val="20"/>
         </w:rPr>
@@ -4644,6 +5073,7 @@
       </w:r>
       <w:r>
         <w:rPr>
+          <w:rFonts w:ascii="Arvo" w:hAnsi="Arvo"/>
           <w:sz w:val="20"/>
           <w:szCs w:val="20"/>
         </w:rPr>
@@ -4651,6 +5081,7 @@
       </w:r>
       <w:r>
         <w:rPr>
+          <w:rFonts w:ascii="Arvo" w:hAnsi="Arvo"/>
           <w:sz w:val="20"/>
           <w:szCs w:val="20"/>
         </w:rPr>
@@ -4660,8 +5091,10 @@
     <w:p>
       <w:pPr>
         <w:snapToGrid w:val="0"/>
+        <w:spacing w:line="276" w:lineRule="auto"/>
         <w:jc w:val="both"/>
         <w:rPr>
+          <w:rFonts w:ascii="Arvo" w:hAnsi="Arvo"/>
           <w:sz w:val="20"/>
           <w:szCs w:val="20"/>
         </w:rPr>
@@ -4685,8 +5118,8 @@
         <w:tblLook w:val="04A0" w:firstRow="1" w:lastRow="0" w:firstColumn="1" w:lastColumn="0" w:noHBand="0" w:noVBand="1"/>
       </w:tblPr>
       <w:tblGrid>
-        <w:gridCol w:w="3256"/>
-        <w:gridCol w:w="6378"/>
+        <w:gridCol w:w="3761"/>
+        <w:gridCol w:w="5873"/>
       </w:tblGrid>
       <w:tr>
         <w:tc>
@@ -4708,13 +5141,16 @@
           </w:tcPr>
           <w:p>
             <w:pPr>
-              <w:rPr>
+              <w:spacing w:line="276" w:lineRule="auto"/>
+              <w:rPr>
+                <w:rFonts w:ascii="Arvo" w:hAnsi="Arvo"/>
                 <w:sz w:val="20"/>
                 <w:szCs w:val="20"/>
               </w:rPr>
             </w:pPr>
             <w:r>
               <w:rPr>
+                <w:rFonts w:ascii="Arvo" w:hAnsi="Arvo"/>
                 <w:sz w:val="20"/>
                 <w:szCs w:val="20"/>
               </w:rPr>
@@ -4740,7 +5176,9 @@
           </w:tcPr>
           <w:p>
             <w:pPr>
-              <w:rPr>
+              <w:spacing w:line="276" w:lineRule="auto"/>
+              <w:rPr>
+                <w:rFonts w:ascii="Arvo" w:hAnsi="Arvo"/>
                 <w:sz w:val="20"/>
                 <w:szCs w:val="20"/>
               </w:rPr>
@@ -4769,13 +5207,16 @@
           <w:p>
             <w:pPr>
               <w:snapToGrid w:val="0"/>
-              <w:rPr>
+              <w:spacing w:line="276" w:lineRule="auto"/>
+              <w:rPr>
+                <w:rFonts w:ascii="Arvo" w:hAnsi="Arvo"/>
                 <w:sz w:val="20"/>
                 <w:szCs w:val="20"/>
               </w:rPr>
             </w:pPr>
             <w:r>
               <w:rPr>
+                <w:rFonts w:ascii="Arvo" w:hAnsi="Arvo"/>
                 <w:b/>
                 <w:bCs/>
                 <w:sz w:val="20"/>
@@ -4804,14 +5245,17 @@
           <w:p>
             <w:pPr>
               <w:snapToGrid w:val="0"/>
+              <w:spacing w:line="276" w:lineRule="auto"/>
               <w:jc w:val="both"/>
               <w:rPr>
+                <w:rFonts w:ascii="Arvo" w:hAnsi="Arvo"/>
                 <w:sz w:val="20"/>
                 <w:szCs w:val="20"/>
               </w:rPr>
             </w:pPr>
             <w:r>
               <w:rPr>
+                <w:rFonts w:ascii="Arvo" w:hAnsi="Arvo"/>
                 <w:sz w:val="20"/>
                 <w:szCs w:val="20"/>
               </w:rPr>
@@ -4840,13 +5284,16 @@
           </w:tcPr>
           <w:p>
             <w:pPr>
-              <w:rPr>
+              <w:spacing w:line="276" w:lineRule="auto"/>
+              <w:rPr>
+                <w:rFonts w:ascii="Arvo" w:hAnsi="Arvo"/>
                 <w:sz w:val="20"/>
                 <w:szCs w:val="20"/>
               </w:rPr>
             </w:pPr>
             <w:r>
               <w:rPr>
+                <w:rFonts w:ascii="Arvo" w:hAnsi="Arvo"/>
                 <w:sz w:val="20"/>
                 <w:szCs w:val="20"/>
               </w:rPr>
@@ -4872,7 +5319,9 @@
           </w:tcPr>
           <w:p>
             <w:pPr>
-              <w:rPr>
+              <w:spacing w:line="276" w:lineRule="auto"/>
+              <w:rPr>
+                <w:rFonts w:ascii="Arvo" w:hAnsi="Arvo"/>
                 <w:sz w:val="20"/>
                 <w:szCs w:val="20"/>
               </w:rPr>
@@ -4900,13 +5349,16 @@
           </w:tcPr>
           <w:p>
             <w:pPr>
-              <w:rPr>
+              <w:spacing w:line="276" w:lineRule="auto"/>
+              <w:rPr>
+                <w:rFonts w:ascii="Arvo" w:hAnsi="Arvo"/>
                 <w:sz w:val="20"/>
                 <w:szCs w:val="20"/>
               </w:rPr>
             </w:pPr>
             <w:r>
               <w:rPr>
+                <w:rFonts w:ascii="Arvo" w:hAnsi="Arvo"/>
                 <w:sz w:val="20"/>
                 <w:szCs w:val="20"/>
               </w:rPr>
@@ -4932,7 +5384,9 @@
           </w:tcPr>
           <w:p>
             <w:pPr>
-              <w:rPr>
+              <w:spacing w:line="276" w:lineRule="auto"/>
+              <w:rPr>
+                <w:rFonts w:ascii="Arvo" w:hAnsi="Arvo"/>
                 <w:sz w:val="20"/>
                 <w:szCs w:val="20"/>
               </w:rPr>
@@ -4961,7 +5415,9 @@
           <w:p>
             <w:pPr>
               <w:snapToGrid w:val="0"/>
-              <w:rPr>
+              <w:spacing w:line="276" w:lineRule="auto"/>
+              <w:rPr>
+                <w:rFonts w:ascii="Arvo" w:hAnsi="Arvo"/>
                 <w:b/>
                 <w:bCs/>
                 <w:sz w:val="20"/>
@@ -4970,6 +5426,7 @@
             </w:pPr>
             <w:r>
               <w:rPr>
+                <w:rFonts w:ascii="Arvo" w:hAnsi="Arvo"/>
                 <w:b/>
                 <w:bCs/>
                 <w:sz w:val="20"/>
@@ -4979,6 +5436,7 @@
             </w:r>
             <w:r>
               <w:rPr>
+                <w:rFonts w:ascii="Arvo" w:hAnsi="Arvo"/>
                 <w:b/>
                 <w:bCs/>
                 <w:sz w:val="20"/>
@@ -5007,14 +5465,17 @@
           <w:p>
             <w:pPr>
               <w:snapToGrid w:val="0"/>
+              <w:spacing w:line="276" w:lineRule="auto"/>
               <w:jc w:val="both"/>
               <w:rPr>
+                <w:rFonts w:ascii="Arvo" w:hAnsi="Arvo"/>
                 <w:sz w:val="20"/>
                 <w:szCs w:val="20"/>
               </w:rPr>
             </w:pPr>
             <w:r>
               <w:rPr>
+                <w:rFonts w:ascii="Arvo" w:hAnsi="Arvo"/>
                 <w:sz w:val="20"/>
                 <w:szCs w:val="20"/>
               </w:rPr>
@@ -5043,13 +5504,16 @@
           </w:tcPr>
           <w:p>
             <w:pPr>
-              <w:rPr>
+              <w:spacing w:line="276" w:lineRule="auto"/>
+              <w:rPr>
+                <w:rFonts w:ascii="Arvo" w:hAnsi="Arvo"/>
                 <w:sz w:val="20"/>
                 <w:szCs w:val="20"/>
               </w:rPr>
             </w:pPr>
             <w:r>
               <w:rPr>
+                <w:rFonts w:ascii="Arvo" w:hAnsi="Arvo"/>
                 <w:sz w:val="20"/>
                 <w:szCs w:val="20"/>
               </w:rPr>
@@ -5075,7 +5539,9 @@
           </w:tcPr>
           <w:p>
             <w:pPr>
-              <w:rPr>
+              <w:spacing w:line="276" w:lineRule="auto"/>
+              <w:rPr>
+                <w:rFonts w:ascii="Arvo" w:hAnsi="Arvo"/>
                 <w:sz w:val="20"/>
                 <w:szCs w:val="20"/>
               </w:rPr>
@@ -5087,8 +5553,10 @@
     <w:p>
       <w:pPr>
         <w:snapToGrid w:val="0"/>
+        <w:spacing w:line="276" w:lineRule="auto"/>
         <w:jc w:val="both"/>
         <w:rPr>
+          <w:rFonts w:ascii="Arvo" w:hAnsi="Arvo"/>
           <w:i/>
           <w:iCs/>
           <w:sz w:val="20"/>
@@ -5098,13 +5566,16 @@
     </w:p>
     <w:p>
       <w:pPr>
-        <w:rPr>
+        <w:spacing w:line="276" w:lineRule="auto"/>
+        <w:rPr>
+          <w:rFonts w:ascii="Arvo" w:hAnsi="Arvo"/>
           <w:sz w:val="2"/>
           <w:szCs w:val="2"/>
         </w:rPr>
       </w:pPr>
       <w:r>
         <w:rPr>
+          <w:rFonts w:ascii="Arvo" w:hAnsi="Arvo"/>
           <w:sz w:val="2"/>
           <w:szCs w:val="2"/>
         </w:rPr>
@@ -5115,7 +5586,9 @@
       <w:pPr>
         <w:keepNext/>
         <w:snapToGrid w:val="0"/>
-        <w:rPr>
+        <w:spacing w:line="276" w:lineRule="auto"/>
+        <w:rPr>
+          <w:rFonts w:ascii="Arvo" w:hAnsi="Arvo"/>
           <w:b/>
           <w:bCs/>
           <w:smallCaps/>
@@ -5125,6 +5598,7 @@
       </w:pPr>
       <w:r>
         <w:rPr>
+          <w:rFonts w:ascii="Arvo" w:hAnsi="Arvo"/>
           <w:b/>
           <w:bCs/>
           <w:sz w:val="20"/>
@@ -5137,7 +5611,9 @@
       <w:pPr>
         <w:keepNext/>
         <w:snapToGrid w:val="0"/>
-        <w:rPr>
+        <w:spacing w:line="276" w:lineRule="auto"/>
+        <w:rPr>
+          <w:rFonts w:ascii="Arvo" w:hAnsi="Arvo"/>
           <w:b/>
           <w:bCs/>
           <w:smallCaps/>
@@ -5147,6 +5623,7 @@
       </w:pPr>
       <w:r>
         <w:rPr>
+          <w:rFonts w:ascii="Arvo" w:hAnsi="Arvo"/>
           <w:sz w:val="20"/>
           <w:szCs w:val="20"/>
         </w:rPr>
@@ -5157,21 +5634,26 @@
       <w:pPr>
         <w:keepNext/>
         <w:snapToGrid w:val="0"/>
-        <w:rPr>
-          <w:sz w:val="20"/>
-          <w:szCs w:val="20"/>
-        </w:rPr>
-      </w:pPr>
-    </w:p>
-    <w:p>
-      <w:pPr>
-        <w:rPr>
-          <w:sz w:val="20"/>
-          <w:szCs w:val="20"/>
-        </w:rPr>
-      </w:pPr>
-      <w:r>
-        <w:rPr>
+        <w:spacing w:line="276" w:lineRule="auto"/>
+        <w:rPr>
+          <w:rFonts w:ascii="Arvo" w:hAnsi="Arvo"/>
+          <w:sz w:val="20"/>
+          <w:szCs w:val="20"/>
+        </w:rPr>
+      </w:pPr>
+    </w:p>
+    <w:p>
+      <w:pPr>
+        <w:spacing w:line="276" w:lineRule="auto"/>
+        <w:rPr>
+          <w:rFonts w:ascii="Arvo" w:hAnsi="Arvo"/>
+          <w:sz w:val="20"/>
+          <w:szCs w:val="20"/>
+        </w:rPr>
+      </w:pPr>
+      <w:r>
+        <w:rPr>
+          <w:rFonts w:ascii="Arvo" w:hAnsi="Arvo"/>
           <w:sz w:val="20"/>
           <w:szCs w:val="20"/>
         </w:rPr>
@@ -5180,21 +5662,26 @@
     </w:p>
     <w:p>
       <w:pPr>
-        <w:rPr>
-          <w:sz w:val="20"/>
-          <w:szCs w:val="20"/>
-        </w:rPr>
-      </w:pPr>
-    </w:p>
-    <w:p>
-      <w:pPr>
-        <w:rPr>
+        <w:spacing w:line="276" w:lineRule="auto"/>
+        <w:rPr>
+          <w:rFonts w:ascii="Arvo" w:hAnsi="Arvo"/>
+          <w:sz w:val="20"/>
+          <w:szCs w:val="20"/>
+        </w:rPr>
+      </w:pPr>
+    </w:p>
+    <w:p>
+      <w:pPr>
+        <w:spacing w:line="276" w:lineRule="auto"/>
+        <w:rPr>
+          <w:rFonts w:ascii="Arvo" w:hAnsi="Arvo"/>
           <w:sz w:val="2"/>
           <w:szCs w:val="2"/>
         </w:rPr>
       </w:pPr>
       <w:r>
         <w:rPr>
+          <w:rFonts w:ascii="Arvo" w:hAnsi="Arvo"/>
           <w:sz w:val="2"/>
           <w:szCs w:val="2"/>
         </w:rPr>
@@ -5204,8 +5691,10 @@
     <w:p>
       <w:pPr>
         <w:snapToGrid w:val="0"/>
+        <w:spacing w:line="276" w:lineRule="auto"/>
         <w:jc w:val="center"/>
         <w:rPr>
+          <w:rFonts w:ascii="Arvo" w:hAnsi="Arvo"/>
           <w:b/>
           <w:bCs/>
           <w:smallCaps/>
@@ -5215,6 +5704,7 @@
       </w:pPr>
       <w:r>
         <w:rPr>
+          <w:rFonts w:ascii="Arvo" w:hAnsi="Arvo"/>
           <w:b/>
           <w:bCs/>
           <w:smallCaps/>
@@ -5225,6 +5715,7 @@
       </w:r>
       <w:r>
         <w:rPr>
+          <w:rFonts w:ascii="Arvo" w:hAnsi="Arvo"/>
           <w:b/>
           <w:bCs/>
           <w:smallCaps/>
@@ -5235,6 +5726,7 @@
       </w:r>
       <w:r>
         <w:rPr>
+          <w:rFonts w:ascii="Arvo" w:hAnsi="Arvo"/>
           <w:b/>
           <w:bCs/>
           <w:smallCaps/>
@@ -5245,6 +5737,7 @@
       </w:r>
       <w:r>
         <w:rPr>
+          <w:rFonts w:ascii="Arvo" w:hAnsi="Arvo"/>
           <w:b/>
           <w:bCs/>
           <w:smallCaps/>
@@ -5257,24 +5750,29 @@
     <w:p>
       <w:pPr>
         <w:snapToGrid w:val="0"/>
+        <w:spacing w:line="276" w:lineRule="auto"/>
         <w:jc w:val="center"/>
         <w:rPr>
-          <w:sz w:val="20"/>
-          <w:szCs w:val="20"/>
-        </w:rPr>
-      </w:pPr>
-    </w:p>
-    <w:p>
-      <w:pPr>
-        <w:snapToGrid w:val="0"/>
+          <w:rFonts w:ascii="Arvo" w:hAnsi="Arvo"/>
+          <w:sz w:val="20"/>
+          <w:szCs w:val="20"/>
+        </w:rPr>
+      </w:pPr>
+    </w:p>
+    <w:p>
+      <w:pPr>
+        <w:snapToGrid w:val="0"/>
+        <w:spacing w:line="276" w:lineRule="auto"/>
         <w:jc w:val="both"/>
         <w:rPr>
-          <w:sz w:val="20"/>
-          <w:szCs w:val="20"/>
-        </w:rPr>
-      </w:pPr>
-      <w:r>
-        <w:rPr>
+          <w:rFonts w:ascii="Arvo" w:hAnsi="Arvo"/>
+          <w:sz w:val="20"/>
+          <w:szCs w:val="20"/>
+        </w:rPr>
+      </w:pPr>
+      <w:r>
+        <w:rPr>
+          <w:rFonts w:ascii="Arvo" w:hAnsi="Arvo"/>
           <w:sz w:val="20"/>
           <w:szCs w:val="20"/>
         </w:rPr>
@@ -5282,6 +5780,7 @@
       </w:r>
       <w:r>
         <w:rPr>
+          <w:rFonts w:ascii="Arvo" w:hAnsi="Arvo"/>
           <w:sz w:val="20"/>
           <w:szCs w:val="20"/>
         </w:rPr>
@@ -5289,6 +5788,7 @@
       </w:r>
       <w:r>
         <w:rPr>
+          <w:rFonts w:ascii="Arvo" w:hAnsi="Arvo"/>
           <w:sz w:val="20"/>
           <w:szCs w:val="20"/>
         </w:rPr>
@@ -5296,6 +5796,7 @@
       </w:r>
       <w:r>
         <w:rPr>
+          <w:rFonts w:ascii="Arvo" w:hAnsi="Arvo"/>
           <w:sz w:val="20"/>
           <w:szCs w:val="20"/>
         </w:rPr>
@@ -5303,6 +5804,7 @@
       </w:r>
       <w:r>
         <w:rPr>
+          <w:rFonts w:ascii="Arvo" w:hAnsi="Arvo"/>
           <w:sz w:val="20"/>
           <w:szCs w:val="20"/>
         </w:rPr>
@@ -5310,6 +5812,7 @@
       </w:r>
       <w:r>
         <w:rPr>
+          <w:rFonts w:ascii="Arvo" w:hAnsi="Arvo"/>
           <w:b/>
           <w:bCs/>
           <w:sz w:val="20"/>
@@ -5319,6 +5822,7 @@
       </w:r>
       <w:r>
         <w:rPr>
+          <w:rFonts w:ascii="Arvo" w:hAnsi="Arvo"/>
           <w:sz w:val="20"/>
           <w:szCs w:val="20"/>
         </w:rPr>
@@ -5326,6 +5830,7 @@
       </w:r>
       <w:r>
         <w:rPr>
+          <w:rFonts w:ascii="Arvo" w:hAnsi="Arvo"/>
           <w:sz w:val="20"/>
           <w:szCs w:val="20"/>
         </w:rPr>
@@ -5333,6 +5838,7 @@
       </w:r>
       <w:r>
         <w:rPr>
+          <w:rFonts w:ascii="Arvo" w:hAnsi="Arvo"/>
           <w:sz w:val="20"/>
           <w:szCs w:val="20"/>
         </w:rPr>
@@ -5340,6 +5846,7 @@
       </w:r>
       <w:r>
         <w:rPr>
+          <w:rFonts w:ascii="Arvo" w:hAnsi="Arvo"/>
           <w:sz w:val="20"/>
           <w:szCs w:val="20"/>
         </w:rPr>
@@ -5347,6 +5854,7 @@
       </w:r>
       <w:r>
         <w:rPr>
+          <w:rFonts w:ascii="Arvo" w:hAnsi="Arvo"/>
           <w:sz w:val="20"/>
           <w:szCs w:val="20"/>
         </w:rPr>
@@ -5354,6 +5862,7 @@
       </w:r>
       <w:r>
         <w:rPr>
+          <w:rFonts w:ascii="Arvo" w:hAnsi="Arvo"/>
           <w:sz w:val="20"/>
           <w:szCs w:val="20"/>
         </w:rPr>
@@ -5361,6 +5870,7 @@
       </w:r>
       <w:r>
         <w:rPr>
+          <w:rFonts w:ascii="Arvo" w:hAnsi="Arvo"/>
           <w:sz w:val="20"/>
           <w:szCs w:val="20"/>
         </w:rPr>
@@ -5368,6 +5878,7 @@
       </w:r>
       <w:r>
         <w:rPr>
+          <w:rFonts w:ascii="Arvo" w:hAnsi="Arvo"/>
           <w:sz w:val="20"/>
           <w:szCs w:val="20"/>
         </w:rPr>
@@ -5375,6 +5886,7 @@
       </w:r>
       <w:r>
         <w:rPr>
+          <w:rFonts w:ascii="Arvo" w:hAnsi="Arvo"/>
           <w:sz w:val="20"/>
           <w:szCs w:val="20"/>
         </w:rPr>
@@ -5382,6 +5894,7 @@
       </w:r>
       <w:r>
         <w:rPr>
+          <w:rFonts w:ascii="Arvo" w:hAnsi="Arvo"/>
           <w:sz w:val="20"/>
           <w:szCs w:val="20"/>
         </w:rPr>
@@ -5389,6 +5902,7 @@
       </w:r>
       <w:r>
         <w:rPr>
+          <w:rFonts w:ascii="Arvo" w:hAnsi="Arvo"/>
           <w:sz w:val="20"/>
           <w:szCs w:val="20"/>
         </w:rPr>
@@ -5396,6 +5910,7 @@
       </w:r>
       <w:r>
         <w:rPr>
+          <w:rFonts w:ascii="Arvo" w:hAnsi="Arvo"/>
           <w:sz w:val="20"/>
           <w:szCs w:val="20"/>
         </w:rPr>
@@ -5403,6 +5918,7 @@
       </w:r>
       <w:r>
         <w:rPr>
+          <w:rFonts w:ascii="Arvo" w:hAnsi="Arvo"/>
           <w:sz w:val="20"/>
           <w:szCs w:val="20"/>
         </w:rPr>
@@ -5410,6 +5926,7 @@
       </w:r>
       <w:r>
         <w:rPr>
+          <w:rFonts w:ascii="Arvo" w:hAnsi="Arvo"/>
           <w:sz w:val="20"/>
           <w:szCs w:val="20"/>
         </w:rPr>
@@ -5417,6 +5934,7 @@
       </w:r>
       <w:r>
         <w:rPr>
+          <w:rFonts w:ascii="Arvo" w:hAnsi="Arvo"/>
           <w:sz w:val="20"/>
           <w:szCs w:val="20"/>
         </w:rPr>
@@ -5426,8 +5944,10 @@
     <w:p>
       <w:pPr>
         <w:snapToGrid w:val="0"/>
+        <w:spacing w:line="276" w:lineRule="auto"/>
         <w:jc w:val="both"/>
         <w:rPr>
+          <w:rFonts w:ascii="Arvo" w:hAnsi="Arvo"/>
           <w:sz w:val="20"/>
           <w:szCs w:val="20"/>
         </w:rPr>
@@ -5442,14 +5962,17 @@
           <w:numId w:val="2"/>
         </w:numPr>
         <w:snapToGrid w:val="0"/>
+        <w:spacing w:line="276" w:lineRule="auto"/>
         <w:ind w:left="709" w:hanging="709"/>
         <w:rPr>
-          <w:sz w:val="20"/>
-          <w:szCs w:val="20"/>
-        </w:rPr>
-      </w:pPr>
-      <w:r>
-        <w:rPr>
+          <w:rFonts w:ascii="Arvo" w:hAnsi="Arvo"/>
+          <w:sz w:val="20"/>
+          <w:szCs w:val="20"/>
+        </w:rPr>
+      </w:pPr>
+      <w:r>
+        <w:rPr>
+          <w:rFonts w:ascii="Arvo" w:hAnsi="Arvo"/>
           <w:b/>
           <w:bCs/>
           <w:smallCaps/>
@@ -5464,8 +5987,10 @@
         <w:pStyle w:val="PargrafodaLista"/>
         <w:keepNext/>
         <w:snapToGrid w:val="0"/>
+        <w:spacing w:line="276" w:lineRule="auto"/>
         <w:ind w:left="709" w:hanging="709"/>
         <w:rPr>
+          <w:rFonts w:ascii="Arvo" w:hAnsi="Arvo"/>
           <w:sz w:val="20"/>
           <w:szCs w:val="20"/>
         </w:rPr>
@@ -5479,15 +6004,18 @@
           <w:numId w:val="2"/>
         </w:numPr>
         <w:snapToGrid w:val="0"/>
+        <w:spacing w:line="276" w:lineRule="auto"/>
         <w:ind w:left="709" w:hanging="709"/>
         <w:jc w:val="both"/>
         <w:rPr>
-          <w:sz w:val="20"/>
-          <w:szCs w:val="20"/>
-        </w:rPr>
-      </w:pPr>
-      <w:r>
-        <w:rPr>
+          <w:rFonts w:ascii="Arvo" w:hAnsi="Arvo"/>
+          <w:sz w:val="20"/>
+          <w:szCs w:val="20"/>
+        </w:rPr>
+      </w:pPr>
+      <w:r>
+        <w:rPr>
+          <w:rFonts w:ascii="Arvo" w:hAnsi="Arvo"/>
           <w:sz w:val="20"/>
           <w:szCs w:val="20"/>
         </w:rPr>
@@ -5495,6 +6023,7 @@
       </w:r>
       <w:r>
         <w:rPr>
+          <w:rFonts w:ascii="Arvo" w:hAnsi="Arvo"/>
           <w:sz w:val="20"/>
           <w:szCs w:val="20"/>
         </w:rPr>
@@ -5502,6 +6031,7 @@
       </w:r>
       <w:r>
         <w:rPr>
+          <w:rFonts w:ascii="Arvo" w:hAnsi="Arvo"/>
           <w:sz w:val="20"/>
           <w:szCs w:val="20"/>
         </w:rPr>
@@ -5509,6 +6039,7 @@
       </w:r>
       <w:r>
         <w:rPr>
+          <w:rFonts w:ascii="Arvo" w:hAnsi="Arvo"/>
           <w:sz w:val="20"/>
           <w:szCs w:val="20"/>
         </w:rPr>
@@ -5516,6 +6047,7 @@
       </w:r>
       <w:r>
         <w:rPr>
+          <w:rFonts w:ascii="Arvo" w:hAnsi="Arvo"/>
           <w:sz w:val="20"/>
           <w:szCs w:val="20"/>
         </w:rPr>
@@ -5523,6 +6055,7 @@
       </w:r>
       <w:r>
         <w:rPr>
+          <w:rFonts w:ascii="Arvo" w:hAnsi="Arvo"/>
           <w:sz w:val="20"/>
           <w:szCs w:val="20"/>
         </w:rPr>
@@ -5530,6 +6063,7 @@
       </w:r>
       <w:r>
         <w:rPr>
+          <w:rFonts w:ascii="Arvo" w:hAnsi="Arvo"/>
           <w:sz w:val="20"/>
           <w:szCs w:val="20"/>
         </w:rPr>
@@ -5537,6 +6071,7 @@
       </w:r>
       <w:r>
         <w:rPr>
+          <w:rFonts w:ascii="Arvo" w:hAnsi="Arvo"/>
           <w:sz w:val="20"/>
           <w:szCs w:val="20"/>
         </w:rPr>
@@ -5544,6 +6079,7 @@
       </w:r>
       <w:r>
         <w:rPr>
+          <w:rFonts w:ascii="Arvo" w:hAnsi="Arvo"/>
           <w:sz w:val="20"/>
           <w:szCs w:val="20"/>
         </w:rPr>
@@ -5551,6 +6087,7 @@
       </w:r>
       <w:r>
         <w:rPr>
+          <w:rFonts w:ascii="Arvo" w:hAnsi="Arvo"/>
           <w:sz w:val="20"/>
           <w:szCs w:val="20"/>
         </w:rPr>
@@ -5558,6 +6095,7 @@
       </w:r>
       <w:r>
         <w:rPr>
+          <w:rFonts w:ascii="Arvo" w:hAnsi="Arvo"/>
           <w:sz w:val="20"/>
           <w:szCs w:val="20"/>
         </w:rPr>
@@ -5565,6 +6103,7 @@
       </w:r>
       <w:r>
         <w:rPr>
+          <w:rFonts w:ascii="Arvo" w:hAnsi="Arvo"/>
           <w:sz w:val="20"/>
           <w:szCs w:val="20"/>
         </w:rPr>
@@ -5572,6 +6111,7 @@
       </w:r>
       <w:r>
         <w:rPr>
+          <w:rFonts w:ascii="Arvo" w:hAnsi="Arvo"/>
           <w:sz w:val="20"/>
           <w:szCs w:val="20"/>
         </w:rPr>
@@ -5579,6 +6119,7 @@
       </w:r>
       <w:r>
         <w:rPr>
+          <w:rFonts w:ascii="Arvo" w:hAnsi="Arvo"/>
           <w:sz w:val="20"/>
           <w:szCs w:val="20"/>
         </w:rPr>
@@ -5586,6 +6127,7 @@
       </w:r>
       <w:r>
         <w:rPr>
+          <w:rFonts w:ascii="Arvo" w:hAnsi="Arvo"/>
           <w:sz w:val="20"/>
           <w:szCs w:val="20"/>
         </w:rPr>
@@ -5596,9 +6138,11 @@
       <w:pPr>
         <w:pStyle w:val="PargrafodaLista"/>
         <w:snapToGrid w:val="0"/>
+        <w:spacing w:line="276" w:lineRule="auto"/>
         <w:ind w:left="709" w:hanging="709"/>
         <w:jc w:val="both"/>
         <w:rPr>
+          <w:rFonts w:ascii="Arvo" w:hAnsi="Arvo"/>
           <w:sz w:val="20"/>
           <w:szCs w:val="20"/>
         </w:rPr>
@@ -5612,15 +6156,18 @@
           <w:numId w:val="2"/>
         </w:numPr>
         <w:snapToGrid w:val="0"/>
+        <w:spacing w:line="276" w:lineRule="auto"/>
         <w:ind w:left="709" w:hanging="709"/>
         <w:jc w:val="both"/>
         <w:rPr>
-          <w:sz w:val="20"/>
-          <w:szCs w:val="20"/>
-        </w:rPr>
-      </w:pPr>
-      <w:r>
-        <w:rPr>
+          <w:rFonts w:ascii="Arvo" w:hAnsi="Arvo"/>
+          <w:sz w:val="20"/>
+          <w:szCs w:val="20"/>
+        </w:rPr>
+      </w:pPr>
+      <w:r>
+        <w:rPr>
+          <w:rFonts w:ascii="Arvo" w:hAnsi="Arvo"/>
           <w:sz w:val="20"/>
           <w:szCs w:val="20"/>
         </w:rPr>
@@ -5628,6 +6175,7 @@
       </w:r>
       <w:r>
         <w:rPr>
+          <w:rFonts w:ascii="Arvo" w:hAnsi="Arvo"/>
           <w:sz w:val="20"/>
           <w:szCs w:val="20"/>
         </w:rPr>
@@ -5635,6 +6183,7 @@
       </w:r>
       <w:r>
         <w:rPr>
+          <w:rFonts w:ascii="Arvo" w:hAnsi="Arvo"/>
           <w:sz w:val="20"/>
           <w:szCs w:val="20"/>
         </w:rPr>
@@ -5644,7 +6193,9 @@
     <w:p>
       <w:pPr>
         <w:pStyle w:val="PargrafodaLista"/>
-        <w:rPr>
+        <w:spacing w:line="276" w:lineRule="auto"/>
+        <w:rPr>
+          <w:rFonts w:ascii="Arvo" w:hAnsi="Arvo"/>
           <w:sz w:val="20"/>
           <w:szCs w:val="20"/>
         </w:rPr>
@@ -5659,8 +6210,10 @@
           <w:numId w:val="2"/>
         </w:numPr>
         <w:snapToGrid w:val="0"/>
+        <w:spacing w:line="276" w:lineRule="auto"/>
         <w:ind w:left="709" w:hanging="709"/>
         <w:rPr>
+          <w:rFonts w:ascii="Arvo" w:hAnsi="Arvo"/>
           <w:b/>
           <w:bCs/>
           <w:smallCaps/>
@@ -5670,13 +6223,13 @@
       </w:pPr>
       <w:r>
         <w:rPr>
+          <w:rFonts w:ascii="Arvo" w:hAnsi="Arvo"/>
           <w:b/>
           <w:bCs/>
           <w:smallCaps/>
           <w:sz w:val="20"/>
           <w:szCs w:val="20"/>
         </w:rPr>
-        <w:lastRenderedPageBreak/>
         <w:t>HONORÁRIOS E FORMA DE PAGAMENTO</w:t>
       </w:r>
     </w:p>
@@ -5684,7 +6237,9 @@
       <w:pPr>
         <w:keepNext/>
         <w:snapToGrid w:val="0"/>
-        <w:rPr>
+        <w:spacing w:line="276" w:lineRule="auto"/>
+        <w:rPr>
+          <w:rFonts w:ascii="Arvo" w:hAnsi="Arvo"/>
           <w:sz w:val="20"/>
           <w:szCs w:val="20"/>
         </w:rPr>
@@ -5698,15 +6253,18 @@
           <w:numId w:val="2"/>
         </w:numPr>
         <w:snapToGrid w:val="0"/>
+        <w:spacing w:line="276" w:lineRule="auto"/>
         <w:ind w:hanging="720"/>
         <w:jc w:val="both"/>
         <w:rPr>
-          <w:sz w:val="20"/>
-          <w:szCs w:val="20"/>
-        </w:rPr>
-      </w:pPr>
-      <w:r>
-        <w:rPr>
+          <w:rFonts w:ascii="Arvo" w:hAnsi="Arvo"/>
+          <w:sz w:val="20"/>
+          <w:szCs w:val="20"/>
+        </w:rPr>
+      </w:pPr>
+      <w:r>
+        <w:rPr>
+          <w:rFonts w:ascii="Arvo" w:hAnsi="Arvo"/>
           <w:sz w:val="20"/>
           <w:szCs w:val="20"/>
         </w:rPr>
@@ -5714,6 +6272,7 @@
       </w:r>
       <w:r>
         <w:rPr>
+          <w:rFonts w:ascii="Arvo" w:hAnsi="Arvo"/>
           <w:sz w:val="20"/>
           <w:szCs w:val="20"/>
         </w:rPr>
@@ -5721,6 +6280,7 @@
       </w:r>
       <w:r>
         <w:rPr>
+          <w:rFonts w:ascii="Arvo" w:hAnsi="Arvo"/>
           <w:sz w:val="20"/>
           <w:szCs w:val="20"/>
         </w:rPr>
@@ -5728,6 +6288,7 @@
       </w:r>
       <w:r>
         <w:rPr>
+          <w:rFonts w:ascii="Arvo" w:hAnsi="Arvo"/>
           <w:sz w:val="20"/>
           <w:szCs w:val="20"/>
         </w:rPr>
@@ -5735,6 +6296,7 @@
       </w:r>
       <w:r>
         <w:rPr>
+          <w:rFonts w:ascii="Arvo" w:hAnsi="Arvo"/>
           <w:sz w:val="20"/>
           <w:szCs w:val="20"/>
         </w:rPr>
@@ -5742,6 +6304,7 @@
       </w:r>
       <w:r>
         <w:rPr>
+          <w:rFonts w:ascii="Arvo" w:hAnsi="Arvo"/>
           <w:sz w:val="20"/>
           <w:szCs w:val="20"/>
         </w:rPr>
@@ -5749,6 +6312,7 @@
       </w:r>
       <w:r>
         <w:rPr>
+          <w:rFonts w:ascii="Arvo" w:hAnsi="Arvo"/>
           <w:sz w:val="20"/>
           <w:szCs w:val="20"/>
         </w:rPr>
@@ -5756,6 +6320,7 @@
       </w:r>
       <w:r>
         <w:rPr>
+          <w:rFonts w:ascii="Arvo" w:hAnsi="Arvo"/>
           <w:sz w:val="20"/>
           <w:szCs w:val="20"/>
         </w:rPr>
@@ -5763,6 +6328,7 @@
       </w:r>
       <w:r>
         <w:rPr>
+          <w:rFonts w:ascii="Arvo" w:hAnsi="Arvo"/>
           <w:sz w:val="20"/>
           <w:szCs w:val="20"/>
         </w:rPr>
@@ -5770,6 +6336,7 @@
       </w:r>
       <w:r>
         <w:rPr>
+          <w:rFonts w:ascii="Arvo" w:hAnsi="Arvo"/>
           <w:sz w:val="20"/>
           <w:szCs w:val="20"/>
         </w:rPr>
@@ -5777,6 +6344,7 @@
       </w:r>
       <w:r>
         <w:rPr>
+          <w:rFonts w:ascii="Arvo" w:hAnsi="Arvo"/>
           <w:sz w:val="20"/>
           <w:szCs w:val="20"/>
         </w:rPr>
@@ -5784,6 +6352,7 @@
       </w:r>
       <w:r>
         <w:rPr>
+          <w:rFonts w:ascii="Arvo" w:hAnsi="Arvo"/>
           <w:sz w:val="20"/>
           <w:szCs w:val="20"/>
         </w:rPr>
@@ -5791,6 +6360,7 @@
       </w:r>
       <w:r>
         <w:rPr>
+          <w:rFonts w:ascii="Arvo" w:hAnsi="Arvo"/>
           <w:sz w:val="20"/>
           <w:szCs w:val="20"/>
         </w:rPr>
@@ -5798,6 +6368,7 @@
       </w:r>
       <w:r>
         <w:rPr>
+          <w:rFonts w:ascii="Arvo" w:hAnsi="Arvo"/>
           <w:sz w:val="20"/>
           <w:szCs w:val="20"/>
         </w:rPr>
@@ -5808,9 +6379,11 @@
       <w:pPr>
         <w:pStyle w:val="PargrafodaLista"/>
         <w:snapToGrid w:val="0"/>
+        <w:spacing w:line="276" w:lineRule="auto"/>
         <w:ind w:left="720"/>
         <w:jc w:val="both"/>
         <w:rPr>
+          <w:rFonts w:ascii="Arvo" w:hAnsi="Arvo"/>
           <w:sz w:val="20"/>
           <w:szCs w:val="20"/>
         </w:rPr>
@@ -5824,15 +6397,18 @@
           <w:numId w:val="2"/>
         </w:numPr>
         <w:snapToGrid w:val="0"/>
+        <w:spacing w:line="276" w:lineRule="auto"/>
         <w:ind w:hanging="720"/>
         <w:jc w:val="both"/>
         <w:rPr>
-          <w:sz w:val="20"/>
-          <w:szCs w:val="20"/>
-        </w:rPr>
-      </w:pPr>
-      <w:r>
-        <w:rPr>
+          <w:rFonts w:ascii="Arvo" w:hAnsi="Arvo"/>
+          <w:sz w:val="20"/>
+          <w:szCs w:val="20"/>
+        </w:rPr>
+      </w:pPr>
+      <w:r>
+        <w:rPr>
+          <w:rFonts w:ascii="Arvo" w:hAnsi="Arvo"/>
           <w:sz w:val="20"/>
           <w:szCs w:val="20"/>
         </w:rPr>
@@ -5840,6 +6416,7 @@
       </w:r>
       <w:r>
         <w:rPr>
+          <w:rFonts w:ascii="Arvo" w:hAnsi="Arvo"/>
           <w:sz w:val="20"/>
           <w:szCs w:val="20"/>
         </w:rPr>
@@ -5847,6 +6424,7 @@
       </w:r>
       <w:r>
         <w:rPr>
+          <w:rFonts w:ascii="Arvo" w:hAnsi="Arvo"/>
           <w:sz w:val="20"/>
           <w:szCs w:val="20"/>
         </w:rPr>
@@ -5854,6 +6432,7 @@
       </w:r>
       <w:r>
         <w:rPr>
+          <w:rFonts w:ascii="Arvo" w:hAnsi="Arvo"/>
           <w:sz w:val="20"/>
           <w:szCs w:val="20"/>
         </w:rPr>
@@ -5861,6 +6440,7 @@
       </w:r>
       <w:r>
         <w:rPr>
+          <w:rFonts w:ascii="Arvo" w:hAnsi="Arvo"/>
           <w:sz w:val="20"/>
           <w:szCs w:val="20"/>
         </w:rPr>
@@ -5871,7 +6451,9 @@
       <w:pPr>
         <w:pStyle w:val="PargrafodaLista"/>
         <w:snapToGrid w:val="0"/>
-        <w:rPr>
+        <w:spacing w:line="276" w:lineRule="auto"/>
+        <w:rPr>
+          <w:rFonts w:ascii="Arvo" w:hAnsi="Arvo"/>
           <w:sz w:val="20"/>
           <w:szCs w:val="20"/>
         </w:rPr>
@@ -5885,15 +6467,18 @@
           <w:numId w:val="2"/>
         </w:numPr>
         <w:snapToGrid w:val="0"/>
+        <w:spacing w:line="276" w:lineRule="auto"/>
         <w:ind w:hanging="720"/>
         <w:jc w:val="both"/>
         <w:rPr>
-          <w:sz w:val="20"/>
-          <w:szCs w:val="20"/>
-        </w:rPr>
-      </w:pPr>
-      <w:r>
-        <w:rPr>
+          <w:rFonts w:ascii="Arvo" w:hAnsi="Arvo"/>
+          <w:sz w:val="20"/>
+          <w:szCs w:val="20"/>
+        </w:rPr>
+      </w:pPr>
+      <w:r>
+        <w:rPr>
+          <w:rFonts w:ascii="Arvo" w:hAnsi="Arvo"/>
           <w:sz w:val="20"/>
           <w:szCs w:val="20"/>
         </w:rPr>
@@ -5901,6 +6486,7 @@
       </w:r>
       <w:r>
         <w:rPr>
+          <w:rFonts w:ascii="Arvo" w:hAnsi="Arvo"/>
           <w:sz w:val="20"/>
           <w:szCs w:val="20"/>
         </w:rPr>
@@ -5908,6 +6494,7 @@
       </w:r>
       <w:r>
         <w:rPr>
+          <w:rFonts w:ascii="Arvo" w:hAnsi="Arvo"/>
           <w:sz w:val="20"/>
           <w:szCs w:val="20"/>
         </w:rPr>
@@ -5915,6 +6502,7 @@
       </w:r>
       <w:r>
         <w:rPr>
+          <w:rFonts w:ascii="Arvo" w:hAnsi="Arvo"/>
           <w:sz w:val="20"/>
           <w:szCs w:val="20"/>
         </w:rPr>
@@ -5922,6 +6510,7 @@
       </w:r>
       <w:r>
         <w:rPr>
+          <w:rFonts w:ascii="Arvo" w:hAnsi="Arvo"/>
           <w:sz w:val="20"/>
           <w:szCs w:val="20"/>
         </w:rPr>
@@ -5929,6 +6518,7 @@
       </w:r>
       <w:r>
         <w:rPr>
+          <w:rFonts w:ascii="Arvo" w:hAnsi="Arvo"/>
           <w:sz w:val="20"/>
           <w:szCs w:val="20"/>
         </w:rPr>
@@ -5936,6 +6526,7 @@
       </w:r>
       <w:r>
         <w:rPr>
+          <w:rFonts w:ascii="Arvo" w:hAnsi="Arvo"/>
           <w:sz w:val="20"/>
           <w:szCs w:val="20"/>
         </w:rPr>
@@ -5943,6 +6534,7 @@
       </w:r>
       <w:r>
         <w:rPr>
+          <w:rFonts w:ascii="Arvo" w:hAnsi="Arvo"/>
           <w:sz w:val="20"/>
           <w:szCs w:val="20"/>
         </w:rPr>
@@ -5950,6 +6542,7 @@
       </w:r>
       <w:r>
         <w:rPr>
+          <w:rFonts w:ascii="Arvo" w:hAnsi="Arvo"/>
           <w:sz w:val="20"/>
           <w:szCs w:val="20"/>
         </w:rPr>
@@ -5957,6 +6550,7 @@
       </w:r>
       <w:r>
         <w:rPr>
+          <w:rFonts w:ascii="Arvo" w:hAnsi="Arvo"/>
           <w:sz w:val="20"/>
           <w:szCs w:val="20"/>
         </w:rPr>
@@ -5964,6 +6558,7 @@
       </w:r>
       <w:r>
         <w:rPr>
+          <w:rFonts w:ascii="Arvo" w:hAnsi="Arvo"/>
           <w:sz w:val="20"/>
           <w:szCs w:val="20"/>
         </w:rPr>
@@ -5971,6 +6566,7 @@
       </w:r>
       <w:r>
         <w:rPr>
+          <w:rFonts w:ascii="Arvo" w:hAnsi="Arvo"/>
           <w:sz w:val="20"/>
           <w:szCs w:val="20"/>
         </w:rPr>
@@ -5978,20 +6574,15 @@
       </w:r>
       <w:r>
         <w:rPr>
-          <w:sz w:val="20"/>
-          <w:szCs w:val="20"/>
-        </w:rPr>
-        <w:t xml:space="preserve">atraso e </w:t>
-      </w:r>
-      <w:r>
-        <w:rPr>
-          <w:sz w:val="20"/>
-          <w:szCs w:val="20"/>
-        </w:rPr>
-        <w:t>correção monetária pelo IPCA/IBGE, acumulado entre o vencimento e a data do efetivo pagamento</w:t>
-      </w:r>
-      <w:r>
-        <w:rPr>
+          <w:rFonts w:ascii="Arvo" w:hAnsi="Arvo"/>
+          <w:sz w:val="20"/>
+          <w:szCs w:val="20"/>
+        </w:rPr>
+        <w:t>atraso e correção monetária pelo IPCA/IBGE, acumulado entre o vencimento e a data do efetivo pagamento</w:t>
+      </w:r>
+      <w:r>
+        <w:rPr>
+          <w:rFonts w:ascii="Arvo" w:hAnsi="Arvo"/>
           <w:sz w:val="20"/>
           <w:szCs w:val="20"/>
         </w:rPr>
@@ -5999,6 +6590,7 @@
       </w:r>
       <w:r>
         <w:rPr>
+          <w:rFonts w:ascii="Arvo" w:hAnsi="Arvo"/>
           <w:i/>
           <w:iCs/>
           <w:sz w:val="20"/>
@@ -6008,6 +6600,7 @@
       </w:r>
       <w:r>
         <w:rPr>
+          <w:rFonts w:ascii="Arvo" w:hAnsi="Arvo"/>
           <w:sz w:val="20"/>
           <w:szCs w:val="20"/>
         </w:rPr>
@@ -6015,6 +6608,7 @@
       </w:r>
       <w:r>
         <w:rPr>
+          <w:rFonts w:ascii="Arvo" w:hAnsi="Arvo"/>
           <w:sz w:val="20"/>
           <w:szCs w:val="20"/>
         </w:rPr>
@@ -6022,38 +6616,36 @@
       </w:r>
       <w:r>
         <w:rPr>
-          <w:sz w:val="20"/>
-          <w:szCs w:val="20"/>
-        </w:rPr>
-        <w:t>Em caso de atraso superior a 10 (dez) dias, será facultado ao Contratado suspender a prestação dos serviços,</w:t>
-      </w:r>
-      <w:r>
-        <w:rPr>
+          <w:rFonts w:ascii="Arvo" w:hAnsi="Arvo"/>
+          <w:sz w:val="20"/>
+          <w:szCs w:val="20"/>
+        </w:rPr>
+        <w:t xml:space="preserve">Em caso de atraso superior a 10 (dez) dias, será facultado ao Contratado suspender a prestação dos serviços, </w:t>
+      </w:r>
+      <w:r>
+        <w:rPr>
+          <w:rFonts w:ascii="Arvo" w:hAnsi="Arvo"/>
+          <w:sz w:val="20"/>
+          <w:szCs w:val="20"/>
+        </w:rPr>
+        <w:t>sem prejuízo das demais medidas legais cabíveis.</w:t>
+      </w:r>
+      <w:r>
+        <w:rPr>
+          <w:rFonts w:ascii="Arvo" w:hAnsi="Arvo"/>
           <w:sz w:val="20"/>
           <w:szCs w:val="20"/>
         </w:rPr>
         <w:t xml:space="preserve"> </w:t>
       </w:r>
-      <w:r>
-        <w:rPr>
-          <w:sz w:val="20"/>
-          <w:szCs w:val="20"/>
-        </w:rPr>
-        <w:t>sem prejuízo das demais medidas legais cabíveis.</w:t>
-      </w:r>
-      <w:r>
-        <w:rPr>
-          <w:sz w:val="20"/>
-          <w:szCs w:val="20"/>
-        </w:rPr>
-        <w:t xml:space="preserve"> </w:t>
-      </w:r>
     </w:p>
     <w:p>
       <w:pPr>
         <w:pStyle w:val="PargrafodaLista"/>
         <w:snapToGrid w:val="0"/>
-        <w:rPr>
+        <w:spacing w:line="276" w:lineRule="auto"/>
+        <w:rPr>
+          <w:rFonts w:ascii="Arvo" w:hAnsi="Arvo"/>
           <w:sz w:val="20"/>
           <w:szCs w:val="20"/>
         </w:rPr>
@@ -6067,15 +6659,18 @@
           <w:numId w:val="2"/>
         </w:numPr>
         <w:snapToGrid w:val="0"/>
+        <w:spacing w:line="276" w:lineRule="auto"/>
         <w:ind w:hanging="720"/>
         <w:jc w:val="both"/>
         <w:rPr>
-          <w:sz w:val="20"/>
-          <w:szCs w:val="20"/>
-        </w:rPr>
-      </w:pPr>
-      <w:r>
-        <w:rPr>
+          <w:rFonts w:ascii="Arvo" w:hAnsi="Arvo"/>
+          <w:sz w:val="20"/>
+          <w:szCs w:val="20"/>
+        </w:rPr>
+      </w:pPr>
+      <w:r>
+        <w:rPr>
+          <w:rFonts w:ascii="Arvo" w:hAnsi="Arvo"/>
           <w:sz w:val="20"/>
           <w:szCs w:val="20"/>
         </w:rPr>
@@ -6086,7 +6681,9 @@
       <w:pPr>
         <w:pStyle w:val="PargrafodaLista"/>
         <w:snapToGrid w:val="0"/>
-        <w:rPr>
+        <w:spacing w:line="276" w:lineRule="auto"/>
+        <w:rPr>
+          <w:rFonts w:ascii="Arvo" w:hAnsi="Arvo"/>
           <w:sz w:val="20"/>
           <w:szCs w:val="20"/>
         </w:rPr>
@@ -6100,15 +6697,18 @@
           <w:numId w:val="2"/>
         </w:numPr>
         <w:snapToGrid w:val="0"/>
+        <w:spacing w:line="276" w:lineRule="auto"/>
         <w:ind w:hanging="720"/>
         <w:jc w:val="both"/>
         <w:rPr>
-          <w:sz w:val="20"/>
-          <w:szCs w:val="20"/>
-        </w:rPr>
-      </w:pPr>
-      <w:r>
-        <w:rPr>
+          <w:rFonts w:ascii="Arvo" w:hAnsi="Arvo"/>
+          <w:sz w:val="20"/>
+          <w:szCs w:val="20"/>
+        </w:rPr>
+      </w:pPr>
+      <w:r>
+        <w:rPr>
+          <w:rFonts w:ascii="Arvo" w:hAnsi="Arvo"/>
           <w:sz w:val="20"/>
           <w:szCs w:val="20"/>
         </w:rPr>
@@ -6118,8 +6718,10 @@
     <w:p>
       <w:pPr>
         <w:snapToGrid w:val="0"/>
+        <w:spacing w:line="276" w:lineRule="auto"/>
         <w:jc w:val="both"/>
         <w:rPr>
+          <w:rFonts w:ascii="Arvo" w:hAnsi="Arvo"/>
           <w:sz w:val="20"/>
           <w:szCs w:val="20"/>
         </w:rPr>
@@ -6134,8 +6736,10 @@
           <w:numId w:val="2"/>
         </w:numPr>
         <w:snapToGrid w:val="0"/>
+        <w:spacing w:line="276" w:lineRule="auto"/>
         <w:ind w:hanging="720"/>
         <w:rPr>
+          <w:rFonts w:ascii="Arvo" w:hAnsi="Arvo"/>
           <w:b/>
           <w:bCs/>
           <w:smallCaps/>
@@ -6145,6 +6749,7 @@
       </w:pPr>
       <w:r>
         <w:rPr>
+          <w:rFonts w:ascii="Arvo" w:hAnsi="Arvo"/>
           <w:b/>
           <w:bCs/>
           <w:smallCaps/>
@@ -6157,8 +6762,10 @@
     <w:p>
       <w:pPr>
         <w:snapToGrid w:val="0"/>
+        <w:spacing w:line="276" w:lineRule="auto"/>
         <w:jc w:val="both"/>
         <w:rPr>
+          <w:rFonts w:ascii="Arvo" w:hAnsi="Arvo"/>
           <w:sz w:val="20"/>
           <w:szCs w:val="20"/>
         </w:rPr>
@@ -6172,15 +6779,18 @@
           <w:numId w:val="2"/>
         </w:numPr>
         <w:snapToGrid w:val="0"/>
+        <w:spacing w:line="276" w:lineRule="auto"/>
         <w:ind w:hanging="720"/>
         <w:jc w:val="both"/>
         <w:rPr>
-          <w:sz w:val="20"/>
-          <w:szCs w:val="20"/>
-        </w:rPr>
-      </w:pPr>
-      <w:r>
-        <w:rPr>
+          <w:rFonts w:ascii="Arvo" w:hAnsi="Arvo"/>
+          <w:sz w:val="20"/>
+          <w:szCs w:val="20"/>
+        </w:rPr>
+      </w:pPr>
+      <w:r>
+        <w:rPr>
+          <w:rFonts w:ascii="Arvo" w:hAnsi="Arvo"/>
           <w:sz w:val="20"/>
           <w:szCs w:val="20"/>
         </w:rPr>
@@ -6188,6 +6798,7 @@
       </w:r>
       <w:r>
         <w:rPr>
+          <w:rFonts w:ascii="Arvo" w:hAnsi="Arvo"/>
           <w:sz w:val="20"/>
           <w:szCs w:val="20"/>
         </w:rPr>
@@ -6195,6 +6806,7 @@
       </w:r>
       <w:r>
         <w:rPr>
+          <w:rFonts w:ascii="Arvo" w:hAnsi="Arvo"/>
           <w:sz w:val="20"/>
           <w:szCs w:val="20"/>
         </w:rPr>
@@ -6202,6 +6814,7 @@
       </w:r>
       <w:r>
         <w:rPr>
+          <w:rFonts w:ascii="Arvo" w:hAnsi="Arvo"/>
           <w:sz w:val="20"/>
           <w:szCs w:val="20"/>
         </w:rPr>
@@ -6209,6 +6822,7 @@
       </w:r>
       <w:r>
         <w:rPr>
+          <w:rFonts w:ascii="Arvo" w:hAnsi="Arvo"/>
           <w:sz w:val="20"/>
           <w:szCs w:val="20"/>
         </w:rPr>
@@ -6216,6 +6830,7 @@
       </w:r>
       <w:r>
         <w:rPr>
+          <w:rFonts w:ascii="Arvo" w:hAnsi="Arvo"/>
           <w:sz w:val="20"/>
           <w:szCs w:val="20"/>
         </w:rPr>
@@ -6223,6 +6838,7 @@
       </w:r>
       <w:r>
         <w:rPr>
+          <w:rFonts w:ascii="Arvo" w:hAnsi="Arvo"/>
           <w:sz w:val="20"/>
           <w:szCs w:val="20"/>
         </w:rPr>
@@ -6230,6 +6846,7 @@
       </w:r>
       <w:r>
         <w:rPr>
+          <w:rFonts w:ascii="Arvo" w:hAnsi="Arvo"/>
           <w:sz w:val="20"/>
           <w:szCs w:val="20"/>
         </w:rPr>
@@ -6240,9 +6857,11 @@
       <w:pPr>
         <w:pStyle w:val="PargrafodaLista"/>
         <w:snapToGrid w:val="0"/>
+        <w:spacing w:line="276" w:lineRule="auto"/>
         <w:ind w:left="720"/>
         <w:jc w:val="both"/>
         <w:rPr>
+          <w:rFonts w:ascii="Arvo" w:hAnsi="Arvo"/>
           <w:sz w:val="20"/>
           <w:szCs w:val="20"/>
         </w:rPr>
@@ -6256,15 +6875,18 @@
           <w:numId w:val="2"/>
         </w:numPr>
         <w:snapToGrid w:val="0"/>
+        <w:spacing w:line="276" w:lineRule="auto"/>
         <w:ind w:hanging="720"/>
         <w:jc w:val="both"/>
         <w:rPr>
-          <w:sz w:val="20"/>
-          <w:szCs w:val="20"/>
-        </w:rPr>
-      </w:pPr>
-      <w:r>
-        <w:rPr>
+          <w:rFonts w:ascii="Arvo" w:hAnsi="Arvo"/>
+          <w:sz w:val="20"/>
+          <w:szCs w:val="20"/>
+        </w:rPr>
+      </w:pPr>
+      <w:r>
+        <w:rPr>
+          <w:rFonts w:ascii="Arvo" w:hAnsi="Arvo"/>
           <w:sz w:val="20"/>
           <w:szCs w:val="20"/>
         </w:rPr>
@@ -6272,6 +6894,7 @@
       </w:r>
       <w:r>
         <w:rPr>
+          <w:rFonts w:ascii="Arvo" w:hAnsi="Arvo"/>
           <w:sz w:val="20"/>
           <w:szCs w:val="20"/>
         </w:rPr>
@@ -6279,6 +6902,7 @@
       </w:r>
       <w:r>
         <w:rPr>
+          <w:rFonts w:ascii="Arvo" w:hAnsi="Arvo"/>
           <w:sz w:val="20"/>
           <w:szCs w:val="20"/>
         </w:rPr>
@@ -6286,6 +6910,7 @@
       </w:r>
       <w:r>
         <w:rPr>
+          <w:rFonts w:ascii="Arvo" w:hAnsi="Arvo"/>
           <w:sz w:val="20"/>
           <w:szCs w:val="20"/>
         </w:rPr>
@@ -6293,6 +6918,7 @@
       </w:r>
       <w:r>
         <w:rPr>
+          <w:rFonts w:ascii="Arvo" w:hAnsi="Arvo"/>
           <w:sz w:val="20"/>
           <w:szCs w:val="20"/>
         </w:rPr>
@@ -6300,6 +6926,7 @@
       </w:r>
       <w:r>
         <w:rPr>
+          <w:rFonts w:ascii="Arvo" w:hAnsi="Arvo"/>
           <w:sz w:val="20"/>
           <w:szCs w:val="20"/>
         </w:rPr>
@@ -6307,6 +6934,7 @@
       </w:r>
       <w:r>
         <w:rPr>
+          <w:rFonts w:ascii="Arvo" w:hAnsi="Arvo"/>
           <w:sz w:val="20"/>
           <w:szCs w:val="20"/>
         </w:rPr>
@@ -6314,6 +6942,7 @@
       </w:r>
       <w:r>
         <w:rPr>
+          <w:rFonts w:ascii="Arvo" w:hAnsi="Arvo"/>
           <w:sz w:val="20"/>
           <w:szCs w:val="20"/>
         </w:rPr>
@@ -6321,6 +6950,7 @@
       </w:r>
       <w:r>
         <w:rPr>
+          <w:rFonts w:ascii="Arvo" w:hAnsi="Arvo"/>
           <w:sz w:val="20"/>
           <w:szCs w:val="20"/>
         </w:rPr>
@@ -6328,6 +6958,7 @@
       </w:r>
       <w:r>
         <w:rPr>
+          <w:rFonts w:ascii="Arvo" w:hAnsi="Arvo"/>
           <w:sz w:val="20"/>
           <w:szCs w:val="20"/>
         </w:rPr>
@@ -6335,6 +6966,7 @@
       </w:r>
       <w:r>
         <w:rPr>
+          <w:rFonts w:ascii="Arvo" w:hAnsi="Arvo"/>
           <w:sz w:val="20"/>
           <w:szCs w:val="20"/>
         </w:rPr>
@@ -6345,7 +6977,9 @@
       <w:pPr>
         <w:pStyle w:val="PargrafodaLista"/>
         <w:snapToGrid w:val="0"/>
-        <w:rPr>
+        <w:spacing w:line="276" w:lineRule="auto"/>
+        <w:rPr>
+          <w:rFonts w:ascii="Arvo" w:hAnsi="Arvo"/>
           <w:sz w:val="20"/>
           <w:szCs w:val="20"/>
         </w:rPr>
@@ -6360,14 +6994,17 @@
           <w:numId w:val="2"/>
         </w:numPr>
         <w:snapToGrid w:val="0"/>
+        <w:spacing w:line="276" w:lineRule="auto"/>
         <w:ind w:hanging="720"/>
         <w:rPr>
-          <w:sz w:val="20"/>
-          <w:szCs w:val="20"/>
-        </w:rPr>
-      </w:pPr>
-      <w:r>
-        <w:rPr>
+          <w:rFonts w:ascii="Arvo" w:hAnsi="Arvo"/>
+          <w:sz w:val="20"/>
+          <w:szCs w:val="20"/>
+        </w:rPr>
+      </w:pPr>
+      <w:r>
+        <w:rPr>
+          <w:rFonts w:ascii="Arvo" w:hAnsi="Arvo"/>
           <w:b/>
           <w:bCs/>
           <w:smallCaps/>
@@ -6382,8 +7019,10 @@
         <w:pStyle w:val="PargrafodaLista"/>
         <w:keepNext/>
         <w:snapToGrid w:val="0"/>
+        <w:spacing w:line="276" w:lineRule="auto"/>
         <w:ind w:left="720"/>
         <w:rPr>
+          <w:rFonts w:ascii="Arvo" w:hAnsi="Arvo"/>
           <w:sz w:val="20"/>
           <w:szCs w:val="20"/>
         </w:rPr>
@@ -6397,15 +7036,18 @@
           <w:numId w:val="2"/>
         </w:numPr>
         <w:snapToGrid w:val="0"/>
+        <w:spacing w:line="276" w:lineRule="auto"/>
         <w:ind w:left="709" w:hanging="709"/>
         <w:jc w:val="both"/>
         <w:rPr>
-          <w:sz w:val="20"/>
-          <w:szCs w:val="20"/>
-        </w:rPr>
-      </w:pPr>
-      <w:r>
-        <w:rPr>
+          <w:rFonts w:ascii="Arvo" w:hAnsi="Arvo"/>
+          <w:sz w:val="20"/>
+          <w:szCs w:val="20"/>
+        </w:rPr>
+      </w:pPr>
+      <w:r>
+        <w:rPr>
+          <w:rFonts w:ascii="Arvo" w:hAnsi="Arvo"/>
           <w:sz w:val="20"/>
           <w:szCs w:val="20"/>
         </w:rPr>
@@ -6413,6 +7055,7 @@
       </w:r>
       <w:r>
         <w:rPr>
+          <w:rFonts w:ascii="Arvo" w:hAnsi="Arvo"/>
           <w:sz w:val="20"/>
           <w:szCs w:val="20"/>
         </w:rPr>
@@ -6420,27 +7063,15 @@
       </w:r>
       <w:r>
         <w:rPr>
-          <w:sz w:val="20"/>
-          <w:szCs w:val="20"/>
-        </w:rPr>
-        <w:t xml:space="preserve">, </w:t>
-      </w:r>
-      <w:r>
-        <w:rPr>
-          <w:sz w:val="20"/>
-          <w:szCs w:val="20"/>
-        </w:rPr>
-        <w:t>durante os quais o Contratado permanecerá obrigado a prestar os serviços em curso e a adotar as providências necessárias à regular transição</w:t>
-      </w:r>
-      <w:r>
-        <w:rPr>
-          <w:sz w:val="20"/>
-          <w:szCs w:val="20"/>
-        </w:rPr>
-        <w:t>, caso aplicável</w:t>
-      </w:r>
-      <w:r>
-        <w:rPr>
+          <w:rFonts w:ascii="Arvo" w:hAnsi="Arvo"/>
+          <w:sz w:val="20"/>
+          <w:szCs w:val="20"/>
+        </w:rPr>
+        <w:t>, durante os quais o Contratado permanecerá obrigado a prestar os serviços em curso e a adotar as providências necessárias à regular transição, caso aplicável</w:t>
+      </w:r>
+      <w:r>
+        <w:rPr>
+          <w:rFonts w:ascii="Arvo" w:hAnsi="Arvo"/>
           <w:sz w:val="20"/>
           <w:szCs w:val="20"/>
         </w:rPr>
@@ -6450,7 +7081,9 @@
     <w:p>
       <w:pPr>
         <w:pStyle w:val="PargrafodaLista"/>
-        <w:rPr>
+        <w:spacing w:line="276" w:lineRule="auto"/>
+        <w:rPr>
+          <w:rFonts w:ascii="Arvo" w:hAnsi="Arvo"/>
           <w:sz w:val="20"/>
           <w:szCs w:val="20"/>
         </w:rPr>
@@ -6464,15 +7097,18 @@
           <w:numId w:val="2"/>
         </w:numPr>
         <w:snapToGrid w:val="0"/>
+        <w:spacing w:line="276" w:lineRule="auto"/>
         <w:ind w:left="709" w:hanging="709"/>
         <w:jc w:val="both"/>
         <w:rPr>
-          <w:sz w:val="20"/>
-          <w:szCs w:val="20"/>
-        </w:rPr>
-      </w:pPr>
-      <w:r>
-        <w:rPr>
+          <w:rFonts w:ascii="Arvo" w:hAnsi="Arvo"/>
+          <w:sz w:val="20"/>
+          <w:szCs w:val="20"/>
+        </w:rPr>
+      </w:pPr>
+      <w:r>
+        <w:rPr>
+          <w:rFonts w:ascii="Arvo" w:hAnsi="Arvo"/>
           <w:sz w:val="20"/>
           <w:szCs w:val="20"/>
         </w:rPr>
@@ -6480,6 +7116,7 @@
       </w:r>
       <w:r>
         <w:rPr>
+          <w:rFonts w:ascii="Arvo" w:hAnsi="Arvo"/>
           <w:sz w:val="20"/>
           <w:szCs w:val="20"/>
         </w:rPr>
@@ -6487,6 +7124,7 @@
       </w:r>
       <w:r>
         <w:rPr>
+          <w:rFonts w:ascii="Arvo" w:hAnsi="Arvo"/>
           <w:sz w:val="20"/>
           <w:szCs w:val="20"/>
         </w:rPr>
@@ -6494,6 +7132,7 @@
       </w:r>
       <w:r>
         <w:rPr>
+          <w:rFonts w:ascii="Arvo" w:hAnsi="Arvo"/>
           <w:sz w:val="20"/>
           <w:szCs w:val="20"/>
         </w:rPr>
@@ -6501,6 +7140,7 @@
       </w:r>
       <w:r>
         <w:rPr>
+          <w:rFonts w:ascii="Arvo" w:hAnsi="Arvo"/>
           <w:sz w:val="20"/>
           <w:szCs w:val="20"/>
         </w:rPr>
@@ -6508,6 +7148,7 @@
       </w:r>
       <w:r>
         <w:rPr>
+          <w:rFonts w:ascii="Arvo" w:hAnsi="Arvo"/>
           <w:sz w:val="20"/>
           <w:szCs w:val="20"/>
         </w:rPr>
@@ -6517,8 +7158,10 @@
     <w:p>
       <w:pPr>
         <w:snapToGrid w:val="0"/>
+        <w:spacing w:line="276" w:lineRule="auto"/>
         <w:jc w:val="both"/>
         <w:rPr>
+          <w:rFonts w:ascii="Arvo" w:hAnsi="Arvo"/>
           <w:sz w:val="20"/>
           <w:szCs w:val="20"/>
         </w:rPr>
@@ -6533,14 +7176,17 @@
           <w:numId w:val="2"/>
         </w:numPr>
         <w:snapToGrid w:val="0"/>
+        <w:spacing w:line="276" w:lineRule="auto"/>
         <w:ind w:hanging="720"/>
         <w:rPr>
-          <w:sz w:val="20"/>
-          <w:szCs w:val="20"/>
-        </w:rPr>
-      </w:pPr>
-      <w:r>
-        <w:rPr>
+          <w:rFonts w:ascii="Arvo" w:hAnsi="Arvo"/>
+          <w:sz w:val="20"/>
+          <w:szCs w:val="20"/>
+        </w:rPr>
+      </w:pPr>
+      <w:r>
+        <w:rPr>
+          <w:rFonts w:ascii="Arvo" w:hAnsi="Arvo"/>
           <w:b/>
           <w:sz w:val="20"/>
           <w:szCs w:val="20"/>
@@ -6551,7 +7197,9 @@
     <w:p>
       <w:pPr>
         <w:pStyle w:val="PargrafodaLista"/>
-        <w:rPr>
+        <w:spacing w:line="276" w:lineRule="auto"/>
+        <w:rPr>
+          <w:rFonts w:ascii="Arvo" w:hAnsi="Arvo"/>
           <w:sz w:val="20"/>
           <w:szCs w:val="20"/>
         </w:rPr>
@@ -6565,15 +7213,18 @@
           <w:numId w:val="2"/>
         </w:numPr>
         <w:snapToGrid w:val="0"/>
+        <w:spacing w:line="276" w:lineRule="auto"/>
         <w:ind w:left="709" w:hanging="709"/>
         <w:jc w:val="both"/>
         <w:rPr>
-          <w:sz w:val="20"/>
-          <w:szCs w:val="20"/>
-        </w:rPr>
-      </w:pPr>
-      <w:r>
-        <w:rPr>
+          <w:rFonts w:ascii="Arvo" w:hAnsi="Arvo"/>
+          <w:sz w:val="20"/>
+          <w:szCs w:val="20"/>
+        </w:rPr>
+      </w:pPr>
+      <w:r>
+        <w:rPr>
+          <w:rFonts w:ascii="Arvo" w:hAnsi="Arvo"/>
           <w:sz w:val="20"/>
           <w:szCs w:val="20"/>
         </w:rPr>
@@ -6583,7 +7234,9 @@
     <w:p>
       <w:pPr>
         <w:pStyle w:val="PargrafodaLista"/>
-        <w:rPr>
+        <w:spacing w:line="276" w:lineRule="auto"/>
+        <w:rPr>
+          <w:rFonts w:ascii="Arvo" w:hAnsi="Arvo"/>
           <w:sz w:val="20"/>
           <w:szCs w:val="20"/>
         </w:rPr>
@@ -6597,15 +7250,18 @@
           <w:numId w:val="2"/>
         </w:numPr>
         <w:snapToGrid w:val="0"/>
+        <w:spacing w:line="276" w:lineRule="auto"/>
         <w:ind w:left="709" w:hanging="709"/>
         <w:jc w:val="both"/>
         <w:rPr>
-          <w:sz w:val="20"/>
-          <w:szCs w:val="20"/>
-        </w:rPr>
-      </w:pPr>
-      <w:r>
-        <w:rPr>
+          <w:rFonts w:ascii="Arvo" w:hAnsi="Arvo"/>
+          <w:sz w:val="20"/>
+          <w:szCs w:val="20"/>
+        </w:rPr>
+      </w:pPr>
+      <w:r>
+        <w:rPr>
+          <w:rFonts w:ascii="Arvo" w:hAnsi="Arvo"/>
           <w:sz w:val="20"/>
           <w:szCs w:val="20"/>
         </w:rPr>
@@ -6613,6 +7269,7 @@
       </w:r>
       <w:r>
         <w:rPr>
+          <w:rFonts w:ascii="Arvo" w:hAnsi="Arvo"/>
           <w:sz w:val="20"/>
           <w:szCs w:val="20"/>
         </w:rPr>
@@ -6620,6 +7277,7 @@
       </w:r>
       <w:r>
         <w:rPr>
+          <w:rFonts w:ascii="Arvo" w:hAnsi="Arvo"/>
           <w:sz w:val="20"/>
           <w:szCs w:val="20"/>
         </w:rPr>
@@ -6627,6 +7285,7 @@
       </w:r>
       <w:r>
         <w:rPr>
+          <w:rFonts w:ascii="Arvo" w:hAnsi="Arvo"/>
           <w:sz w:val="20"/>
           <w:szCs w:val="20"/>
         </w:rPr>
@@ -6634,6 +7293,7 @@
       </w:r>
       <w:r>
         <w:rPr>
+          <w:rFonts w:ascii="Arvo" w:hAnsi="Arvo"/>
           <w:sz w:val="20"/>
           <w:szCs w:val="20"/>
         </w:rPr>
@@ -6643,7 +7303,9 @@
     <w:p>
       <w:pPr>
         <w:pStyle w:val="PargrafodaLista"/>
-        <w:rPr>
+        <w:spacing w:line="276" w:lineRule="auto"/>
+        <w:rPr>
+          <w:rFonts w:ascii="Arvo" w:hAnsi="Arvo"/>
           <w:sz w:val="20"/>
           <w:szCs w:val="20"/>
         </w:rPr>
@@ -6657,15 +7319,18 @@
           <w:numId w:val="2"/>
         </w:numPr>
         <w:snapToGrid w:val="0"/>
+        <w:spacing w:line="276" w:lineRule="auto"/>
         <w:ind w:left="709" w:hanging="709"/>
         <w:jc w:val="both"/>
         <w:rPr>
-          <w:sz w:val="20"/>
-          <w:szCs w:val="20"/>
-        </w:rPr>
-      </w:pPr>
-      <w:r>
-        <w:rPr>
+          <w:rFonts w:ascii="Arvo" w:hAnsi="Arvo"/>
+          <w:sz w:val="20"/>
+          <w:szCs w:val="20"/>
+        </w:rPr>
+      </w:pPr>
+      <w:r>
+        <w:rPr>
+          <w:rFonts w:ascii="Arvo" w:hAnsi="Arvo"/>
           <w:sz w:val="20"/>
           <w:szCs w:val="20"/>
         </w:rPr>
@@ -6673,6 +7338,7 @@
       </w:r>
       <w:r>
         <w:rPr>
+          <w:rFonts w:ascii="Arvo" w:hAnsi="Arvo"/>
           <w:sz w:val="20"/>
           <w:szCs w:val="20"/>
         </w:rPr>
@@ -6680,6 +7346,7 @@
       </w:r>
       <w:r>
         <w:rPr>
+          <w:rFonts w:ascii="Arvo" w:hAnsi="Arvo"/>
           <w:sz w:val="20"/>
           <w:szCs w:val="20"/>
         </w:rPr>
@@ -6687,6 +7354,7 @@
       </w:r>
       <w:r>
         <w:rPr>
+          <w:rFonts w:ascii="Arvo" w:hAnsi="Arvo"/>
           <w:sz w:val="20"/>
           <w:szCs w:val="20"/>
         </w:rPr>
@@ -6696,7 +7364,9 @@
     <w:p>
       <w:pPr>
         <w:pStyle w:val="PargrafodaLista"/>
-        <w:rPr>
+        <w:spacing w:line="276" w:lineRule="auto"/>
+        <w:rPr>
+          <w:rFonts w:ascii="Arvo" w:hAnsi="Arvo"/>
           <w:sz w:val="20"/>
           <w:szCs w:val="20"/>
         </w:rPr>
@@ -6710,15 +7380,18 @@
           <w:numId w:val="2"/>
         </w:numPr>
         <w:snapToGrid w:val="0"/>
+        <w:spacing w:line="276" w:lineRule="auto"/>
         <w:ind w:left="709" w:hanging="709"/>
         <w:jc w:val="both"/>
         <w:rPr>
-          <w:sz w:val="20"/>
-          <w:szCs w:val="20"/>
-        </w:rPr>
-      </w:pPr>
-      <w:r>
-        <w:rPr>
+          <w:rFonts w:ascii="Arvo" w:hAnsi="Arvo"/>
+          <w:sz w:val="20"/>
+          <w:szCs w:val="20"/>
+        </w:rPr>
+      </w:pPr>
+      <w:r>
+        <w:rPr>
+          <w:rFonts w:ascii="Arvo" w:hAnsi="Arvo"/>
           <w:sz w:val="20"/>
           <w:szCs w:val="20"/>
         </w:rPr>
@@ -6726,6 +7399,7 @@
       </w:r>
       <w:r>
         <w:rPr>
+          <w:rFonts w:ascii="Arvo" w:hAnsi="Arvo"/>
           <w:sz w:val="20"/>
           <w:szCs w:val="20"/>
         </w:rPr>
@@ -6735,7 +7409,9 @@
     <w:p>
       <w:pPr>
         <w:pStyle w:val="PargrafodaLista"/>
-        <w:rPr>
+        <w:spacing w:line="276" w:lineRule="auto"/>
+        <w:rPr>
+          <w:rFonts w:ascii="Arvo" w:hAnsi="Arvo"/>
           <w:sz w:val="20"/>
           <w:szCs w:val="20"/>
         </w:rPr>
@@ -6749,15 +7425,18 @@
           <w:numId w:val="2"/>
         </w:numPr>
         <w:snapToGrid w:val="0"/>
+        <w:spacing w:line="276" w:lineRule="auto"/>
         <w:ind w:left="709" w:hanging="709"/>
         <w:jc w:val="both"/>
         <w:rPr>
-          <w:sz w:val="20"/>
-          <w:szCs w:val="20"/>
-        </w:rPr>
-      </w:pPr>
-      <w:r>
-        <w:rPr>
+          <w:rFonts w:ascii="Arvo" w:hAnsi="Arvo"/>
+          <w:sz w:val="20"/>
+          <w:szCs w:val="20"/>
+        </w:rPr>
+      </w:pPr>
+      <w:r>
+        <w:rPr>
+          <w:rFonts w:ascii="Arvo" w:hAnsi="Arvo"/>
           <w:sz w:val="20"/>
           <w:szCs w:val="20"/>
         </w:rPr>
@@ -6765,6 +7444,7 @@
       </w:r>
       <w:r>
         <w:rPr>
+          <w:rFonts w:ascii="Arvo" w:hAnsi="Arvo"/>
           <w:sz w:val="20"/>
           <w:szCs w:val="20"/>
         </w:rPr>
@@ -6772,6 +7452,7 @@
       </w:r>
       <w:r>
         <w:rPr>
+          <w:rFonts w:ascii="Arvo" w:hAnsi="Arvo"/>
           <w:sz w:val="20"/>
           <w:szCs w:val="20"/>
         </w:rPr>
@@ -6781,7 +7462,9 @@
     <w:p>
       <w:pPr>
         <w:pStyle w:val="PargrafodaLista"/>
-        <w:rPr>
+        <w:spacing w:line="276" w:lineRule="auto"/>
+        <w:rPr>
+          <w:rFonts w:ascii="Arvo" w:hAnsi="Arvo"/>
           <w:sz w:val="20"/>
           <w:szCs w:val="20"/>
         </w:rPr>
@@ -6795,25 +7478,31 @@
           <w:numId w:val="2"/>
         </w:numPr>
         <w:snapToGrid w:val="0"/>
+        <w:spacing w:line="276" w:lineRule="auto"/>
         <w:ind w:left="709" w:hanging="709"/>
         <w:jc w:val="both"/>
         <w:rPr>
-          <w:sz w:val="20"/>
-          <w:szCs w:val="20"/>
-        </w:rPr>
-      </w:pPr>
-      <w:r>
-        <w:rPr>
-          <w:sz w:val="20"/>
-          <w:szCs w:val="20"/>
-        </w:rPr>
+          <w:rFonts w:ascii="Arvo" w:hAnsi="Arvo"/>
+          <w:sz w:val="20"/>
+          <w:szCs w:val="20"/>
+        </w:rPr>
+      </w:pPr>
+      <w:r>
+        <w:rPr>
+          <w:rFonts w:ascii="Arvo" w:hAnsi="Arvo"/>
+          <w:sz w:val="20"/>
+          <w:szCs w:val="20"/>
+        </w:rPr>
+        <w:lastRenderedPageBreak/>
         <w:t>Emitir os documentos fiscais correspondentes aos honorários e despesas cobrados, na forma da legislação tributária aplicável.</w:t>
       </w:r>
     </w:p>
     <w:p>
       <w:pPr>
         <w:pStyle w:val="PargrafodaLista"/>
-        <w:rPr>
+        <w:spacing w:line="276" w:lineRule="auto"/>
+        <w:rPr>
+          <w:rFonts w:ascii="Arvo" w:hAnsi="Arvo"/>
           <w:sz w:val="20"/>
           <w:szCs w:val="20"/>
         </w:rPr>
@@ -6828,14 +7517,17 @@
           <w:numId w:val="2"/>
         </w:numPr>
         <w:snapToGrid w:val="0"/>
+        <w:spacing w:line="276" w:lineRule="auto"/>
         <w:ind w:left="709" w:hanging="709"/>
         <w:rPr>
-          <w:sz w:val="20"/>
-          <w:szCs w:val="20"/>
-        </w:rPr>
-      </w:pPr>
-      <w:r>
-        <w:rPr>
+          <w:rFonts w:ascii="Arvo" w:hAnsi="Arvo"/>
+          <w:sz w:val="20"/>
+          <w:szCs w:val="20"/>
+        </w:rPr>
+      </w:pPr>
+      <w:r>
+        <w:rPr>
+          <w:rFonts w:ascii="Arvo" w:hAnsi="Arvo"/>
           <w:b/>
           <w:sz w:val="20"/>
           <w:szCs w:val="20"/>
@@ -6846,7 +7538,9 @@
     <w:p>
       <w:pPr>
         <w:pStyle w:val="PargrafodaLista"/>
-        <w:rPr>
+        <w:spacing w:line="276" w:lineRule="auto"/>
+        <w:rPr>
+          <w:rFonts w:ascii="Arvo" w:hAnsi="Arvo"/>
           <w:sz w:val="20"/>
           <w:szCs w:val="20"/>
         </w:rPr>
@@ -6860,15 +7554,18 @@
           <w:numId w:val="2"/>
         </w:numPr>
         <w:snapToGrid w:val="0"/>
+        <w:spacing w:line="276" w:lineRule="auto"/>
         <w:ind w:left="709" w:hanging="709"/>
         <w:jc w:val="both"/>
         <w:rPr>
-          <w:sz w:val="20"/>
-          <w:szCs w:val="20"/>
-        </w:rPr>
-      </w:pPr>
-      <w:r>
-        <w:rPr>
+          <w:rFonts w:ascii="Arvo" w:hAnsi="Arvo"/>
+          <w:sz w:val="20"/>
+          <w:szCs w:val="20"/>
+        </w:rPr>
+      </w:pPr>
+      <w:r>
+        <w:rPr>
+          <w:rFonts w:ascii="Arvo" w:hAnsi="Arvo"/>
           <w:sz w:val="20"/>
           <w:szCs w:val="20"/>
         </w:rPr>
@@ -6878,7 +7575,9 @@
     <w:p>
       <w:pPr>
         <w:pStyle w:val="PargrafodaLista"/>
-        <w:rPr>
+        <w:spacing w:line="276" w:lineRule="auto"/>
+        <w:rPr>
+          <w:rFonts w:ascii="Arvo" w:hAnsi="Arvo"/>
           <w:sz w:val="20"/>
           <w:szCs w:val="20"/>
         </w:rPr>
@@ -6892,15 +7591,18 @@
           <w:numId w:val="2"/>
         </w:numPr>
         <w:snapToGrid w:val="0"/>
+        <w:spacing w:line="276" w:lineRule="auto"/>
         <w:ind w:left="709" w:hanging="709"/>
         <w:jc w:val="both"/>
         <w:rPr>
-          <w:sz w:val="20"/>
-          <w:szCs w:val="20"/>
-        </w:rPr>
-      </w:pPr>
-      <w:r>
-        <w:rPr>
+          <w:rFonts w:ascii="Arvo" w:hAnsi="Arvo"/>
+          <w:sz w:val="20"/>
+          <w:szCs w:val="20"/>
+        </w:rPr>
+      </w:pPr>
+      <w:r>
+        <w:rPr>
+          <w:rFonts w:ascii="Arvo" w:hAnsi="Arvo"/>
           <w:sz w:val="20"/>
           <w:szCs w:val="20"/>
         </w:rPr>
@@ -6908,6 +7610,7 @@
       </w:r>
       <w:r>
         <w:rPr>
+          <w:rFonts w:ascii="Arvo" w:hAnsi="Arvo"/>
           <w:sz w:val="20"/>
           <w:szCs w:val="20"/>
         </w:rPr>
@@ -6915,6 +7618,7 @@
       </w:r>
       <w:r>
         <w:rPr>
+          <w:rFonts w:ascii="Arvo" w:hAnsi="Arvo"/>
           <w:sz w:val="20"/>
           <w:szCs w:val="20"/>
         </w:rPr>
@@ -6924,7 +7628,9 @@
     <w:p>
       <w:pPr>
         <w:pStyle w:val="PargrafodaLista"/>
-        <w:rPr>
+        <w:spacing w:line="276" w:lineRule="auto"/>
+        <w:rPr>
+          <w:rFonts w:ascii="Arvo" w:hAnsi="Arvo"/>
           <w:sz w:val="20"/>
           <w:szCs w:val="20"/>
         </w:rPr>
@@ -6938,15 +7644,18 @@
           <w:numId w:val="2"/>
         </w:numPr>
         <w:snapToGrid w:val="0"/>
+        <w:spacing w:line="276" w:lineRule="auto"/>
         <w:ind w:left="709" w:hanging="709"/>
         <w:jc w:val="both"/>
         <w:rPr>
-          <w:sz w:val="20"/>
-          <w:szCs w:val="20"/>
-        </w:rPr>
-      </w:pPr>
-      <w:r>
-        <w:rPr>
+          <w:rFonts w:ascii="Arvo" w:hAnsi="Arvo"/>
+          <w:sz w:val="20"/>
+          <w:szCs w:val="20"/>
+        </w:rPr>
+      </w:pPr>
+      <w:r>
+        <w:rPr>
+          <w:rFonts w:ascii="Arvo" w:hAnsi="Arvo"/>
           <w:sz w:val="20"/>
           <w:szCs w:val="20"/>
         </w:rPr>
@@ -6954,6 +7663,7 @@
       </w:r>
       <w:r>
         <w:rPr>
+          <w:rFonts w:ascii="Arvo" w:hAnsi="Arvo"/>
           <w:sz w:val="20"/>
           <w:szCs w:val="20"/>
         </w:rPr>
@@ -6961,6 +7671,7 @@
       </w:r>
       <w:r>
         <w:rPr>
+          <w:rFonts w:ascii="Arvo" w:hAnsi="Arvo"/>
           <w:sz w:val="20"/>
           <w:szCs w:val="20"/>
         </w:rPr>
@@ -6970,7 +7681,9 @@
     <w:p>
       <w:pPr>
         <w:pStyle w:val="PargrafodaLista"/>
-        <w:rPr>
+        <w:spacing w:line="276" w:lineRule="auto"/>
+        <w:rPr>
+          <w:rFonts w:ascii="Arvo" w:hAnsi="Arvo"/>
           <w:sz w:val="20"/>
           <w:szCs w:val="20"/>
         </w:rPr>
@@ -6984,15 +7697,18 @@
           <w:numId w:val="2"/>
         </w:numPr>
         <w:snapToGrid w:val="0"/>
+        <w:spacing w:line="276" w:lineRule="auto"/>
         <w:ind w:left="709" w:hanging="709"/>
         <w:jc w:val="both"/>
         <w:rPr>
-          <w:sz w:val="20"/>
-          <w:szCs w:val="20"/>
-        </w:rPr>
-      </w:pPr>
-      <w:r>
-        <w:rPr>
+          <w:rFonts w:ascii="Arvo" w:hAnsi="Arvo"/>
+          <w:sz w:val="20"/>
+          <w:szCs w:val="20"/>
+        </w:rPr>
+      </w:pPr>
+      <w:r>
+        <w:rPr>
+          <w:rFonts w:ascii="Arvo" w:hAnsi="Arvo"/>
           <w:sz w:val="20"/>
           <w:szCs w:val="20"/>
         </w:rPr>
@@ -7002,7 +7718,9 @@
     <w:p>
       <w:pPr>
         <w:pStyle w:val="PargrafodaLista"/>
-        <w:rPr>
+        <w:spacing w:line="276" w:lineRule="auto"/>
+        <w:rPr>
+          <w:rFonts w:ascii="Arvo" w:hAnsi="Arvo"/>
           <w:sz w:val="20"/>
           <w:szCs w:val="20"/>
         </w:rPr>
@@ -7017,14 +7735,17 @@
           <w:numId w:val="2"/>
         </w:numPr>
         <w:snapToGrid w:val="0"/>
+        <w:spacing w:line="276" w:lineRule="auto"/>
         <w:ind w:hanging="720"/>
         <w:rPr>
-          <w:sz w:val="20"/>
-          <w:szCs w:val="20"/>
-        </w:rPr>
-      </w:pPr>
-      <w:r>
-        <w:rPr>
+          <w:rFonts w:ascii="Arvo" w:hAnsi="Arvo"/>
+          <w:sz w:val="20"/>
+          <w:szCs w:val="20"/>
+        </w:rPr>
+      </w:pPr>
+      <w:r>
+        <w:rPr>
+          <w:rFonts w:ascii="Arvo" w:hAnsi="Arvo"/>
           <w:b/>
           <w:sz w:val="20"/>
           <w:szCs w:val="20"/>
@@ -7035,7 +7756,9 @@
     <w:p>
       <w:pPr>
         <w:pStyle w:val="PargrafodaLista"/>
-        <w:rPr>
+        <w:spacing w:line="276" w:lineRule="auto"/>
+        <w:rPr>
+          <w:rFonts w:ascii="Arvo" w:hAnsi="Arvo"/>
           <w:sz w:val="20"/>
           <w:szCs w:val="20"/>
         </w:rPr>
@@ -7049,15 +7772,18 @@
           <w:numId w:val="2"/>
         </w:numPr>
         <w:snapToGrid w:val="0"/>
+        <w:spacing w:line="276" w:lineRule="auto"/>
         <w:ind w:left="709" w:hanging="709"/>
         <w:jc w:val="both"/>
         <w:rPr>
-          <w:sz w:val="20"/>
-          <w:szCs w:val="20"/>
-        </w:rPr>
-      </w:pPr>
-      <w:r>
-        <w:rPr>
+          <w:rFonts w:ascii="Arvo" w:hAnsi="Arvo"/>
+          <w:sz w:val="20"/>
+          <w:szCs w:val="20"/>
+        </w:rPr>
+      </w:pPr>
+      <w:r>
+        <w:rPr>
+          <w:rFonts w:ascii="Arvo" w:hAnsi="Arvo"/>
           <w:sz w:val="20"/>
           <w:szCs w:val="20"/>
         </w:rPr>
@@ -7065,6 +7791,7 @@
       </w:r>
       <w:r>
         <w:rPr>
+          <w:rFonts w:ascii="Arvo" w:hAnsi="Arvo"/>
           <w:sz w:val="20"/>
           <w:szCs w:val="20"/>
         </w:rPr>
@@ -7072,6 +7799,7 @@
       </w:r>
       <w:r>
         <w:rPr>
+          <w:rFonts w:ascii="Arvo" w:hAnsi="Arvo"/>
           <w:sz w:val="20"/>
           <w:szCs w:val="20"/>
         </w:rPr>
@@ -7081,7 +7809,9 @@
     <w:p>
       <w:pPr>
         <w:pStyle w:val="PargrafodaLista"/>
-        <w:rPr>
+        <w:spacing w:line="276" w:lineRule="auto"/>
+        <w:rPr>
+          <w:rFonts w:ascii="Arvo" w:hAnsi="Arvo"/>
           <w:sz w:val="20"/>
           <w:szCs w:val="20"/>
         </w:rPr>
@@ -7095,15 +7825,18 @@
           <w:numId w:val="2"/>
         </w:numPr>
         <w:snapToGrid w:val="0"/>
+        <w:spacing w:line="276" w:lineRule="auto"/>
         <w:ind w:left="709" w:hanging="709"/>
         <w:jc w:val="both"/>
         <w:rPr>
-          <w:sz w:val="20"/>
-          <w:szCs w:val="20"/>
-        </w:rPr>
-      </w:pPr>
-      <w:r>
-        <w:rPr>
+          <w:rFonts w:ascii="Arvo" w:hAnsi="Arvo"/>
+          <w:sz w:val="20"/>
+          <w:szCs w:val="20"/>
+        </w:rPr>
+      </w:pPr>
+      <w:r>
+        <w:rPr>
+          <w:rFonts w:ascii="Arvo" w:hAnsi="Arvo"/>
           <w:sz w:val="20"/>
           <w:szCs w:val="20"/>
         </w:rPr>
@@ -7111,6 +7844,7 @@
       </w:r>
       <w:r>
         <w:rPr>
+          <w:rFonts w:ascii="Arvo" w:hAnsi="Arvo"/>
           <w:sz w:val="20"/>
           <w:szCs w:val="20"/>
         </w:rPr>
@@ -7118,6 +7852,7 @@
       </w:r>
       <w:r>
         <w:rPr>
+          <w:rFonts w:ascii="Arvo" w:hAnsi="Arvo"/>
           <w:sz w:val="20"/>
           <w:szCs w:val="20"/>
         </w:rPr>
@@ -7127,7 +7862,9 @@
     <w:p>
       <w:pPr>
         <w:pStyle w:val="PargrafodaLista"/>
-        <w:rPr>
+        <w:spacing w:line="276" w:lineRule="auto"/>
+        <w:rPr>
+          <w:rFonts w:ascii="Arvo" w:hAnsi="Arvo"/>
           <w:sz w:val="20"/>
           <w:szCs w:val="20"/>
         </w:rPr>
@@ -7142,14 +7879,17 @@
           <w:numId w:val="2"/>
         </w:numPr>
         <w:snapToGrid w:val="0"/>
+        <w:spacing w:line="276" w:lineRule="auto"/>
         <w:ind w:hanging="720"/>
         <w:rPr>
-          <w:sz w:val="20"/>
-          <w:szCs w:val="20"/>
-        </w:rPr>
-      </w:pPr>
-      <w:r>
-        <w:rPr>
+          <w:rFonts w:ascii="Arvo" w:hAnsi="Arvo"/>
+          <w:sz w:val="20"/>
+          <w:szCs w:val="20"/>
+        </w:rPr>
+      </w:pPr>
+      <w:r>
+        <w:rPr>
+          <w:rFonts w:ascii="Arvo" w:hAnsi="Arvo"/>
           <w:b/>
           <w:sz w:val="20"/>
           <w:szCs w:val="20"/>
@@ -7160,7 +7900,9 @@
     <w:p>
       <w:pPr>
         <w:pStyle w:val="PargrafodaLista"/>
-        <w:rPr>
+        <w:spacing w:line="276" w:lineRule="auto"/>
+        <w:rPr>
+          <w:rFonts w:ascii="Arvo" w:hAnsi="Arvo"/>
           <w:sz w:val="20"/>
           <w:szCs w:val="20"/>
         </w:rPr>
@@ -7174,25 +7916,39 @@
           <w:numId w:val="2"/>
         </w:numPr>
         <w:snapToGrid w:val="0"/>
+        <w:spacing w:line="276" w:lineRule="auto"/>
         <w:ind w:left="709" w:hanging="709"/>
         <w:jc w:val="both"/>
         <w:rPr>
-          <w:sz w:val="20"/>
-          <w:szCs w:val="20"/>
-        </w:rPr>
-      </w:pPr>
-      <w:r>
-        <w:rPr>
-          <w:sz w:val="20"/>
-          <w:szCs w:val="20"/>
-        </w:rPr>
-        <w:t>Consideram-se Informações Confidenciais todas as informações, dados, documentos, opiniões, pareceres, minutas, estratégias, know-how e demais conteúdos, em qualquer forma ou meio, compartilhados entre as Partes ou por elas elaborados em razão da presente contratação, bem como aqueles tratados como tais pela Parte divulgadora ou que, por sua natureza, devam ser assim considerados.</w:t>
+          <w:rFonts w:ascii="Arvo" w:hAnsi="Arvo"/>
+          <w:sz w:val="20"/>
+          <w:szCs w:val="20"/>
+        </w:rPr>
+      </w:pPr>
+      <w:r>
+        <w:rPr>
+          <w:rFonts w:ascii="Arvo" w:hAnsi="Arvo"/>
+          <w:sz w:val="20"/>
+          <w:szCs w:val="20"/>
+        </w:rPr>
+        <w:t xml:space="preserve">Consideram-se Informações Confidenciais todas as informações, dados, documentos, opiniões, pareceres, minutas, estratégias, know-how e demais conteúdos, em qualquer forma ou meio, compartilhados entre as Partes ou por elas elaborados em razão da presente </w:t>
+      </w:r>
+      <w:r>
+        <w:rPr>
+          <w:rFonts w:ascii="Arvo" w:hAnsi="Arvo"/>
+          <w:sz w:val="20"/>
+          <w:szCs w:val="20"/>
+        </w:rPr>
+        <w:lastRenderedPageBreak/>
+        <w:t>contratação, bem como aqueles tratados como tais pela Parte divulgadora ou que, por sua natureza, devam ser assim considerados.</w:t>
       </w:r>
     </w:p>
     <w:p>
       <w:pPr>
         <w:pStyle w:val="PargrafodaLista"/>
-        <w:rPr>
+        <w:spacing w:line="276" w:lineRule="auto"/>
+        <w:rPr>
+          <w:rFonts w:ascii="Arvo" w:hAnsi="Arvo"/>
           <w:sz w:val="20"/>
           <w:szCs w:val="20"/>
         </w:rPr>
@@ -7206,15 +7962,18 @@
           <w:numId w:val="2"/>
         </w:numPr>
         <w:snapToGrid w:val="0"/>
+        <w:spacing w:line="276" w:lineRule="auto"/>
         <w:ind w:left="709" w:hanging="709"/>
         <w:jc w:val="both"/>
         <w:rPr>
-          <w:sz w:val="20"/>
-          <w:szCs w:val="20"/>
-        </w:rPr>
-      </w:pPr>
-      <w:r>
-        <w:rPr>
+          <w:rFonts w:ascii="Arvo" w:hAnsi="Arvo"/>
+          <w:sz w:val="20"/>
+          <w:szCs w:val="20"/>
+        </w:rPr>
+      </w:pPr>
+      <w:r>
+        <w:rPr>
+          <w:rFonts w:ascii="Arvo" w:hAnsi="Arvo"/>
           <w:sz w:val="20"/>
           <w:szCs w:val="20"/>
         </w:rPr>
@@ -7224,7 +7983,9 @@
     <w:p>
       <w:pPr>
         <w:pStyle w:val="PargrafodaLista"/>
-        <w:rPr>
+        <w:spacing w:line="276" w:lineRule="auto"/>
+        <w:rPr>
+          <w:rFonts w:ascii="Arvo" w:hAnsi="Arvo"/>
           <w:sz w:val="20"/>
           <w:szCs w:val="20"/>
         </w:rPr>
@@ -7238,15 +7999,18 @@
           <w:numId w:val="2"/>
         </w:numPr>
         <w:snapToGrid w:val="0"/>
+        <w:spacing w:line="276" w:lineRule="auto"/>
         <w:ind w:left="709" w:hanging="709"/>
         <w:jc w:val="both"/>
         <w:rPr>
-          <w:sz w:val="20"/>
-          <w:szCs w:val="20"/>
-        </w:rPr>
-      </w:pPr>
-      <w:r>
-        <w:rPr>
+          <w:rFonts w:ascii="Arvo" w:hAnsi="Arvo"/>
+          <w:sz w:val="20"/>
+          <w:szCs w:val="20"/>
+        </w:rPr>
+      </w:pPr>
+      <w:r>
+        <w:rPr>
+          <w:rFonts w:ascii="Arvo" w:hAnsi="Arvo"/>
           <w:sz w:val="20"/>
           <w:szCs w:val="20"/>
         </w:rPr>
@@ -7256,7 +8020,9 @@
     <w:p>
       <w:pPr>
         <w:pStyle w:val="PargrafodaLista"/>
-        <w:rPr>
+        <w:spacing w:line="276" w:lineRule="auto"/>
+        <w:rPr>
+          <w:rFonts w:ascii="Arvo" w:hAnsi="Arvo"/>
           <w:sz w:val="20"/>
           <w:szCs w:val="20"/>
         </w:rPr>
@@ -7270,15 +8036,18 @@
           <w:numId w:val="2"/>
         </w:numPr>
         <w:snapToGrid w:val="0"/>
+        <w:spacing w:line="276" w:lineRule="auto"/>
         <w:ind w:left="709" w:hanging="709"/>
         <w:jc w:val="both"/>
         <w:rPr>
-          <w:sz w:val="20"/>
-          <w:szCs w:val="20"/>
-        </w:rPr>
-      </w:pPr>
-      <w:r>
-        <w:rPr>
+          <w:rFonts w:ascii="Arvo" w:hAnsi="Arvo"/>
+          <w:sz w:val="20"/>
+          <w:szCs w:val="20"/>
+        </w:rPr>
+      </w:pPr>
+      <w:r>
+        <w:rPr>
+          <w:rFonts w:ascii="Arvo" w:hAnsi="Arvo"/>
           <w:sz w:val="20"/>
           <w:szCs w:val="20"/>
         </w:rPr>
@@ -7286,6 +8055,7 @@
       </w:r>
       <w:r>
         <w:rPr>
+          <w:rFonts w:ascii="Arvo" w:hAnsi="Arvo"/>
           <w:sz w:val="20"/>
           <w:szCs w:val="20"/>
         </w:rPr>
@@ -7293,6 +8063,7 @@
       </w:r>
       <w:r>
         <w:rPr>
+          <w:rFonts w:ascii="Arvo" w:hAnsi="Arvo"/>
           <w:sz w:val="20"/>
           <w:szCs w:val="20"/>
         </w:rPr>
@@ -7300,6 +8071,7 @@
       </w:r>
       <w:r>
         <w:rPr>
+          <w:rFonts w:ascii="Arvo" w:hAnsi="Arvo"/>
           <w:sz w:val="20"/>
           <w:szCs w:val="20"/>
         </w:rPr>
@@ -7307,6 +8079,7 @@
       </w:r>
       <w:r>
         <w:rPr>
+          <w:rFonts w:ascii="Arvo" w:hAnsi="Arvo"/>
           <w:sz w:val="20"/>
           <w:szCs w:val="20"/>
         </w:rPr>
@@ -7316,7 +8089,9 @@
     <w:p>
       <w:pPr>
         <w:pStyle w:val="PargrafodaLista"/>
-        <w:rPr>
+        <w:spacing w:line="276" w:lineRule="auto"/>
+        <w:rPr>
+          <w:rFonts w:ascii="Arvo" w:hAnsi="Arvo"/>
           <w:sz w:val="20"/>
           <w:szCs w:val="20"/>
         </w:rPr>
@@ -7331,14 +8106,17 @@
           <w:numId w:val="2"/>
         </w:numPr>
         <w:snapToGrid w:val="0"/>
+        <w:spacing w:line="276" w:lineRule="auto"/>
         <w:ind w:hanging="720"/>
         <w:rPr>
-          <w:sz w:val="20"/>
-          <w:szCs w:val="20"/>
-        </w:rPr>
-      </w:pPr>
-      <w:r>
-        <w:rPr>
+          <w:rFonts w:ascii="Arvo" w:hAnsi="Arvo"/>
+          <w:sz w:val="20"/>
+          <w:szCs w:val="20"/>
+        </w:rPr>
+      </w:pPr>
+      <w:r>
+        <w:rPr>
+          <w:rFonts w:ascii="Arvo" w:hAnsi="Arvo"/>
           <w:b/>
           <w:sz w:val="20"/>
           <w:szCs w:val="20"/>
@@ -7349,7 +8127,9 @@
     <w:p>
       <w:pPr>
         <w:pStyle w:val="PargrafodaLista"/>
-        <w:rPr>
+        <w:spacing w:line="276" w:lineRule="auto"/>
+        <w:rPr>
+          <w:rFonts w:ascii="Arvo" w:hAnsi="Arvo"/>
           <w:sz w:val="20"/>
           <w:szCs w:val="20"/>
         </w:rPr>
@@ -7363,15 +8143,18 @@
           <w:numId w:val="2"/>
         </w:numPr>
         <w:snapToGrid w:val="0"/>
+        <w:spacing w:line="276" w:lineRule="auto"/>
         <w:ind w:left="709" w:hanging="709"/>
         <w:jc w:val="both"/>
         <w:rPr>
-          <w:sz w:val="20"/>
-          <w:szCs w:val="20"/>
-        </w:rPr>
-      </w:pPr>
-      <w:r>
-        <w:rPr>
+          <w:rFonts w:ascii="Arvo" w:hAnsi="Arvo"/>
+          <w:sz w:val="20"/>
+          <w:szCs w:val="20"/>
+        </w:rPr>
+      </w:pPr>
+      <w:r>
+        <w:rPr>
+          <w:rFonts w:ascii="Arvo" w:hAnsi="Arvo"/>
           <w:sz w:val="20"/>
           <w:szCs w:val="20"/>
         </w:rPr>
@@ -7379,6 +8162,7 @@
       </w:r>
       <w:r>
         <w:rPr>
+          <w:rFonts w:ascii="Arvo" w:hAnsi="Arvo"/>
           <w:sz w:val="20"/>
           <w:szCs w:val="20"/>
         </w:rPr>
@@ -7386,6 +8170,7 @@
       </w:r>
       <w:r>
         <w:rPr>
+          <w:rFonts w:ascii="Arvo" w:hAnsi="Arvo"/>
           <w:sz w:val="20"/>
           <w:szCs w:val="20"/>
         </w:rPr>
@@ -7395,7 +8180,9 @@
     <w:p>
       <w:pPr>
         <w:pStyle w:val="PargrafodaLista"/>
-        <w:rPr>
+        <w:spacing w:line="276" w:lineRule="auto"/>
+        <w:rPr>
+          <w:rFonts w:ascii="Arvo" w:hAnsi="Arvo"/>
           <w:sz w:val="20"/>
           <w:szCs w:val="20"/>
         </w:rPr>
@@ -7409,15 +8196,18 @@
           <w:numId w:val="2"/>
         </w:numPr>
         <w:snapToGrid w:val="0"/>
+        <w:spacing w:line="276" w:lineRule="auto"/>
         <w:ind w:left="709" w:hanging="709"/>
         <w:jc w:val="both"/>
         <w:rPr>
-          <w:sz w:val="20"/>
-          <w:szCs w:val="20"/>
-        </w:rPr>
-      </w:pPr>
-      <w:r>
-        <w:rPr>
+          <w:rFonts w:ascii="Arvo" w:hAnsi="Arvo"/>
+          <w:sz w:val="20"/>
+          <w:szCs w:val="20"/>
+        </w:rPr>
+      </w:pPr>
+      <w:r>
+        <w:rPr>
+          <w:rFonts w:ascii="Arvo" w:hAnsi="Arvo"/>
           <w:sz w:val="20"/>
           <w:szCs w:val="20"/>
         </w:rPr>
@@ -7427,7 +8217,9 @@
     <w:p>
       <w:pPr>
         <w:pStyle w:val="PargrafodaLista"/>
-        <w:rPr>
+        <w:spacing w:line="276" w:lineRule="auto"/>
+        <w:rPr>
+          <w:rFonts w:ascii="Arvo" w:hAnsi="Arvo"/>
           <w:sz w:val="20"/>
           <w:szCs w:val="20"/>
         </w:rPr>
@@ -7441,15 +8233,18 @@
           <w:numId w:val="2"/>
         </w:numPr>
         <w:snapToGrid w:val="0"/>
+        <w:spacing w:line="276" w:lineRule="auto"/>
         <w:ind w:left="709" w:hanging="709"/>
         <w:jc w:val="both"/>
         <w:rPr>
-          <w:sz w:val="20"/>
-          <w:szCs w:val="20"/>
-        </w:rPr>
-      </w:pPr>
-      <w:r>
-        <w:rPr>
+          <w:rFonts w:ascii="Arvo" w:hAnsi="Arvo"/>
+          <w:sz w:val="20"/>
+          <w:szCs w:val="20"/>
+        </w:rPr>
+      </w:pPr>
+      <w:r>
+        <w:rPr>
+          <w:rFonts w:ascii="Arvo" w:hAnsi="Arvo"/>
           <w:sz w:val="20"/>
           <w:szCs w:val="20"/>
         </w:rPr>
@@ -7457,6 +8252,7 @@
       </w:r>
       <w:r>
         <w:rPr>
+          <w:rFonts w:ascii="Arvo" w:hAnsi="Arvo"/>
           <w:sz w:val="20"/>
           <w:szCs w:val="20"/>
         </w:rPr>
@@ -7464,6 +8260,7 @@
       </w:r>
       <w:r>
         <w:rPr>
+          <w:rFonts w:ascii="Arvo" w:hAnsi="Arvo"/>
           <w:sz w:val="20"/>
           <w:szCs w:val="20"/>
         </w:rPr>
@@ -7473,7 +8270,9 @@
     <w:p>
       <w:pPr>
         <w:pStyle w:val="PargrafodaLista"/>
-        <w:rPr>
+        <w:spacing w:line="276" w:lineRule="auto"/>
+        <w:rPr>
+          <w:rFonts w:ascii="Arvo" w:hAnsi="Arvo"/>
           <w:sz w:val="20"/>
           <w:szCs w:val="20"/>
         </w:rPr>
@@ -7487,25 +8286,31 @@
           <w:numId w:val="2"/>
         </w:numPr>
         <w:snapToGrid w:val="0"/>
+        <w:spacing w:line="276" w:lineRule="auto"/>
         <w:ind w:left="709" w:hanging="709"/>
         <w:jc w:val="both"/>
         <w:rPr>
-          <w:sz w:val="20"/>
-          <w:szCs w:val="20"/>
-        </w:rPr>
-      </w:pPr>
-      <w:r>
-        <w:rPr>
-          <w:sz w:val="20"/>
-          <w:szCs w:val="20"/>
-        </w:rPr>
+          <w:rFonts w:ascii="Arvo" w:hAnsi="Arvo"/>
+          <w:sz w:val="20"/>
+          <w:szCs w:val="20"/>
+        </w:rPr>
+      </w:pPr>
+      <w:r>
+        <w:rPr>
+          <w:rFonts w:ascii="Arvo" w:hAnsi="Arvo"/>
+          <w:sz w:val="20"/>
+          <w:szCs w:val="20"/>
+        </w:rPr>
+        <w:lastRenderedPageBreak/>
         <w:t>As Partes cooperarão de boa-fé para o atendimento das requisições dos titulares de dados e das autoridades competentes, respondendo cada qual, na respectiva medida de responsabilidade, pelos ônus decorrentes do descumprimento desta cláusula.</w:t>
       </w:r>
     </w:p>
     <w:p>
       <w:pPr>
         <w:pStyle w:val="PargrafodaLista"/>
-        <w:rPr>
+        <w:spacing w:line="276" w:lineRule="auto"/>
+        <w:rPr>
+          <w:rFonts w:ascii="Arvo" w:hAnsi="Arvo"/>
           <w:sz w:val="20"/>
           <w:szCs w:val="20"/>
         </w:rPr>
@@ -7520,14 +8325,17 @@
           <w:numId w:val="2"/>
         </w:numPr>
         <w:snapToGrid w:val="0"/>
+        <w:spacing w:line="276" w:lineRule="auto"/>
         <w:ind w:hanging="720"/>
         <w:rPr>
-          <w:sz w:val="20"/>
-          <w:szCs w:val="20"/>
-        </w:rPr>
-      </w:pPr>
-      <w:r>
-        <w:rPr>
+          <w:rFonts w:ascii="Arvo" w:hAnsi="Arvo"/>
+          <w:sz w:val="20"/>
+          <w:szCs w:val="20"/>
+        </w:rPr>
+      </w:pPr>
+      <w:r>
+        <w:rPr>
+          <w:rFonts w:ascii="Arvo" w:hAnsi="Arvo"/>
           <w:b/>
           <w:sz w:val="20"/>
           <w:szCs w:val="20"/>
@@ -7538,7 +8346,9 @@
     <w:p>
       <w:pPr>
         <w:pStyle w:val="PargrafodaLista"/>
-        <w:rPr>
+        <w:spacing w:line="276" w:lineRule="auto"/>
+        <w:rPr>
+          <w:rFonts w:ascii="Arvo" w:hAnsi="Arvo"/>
           <w:sz w:val="20"/>
           <w:szCs w:val="20"/>
         </w:rPr>
@@ -7552,15 +8362,18 @@
           <w:numId w:val="2"/>
         </w:numPr>
         <w:snapToGrid w:val="0"/>
+        <w:spacing w:line="276" w:lineRule="auto"/>
         <w:ind w:left="709" w:hanging="709"/>
         <w:jc w:val="both"/>
         <w:rPr>
-          <w:sz w:val="20"/>
-          <w:szCs w:val="20"/>
-        </w:rPr>
-      </w:pPr>
-      <w:r>
-        <w:rPr>
+          <w:rFonts w:ascii="Arvo" w:hAnsi="Arvo"/>
+          <w:sz w:val="20"/>
+          <w:szCs w:val="20"/>
+        </w:rPr>
+      </w:pPr>
+      <w:r>
+        <w:rPr>
+          <w:rFonts w:ascii="Arvo" w:hAnsi="Arvo"/>
           <w:sz w:val="20"/>
           <w:szCs w:val="20"/>
         </w:rPr>
@@ -7570,7 +8383,9 @@
     <w:p>
       <w:pPr>
         <w:pStyle w:val="PargrafodaLista"/>
-        <w:rPr>
+        <w:spacing w:line="276" w:lineRule="auto"/>
+        <w:rPr>
+          <w:rFonts w:ascii="Arvo" w:hAnsi="Arvo"/>
           <w:sz w:val="20"/>
           <w:szCs w:val="20"/>
         </w:rPr>
@@ -7584,15 +8399,18 @@
           <w:numId w:val="2"/>
         </w:numPr>
         <w:snapToGrid w:val="0"/>
+        <w:spacing w:line="276" w:lineRule="auto"/>
         <w:ind w:left="709" w:hanging="709"/>
         <w:jc w:val="both"/>
         <w:rPr>
-          <w:sz w:val="20"/>
-          <w:szCs w:val="20"/>
-        </w:rPr>
-      </w:pPr>
-      <w:r>
-        <w:rPr>
+          <w:rFonts w:ascii="Arvo" w:hAnsi="Arvo"/>
+          <w:sz w:val="20"/>
+          <w:szCs w:val="20"/>
+        </w:rPr>
+      </w:pPr>
+      <w:r>
+        <w:rPr>
+          <w:rFonts w:ascii="Arvo" w:hAnsi="Arvo"/>
           <w:sz w:val="20"/>
           <w:szCs w:val="20"/>
         </w:rPr>
@@ -7600,6 +8418,7 @@
       </w:r>
       <w:r>
         <w:rPr>
+          <w:rFonts w:ascii="Arvo" w:hAnsi="Arvo"/>
           <w:sz w:val="20"/>
           <w:szCs w:val="20"/>
         </w:rPr>
@@ -7607,6 +8426,7 @@
       </w:r>
       <w:r>
         <w:rPr>
+          <w:rFonts w:ascii="Arvo" w:hAnsi="Arvo"/>
           <w:sz w:val="20"/>
           <w:szCs w:val="20"/>
         </w:rPr>
@@ -7616,7 +8436,9 @@
     <w:p>
       <w:pPr>
         <w:pStyle w:val="PargrafodaLista"/>
-        <w:rPr>
+        <w:spacing w:line="276" w:lineRule="auto"/>
+        <w:rPr>
+          <w:rFonts w:ascii="Arvo" w:hAnsi="Arvo"/>
           <w:sz w:val="20"/>
           <w:szCs w:val="20"/>
         </w:rPr>
@@ -7631,14 +8453,17 @@
           <w:numId w:val="2"/>
         </w:numPr>
         <w:snapToGrid w:val="0"/>
+        <w:spacing w:line="276" w:lineRule="auto"/>
         <w:ind w:hanging="720"/>
         <w:rPr>
-          <w:sz w:val="20"/>
-          <w:szCs w:val="20"/>
-        </w:rPr>
-      </w:pPr>
-      <w:r>
-        <w:rPr>
+          <w:rFonts w:ascii="Arvo" w:hAnsi="Arvo"/>
+          <w:sz w:val="20"/>
+          <w:szCs w:val="20"/>
+        </w:rPr>
+      </w:pPr>
+      <w:r>
+        <w:rPr>
+          <w:rFonts w:ascii="Arvo" w:hAnsi="Arvo"/>
           <w:b/>
           <w:sz w:val="20"/>
           <w:szCs w:val="20"/>
@@ -7649,7 +8474,9 @@
     <w:p>
       <w:pPr>
         <w:pStyle w:val="PargrafodaLista"/>
-        <w:rPr>
+        <w:spacing w:line="276" w:lineRule="auto"/>
+        <w:rPr>
+          <w:rFonts w:ascii="Arvo" w:hAnsi="Arvo"/>
           <w:sz w:val="20"/>
           <w:szCs w:val="20"/>
         </w:rPr>
@@ -7663,15 +8490,18 @@
           <w:numId w:val="2"/>
         </w:numPr>
         <w:snapToGrid w:val="0"/>
+        <w:spacing w:line="276" w:lineRule="auto"/>
         <w:ind w:left="709" w:hanging="709"/>
         <w:jc w:val="both"/>
         <w:rPr>
-          <w:sz w:val="20"/>
-          <w:szCs w:val="20"/>
-        </w:rPr>
-      </w:pPr>
-      <w:r>
-        <w:rPr>
+          <w:rFonts w:ascii="Arvo" w:hAnsi="Arvo"/>
+          <w:sz w:val="20"/>
+          <w:szCs w:val="20"/>
+        </w:rPr>
+      </w:pPr>
+      <w:r>
+        <w:rPr>
+          <w:rFonts w:ascii="Arvo" w:hAnsi="Arvo"/>
           <w:sz w:val="20"/>
           <w:szCs w:val="20"/>
         </w:rPr>
@@ -7679,6 +8509,7 @@
       </w:r>
       <w:r>
         <w:rPr>
+          <w:rFonts w:ascii="Arvo" w:hAnsi="Arvo"/>
           <w:sz w:val="20"/>
           <w:szCs w:val="20"/>
         </w:rPr>
@@ -7686,6 +8517,7 @@
       </w:r>
       <w:r>
         <w:rPr>
+          <w:rFonts w:ascii="Arvo" w:hAnsi="Arvo"/>
           <w:sz w:val="20"/>
           <w:szCs w:val="20"/>
         </w:rPr>
@@ -7693,6 +8525,7 @@
       </w:r>
       <w:r>
         <w:rPr>
+          <w:rFonts w:ascii="Arvo" w:hAnsi="Arvo"/>
           <w:sz w:val="20"/>
           <w:szCs w:val="20"/>
         </w:rPr>
@@ -7700,6 +8533,7 @@
       </w:r>
       <w:r>
         <w:rPr>
+          <w:rFonts w:ascii="Arvo" w:hAnsi="Arvo"/>
           <w:sz w:val="20"/>
           <w:szCs w:val="20"/>
         </w:rPr>
@@ -7707,6 +8541,7 @@
       </w:r>
       <w:r>
         <w:rPr>
+          <w:rFonts w:ascii="Arvo" w:hAnsi="Arvo"/>
           <w:sz w:val="20"/>
           <w:szCs w:val="20"/>
         </w:rPr>
@@ -7716,7 +8551,9 @@
     <w:p>
       <w:pPr>
         <w:pStyle w:val="PargrafodaLista"/>
-        <w:rPr>
+        <w:spacing w:line="276" w:lineRule="auto"/>
+        <w:rPr>
+          <w:rFonts w:ascii="Arvo" w:hAnsi="Arvo"/>
           <w:sz w:val="20"/>
           <w:szCs w:val="20"/>
         </w:rPr>
@@ -7730,15 +8567,18 @@
           <w:numId w:val="2"/>
         </w:numPr>
         <w:snapToGrid w:val="0"/>
+        <w:spacing w:line="276" w:lineRule="auto"/>
         <w:ind w:left="709" w:hanging="709"/>
         <w:jc w:val="both"/>
         <w:rPr>
-          <w:sz w:val="20"/>
-          <w:szCs w:val="20"/>
-        </w:rPr>
-      </w:pPr>
-      <w:r>
-        <w:rPr>
+          <w:rFonts w:ascii="Arvo" w:hAnsi="Arvo"/>
+          <w:sz w:val="20"/>
+          <w:szCs w:val="20"/>
+        </w:rPr>
+      </w:pPr>
+      <w:r>
+        <w:rPr>
+          <w:rFonts w:ascii="Arvo" w:hAnsi="Arvo"/>
           <w:sz w:val="20"/>
           <w:szCs w:val="20"/>
         </w:rPr>
@@ -7746,6 +8586,7 @@
       </w:r>
       <w:r>
         <w:rPr>
+          <w:rFonts w:ascii="Arvo" w:hAnsi="Arvo"/>
           <w:sz w:val="20"/>
           <w:szCs w:val="20"/>
         </w:rPr>
@@ -7753,6 +8594,7 @@
       </w:r>
       <w:r>
         <w:rPr>
+          <w:rFonts w:ascii="Arvo" w:hAnsi="Arvo"/>
           <w:sz w:val="20"/>
           <w:szCs w:val="20"/>
         </w:rPr>
@@ -7760,6 +8602,7 @@
       </w:r>
       <w:r>
         <w:rPr>
+          <w:rFonts w:ascii="Arvo" w:hAnsi="Arvo"/>
           <w:sz w:val="20"/>
           <w:szCs w:val="20"/>
         </w:rPr>
@@ -7767,6 +8610,7 @@
       </w:r>
       <w:r>
         <w:rPr>
+          <w:rFonts w:ascii="Arvo" w:hAnsi="Arvo"/>
           <w:sz w:val="20"/>
           <w:szCs w:val="20"/>
         </w:rPr>
@@ -7774,6 +8618,7 @@
       </w:r>
       <w:r>
         <w:rPr>
+          <w:rFonts w:ascii="Arvo" w:hAnsi="Arvo"/>
           <w:sz w:val="20"/>
           <w:szCs w:val="20"/>
         </w:rPr>
@@ -7781,6 +8626,7 @@
       </w:r>
       <w:r>
         <w:rPr>
+          <w:rFonts w:ascii="Arvo" w:hAnsi="Arvo"/>
           <w:sz w:val="20"/>
           <w:szCs w:val="20"/>
         </w:rPr>
@@ -7790,7 +8636,9 @@
     <w:p>
       <w:pPr>
         <w:pStyle w:val="PargrafodaLista"/>
-        <w:rPr>
+        <w:spacing w:line="276" w:lineRule="auto"/>
+        <w:rPr>
+          <w:rFonts w:ascii="Arvo" w:hAnsi="Arvo"/>
           <w:sz w:val="20"/>
           <w:szCs w:val="20"/>
         </w:rPr>
@@ -7805,14 +8653,17 @@
           <w:numId w:val="2"/>
         </w:numPr>
         <w:snapToGrid w:val="0"/>
+        <w:spacing w:line="276" w:lineRule="auto"/>
         <w:ind w:hanging="720"/>
         <w:rPr>
-          <w:sz w:val="20"/>
-          <w:szCs w:val="20"/>
-        </w:rPr>
-      </w:pPr>
-      <w:r>
-        <w:rPr>
+          <w:rFonts w:ascii="Arvo" w:hAnsi="Arvo"/>
+          <w:sz w:val="20"/>
+          <w:szCs w:val="20"/>
+        </w:rPr>
+      </w:pPr>
+      <w:r>
+        <w:rPr>
+          <w:rFonts w:ascii="Arvo" w:hAnsi="Arvo"/>
           <w:b/>
           <w:sz w:val="20"/>
           <w:szCs w:val="20"/>
@@ -7823,7 +8674,9 @@
     <w:p>
       <w:pPr>
         <w:pStyle w:val="PargrafodaLista"/>
-        <w:rPr>
+        <w:spacing w:line="276" w:lineRule="auto"/>
+        <w:rPr>
+          <w:rFonts w:ascii="Arvo" w:hAnsi="Arvo"/>
           <w:sz w:val="20"/>
           <w:szCs w:val="20"/>
         </w:rPr>
@@ -7837,15 +8690,18 @@
           <w:numId w:val="2"/>
         </w:numPr>
         <w:snapToGrid w:val="0"/>
+        <w:spacing w:line="276" w:lineRule="auto"/>
         <w:ind w:left="709" w:hanging="709"/>
         <w:jc w:val="both"/>
         <w:rPr>
-          <w:sz w:val="20"/>
-          <w:szCs w:val="20"/>
-        </w:rPr>
-      </w:pPr>
-      <w:r>
-        <w:rPr>
+          <w:rFonts w:ascii="Arvo" w:hAnsi="Arvo"/>
+          <w:sz w:val="20"/>
+          <w:szCs w:val="20"/>
+        </w:rPr>
+      </w:pPr>
+      <w:r>
+        <w:rPr>
+          <w:rFonts w:ascii="Arvo" w:hAnsi="Arvo"/>
           <w:sz w:val="20"/>
           <w:szCs w:val="20"/>
         </w:rPr>
@@ -7853,6 +8709,7 @@
       </w:r>
       <w:r>
         <w:rPr>
+          <w:rFonts w:ascii="Arvo" w:hAnsi="Arvo"/>
           <w:sz w:val="20"/>
           <w:szCs w:val="20"/>
         </w:rPr>
@@ -7860,6 +8717,7 @@
       </w:r>
       <w:r>
         <w:rPr>
+          <w:rFonts w:ascii="Arvo" w:hAnsi="Arvo"/>
           <w:sz w:val="20"/>
           <w:szCs w:val="20"/>
         </w:rPr>
@@ -7869,7 +8727,9 @@
     <w:p>
       <w:pPr>
         <w:pStyle w:val="PargrafodaLista"/>
-        <w:rPr>
+        <w:spacing w:line="276" w:lineRule="auto"/>
+        <w:rPr>
+          <w:rFonts w:ascii="Arvo" w:hAnsi="Arvo"/>
           <w:sz w:val="20"/>
           <w:szCs w:val="20"/>
         </w:rPr>
@@ -7883,15 +8743,18 @@
           <w:numId w:val="2"/>
         </w:numPr>
         <w:snapToGrid w:val="0"/>
+        <w:spacing w:line="276" w:lineRule="auto"/>
         <w:ind w:left="709" w:hanging="709"/>
         <w:jc w:val="both"/>
         <w:rPr>
-          <w:sz w:val="20"/>
-          <w:szCs w:val="20"/>
-        </w:rPr>
-      </w:pPr>
-      <w:r>
-        <w:rPr>
+          <w:rFonts w:ascii="Arvo" w:hAnsi="Arvo"/>
+          <w:sz w:val="20"/>
+          <w:szCs w:val="20"/>
+        </w:rPr>
+      </w:pPr>
+      <w:r>
+        <w:rPr>
+          <w:rFonts w:ascii="Arvo" w:hAnsi="Arvo"/>
           <w:sz w:val="20"/>
           <w:szCs w:val="20"/>
         </w:rPr>
@@ -7899,6 +8762,7 @@
       </w:r>
       <w:r>
         <w:rPr>
+          <w:rFonts w:ascii="Arvo" w:hAnsi="Arvo"/>
           <w:sz w:val="20"/>
           <w:szCs w:val="20"/>
         </w:rPr>
@@ -7906,6 +8770,7 @@
       </w:r>
       <w:r>
         <w:rPr>
+          <w:rFonts w:ascii="Arvo" w:hAnsi="Arvo"/>
           <w:sz w:val="20"/>
           <w:szCs w:val="20"/>
         </w:rPr>
@@ -7915,7 +8780,9 @@
     <w:p>
       <w:pPr>
         <w:pStyle w:val="PargrafodaLista"/>
-        <w:rPr>
+        <w:spacing w:line="276" w:lineRule="auto"/>
+        <w:rPr>
+          <w:rFonts w:ascii="Arvo" w:hAnsi="Arvo"/>
           <w:sz w:val="20"/>
           <w:szCs w:val="20"/>
         </w:rPr>
@@ -7929,22 +8796,27 @@
           <w:numId w:val="2"/>
         </w:numPr>
         <w:snapToGrid w:val="0"/>
+        <w:spacing w:line="276" w:lineRule="auto"/>
         <w:ind w:left="709" w:hanging="709"/>
         <w:jc w:val="both"/>
         <w:rPr>
-          <w:sz w:val="20"/>
-          <w:szCs w:val="20"/>
-        </w:rPr>
-      </w:pPr>
-      <w:r>
-        <w:rPr>
-          <w:sz w:val="20"/>
-          <w:szCs w:val="20"/>
-        </w:rPr>
+          <w:rFonts w:ascii="Arvo" w:hAnsi="Arvo"/>
+          <w:sz w:val="20"/>
+          <w:szCs w:val="20"/>
+        </w:rPr>
+      </w:pPr>
+      <w:r>
+        <w:rPr>
+          <w:rFonts w:ascii="Arvo" w:hAnsi="Arvo"/>
+          <w:sz w:val="20"/>
+          <w:szCs w:val="20"/>
+        </w:rPr>
+        <w:lastRenderedPageBreak/>
         <w:t>As comunicações relativas a est</w:t>
       </w:r>
       <w:r>
         <w:rPr>
+          <w:rFonts w:ascii="Arvo" w:hAnsi="Arvo"/>
           <w:sz w:val="20"/>
           <w:szCs w:val="20"/>
         </w:rPr>
@@ -7952,6 +8824,7 @@
       </w:r>
       <w:r>
         <w:rPr>
+          <w:rFonts w:ascii="Arvo" w:hAnsi="Arvo"/>
           <w:sz w:val="20"/>
           <w:szCs w:val="20"/>
         </w:rPr>
@@ -7961,7 +8834,9 @@
     <w:p>
       <w:pPr>
         <w:pStyle w:val="PargrafodaLista"/>
-        <w:rPr>
+        <w:spacing w:line="276" w:lineRule="auto"/>
+        <w:rPr>
+          <w:rFonts w:ascii="Arvo" w:hAnsi="Arvo"/>
           <w:sz w:val="20"/>
           <w:szCs w:val="20"/>
         </w:rPr>
@@ -7975,15 +8850,18 @@
           <w:numId w:val="2"/>
         </w:numPr>
         <w:snapToGrid w:val="0"/>
+        <w:spacing w:line="276" w:lineRule="auto"/>
         <w:ind w:left="709" w:hanging="709"/>
         <w:jc w:val="both"/>
         <w:rPr>
-          <w:sz w:val="20"/>
-          <w:szCs w:val="20"/>
-        </w:rPr>
-      </w:pPr>
-      <w:r>
-        <w:rPr>
+          <w:rFonts w:ascii="Arvo" w:hAnsi="Arvo"/>
+          <w:sz w:val="20"/>
+          <w:szCs w:val="20"/>
+        </w:rPr>
+      </w:pPr>
+      <w:r>
+        <w:rPr>
+          <w:rFonts w:ascii="Arvo" w:hAnsi="Arvo"/>
           <w:sz w:val="20"/>
           <w:szCs w:val="20"/>
         </w:rPr>
@@ -7991,6 +8869,7 @@
       </w:r>
       <w:r>
         <w:rPr>
+          <w:rFonts w:ascii="Arvo" w:hAnsi="Arvo"/>
           <w:sz w:val="20"/>
           <w:szCs w:val="20"/>
         </w:rPr>
@@ -8000,7 +8879,9 @@
     <w:p>
       <w:pPr>
         <w:pStyle w:val="PargrafodaLista"/>
-        <w:rPr>
+        <w:spacing w:line="276" w:lineRule="auto"/>
+        <w:rPr>
+          <w:rFonts w:ascii="Arvo" w:hAnsi="Arvo"/>
           <w:sz w:val="20"/>
           <w:szCs w:val="20"/>
         </w:rPr>
@@ -8015,14 +8896,17 @@
           <w:numId w:val="2"/>
         </w:numPr>
         <w:snapToGrid w:val="0"/>
+        <w:spacing w:line="276" w:lineRule="auto"/>
         <w:ind w:hanging="720"/>
         <w:rPr>
-          <w:sz w:val="20"/>
-          <w:szCs w:val="20"/>
-        </w:rPr>
-      </w:pPr>
-      <w:r>
-        <w:rPr>
+          <w:rFonts w:ascii="Arvo" w:hAnsi="Arvo"/>
+          <w:sz w:val="20"/>
+          <w:szCs w:val="20"/>
+        </w:rPr>
+      </w:pPr>
+      <w:r>
+        <w:rPr>
+          <w:rFonts w:ascii="Arvo" w:hAnsi="Arvo"/>
           <w:b/>
           <w:sz w:val="20"/>
           <w:szCs w:val="20"/>
@@ -8031,6 +8915,7 @@
       </w:r>
       <w:r>
         <w:rPr>
+          <w:rFonts w:ascii="Arvo" w:hAnsi="Arvo"/>
           <w:b/>
           <w:sz w:val="20"/>
           <w:szCs w:val="20"/>
@@ -8041,7 +8926,9 @@
     <w:p>
       <w:pPr>
         <w:pStyle w:val="PargrafodaLista"/>
-        <w:rPr>
+        <w:spacing w:line="276" w:lineRule="auto"/>
+        <w:rPr>
+          <w:rFonts w:ascii="Arvo" w:hAnsi="Arvo"/>
           <w:sz w:val="20"/>
           <w:szCs w:val="20"/>
         </w:rPr>
@@ -8055,32 +8942,30 @@
           <w:numId w:val="2"/>
         </w:numPr>
         <w:snapToGrid w:val="0"/>
+        <w:spacing w:line="276" w:lineRule="auto"/>
         <w:ind w:left="709" w:hanging="709"/>
         <w:jc w:val="both"/>
         <w:rPr>
-          <w:sz w:val="20"/>
-          <w:szCs w:val="20"/>
-        </w:rPr>
-      </w:pPr>
-      <w:r>
-        <w:rPr>
-          <w:sz w:val="20"/>
-          <w:szCs w:val="20"/>
-        </w:rPr>
-        <w:t xml:space="preserve">As Leis da República Federativa do Brasil são aplicáveis a esta Proposta. </w:t>
-      </w:r>
-      <w:r>
-        <w:rPr>
-          <w:sz w:val="20"/>
-          <w:szCs w:val="20"/>
-        </w:rPr>
-        <w:t>Fica eleito o foro da Comarca de Belo Horizonte, Estado de Minas Gerais, com renúncia expressa a qualquer outro, por mais privilegiado que seja, para dirimir quaisquer dúvidas ou controvérsias oriundas desta Proposta que não possam ser solucionadas pela via amigável.</w:t>
+          <w:rFonts w:ascii="Arvo" w:hAnsi="Arvo"/>
+          <w:sz w:val="20"/>
+          <w:szCs w:val="20"/>
+        </w:rPr>
+      </w:pPr>
+      <w:r>
+        <w:rPr>
+          <w:rFonts w:ascii="Arvo" w:hAnsi="Arvo"/>
+          <w:sz w:val="20"/>
+          <w:szCs w:val="20"/>
+        </w:rPr>
+        <w:t>As Leis da República Federativa do Brasil são aplicáveis a esta Proposta. Fica eleito o foro da Comarca de Belo Horizonte, Estado de Minas Gerais, com renúncia expressa a qualquer outro, por mais privilegiado que seja, para dirimir quaisquer dúvidas ou controvérsias oriundas desta Proposta que não possam ser solucionadas pela via amigável.</w:t>
       </w:r>
     </w:p>
     <w:p>
       <w:pPr>
         <w:pStyle w:val="PargrafodaLista"/>
-        <w:rPr>
+        <w:spacing w:line="276" w:lineRule="auto"/>
+        <w:rPr>
+          <w:rFonts w:ascii="Arvo" w:hAnsi="Arvo"/>
           <w:sz w:val="20"/>
           <w:szCs w:val="20"/>
         </w:rPr>
@@ -8089,14 +8974,17 @@
     <w:p>
       <w:pPr>
         <w:pStyle w:val="PargrafodaLista"/>
+        <w:spacing w:line="276" w:lineRule="auto"/>
         <w:jc w:val="both"/>
         <w:rPr>
-          <w:sz w:val="20"/>
-          <w:szCs w:val="20"/>
-        </w:rPr>
-      </w:pPr>
-      <w:r>
-        <w:rPr>
+          <w:rFonts w:ascii="Arvo" w:hAnsi="Arvo"/>
+          <w:sz w:val="20"/>
+          <w:szCs w:val="20"/>
+        </w:rPr>
+      </w:pPr>
+      <w:r>
+        <w:rPr>
+          <w:rFonts w:ascii="Arvo" w:hAnsi="Arvo"/>
           <w:sz w:val="20"/>
           <w:szCs w:val="20"/>
         </w:rPr>
@@ -8104,6 +8992,7 @@
       </w:r>
       <w:r>
         <w:rPr>
+          <w:rFonts w:ascii="Arvo" w:hAnsi="Arvo"/>
           <w:sz w:val="20"/>
           <w:szCs w:val="20"/>
         </w:rPr>
@@ -8111,6 +9000,7 @@
       </w:r>
       <w:r>
         <w:rPr>
+          <w:rFonts w:ascii="Arvo" w:hAnsi="Arvo"/>
           <w:sz w:val="20"/>
           <w:szCs w:val="20"/>
         </w:rPr>
@@ -8118,6 +9008,7 @@
       </w:r>
       <w:r>
         <w:rPr>
+          <w:rFonts w:ascii="Arvo" w:hAnsi="Arvo"/>
           <w:sz w:val="20"/>
           <w:szCs w:val="20"/>
         </w:rPr>
@@ -8125,6 +9016,7 @@
       </w:r>
       <w:r>
         <w:rPr>
+          <w:rFonts w:ascii="Arvo" w:hAnsi="Arvo"/>
           <w:sz w:val="20"/>
           <w:szCs w:val="20"/>
         </w:rPr>
@@ -8135,7 +9027,9 @@
       <w:pPr>
         <w:keepNext/>
         <w:snapToGrid w:val="0"/>
-        <w:rPr>
+        <w:spacing w:line="276" w:lineRule="auto"/>
+        <w:rPr>
+          <w:rFonts w:ascii="Arvo" w:hAnsi="Arvo"/>
           <w:b/>
           <w:bCs/>
           <w:color w:val="FFFFFF" w:themeColor="background1"/>
@@ -8145,6 +9039,7 @@
       </w:pPr>
       <w:r>
         <w:rPr>
+          <w:rFonts w:ascii="Arvo" w:hAnsi="Arvo"/>
           <w:b/>
           <w:bCs/>
           <w:color w:val="FFFFFF" w:themeColor="background1"/>
@@ -8158,7 +9053,9 @@
       <w:pPr>
         <w:keepNext/>
         <w:snapToGrid w:val="0"/>
-        <w:rPr>
+        <w:spacing w:line="276" w:lineRule="auto"/>
+        <w:rPr>
+          <w:rFonts w:ascii="Arvo" w:hAnsi="Arvo"/>
           <w:b/>
           <w:bCs/>
           <w:color w:val="FFFFFF" w:themeColor="background1"/>
@@ -8168,6 +9065,7 @@
       </w:pPr>
       <w:r>
         <w:rPr>
+          <w:rFonts w:ascii="Arvo" w:hAnsi="Arvo"/>
           <w:b/>
           <w:bCs/>
           <w:color w:val="FFFFFF" w:themeColor="background1"/>
@@ -8181,7 +9079,9 @@
       <w:pPr>
         <w:keepNext/>
         <w:snapToGrid w:val="0"/>
-        <w:rPr>
+        <w:spacing w:line="276" w:lineRule="auto"/>
+        <w:rPr>
+          <w:rFonts w:ascii="Arvo" w:hAnsi="Arvo"/>
           <w:b/>
           <w:bCs/>
           <w:color w:val="FFFFFF" w:themeColor="background1"/>
@@ -8191,6 +9091,7 @@
       </w:pPr>
       <w:r>
         <w:rPr>
+          <w:rFonts w:ascii="Arvo" w:hAnsi="Arvo"/>
           <w:b/>
           <w:bCs/>
           <w:color w:val="FFFFFF" w:themeColor="background1"/>
@@ -8204,8 +9105,10 @@
       <w:pPr>
         <w:keepNext/>
         <w:snapToGrid w:val="0"/>
+        <w:spacing w:line="276" w:lineRule="auto"/>
         <w:jc w:val="center"/>
         <w:rPr>
+          <w:rFonts w:ascii="Arvo" w:hAnsi="Arvo"/>
           <w:b/>
           <w:bCs/>
           <w:sz w:val="20"/>
@@ -8239,13 +9142,16 @@
           <w:p>
             <w:pPr>
               <w:pStyle w:val="PargrafodaLista"/>
-              <w:rPr>
+              <w:spacing w:line="276" w:lineRule="auto"/>
+              <w:rPr>
+                <w:rFonts w:ascii="Arvo" w:hAnsi="Arvo"/>
                 <w:sz w:val="20"/>
                 <w:szCs w:val="20"/>
               </w:rPr>
             </w:pPr>
             <w:r>
               <w:rPr>
+                <w:rFonts w:ascii="Arvo" w:hAnsi="Arvo"/>
                 <w:sz w:val="20"/>
                 <w:szCs w:val="20"/>
               </w:rPr>
@@ -8255,13 +9161,16 @@
           <w:p>
             <w:pPr>
               <w:snapToGrid w:val="0"/>
-              <w:rPr>
+              <w:spacing w:line="276" w:lineRule="auto"/>
+              <w:rPr>
+                <w:rFonts w:ascii="Arvo" w:hAnsi="Arvo"/>
                 <w:sz w:val="20"/>
                 <w:szCs w:val="20"/>
               </w:rPr>
             </w:pPr>
             <w:r>
               <w:rPr>
+                <w:rFonts w:ascii="Arvo" w:hAnsi="Arvo"/>
                 <w:b/>
                 <w:bCs/>
                 <w:sz w:val="20"/>
@@ -8274,8 +9183,10 @@
             <w:pPr>
               <w:keepNext/>
               <w:snapToGrid w:val="0"/>
+              <w:spacing w:line="276" w:lineRule="auto"/>
               <w:jc w:val="center"/>
               <w:rPr>
+                <w:rFonts w:ascii="Arvo" w:hAnsi="Arvo"/>
                 <w:b/>
                 <w:bCs/>
                 <w:sz w:val="20"/>
@@ -8291,13 +9202,16 @@
           <w:p>
             <w:pPr>
               <w:pStyle w:val="PargrafodaLista"/>
-              <w:rPr>
+              <w:spacing w:line="276" w:lineRule="auto"/>
+              <w:rPr>
+                <w:rFonts w:ascii="Arvo" w:hAnsi="Arvo"/>
                 <w:sz w:val="20"/>
                 <w:szCs w:val="20"/>
               </w:rPr>
             </w:pPr>
             <w:r>
               <w:rPr>
+                <w:rFonts w:ascii="Arvo" w:hAnsi="Arvo"/>
                 <w:sz w:val="20"/>
                 <w:szCs w:val="20"/>
               </w:rPr>
@@ -8307,13 +9221,16 @@
           <w:p>
             <w:pPr>
               <w:snapToGrid w:val="0"/>
-              <w:rPr>
+              <w:spacing w:line="276" w:lineRule="auto"/>
+              <w:rPr>
+                <w:rFonts w:ascii="Arvo" w:hAnsi="Arvo"/>
                 <w:sz w:val="20"/>
                 <w:szCs w:val="20"/>
               </w:rPr>
             </w:pPr>
             <w:r>
               <w:rPr>
+                <w:rFonts w:ascii="Arvo" w:hAnsi="Arvo"/>
                 <w:b/>
                 <w:bCs/>
                 <w:sz w:val="20"/>
@@ -8326,8 +9243,10 @@
             <w:pPr>
               <w:keepNext/>
               <w:snapToGrid w:val="0"/>
+              <w:spacing w:line="276" w:lineRule="auto"/>
               <w:jc w:val="center"/>
               <w:rPr>
+                <w:rFonts w:ascii="Arvo" w:hAnsi="Arvo"/>
                 <w:b/>
                 <w:bCs/>
                 <w:sz w:val="20"/>
@@ -8342,7 +9261,9 @@
       <w:pPr>
         <w:keepNext/>
         <w:snapToGrid w:val="0"/>
-        <w:rPr>
+        <w:spacing w:line="276" w:lineRule="auto"/>
+        <w:rPr>
+          <w:rFonts w:ascii="Arvo" w:hAnsi="Arvo"/>
           <w:b/>
           <w:bCs/>
           <w:sz w:val="20"/>
@@ -8354,7 +9275,9 @@
       <w:pPr>
         <w:keepNext/>
         <w:snapToGrid w:val="0"/>
-        <w:rPr>
+        <w:spacing w:line="276" w:lineRule="auto"/>
+        <w:rPr>
+          <w:rFonts w:ascii="Arvo" w:hAnsi="Arvo"/>
           <w:b/>
           <w:bCs/>
           <w:color w:val="FFFFFF" w:themeColor="background1"/>
@@ -8364,6 +9287,7 @@
       </w:pPr>
       <w:r>
         <w:rPr>
+          <w:rFonts w:ascii="Arvo" w:hAnsi="Arvo"/>
           <w:b/>
           <w:bCs/>
           <w:color w:val="FFFFFF" w:themeColor="background1"/>
@@ -8377,7 +9301,9 @@
       <w:pPr>
         <w:keepNext/>
         <w:snapToGrid w:val="0"/>
-        <w:rPr>
+        <w:spacing w:line="276" w:lineRule="auto"/>
+        <w:rPr>
+          <w:rFonts w:ascii="Arvo" w:hAnsi="Arvo"/>
           <w:b/>
           <w:bCs/>
           <w:color w:val="FFFFFF" w:themeColor="background1"/>
@@ -8387,6 +9313,7 @@
       </w:pPr>
       <w:r>
         <w:rPr>
+          <w:rFonts w:ascii="Arvo" w:hAnsi="Arvo"/>
           <w:b/>
           <w:bCs/>
           <w:color w:val="FFFFFF" w:themeColor="background1"/>
@@ -8399,7 +9326,9 @@
     <w:p>
       <w:pPr>
         <w:snapToGrid w:val="0"/>
-        <w:rPr>
+        <w:spacing w:line="276" w:lineRule="auto"/>
+        <w:rPr>
+          <w:rFonts w:ascii="Arvo" w:hAnsi="Arvo"/>
           <w:b/>
           <w:bCs/>
           <w:sz w:val="20"/>
@@ -8408,6 +9337,7 @@
       </w:pPr>
       <w:r>
         <w:rPr>
+          <w:rFonts w:ascii="Arvo" w:hAnsi="Arvo"/>
           <w:b/>
           <w:bCs/>
           <w:sz w:val="20"/>
@@ -8419,7 +9349,9 @@
     <w:p>
       <w:pPr>
         <w:snapToGrid w:val="0"/>
-        <w:rPr>
+        <w:spacing w:line="276" w:lineRule="auto"/>
+        <w:rPr>
+          <w:rFonts w:ascii="Arvo" w:hAnsi="Arvo"/>
           <w:i/>
           <w:iCs/>
           <w:sz w:val="20"/>
@@ -8428,6 +9360,7 @@
       </w:pPr>
       <w:r>
         <w:rPr>
+          <w:rFonts w:ascii="Arvo" w:hAnsi="Arvo"/>
           <w:i/>
           <w:iCs/>
           <w:sz w:val="20"/>
@@ -8439,7 +9372,9 @@
     <w:p>
       <w:pPr>
         <w:snapToGrid w:val="0"/>
-        <w:rPr>
+        <w:spacing w:line="276" w:lineRule="auto"/>
+        <w:rPr>
+          <w:rFonts w:ascii="Arvo" w:hAnsi="Arvo"/>
           <w:b/>
           <w:bCs/>
           <w:sz w:val="20"/>
@@ -8473,13 +9408,16 @@
           <w:p>
             <w:pPr>
               <w:pStyle w:val="PargrafodaLista"/>
-              <w:rPr>
+              <w:spacing w:line="276" w:lineRule="auto"/>
+              <w:rPr>
+                <w:rFonts w:ascii="Arvo" w:hAnsi="Arvo"/>
                 <w:sz w:val="20"/>
                 <w:szCs w:val="20"/>
               </w:rPr>
             </w:pPr>
             <w:r>
               <w:rPr>
+                <w:rFonts w:ascii="Arvo" w:hAnsi="Arvo"/>
                 <w:sz w:val="20"/>
                 <w:szCs w:val="20"/>
               </w:rPr>
@@ -8489,13 +9427,16 @@
           <w:p>
             <w:pPr>
               <w:snapToGrid w:val="0"/>
-              <w:rPr>
+              <w:spacing w:line="276" w:lineRule="auto"/>
+              <w:rPr>
+                <w:rFonts w:ascii="Arvo" w:hAnsi="Arvo"/>
                 <w:sz w:val="20"/>
                 <w:szCs w:val="20"/>
               </w:rPr>
             </w:pPr>
             <w:r>
               <w:rPr>
+                <w:rFonts w:ascii="Arvo" w:hAnsi="Arvo"/>
                 <w:b/>
                 <w:bCs/>
                 <w:sz w:val="20"/>
@@ -8508,8 +9449,10 @@
             <w:pPr>
               <w:keepNext/>
               <w:snapToGrid w:val="0"/>
+              <w:spacing w:line="276" w:lineRule="auto"/>
               <w:jc w:val="center"/>
               <w:rPr>
+                <w:rFonts w:ascii="Arvo" w:hAnsi="Arvo"/>
                 <w:b/>
                 <w:bCs/>
                 <w:sz w:val="20"/>
@@ -8525,13 +9468,16 @@
           <w:p>
             <w:pPr>
               <w:pStyle w:val="PargrafodaLista"/>
-              <w:rPr>
+              <w:spacing w:line="276" w:lineRule="auto"/>
+              <w:rPr>
+                <w:rFonts w:ascii="Arvo" w:hAnsi="Arvo"/>
                 <w:sz w:val="20"/>
                 <w:szCs w:val="20"/>
               </w:rPr>
             </w:pPr>
             <w:r>
               <w:rPr>
+                <w:rFonts w:ascii="Arvo" w:hAnsi="Arvo"/>
                 <w:sz w:val="20"/>
                 <w:szCs w:val="20"/>
               </w:rPr>
@@ -8541,13 +9487,16 @@
           <w:p>
             <w:pPr>
               <w:snapToGrid w:val="0"/>
-              <w:rPr>
+              <w:spacing w:line="276" w:lineRule="auto"/>
+              <w:rPr>
+                <w:rFonts w:ascii="Arvo" w:hAnsi="Arvo"/>
                 <w:sz w:val="20"/>
                 <w:szCs w:val="20"/>
               </w:rPr>
             </w:pPr>
             <w:r>
               <w:rPr>
+                <w:rFonts w:ascii="Arvo" w:hAnsi="Arvo"/>
                 <w:b/>
                 <w:bCs/>
                 <w:sz w:val="20"/>
@@ -8560,8 +9509,10 @@
             <w:pPr>
               <w:keepNext/>
               <w:snapToGrid w:val="0"/>
+              <w:spacing w:line="276" w:lineRule="auto"/>
               <w:jc w:val="center"/>
               <w:rPr>
+                <w:rFonts w:ascii="Arvo" w:hAnsi="Arvo"/>
                 <w:b/>
                 <w:bCs/>
                 <w:sz w:val="20"/>
@@ -8575,7 +9526,9 @@
     <w:p>
       <w:pPr>
         <w:snapToGrid w:val="0"/>
-        <w:rPr>
+        <w:spacing w:line="276" w:lineRule="auto"/>
+        <w:rPr>
+          <w:rFonts w:ascii="Arvo" w:hAnsi="Arvo"/>
           <w:b/>
           <w:bCs/>
           <w:sz w:val="20"/>
@@ -10063,26 +11016,6 @@
 </file>
 
 <file path=customXml/item1.xml><?xml version="1.0" encoding="utf-8"?>
-<p:properties xmlns:p="http://schemas.microsoft.com/office/2006/metadata/properties" xmlns:xsi="http://www.w3.org/2001/XMLSchema-instance" xmlns:pc="http://schemas.microsoft.com/office/infopath/2007/PartnerControls">
-  <documentManagement>
-    <lcf76f155ced4ddcb4097134ff3c332f xmlns="e5b1cd33-4eca-41a4-b7d8-fdf3e6200119">
-      <Terms xmlns="http://schemas.microsoft.com/office/infopath/2007/PartnerControls"/>
-    </lcf76f155ced4ddcb4097134ff3c332f>
-    <TaxCatchAll xmlns="c710a95f-4097-48d0-b72e-528dcf24b561" xsi:nil="true"/>
-  </documentManagement>
-</p:properties>
-</file>
-
-<file path=customXml/item2.xml><?xml version="1.0" encoding="utf-8"?>
-<?mso-contentType ?>
-<FormTemplates xmlns="http://schemas.microsoft.com/sharepoint/v3/contenttype/forms">
-  <Display>DocumentLibraryForm</Display>
-  <Edit>DocumentLibraryForm</Edit>
-  <New>DocumentLibraryForm</New>
-</FormTemplates>
-</file>
-
-<file path=customXml/item3.xml><?xml version="1.0" encoding="utf-8"?>
 <ct:contentTypeSchema xmlns:ct="http://schemas.microsoft.com/office/2006/metadata/contentType" xmlns:ma="http://schemas.microsoft.com/office/2006/metadata/properties/metaAttributes" ct:_="" ma:_="" ma:contentTypeName="Documento" ma:contentTypeID="0x010100C538FE3DE9F5C249B208F757A39C9CF1" ma:contentTypeVersion="13" ma:contentTypeDescription="Crie um novo documento." ma:contentTypeScope="" ma:versionID="f58841031a2b8acc55807e179e1eb129">
   <xsd:schema xmlns:xsd="http://www.w3.org/2001/XMLSchema" xmlns:xs="http://www.w3.org/2001/XMLSchema" xmlns:p="http://schemas.microsoft.com/office/2006/metadata/properties" xmlns:ns2="e5b1cd33-4eca-41a4-b7d8-fdf3e6200119" xmlns:ns3="c710a95f-4097-48d0-b72e-528dcf24b561" targetNamespace="http://schemas.microsoft.com/office/2006/metadata/properties" ma:root="true" ma:fieldsID="eabb80da9e4a7645788b9624de58e5c8" ns2:_="" ns3:_="">
     <xsd:import namespace="e5b1cd33-4eca-41a4-b7d8-fdf3e6200119"/>
@@ -10289,26 +11222,27 @@
 </ct:contentTypeSchema>
 </file>
 
-<file path=customXml/itemProps1.xml><?xml version="1.0" encoding="utf-8"?>
-<ds:datastoreItem xmlns:ds="http://schemas.openxmlformats.org/officeDocument/2006/customXml" ds:itemID="{CB7613A1-A0CB-4E22-AF85-27793339D14D}">
-  <ds:schemaRefs>
-    <ds:schemaRef ds:uri="http://schemas.microsoft.com/office/2006/metadata/properties"/>
-    <ds:schemaRef ds:uri="http://schemas.microsoft.com/office/infopath/2007/PartnerControls"/>
-    <ds:schemaRef ds:uri="e5b1cd33-4eca-41a4-b7d8-fdf3e6200119"/>
-    <ds:schemaRef ds:uri="c710a95f-4097-48d0-b72e-528dcf24b561"/>
-  </ds:schemaRefs>
-</ds:datastoreItem>
+<file path=customXml/item2.xml><?xml version="1.0" encoding="utf-8"?>
+<p:properties xmlns:p="http://schemas.microsoft.com/office/2006/metadata/properties" xmlns:xsi="http://www.w3.org/2001/XMLSchema-instance" xmlns:pc="http://schemas.microsoft.com/office/infopath/2007/PartnerControls">
+  <documentManagement>
+    <lcf76f155ced4ddcb4097134ff3c332f xmlns="e5b1cd33-4eca-41a4-b7d8-fdf3e6200119">
+      <Terms xmlns="http://schemas.microsoft.com/office/infopath/2007/PartnerControls"/>
+    </lcf76f155ced4ddcb4097134ff3c332f>
+    <TaxCatchAll xmlns="c710a95f-4097-48d0-b72e-528dcf24b561" xsi:nil="true"/>
+  </documentManagement>
+</p:properties>
 </file>
 
-<file path=customXml/itemProps2.xml><?xml version="1.0" encoding="utf-8"?>
-<ds:datastoreItem xmlns:ds="http://schemas.openxmlformats.org/officeDocument/2006/customXml" ds:itemID="{A5ED3DFB-4F39-4BF8-995C-27FE2C86527B}">
-  <ds:schemaRefs>
-    <ds:schemaRef ds:uri="http://schemas.microsoft.com/sharepoint/v3/contenttype/forms"/>
-  </ds:schemaRefs>
-</ds:datastoreItem>
+<file path=customXml/item3.xml><?xml version="1.0" encoding="utf-8"?>
+<?mso-contentType ?>
+<FormTemplates xmlns="http://schemas.microsoft.com/sharepoint/v3/contenttype/forms">
+  <Display>DocumentLibraryForm</Display>
+  <Edit>DocumentLibraryForm</Edit>
+  <New>DocumentLibraryForm</New>
+</FormTemplates>
 </file>
 
-<file path=customXml/itemProps3.xml><?xml version="1.0" encoding="utf-8"?>
+<file path=customXml/itemProps1.xml><?xml version="1.0" encoding="utf-8"?>
 <ds:datastoreItem xmlns:ds="http://schemas.openxmlformats.org/officeDocument/2006/customXml" ds:itemID="{527C8FAF-F895-460C-92FD-63B7C6027339}">
   <ds:schemaRefs>
     <ds:schemaRef ds:uri="http://schemas.microsoft.com/office/2006/metadata/contentType"/>
@@ -10325,4 +11259,23 @@
     <ds:schemaRef ds:uri="http://schemas.microsoft.com/internal/obd"/>
   </ds:schemaRefs>
 </ds:datastoreItem>
+</file>
+
+<file path=customXml/itemProps2.xml><?xml version="1.0" encoding="utf-8"?>
+<ds:datastoreItem xmlns:ds="http://schemas.openxmlformats.org/officeDocument/2006/customXml" ds:itemID="{CB7613A1-A0CB-4E22-AF85-27793339D14D}">
+  <ds:schemaRefs>
+    <ds:schemaRef ds:uri="http://schemas.microsoft.com/office/2006/metadata/properties"/>
+    <ds:schemaRef ds:uri="http://schemas.microsoft.com/office/infopath/2007/PartnerControls"/>
+    <ds:schemaRef ds:uri="e5b1cd33-4eca-41a4-b7d8-fdf3e6200119"/>
+    <ds:schemaRef ds:uri="c710a95f-4097-48d0-b72e-528dcf24b561"/>
+  </ds:schemaRefs>
+</ds:datastoreItem>
+</file>
+
+<file path=customXml/itemProps3.xml><?xml version="1.0" encoding="utf-8"?>
+<ds:datastoreItem xmlns:ds="http://schemas.openxmlformats.org/officeDocument/2006/customXml" ds:itemID="{A5ED3DFB-4F39-4BF8-995C-27FE2C86527B}">
+  <ds:schemaRefs>
+    <ds:schemaRef ds:uri="http://schemas.microsoft.com/sharepoint/v3/contenttype/forms"/>
+  </ds:schemaRefs>
+</ds:datastoreItem>
 </file>
--- a/resources/templates/PMRA_Template_Markers.docx
+++ b/resources/templates/PMRA_Template_Markers.docx
@@ -10009,7 +10009,7 @@
   <w:docDefaults>
     <w:rPrDefault>
       <w:rPr>
-        <w:rFonts w:ascii="Arial Narrow" w:eastAsia="Arial Narrow" w:hAnsi="Arial Narrow" w:cs="Arial Narrow"/>
+        <w:rFonts w:ascii="Arvo" w:eastAsia="Arvo" w:hAnsi="Arvo" w:cs="Arvo"/>
         <w:sz w:val="22"/>
         <w:szCs w:val="22"/>
         <w:lang w:val="pt-BR" w:eastAsia="pt-BR" w:bidi="ar-SA"/>

--- a/resources/templates/PMRA_Template_Markers.docx
+++ b/resources/templates/PMRA_Template_Markers.docx
@@ -21,37 +21,87 @@
           <w:sz w:val="20"/>
           <w:szCs w:val="20"/>
         </w:rPr>
-        <w:t>Proposta Para Prestação De Serviços Jurídicos</w:t>
-      </w:r>
-    </w:p>
-    <w:p>
-      <w:pPr>
-        <w:snapToGrid w:val="0"/>
-        <w:spacing w:line="276" w:lineRule="auto"/>
-        <w:rPr>
-          <w:rFonts w:ascii="Arvo" w:hAnsi="Arvo"/>
-          <w:sz w:val="20"/>
-          <w:szCs w:val="20"/>
-        </w:rPr>
-      </w:pPr>
-    </w:p>
-    <w:p>
-      <w:pPr>
-        <w:snapToGrid w:val="0"/>
-        <w:spacing w:line="276" w:lineRule="auto"/>
-        <w:rPr>
-          <w:rFonts w:ascii="Arvo" w:hAnsi="Arvo"/>
-          <w:sz w:val="20"/>
-          <w:szCs w:val="20"/>
-        </w:rPr>
-      </w:pPr>
-      <w:r>
-        <w:rPr>
-          <w:rFonts w:ascii="Arvo" w:hAnsi="Arvo"/>
-          <w:sz w:val="20"/>
-          <w:szCs w:val="20"/>
-        </w:rPr>
-        <w:t>A</w:t>
+        <w:t xml:space="preserve">Proposta </w:t>
+      </w:r>
+      <w:r>
+        <w:rPr>
+          <w:rFonts w:ascii="Arvo" w:hAnsi="Arvo"/>
+          <w:b/>
+          <w:bCs/>
+          <w:sz w:val="20"/>
+          <w:szCs w:val="20"/>
+        </w:rPr>
+        <w:t>para</w:t>
+      </w:r>
+      <w:r>
+        <w:rPr>
+          <w:rFonts w:ascii="Arvo" w:hAnsi="Arvo"/>
+          <w:b/>
+          <w:bCs/>
+          <w:sz w:val="20"/>
+          <w:szCs w:val="20"/>
+        </w:rPr>
+        <w:t xml:space="preserve"> Prestação </w:t>
+      </w:r>
+      <w:r>
+        <w:rPr>
+          <w:rFonts w:ascii="Arvo" w:hAnsi="Arvo"/>
+          <w:b/>
+          <w:bCs/>
+          <w:sz w:val="20"/>
+          <w:szCs w:val="20"/>
+        </w:rPr>
+        <w:t>d</w:t>
+      </w:r>
+      <w:r>
+        <w:rPr>
+          <w:rFonts w:ascii="Arvo" w:hAnsi="Arvo"/>
+          <w:b/>
+          <w:bCs/>
+          <w:sz w:val="20"/>
+          <w:szCs w:val="20"/>
+        </w:rPr>
+        <w:t xml:space="preserve">e Serviços </w:t>
+      </w:r>
+      <w:r>
+        <w:rPr>
+          <w:rFonts w:ascii="Arvo" w:hAnsi="Arvo"/>
+          <w:b/>
+          <w:bCs/>
+          <w:sz w:val="20"/>
+          <w:szCs w:val="20"/>
+        </w:rPr>
+        <w:t>Advocatícios</w:t>
+      </w:r>
+    </w:p>
+    <w:p>
+      <w:pPr>
+        <w:snapToGrid w:val="0"/>
+        <w:spacing w:line="276" w:lineRule="auto"/>
+        <w:rPr>
+          <w:rFonts w:ascii="Arvo" w:hAnsi="Arvo"/>
+          <w:sz w:val="20"/>
+          <w:szCs w:val="20"/>
+        </w:rPr>
+      </w:pPr>
+    </w:p>
+    <w:p>
+      <w:pPr>
+        <w:snapToGrid w:val="0"/>
+        <w:spacing w:line="276" w:lineRule="auto"/>
+        <w:rPr>
+          <w:rFonts w:ascii="Arvo" w:hAnsi="Arvo"/>
+          <w:sz w:val="20"/>
+          <w:szCs w:val="20"/>
+        </w:rPr>
+      </w:pPr>
+      <w:r>
+        <w:rPr>
+          <w:rFonts w:ascii="Arvo" w:hAnsi="Arvo"/>
+          <w:sz w:val="20"/>
+          <w:szCs w:val="20"/>
+        </w:rPr>
+        <w:t>Para</w:t>
       </w:r>
     </w:p>
     <w:p>
@@ -11016,6 +11066,26 @@
 </file>
 
 <file path=customXml/item1.xml><?xml version="1.0" encoding="utf-8"?>
+<?mso-contentType ?>
+<FormTemplates xmlns="http://schemas.microsoft.com/sharepoint/v3/contenttype/forms">
+  <Display>DocumentLibraryForm</Display>
+  <Edit>DocumentLibraryForm</Edit>
+  <New>DocumentLibraryForm</New>
+</FormTemplates>
+</file>
+
+<file path=customXml/item2.xml><?xml version="1.0" encoding="utf-8"?>
+<p:properties xmlns:p="http://schemas.microsoft.com/office/2006/metadata/properties" xmlns:xsi="http://www.w3.org/2001/XMLSchema-instance" xmlns:pc="http://schemas.microsoft.com/office/infopath/2007/PartnerControls">
+  <documentManagement>
+    <lcf76f155ced4ddcb4097134ff3c332f xmlns="e5b1cd33-4eca-41a4-b7d8-fdf3e6200119">
+      <Terms xmlns="http://schemas.microsoft.com/office/infopath/2007/PartnerControls"/>
+    </lcf76f155ced4ddcb4097134ff3c332f>
+    <TaxCatchAll xmlns="c710a95f-4097-48d0-b72e-528dcf24b561" xsi:nil="true"/>
+  </documentManagement>
+</p:properties>
+</file>
+
+<file path=customXml/item3.xml><?xml version="1.0" encoding="utf-8"?>
 <ct:contentTypeSchema xmlns:ct="http://schemas.microsoft.com/office/2006/metadata/contentType" xmlns:ma="http://schemas.microsoft.com/office/2006/metadata/properties/metaAttributes" ct:_="" ma:_="" ma:contentTypeName="Documento" ma:contentTypeID="0x010100C538FE3DE9F5C249B208F757A39C9CF1" ma:contentTypeVersion="13" ma:contentTypeDescription="Crie um novo documento." ma:contentTypeScope="" ma:versionID="f58841031a2b8acc55807e179e1eb129">
   <xsd:schema xmlns:xsd="http://www.w3.org/2001/XMLSchema" xmlns:xs="http://www.w3.org/2001/XMLSchema" xmlns:p="http://schemas.microsoft.com/office/2006/metadata/properties" xmlns:ns2="e5b1cd33-4eca-41a4-b7d8-fdf3e6200119" xmlns:ns3="c710a95f-4097-48d0-b72e-528dcf24b561" targetNamespace="http://schemas.microsoft.com/office/2006/metadata/properties" ma:root="true" ma:fieldsID="eabb80da9e4a7645788b9624de58e5c8" ns2:_="" ns3:_="">
     <xsd:import namespace="e5b1cd33-4eca-41a4-b7d8-fdf3e6200119"/>
@@ -11222,27 +11292,26 @@
 </ct:contentTypeSchema>
 </file>
 
-<file path=customXml/item2.xml><?xml version="1.0" encoding="utf-8"?>
-<p:properties xmlns:p="http://schemas.microsoft.com/office/2006/metadata/properties" xmlns:xsi="http://www.w3.org/2001/XMLSchema-instance" xmlns:pc="http://schemas.microsoft.com/office/infopath/2007/PartnerControls">
-  <documentManagement>
-    <lcf76f155ced4ddcb4097134ff3c332f xmlns="e5b1cd33-4eca-41a4-b7d8-fdf3e6200119">
-      <Terms xmlns="http://schemas.microsoft.com/office/infopath/2007/PartnerControls"/>
-    </lcf76f155ced4ddcb4097134ff3c332f>
-    <TaxCatchAll xmlns="c710a95f-4097-48d0-b72e-528dcf24b561" xsi:nil="true"/>
-  </documentManagement>
-</p:properties>
+<file path=customXml/itemProps1.xml><?xml version="1.0" encoding="utf-8"?>
+<ds:datastoreItem xmlns:ds="http://schemas.openxmlformats.org/officeDocument/2006/customXml" ds:itemID="{A5ED3DFB-4F39-4BF8-995C-27FE2C86527B}">
+  <ds:schemaRefs>
+    <ds:schemaRef ds:uri="http://schemas.microsoft.com/sharepoint/v3/contenttype/forms"/>
+  </ds:schemaRefs>
+</ds:datastoreItem>
 </file>
 
-<file path=customXml/item3.xml><?xml version="1.0" encoding="utf-8"?>
-<?mso-contentType ?>
-<FormTemplates xmlns="http://schemas.microsoft.com/sharepoint/v3/contenttype/forms">
-  <Display>DocumentLibraryForm</Display>
-  <Edit>DocumentLibraryForm</Edit>
-  <New>DocumentLibraryForm</New>
-</FormTemplates>
+<file path=customXml/itemProps2.xml><?xml version="1.0" encoding="utf-8"?>
+<ds:datastoreItem xmlns:ds="http://schemas.openxmlformats.org/officeDocument/2006/customXml" ds:itemID="{CB7613A1-A0CB-4E22-AF85-27793339D14D}">
+  <ds:schemaRefs>
+    <ds:schemaRef ds:uri="http://schemas.microsoft.com/office/2006/metadata/properties"/>
+    <ds:schemaRef ds:uri="http://schemas.microsoft.com/office/infopath/2007/PartnerControls"/>
+    <ds:schemaRef ds:uri="e5b1cd33-4eca-41a4-b7d8-fdf3e6200119"/>
+    <ds:schemaRef ds:uri="c710a95f-4097-48d0-b72e-528dcf24b561"/>
+  </ds:schemaRefs>
+</ds:datastoreItem>
 </file>
 
-<file path=customXml/itemProps1.xml><?xml version="1.0" encoding="utf-8"?>
+<file path=customXml/itemProps3.xml><?xml version="1.0" encoding="utf-8"?>
 <ds:datastoreItem xmlns:ds="http://schemas.openxmlformats.org/officeDocument/2006/customXml" ds:itemID="{527C8FAF-F895-460C-92FD-63B7C6027339}">
   <ds:schemaRefs>
     <ds:schemaRef ds:uri="http://schemas.microsoft.com/office/2006/metadata/contentType"/>
@@ -11259,23 +11328,4 @@
     <ds:schemaRef ds:uri="http://schemas.microsoft.com/internal/obd"/>
   </ds:schemaRefs>
 </ds:datastoreItem>
-</file>
-
-<file path=customXml/itemProps2.xml><?xml version="1.0" encoding="utf-8"?>
-<ds:datastoreItem xmlns:ds="http://schemas.openxmlformats.org/officeDocument/2006/customXml" ds:itemID="{CB7613A1-A0CB-4E22-AF85-27793339D14D}">
-  <ds:schemaRefs>
-    <ds:schemaRef ds:uri="http://schemas.microsoft.com/office/2006/metadata/properties"/>
-    <ds:schemaRef ds:uri="http://schemas.microsoft.com/office/infopath/2007/PartnerControls"/>
-    <ds:schemaRef ds:uri="e5b1cd33-4eca-41a4-b7d8-fdf3e6200119"/>
-    <ds:schemaRef ds:uri="c710a95f-4097-48d0-b72e-528dcf24b561"/>
-  </ds:schemaRefs>
-</ds:datastoreItem>
-</file>
-
-<file path=customXml/itemProps3.xml><?xml version="1.0" encoding="utf-8"?>
-<ds:datastoreItem xmlns:ds="http://schemas.openxmlformats.org/officeDocument/2006/customXml" ds:itemID="{A5ED3DFB-4F39-4BF8-995C-27FE2C86527B}">
-  <ds:schemaRefs>
-    <ds:schemaRef ds:uri="http://schemas.microsoft.com/sharepoint/v3/contenttype/forms"/>
-  </ds:schemaRefs>
-</ds:datastoreItem>
 </file>
--- a/resources/templates/PMRA_Template_Markers.docx
+++ b/resources/templates/PMRA_Template_Markers.docx
@@ -2383,7 +2383,7 @@
                 <w:sz w:val="20"/>
                 <w:szCs w:val="20"/>
               </w:rPr>
-              <w:t>Fase Processual Coberta</w:t>
+              <w:t>Instâncias de Atuação</w:t>
             </w:r>
           </w:p>
         </w:tc>

--- a/resources/templates/PMRA_Template_Markers.docx
+++ b/resources/templates/PMRA_Template_Markers.docx
@@ -137,6 +137,38 @@
           <w:szCs w:val="20"/>
         </w:rPr>
       </w:pPr>
+      <w:r>
+        <w:rPr>
+          <w:rFonts w:ascii="Arvo" w:hAnsi="Arvo"/>
+          <w:sz w:val="20"/>
+          <w:szCs w:val="20"/>
+        </w:rPr>
+        <w:t>[SE_PF_INLINE]CPF[FIM_SE_INLINE][SE_PJ_INLINE]</w:t>
+      </w:r>
+      <w:r>
+        <w:rPr>
+          <w:rFonts w:ascii="Arvo" w:hAnsi="Arvo"/>
+          <w:sz w:val="20"/>
+          <w:szCs w:val="20"/>
+        </w:rPr>
+        <w:t>CNPJ</w:t>
+      </w:r>
+      <w:r>
+        <w:rPr>
+          <w:rFonts w:ascii="Arvo" w:hAnsi="Arvo"/>
+          <w:sz w:val="20"/>
+          <w:szCs w:val="20"/>
+        </w:rPr>
+        <w:t>[FIM_SE_INLINE]</w:t>
+      </w:r>
+      <w:r>
+        <w:rPr>
+          <w:rFonts w:ascii="Arvo" w:hAnsi="Arvo"/>
+          <w:sz w:val="20"/>
+          <w:szCs w:val="20"/>
+        </w:rPr>
+        <w:t xml:space="preserve">: </w:t>
+      </w:r>
       <w:r>
         <w:rPr>
           <w:rFonts w:ascii="Arvo" w:hAnsi="Arvo"/>
@@ -915,6 +947,7 @@
                 <w:sz w:val="20"/>
                 <w:szCs w:val="20"/>
               </w:rPr>
+              <w:lastRenderedPageBreak/>
               <w:t>Categoria</w:t>
             </w:r>
           </w:p>
@@ -993,7 +1026,6 @@
                 <w:sz w:val="20"/>
                 <w:szCs w:val="20"/>
               </w:rPr>
-              <w:lastRenderedPageBreak/>
               <w:t>[PARA_CADA_SENIORIDADE]</w:t>
             </w:r>
           </w:p>
@@ -4279,7 +4311,57 @@
           <w:sz w:val="20"/>
           <w:szCs w:val="20"/>
         </w:rPr>
-        <w:t xml:space="preserve"> O Contratante reconhece que a realização de leitura de publicações em painéis, sistemas, DJe, e/ou qualquer outro meio de publicação oficial dos órgãos do poder público, poderá acarretar no início da fluência de prazos processuais e/ou administrativos, peremptórios ou não, de modo que o Contratante isenta o Contratado de todo e qualquer prejuízo advindo da leitura de publicações realizadas pelo Contratante, notadamente em razão do escoamento do prazo em data antecipada ao que ocorreria caso o Contratante não procedesse à leitura da publicação.</w:t>
+        <w:t xml:space="preserve"> O Contratante reconhece que a realização de leitura de publicações em painéis, sistemas, </w:t>
+      </w:r>
+      <w:proofErr w:type="spellStart"/>
+      <w:r>
+        <w:rPr>
+          <w:rFonts w:ascii="Arvo" w:hAnsi="Arvo"/>
+          <w:sz w:val="20"/>
+          <w:szCs w:val="20"/>
+        </w:rPr>
+        <w:t>DJe</w:t>
+      </w:r>
+      <w:proofErr w:type="spellEnd"/>
+      <w:r>
+        <w:rPr>
+          <w:rFonts w:ascii="Arvo" w:hAnsi="Arvo"/>
+          <w:sz w:val="20"/>
+          <w:szCs w:val="20"/>
+        </w:rPr>
+        <w:t xml:space="preserve">, </w:t>
+      </w:r>
+      <w:r>
+        <w:rPr>
+          <w:rFonts w:ascii="Arvo" w:hAnsi="Arvo"/>
+          <w:sz w:val="20"/>
+          <w:szCs w:val="20"/>
+        </w:rPr>
+        <w:t xml:space="preserve">aviso de recebimento de correspondências </w:t>
+      </w:r>
+      <w:r>
+        <w:rPr>
+          <w:rFonts w:ascii="Arvo" w:hAnsi="Arvo"/>
+          <w:sz w:val="20"/>
+          <w:szCs w:val="20"/>
+        </w:rPr>
+        <w:t>e/ou qualquer outro meio de publicação oficial dos órgãos do poder público, poderá acarretar no início da fluência de prazos processuais e/ou administrativos, peremptórios ou não, de modo que o Contratante isenta o Contratado de todo e qualquer prejuízo advindo da leitura</w:t>
+      </w:r>
+      <w:r>
+        <w:rPr>
+          <w:rFonts w:ascii="Arvo" w:hAnsi="Arvo"/>
+          <w:sz w:val="20"/>
+          <w:szCs w:val="20"/>
+        </w:rPr>
+        <w:t xml:space="preserve"> ou recebimento</w:t>
+      </w:r>
+      <w:r>
+        <w:rPr>
+          <w:rFonts w:ascii="Arvo" w:hAnsi="Arvo"/>
+          <w:sz w:val="20"/>
+          <w:szCs w:val="20"/>
+        </w:rPr>
+        <w:t xml:space="preserve"> de publicações realizadas pelo Contratante, notadamente em razão do escoamento do prazo em data antecipada ao que ocorreria caso o Contratante não procedesse à leitura da publicação.</w:t>
       </w:r>
     </w:p>
     <w:p>
@@ -4944,6 +5026,7 @@
                 <w:sz w:val="20"/>
                 <w:szCs w:val="20"/>
               </w:rPr>
+              <w:lastRenderedPageBreak/>
               <w:t>Valor por Hora</w:t>
             </w:r>
           </w:p>
@@ -6173,7 +6256,16 @@
           <w:sz w:val="20"/>
           <w:szCs w:val="20"/>
         </w:rPr>
-        <w:t xml:space="preserve"> ou instrumento escrito firmado</w:t>
+        <w:t xml:space="preserve"> ou </w:t>
+      </w:r>
+      <w:r>
+        <w:rPr>
+          <w:rFonts w:ascii="Arvo" w:hAnsi="Arvo"/>
+          <w:sz w:val="20"/>
+          <w:szCs w:val="20"/>
+        </w:rPr>
+        <w:lastRenderedPageBreak/>
+        <w:t>instrumento escrito firmado</w:t>
       </w:r>
       <w:r>
         <w:rPr>
@@ -6844,6 +6936,7 @@
           <w:sz w:val="20"/>
           <w:szCs w:val="20"/>
         </w:rPr>
+        <w:lastRenderedPageBreak/>
         <w:t xml:space="preserve">As despesas incorridas pelo Contratado </w:t>
       </w:r>
       <w:r>
@@ -7490,6 +7583,7 @@
           <w:sz w:val="20"/>
           <w:szCs w:val="20"/>
         </w:rPr>
+        <w:lastRenderedPageBreak/>
         <w:t xml:space="preserve">Abster-se de atuar em demandas em que se verifique incompatibilidade </w:t>
       </w:r>
       <w:r>
@@ -7543,7 +7637,6 @@
           <w:sz w:val="20"/>
           <w:szCs w:val="20"/>
         </w:rPr>
-        <w:lastRenderedPageBreak/>
         <w:t>Emitir os documentos fiscais correspondentes aos honorários e despesas cobrados, na forma da legislação tributária aplicável.</w:t>
       </w:r>
     </w:p>
@@ -7944,6 +8037,7 @@
           <w:sz w:val="20"/>
           <w:szCs w:val="20"/>
         </w:rPr>
+        <w:lastRenderedPageBreak/>
         <w:t>CONFIDENCIALIDADE</w:t>
       </w:r>
     </w:p>
@@ -7981,16 +8075,7 @@
           <w:sz w:val="20"/>
           <w:szCs w:val="20"/>
         </w:rPr>
-        <w:t xml:space="preserve">Consideram-se Informações Confidenciais todas as informações, dados, documentos, opiniões, pareceres, minutas, estratégias, know-how e demais conteúdos, em qualquer forma ou meio, compartilhados entre as Partes ou por elas elaborados em razão da presente </w:t>
-      </w:r>
-      <w:r>
-        <w:rPr>
-          <w:rFonts w:ascii="Arvo" w:hAnsi="Arvo"/>
-          <w:sz w:val="20"/>
-          <w:szCs w:val="20"/>
-        </w:rPr>
-        <w:lastRenderedPageBreak/>
-        <w:t>contratação, bem como aqueles tratados como tais pela Parte divulgadora ou que, por sua natureza, devam ser assim considerados.</w:t>
+        <w:t>Consideram-se Informações Confidenciais todas as informações, dados, documentos, opiniões, pareceres, minutas, estratégias, know-how e demais conteúdos, em qualquer forma ou meio, compartilhados entre as Partes ou por elas elaborados em razão da presente contratação, bem como aqueles tratados como tais pela Parte divulgadora ou que, por sua natureza, devam ser assim considerados.</w:t>
       </w:r>
     </w:p>
     <w:p>
@@ -8314,7 +8399,16 @@
           <w:sz w:val="20"/>
           <w:szCs w:val="20"/>
         </w:rPr>
-        <w:t xml:space="preserve"> fora das hipóteses legais ou contratuais, a submeter eventuais suboperadores a obrigações equivalentes e a notificar a outra Parte, em até 24 (vinte e quatro) horas da ciência, de qualquer incidente de segurança envolvendo dados pessoais desta contratação.</w:t>
+        <w:t xml:space="preserve"> fora das hipóteses legais ou contratuais, a submeter eventuais suboperadores a obrigações equivalentes e a notificar a outra Parte, em até 24 (vinte e quatro) </w:t>
+      </w:r>
+      <w:r>
+        <w:rPr>
+          <w:rFonts w:ascii="Arvo" w:hAnsi="Arvo"/>
+          <w:sz w:val="20"/>
+          <w:szCs w:val="20"/>
+        </w:rPr>
+        <w:lastRenderedPageBreak/>
+        <w:t>horas da ciência, de qualquer incidente de segurança envolvendo dados pessoais desta contratação.</w:t>
       </w:r>
     </w:p>
     <w:p>
@@ -8351,7 +8445,6 @@
           <w:sz w:val="20"/>
           <w:szCs w:val="20"/>
         </w:rPr>
-        <w:lastRenderedPageBreak/>
         <w:t>As Partes cooperarão de boa-fé para o atendimento das requisições dos titulares de dados e das autoridades competentes, respondendo cada qual, na respectiva medida de responsabilidade, pelos ônus decorrentes do descumprimento desta cláusula.</w:t>
       </w:r>
     </w:p>
@@ -8427,7 +8520,39 @@
           <w:sz w:val="20"/>
           <w:szCs w:val="20"/>
         </w:rPr>
-        <w:t>A responsabilidade do Contratado limita-se aos danos diretos e efetivamente comprovados decorrentes de culpa ou dolo na execução dos serviços, excluídos, expressamente, os danos indiretos, lucros cessantes, perda de chance, danos reflexos e demais danos consequenciais, salvo nas hipóteses em que a lei vedar a limitação de responsabilidade.</w:t>
+        <w:t>A responsabilidade do Contratado</w:t>
+      </w:r>
+      <w:r>
+        <w:rPr>
+          <w:rFonts w:ascii="Arvo" w:hAnsi="Arvo"/>
+          <w:sz w:val="20"/>
+          <w:szCs w:val="20"/>
+        </w:rPr>
+        <w:t>, em qualquer hipótese, fica limitada ao valor total efetivamente pago pelo Contratante</w:t>
+      </w:r>
+      <w:r>
+        <w:rPr>
+          <w:rFonts w:ascii="Arvo" w:hAnsi="Arvo"/>
+          <w:sz w:val="20"/>
+          <w:szCs w:val="20"/>
+        </w:rPr>
+        <w:t xml:space="preserve"> ao Contratado</w:t>
+      </w:r>
+      <w:r>
+        <w:rPr>
+          <w:rFonts w:ascii="Arvo" w:hAnsi="Arvo"/>
+          <w:sz w:val="20"/>
+          <w:szCs w:val="20"/>
+        </w:rPr>
+        <w:t xml:space="preserve"> nos 12 (doze) meses anteriores, respondendo exclusivamente por danos diretos e efetivamente comprovados decorrentes de culpa ou dolo na execução dos serviços. Ficam expressamente excluídos quaisquer danos indiretos, lucros cessantes, perda de chance, danos reflexos e</w:t>
+      </w:r>
+      <w:r>
+        <w:rPr>
+          <w:rFonts w:ascii="Arvo" w:hAnsi="Arvo"/>
+          <w:sz w:val="20"/>
+          <w:szCs w:val="20"/>
+        </w:rPr>
+        <w:t xml:space="preserve"> danos consequenciais, salvo nas hipóteses em que a lei vedar a limitação de responsabilidade.</w:t>
       </w:r>
     </w:p>
     <w:p>
@@ -8808,6 +8933,7 @@
           <w:sz w:val="20"/>
           <w:szCs w:val="20"/>
         </w:rPr>
+        <w:lastRenderedPageBreak/>
         <w:t xml:space="preserve">A declarada nulidade, invalidade ou ineficácia de qualquer disposição não afetará as demais, permanecendo </w:t>
       </w:r>
       <w:r>
@@ -8861,7 +8987,6 @@
           <w:sz w:val="20"/>
           <w:szCs w:val="20"/>
         </w:rPr>
-        <w:lastRenderedPageBreak/>
         <w:t>As comunicações relativas a est</w:t>
       </w:r>
       <w:r>
@@ -9531,6 +9656,7 @@
                 <w:sz w:val="20"/>
                 <w:szCs w:val="20"/>
               </w:rPr>
+              <w:lastRenderedPageBreak/>
               <w:t>____________________________________________</w:t>
             </w:r>
           </w:p>
@@ -9587,9 +9713,12 @@
       </w:pPr>
     </w:p>
     <w:sectPr>
-      <w:headerReference w:type="default" r:id="rId10"/>
-      <w:footerReference w:type="even" r:id="rId11"/>
-      <w:footerReference w:type="default" r:id="rId12"/>
+      <w:headerReference w:type="even" r:id="rId10"/>
+      <w:headerReference w:type="default" r:id="rId11"/>
+      <w:footerReference w:type="even" r:id="rId12"/>
+      <w:footerReference w:type="default" r:id="rId13"/>
+      <w:headerReference w:type="first" r:id="rId14"/>
+      <w:footerReference w:type="first" r:id="rId15"/>
       <w:pgSz w:w="11906" w:h="16838"/>
       <w:pgMar w:top="2268" w:right="1134" w:bottom="2268" w:left="1134" w:header="720" w:footer="720" w:gutter="0"/>
       <w:cols w:space="720"/>
@@ -9745,6 +9874,16 @@
 </w:ftr>
 </file>
 
+<file path=word/footer3.xml><?xml version="1.0" encoding="utf-8"?>
+<w:ftr xmlns:wpc="http://schemas.microsoft.com/office/word/2010/wordprocessingCanvas" xmlns:cx="http://schemas.microsoft.com/office/drawing/2014/chartex" xmlns:cx1="http://schemas.microsoft.com/office/drawing/2015/9/8/chartex" xmlns:cx2="http://schemas.microsoft.com/office/drawing/2015/10/21/chartex" xmlns:cx3="http://schemas.microsoft.com/office/drawing/2016/5/9/chartex" xmlns:cx4="http://schemas.microsoft.com/office/drawing/2016/5/10/chartex" xmlns:cx5="http://schemas.microsoft.com/office/drawing/2016/5/11/chartex" xmlns:cx6="http://schemas.microsoft.com/office/drawing/2016/5/12/chartex" xmlns:cx7="http://schemas.microsoft.com/office/drawing/2016/5/13/chartex" xmlns:cx8="http://schemas.microsoft.com/office/drawing/2016/5/14/chartex" xmlns:mc="http://schemas.openxmlformats.org/markup-compatibility/2006" xmlns:aink="http://schemas.microsoft.com/office/drawing/2016/ink" xmlns:am3d="http://schemas.microsoft.com/office/drawing/2017/model3d" xmlns:o="urn:schemas-microsoft-com:office:office" xmlns:oel="http://schemas.microsoft.com/office/2019/extlst" xmlns:r="http://schemas.openxmlformats.org/officeDocument/2006/relationships" xmlns:m="http://schemas.openxmlformats.org/officeDocument/2006/math" xmlns:v="urn:schemas-microsoft-com:vml" xmlns:wp14="http://schemas.microsoft.com/office/word/2010/wordprocessingDrawing" xmlns:wp="http://schemas.openxmlformats.org/drawingml/2006/wordprocessingDrawing" xmlns:w10="urn:schemas-microsoft-com:office:word" xmlns:w="http://schemas.openxmlformats.org/wordprocessingml/2006/main" xmlns:w14="http://schemas.microsoft.com/office/word/2010/wordml" xmlns:w15="http://schemas.microsoft.com/office/word/2012/wordml" xmlns:w16cex="http://schemas.microsoft.com/office/word/2018/wordml/cex" xmlns:w16cid="http://schemas.microsoft.com/office/word/2016/wordml/cid" xmlns:w16="http://schemas.microsoft.com/office/word/2018/wordml" xmlns:w16du="http://schemas.microsoft.com/office/word/2023/wordml/word16du" xmlns:w16sdtdh="http://schemas.microsoft.com/office/word/2020/wordml/sdtdatahash" xmlns:w16sdtfl="http://schemas.microsoft.com/office/word/2024/wordml/sdtformatlock" xmlns:w16se="http://schemas.microsoft.com/office/word/2015/wordml/symex" xmlns:wpg="http://schemas.microsoft.com/office/word/2010/wordprocessingGroup" xmlns:wpi="http://schemas.microsoft.com/office/word/2010/wordprocessingInk" xmlns:wne="http://schemas.microsoft.com/office/word/2006/wordml" xmlns:wps="http://schemas.microsoft.com/office/word/2010/wordprocessingShape" mc:Ignorable="w14 w15 w16se w16cid w16 w16cex w16sdtdh w16sdtfl w16du wp14">
+  <w:p>
+    <w:pPr>
+      <w:pStyle w:val="Rodap"/>
+    </w:pPr>
+  </w:p>
+</w:ftr>
+</file>
+
 <file path=word/footnotes.xml><?xml version="1.0" encoding="utf-8"?>
 <w:footnotes xmlns:wpc="http://schemas.microsoft.com/office/word/2010/wordprocessingCanvas" xmlns:cx="http://schemas.microsoft.com/office/drawing/2014/chartex" xmlns:cx1="http://schemas.microsoft.com/office/drawing/2015/9/8/chartex" xmlns:cx2="http://schemas.microsoft.com/office/drawing/2015/10/21/chartex" xmlns:cx3="http://schemas.microsoft.com/office/drawing/2016/5/9/chartex" xmlns:cx4="http://schemas.microsoft.com/office/drawing/2016/5/10/chartex" xmlns:cx5="http://schemas.microsoft.com/office/drawing/2016/5/11/chartex" xmlns:cx6="http://schemas.microsoft.com/office/drawing/2016/5/12/chartex" xmlns:cx7="http://schemas.microsoft.com/office/drawing/2016/5/13/chartex" xmlns:cx8="http://schemas.microsoft.com/office/drawing/2016/5/14/chartex" xmlns:mc="http://schemas.openxmlformats.org/markup-compatibility/2006" xmlns:aink="http://schemas.microsoft.com/office/drawing/2016/ink" xmlns:am3d="http://schemas.microsoft.com/office/drawing/2017/model3d" xmlns:o="urn:schemas-microsoft-com:office:office" xmlns:oel="http://schemas.microsoft.com/office/2019/extlst" xmlns:r="http://schemas.openxmlformats.org/officeDocument/2006/relationships" xmlns:m="http://schemas.openxmlformats.org/officeDocument/2006/math" xmlns:v="urn:schemas-microsoft-com:vml" xmlns:wp14="http://schemas.microsoft.com/office/word/2010/wordprocessingDrawing" xmlns:wp="http://schemas.openxmlformats.org/drawingml/2006/wordprocessingDrawing" xmlns:w10="urn:schemas-microsoft-com:office:word" xmlns:w="http://schemas.openxmlformats.org/wordprocessingml/2006/main" xmlns:w14="http://schemas.microsoft.com/office/word/2010/wordml" xmlns:w15="http://schemas.microsoft.com/office/word/2012/wordml" xmlns:w16cex="http://schemas.microsoft.com/office/word/2018/wordml/cex" xmlns:w16cid="http://schemas.microsoft.com/office/word/2016/wordml/cid" xmlns:w16="http://schemas.microsoft.com/office/word/2018/wordml" xmlns:w16du="http://schemas.microsoft.com/office/word/2023/wordml/word16du" xmlns:w16sdtdh="http://schemas.microsoft.com/office/word/2020/wordml/sdtdatahash" xmlns:w16sdtfl="http://schemas.microsoft.com/office/word/2024/wordml/sdtformatlock" xmlns:w16se="http://schemas.microsoft.com/office/word/2015/wordml/symex" xmlns:wpg="http://schemas.microsoft.com/office/word/2010/wordprocessingGroup" xmlns:wpi="http://schemas.microsoft.com/office/word/2010/wordprocessingInk" xmlns:wne="http://schemas.microsoft.com/office/word/2006/wordml" xmlns:wps="http://schemas.microsoft.com/office/word/2010/wordprocessingShape" mc:Ignorable="w14 w15 w16se w16cid w16 w16cex w16sdtdh w16sdtfl w16du wp14">
   <w:footnote w:type="separator" w:id="-1">
@@ -9765,6 +9904,16 @@
 </file>
 
 <file path=word/header1.xml><?xml version="1.0" encoding="utf-8"?>
+<w:hdr xmlns:wpc="http://schemas.microsoft.com/office/word/2010/wordprocessingCanvas" xmlns:cx="http://schemas.microsoft.com/office/drawing/2014/chartex" xmlns:cx1="http://schemas.microsoft.com/office/drawing/2015/9/8/chartex" xmlns:cx2="http://schemas.microsoft.com/office/drawing/2015/10/21/chartex" xmlns:cx3="http://schemas.microsoft.com/office/drawing/2016/5/9/chartex" xmlns:cx4="http://schemas.microsoft.com/office/drawing/2016/5/10/chartex" xmlns:cx5="http://schemas.microsoft.com/office/drawing/2016/5/11/chartex" xmlns:cx6="http://schemas.microsoft.com/office/drawing/2016/5/12/chartex" xmlns:cx7="http://schemas.microsoft.com/office/drawing/2016/5/13/chartex" xmlns:cx8="http://schemas.microsoft.com/office/drawing/2016/5/14/chartex" xmlns:mc="http://schemas.openxmlformats.org/markup-compatibility/2006" xmlns:aink="http://schemas.microsoft.com/office/drawing/2016/ink" xmlns:am3d="http://schemas.microsoft.com/office/drawing/2017/model3d" xmlns:o="urn:schemas-microsoft-com:office:office" xmlns:oel="http://schemas.microsoft.com/office/2019/extlst" xmlns:r="http://schemas.openxmlformats.org/officeDocument/2006/relationships" xmlns:m="http://schemas.openxmlformats.org/officeDocument/2006/math" xmlns:v="urn:schemas-microsoft-com:vml" xmlns:wp14="http://schemas.microsoft.com/office/word/2010/wordprocessingDrawing" xmlns:wp="http://schemas.openxmlformats.org/drawingml/2006/wordprocessingDrawing" xmlns:w10="urn:schemas-microsoft-com:office:word" xmlns:w="http://schemas.openxmlformats.org/wordprocessingml/2006/main" xmlns:w14="http://schemas.microsoft.com/office/word/2010/wordml" xmlns:w15="http://schemas.microsoft.com/office/word/2012/wordml" xmlns:w16cex="http://schemas.microsoft.com/office/word/2018/wordml/cex" xmlns:w16cid="http://schemas.microsoft.com/office/word/2016/wordml/cid" xmlns:w16="http://schemas.microsoft.com/office/word/2018/wordml" xmlns:w16du="http://schemas.microsoft.com/office/word/2023/wordml/word16du" xmlns:w16sdtdh="http://schemas.microsoft.com/office/word/2020/wordml/sdtdatahash" xmlns:w16sdtfl="http://schemas.microsoft.com/office/word/2024/wordml/sdtformatlock" xmlns:w16se="http://schemas.microsoft.com/office/word/2015/wordml/symex" xmlns:wpg="http://schemas.microsoft.com/office/word/2010/wordprocessingGroup" xmlns:wpi="http://schemas.microsoft.com/office/word/2010/wordprocessingInk" xmlns:wne="http://schemas.microsoft.com/office/word/2006/wordml" xmlns:wps="http://schemas.microsoft.com/office/word/2010/wordprocessingShape" mc:Ignorable="w14 w15 w16se w16cid w16 w16cex w16sdtdh w16sdtfl w16du wp14">
+  <w:p>
+    <w:pPr>
+      <w:pStyle w:val="Cabealho"/>
+    </w:pPr>
+  </w:p>
+</w:hdr>
+</file>
+
+<file path=word/header2.xml><?xml version="1.0" encoding="utf-8"?>
 <w:hdr xmlns:wpc="http://schemas.microsoft.com/office/word/2010/wordprocessingCanvas" xmlns:cx="http://schemas.microsoft.com/office/drawing/2014/chartex" xmlns:cx1="http://schemas.microsoft.com/office/drawing/2015/9/8/chartex" xmlns:cx2="http://schemas.microsoft.com/office/drawing/2015/10/21/chartex" xmlns:cx3="http://schemas.microsoft.com/office/drawing/2016/5/9/chartex" xmlns:cx4="http://schemas.microsoft.com/office/drawing/2016/5/10/chartex" xmlns:cx5="http://schemas.microsoft.com/office/drawing/2016/5/11/chartex" xmlns:cx6="http://schemas.microsoft.com/office/drawing/2016/5/12/chartex" xmlns:cx7="http://schemas.microsoft.com/office/drawing/2016/5/13/chartex" xmlns:cx8="http://schemas.microsoft.com/office/drawing/2016/5/14/chartex" xmlns:mc="http://schemas.openxmlformats.org/markup-compatibility/2006" xmlns:aink="http://schemas.microsoft.com/office/drawing/2016/ink" xmlns:am3d="http://schemas.microsoft.com/office/drawing/2017/model3d" xmlns:o="urn:schemas-microsoft-com:office:office" xmlns:oel="http://schemas.microsoft.com/office/2019/extlst" xmlns:r="http://schemas.openxmlformats.org/officeDocument/2006/relationships" xmlns:m="http://schemas.openxmlformats.org/officeDocument/2006/math" xmlns:v="urn:schemas-microsoft-com:vml" xmlns:wp14="http://schemas.microsoft.com/office/word/2010/wordprocessingDrawing" xmlns:wp="http://schemas.openxmlformats.org/drawingml/2006/wordprocessingDrawing" xmlns:w10="urn:schemas-microsoft-com:office:word" xmlns:w="http://schemas.openxmlformats.org/wordprocessingml/2006/main" xmlns:w14="http://schemas.microsoft.com/office/word/2010/wordml" xmlns:w15="http://schemas.microsoft.com/office/word/2012/wordml" xmlns:w16cex="http://schemas.microsoft.com/office/word/2018/wordml/cex" xmlns:w16cid="http://schemas.microsoft.com/office/word/2016/wordml/cid" xmlns:w16="http://schemas.microsoft.com/office/word/2018/wordml" xmlns:w16du="http://schemas.microsoft.com/office/word/2023/wordml/word16du" xmlns:w16sdtdh="http://schemas.microsoft.com/office/word/2020/wordml/sdtdatahash" xmlns:w16sdtfl="http://schemas.microsoft.com/office/word/2024/wordml/sdtformatlock" xmlns:w16se="http://schemas.microsoft.com/office/word/2015/wordml/symex" xmlns:wpg="http://schemas.microsoft.com/office/word/2010/wordprocessingGroup" xmlns:wpi="http://schemas.microsoft.com/office/word/2010/wordprocessingInk" xmlns:wne="http://schemas.microsoft.com/office/word/2006/wordml" xmlns:wps="http://schemas.microsoft.com/office/word/2010/wordprocessingShape" mc:Ignorable="w14 w15 w16se w16cid w16 w16cex w16sdtdh w16sdtfl w16du wp14">
   <w:p>
     <w:r>
@@ -9832,6 +9981,16 @@
 </w:hdr>
 </file>
 
+<file path=word/header3.xml><?xml version="1.0" encoding="utf-8"?>
+<w:hdr xmlns:wpc="http://schemas.microsoft.com/office/word/2010/wordprocessingCanvas" xmlns:cx="http://schemas.microsoft.com/office/drawing/2014/chartex" xmlns:cx1="http://schemas.microsoft.com/office/drawing/2015/9/8/chartex" xmlns:cx2="http://schemas.microsoft.com/office/drawing/2015/10/21/chartex" xmlns:cx3="http://schemas.microsoft.com/office/drawing/2016/5/9/chartex" xmlns:cx4="http://schemas.microsoft.com/office/drawing/2016/5/10/chartex" xmlns:cx5="http://schemas.microsoft.com/office/drawing/2016/5/11/chartex" xmlns:cx6="http://schemas.microsoft.com/office/drawing/2016/5/12/chartex" xmlns:cx7="http://schemas.microsoft.com/office/drawing/2016/5/13/chartex" xmlns:cx8="http://schemas.microsoft.com/office/drawing/2016/5/14/chartex" xmlns:mc="http://schemas.openxmlformats.org/markup-compatibility/2006" xmlns:aink="http://schemas.microsoft.com/office/drawing/2016/ink" xmlns:am3d="http://schemas.microsoft.com/office/drawing/2017/model3d" xmlns:o="urn:schemas-microsoft-com:office:office" xmlns:oel="http://schemas.microsoft.com/office/2019/extlst" xmlns:r="http://schemas.openxmlformats.org/officeDocument/2006/relationships" xmlns:m="http://schemas.openxmlformats.org/officeDocument/2006/math" xmlns:v="urn:schemas-microsoft-com:vml" xmlns:wp14="http://schemas.microsoft.com/office/word/2010/wordprocessingDrawing" xmlns:wp="http://schemas.openxmlformats.org/drawingml/2006/wordprocessingDrawing" xmlns:w10="urn:schemas-microsoft-com:office:word" xmlns:w="http://schemas.openxmlformats.org/wordprocessingml/2006/main" xmlns:w14="http://schemas.microsoft.com/office/word/2010/wordml" xmlns:w15="http://schemas.microsoft.com/office/word/2012/wordml" xmlns:w16cex="http://schemas.microsoft.com/office/word/2018/wordml/cex" xmlns:w16cid="http://schemas.microsoft.com/office/word/2016/wordml/cid" xmlns:w16="http://schemas.microsoft.com/office/word/2018/wordml" xmlns:w16du="http://schemas.microsoft.com/office/word/2023/wordml/word16du" xmlns:w16sdtdh="http://schemas.microsoft.com/office/word/2020/wordml/sdtdatahash" xmlns:w16sdtfl="http://schemas.microsoft.com/office/word/2024/wordml/sdtformatlock" xmlns:w16se="http://schemas.microsoft.com/office/word/2015/wordml/symex" xmlns:wpg="http://schemas.microsoft.com/office/word/2010/wordprocessingGroup" xmlns:wpi="http://schemas.microsoft.com/office/word/2010/wordprocessingInk" xmlns:wne="http://schemas.microsoft.com/office/word/2006/wordml" xmlns:wps="http://schemas.microsoft.com/office/word/2010/wordprocessingShape" mc:Ignorable="w14 w15 w16se w16cid w16 w16cex w16sdtdh w16sdtfl w16du wp14">
+  <w:p>
+    <w:pPr>
+      <w:pStyle w:val="Cabealho"/>
+    </w:pPr>
+  </w:p>
+</w:hdr>
+</file>
+
 <file path=word/numbering.xml><?xml version="1.0" encoding="utf-8"?>
 <w:numbering xmlns:wpc="http://schemas.microsoft.com/office/word/2010/wordprocessingCanvas" xmlns:cx="http://schemas.microsoft.com/office/drawing/2014/chartex" xmlns:cx1="http://schemas.microsoft.com/office/drawing/2015/9/8/chartex" xmlns:cx2="http://schemas.microsoft.com/office/drawing/2015/10/21/chartex" xmlns:cx3="http://schemas.microsoft.com/office/drawing/2016/5/9/chartex" xmlns:cx4="http://schemas.microsoft.com/office/drawing/2016/5/10/chartex" xmlns:cx5="http://schemas.microsoft.com/office/drawing/2016/5/11/chartex" xmlns:cx6="http://schemas.microsoft.com/office/drawing/2016/5/12/chartex" xmlns:cx7="http://schemas.microsoft.com/office/drawing/2016/5/13/chartex" xmlns:cx8="http://schemas.microsoft.com/office/drawing/2016/5/14/chartex" xmlns:mc="http://schemas.openxmlformats.org/markup-compatibility/2006" xmlns:aink="http://schemas.microsoft.com/office/drawing/2016/ink" xmlns:am3d="http://schemas.microsoft.com/office/drawing/2017/model3d" xmlns:o="urn:schemas-microsoft-com:office:office" xmlns:oel="http://schemas.microsoft.com/office/2019/extlst" xmlns:r="http://schemas.openxmlformats.org/officeDocument/2006/relationships" xmlns:m="http://schemas.openxmlformats.org/officeDocument/2006/math" xmlns:v="urn:schemas-microsoft-com:vml" xmlns:wp14="http://schemas.microsoft.com/office/word/2010/wordprocessingDrawing" xmlns:wp="http://schemas.openxmlformats.org/drawingml/2006/wordprocessingDrawing" xmlns:w10="urn:schemas-microsoft-com:office:word" xmlns:w="http://schemas.openxmlformats.org/wordprocessingml/2006/main" xmlns:w14="http://schemas.microsoft.com/office/word/2010/wordml" xmlns:w15="http://schemas.microsoft.com/office/word/2012/wordml" xmlns:w16cex="http://schemas.microsoft.com/office/word/2018/wordml/cex" xmlns:w16cid="http://schemas.microsoft.com/office/word/2016/wordml/cid" xmlns:w16="http://schemas.microsoft.com/office/word/2018/wordml" xmlns:w16du="http://schemas.microsoft.com/office/word/2023/wordml/word16du" xmlns:w16sdtdh="http://schemas.microsoft.com/office/word/2020/wordml/sdtdatahash" xmlns:w16sdtfl="http://schemas.microsoft.com/office/word/2024/wordml/sdtformatlock" xmlns:w16se="http://schemas.microsoft.com/office/word/2015/wordml/symex" xmlns:wpg="http://schemas.microsoft.com/office/word/2010/wordprocessingGroup" xmlns:wpi="http://schemas.microsoft.com/office/word/2010/wordprocessingInk" xmlns:wne="http://schemas.microsoft.com/office/word/2006/wordml" xmlns:wps="http://schemas.microsoft.com/office/word/2010/wordprocessingShape" mc:Ignorable="w14 w15 w16se w16cid w16 w16cex w16sdtdh w16sdtfl w16du wp14">
   <w:abstractNum w:abstractNumId="0" w15:restartNumberingAfterBreak="0">
@@ -10059,7 +10218,7 @@
   <w:docDefaults>
     <w:rPrDefault>
       <w:rPr>
-        <w:rFonts w:ascii="Arvo" w:eastAsia="Arvo" w:hAnsi="Arvo" w:cs="Arvo"/>
+        <w:rFonts w:ascii="Arial Narrow" w:eastAsia="Arial Narrow" w:hAnsi="Arial Narrow" w:cs="Arial Narrow"/>
         <w:sz w:val="22"/>
         <w:szCs w:val="22"/>
         <w:lang w:val="pt-BR" w:eastAsia="pt-BR" w:bidi="ar-SA"/>

--- a/resources/templates/PMRA_Template_Markers.docx
+++ b/resources/templates/PMRA_Template_Markers.docx
@@ -1830,7 +1830,23 @@
           <w:sz w:val="20"/>
           <w:szCs w:val="20"/>
         </w:rPr>
-        <w:t>, distribuído conforme o cronograma de pagamento abaixo.</w:t>
+        <w:t xml:space="preserve">, </w:t>
+      </w:r>
+      <w:r>
+        <w:rPr>
+          <w:rFonts w:ascii="Arvo" w:hAnsi="Arvo"/>
+          <w:sz w:val="20"/>
+          <w:szCs w:val="20"/>
+        </w:rPr>
+        <w:t>conforme abaixo</w:t>
+      </w:r>
+      <w:r>
+        <w:rPr>
+          <w:rFonts w:ascii="Arvo" w:hAnsi="Arvo"/>
+          <w:sz w:val="20"/>
+          <w:szCs w:val="20"/>
+        </w:rPr>
+        <w:t>.</w:t>
       </w:r>
     </w:p>
     <w:p>
@@ -1974,6 +1990,328 @@
             <w:r>
               <w:rPr>
                 <w:rFonts w:ascii="Arvo" w:hAnsi="Arvo"/>
+                <w:sz w:val="20"/>
+                <w:szCs w:val="20"/>
+              </w:rPr>
+              <w:t>[SE_LINHA_CONS_PRECO_GLOBAL_CAP]</w:t>
+            </w:r>
+          </w:p>
+        </w:tc>
+        <w:tc>
+          <w:tcPr>
+            <w:tcW w:w="6378" w:type="dxa"/>
+            <w:tcBorders>
+              <w:top w:val="single" w:sz="4" w:space="0" w:color="1A3557"/>
+              <w:left w:val="single" w:sz="4" w:space="0" w:color="1A3557"/>
+              <w:bottom w:val="single" w:sz="4" w:space="0" w:color="1A3557"/>
+              <w:right w:val="single" w:sz="4" w:space="0" w:color="1A3557"/>
+            </w:tcBorders>
+            <w:tcMar>
+              <w:top w:w="100" w:type="dxa"/>
+              <w:left w:w="120" w:type="dxa"/>
+              <w:bottom w:w="100" w:type="dxa"/>
+              <w:right w:w="120" w:type="dxa"/>
+            </w:tcMar>
+          </w:tcPr>
+          <w:p>
+            <w:pPr>
+              <w:snapToGrid w:val="0"/>
+              <w:spacing w:line="276" w:lineRule="auto"/>
+              <w:rPr>
+                <w:rFonts w:ascii="Arvo" w:hAnsi="Arvo"/>
+                <w:sz w:val="20"/>
+                <w:szCs w:val="20"/>
+              </w:rPr>
+            </w:pPr>
+          </w:p>
+        </w:tc>
+      </w:tr>
+      <w:tr>
+        <w:tc>
+          <w:tcPr>
+            <w:tcW w:w="3256" w:type="dxa"/>
+            <w:tcBorders>
+              <w:top w:val="single" w:sz="4" w:space="0" w:color="1A3557"/>
+              <w:left w:val="single" w:sz="4" w:space="0" w:color="1A3557"/>
+              <w:bottom w:val="single" w:sz="4" w:space="0" w:color="1A3557"/>
+              <w:right w:val="single" w:sz="4" w:space="0" w:color="1A3557"/>
+            </w:tcBorders>
+            <w:shd w:val="clear" w:color="auto" w:fill="FFF9F4"/>
+            <w:tcMar>
+              <w:top w:w="100" w:type="dxa"/>
+              <w:left w:w="120" w:type="dxa"/>
+              <w:bottom w:w="100" w:type="dxa"/>
+              <w:right w:w="120" w:type="dxa"/>
+            </w:tcMar>
+          </w:tcPr>
+          <w:p>
+            <w:pPr>
+              <w:snapToGrid w:val="0"/>
+              <w:spacing w:line="276" w:lineRule="auto"/>
+              <w:rPr>
+                <w:rFonts w:ascii="Arvo" w:hAnsi="Arvo"/>
+                <w:sz w:val="20"/>
+                <w:szCs w:val="20"/>
+              </w:rPr>
+            </w:pPr>
+            <w:r>
+              <w:rPr>
+                <w:rFonts w:ascii="Arvo" w:hAnsi="Arvo"/>
+                <w:b/>
+                <w:bCs/>
+                <w:sz w:val="20"/>
+                <w:szCs w:val="20"/>
+              </w:rPr>
+              <w:t>Cap de Horas</w:t>
+            </w:r>
+          </w:p>
+        </w:tc>
+        <w:tc>
+          <w:tcPr>
+            <w:tcW w:w="6378" w:type="dxa"/>
+            <w:tcBorders>
+              <w:top w:val="single" w:sz="4" w:space="0" w:color="1A3557"/>
+              <w:left w:val="single" w:sz="4" w:space="0" w:color="1A3557"/>
+              <w:bottom w:val="single" w:sz="4" w:space="0" w:color="1A3557"/>
+              <w:right w:val="single" w:sz="4" w:space="0" w:color="1A3557"/>
+            </w:tcBorders>
+            <w:tcMar>
+              <w:top w:w="100" w:type="dxa"/>
+              <w:left w:w="120" w:type="dxa"/>
+              <w:bottom w:w="100" w:type="dxa"/>
+              <w:right w:w="120" w:type="dxa"/>
+            </w:tcMar>
+          </w:tcPr>
+          <w:p>
+            <w:pPr>
+              <w:snapToGrid w:val="0"/>
+              <w:spacing w:line="276" w:lineRule="auto"/>
+              <w:rPr>
+                <w:rFonts w:ascii="Arvo" w:hAnsi="Arvo"/>
+                <w:sz w:val="20"/>
+                <w:szCs w:val="20"/>
+              </w:rPr>
+            </w:pPr>
+            <w:r>
+              <w:rPr>
+                <w:rFonts w:ascii="Arvo" w:hAnsi="Arvo"/>
+                <w:sz w:val="20"/>
+                <w:szCs w:val="20"/>
+              </w:rPr>
+              <w:t xml:space="preserve">[CONS_PRECO_GLOBAL_CAP] horas</w:t>
+            </w:r>
+          </w:p>
+        </w:tc>
+      </w:tr>
+      <w:tr>
+        <w:tc>
+          <w:tcPr>
+            <w:tcW w:w="3256" w:type="dxa"/>
+            <w:tcBorders>
+              <w:top w:val="single" w:sz="4" w:space="0" w:color="1A3557"/>
+              <w:left w:val="single" w:sz="4" w:space="0" w:color="1A3557"/>
+              <w:bottom w:val="single" w:sz="4" w:space="0" w:color="1A3557"/>
+              <w:right w:val="single" w:sz="4" w:space="0" w:color="1A3557"/>
+            </w:tcBorders>
+            <w:shd w:val="clear" w:color="auto" w:fill="FFF9F4"/>
+            <w:tcMar>
+              <w:top w:w="100" w:type="dxa"/>
+              <w:left w:w="120" w:type="dxa"/>
+              <w:bottom w:w="100" w:type="dxa"/>
+              <w:right w:w="120" w:type="dxa"/>
+            </w:tcMar>
+          </w:tcPr>
+          <w:p>
+            <w:pPr>
+              <w:snapToGrid w:val="0"/>
+              <w:spacing w:line="276" w:lineRule="auto"/>
+              <w:rPr>
+                <w:rFonts w:ascii="Arvo" w:hAnsi="Arvo"/>
+                <w:sz w:val="20"/>
+                <w:szCs w:val="20"/>
+              </w:rPr>
+            </w:pPr>
+            <w:r>
+              <w:rPr>
+                <w:rFonts w:ascii="Arvo" w:hAnsi="Arvo"/>
+                <w:sz w:val="20"/>
+                <w:szCs w:val="20"/>
+              </w:rPr>
+              <w:t>[FIM_SE_LINHA]</w:t>
+            </w:r>
+          </w:p>
+        </w:tc>
+        <w:tc>
+          <w:tcPr>
+            <w:tcW w:w="6378" w:type="dxa"/>
+            <w:tcBorders>
+              <w:top w:val="single" w:sz="4" w:space="0" w:color="1A3557"/>
+              <w:left w:val="single" w:sz="4" w:space="0" w:color="1A3557"/>
+              <w:bottom w:val="single" w:sz="4" w:space="0" w:color="1A3557"/>
+              <w:right w:val="single" w:sz="4" w:space="0" w:color="1A3557"/>
+            </w:tcBorders>
+            <w:tcMar>
+              <w:top w:w="100" w:type="dxa"/>
+              <w:left w:w="120" w:type="dxa"/>
+              <w:bottom w:w="100" w:type="dxa"/>
+              <w:right w:w="120" w:type="dxa"/>
+            </w:tcMar>
+          </w:tcPr>
+          <w:p>
+            <w:pPr>
+              <w:snapToGrid w:val="0"/>
+              <w:spacing w:line="276" w:lineRule="auto"/>
+              <w:rPr>
+                <w:rFonts w:ascii="Arvo" w:hAnsi="Arvo"/>
+                <w:sz w:val="20"/>
+                <w:szCs w:val="20"/>
+              </w:rPr>
+            </w:pPr>
+          </w:p>
+        </w:tc>
+      </w:tr>
+      <w:tr>
+        <w:tc>
+          <w:tcPr>
+            <w:tcW w:w="3256" w:type="dxa"/>
+            <w:tcBorders>
+              <w:top w:val="single" w:sz="4" w:space="0" w:color="1A3557"/>
+              <w:left w:val="single" w:sz="4" w:space="0" w:color="1A3557"/>
+              <w:bottom w:val="single" w:sz="4" w:space="0" w:color="1A3557"/>
+              <w:right w:val="single" w:sz="4" w:space="0" w:color="1A3557"/>
+            </w:tcBorders>
+            <w:shd w:val="clear" w:color="auto" w:fill="FFF9F4"/>
+            <w:tcMar>
+              <w:top w:w="100" w:type="dxa"/>
+              <w:left w:w="120" w:type="dxa"/>
+              <w:bottom w:w="100" w:type="dxa"/>
+              <w:right w:w="120" w:type="dxa"/>
+            </w:tcMar>
+          </w:tcPr>
+          <w:p>
+            <w:pPr>
+              <w:snapToGrid w:val="0"/>
+              <w:spacing w:line="276" w:lineRule="auto"/>
+              <w:rPr>
+                <w:rFonts w:ascii="Arvo" w:hAnsi="Arvo"/>
+                <w:b/>
+                <w:bCs/>
+                <w:sz w:val="20"/>
+                <w:szCs w:val="20"/>
+              </w:rPr>
+            </w:pPr>
+            <w:r>
+              <w:rPr>
+                <w:rFonts w:ascii="Arvo" w:hAnsi="Arvo"/>
+                <w:b/>
+                <w:bCs/>
+                <w:sz w:val="20"/>
+                <w:szCs w:val="20"/>
+              </w:rPr>
+              <w:t>Cap de Horas</w:t>
+            </w:r>
+          </w:p>
+        </w:tc>
+        <w:tc>
+          <w:tcPr>
+            <w:tcW w:w="6378" w:type="dxa"/>
+            <w:tcBorders>
+              <w:top w:val="single" w:sz="4" w:space="0" w:color="1A3557"/>
+              <w:left w:val="single" w:sz="4" w:space="0" w:color="1A3557"/>
+              <w:bottom w:val="single" w:sz="4" w:space="0" w:color="1A3557"/>
+              <w:right w:val="single" w:sz="4" w:space="0" w:color="1A3557"/>
+            </w:tcBorders>
+            <w:tcMar>
+              <w:top w:w="100" w:type="dxa"/>
+              <w:left w:w="120" w:type="dxa"/>
+              <w:bottom w:w="100" w:type="dxa"/>
+              <w:right w:w="120" w:type="dxa"/>
+            </w:tcMar>
+          </w:tcPr>
+          <w:p>
+            <w:pPr>
+              <w:snapToGrid w:val="0"/>
+              <w:spacing w:line="276" w:lineRule="auto"/>
+              <w:rPr>
+                <w:rFonts w:ascii="Arvo" w:hAnsi="Arvo"/>
+                <w:sz w:val="20"/>
+                <w:szCs w:val="20"/>
+              </w:rPr>
+            </w:pPr>
+            <w:r>
+              <w:rPr>
+                <w:rFonts w:ascii="Arvo" w:hAnsi="Arvo"/>
+                <w:sz w:val="20"/>
+                <w:szCs w:val="20"/>
+              </w:rPr>
+              <w:t>[CONS_</w:t>
+            </w:r>
+            <w:r>
+              <w:rPr>
+                <w:rFonts w:ascii="Arvo" w:hAnsi="Arvo"/>
+                <w:sz w:val="20"/>
+                <w:szCs w:val="20"/>
+              </w:rPr>
+              <w:t>PRECO</w:t>
+            </w:r>
+            <w:r>
+              <w:rPr>
+                <w:rFonts w:ascii="Arvo" w:hAnsi="Arvo"/>
+                <w:sz w:val="20"/>
+                <w:szCs w:val="20"/>
+              </w:rPr>
+              <w:t>_</w:t>
+            </w:r>
+            <w:r>
+              <w:rPr>
+                <w:rFonts w:ascii="Arvo" w:hAnsi="Arvo"/>
+                <w:sz w:val="20"/>
+                <w:szCs w:val="20"/>
+              </w:rPr>
+              <w:t>GLOBAL</w:t>
+            </w:r>
+            <w:r>
+              <w:rPr>
+                <w:rFonts w:ascii="Arvo" w:hAnsi="Arvo"/>
+                <w:sz w:val="20"/>
+                <w:szCs w:val="20"/>
+              </w:rPr>
+              <w:t>_CAP] horas</w:t>
+            </w:r>
+          </w:p>
+        </w:tc>
+      </w:tr>
+      <w:tr>
+        <w:tc>
+          <w:tcPr>
+            <w:tcW w:w="3256" w:type="dxa"/>
+            <w:tcBorders>
+              <w:top w:val="single" w:sz="4" w:space="0" w:color="1A3557"/>
+              <w:left w:val="single" w:sz="4" w:space="0" w:color="1A3557"/>
+              <w:bottom w:val="single" w:sz="4" w:space="0" w:color="1A3557"/>
+              <w:right w:val="single" w:sz="4" w:space="0" w:color="1A3557"/>
+            </w:tcBorders>
+            <w:shd w:val="clear" w:color="auto" w:fill="FFF9F4"/>
+            <w:tcMar>
+              <w:top w:w="100" w:type="dxa"/>
+              <w:left w:w="120" w:type="dxa"/>
+              <w:bottom w:w="100" w:type="dxa"/>
+              <w:right w:w="120" w:type="dxa"/>
+            </w:tcMar>
+          </w:tcPr>
+          <w:p>
+            <w:pPr>
+              <w:snapToGrid w:val="0"/>
+              <w:spacing w:line="276" w:lineRule="auto"/>
+              <w:rPr>
+                <w:rFonts w:ascii="Arvo" w:hAnsi="Arvo"/>
+                <w:sz w:val="20"/>
+                <w:szCs w:val="20"/>
+              </w:rPr>
+            </w:pPr>
+            <w:r>
+              <w:rPr>
+                <w:rFonts w:ascii="Arvo" w:hAnsi="Arvo"/>
                 <w:b/>
                 <w:bCs/>
                 <w:sz w:val="20"/>
@@ -2092,7 +2430,41 @@
           <w:sz w:val="20"/>
           <w:szCs w:val="20"/>
         </w:rPr>
-        <w:t>Qualquer ampliação, redução ou alteração qualitativa do escopo originalmente pactuado deverá ser previamente comunicada pelo Contratante ao Contratado por escrito. Verificado o impacto sobre o volume de trabalho ou a natureza das entregas, as Partes negociarão, de boa-fé, o reajuste proporcional dos honorários, a ser formalizado por aditamento a esta Proposta. Serviços prestados fora do escopo definido, sem a devida formalização, serão remunerados conforme a tabela horária vigente aplicável à modalidade correspondente.</w:t>
+        <w:t>Qualquer ampliação, redução ou alteração qualitativa do escopo originalmente pactuado deverá ser previamente comunicada pelo Contratante ao Contratado por escrito. Verificado o impacto sobre o volume de trabalho ou a natureza das entregas,</w:t>
+      </w:r>
+      <w:r>
+        <w:rPr>
+          <w:rFonts w:ascii="Arvo" w:hAnsi="Arvo"/>
+          <w:sz w:val="20"/>
+          <w:szCs w:val="20"/>
+        </w:rPr>
+        <w:t xml:space="preserve"> ou em caso de atingido o </w:t>
+      </w:r>
+      <w:r>
+        <w:rPr>
+          <w:rFonts w:ascii="Arvo" w:hAnsi="Arvo"/>
+          <w:i/>
+          <w:iCs/>
+          <w:sz w:val="20"/>
+          <w:szCs w:val="20"/>
+        </w:rPr>
+        <w:t>cap</w:t>
+      </w:r>
+      <w:r>
+        <w:rPr>
+          <w:rFonts w:ascii="Arvo" w:hAnsi="Arvo"/>
+          <w:sz w:val="20"/>
+          <w:szCs w:val="20"/>
+        </w:rPr>
+        <w:t>, se definido acima,</w:t>
+      </w:r>
+      <w:r>
+        <w:rPr>
+          <w:rFonts w:ascii="Arvo" w:hAnsi="Arvo"/>
+          <w:sz w:val="20"/>
+          <w:szCs w:val="20"/>
+        </w:rPr>
+        <w:t xml:space="preserve"> as Partes negociarão, de boa-fé, o reajuste proporcional dos honorários, a ser formalizado por aditamento a esta Proposta. Serviços prestados fora do escopo definido, sem a devida formalização, serão remunerados conforme a tabela horária vigente aplicável à modalidade correspondente.</w:t>
       </w:r>
     </w:p>
     <w:p>
@@ -2156,6 +2528,7 @@
           <w:sz w:val="2"/>
           <w:szCs w:val="2"/>
         </w:rPr>
+        <w:lastRenderedPageBreak/>
         <w:t>[SE_CONTENCIOSA]</w:t>
       </w:r>
     </w:p>
@@ -2234,7 +2607,6 @@
           <w:sz w:val="20"/>
           <w:szCs w:val="20"/>
         </w:rPr>
-        <w:lastRenderedPageBreak/>
         <w:t xml:space="preserve">Valor </w:t>
       </w:r>
       <w:r>
@@ -3865,6 +4237,7 @@
                 <w:sz w:val="20"/>
                 <w:szCs w:val="20"/>
               </w:rPr>
+              <w:lastRenderedPageBreak/>
               <w:t>Valor Total</w:t>
             </w:r>
           </w:p>
@@ -3942,7 +4315,6 @@
                 <w:sz w:val="20"/>
                 <w:szCs w:val="20"/>
               </w:rPr>
-              <w:lastRenderedPageBreak/>
               <w:t>Ações e Fases Cobertas</w:t>
             </w:r>
           </w:p>
@@ -5026,7 +5398,6 @@
                 <w:sz w:val="20"/>
                 <w:szCs w:val="20"/>
               </w:rPr>
-              <w:lastRenderedPageBreak/>
               <w:t>Valor por Hora</w:t>
             </w:r>
           </w:p>
@@ -6216,7 +6587,16 @@
           <w:sz w:val="20"/>
           <w:szCs w:val="20"/>
         </w:rPr>
-        <w:t xml:space="preserve"> Termos e Condições. Eventuais alterações</w:t>
+        <w:t xml:space="preserve"> Termos e Condições. </w:t>
+      </w:r>
+      <w:r>
+        <w:rPr>
+          <w:rFonts w:ascii="Arvo" w:hAnsi="Arvo"/>
+          <w:sz w:val="20"/>
+          <w:szCs w:val="20"/>
+        </w:rPr>
+        <w:lastRenderedPageBreak/>
+        <w:t>Eventuais alterações</w:t>
       </w:r>
       <w:r>
         <w:rPr>
@@ -6256,16 +6636,7 @@
           <w:sz w:val="20"/>
           <w:szCs w:val="20"/>
         </w:rPr>
-        <w:t xml:space="preserve"> ou </w:t>
-      </w:r>
-      <w:r>
-        <w:rPr>
-          <w:rFonts w:ascii="Arvo" w:hAnsi="Arvo"/>
-          <w:sz w:val="20"/>
-          <w:szCs w:val="20"/>
-        </w:rPr>
-        <w:lastRenderedPageBreak/>
-        <w:t>instrumento escrito firmado</w:t>
+        <w:t xml:space="preserve"> ou instrumento escrito firmado</w:t>
       </w:r>
       <w:r>
         <w:rPr>

--- a/resources/templates/PMRA_Template_Markers.docx
+++ b/resources/templates/PMRA_Template_Markers.docx
@@ -2167,117 +2167,6 @@
                 <w:szCs w:val="20"/>
               </w:rPr>
             </w:pPr>
-          </w:p>
-        </w:tc>
-      </w:tr>
-      <w:tr>
-        <w:tc>
-          <w:tcPr>
-            <w:tcW w:w="3256" w:type="dxa"/>
-            <w:tcBorders>
-              <w:top w:val="single" w:sz="4" w:space="0" w:color="1A3557"/>
-              <w:left w:val="single" w:sz="4" w:space="0" w:color="1A3557"/>
-              <w:bottom w:val="single" w:sz="4" w:space="0" w:color="1A3557"/>
-              <w:right w:val="single" w:sz="4" w:space="0" w:color="1A3557"/>
-            </w:tcBorders>
-            <w:shd w:val="clear" w:color="auto" w:fill="FFF9F4"/>
-            <w:tcMar>
-              <w:top w:w="100" w:type="dxa"/>
-              <w:left w:w="120" w:type="dxa"/>
-              <w:bottom w:w="100" w:type="dxa"/>
-              <w:right w:w="120" w:type="dxa"/>
-            </w:tcMar>
-          </w:tcPr>
-          <w:p>
-            <w:pPr>
-              <w:snapToGrid w:val="0"/>
-              <w:spacing w:line="276" w:lineRule="auto"/>
-              <w:rPr>
-                <w:rFonts w:ascii="Arvo" w:hAnsi="Arvo"/>
-                <w:b/>
-                <w:bCs/>
-                <w:sz w:val="20"/>
-                <w:szCs w:val="20"/>
-              </w:rPr>
-            </w:pPr>
-            <w:r>
-              <w:rPr>
-                <w:rFonts w:ascii="Arvo" w:hAnsi="Arvo"/>
-                <w:b/>
-                <w:bCs/>
-                <w:sz w:val="20"/>
-                <w:szCs w:val="20"/>
-              </w:rPr>
-              <w:t>Cap de Horas</w:t>
-            </w:r>
-          </w:p>
-        </w:tc>
-        <w:tc>
-          <w:tcPr>
-            <w:tcW w:w="6378" w:type="dxa"/>
-            <w:tcBorders>
-              <w:top w:val="single" w:sz="4" w:space="0" w:color="1A3557"/>
-              <w:left w:val="single" w:sz="4" w:space="0" w:color="1A3557"/>
-              <w:bottom w:val="single" w:sz="4" w:space="0" w:color="1A3557"/>
-              <w:right w:val="single" w:sz="4" w:space="0" w:color="1A3557"/>
-            </w:tcBorders>
-            <w:tcMar>
-              <w:top w:w="100" w:type="dxa"/>
-              <w:left w:w="120" w:type="dxa"/>
-              <w:bottom w:w="100" w:type="dxa"/>
-              <w:right w:w="120" w:type="dxa"/>
-            </w:tcMar>
-          </w:tcPr>
-          <w:p>
-            <w:pPr>
-              <w:snapToGrid w:val="0"/>
-              <w:spacing w:line="276" w:lineRule="auto"/>
-              <w:rPr>
-                <w:rFonts w:ascii="Arvo" w:hAnsi="Arvo"/>
-                <w:sz w:val="20"/>
-                <w:szCs w:val="20"/>
-              </w:rPr>
-            </w:pPr>
-            <w:r>
-              <w:rPr>
-                <w:rFonts w:ascii="Arvo" w:hAnsi="Arvo"/>
-                <w:sz w:val="20"/>
-                <w:szCs w:val="20"/>
-              </w:rPr>
-              <w:t>[CONS_</w:t>
-            </w:r>
-            <w:r>
-              <w:rPr>
-                <w:rFonts w:ascii="Arvo" w:hAnsi="Arvo"/>
-                <w:sz w:val="20"/>
-                <w:szCs w:val="20"/>
-              </w:rPr>
-              <w:t>PRECO</w:t>
-            </w:r>
-            <w:r>
-              <w:rPr>
-                <w:rFonts w:ascii="Arvo" w:hAnsi="Arvo"/>
-                <w:sz w:val="20"/>
-                <w:szCs w:val="20"/>
-              </w:rPr>
-              <w:t>_</w:t>
-            </w:r>
-            <w:r>
-              <w:rPr>
-                <w:rFonts w:ascii="Arvo" w:hAnsi="Arvo"/>
-                <w:sz w:val="20"/>
-                <w:szCs w:val="20"/>
-              </w:rPr>
-              <w:t>GLOBAL</w:t>
-            </w:r>
-            <w:r>
-              <w:rPr>
-                <w:rFonts w:ascii="Arvo" w:hAnsi="Arvo"/>
-                <w:sz w:val="20"/>
-                <w:szCs w:val="20"/>
-              </w:rPr>
-              <w:t>_CAP] horas</w:t>
-            </w:r>
           </w:p>
         </w:tc>
       </w:tr>

--- a/resources/templates/PMRA_Template_Markers.docx
+++ b/resources/templates/PMRA_Template_Markers.docx
@@ -1297,7 +1297,25 @@
           <w:sz w:val="20"/>
           <w:szCs w:val="20"/>
         </w:rPr>
-        <w:t>, ao valor de [CONS_HORA_MEDIA_VALOR] por hora dedicada.</w:t>
+        <w:t xml:space="preserve">, ao valor de </w:t>
+      </w:r>
+      <w:r>
+        <w:rPr>
+          <w:rFonts w:ascii="Arvo" w:hAnsi="Arvo"/>
+          <w:b/>
+          <w:bCs/>
+          <w:sz w:val="20"/>
+          <w:szCs w:val="20"/>
+        </w:rPr>
+        <w:t>[CONS_HORA_MEDIA_VALOR]</w:t>
+      </w:r>
+      <w:r>
+        <w:rPr>
+          <w:rFonts w:ascii="Arvo" w:hAnsi="Arvo"/>
+          <w:sz w:val="20"/>
+          <w:szCs w:val="20"/>
+        </w:rPr>
+        <w:t xml:space="preserve"> por hora dedicada.</w:t>
       </w:r>
     </w:p>
     <w:p>
@@ -1879,8 +1897,8 @@
         <w:tblLook w:val="04A0" w:firstRow="1" w:lastRow="0" w:firstColumn="1" w:lastColumn="0" w:noHBand="0" w:noVBand="1"/>
       </w:tblPr>
       <w:tblGrid>
-        <w:gridCol w:w="3256"/>
-        <w:gridCol w:w="6378"/>
+        <w:gridCol w:w="4370"/>
+        <w:gridCol w:w="5264"/>
       </w:tblGrid>
       <w:tr>
         <w:tc>
@@ -2098,7 +2116,7 @@
                 <w:sz w:val="20"/>
                 <w:szCs w:val="20"/>
               </w:rPr>
-              <w:t xml:space="preserve">[CONS_PRECO_GLOBAL_CAP] horas</w:t>
+              <w:t>[CONS_PRECO_GLOBAL_CAP] horas</w:t>
             </w:r>
           </w:p>
         </w:tc>
@@ -2353,7 +2371,16 @@
           <w:sz w:val="20"/>
           <w:szCs w:val="20"/>
         </w:rPr>
-        <w:t xml:space="preserve"> as Partes negociarão, de boa-fé, o reajuste proporcional dos honorários, a ser formalizado por aditamento a esta Proposta. Serviços prestados fora do escopo definido, sem a devida formalização, serão remunerados conforme a tabela horária vigente aplicável à modalidade correspondente.</w:t>
+        <w:t xml:space="preserve"> as Partes negociarão, de boa-fé, o reajuste </w:t>
+      </w:r>
+      <w:r>
+        <w:rPr>
+          <w:rFonts w:ascii="Arvo" w:hAnsi="Arvo"/>
+          <w:sz w:val="20"/>
+          <w:szCs w:val="20"/>
+        </w:rPr>
+        <w:lastRenderedPageBreak/>
+        <w:t>proporcional dos honorários, a ser formalizado por aditamento a esta Proposta. Serviços prestados fora do escopo definido, sem a devida formalização, serão remunerados conforme a tabela horária vigente aplicável à modalidade correspondente.</w:t>
       </w:r>
     </w:p>
     <w:p>
@@ -2417,7 +2444,6 @@
           <w:sz w:val="2"/>
           <w:szCs w:val="2"/>
         </w:rPr>
-        <w:lastRenderedPageBreak/>
         <w:t>[SE_CONTENCIOSA]</w:t>
       </w:r>
     </w:p>
@@ -4018,6 +4044,7 @@
           <w:sz w:val="20"/>
           <w:szCs w:val="20"/>
         </w:rPr>
+        <w:lastRenderedPageBreak/>
         <w:t>Preço Global</w:t>
       </w:r>
     </w:p>
@@ -4126,7 +4153,6 @@
                 <w:sz w:val="20"/>
                 <w:szCs w:val="20"/>
               </w:rPr>
-              <w:lastRenderedPageBreak/>
               <w:t>Valor Total</w:t>
             </w:r>
           </w:p>
@@ -5167,6 +5193,7 @@
           <w:sz w:val="20"/>
           <w:szCs w:val="20"/>
         </w:rPr>
+        <w:lastRenderedPageBreak/>
         <w:t>Hora Fixa (independente do executor)</w:t>
       </w:r>
     </w:p>
@@ -6372,6 +6399,7 @@
           <w:sz w:val="20"/>
           <w:szCs w:val="20"/>
         </w:rPr>
+        <w:lastRenderedPageBreak/>
         <w:t>OBJETO</w:t>
       </w:r>
     </w:p>
@@ -6476,16 +6504,7 @@
           <w:sz w:val="20"/>
           <w:szCs w:val="20"/>
         </w:rPr>
-        <w:t xml:space="preserve"> Termos e Condições. </w:t>
-      </w:r>
-      <w:r>
-        <w:rPr>
-          <w:rFonts w:ascii="Arvo" w:hAnsi="Arvo"/>
-          <w:sz w:val="20"/>
-          <w:szCs w:val="20"/>
-        </w:rPr>
-        <w:lastRenderedPageBreak/>
-        <w:t>Eventuais alterações</w:t>
+        <w:t xml:space="preserve"> Termos e Condições. Eventuais alterações</w:t>
       </w:r>
       <w:r>
         <w:rPr>
@@ -7114,6 +7133,7 @@
           <w:sz w:val="20"/>
           <w:szCs w:val="20"/>
         </w:rPr>
+        <w:lastRenderedPageBreak/>
         <w:t>Caso aplicável a esta Proposta, os honorários de sucumbência arbitrados em favor da parte patrocinada, nos termos do artigo 85 do Código de Processo Civil e do artigo 22 da Lei n. 8.906/1994, pertencem com exclusividade ao Contratado.</w:t>
       </w:r>
     </w:p>
@@ -7196,7 +7216,6 @@
           <w:sz w:val="20"/>
           <w:szCs w:val="20"/>
         </w:rPr>
-        <w:lastRenderedPageBreak/>
         <w:t xml:space="preserve">As despesas incorridas pelo Contratado </w:t>
       </w:r>
       <w:r>
@@ -7843,7 +7862,6 @@
           <w:sz w:val="20"/>
           <w:szCs w:val="20"/>
         </w:rPr>
-        <w:lastRenderedPageBreak/>
         <w:t xml:space="preserve">Abster-se de atuar em demandas em que se verifique incompatibilidade </w:t>
       </w:r>
       <w:r>
@@ -8259,7 +8277,16 @@
           <w:sz w:val="20"/>
           <w:szCs w:val="20"/>
         </w:rPr>
-        <w:t>, sem prejuízo das sanções legais cabíveis e do ressarcimento integral dos prejuízos experimentados pela Parte inocente, obrigando-se cada Parte a notificar a outra imediatamente, por escrito, ao tomar conhecimento de qualquer indício de descumprimento, cooperando de boa-fé para a sua apuração.</w:t>
+        <w:t xml:space="preserve">, sem prejuízo das sanções legais cabíveis e do ressarcimento integral dos prejuízos experimentados pela Parte inocente, obrigando-se cada Parte a notificar a outra imediatamente, por escrito, ao </w:t>
+      </w:r>
+      <w:r>
+        <w:rPr>
+          <w:rFonts w:ascii="Arvo" w:hAnsi="Arvo"/>
+          <w:sz w:val="20"/>
+          <w:szCs w:val="20"/>
+        </w:rPr>
+        <w:lastRenderedPageBreak/>
+        <w:t>tomar conhecimento de qualquer indício de descumprimento, cooperando de boa-fé para a sua apuração.</w:t>
       </w:r>
     </w:p>
     <w:p>
@@ -8297,7 +8324,6 @@
           <w:sz w:val="20"/>
           <w:szCs w:val="20"/>
         </w:rPr>
-        <w:lastRenderedPageBreak/>
         <w:t>CONFIDENCIALIDADE</w:t>
       </w:r>
     </w:p>
@@ -8643,6 +8669,7 @@
           <w:sz w:val="20"/>
           <w:szCs w:val="20"/>
         </w:rPr>
+        <w:lastRenderedPageBreak/>
         <w:t xml:space="preserve">As Partes comprometem-se a adotar medidas técnicas e administrativas adequadas para proteger os dados pessoais tratados contra acessos não autorizados e situações ilícitas, a não </w:t>
       </w:r>
       <w:r>
@@ -8659,16 +8686,7 @@
           <w:sz w:val="20"/>
           <w:szCs w:val="20"/>
         </w:rPr>
-        <w:t xml:space="preserve"> fora das hipóteses legais ou contratuais, a submeter eventuais suboperadores a obrigações equivalentes e a notificar a outra Parte, em até 24 (vinte e quatro) </w:t>
-      </w:r>
-      <w:r>
-        <w:rPr>
-          <w:rFonts w:ascii="Arvo" w:hAnsi="Arvo"/>
-          <w:sz w:val="20"/>
-          <w:szCs w:val="20"/>
-        </w:rPr>
-        <w:lastRenderedPageBreak/>
-        <w:t>horas da ciência, de qualquer incidente de segurança envolvendo dados pessoais desta contratação.</w:t>
+        <w:t xml:space="preserve"> fora das hipóteses legais ou contratuais, a submeter eventuais suboperadores a obrigações equivalentes e a notificar a outra Parte, em até 24 (vinte e quatro) horas da ciência, de qualquer incidente de segurança envolvendo dados pessoais desta contratação.</w:t>
       </w:r>
     </w:p>
     <w:p>
@@ -9140,6 +9158,7 @@
           <w:sz w:val="20"/>
           <w:szCs w:val="20"/>
         </w:rPr>
+        <w:lastRenderedPageBreak/>
         <w:t>A presente Proposta</w:t>
       </w:r>
       <w:r>
@@ -9193,7 +9212,6 @@
           <w:sz w:val="20"/>
           <w:szCs w:val="20"/>
         </w:rPr>
-        <w:lastRenderedPageBreak/>
         <w:t xml:space="preserve">A declarada nulidade, invalidade ou ineficácia de qualquer disposição não afetará as demais, permanecendo </w:t>
       </w:r>
       <w:r>
@@ -9801,6 +9819,7 @@
           <w:sz w:val="20"/>
           <w:szCs w:val="20"/>
         </w:rPr>
+        <w:lastRenderedPageBreak/>
         <w:t>(preencher e assinar caso firmado com assinaturas físicas ou por meio de certificado digital)</w:t>
       </w:r>
     </w:p>
@@ -9916,7 +9935,6 @@
                 <w:sz w:val="20"/>
                 <w:szCs w:val="20"/>
               </w:rPr>
-              <w:lastRenderedPageBreak/>
               <w:t>____________________________________________</w:t>
             </w:r>
           </w:p>
@@ -11485,26 +11503,6 @@
 </file>
 
 <file path=customXml/item1.xml><?xml version="1.0" encoding="utf-8"?>
-<?mso-contentType ?>
-<FormTemplates xmlns="http://schemas.microsoft.com/sharepoint/v3/contenttype/forms">
-  <Display>DocumentLibraryForm</Display>
-  <Edit>DocumentLibraryForm</Edit>
-  <New>DocumentLibraryForm</New>
-</FormTemplates>
-</file>
-
-<file path=customXml/item2.xml><?xml version="1.0" encoding="utf-8"?>
-<p:properties xmlns:p="http://schemas.microsoft.com/office/2006/metadata/properties" xmlns:xsi="http://www.w3.org/2001/XMLSchema-instance" xmlns:pc="http://schemas.microsoft.com/office/infopath/2007/PartnerControls">
-  <documentManagement>
-    <lcf76f155ced4ddcb4097134ff3c332f xmlns="e5b1cd33-4eca-41a4-b7d8-fdf3e6200119">
-      <Terms xmlns="http://schemas.microsoft.com/office/infopath/2007/PartnerControls"/>
-    </lcf76f155ced4ddcb4097134ff3c332f>
-    <TaxCatchAll xmlns="c710a95f-4097-48d0-b72e-528dcf24b561" xsi:nil="true"/>
-  </documentManagement>
-</p:properties>
-</file>
-
-<file path=customXml/item3.xml><?xml version="1.0" encoding="utf-8"?>
 <ct:contentTypeSchema xmlns:ct="http://schemas.microsoft.com/office/2006/metadata/contentType" xmlns:ma="http://schemas.microsoft.com/office/2006/metadata/properties/metaAttributes" ct:_="" ma:_="" ma:contentTypeName="Documento" ma:contentTypeID="0x010100C538FE3DE9F5C249B208F757A39C9CF1" ma:contentTypeVersion="13" ma:contentTypeDescription="Crie um novo documento." ma:contentTypeScope="" ma:versionID="f58841031a2b8acc55807e179e1eb129">
   <xsd:schema xmlns:xsd="http://www.w3.org/2001/XMLSchema" xmlns:xs="http://www.w3.org/2001/XMLSchema" xmlns:p="http://schemas.microsoft.com/office/2006/metadata/properties" xmlns:ns2="e5b1cd33-4eca-41a4-b7d8-fdf3e6200119" xmlns:ns3="c710a95f-4097-48d0-b72e-528dcf24b561" targetNamespace="http://schemas.microsoft.com/office/2006/metadata/properties" ma:root="true" ma:fieldsID="eabb80da9e4a7645788b9624de58e5c8" ns2:_="" ns3:_="">
     <xsd:import namespace="e5b1cd33-4eca-41a4-b7d8-fdf3e6200119"/>
@@ -11711,10 +11709,41 @@
 </ct:contentTypeSchema>
 </file>
 
+<file path=customXml/item2.xml><?xml version="1.0" encoding="utf-8"?>
+<p:properties xmlns:p="http://schemas.microsoft.com/office/2006/metadata/properties" xmlns:xsi="http://www.w3.org/2001/XMLSchema-instance" xmlns:pc="http://schemas.microsoft.com/office/infopath/2007/PartnerControls">
+  <documentManagement>
+    <lcf76f155ced4ddcb4097134ff3c332f xmlns="e5b1cd33-4eca-41a4-b7d8-fdf3e6200119">
+      <Terms xmlns="http://schemas.microsoft.com/office/infopath/2007/PartnerControls"/>
+    </lcf76f155ced4ddcb4097134ff3c332f>
+    <TaxCatchAll xmlns="c710a95f-4097-48d0-b72e-528dcf24b561" xsi:nil="true"/>
+  </documentManagement>
+</p:properties>
+</file>
+
+<file path=customXml/item3.xml><?xml version="1.0" encoding="utf-8"?>
+<?mso-contentType ?>
+<FormTemplates xmlns="http://schemas.microsoft.com/sharepoint/v3/contenttype/forms">
+  <Display>DocumentLibraryForm</Display>
+  <Edit>DocumentLibraryForm</Edit>
+  <New>DocumentLibraryForm</New>
+</FormTemplates>
+</file>
+
 <file path=customXml/itemProps1.xml><?xml version="1.0" encoding="utf-8"?>
-<ds:datastoreItem xmlns:ds="http://schemas.openxmlformats.org/officeDocument/2006/customXml" ds:itemID="{A5ED3DFB-4F39-4BF8-995C-27FE2C86527B}">
+<ds:datastoreItem xmlns:ds="http://schemas.openxmlformats.org/officeDocument/2006/customXml" ds:itemID="{527C8FAF-F895-460C-92FD-63B7C6027339}">
   <ds:schemaRefs>
-    <ds:schemaRef ds:uri="http://schemas.microsoft.com/sharepoint/v3/contenttype/forms"/>
+    <ds:schemaRef ds:uri="http://schemas.microsoft.com/office/2006/metadata/contentType"/>
+    <ds:schemaRef ds:uri="http://schemas.microsoft.com/office/2006/metadata/properties/metaAttributes"/>
+    <ds:schemaRef ds:uri="http://www.w3.org/2001/XMLSchema"/>
+    <ds:schemaRef ds:uri="http://schemas.microsoft.com/office/2006/metadata/properties"/>
+    <ds:schemaRef ds:uri="e5b1cd33-4eca-41a4-b7d8-fdf3e6200119"/>
+    <ds:schemaRef ds:uri="c710a95f-4097-48d0-b72e-528dcf24b561"/>
+    <ds:schemaRef ds:uri="http://schemas.microsoft.com/office/2006/documentManagement/types"/>
+    <ds:schemaRef ds:uri="http://schemas.microsoft.com/office/infopath/2007/PartnerControls"/>
+    <ds:schemaRef ds:uri="http://schemas.openxmlformats.org/package/2006/metadata/core-properties"/>
+    <ds:schemaRef ds:uri="http://purl.org/dc/elements/1.1/"/>
+    <ds:schemaRef ds:uri="http://purl.org/dc/terms/"/>
+    <ds:schemaRef ds:uri="http://schemas.microsoft.com/internal/obd"/>
   </ds:schemaRefs>
 </ds:datastoreItem>
 </file>
@@ -11731,20 +11760,9 @@
 </file>
 
 <file path=customXml/itemProps3.xml><?xml version="1.0" encoding="utf-8"?>
-<ds:datastoreItem xmlns:ds="http://schemas.openxmlformats.org/officeDocument/2006/customXml" ds:itemID="{527C8FAF-F895-460C-92FD-63B7C6027339}">
+<ds:datastoreItem xmlns:ds="http://schemas.openxmlformats.org/officeDocument/2006/customXml" ds:itemID="{A5ED3DFB-4F39-4BF8-995C-27FE2C86527B}">
   <ds:schemaRefs>
-    <ds:schemaRef ds:uri="http://schemas.microsoft.com/office/2006/metadata/contentType"/>
-    <ds:schemaRef ds:uri="http://schemas.microsoft.com/office/2006/metadata/properties/metaAttributes"/>
-    <ds:schemaRef ds:uri="http://www.w3.org/2001/XMLSchema"/>
-    <ds:schemaRef ds:uri="http://schemas.microsoft.com/office/2006/metadata/properties"/>
-    <ds:schemaRef ds:uri="e5b1cd33-4eca-41a4-b7d8-fdf3e6200119"/>
-    <ds:schemaRef ds:uri="c710a95f-4097-48d0-b72e-528dcf24b561"/>
-    <ds:schemaRef ds:uri="http://schemas.microsoft.com/office/2006/documentManagement/types"/>
-    <ds:schemaRef ds:uri="http://schemas.microsoft.com/office/infopath/2007/PartnerControls"/>
-    <ds:schemaRef ds:uri="http://schemas.openxmlformats.org/package/2006/metadata/core-properties"/>
-    <ds:schemaRef ds:uri="http://purl.org/dc/elements/1.1/"/>
-    <ds:schemaRef ds:uri="http://purl.org/dc/terms/"/>
-    <ds:schemaRef ds:uri="http://schemas.microsoft.com/internal/obd"/>
+    <ds:schemaRef ds:uri="http://schemas.microsoft.com/sharepoint/v3/contenttype/forms"/>
   </ds:schemaRefs>
 </ds:datastoreItem>
 </file>
--- a/resources/templates/PMRA_Template_Markers.docx
+++ b/resources/templates/PMRA_Template_Markers.docx
@@ -435,7 +435,7 @@
           <w:sz w:val="2"/>
           <w:szCs w:val="2"/>
         </w:rPr>
-        <w:t>[SE_CONSULTIVA]</w:t>
+        <w:t>[SE_CONSULTIVA_ESCOPO_UNICO]</w:t>
       </w:r>
     </w:p>
     <w:p>
@@ -534,17 +534,6 @@
     </w:p>
     <w:p>
       <w:pPr>
-        <w:snapToGrid w:val="0"/>
-        <w:spacing w:line="276" w:lineRule="auto"/>
-        <w:rPr>
-          <w:rFonts w:ascii="Arvo" w:hAnsi="Arvo"/>
-          <w:sz w:val="20"/>
-          <w:szCs w:val="20"/>
-        </w:rPr>
-      </w:pPr>
-    </w:p>
-    <w:p>
-      <w:pPr>
         <w:spacing w:line="276" w:lineRule="auto"/>
         <w:rPr>
           <w:rFonts w:ascii="Arvo" w:hAnsi="Arvo"/>
@@ -558,14 +547,38 @@
           <w:sz w:val="2"/>
           <w:szCs w:val="2"/>
         </w:rPr>
-        <w:t>[SE_SLA]</w:t>
-      </w:r>
-    </w:p>
-    <w:p>
-      <w:pPr>
-        <w:keepNext/>
-        <w:snapToGrid w:val="0"/>
-        <w:spacing w:line="276" w:lineRule="auto"/>
+        <w:t>[SE_CONSULTIVA_MULTI_ESCOPOS]</w:t>
+      </w:r>
+    </w:p>
+    <w:p>
+      <w:pPr>
+        <w:spacing w:line="276" w:lineRule="auto"/>
+        <w:rPr>
+          <w:rFonts w:ascii="Arvo" w:hAnsi="Arvo"/>
+          <w:sz w:val="2"/>
+          <w:szCs w:val="2"/>
+        </w:rPr>
+      </w:pPr>
+      <w:r>
+        <w:rPr>
+          <w:rFonts w:ascii="Arvo" w:hAnsi="Arvo"/>
+          <w:sz w:val="2"/>
+          <w:szCs w:val="2"/>
+        </w:rPr>
+        <w:t>[PARA_CADA_ESCOPO_CONSULTIVO]</w:t>
+      </w:r>
+    </w:p>
+    <w:p>
+      <w:pPr>
+        <w:spacing w:line="276" w:lineRule="auto"/>
+        <w:rPr>
+          <w:rFonts w:ascii="Arvo" w:hAnsi="Arvo"/>
+          <w:sz w:val="20"/>
+          <w:szCs w:val="20"/>
+        </w:rPr>
+        <w:jc w:val="both"/>
+      </w:pPr>
+      <w:r>
         <w:rPr>
           <w:rFonts w:ascii="Arvo" w:hAnsi="Arvo"/>
           <w:b/>
@@ -573,8 +586,118 @@
           <w:sz w:val="20"/>
           <w:szCs w:val="20"/>
         </w:rPr>
-      </w:pPr>
-      <w:r>
+        <w:t xml:space="preserve">Escopo Consultivo [ESCOPO_LETRA]:</w:t>
+      </w:r>
+    </w:p>
+    <w:p>
+      <w:pPr>
+        <w:spacing w:line="276" w:lineRule="auto"/>
+        <w:rPr>
+          <w:rFonts w:ascii="Arvo" w:hAnsi="Arvo"/>
+          <w:sz w:val="20"/>
+          <w:szCs w:val="20"/>
+        </w:rPr>
+      </w:pPr>
+    </w:p>
+    <w:p>
+      <w:pPr>
+        <w:spacing w:line="276" w:lineRule="auto"/>
+        <w:rPr>
+          <w:rFonts w:ascii="Arvo" w:hAnsi="Arvo"/>
+          <w:sz w:val="20"/>
+          <w:szCs w:val="20"/>
+        </w:rPr>
+        <w:jc w:val="both"/>
+      </w:pPr>
+      <w:r>
+        <w:rPr>
+          <w:rFonts w:ascii="Arvo" w:hAnsi="Arvo"/>
+          <w:sz w:val="20"/>
+          <w:szCs w:val="20"/>
+        </w:rPr>
+        <w:t xml:space="preserve">[ESCOPO_DESCRICAO]</w:t>
+      </w:r>
+    </w:p>
+    <w:p>
+      <w:pPr>
+        <w:spacing w:line="276" w:lineRule="auto"/>
+        <w:rPr>
+          <w:rFonts w:ascii="Arvo" w:hAnsi="Arvo"/>
+          <w:sz w:val="20"/>
+          <w:szCs w:val="20"/>
+        </w:rPr>
+      </w:pPr>
+    </w:p>
+    <w:p>
+      <w:pPr>
+        <w:spacing w:line="276" w:lineRule="auto"/>
+        <w:rPr>
+          <w:rFonts w:ascii="Arvo" w:hAnsi="Arvo"/>
+          <w:sz w:val="2"/>
+          <w:szCs w:val="2"/>
+        </w:rPr>
+      </w:pPr>
+      <w:r>
+        <w:rPr>
+          <w:rFonts w:ascii="Arvo" w:hAnsi="Arvo"/>
+          <w:sz w:val="2"/>
+          <w:szCs w:val="2"/>
+        </w:rPr>
+        <w:t>[FIM_PARA_CADA_BLOCO]</w:t>
+      </w:r>
+    </w:p>
+    <w:p>
+      <w:pPr>
+        <w:spacing w:line="276" w:lineRule="auto"/>
+        <w:rPr>
+          <w:rFonts w:ascii="Arvo" w:hAnsi="Arvo"/>
+          <w:sz w:val="2"/>
+          <w:szCs w:val="2"/>
+        </w:rPr>
+      </w:pPr>
+      <w:r>
+        <w:rPr>
+          <w:rFonts w:ascii="Arvo" w:hAnsi="Arvo"/>
+          <w:sz w:val="2"/>
+          <w:szCs w:val="2"/>
+        </w:rPr>
+        <w:t>[FIM_SE]</w:t>
+      </w:r>
+    </w:p>
+    <w:p>
+      <w:pPr>
+        <w:snapToGrid w:val="0"/>
+        <w:spacing w:line="276" w:lineRule="auto"/>
+        <w:rPr>
+          <w:rFonts w:ascii="Arvo" w:hAnsi="Arvo"/>
+          <w:sz w:val="20"/>
+          <w:szCs w:val="20"/>
+        </w:rPr>
+      </w:pPr>
+    </w:p>
+    <w:p>
+      <w:pPr>
+        <w:spacing w:line="276" w:lineRule="auto"/>
+        <w:rPr>
+          <w:rFonts w:ascii="Arvo" w:hAnsi="Arvo"/>
+          <w:sz w:val="2"/>
+          <w:szCs w:val="2"/>
+        </w:rPr>
+      </w:pPr>
+      <w:r>
+        <w:rPr>
+          <w:rFonts w:ascii="Arvo" w:hAnsi="Arvo"/>
+          <w:sz w:val="2"/>
+          <w:szCs w:val="2"/>
+        </w:rPr>
+        <w:t>[SE_SLA]</w:t>
+      </w:r>
+    </w:p>
+    <w:p>
+      <w:pPr>
+        <w:keepNext/>
+        <w:snapToGrid w:val="0"/>
+        <w:spacing w:line="276" w:lineRule="auto"/>
         <w:rPr>
           <w:rFonts w:ascii="Arvo" w:hAnsi="Arvo"/>
           <w:b/>
@@ -582,6 +705,15 @@
           <w:sz w:val="20"/>
           <w:szCs w:val="20"/>
         </w:rPr>
+      </w:pPr>
+      <w:r>
+        <w:rPr>
+          <w:rFonts w:ascii="Arvo" w:hAnsi="Arvo"/>
+          <w:b/>
+          <w:bCs/>
+          <w:sz w:val="20"/>
+          <w:szCs w:val="20"/>
+        </w:rPr>
         <w:t xml:space="preserve">Prazos de Entrega/SLA: </w:t>
       </w:r>
     </w:p>
@@ -649,7 +781,7 @@
           <w:sz w:val="2"/>
           <w:szCs w:val="2"/>
         </w:rPr>
-        <w:t>[SE_CONTENCIOSA]</w:t>
+        <w:t>[SE_CONTENCIOSA_ESCOPO_UNICO]</w:t>
       </w:r>
     </w:p>
     <w:p>
@@ -742,17 +874,6 @@
     </w:p>
     <w:p>
       <w:pPr>
-        <w:snapToGrid w:val="0"/>
-        <w:spacing w:line="276" w:lineRule="auto"/>
-        <w:rPr>
-          <w:rFonts w:ascii="Arvo" w:hAnsi="Arvo"/>
-          <w:sz w:val="20"/>
-          <w:szCs w:val="20"/>
-        </w:rPr>
-      </w:pPr>
-    </w:p>
-    <w:p>
-      <w:pPr>
         <w:spacing w:line="276" w:lineRule="auto"/>
         <w:rPr>
           <w:rFonts w:ascii="Arvo" w:hAnsi="Arvo"/>
@@ -766,7 +887,152 @@
           <w:sz w:val="2"/>
           <w:szCs w:val="2"/>
         </w:rPr>
-        <w:t>[SE_CONSULTIVA]</w:t>
+        <w:t>[SE_CONTENCIOSA_MULTI_ESCOPOS]</w:t>
+      </w:r>
+    </w:p>
+    <w:p>
+      <w:pPr>
+        <w:spacing w:line="276" w:lineRule="auto"/>
+        <w:rPr>
+          <w:rFonts w:ascii="Arvo" w:hAnsi="Arvo"/>
+          <w:sz w:val="2"/>
+          <w:szCs w:val="2"/>
+        </w:rPr>
+      </w:pPr>
+      <w:r>
+        <w:rPr>
+          <w:rFonts w:ascii="Arvo" w:hAnsi="Arvo"/>
+          <w:sz w:val="2"/>
+          <w:szCs w:val="2"/>
+        </w:rPr>
+        <w:t>[PARA_CADA_ESCOPO_CONTENCIOSO]</w:t>
+      </w:r>
+    </w:p>
+    <w:p>
+      <w:pPr>
+        <w:spacing w:line="276" w:lineRule="auto"/>
+        <w:rPr>
+          <w:rFonts w:ascii="Arvo" w:hAnsi="Arvo"/>
+          <w:b/>
+          <w:bCs/>
+          <w:sz w:val="20"/>
+          <w:szCs w:val="20"/>
+        </w:rPr>
+        <w:jc w:val="both"/>
+      </w:pPr>
+      <w:r>
+        <w:rPr>
+          <w:rFonts w:ascii="Arvo" w:hAnsi="Arvo"/>
+          <w:b/>
+          <w:bCs/>
+          <w:sz w:val="20"/>
+          <w:szCs w:val="20"/>
+        </w:rPr>
+        <w:t xml:space="preserve">Escopo Contencioso [ESCOPO_LETRA]:</w:t>
+      </w:r>
+    </w:p>
+    <w:p>
+      <w:pPr>
+        <w:spacing w:line="276" w:lineRule="auto"/>
+        <w:rPr>
+          <w:rFonts w:ascii="Arvo" w:hAnsi="Arvo"/>
+          <w:sz w:val="20"/>
+          <w:szCs w:val="20"/>
+        </w:rPr>
+      </w:pPr>
+    </w:p>
+    <w:p>
+      <w:pPr>
+        <w:spacing w:line="276" w:lineRule="auto"/>
+        <w:rPr>
+          <w:rFonts w:ascii="Arvo" w:hAnsi="Arvo"/>
+          <w:sz w:val="20"/>
+          <w:szCs w:val="20"/>
+        </w:rPr>
+        <w:jc w:val="both"/>
+      </w:pPr>
+      <w:r>
+        <w:rPr>
+          <w:rFonts w:ascii="Arvo" w:hAnsi="Arvo"/>
+          <w:sz w:val="20"/>
+          <w:szCs w:val="20"/>
+        </w:rPr>
+        <w:t xml:space="preserve">[ESCOPO_DESCRICAO]</w:t>
+      </w:r>
+    </w:p>
+    <w:p>
+      <w:pPr>
+        <w:spacing w:line="276" w:lineRule="auto"/>
+        <w:rPr>
+          <w:rFonts w:ascii="Arvo" w:hAnsi="Arvo"/>
+          <w:sz w:val="20"/>
+          <w:szCs w:val="20"/>
+        </w:rPr>
+      </w:pPr>
+    </w:p>
+    <w:p>
+      <w:pPr>
+        <w:spacing w:line="276" w:lineRule="auto"/>
+        <w:rPr>
+          <w:rFonts w:ascii="Arvo" w:hAnsi="Arvo"/>
+          <w:sz w:val="2"/>
+          <w:szCs w:val="2"/>
+        </w:rPr>
+      </w:pPr>
+      <w:r>
+        <w:rPr>
+          <w:rFonts w:ascii="Arvo" w:hAnsi="Arvo"/>
+          <w:sz w:val="2"/>
+          <w:szCs w:val="2"/>
+        </w:rPr>
+        <w:t>[FIM_PARA_CADA_BLOCO]</w:t>
+      </w:r>
+    </w:p>
+    <w:p>
+      <w:pPr>
+        <w:spacing w:line="276" w:lineRule="auto"/>
+        <w:rPr>
+          <w:rFonts w:ascii="Arvo" w:hAnsi="Arvo"/>
+          <w:sz w:val="2"/>
+          <w:szCs w:val="2"/>
+        </w:rPr>
+      </w:pPr>
+      <w:r>
+        <w:rPr>
+          <w:rFonts w:ascii="Arvo" w:hAnsi="Arvo"/>
+          <w:sz w:val="2"/>
+          <w:szCs w:val="2"/>
+        </w:rPr>
+        <w:t>[FIM_SE]</w:t>
+      </w:r>
+    </w:p>
+    <w:p>
+      <w:pPr>
+        <w:snapToGrid w:val="0"/>
+        <w:spacing w:line="276" w:lineRule="auto"/>
+        <w:rPr>
+          <w:rFonts w:ascii="Arvo" w:hAnsi="Arvo"/>
+          <w:sz w:val="20"/>
+          <w:szCs w:val="20"/>
+        </w:rPr>
+      </w:pPr>
+    </w:p>
+    <w:p>
+      <w:pPr>
+        <w:spacing w:line="276" w:lineRule="auto"/>
+        <w:rPr>
+          <w:rFonts w:ascii="Arvo" w:hAnsi="Arvo"/>
+          <w:sz w:val="2"/>
+          <w:szCs w:val="2"/>
+        </w:rPr>
+      </w:pPr>
+      <w:r>
+        <w:rPr>
+          <w:rFonts w:ascii="Arvo" w:hAnsi="Arvo"/>
+          <w:sz w:val="2"/>
+          <w:szCs w:val="2"/>
+        </w:rPr>
+        <w:t>[SE_CONSULTIVA_FORMA_UNICA]</w:t>
       </w:r>
     </w:p>
     <w:p>
@@ -2424,16 +2690,6 @@
         <w:spacing w:line="276" w:lineRule="auto"/>
         <w:rPr>
           <w:rFonts w:ascii="Arvo" w:hAnsi="Arvo"/>
-          <w:sz w:val="20"/>
-          <w:szCs w:val="20"/>
-        </w:rPr>
-      </w:pPr>
-    </w:p>
-    <w:p>
-      <w:pPr>
-        <w:spacing w:line="276" w:lineRule="auto"/>
-        <w:rPr>
-          <w:rFonts w:ascii="Arvo" w:hAnsi="Arvo"/>
           <w:sz w:val="2"/>
           <w:szCs w:val="2"/>
         </w:rPr>
@@ -2444,7 +2700,108 @@
           <w:sz w:val="2"/>
           <w:szCs w:val="2"/>
         </w:rPr>
-        <w:t>[SE_CONTENCIOSA]</w:t>
+        <w:t>[SE_CONSULTIVA_FORMA_POR_ESCOPO]</w:t>
+      </w:r>
+    </w:p>
+    <w:p>
+      <w:pPr>
+        <w:spacing w:line="276" w:lineRule="auto"/>
+        <w:rPr>
+          <w:rFonts w:ascii="Arvo" w:hAnsi="Arvo"/>
+          <w:sz w:val="2"/>
+          <w:szCs w:val="2"/>
+        </w:rPr>
+      </w:pPr>
+      <w:r>
+        <w:rPr>
+          <w:rFonts w:ascii="Arvo" w:hAnsi="Arvo"/>
+          <w:sz w:val="2"/>
+          <w:szCs w:val="2"/>
+        </w:rPr>
+        <w:t>[PARA_CADA_HONORARIO_CONSULTIVO]</w:t>
+      </w:r>
+    </w:p>
+    <w:p>
+      <w:pPr>
+        <w:spacing w:line="276" w:lineRule="auto"/>
+        <w:rPr>
+          <w:rFonts w:ascii="Arvo" w:hAnsi="Arvo"/>
+          <w:sz w:val="20"/>
+          <w:szCs w:val="20"/>
+        </w:rPr>
+        <w:jc w:val="both"/>
+      </w:pPr>
+      <w:r>
+        <w:rPr>
+          <w:rFonts w:ascii="Arvo" w:hAnsi="Arvo"/>
+          <w:sz w:val="20"/>
+          <w:szCs w:val="20"/>
+        </w:rPr>
+        <w:t xml:space="preserve">[HONORARIO_BLOCO]</w:t>
+      </w:r>
+    </w:p>
+    <w:p>
+      <w:pPr>
+        <w:spacing w:line="276" w:lineRule="auto"/>
+        <w:rPr>
+          <w:rFonts w:ascii="Arvo" w:hAnsi="Arvo"/>
+          <w:sz w:val="2"/>
+          <w:szCs w:val="2"/>
+        </w:rPr>
+      </w:pPr>
+      <w:r>
+        <w:rPr>
+          <w:rFonts w:ascii="Arvo" w:hAnsi="Arvo"/>
+          <w:sz w:val="2"/>
+          <w:szCs w:val="2"/>
+        </w:rPr>
+        <w:t>[FIM_PARA_CADA_BLOCO]</w:t>
+      </w:r>
+    </w:p>
+    <w:p>
+      <w:pPr>
+        <w:spacing w:line="276" w:lineRule="auto"/>
+        <w:rPr>
+          <w:rFonts w:ascii="Arvo" w:hAnsi="Arvo"/>
+          <w:sz w:val="2"/>
+          <w:szCs w:val="2"/>
+        </w:rPr>
+      </w:pPr>
+      <w:r>
+        <w:rPr>
+          <w:rFonts w:ascii="Arvo" w:hAnsi="Arvo"/>
+          <w:sz w:val="2"/>
+          <w:szCs w:val="2"/>
+        </w:rPr>
+        <w:t>[FIM_SE]</w:t>
+      </w:r>
+    </w:p>
+    <w:p>
+      <w:pPr>
+        <w:spacing w:line="276" w:lineRule="auto"/>
+        <w:rPr>
+          <w:rFonts w:ascii="Arvo" w:hAnsi="Arvo"/>
+          <w:sz w:val="20"/>
+          <w:szCs w:val="20"/>
+        </w:rPr>
+      </w:pPr>
+    </w:p>
+    <w:p>
+      <w:pPr>
+        <w:spacing w:line="276" w:lineRule="auto"/>
+        <w:rPr>
+          <w:rFonts w:ascii="Arvo" w:hAnsi="Arvo"/>
+          <w:sz w:val="2"/>
+          <w:szCs w:val="2"/>
+        </w:rPr>
+      </w:pPr>
+      <w:r>
+        <w:rPr>
+          <w:rFonts w:ascii="Arvo" w:hAnsi="Arvo"/>
+          <w:sz w:val="2"/>
+          <w:szCs w:val="2"/>
+        </w:rPr>
+        <w:t>[SE_CONTENCIOSA_FORMA_UNICA]</w:t>
       </w:r>
     </w:p>
     <w:p>
@@ -4405,6 +4762,42 @@
           <w:sz w:val="2"/>
           <w:szCs w:val="2"/>
         </w:rPr>
+        <w:t>[FIM_SE]</w:t>
+      </w:r>
+    </w:p>
+    <w:p>
+      <w:pPr>
+        <w:spacing w:line="276" w:lineRule="auto"/>
+        <w:rPr>
+          <w:rFonts w:ascii="Arvo" w:hAnsi="Arvo"/>
+          <w:sz w:val="2"/>
+          <w:szCs w:val="2"/>
+        </w:rPr>
+      </w:pPr>
+      <w:r>
+        <w:rPr>
+          <w:rFonts w:ascii="Arvo" w:hAnsi="Arvo"/>
+          <w:sz w:val="2"/>
+          <w:szCs w:val="2"/>
+        </w:rPr>
+        <w:t>[SE_CONTENCIOSA]</w:t>
+      </w:r>
+    </w:p>
+    <w:p>
+      <w:pPr>
+        <w:spacing w:line="276" w:lineRule="auto"/>
+        <w:rPr>
+          <w:rFonts w:ascii="Arvo" w:hAnsi="Arvo"/>
+          <w:sz w:val="2"/>
+          <w:szCs w:val="2"/>
+        </w:rPr>
+      </w:pPr>
+      <w:r>
+        <w:rPr>
+          <w:rFonts w:ascii="Arvo" w:hAnsi="Arvo"/>
+          <w:sz w:val="2"/>
+          <w:szCs w:val="2"/>
+        </w:rPr>
         <w:t>[SE_CONT_EXITO]</w:t>
       </w:r>
     </w:p>
@@ -5384,6 +5777,97 @@
           <w:szCs w:val="2"/>
         </w:rPr>
         <w:t>[FIM_SE]</w:t>
+      </w:r>
+    </w:p>
+    <w:p>
+      <w:pPr>
+        <w:spacing w:line="276" w:lineRule="auto"/>
+        <w:rPr>
+          <w:rFonts w:ascii="Arvo" w:hAnsi="Arvo"/>
+          <w:sz w:val="2"/>
+          <w:szCs w:val="2"/>
+        </w:rPr>
+      </w:pPr>
+      <w:r>
+        <w:rPr>
+          <w:rFonts w:ascii="Arvo" w:hAnsi="Arvo"/>
+          <w:sz w:val="2"/>
+          <w:szCs w:val="2"/>
+        </w:rPr>
+        <w:t>[FIM_SE]</w:t>
+      </w:r>
+    </w:p>
+    <w:p>
+      <w:pPr>
+        <w:spacing w:line="276" w:lineRule="auto"/>
+        <w:rPr>
+          <w:rFonts w:ascii="Arvo" w:hAnsi="Arvo"/>
+          <w:sz w:val="2"/>
+          <w:szCs w:val="2"/>
+        </w:rPr>
+      </w:pPr>
+      <w:r>
+        <w:rPr>
+          <w:rFonts w:ascii="Arvo" w:hAnsi="Arvo"/>
+          <w:sz w:val="2"/>
+          <w:szCs w:val="2"/>
+        </w:rPr>
+        <w:t>[SE_CONTENCIOSA_FORMA_POR_ESCOPO]</w:t>
+      </w:r>
+    </w:p>
+    <w:p>
+      <w:pPr>
+        <w:spacing w:line="276" w:lineRule="auto"/>
+        <w:rPr>
+          <w:rFonts w:ascii="Arvo" w:hAnsi="Arvo"/>
+          <w:sz w:val="2"/>
+          <w:szCs w:val="2"/>
+        </w:rPr>
+      </w:pPr>
+      <w:r>
+        <w:rPr>
+          <w:rFonts w:ascii="Arvo" w:hAnsi="Arvo"/>
+          <w:sz w:val="2"/>
+          <w:szCs w:val="2"/>
+        </w:rPr>
+        <w:t>[PARA_CADA_HONORARIO_CONTENCIOSO]</w:t>
+      </w:r>
+    </w:p>
+    <w:p>
+      <w:pPr>
+        <w:spacing w:line="276" w:lineRule="auto"/>
+        <w:rPr>
+          <w:rFonts w:ascii="Arvo" w:hAnsi="Arvo"/>
+          <w:sz w:val="20"/>
+          <w:szCs w:val="20"/>
+        </w:rPr>
+        <w:jc w:val="both"/>
+      </w:pPr>
+      <w:r>
+        <w:rPr>
+          <w:rFonts w:ascii="Arvo" w:hAnsi="Arvo"/>
+          <w:sz w:val="20"/>
+          <w:szCs w:val="20"/>
+        </w:rPr>
+        <w:t xml:space="preserve">[HONORARIO_BLOCO]</w:t>
+      </w:r>
+    </w:p>
+    <w:p>
+      <w:pPr>
+        <w:spacing w:line="276" w:lineRule="auto"/>
+        <w:rPr>
+          <w:rFonts w:ascii="Arvo" w:hAnsi="Arvo"/>
+          <w:sz w:val="2"/>
+          <w:szCs w:val="2"/>
+        </w:rPr>
+      </w:pPr>
+      <w:r>
+        <w:rPr>
+          <w:rFonts w:ascii="Arvo" w:hAnsi="Arvo"/>
+          <w:sz w:val="2"/>
+          <w:szCs w:val="2"/>
+        </w:rPr>
+        <w:t>[FIM_PARA_CADA_BLOCO]</w:t>
       </w:r>
     </w:p>
     <w:p>

--- a/resources/templates/PMRA_Template_Markers.docx
+++ b/resources/templates/PMRA_Template_Markers.docx
@@ -705,17 +705,29 @@
           <w:sz w:val="20"/>
           <w:szCs w:val="20"/>
         </w:rPr>
+        <w:jc w:val="both"/>
       </w:pPr>
       <w:r>
         <w:rPr>
           <w:rFonts w:ascii="Arvo" w:hAnsi="Arvo"/>
           <w:b/>
           <w:bCs/>
-          <w:sz w:val="20"/>
-          <w:szCs w:val="20"/>
-        </w:rPr>
-        <w:t xml:space="preserve">Prazos de Entrega/SLA: </w:t>
-      </w:r>
+          <w:u w:val="single"/>
+          <w:sz w:val="20"/>
+          <w:szCs w:val="20"/>
+        </w:rPr>
+        <w:t xml:space="preserve">[SLA_TITULO]</w:t>
+      </w:r>
+    </w:p>
+    <w:p>
+      <w:pPr>
+        <w:spacing w:line="276" w:lineRule="auto"/>
+        <w:rPr>
+          <w:rFonts w:ascii="Arvo" w:hAnsi="Arvo"/>
+          <w:sz w:val="20"/>
+          <w:szCs w:val="20"/>
+        </w:rPr>
+      </w:pPr>
     </w:p>
     <w:p>
       <w:pPr>
@@ -2708,6 +2720,38 @@
         <w:spacing w:line="276" w:lineRule="auto"/>
         <w:rPr>
           <w:rFonts w:ascii="Arvo" w:hAnsi="Arvo"/>
+          <w:sz w:val="20"/>
+          <w:szCs w:val="20"/>
+        </w:rPr>
+        <w:jc w:val="both"/>
+      </w:pPr>
+      <w:r>
+        <w:rPr>
+          <w:rFonts w:ascii="Arvo" w:hAnsi="Arvo"/>
+          <w:b/>
+          <w:bCs/>
+          <w:u w:val="single"/>
+          <w:sz w:val="20"/>
+          <w:szCs w:val="20"/>
+        </w:rPr>
+        <w:t xml:space="preserve">Honorários Propostos para os Escopos Consultivos</w:t>
+      </w:r>
+    </w:p>
+    <w:p>
+      <w:pPr>
+        <w:spacing w:line="276" w:lineRule="auto"/>
+        <w:rPr>
+          <w:rFonts w:ascii="Arvo" w:hAnsi="Arvo"/>
+          <w:sz w:val="20"/>
+          <w:szCs w:val="20"/>
+        </w:rPr>
+      </w:pPr>
+    </w:p>
+    <w:p>
+      <w:pPr>
+        <w:spacing w:line="276" w:lineRule="auto"/>
+        <w:rPr>
+          <w:rFonts w:ascii="Arvo" w:hAnsi="Arvo"/>
           <w:sz w:val="2"/>
           <w:szCs w:val="2"/>
         </w:rPr>
@@ -2726,18 +2770,17 @@
         <w:spacing w:line="276" w:lineRule="auto"/>
         <w:rPr>
           <w:rFonts w:ascii="Arvo" w:hAnsi="Arvo"/>
-          <w:sz w:val="20"/>
-          <w:szCs w:val="20"/>
-        </w:rPr>
-        <w:jc w:val="both"/>
-      </w:pPr>
-      <w:r>
-        <w:rPr>
-          <w:rFonts w:ascii="Arvo" w:hAnsi="Arvo"/>
-          <w:sz w:val="20"/>
-          <w:szCs w:val="20"/>
-        </w:rPr>
-        <w:t xml:space="preserve">[HONORARIO_BLOCO]</w:t>
+          <w:sz w:val="2"/>
+          <w:szCs w:val="2"/>
+        </w:rPr>
+      </w:pPr>
+      <w:r>
+        <w:rPr>
+          <w:rFonts w:ascii="Arvo" w:hAnsi="Arvo"/>
+          <w:sz w:val="2"/>
+          <w:szCs w:val="2"/>
+        </w:rPr>
+        <w:t>[HONORARIO_BLOCO]</w:t>
       </w:r>
     </w:p>
     <w:p>
@@ -5820,6 +5863,40 @@
         <w:spacing w:line="276" w:lineRule="auto"/>
         <w:rPr>
           <w:rFonts w:ascii="Arvo" w:hAnsi="Arvo"/>
+          <w:b/>
+          <w:bCs/>
+          <w:sz w:val="20"/>
+          <w:szCs w:val="20"/>
+        </w:rPr>
+        <w:jc w:val="both"/>
+      </w:pPr>
+      <w:r>
+        <w:rPr>
+          <w:rFonts w:ascii="Arvo" w:hAnsi="Arvo"/>
+          <w:b/>
+          <w:bCs/>
+          <w:u w:val="single"/>
+          <w:sz w:val="20"/>
+          <w:szCs w:val="20"/>
+        </w:rPr>
+        <w:t xml:space="preserve">Honorários Propostos para os Escopos Contenciosos</w:t>
+      </w:r>
+    </w:p>
+    <w:p>
+      <w:pPr>
+        <w:spacing w:line="276" w:lineRule="auto"/>
+        <w:rPr>
+          <w:rFonts w:ascii="Arvo" w:hAnsi="Arvo"/>
+          <w:sz w:val="20"/>
+          <w:szCs w:val="20"/>
+        </w:rPr>
+      </w:pPr>
+    </w:p>
+    <w:p>
+      <w:pPr>
+        <w:spacing w:line="276" w:lineRule="auto"/>
+        <w:rPr>
+          <w:rFonts w:ascii="Arvo" w:hAnsi="Arvo"/>
           <w:sz w:val="2"/>
           <w:szCs w:val="2"/>
         </w:rPr>
@@ -5838,18 +5915,17 @@
         <w:spacing w:line="276" w:lineRule="auto"/>
         <w:rPr>
           <w:rFonts w:ascii="Arvo" w:hAnsi="Arvo"/>
-          <w:sz w:val="20"/>
-          <w:szCs w:val="20"/>
-        </w:rPr>
-        <w:jc w:val="both"/>
-      </w:pPr>
-      <w:r>
-        <w:rPr>
-          <w:rFonts w:ascii="Arvo" w:hAnsi="Arvo"/>
-          <w:sz w:val="20"/>
-          <w:szCs w:val="20"/>
-        </w:rPr>
-        <w:t xml:space="preserve">[HONORARIO_BLOCO]</w:t>
+          <w:sz w:val="2"/>
+          <w:szCs w:val="2"/>
+        </w:rPr>
+      </w:pPr>
+      <w:r>
+        <w:rPr>
+          <w:rFonts w:ascii="Arvo" w:hAnsi="Arvo"/>
+          <w:sz w:val="2"/>
+          <w:szCs w:val="2"/>
+        </w:rPr>
+        <w:t>[HONORARIO_BLOCO]</w:t>
       </w:r>
     </w:p>
     <w:p>

--- a/resources/templates/PMRA_Template_Markers.docx
+++ b/resources/templates/PMRA_Template_Markers.docx
@@ -6586,6 +6586,16 @@
         </w:rPr>
         <w:t>Condições Específicas</w:t>
       </w:r>
+    </w:p>
+    <w:p>
+      <w:pPr>
+        <w:spacing w:line="276" w:lineRule="auto"/>
+        <w:rPr>
+          <w:rFonts w:ascii="Arvo" w:hAnsi="Arvo"/>
+          <w:sz w:val="20"/>
+          <w:szCs w:val="20"/>
+        </w:rPr>
+      </w:pPr>
     </w:p>
     <w:p>
       <w:pPr>

--- a/resources/templates/PMRA_Template_Markers.docx
+++ b/resources/templates/PMRA_Template_Markers.docx
@@ -504,6 +504,7 @@
           <w:sz w:val="20"/>
           <w:szCs w:val="20"/>
         </w:rPr>
+        <w:jc w:val="both"/>
       </w:pPr>
       <w:r>
         <w:rPr>
@@ -616,6 +617,60 @@
           <w:szCs w:val="20"/>
         </w:rPr>
         <w:t xml:space="preserve">[ESCOPO_DESCRICAO]</w:t>
+      </w:r>
+    </w:p>
+    <w:p>
+      <w:pPr>
+        <w:spacing w:line="276" w:lineRule="auto"/>
+        <w:rPr>
+          <w:rFonts w:ascii="Arvo" w:hAnsi="Arvo"/>
+          <w:sz w:val="2"/>
+          <w:szCs w:val="2"/>
+        </w:rPr>
+      </w:pPr>
+      <w:r>
+        <w:rPr>
+          <w:rFonts w:ascii="Arvo" w:hAnsi="Arvo"/>
+          <w:sz w:val="2"/>
+          <w:szCs w:val="2"/>
+        </w:rPr>
+        <w:t>[SE_HONORARIO_INLINE]</w:t>
+      </w:r>
+    </w:p>
+    <w:p>
+      <w:pPr>
+        <w:spacing w:line="276" w:lineRule="auto"/>
+        <w:rPr>
+          <w:rFonts w:ascii="Arvo" w:hAnsi="Arvo"/>
+          <w:sz w:val="2"/>
+          <w:szCs w:val="2"/>
+        </w:rPr>
+      </w:pPr>
+      <w:r>
+        <w:rPr>
+          <w:rFonts w:ascii="Arvo" w:hAnsi="Arvo"/>
+          <w:sz w:val="2"/>
+          <w:szCs w:val="2"/>
+        </w:rPr>
+        <w:t>[HONORARIO_INLINE]</w:t>
+      </w:r>
+    </w:p>
+    <w:p>
+      <w:pPr>
+        <w:spacing w:line="276" w:lineRule="auto"/>
+        <w:rPr>
+          <w:rFonts w:ascii="Arvo" w:hAnsi="Arvo"/>
+          <w:sz w:val="2"/>
+          <w:szCs w:val="2"/>
+        </w:rPr>
+      </w:pPr>
+      <w:r>
+        <w:rPr>
+          <w:rFonts w:ascii="Arvo" w:hAnsi="Arvo"/>
+          <w:sz w:val="2"/>
+          <w:szCs w:val="2"/>
+        </w:rPr>
+        <w:t>[FIM_SE]</w:t>
       </w:r>
     </w:p>
     <w:p>
@@ -739,6 +794,7 @@
           <w:sz w:val="20"/>
           <w:szCs w:val="20"/>
         </w:rPr>
+        <w:jc w:val="both"/>
       </w:pPr>
       <w:r>
         <w:rPr>
@@ -856,6 +912,7 @@
           <w:sz w:val="20"/>
           <w:szCs w:val="20"/>
         </w:rPr>
+        <w:jc w:val="both"/>
       </w:pPr>
       <w:r>
         <w:rPr>
@@ -970,6 +1027,60 @@
           <w:szCs w:val="20"/>
         </w:rPr>
         <w:t xml:space="preserve">[ESCOPO_DESCRICAO]</w:t>
+      </w:r>
+    </w:p>
+    <w:p>
+      <w:pPr>
+        <w:spacing w:line="276" w:lineRule="auto"/>
+        <w:rPr>
+          <w:rFonts w:ascii="Arvo" w:hAnsi="Arvo"/>
+          <w:sz w:val="2"/>
+          <w:szCs w:val="2"/>
+        </w:rPr>
+      </w:pPr>
+      <w:r>
+        <w:rPr>
+          <w:rFonts w:ascii="Arvo" w:hAnsi="Arvo"/>
+          <w:sz w:val="2"/>
+          <w:szCs w:val="2"/>
+        </w:rPr>
+        <w:t>[SE_HONORARIO_INLINE]</w:t>
+      </w:r>
+    </w:p>
+    <w:p>
+      <w:pPr>
+        <w:spacing w:line="276" w:lineRule="auto"/>
+        <w:rPr>
+          <w:rFonts w:ascii="Arvo" w:hAnsi="Arvo"/>
+          <w:sz w:val="2"/>
+          <w:szCs w:val="2"/>
+        </w:rPr>
+      </w:pPr>
+      <w:r>
+        <w:rPr>
+          <w:rFonts w:ascii="Arvo" w:hAnsi="Arvo"/>
+          <w:sz w:val="2"/>
+          <w:szCs w:val="2"/>
+        </w:rPr>
+        <w:t>[HONORARIO_INLINE]</w:t>
+      </w:r>
+    </w:p>
+    <w:p>
+      <w:pPr>
+        <w:spacing w:line="276" w:lineRule="auto"/>
+        <w:rPr>
+          <w:rFonts w:ascii="Arvo" w:hAnsi="Arvo"/>
+          <w:sz w:val="2"/>
+          <w:szCs w:val="2"/>
+        </w:rPr>
+      </w:pPr>
+      <w:r>
+        <w:rPr>
+          <w:rFonts w:ascii="Arvo" w:hAnsi="Arvo"/>
+          <w:sz w:val="2"/>
+          <w:szCs w:val="2"/>
+        </w:rPr>
+        <w:t>[FIM_SE]</w:t>
       </w:r>
     </w:p>
     <w:p>
@@ -2712,7 +2823,7 @@
           <w:sz w:val="2"/>
           <w:szCs w:val="2"/>
         </w:rPr>
-        <w:t>[SE_CONSULTIVA_FORMA_POR_ESCOPO]</w:t>
+        <w:t>[SE_CONSULTIVA_SECAO_CONSOLIDADA]</w:t>
       </w:r>
     </w:p>
     <w:p>
@@ -5855,7 +5966,7 @@
           <w:sz w:val="2"/>
           <w:szCs w:val="2"/>
         </w:rPr>
-        <w:t>[SE_CONTENCIOSA_FORMA_POR_ESCOPO]</w:t>
+        <w:t>[SE_CONTENCIOSA_SECAO_CONSOLIDADA]</w:t>
       </w:r>
     </w:p>
     <w:p>
@@ -6610,6 +6721,7 @@
           <w:sz w:val="20"/>
           <w:szCs w:val="20"/>
         </w:rPr>
+        <w:jc w:val="both"/>
       </w:pPr>
       <w:r>
         <w:rPr>
@@ -6640,6 +6752,7 @@
           <w:sz w:val="20"/>
           <w:szCs w:val="20"/>
         </w:rPr>
+        <w:jc w:val="both"/>
       </w:pPr>
       <w:r>
         <w:rPr>

--- a/resources/templates/PMRA_Template_Markers.docx
+++ b/resources/templates/PMRA_Template_Markers.docx
@@ -406,7 +406,7 @@
           <w:szCs w:val="20"/>
           <w:u w:val="single"/>
         </w:rPr>
-        <w:t>Escopo de Trabalho</w:t>
+        <w:t>[TITULO_SECAO]</w:t>
       </w:r>
       <w:r>
         <w:rPr>
@@ -627,6 +627,60 @@
           <w:szCs w:val="20"/>
         </w:rPr>
       </w:pPr>
+    </w:p>
+    <w:p>
+      <w:pPr>
+        <w:spacing w:line="276" w:lineRule="auto"/>
+        <w:rPr>
+          <w:rFonts w:ascii="Arvo" w:hAnsi="Arvo"/>
+          <w:sz w:val="2"/>
+          <w:szCs w:val="2"/>
+        </w:rPr>
+      </w:pPr>
+      <w:r>
+        <w:rPr>
+          <w:rFonts w:ascii="Arvo" w:hAnsi="Arvo"/>
+          <w:sz w:val="2"/>
+          <w:szCs w:val="2"/>
+        </w:rPr>
+        <w:t>[SE_CONS_HONORARIO_POR_ESCOPO]</w:t>
+      </w:r>
+    </w:p>
+    <w:p>
+      <w:pPr>
+        <w:spacing w:line="276" w:lineRule="auto"/>
+        <w:rPr>
+          <w:rFonts w:ascii="Arvo" w:hAnsi="Arvo"/>
+          <w:sz w:val="2"/>
+          <w:szCs w:val="2"/>
+        </w:rPr>
+      </w:pPr>
+      <w:r>
+        <w:rPr>
+          <w:rFonts w:ascii="Arvo" w:hAnsi="Arvo"/>
+          <w:sz w:val="2"/>
+          <w:szCs w:val="2"/>
+        </w:rPr>
+        <w:t>[HONORARIO_BLOCO]</w:t>
+      </w:r>
+    </w:p>
+    <w:p>
+      <w:pPr>
+        <w:spacing w:line="276" w:lineRule="auto"/>
+        <w:rPr>
+          <w:rFonts w:ascii="Arvo" w:hAnsi="Arvo"/>
+          <w:sz w:val="2"/>
+          <w:szCs w:val="2"/>
+        </w:rPr>
+      </w:pPr>
+      <w:r>
+        <w:rPr>
+          <w:rFonts w:ascii="Arvo" w:hAnsi="Arvo"/>
+          <w:sz w:val="2"/>
+          <w:szCs w:val="2"/>
+        </w:rPr>
+        <w:t>[FIM_SE]</w:t>
+      </w:r>
     </w:p>
     <w:p>
       <w:pPr>
@@ -981,6 +1035,60 @@
           <w:szCs w:val="20"/>
         </w:rPr>
       </w:pPr>
+    </w:p>
+    <w:p>
+      <w:pPr>
+        <w:spacing w:line="276" w:lineRule="auto"/>
+        <w:rPr>
+          <w:rFonts w:ascii="Arvo" w:hAnsi="Arvo"/>
+          <w:sz w:val="2"/>
+          <w:szCs w:val="2"/>
+        </w:rPr>
+      </w:pPr>
+      <w:r>
+        <w:rPr>
+          <w:rFonts w:ascii="Arvo" w:hAnsi="Arvo"/>
+          <w:sz w:val="2"/>
+          <w:szCs w:val="2"/>
+        </w:rPr>
+        <w:t>[SE_CONT_HONORARIO_POR_ESCOPO]</w:t>
+      </w:r>
+    </w:p>
+    <w:p>
+      <w:pPr>
+        <w:spacing w:line="276" w:lineRule="auto"/>
+        <w:rPr>
+          <w:rFonts w:ascii="Arvo" w:hAnsi="Arvo"/>
+          <w:sz w:val="2"/>
+          <w:szCs w:val="2"/>
+        </w:rPr>
+      </w:pPr>
+      <w:r>
+        <w:rPr>
+          <w:rFonts w:ascii="Arvo" w:hAnsi="Arvo"/>
+          <w:sz w:val="2"/>
+          <w:szCs w:val="2"/>
+        </w:rPr>
+        <w:t>[HONORARIO_BLOCO]</w:t>
+      </w:r>
+    </w:p>
+    <w:p>
+      <w:pPr>
+        <w:spacing w:line="276" w:lineRule="auto"/>
+        <w:rPr>
+          <w:rFonts w:ascii="Arvo" w:hAnsi="Arvo"/>
+          <w:sz w:val="2"/>
+          <w:szCs w:val="2"/>
+        </w:rPr>
+      </w:pPr>
+      <w:r>
+        <w:rPr>
+          <w:rFonts w:ascii="Arvo" w:hAnsi="Arvo"/>
+          <w:sz w:val="2"/>
+          <w:szCs w:val="2"/>
+        </w:rPr>
+        <w:t>[FIM_SE]</w:t>
+      </w:r>
     </w:p>
     <w:p>
       <w:pPr>
@@ -2677,128 +2785,6 @@
           <w:szCs w:val="2"/>
         </w:rPr>
         <w:t>[FIM_SE]</w:t>
-      </w:r>
-    </w:p>
-    <w:p>
-      <w:pPr>
-        <w:spacing w:line="276" w:lineRule="auto"/>
-        <w:rPr>
-          <w:rFonts w:ascii="Arvo" w:hAnsi="Arvo"/>
-          <w:sz w:val="2"/>
-          <w:szCs w:val="2"/>
-        </w:rPr>
-      </w:pPr>
-      <w:r>
-        <w:rPr>
-          <w:rFonts w:ascii="Arvo" w:hAnsi="Arvo"/>
-          <w:sz w:val="2"/>
-          <w:szCs w:val="2"/>
-        </w:rPr>
-        <w:t>[FIM_SE]</w:t>
-      </w:r>
-    </w:p>
-    <w:p>
-      <w:pPr>
-        <w:spacing w:line="276" w:lineRule="auto"/>
-        <w:rPr>
-          <w:rFonts w:ascii="Arvo" w:hAnsi="Arvo"/>
-          <w:sz w:val="2"/>
-          <w:szCs w:val="2"/>
-        </w:rPr>
-      </w:pPr>
-      <w:r>
-        <w:rPr>
-          <w:rFonts w:ascii="Arvo" w:hAnsi="Arvo"/>
-          <w:sz w:val="2"/>
-          <w:szCs w:val="2"/>
-        </w:rPr>
-        <w:t>[SE_CONSULTIVA_FORMA_POR_ESCOPO]</w:t>
-      </w:r>
-    </w:p>
-    <w:p>
-      <w:pPr>
-        <w:spacing w:line="276" w:lineRule="auto"/>
-        <w:rPr>
-          <w:rFonts w:ascii="Arvo" w:hAnsi="Arvo"/>
-          <w:sz w:val="20"/>
-          <w:szCs w:val="20"/>
-        </w:rPr>
-        <w:jc w:val="both"/>
-      </w:pPr>
-      <w:r>
-        <w:rPr>
-          <w:rFonts w:ascii="Arvo" w:hAnsi="Arvo"/>
-          <w:b/>
-          <w:bCs/>
-          <w:u w:val="single"/>
-          <w:sz w:val="20"/>
-          <w:szCs w:val="20"/>
-        </w:rPr>
-        <w:t xml:space="preserve">Honorários Propostos para os Escopos Consultivos</w:t>
-      </w:r>
-    </w:p>
-    <w:p>
-      <w:pPr>
-        <w:spacing w:line="276" w:lineRule="auto"/>
-        <w:rPr>
-          <w:rFonts w:ascii="Arvo" w:hAnsi="Arvo"/>
-          <w:sz w:val="20"/>
-          <w:szCs w:val="20"/>
-        </w:rPr>
-      </w:pPr>
-    </w:p>
-    <w:p>
-      <w:pPr>
-        <w:spacing w:line="276" w:lineRule="auto"/>
-        <w:rPr>
-          <w:rFonts w:ascii="Arvo" w:hAnsi="Arvo"/>
-          <w:sz w:val="2"/>
-          <w:szCs w:val="2"/>
-        </w:rPr>
-      </w:pPr>
-      <w:r>
-        <w:rPr>
-          <w:rFonts w:ascii="Arvo" w:hAnsi="Arvo"/>
-          <w:sz w:val="2"/>
-          <w:szCs w:val="2"/>
-        </w:rPr>
-        <w:t>[PARA_CADA_HONORARIO_CONSULTIVO]</w:t>
-      </w:r>
-    </w:p>
-    <w:p>
-      <w:pPr>
-        <w:spacing w:line="276" w:lineRule="auto"/>
-        <w:rPr>
-          <w:rFonts w:ascii="Arvo" w:hAnsi="Arvo"/>
-          <w:sz w:val="2"/>
-          <w:szCs w:val="2"/>
-        </w:rPr>
-      </w:pPr>
-      <w:r>
-        <w:rPr>
-          <w:rFonts w:ascii="Arvo" w:hAnsi="Arvo"/>
-          <w:sz w:val="2"/>
-          <w:szCs w:val="2"/>
-        </w:rPr>
-        <w:t>[HONORARIO_BLOCO]</w:t>
-      </w:r>
-    </w:p>
-    <w:p>
-      <w:pPr>
-        <w:spacing w:line="276" w:lineRule="auto"/>
-        <w:rPr>
-          <w:rFonts w:ascii="Arvo" w:hAnsi="Arvo"/>
-          <w:sz w:val="2"/>
-          <w:szCs w:val="2"/>
-        </w:rPr>
-      </w:pPr>
-      <w:r>
-        <w:rPr>
-          <w:rFonts w:ascii="Arvo" w:hAnsi="Arvo"/>
-          <w:sz w:val="2"/>
-          <w:szCs w:val="2"/>
-        </w:rPr>
-        <w:t>[FIM_PARA_CADA_BLOCO]</w:t>
       </w:r>
     </w:p>
     <w:p>
@@ -5820,130 +5806,6 @@
           <w:szCs w:val="2"/>
         </w:rPr>
         <w:t>[FIM_SE]</w:t>
-      </w:r>
-    </w:p>
-    <w:p>
-      <w:pPr>
-        <w:spacing w:line="276" w:lineRule="auto"/>
-        <w:rPr>
-          <w:rFonts w:ascii="Arvo" w:hAnsi="Arvo"/>
-          <w:sz w:val="2"/>
-          <w:szCs w:val="2"/>
-        </w:rPr>
-      </w:pPr>
-      <w:r>
-        <w:rPr>
-          <w:rFonts w:ascii="Arvo" w:hAnsi="Arvo"/>
-          <w:sz w:val="2"/>
-          <w:szCs w:val="2"/>
-        </w:rPr>
-        <w:t>[FIM_SE]</w:t>
-      </w:r>
-    </w:p>
-    <w:p>
-      <w:pPr>
-        <w:spacing w:line="276" w:lineRule="auto"/>
-        <w:rPr>
-          <w:rFonts w:ascii="Arvo" w:hAnsi="Arvo"/>
-          <w:sz w:val="2"/>
-          <w:szCs w:val="2"/>
-        </w:rPr>
-      </w:pPr>
-      <w:r>
-        <w:rPr>
-          <w:rFonts w:ascii="Arvo" w:hAnsi="Arvo"/>
-          <w:sz w:val="2"/>
-          <w:szCs w:val="2"/>
-        </w:rPr>
-        <w:t>[SE_CONTENCIOSA_FORMA_POR_ESCOPO]</w:t>
-      </w:r>
-    </w:p>
-    <w:p>
-      <w:pPr>
-        <w:spacing w:line="276" w:lineRule="auto"/>
-        <w:rPr>
-          <w:rFonts w:ascii="Arvo" w:hAnsi="Arvo"/>
-          <w:b/>
-          <w:bCs/>
-          <w:sz w:val="20"/>
-          <w:szCs w:val="20"/>
-        </w:rPr>
-        <w:jc w:val="both"/>
-      </w:pPr>
-      <w:r>
-        <w:rPr>
-          <w:rFonts w:ascii="Arvo" w:hAnsi="Arvo"/>
-          <w:b/>
-          <w:bCs/>
-          <w:u w:val="single"/>
-          <w:sz w:val="20"/>
-          <w:szCs w:val="20"/>
-        </w:rPr>
-        <w:t xml:space="preserve">Honorários Propostos para os Escopos Contenciosos</w:t>
-      </w:r>
-    </w:p>
-    <w:p>
-      <w:pPr>
-        <w:spacing w:line="276" w:lineRule="auto"/>
-        <w:rPr>
-          <w:rFonts w:ascii="Arvo" w:hAnsi="Arvo"/>
-          <w:sz w:val="20"/>
-          <w:szCs w:val="20"/>
-        </w:rPr>
-      </w:pPr>
-    </w:p>
-    <w:p>
-      <w:pPr>
-        <w:spacing w:line="276" w:lineRule="auto"/>
-        <w:rPr>
-          <w:rFonts w:ascii="Arvo" w:hAnsi="Arvo"/>
-          <w:sz w:val="2"/>
-          <w:szCs w:val="2"/>
-        </w:rPr>
-      </w:pPr>
-      <w:r>
-        <w:rPr>
-          <w:rFonts w:ascii="Arvo" w:hAnsi="Arvo"/>
-          <w:sz w:val="2"/>
-          <w:szCs w:val="2"/>
-        </w:rPr>
-        <w:t>[PARA_CADA_HONORARIO_CONTENCIOSO]</w:t>
-      </w:r>
-    </w:p>
-    <w:p>
-      <w:pPr>
-        <w:spacing w:line="276" w:lineRule="auto"/>
-        <w:rPr>
-          <w:rFonts w:ascii="Arvo" w:hAnsi="Arvo"/>
-          <w:sz w:val="2"/>
-          <w:szCs w:val="2"/>
-        </w:rPr>
-      </w:pPr>
-      <w:r>
-        <w:rPr>
-          <w:rFonts w:ascii="Arvo" w:hAnsi="Arvo"/>
-          <w:sz w:val="2"/>
-          <w:szCs w:val="2"/>
-        </w:rPr>
-        <w:t>[HONORARIO_BLOCO]</w:t>
-      </w:r>
-    </w:p>
-    <w:p>
-      <w:pPr>
-        <w:spacing w:line="276" w:lineRule="auto"/>
-        <w:rPr>
-          <w:rFonts w:ascii="Arvo" w:hAnsi="Arvo"/>
-          <w:sz w:val="2"/>
-          <w:szCs w:val="2"/>
-        </w:rPr>
-      </w:pPr>
-      <w:r>
-        <w:rPr>
-          <w:rFonts w:ascii="Arvo" w:hAnsi="Arvo"/>
-          <w:sz w:val="2"/>
-          <w:szCs w:val="2"/>
-        </w:rPr>
-        <w:t>[FIM_PARA_CADA_BLOCO]</w:t>
       </w:r>
     </w:p>
     <w:p>

--- a/resources/templates/PMRA_Template_Markers.docx
+++ b/resources/templates/PMRA_Template_Markers.docx
@@ -571,12 +571,12 @@
     <w:p>
       <w:pPr>
         <w:spacing w:line="276" w:lineRule="auto"/>
-        <w:rPr>
-          <w:rFonts w:ascii="Arvo" w:hAnsi="Arvo"/>
-          <w:sz w:val="20"/>
-          <w:szCs w:val="20"/>
-        </w:rPr>
         <w:jc w:val="both"/>
+        <w:rPr>
+          <w:rFonts w:ascii="Arvo" w:hAnsi="Arvo"/>
+          <w:sz w:val="20"/>
+          <w:szCs w:val="20"/>
+        </w:rPr>
       </w:pPr>
       <w:r>
         <w:rPr>
@@ -586,36 +586,36 @@
           <w:sz w:val="20"/>
           <w:szCs w:val="20"/>
         </w:rPr>
-        <w:t xml:space="preserve">Escopo Consultivo [ESCOPO_LETRA]:</w:t>
-      </w:r>
-    </w:p>
-    <w:p>
-      <w:pPr>
-        <w:spacing w:line="276" w:lineRule="auto"/>
-        <w:rPr>
-          <w:rFonts w:ascii="Arvo" w:hAnsi="Arvo"/>
-          <w:sz w:val="20"/>
-          <w:szCs w:val="20"/>
-        </w:rPr>
-      </w:pPr>
-    </w:p>
-    <w:p>
-      <w:pPr>
-        <w:spacing w:line="276" w:lineRule="auto"/>
-        <w:rPr>
-          <w:rFonts w:ascii="Arvo" w:hAnsi="Arvo"/>
-          <w:sz w:val="20"/>
-          <w:szCs w:val="20"/>
-        </w:rPr>
+        <w:t>Escopo Consultivo [ESCOPO_LETRA]:</w:t>
+      </w:r>
+    </w:p>
+    <w:p>
+      <w:pPr>
+        <w:spacing w:line="276" w:lineRule="auto"/>
+        <w:rPr>
+          <w:rFonts w:ascii="Arvo" w:hAnsi="Arvo"/>
+          <w:sz w:val="20"/>
+          <w:szCs w:val="20"/>
+        </w:rPr>
+      </w:pPr>
+    </w:p>
+    <w:p>
+      <w:pPr>
+        <w:spacing w:line="276" w:lineRule="auto"/>
         <w:jc w:val="both"/>
-      </w:pPr>
-      <w:r>
-        <w:rPr>
-          <w:rFonts w:ascii="Arvo" w:hAnsi="Arvo"/>
-          <w:sz w:val="20"/>
-          <w:szCs w:val="20"/>
-        </w:rPr>
-        <w:t xml:space="preserve">[ESCOPO_DESCRICAO]</w:t>
+        <w:rPr>
+          <w:rFonts w:ascii="Arvo" w:hAnsi="Arvo"/>
+          <w:sz w:val="20"/>
+          <w:szCs w:val="20"/>
+        </w:rPr>
+      </w:pPr>
+      <w:r>
+        <w:rPr>
+          <w:rFonts w:ascii="Arvo" w:hAnsi="Arvo"/>
+          <w:sz w:val="20"/>
+          <w:szCs w:val="20"/>
+        </w:rPr>
+        <w:t>[ESCOPO_DESCRICAO]</w:t>
       </w:r>
     </w:p>
     <w:p>
@@ -752,6 +752,7 @@
         <w:keepNext/>
         <w:snapToGrid w:val="0"/>
         <w:spacing w:line="276" w:lineRule="auto"/>
+        <w:jc w:val="both"/>
         <w:rPr>
           <w:rFonts w:ascii="Arvo" w:hAnsi="Arvo"/>
           <w:b/>
@@ -759,18 +760,17 @@
           <w:sz w:val="20"/>
           <w:szCs w:val="20"/>
         </w:rPr>
-        <w:jc w:val="both"/>
       </w:pPr>
       <w:r>
         <w:rPr>
           <w:rFonts w:ascii="Arvo" w:hAnsi="Arvo"/>
           <w:b/>
           <w:bCs/>
+          <w:sz w:val="20"/>
+          <w:szCs w:val="20"/>
           <w:u w:val="single"/>
-          <w:sz w:val="20"/>
-          <w:szCs w:val="20"/>
-        </w:rPr>
-        <w:t xml:space="preserve">[SLA_TITULO]</w:t>
+        </w:rPr>
+        <w:t>[SLA_TITULO]</w:t>
       </w:r>
     </w:p>
     <w:p>
@@ -977,6 +977,7 @@
     <w:p>
       <w:pPr>
         <w:spacing w:line="276" w:lineRule="auto"/>
+        <w:jc w:val="both"/>
         <w:rPr>
           <w:rFonts w:ascii="Arvo" w:hAnsi="Arvo"/>
           <w:b/>
@@ -984,7 +985,6 @@
           <w:sz w:val="20"/>
           <w:szCs w:val="20"/>
         </w:rPr>
-        <w:jc w:val="both"/>
       </w:pPr>
       <w:r>
         <w:rPr>
@@ -994,36 +994,36 @@
           <w:sz w:val="20"/>
           <w:szCs w:val="20"/>
         </w:rPr>
-        <w:t xml:space="preserve">Escopo Contencioso [ESCOPO_LETRA]:</w:t>
-      </w:r>
-    </w:p>
-    <w:p>
-      <w:pPr>
-        <w:spacing w:line="276" w:lineRule="auto"/>
-        <w:rPr>
-          <w:rFonts w:ascii="Arvo" w:hAnsi="Arvo"/>
-          <w:sz w:val="20"/>
-          <w:szCs w:val="20"/>
-        </w:rPr>
-      </w:pPr>
-    </w:p>
-    <w:p>
-      <w:pPr>
-        <w:spacing w:line="276" w:lineRule="auto"/>
-        <w:rPr>
-          <w:rFonts w:ascii="Arvo" w:hAnsi="Arvo"/>
-          <w:sz w:val="20"/>
-          <w:szCs w:val="20"/>
-        </w:rPr>
+        <w:t>Escopo Contencioso [ESCOPO_LETRA]:</w:t>
+      </w:r>
+    </w:p>
+    <w:p>
+      <w:pPr>
+        <w:spacing w:line="276" w:lineRule="auto"/>
+        <w:rPr>
+          <w:rFonts w:ascii="Arvo" w:hAnsi="Arvo"/>
+          <w:sz w:val="20"/>
+          <w:szCs w:val="20"/>
+        </w:rPr>
+      </w:pPr>
+    </w:p>
+    <w:p>
+      <w:pPr>
+        <w:spacing w:line="276" w:lineRule="auto"/>
         <w:jc w:val="both"/>
-      </w:pPr>
-      <w:r>
-        <w:rPr>
-          <w:rFonts w:ascii="Arvo" w:hAnsi="Arvo"/>
-          <w:sz w:val="20"/>
-          <w:szCs w:val="20"/>
-        </w:rPr>
-        <w:t xml:space="preserve">[ESCOPO_DESCRICAO]</w:t>
+        <w:rPr>
+          <w:rFonts w:ascii="Arvo" w:hAnsi="Arvo"/>
+          <w:sz w:val="20"/>
+          <w:szCs w:val="20"/>
+        </w:rPr>
+      </w:pPr>
+      <w:r>
+        <w:rPr>
+          <w:rFonts w:ascii="Arvo" w:hAnsi="Arvo"/>
+          <w:sz w:val="20"/>
+          <w:szCs w:val="20"/>
+        </w:rPr>
+        <w:t>[ESCOPO_DESCRICAO]</w:t>
       </w:r>
     </w:p>
     <w:p>
@@ -1333,7 +1333,6 @@
                 <w:sz w:val="20"/>
                 <w:szCs w:val="20"/>
               </w:rPr>
-              <w:lastRenderedPageBreak/>
               <w:t>Categoria</w:t>
             </w:r>
           </w:p>
@@ -2466,6 +2465,7 @@
                 <w:sz w:val="20"/>
                 <w:szCs w:val="20"/>
               </w:rPr>
+              <w:lastRenderedPageBreak/>
               <w:t>Cap de Horas</w:t>
             </w:r>
           </w:p>
@@ -2757,16 +2757,7 @@
           <w:sz w:val="20"/>
           <w:szCs w:val="20"/>
         </w:rPr>
-        <w:t xml:space="preserve"> as Partes negociarão, de boa-fé, o reajuste </w:t>
-      </w:r>
-      <w:r>
-        <w:rPr>
-          <w:rFonts w:ascii="Arvo" w:hAnsi="Arvo"/>
-          <w:sz w:val="20"/>
-          <w:szCs w:val="20"/>
-        </w:rPr>
-        <w:lastRenderedPageBreak/>
-        <w:t>proporcional dos honorários, a ser formalizado por aditamento a esta Proposta. Serviços prestados fora do escopo definido, sem a devida formalização, serão remunerados conforme a tabela horária vigente aplicável à modalidade correspondente.</w:t>
+        <w:t xml:space="preserve"> as Partes negociarão, de boa-fé, o reajuste proporcional dos honorários, a ser formalizado por aditamento a esta Proposta. Serviços prestados fora do escopo definido, sem a devida formalização, serão remunerados conforme a tabela horária vigente aplicável à modalidade correspondente.</w:t>
       </w:r>
     </w:p>
     <w:p>
@@ -4038,6 +4029,7 @@
           <w:sz w:val="20"/>
           <w:szCs w:val="20"/>
         </w:rPr>
+        <w:lastRenderedPageBreak/>
         <w:t xml:space="preserve">Preço </w:t>
       </w:r>
       <w:r>
@@ -4430,7 +4422,6 @@
           <w:sz w:val="20"/>
           <w:szCs w:val="20"/>
         </w:rPr>
-        <w:lastRenderedPageBreak/>
         <w:t>Preço Global</w:t>
       </w:r>
     </w:p>
@@ -5123,6 +5114,7 @@
           <w:sz w:val="20"/>
           <w:szCs w:val="20"/>
         </w:rPr>
+        <w:lastRenderedPageBreak/>
         <w:t xml:space="preserve">Horas para Serviços </w:t>
       </w:r>
       <w:r>
@@ -5615,7 +5607,6 @@
           <w:sz w:val="20"/>
           <w:szCs w:val="20"/>
         </w:rPr>
-        <w:lastRenderedPageBreak/>
         <w:t>Hora Fixa (independente do executor)</w:t>
       </w:r>
     </w:p>
@@ -6479,6 +6470,7 @@
           <w:sz w:val="20"/>
           <w:szCs w:val="20"/>
         </w:rPr>
+        <w:lastRenderedPageBreak/>
         <w:t>[DISPOSICOES_DESCRICAO]</w:t>
       </w:r>
     </w:p>
@@ -6831,7 +6823,6 @@
           <w:sz w:val="20"/>
           <w:szCs w:val="20"/>
         </w:rPr>
-        <w:lastRenderedPageBreak/>
         <w:t>OBJETO</w:t>
       </w:r>
     </w:p>
@@ -7335,6 +7326,7 @@
           <w:sz w:val="20"/>
           <w:szCs w:val="20"/>
         </w:rPr>
+        <w:lastRenderedPageBreak/>
         <w:t xml:space="preserve">O inadimplemento de qualquer obrigação pecuniária prevista </w:t>
       </w:r>
       <w:r>
@@ -7565,7 +7557,6 @@
           <w:sz w:val="20"/>
           <w:szCs w:val="20"/>
         </w:rPr>
-        <w:lastRenderedPageBreak/>
         <w:t>Caso aplicável a esta Proposta, os honorários de sucumbência arbitrados em favor da parte patrocinada, nos termos do artigo 85 do Código de Processo Civil e do artigo 22 da Lei n. 8.906/1994, pertencem com exclusividade ao Contratado.</w:t>
       </w:r>
     </w:p>
@@ -8045,6 +8036,7 @@
           <w:sz w:val="20"/>
           <w:szCs w:val="20"/>
         </w:rPr>
+        <w:lastRenderedPageBreak/>
         <w:t>OBRIGAÇÕES DO CONTRATADO</w:t>
       </w:r>
     </w:p>
@@ -8709,16 +8701,7 @@
           <w:sz w:val="20"/>
           <w:szCs w:val="20"/>
         </w:rPr>
-        <w:t xml:space="preserve">, sem prejuízo das sanções legais cabíveis e do ressarcimento integral dos prejuízos experimentados pela Parte inocente, obrigando-se cada Parte a notificar a outra imediatamente, por escrito, ao </w:t>
-      </w:r>
-      <w:r>
-        <w:rPr>
-          <w:rFonts w:ascii="Arvo" w:hAnsi="Arvo"/>
-          <w:sz w:val="20"/>
-          <w:szCs w:val="20"/>
-        </w:rPr>
-        <w:lastRenderedPageBreak/>
-        <w:t>tomar conhecimento de qualquer indício de descumprimento, cooperando de boa-fé para a sua apuração.</w:t>
+        <w:t>, sem prejuízo das sanções legais cabíveis e do ressarcimento integral dos prejuízos experimentados pela Parte inocente, obrigando-se cada Parte a notificar a outra imediatamente, por escrito, ao tomar conhecimento de qualquer indício de descumprimento, cooperando de boa-fé para a sua apuração.</w:t>
       </w:r>
     </w:p>
     <w:p>
@@ -8974,6 +8957,7 @@
           <w:sz w:val="20"/>
           <w:szCs w:val="20"/>
         </w:rPr>
+        <w:lastRenderedPageBreak/>
         <w:t>PROTEÇÃO DE DADOS PESSOAIS</w:t>
       </w:r>
     </w:p>
@@ -9011,29 +8995,15 @@
           <w:sz w:val="20"/>
           <w:szCs w:val="20"/>
         </w:rPr>
-        <w:t>No tratamento de dados pessoais realizado em razão dest</w:t>
-      </w:r>
-      <w:r>
-        <w:rPr>
-          <w:rFonts w:ascii="Arvo" w:hAnsi="Arvo"/>
-          <w:sz w:val="20"/>
-          <w:szCs w:val="20"/>
-        </w:rPr>
-        <w:t>a Proposta</w:t>
-      </w:r>
-      <w:r>
-        <w:rPr>
-          <w:rFonts w:ascii="Arvo" w:hAnsi="Arvo"/>
-          <w:sz w:val="20"/>
-          <w:szCs w:val="20"/>
-        </w:rPr>
-        <w:t>, as Partes observarão a Lei n. 13.709/2018 (LGPD) e as normas editadas pela Autoridade Nacional de Proteção de Dados (ANPD), atuando cada qual, conforme o caso, na qualidade de controladora ou operadora, nos termos do artigo 5º da LGPD.</w:t>
+        <w:t>No tratamento de dados pessoais realizado em razão desta Proposta, as Partes observarão a Lei n. 13.709/2018 (LGPD) e as normas editadas pela Autoridade Nacional de Proteção de Dados (ANPD), atuando cada qual, conforme o caso, na qualidade de controladora ou operadora, nos termos do artigo 5º da LGPD. O tratamento de dados pessoais limitar-se-á às finalidades necessárias ou decorrentes do cumprimento das obrigações contratuais, observados os princípios da LGPD.</w:t>
       </w:r>
     </w:p>
     <w:p>
       <w:pPr>
         <w:pStyle w:val="PargrafodaLista"/>
         <w:spacing w:line="276" w:lineRule="auto"/>
+        <w:ind w:left="709" w:hanging="709"/>
+        <w:jc w:val="both"/>
         <w:rPr>
           <w:rFonts w:ascii="Arvo" w:hAnsi="Arvo"/>
           <w:sz w:val="20"/>
@@ -9064,61 +9034,7 @@
           <w:sz w:val="20"/>
           <w:szCs w:val="20"/>
         </w:rPr>
-        <w:t>O tratamento de dados pessoais limitar-se-á às finalidades necessárias ao cumprimento das obrigações contratuais, tendo por base legal, conforme o caso, a execução de contrato, o cumprimento de obrigação legal ou regulatória, o exercício regular de direitos em processos judiciais, administrativos ou arbitrais, ou os interesses legítimos das Partes, observados os princípios da LGPD.</w:t>
-      </w:r>
-    </w:p>
-    <w:p>
-      <w:pPr>
-        <w:pStyle w:val="PargrafodaLista"/>
-        <w:spacing w:line="276" w:lineRule="auto"/>
-        <w:rPr>
-          <w:rFonts w:ascii="Arvo" w:hAnsi="Arvo"/>
-          <w:sz w:val="20"/>
-          <w:szCs w:val="20"/>
-        </w:rPr>
-      </w:pPr>
-    </w:p>
-    <w:p>
-      <w:pPr>
-        <w:pStyle w:val="PargrafodaLista"/>
-        <w:numPr>
-          <w:ilvl w:val="1"/>
-          <w:numId w:val="2"/>
-        </w:numPr>
-        <w:snapToGrid w:val="0"/>
-        <w:spacing w:line="276" w:lineRule="auto"/>
-        <w:ind w:left="709" w:hanging="709"/>
-        <w:jc w:val="both"/>
-        <w:rPr>
-          <w:rFonts w:ascii="Arvo" w:hAnsi="Arvo"/>
-          <w:sz w:val="20"/>
-          <w:szCs w:val="20"/>
-        </w:rPr>
-      </w:pPr>
-      <w:r>
-        <w:rPr>
-          <w:rFonts w:ascii="Arvo" w:hAnsi="Arvo"/>
-          <w:sz w:val="20"/>
-          <w:szCs w:val="20"/>
-        </w:rPr>
-        <w:lastRenderedPageBreak/>
-        <w:t xml:space="preserve">As Partes comprometem-se a adotar medidas técnicas e administrativas adequadas para proteger os dados pessoais tratados contra acessos não autorizados e situações ilícitas, a não </w:t>
-      </w:r>
-      <w:r>
-        <w:rPr>
-          <w:rFonts w:ascii="Arvo" w:hAnsi="Arvo"/>
-          <w:sz w:val="20"/>
-          <w:szCs w:val="20"/>
-        </w:rPr>
-        <w:t>os compartilhar</w:t>
-      </w:r>
-      <w:r>
-        <w:rPr>
-          <w:rFonts w:ascii="Arvo" w:hAnsi="Arvo"/>
-          <w:sz w:val="20"/>
-          <w:szCs w:val="20"/>
-        </w:rPr>
-        <w:t xml:space="preserve"> fora das hipóteses legais ou contratuais, a submeter eventuais suboperadores a obrigações equivalentes e a notificar a outra Parte, em até 24 (vinte e quatro) horas da ciência, de qualquer incidente de segurança envolvendo dados pessoais desta contratação.</w:t>
+        <w:t>A Contratada possui uma Política de Privacidade que estabelece as regras e práticas de tratamento pela Contratada dos dados pessoais dos seus clientes, incluindo dos respectivos representantes legais, diretores e funcionários, podendo o Contratante solicitar à Contratada uma cópia da versão atualizada desse documento. As Partes comprometem-se a adotar medidas técnicas e administrativas adequadas para proteger os dados pessoais tratados contra acessos não autorizados e situações ilícitas, e a não os compartilhar fora das hipóteses legais ou contratuais.</w:t>
       </w:r>
     </w:p>
     <w:p>
@@ -9406,7 +9322,16 @@
           <w:sz w:val="20"/>
           <w:szCs w:val="20"/>
         </w:rPr>
-        <w:t xml:space="preserve">, sem aviso prévio e sem penalidade, nas seguintes hipóteses: (i) inadimplemento de obrigação contratual relevante pela outra Parte, não sanado no prazo de 15 (quinze) dias contados da notificação; (ii) impossibilidade superveniente e objetivamente verificável de cumprimento das obrigações assumidas; (iii) conflito de interesses que, à luz das normas da advocacia, impeça a continuidade da representação; e (iv) </w:t>
+        <w:t xml:space="preserve">, sem aviso prévio e sem penalidade, nas seguintes hipóteses: (i) inadimplemento de obrigação contratual relevante pela outra Parte, não sanado no prazo de 15 (quinze) dias contados da notificação; (ii) impossibilidade superveniente e objetivamente verificável de cumprimento das obrigações assumidas; (iii) conflito de interesses que, à luz das normas da advocacia, impeça </w:t>
+      </w:r>
+      <w:r>
+        <w:rPr>
+          <w:rFonts w:ascii="Arvo" w:hAnsi="Arvo"/>
+          <w:sz w:val="20"/>
+          <w:szCs w:val="20"/>
+        </w:rPr>
+        <w:lastRenderedPageBreak/>
+        <w:t xml:space="preserve">a continuidade da representação; e (iv) </w:t>
       </w:r>
       <w:r>
         <w:rPr>
@@ -9590,7 +9515,6 @@
           <w:sz w:val="20"/>
           <w:szCs w:val="20"/>
         </w:rPr>
-        <w:lastRenderedPageBreak/>
         <w:t>A presente Proposta</w:t>
       </w:r>
       <w:r>
@@ -9931,6 +9855,7 @@
           <w:sz w:val="20"/>
           <w:szCs w:val="20"/>
         </w:rPr>
+        <w:lastRenderedPageBreak/>
         <w:t>.</w:t>
       </w:r>
     </w:p>
@@ -10251,7 +10176,6 @@
           <w:sz w:val="20"/>
           <w:szCs w:val="20"/>
         </w:rPr>
-        <w:lastRenderedPageBreak/>
         <w:t>(preencher e assinar caso firmado com assinaturas físicas ou por meio de certificado digital)</w:t>
       </w:r>
     </w:p>
@@ -11935,6 +11859,26 @@
 </file>
 
 <file path=customXml/item1.xml><?xml version="1.0" encoding="utf-8"?>
+<?mso-contentType ?>
+<FormTemplates xmlns="http://schemas.microsoft.com/sharepoint/v3/contenttype/forms">
+  <Display>DocumentLibraryForm</Display>
+  <Edit>DocumentLibraryForm</Edit>
+  <New>DocumentLibraryForm</New>
+</FormTemplates>
+</file>
+
+<file path=customXml/item2.xml><?xml version="1.0" encoding="utf-8"?>
+<p:properties xmlns:p="http://schemas.microsoft.com/office/2006/metadata/properties" xmlns:xsi="http://www.w3.org/2001/XMLSchema-instance" xmlns:pc="http://schemas.microsoft.com/office/infopath/2007/PartnerControls">
+  <documentManagement>
+    <lcf76f155ced4ddcb4097134ff3c332f xmlns="e5b1cd33-4eca-41a4-b7d8-fdf3e6200119">
+      <Terms xmlns="http://schemas.microsoft.com/office/infopath/2007/PartnerControls"/>
+    </lcf76f155ced4ddcb4097134ff3c332f>
+    <TaxCatchAll xmlns="c710a95f-4097-48d0-b72e-528dcf24b561" xsi:nil="true"/>
+  </documentManagement>
+</p:properties>
+</file>
+
+<file path=customXml/item3.xml><?xml version="1.0" encoding="utf-8"?>
 <ct:contentTypeSchema xmlns:ct="http://schemas.microsoft.com/office/2006/metadata/contentType" xmlns:ma="http://schemas.microsoft.com/office/2006/metadata/properties/metaAttributes" ct:_="" ma:_="" ma:contentTypeName="Documento" ma:contentTypeID="0x010100C538FE3DE9F5C249B208F757A39C9CF1" ma:contentTypeVersion="13" ma:contentTypeDescription="Crie um novo documento." ma:contentTypeScope="" ma:versionID="f58841031a2b8acc55807e179e1eb129">
   <xsd:schema xmlns:xsd="http://www.w3.org/2001/XMLSchema" xmlns:xs="http://www.w3.org/2001/XMLSchema" xmlns:p="http://schemas.microsoft.com/office/2006/metadata/properties" xmlns:ns2="e5b1cd33-4eca-41a4-b7d8-fdf3e6200119" xmlns:ns3="c710a95f-4097-48d0-b72e-528dcf24b561" targetNamespace="http://schemas.microsoft.com/office/2006/metadata/properties" ma:root="true" ma:fieldsID="eabb80da9e4a7645788b9624de58e5c8" ns2:_="" ns3:_="">
     <xsd:import namespace="e5b1cd33-4eca-41a4-b7d8-fdf3e6200119"/>
@@ -12141,27 +12085,26 @@
 </ct:contentTypeSchema>
 </file>
 
-<file path=customXml/item2.xml><?xml version="1.0" encoding="utf-8"?>
-<p:properties xmlns:p="http://schemas.microsoft.com/office/2006/metadata/properties" xmlns:xsi="http://www.w3.org/2001/XMLSchema-instance" xmlns:pc="http://schemas.microsoft.com/office/infopath/2007/PartnerControls">
-  <documentManagement>
-    <lcf76f155ced4ddcb4097134ff3c332f xmlns="e5b1cd33-4eca-41a4-b7d8-fdf3e6200119">
-      <Terms xmlns="http://schemas.microsoft.com/office/infopath/2007/PartnerControls"/>
-    </lcf76f155ced4ddcb4097134ff3c332f>
-    <TaxCatchAll xmlns="c710a95f-4097-48d0-b72e-528dcf24b561" xsi:nil="true"/>
-  </documentManagement>
-</p:properties>
+<file path=customXml/itemProps1.xml><?xml version="1.0" encoding="utf-8"?>
+<ds:datastoreItem xmlns:ds="http://schemas.openxmlformats.org/officeDocument/2006/customXml" ds:itemID="{A5ED3DFB-4F39-4BF8-995C-27FE2C86527B}">
+  <ds:schemaRefs>
+    <ds:schemaRef ds:uri="http://schemas.microsoft.com/sharepoint/v3/contenttype/forms"/>
+  </ds:schemaRefs>
+</ds:datastoreItem>
 </file>
 
-<file path=customXml/item3.xml><?xml version="1.0" encoding="utf-8"?>
-<?mso-contentType ?>
-<FormTemplates xmlns="http://schemas.microsoft.com/sharepoint/v3/contenttype/forms">
-  <Display>DocumentLibraryForm</Display>
-  <Edit>DocumentLibraryForm</Edit>
-  <New>DocumentLibraryForm</New>
-</FormTemplates>
+<file path=customXml/itemProps2.xml><?xml version="1.0" encoding="utf-8"?>
+<ds:datastoreItem xmlns:ds="http://schemas.openxmlformats.org/officeDocument/2006/customXml" ds:itemID="{CB7613A1-A0CB-4E22-AF85-27793339D14D}">
+  <ds:schemaRefs>
+    <ds:schemaRef ds:uri="http://schemas.microsoft.com/office/2006/metadata/properties"/>
+    <ds:schemaRef ds:uri="http://schemas.microsoft.com/office/infopath/2007/PartnerControls"/>
+    <ds:schemaRef ds:uri="e5b1cd33-4eca-41a4-b7d8-fdf3e6200119"/>
+    <ds:schemaRef ds:uri="c710a95f-4097-48d0-b72e-528dcf24b561"/>
+  </ds:schemaRefs>
+</ds:datastoreItem>
 </file>
 
-<file path=customXml/itemProps1.xml><?xml version="1.0" encoding="utf-8"?>
+<file path=customXml/itemProps3.xml><?xml version="1.0" encoding="utf-8"?>
 <ds:datastoreItem xmlns:ds="http://schemas.openxmlformats.org/officeDocument/2006/customXml" ds:itemID="{527C8FAF-F895-460C-92FD-63B7C6027339}">
   <ds:schemaRefs>
     <ds:schemaRef ds:uri="http://schemas.microsoft.com/office/2006/metadata/contentType"/>
@@ -12178,23 +12121,4 @@
     <ds:schemaRef ds:uri="http://schemas.microsoft.com/internal/obd"/>
   </ds:schemaRefs>
 </ds:datastoreItem>
-</file>
-
-<file path=customXml/itemProps2.xml><?xml version="1.0" encoding="utf-8"?>
-<ds:datastoreItem xmlns:ds="http://schemas.openxmlformats.org/officeDocument/2006/customXml" ds:itemID="{CB7613A1-A0CB-4E22-AF85-27793339D14D}">
-  <ds:schemaRefs>
-    <ds:schemaRef ds:uri="http://schemas.microsoft.com/office/2006/metadata/properties"/>
-    <ds:schemaRef ds:uri="http://schemas.microsoft.com/office/infopath/2007/PartnerControls"/>
-    <ds:schemaRef ds:uri="e5b1cd33-4eca-41a4-b7d8-fdf3e6200119"/>
-    <ds:schemaRef ds:uri="c710a95f-4097-48d0-b72e-528dcf24b561"/>
-  </ds:schemaRefs>
-</ds:datastoreItem>
-</file>
-
-<file path=customXml/itemProps3.xml><?xml version="1.0" encoding="utf-8"?>
-<ds:datastoreItem xmlns:ds="http://schemas.openxmlformats.org/officeDocument/2006/customXml" ds:itemID="{A5ED3DFB-4F39-4BF8-995C-27FE2C86527B}">
-  <ds:schemaRefs>
-    <ds:schemaRef ds:uri="http://schemas.microsoft.com/sharepoint/v3/contenttype/forms"/>
-  </ds:schemaRefs>
-</ds:datastoreItem>
 </file>
--- a/resources/templates/PMRA_Template_Markers.docx
+++ b/resources/templates/PMRA_Template_Markers.docx
@@ -406,7 +406,7 @@
           <w:szCs w:val="20"/>
           <w:u w:val="single"/>
         </w:rPr>
-        <w:t>Escopo de Trabalho</w:t>
+        <w:t>[TITULO_SECAO]</w:t>
       </w:r>
       <w:r>
         <w:rPr>
@@ -571,12 +571,12 @@
     <w:p>
       <w:pPr>
         <w:spacing w:line="276" w:lineRule="auto"/>
-        <w:rPr>
-          <w:rFonts w:ascii="Arvo" w:hAnsi="Arvo"/>
-          <w:sz w:val="20"/>
-          <w:szCs w:val="20"/>
-        </w:rPr>
         <w:jc w:val="both"/>
+        <w:rPr>
+          <w:rFonts w:ascii="Arvo" w:hAnsi="Arvo"/>
+          <w:sz w:val="20"/>
+          <w:szCs w:val="20"/>
+        </w:rPr>
       </w:pPr>
       <w:r>
         <w:rPr>
@@ -586,36 +586,36 @@
           <w:sz w:val="20"/>
           <w:szCs w:val="20"/>
         </w:rPr>
-        <w:t xml:space="preserve">Escopo Consultivo [ESCOPO_LETRA]:</w:t>
-      </w:r>
-    </w:p>
-    <w:p>
-      <w:pPr>
-        <w:spacing w:line="276" w:lineRule="auto"/>
-        <w:rPr>
-          <w:rFonts w:ascii="Arvo" w:hAnsi="Arvo"/>
-          <w:sz w:val="20"/>
-          <w:szCs w:val="20"/>
-        </w:rPr>
-      </w:pPr>
-    </w:p>
-    <w:p>
-      <w:pPr>
-        <w:spacing w:line="276" w:lineRule="auto"/>
-        <w:rPr>
-          <w:rFonts w:ascii="Arvo" w:hAnsi="Arvo"/>
-          <w:sz w:val="20"/>
-          <w:szCs w:val="20"/>
-        </w:rPr>
+        <w:t>Escopo Consultivo [ESCOPO_LETRA]:</w:t>
+      </w:r>
+    </w:p>
+    <w:p>
+      <w:pPr>
+        <w:spacing w:line="276" w:lineRule="auto"/>
+        <w:rPr>
+          <w:rFonts w:ascii="Arvo" w:hAnsi="Arvo"/>
+          <w:sz w:val="20"/>
+          <w:szCs w:val="20"/>
+        </w:rPr>
+      </w:pPr>
+    </w:p>
+    <w:p>
+      <w:pPr>
+        <w:spacing w:line="276" w:lineRule="auto"/>
         <w:jc w:val="both"/>
-      </w:pPr>
-      <w:r>
-        <w:rPr>
-          <w:rFonts w:ascii="Arvo" w:hAnsi="Arvo"/>
-          <w:sz w:val="20"/>
-          <w:szCs w:val="20"/>
-        </w:rPr>
-        <w:t xml:space="preserve">[ESCOPO_DESCRICAO]</w:t>
+        <w:rPr>
+          <w:rFonts w:ascii="Arvo" w:hAnsi="Arvo"/>
+          <w:sz w:val="20"/>
+          <w:szCs w:val="20"/>
+        </w:rPr>
+      </w:pPr>
+      <w:r>
+        <w:rPr>
+          <w:rFonts w:ascii="Arvo" w:hAnsi="Arvo"/>
+          <w:sz w:val="20"/>
+          <w:szCs w:val="20"/>
+        </w:rPr>
+        <w:t>[ESCOPO_DESCRICAO]</w:t>
       </w:r>
     </w:p>
     <w:p>
@@ -643,7 +643,7 @@
           <w:sz w:val="2"/>
           <w:szCs w:val="2"/>
         </w:rPr>
-        <w:t>[FIM_PARA_CADA_BLOCO]</w:t>
+        <w:t>[SE_CONS_HONORARIO_POR_ESCOPO]</w:t>
       </w:r>
     </w:p>
     <w:p>
@@ -661,19 +661,8 @@
           <w:sz w:val="2"/>
           <w:szCs w:val="2"/>
         </w:rPr>
-        <w:t>[FIM_SE]</w:t>
-      </w:r>
-    </w:p>
-    <w:p>
-      <w:pPr>
-        <w:snapToGrid w:val="0"/>
-        <w:spacing w:line="276" w:lineRule="auto"/>
-        <w:rPr>
-          <w:rFonts w:ascii="Arvo" w:hAnsi="Arvo"/>
-          <w:sz w:val="20"/>
-          <w:szCs w:val="20"/>
-        </w:rPr>
-      </w:pPr>
+        <w:t>[HONORARIO_BLOCO]</w:t>
+      </w:r>
     </w:p>
     <w:p>
       <w:pPr>
@@ -690,6 +679,71 @@
           <w:sz w:val="2"/>
           <w:szCs w:val="2"/>
         </w:rPr>
+        <w:t>[FIM_SE]</w:t>
+      </w:r>
+    </w:p>
+    <w:p>
+      <w:pPr>
+        <w:spacing w:line="276" w:lineRule="auto"/>
+        <w:rPr>
+          <w:rFonts w:ascii="Arvo" w:hAnsi="Arvo"/>
+          <w:sz w:val="2"/>
+          <w:szCs w:val="2"/>
+        </w:rPr>
+      </w:pPr>
+      <w:r>
+        <w:rPr>
+          <w:rFonts w:ascii="Arvo" w:hAnsi="Arvo"/>
+          <w:sz w:val="2"/>
+          <w:szCs w:val="2"/>
+        </w:rPr>
+        <w:t>[FIM_PARA_CADA_BLOCO]</w:t>
+      </w:r>
+    </w:p>
+    <w:p>
+      <w:pPr>
+        <w:spacing w:line="276" w:lineRule="auto"/>
+        <w:rPr>
+          <w:rFonts w:ascii="Arvo" w:hAnsi="Arvo"/>
+          <w:sz w:val="2"/>
+          <w:szCs w:val="2"/>
+        </w:rPr>
+      </w:pPr>
+      <w:r>
+        <w:rPr>
+          <w:rFonts w:ascii="Arvo" w:hAnsi="Arvo"/>
+          <w:sz w:val="2"/>
+          <w:szCs w:val="2"/>
+        </w:rPr>
+        <w:t>[FIM_SE]</w:t>
+      </w:r>
+    </w:p>
+    <w:p>
+      <w:pPr>
+        <w:snapToGrid w:val="0"/>
+        <w:spacing w:line="276" w:lineRule="auto"/>
+        <w:rPr>
+          <w:rFonts w:ascii="Arvo" w:hAnsi="Arvo"/>
+          <w:sz w:val="20"/>
+          <w:szCs w:val="20"/>
+        </w:rPr>
+      </w:pPr>
+    </w:p>
+    <w:p>
+      <w:pPr>
+        <w:spacing w:line="276" w:lineRule="auto"/>
+        <w:rPr>
+          <w:rFonts w:ascii="Arvo" w:hAnsi="Arvo"/>
+          <w:sz w:val="2"/>
+          <w:szCs w:val="2"/>
+        </w:rPr>
+      </w:pPr>
+      <w:r>
+        <w:rPr>
+          <w:rFonts w:ascii="Arvo" w:hAnsi="Arvo"/>
+          <w:sz w:val="2"/>
+          <w:szCs w:val="2"/>
+        </w:rPr>
         <w:t>[SE_SLA]</w:t>
       </w:r>
     </w:p>
@@ -698,6 +752,7 @@
         <w:keepNext/>
         <w:snapToGrid w:val="0"/>
         <w:spacing w:line="276" w:lineRule="auto"/>
+        <w:jc w:val="both"/>
         <w:rPr>
           <w:rFonts w:ascii="Arvo" w:hAnsi="Arvo"/>
           <w:b/>
@@ -705,18 +760,17 @@
           <w:sz w:val="20"/>
           <w:szCs w:val="20"/>
         </w:rPr>
-        <w:jc w:val="both"/>
       </w:pPr>
       <w:r>
         <w:rPr>
           <w:rFonts w:ascii="Arvo" w:hAnsi="Arvo"/>
           <w:b/>
           <w:bCs/>
+          <w:sz w:val="20"/>
+          <w:szCs w:val="20"/>
           <w:u w:val="single"/>
-          <w:sz w:val="20"/>
-          <w:szCs w:val="20"/>
-        </w:rPr>
-        <w:t xml:space="preserve">[SLA_TITULO]</w:t>
+        </w:rPr>
+        <w:t>[SLA_TITULO]</w:t>
       </w:r>
     </w:p>
     <w:p>
@@ -923,6 +977,7 @@
     <w:p>
       <w:pPr>
         <w:spacing w:line="276" w:lineRule="auto"/>
+        <w:jc w:val="both"/>
         <w:rPr>
           <w:rFonts w:ascii="Arvo" w:hAnsi="Arvo"/>
           <w:b/>
@@ -930,7 +985,6 @@
           <w:sz w:val="20"/>
           <w:szCs w:val="20"/>
         </w:rPr>
-        <w:jc w:val="both"/>
       </w:pPr>
       <w:r>
         <w:rPr>
@@ -940,47 +994,101 @@
           <w:sz w:val="20"/>
           <w:szCs w:val="20"/>
         </w:rPr>
-        <w:t xml:space="preserve">Escopo Contencioso [ESCOPO_LETRA]:</w:t>
-      </w:r>
-    </w:p>
-    <w:p>
-      <w:pPr>
-        <w:spacing w:line="276" w:lineRule="auto"/>
-        <w:rPr>
-          <w:rFonts w:ascii="Arvo" w:hAnsi="Arvo"/>
-          <w:sz w:val="20"/>
-          <w:szCs w:val="20"/>
-        </w:rPr>
-      </w:pPr>
-    </w:p>
-    <w:p>
-      <w:pPr>
-        <w:spacing w:line="276" w:lineRule="auto"/>
-        <w:rPr>
-          <w:rFonts w:ascii="Arvo" w:hAnsi="Arvo"/>
-          <w:sz w:val="20"/>
-          <w:szCs w:val="20"/>
-        </w:rPr>
+        <w:t>Escopo Contencioso [ESCOPO_LETRA]:</w:t>
+      </w:r>
+    </w:p>
+    <w:p>
+      <w:pPr>
+        <w:spacing w:line="276" w:lineRule="auto"/>
+        <w:rPr>
+          <w:rFonts w:ascii="Arvo" w:hAnsi="Arvo"/>
+          <w:sz w:val="20"/>
+          <w:szCs w:val="20"/>
+        </w:rPr>
+      </w:pPr>
+    </w:p>
+    <w:p>
+      <w:pPr>
+        <w:spacing w:line="276" w:lineRule="auto"/>
         <w:jc w:val="both"/>
-      </w:pPr>
-      <w:r>
-        <w:rPr>
-          <w:rFonts w:ascii="Arvo" w:hAnsi="Arvo"/>
-          <w:sz w:val="20"/>
-          <w:szCs w:val="20"/>
-        </w:rPr>
-        <w:t xml:space="preserve">[ESCOPO_DESCRICAO]</w:t>
-      </w:r>
-    </w:p>
-    <w:p>
-      <w:pPr>
-        <w:spacing w:line="276" w:lineRule="auto"/>
-        <w:rPr>
-          <w:rFonts w:ascii="Arvo" w:hAnsi="Arvo"/>
-          <w:sz w:val="20"/>
-          <w:szCs w:val="20"/>
-        </w:rPr>
-      </w:pPr>
+        <w:rPr>
+          <w:rFonts w:ascii="Arvo" w:hAnsi="Arvo"/>
+          <w:sz w:val="20"/>
+          <w:szCs w:val="20"/>
+        </w:rPr>
+      </w:pPr>
+      <w:r>
+        <w:rPr>
+          <w:rFonts w:ascii="Arvo" w:hAnsi="Arvo"/>
+          <w:sz w:val="20"/>
+          <w:szCs w:val="20"/>
+        </w:rPr>
+        <w:t>[ESCOPO_DESCRICAO]</w:t>
+      </w:r>
+    </w:p>
+    <w:p>
+      <w:pPr>
+        <w:spacing w:line="276" w:lineRule="auto"/>
+        <w:rPr>
+          <w:rFonts w:ascii="Arvo" w:hAnsi="Arvo"/>
+          <w:sz w:val="20"/>
+          <w:szCs w:val="20"/>
+        </w:rPr>
+      </w:pPr>
+    </w:p>
+    <w:p>
+      <w:pPr>
+        <w:spacing w:line="276" w:lineRule="auto"/>
+        <w:rPr>
+          <w:rFonts w:ascii="Arvo" w:hAnsi="Arvo"/>
+          <w:sz w:val="2"/>
+          <w:szCs w:val="2"/>
+        </w:rPr>
+      </w:pPr>
+      <w:r>
+        <w:rPr>
+          <w:rFonts w:ascii="Arvo" w:hAnsi="Arvo"/>
+          <w:sz w:val="2"/>
+          <w:szCs w:val="2"/>
+        </w:rPr>
+        <w:t>[SE_CONT_HONORARIO_POR_ESCOPO]</w:t>
+      </w:r>
+    </w:p>
+    <w:p>
+      <w:pPr>
+        <w:spacing w:line="276" w:lineRule="auto"/>
+        <w:rPr>
+          <w:rFonts w:ascii="Arvo" w:hAnsi="Arvo"/>
+          <w:sz w:val="2"/>
+          <w:szCs w:val="2"/>
+        </w:rPr>
+      </w:pPr>
+      <w:r>
+        <w:rPr>
+          <w:rFonts w:ascii="Arvo" w:hAnsi="Arvo"/>
+          <w:sz w:val="2"/>
+          <w:szCs w:val="2"/>
+        </w:rPr>
+        <w:t>[HONORARIO_BLOCO]</w:t>
+      </w:r>
+    </w:p>
+    <w:p>
+      <w:pPr>
+        <w:spacing w:line="276" w:lineRule="auto"/>
+        <w:rPr>
+          <w:rFonts w:ascii="Arvo" w:hAnsi="Arvo"/>
+          <w:sz w:val="2"/>
+          <w:szCs w:val="2"/>
+        </w:rPr>
+      </w:pPr>
+      <w:r>
+        <w:rPr>
+          <w:rFonts w:ascii="Arvo" w:hAnsi="Arvo"/>
+          <w:sz w:val="2"/>
+          <w:szCs w:val="2"/>
+        </w:rPr>
+        <w:t>[FIM_SE]</w:t>
+      </w:r>
     </w:p>
     <w:p>
       <w:pPr>
@@ -1225,7 +1333,6 @@
                 <w:sz w:val="20"/>
                 <w:szCs w:val="20"/>
               </w:rPr>
-              <w:lastRenderedPageBreak/>
               <w:t>Categoria</w:t>
             </w:r>
           </w:p>
@@ -2358,6 +2465,7 @@
                 <w:sz w:val="20"/>
                 <w:szCs w:val="20"/>
               </w:rPr>
+              <w:lastRenderedPageBreak/>
               <w:t>Cap de Horas</w:t>
             </w:r>
           </w:p>
@@ -2649,16 +2757,7 @@
           <w:sz w:val="20"/>
           <w:szCs w:val="20"/>
         </w:rPr>
-        <w:t xml:space="preserve"> as Partes negociarão, de boa-fé, o reajuste </w:t>
-      </w:r>
-      <w:r>
-        <w:rPr>
-          <w:rFonts w:ascii="Arvo" w:hAnsi="Arvo"/>
-          <w:sz w:val="20"/>
-          <w:szCs w:val="20"/>
-        </w:rPr>
-        <w:lastRenderedPageBreak/>
-        <w:t>proporcional dos honorários, a ser formalizado por aditamento a esta Proposta. Serviços prestados fora do escopo definido, sem a devida formalização, serão remunerados conforme a tabela horária vigente aplicável à modalidade correspondente.</w:t>
+        <w:t xml:space="preserve"> as Partes negociarão, de boa-fé, o reajuste proporcional dos honorários, a ser formalizado por aditamento a esta Proposta. Serviços prestados fora do escopo definido, sem a devida formalização, serão remunerados conforme a tabela horária vigente aplicável à modalidade correspondente.</w:t>
       </w:r>
     </w:p>
     <w:p>
@@ -2677,128 +2776,6 @@
           <w:szCs w:val="2"/>
         </w:rPr>
         <w:t>[FIM_SE]</w:t>
-      </w:r>
-    </w:p>
-    <w:p>
-      <w:pPr>
-        <w:spacing w:line="276" w:lineRule="auto"/>
-        <w:rPr>
-          <w:rFonts w:ascii="Arvo" w:hAnsi="Arvo"/>
-          <w:sz w:val="2"/>
-          <w:szCs w:val="2"/>
-        </w:rPr>
-      </w:pPr>
-      <w:r>
-        <w:rPr>
-          <w:rFonts w:ascii="Arvo" w:hAnsi="Arvo"/>
-          <w:sz w:val="2"/>
-          <w:szCs w:val="2"/>
-        </w:rPr>
-        <w:t>[FIM_SE]</w:t>
-      </w:r>
-    </w:p>
-    <w:p>
-      <w:pPr>
-        <w:spacing w:line="276" w:lineRule="auto"/>
-        <w:rPr>
-          <w:rFonts w:ascii="Arvo" w:hAnsi="Arvo"/>
-          <w:sz w:val="2"/>
-          <w:szCs w:val="2"/>
-        </w:rPr>
-      </w:pPr>
-      <w:r>
-        <w:rPr>
-          <w:rFonts w:ascii="Arvo" w:hAnsi="Arvo"/>
-          <w:sz w:val="2"/>
-          <w:szCs w:val="2"/>
-        </w:rPr>
-        <w:t>[SE_CONSULTIVA_FORMA_POR_ESCOPO]</w:t>
-      </w:r>
-    </w:p>
-    <w:p>
-      <w:pPr>
-        <w:spacing w:line="276" w:lineRule="auto"/>
-        <w:rPr>
-          <w:rFonts w:ascii="Arvo" w:hAnsi="Arvo"/>
-          <w:sz w:val="20"/>
-          <w:szCs w:val="20"/>
-        </w:rPr>
-        <w:jc w:val="both"/>
-      </w:pPr>
-      <w:r>
-        <w:rPr>
-          <w:rFonts w:ascii="Arvo" w:hAnsi="Arvo"/>
-          <w:b/>
-          <w:bCs/>
-          <w:u w:val="single"/>
-          <w:sz w:val="20"/>
-          <w:szCs w:val="20"/>
-        </w:rPr>
-        <w:t xml:space="preserve">Honorários Propostos para os Escopos Consultivos</w:t>
-      </w:r>
-    </w:p>
-    <w:p>
-      <w:pPr>
-        <w:spacing w:line="276" w:lineRule="auto"/>
-        <w:rPr>
-          <w:rFonts w:ascii="Arvo" w:hAnsi="Arvo"/>
-          <w:sz w:val="20"/>
-          <w:szCs w:val="20"/>
-        </w:rPr>
-      </w:pPr>
-    </w:p>
-    <w:p>
-      <w:pPr>
-        <w:spacing w:line="276" w:lineRule="auto"/>
-        <w:rPr>
-          <w:rFonts w:ascii="Arvo" w:hAnsi="Arvo"/>
-          <w:sz w:val="2"/>
-          <w:szCs w:val="2"/>
-        </w:rPr>
-      </w:pPr>
-      <w:r>
-        <w:rPr>
-          <w:rFonts w:ascii="Arvo" w:hAnsi="Arvo"/>
-          <w:sz w:val="2"/>
-          <w:szCs w:val="2"/>
-        </w:rPr>
-        <w:t>[PARA_CADA_HONORARIO_CONSULTIVO]</w:t>
-      </w:r>
-    </w:p>
-    <w:p>
-      <w:pPr>
-        <w:spacing w:line="276" w:lineRule="auto"/>
-        <w:rPr>
-          <w:rFonts w:ascii="Arvo" w:hAnsi="Arvo"/>
-          <w:sz w:val="2"/>
-          <w:szCs w:val="2"/>
-        </w:rPr>
-      </w:pPr>
-      <w:r>
-        <w:rPr>
-          <w:rFonts w:ascii="Arvo" w:hAnsi="Arvo"/>
-          <w:sz w:val="2"/>
-          <w:szCs w:val="2"/>
-        </w:rPr>
-        <w:t>[HONORARIO_BLOCO]</w:t>
-      </w:r>
-    </w:p>
-    <w:p>
-      <w:pPr>
-        <w:spacing w:line="276" w:lineRule="auto"/>
-        <w:rPr>
-          <w:rFonts w:ascii="Arvo" w:hAnsi="Arvo"/>
-          <w:sz w:val="2"/>
-          <w:szCs w:val="2"/>
-        </w:rPr>
-      </w:pPr>
-      <w:r>
-        <w:rPr>
-          <w:rFonts w:ascii="Arvo" w:hAnsi="Arvo"/>
-          <w:sz w:val="2"/>
-          <w:szCs w:val="2"/>
-        </w:rPr>
-        <w:t>[FIM_PARA_CADA_BLOCO]</w:t>
       </w:r>
     </w:p>
     <w:p>
@@ -4052,6 +4029,7 @@
           <w:sz w:val="20"/>
           <w:szCs w:val="20"/>
         </w:rPr>
+        <w:lastRenderedPageBreak/>
         <w:t xml:space="preserve">Preço </w:t>
       </w:r>
       <w:r>
@@ -4444,7 +4422,6 @@
           <w:sz w:val="20"/>
           <w:szCs w:val="20"/>
         </w:rPr>
-        <w:lastRenderedPageBreak/>
         <w:t>Preço Global</w:t>
       </w:r>
     </w:p>
@@ -5137,6 +5114,7 @@
           <w:sz w:val="20"/>
           <w:szCs w:val="20"/>
         </w:rPr>
+        <w:lastRenderedPageBreak/>
         <w:t xml:space="preserve">Horas para Serviços </w:t>
       </w:r>
       <w:r>
@@ -5629,7 +5607,6 @@
           <w:sz w:val="20"/>
           <w:szCs w:val="20"/>
         </w:rPr>
-        <w:lastRenderedPageBreak/>
         <w:t>Hora Fixa (independente do executor)</w:t>
       </w:r>
     </w:p>
@@ -5842,130 +5819,6 @@
     </w:p>
     <w:p>
       <w:pPr>
-        <w:spacing w:line="276" w:lineRule="auto"/>
-        <w:rPr>
-          <w:rFonts w:ascii="Arvo" w:hAnsi="Arvo"/>
-          <w:sz w:val="2"/>
-          <w:szCs w:val="2"/>
-        </w:rPr>
-      </w:pPr>
-      <w:r>
-        <w:rPr>
-          <w:rFonts w:ascii="Arvo" w:hAnsi="Arvo"/>
-          <w:sz w:val="2"/>
-          <w:szCs w:val="2"/>
-        </w:rPr>
-        <w:t>[SE_CONTENCIOSA_FORMA_POR_ESCOPO]</w:t>
-      </w:r>
-    </w:p>
-    <w:p>
-      <w:pPr>
-        <w:spacing w:line="276" w:lineRule="auto"/>
-        <w:rPr>
-          <w:rFonts w:ascii="Arvo" w:hAnsi="Arvo"/>
-          <w:b/>
-          <w:bCs/>
-          <w:sz w:val="20"/>
-          <w:szCs w:val="20"/>
-        </w:rPr>
-        <w:jc w:val="both"/>
-      </w:pPr>
-      <w:r>
-        <w:rPr>
-          <w:rFonts w:ascii="Arvo" w:hAnsi="Arvo"/>
-          <w:b/>
-          <w:bCs/>
-          <w:u w:val="single"/>
-          <w:sz w:val="20"/>
-          <w:szCs w:val="20"/>
-        </w:rPr>
-        <w:t xml:space="preserve">Honorários Propostos para os Escopos Contenciosos</w:t>
-      </w:r>
-    </w:p>
-    <w:p>
-      <w:pPr>
-        <w:spacing w:line="276" w:lineRule="auto"/>
-        <w:rPr>
-          <w:rFonts w:ascii="Arvo" w:hAnsi="Arvo"/>
-          <w:sz w:val="20"/>
-          <w:szCs w:val="20"/>
-        </w:rPr>
-      </w:pPr>
-    </w:p>
-    <w:p>
-      <w:pPr>
-        <w:spacing w:line="276" w:lineRule="auto"/>
-        <w:rPr>
-          <w:rFonts w:ascii="Arvo" w:hAnsi="Arvo"/>
-          <w:sz w:val="2"/>
-          <w:szCs w:val="2"/>
-        </w:rPr>
-      </w:pPr>
-      <w:r>
-        <w:rPr>
-          <w:rFonts w:ascii="Arvo" w:hAnsi="Arvo"/>
-          <w:sz w:val="2"/>
-          <w:szCs w:val="2"/>
-        </w:rPr>
-        <w:t>[PARA_CADA_HONORARIO_CONTENCIOSO]</w:t>
-      </w:r>
-    </w:p>
-    <w:p>
-      <w:pPr>
-        <w:spacing w:line="276" w:lineRule="auto"/>
-        <w:rPr>
-          <w:rFonts w:ascii="Arvo" w:hAnsi="Arvo"/>
-          <w:sz w:val="2"/>
-          <w:szCs w:val="2"/>
-        </w:rPr>
-      </w:pPr>
-      <w:r>
-        <w:rPr>
-          <w:rFonts w:ascii="Arvo" w:hAnsi="Arvo"/>
-          <w:sz w:val="2"/>
-          <w:szCs w:val="2"/>
-        </w:rPr>
-        <w:t>[HONORARIO_BLOCO]</w:t>
-      </w:r>
-    </w:p>
-    <w:p>
-      <w:pPr>
-        <w:spacing w:line="276" w:lineRule="auto"/>
-        <w:rPr>
-          <w:rFonts w:ascii="Arvo" w:hAnsi="Arvo"/>
-          <w:sz w:val="2"/>
-          <w:szCs w:val="2"/>
-        </w:rPr>
-      </w:pPr>
-      <w:r>
-        <w:rPr>
-          <w:rFonts w:ascii="Arvo" w:hAnsi="Arvo"/>
-          <w:sz w:val="2"/>
-          <w:szCs w:val="2"/>
-        </w:rPr>
-        <w:t>[FIM_PARA_CADA_BLOCO]</w:t>
-      </w:r>
-    </w:p>
-    <w:p>
-      <w:pPr>
-        <w:spacing w:line="276" w:lineRule="auto"/>
-        <w:rPr>
-          <w:rFonts w:ascii="Arvo" w:hAnsi="Arvo"/>
-          <w:sz w:val="2"/>
-          <w:szCs w:val="2"/>
-        </w:rPr>
-      </w:pPr>
-      <w:r>
-        <w:rPr>
-          <w:rFonts w:ascii="Arvo" w:hAnsi="Arvo"/>
-          <w:sz w:val="2"/>
-          <w:szCs w:val="2"/>
-        </w:rPr>
-        <w:t>[FIM_SE]</w:t>
-      </w:r>
-    </w:p>
-    <w:p>
-      <w:pPr>
         <w:keepNext/>
         <w:snapToGrid w:val="0"/>
         <w:spacing w:line="276" w:lineRule="auto"/>
@@ -6617,6 +6470,7 @@
           <w:sz w:val="20"/>
           <w:szCs w:val="20"/>
         </w:rPr>
+        <w:lastRenderedPageBreak/>
         <w:t>[DISPOSICOES_DESCRICAO]</w:t>
       </w:r>
     </w:p>
@@ -6969,7 +6823,6 @@
           <w:sz w:val="20"/>
           <w:szCs w:val="20"/>
         </w:rPr>
-        <w:lastRenderedPageBreak/>
         <w:t>OBJETO</w:t>
       </w:r>
     </w:p>
@@ -7473,6 +7326,7 @@
           <w:sz w:val="20"/>
           <w:szCs w:val="20"/>
         </w:rPr>
+        <w:lastRenderedPageBreak/>
         <w:t xml:space="preserve">O inadimplemento de qualquer obrigação pecuniária prevista </w:t>
       </w:r>
       <w:r>
@@ -7703,7 +7557,6 @@
           <w:sz w:val="20"/>
           <w:szCs w:val="20"/>
         </w:rPr>
-        <w:lastRenderedPageBreak/>
         <w:t>Caso aplicável a esta Proposta, os honorários de sucumbência arbitrados em favor da parte patrocinada, nos termos do artigo 85 do Código de Processo Civil e do artigo 22 da Lei n. 8.906/1994, pertencem com exclusividade ao Contratado.</w:t>
       </w:r>
     </w:p>
@@ -8183,6 +8036,7 @@
           <w:sz w:val="20"/>
           <w:szCs w:val="20"/>
         </w:rPr>
+        <w:lastRenderedPageBreak/>
         <w:t>OBRIGAÇÕES DO CONTRATADO</w:t>
       </w:r>
     </w:p>
@@ -8847,16 +8701,7 @@
           <w:sz w:val="20"/>
           <w:szCs w:val="20"/>
         </w:rPr>
-        <w:t xml:space="preserve">, sem prejuízo das sanções legais cabíveis e do ressarcimento integral dos prejuízos experimentados pela Parte inocente, obrigando-se cada Parte a notificar a outra imediatamente, por escrito, ao </w:t>
-      </w:r>
-      <w:r>
-        <w:rPr>
-          <w:rFonts w:ascii="Arvo" w:hAnsi="Arvo"/>
-          <w:sz w:val="20"/>
-          <w:szCs w:val="20"/>
-        </w:rPr>
-        <w:lastRenderedPageBreak/>
-        <w:t>tomar conhecimento de qualquer indício de descumprimento, cooperando de boa-fé para a sua apuração.</w:t>
+        <w:t>, sem prejuízo das sanções legais cabíveis e do ressarcimento integral dos prejuízos experimentados pela Parte inocente, obrigando-se cada Parte a notificar a outra imediatamente, por escrito, ao tomar conhecimento de qualquer indício de descumprimento, cooperando de boa-fé para a sua apuração.</w:t>
       </w:r>
     </w:p>
     <w:p>
@@ -9112,6 +8957,7 @@
           <w:sz w:val="20"/>
           <w:szCs w:val="20"/>
         </w:rPr>
+        <w:lastRenderedPageBreak/>
         <w:t>PROTEÇÃO DE DADOS PESSOAIS</w:t>
       </w:r>
     </w:p>
@@ -9149,29 +8995,15 @@
           <w:sz w:val="20"/>
           <w:szCs w:val="20"/>
         </w:rPr>
-        <w:t>No tratamento de dados pessoais realizado em razão dest</w:t>
-      </w:r>
-      <w:r>
-        <w:rPr>
-          <w:rFonts w:ascii="Arvo" w:hAnsi="Arvo"/>
-          <w:sz w:val="20"/>
-          <w:szCs w:val="20"/>
-        </w:rPr>
-        <w:t>a Proposta</w:t>
-      </w:r>
-      <w:r>
-        <w:rPr>
-          <w:rFonts w:ascii="Arvo" w:hAnsi="Arvo"/>
-          <w:sz w:val="20"/>
-          <w:szCs w:val="20"/>
-        </w:rPr>
-        <w:t>, as Partes observarão a Lei n. 13.709/2018 (LGPD) e as normas editadas pela Autoridade Nacional de Proteção de Dados (ANPD), atuando cada qual, conforme o caso, na qualidade de controladora ou operadora, nos termos do artigo 5º da LGPD.</w:t>
+        <w:t>No tratamento de dados pessoais realizado em razão desta Proposta, as Partes observarão a Lei n. 13.709/2018 (LGPD) e as normas editadas pela Autoridade Nacional de Proteção de Dados (ANPD), atuando cada qual, conforme o caso, na qualidade de controladora ou operadora, nos termos do artigo 5º da LGPD. O tratamento de dados pessoais limitar-se-á às finalidades necessárias ou decorrentes do cumprimento das obrigações contratuais, observados os princípios da LGPD.</w:t>
       </w:r>
     </w:p>
     <w:p>
       <w:pPr>
         <w:pStyle w:val="PargrafodaLista"/>
         <w:spacing w:line="276" w:lineRule="auto"/>
+        <w:ind w:left="709" w:hanging="709"/>
+        <w:jc w:val="both"/>
         <w:rPr>
           <w:rFonts w:ascii="Arvo" w:hAnsi="Arvo"/>
           <w:sz w:val="20"/>
@@ -9202,61 +9034,7 @@
           <w:sz w:val="20"/>
           <w:szCs w:val="20"/>
         </w:rPr>
-        <w:t>O tratamento de dados pessoais limitar-se-á às finalidades necessárias ao cumprimento das obrigações contratuais, tendo por base legal, conforme o caso, a execução de contrato, o cumprimento de obrigação legal ou regulatória, o exercício regular de direitos em processos judiciais, administrativos ou arbitrais, ou os interesses legítimos das Partes, observados os princípios da LGPD.</w:t>
-      </w:r>
-    </w:p>
-    <w:p>
-      <w:pPr>
-        <w:pStyle w:val="PargrafodaLista"/>
-        <w:spacing w:line="276" w:lineRule="auto"/>
-        <w:rPr>
-          <w:rFonts w:ascii="Arvo" w:hAnsi="Arvo"/>
-          <w:sz w:val="20"/>
-          <w:szCs w:val="20"/>
-        </w:rPr>
-      </w:pPr>
-    </w:p>
-    <w:p>
-      <w:pPr>
-        <w:pStyle w:val="PargrafodaLista"/>
-        <w:numPr>
-          <w:ilvl w:val="1"/>
-          <w:numId w:val="2"/>
-        </w:numPr>
-        <w:snapToGrid w:val="0"/>
-        <w:spacing w:line="276" w:lineRule="auto"/>
-        <w:ind w:left="709" w:hanging="709"/>
-        <w:jc w:val="both"/>
-        <w:rPr>
-          <w:rFonts w:ascii="Arvo" w:hAnsi="Arvo"/>
-          <w:sz w:val="20"/>
-          <w:szCs w:val="20"/>
-        </w:rPr>
-      </w:pPr>
-      <w:r>
-        <w:rPr>
-          <w:rFonts w:ascii="Arvo" w:hAnsi="Arvo"/>
-          <w:sz w:val="20"/>
-          <w:szCs w:val="20"/>
-        </w:rPr>
-        <w:lastRenderedPageBreak/>
-        <w:t xml:space="preserve">As Partes comprometem-se a adotar medidas técnicas e administrativas adequadas para proteger os dados pessoais tratados contra acessos não autorizados e situações ilícitas, a não </w:t>
-      </w:r>
-      <w:r>
-        <w:rPr>
-          <w:rFonts w:ascii="Arvo" w:hAnsi="Arvo"/>
-          <w:sz w:val="20"/>
-          <w:szCs w:val="20"/>
-        </w:rPr>
-        <w:t>os compartilhar</w:t>
-      </w:r>
-      <w:r>
-        <w:rPr>
-          <w:rFonts w:ascii="Arvo" w:hAnsi="Arvo"/>
-          <w:sz w:val="20"/>
-          <w:szCs w:val="20"/>
-        </w:rPr>
-        <w:t xml:space="preserve"> fora das hipóteses legais ou contratuais, a submeter eventuais suboperadores a obrigações equivalentes e a notificar a outra Parte, em até 24 (vinte e quatro) horas da ciência, de qualquer incidente de segurança envolvendo dados pessoais desta contratação.</w:t>
+        <w:t>A Contratada possui uma Política de Privacidade que estabelece as regras e práticas de tratamento pela Contratada dos dados pessoais dos seus clientes, incluindo dos respectivos representantes legais, diretores e funcionários, podendo o Contratante solicitar à Contratada uma cópia da versão atualizada desse documento. As Partes comprometem-se a adotar medidas técnicas e administrativas adequadas para proteger os dados pessoais tratados contra acessos não autorizados e situações ilícitas, e a não os compartilhar fora das hipóteses legais ou contratuais.</w:t>
       </w:r>
     </w:p>
     <w:p>
@@ -9544,7 +9322,16 @@
           <w:sz w:val="20"/>
           <w:szCs w:val="20"/>
         </w:rPr>
-        <w:t xml:space="preserve">, sem aviso prévio e sem penalidade, nas seguintes hipóteses: (i) inadimplemento de obrigação contratual relevante pela outra Parte, não sanado no prazo de 15 (quinze) dias contados da notificação; (ii) impossibilidade superveniente e objetivamente verificável de cumprimento das obrigações assumidas; (iii) conflito de interesses que, à luz das normas da advocacia, impeça a continuidade da representação; e (iv) </w:t>
+        <w:t xml:space="preserve">, sem aviso prévio e sem penalidade, nas seguintes hipóteses: (i) inadimplemento de obrigação contratual relevante pela outra Parte, não sanado no prazo de 15 (quinze) dias contados da notificação; (ii) impossibilidade superveniente e objetivamente verificável de cumprimento das obrigações assumidas; (iii) conflito de interesses que, à luz das normas da advocacia, impeça </w:t>
+      </w:r>
+      <w:r>
+        <w:rPr>
+          <w:rFonts w:ascii="Arvo" w:hAnsi="Arvo"/>
+          <w:sz w:val="20"/>
+          <w:szCs w:val="20"/>
+        </w:rPr>
+        <w:lastRenderedPageBreak/>
+        <w:t xml:space="preserve">a continuidade da representação; e (iv) </w:t>
       </w:r>
       <w:r>
         <w:rPr>
@@ -9728,7 +9515,6 @@
           <w:sz w:val="20"/>
           <w:szCs w:val="20"/>
         </w:rPr>
-        <w:lastRenderedPageBreak/>
         <w:t>A presente Proposta</w:t>
       </w:r>
       <w:r>
@@ -10069,6 +9855,7 @@
           <w:sz w:val="20"/>
           <w:szCs w:val="20"/>
         </w:rPr>
+        <w:lastRenderedPageBreak/>
         <w:t>.</w:t>
       </w:r>
     </w:p>
@@ -10389,7 +10176,6 @@
           <w:sz w:val="20"/>
           <w:szCs w:val="20"/>
         </w:rPr>
-        <w:lastRenderedPageBreak/>
         <w:t>(preencher e assinar caso firmado com assinaturas físicas ou por meio de certificado digital)</w:t>
       </w:r>
     </w:p>
@@ -12073,6 +11859,26 @@
 </file>
 
 <file path=customXml/item1.xml><?xml version="1.0" encoding="utf-8"?>
+<?mso-contentType ?>
+<FormTemplates xmlns="http://schemas.microsoft.com/sharepoint/v3/contenttype/forms">
+  <Display>DocumentLibraryForm</Display>
+  <Edit>DocumentLibraryForm</Edit>
+  <New>DocumentLibraryForm</New>
+</FormTemplates>
+</file>
+
+<file path=customXml/item2.xml><?xml version="1.0" encoding="utf-8"?>
+<p:properties xmlns:p="http://schemas.microsoft.com/office/2006/metadata/properties" xmlns:xsi="http://www.w3.org/2001/XMLSchema-instance" xmlns:pc="http://schemas.microsoft.com/office/infopath/2007/PartnerControls">
+  <documentManagement>
+    <lcf76f155ced4ddcb4097134ff3c332f xmlns="e5b1cd33-4eca-41a4-b7d8-fdf3e6200119">
+      <Terms xmlns="http://schemas.microsoft.com/office/infopath/2007/PartnerControls"/>
+    </lcf76f155ced4ddcb4097134ff3c332f>
+    <TaxCatchAll xmlns="c710a95f-4097-48d0-b72e-528dcf24b561" xsi:nil="true"/>
+  </documentManagement>
+</p:properties>
+</file>
+
+<file path=customXml/item3.xml><?xml version="1.0" encoding="utf-8"?>
 <ct:contentTypeSchema xmlns:ct="http://schemas.microsoft.com/office/2006/metadata/contentType" xmlns:ma="http://schemas.microsoft.com/office/2006/metadata/properties/metaAttributes" ct:_="" ma:_="" ma:contentTypeName="Documento" ma:contentTypeID="0x010100C538FE3DE9F5C249B208F757A39C9CF1" ma:contentTypeVersion="13" ma:contentTypeDescription="Crie um novo documento." ma:contentTypeScope="" ma:versionID="f58841031a2b8acc55807e179e1eb129">
   <xsd:schema xmlns:xsd="http://www.w3.org/2001/XMLSchema" xmlns:xs="http://www.w3.org/2001/XMLSchema" xmlns:p="http://schemas.microsoft.com/office/2006/metadata/properties" xmlns:ns2="e5b1cd33-4eca-41a4-b7d8-fdf3e6200119" xmlns:ns3="c710a95f-4097-48d0-b72e-528dcf24b561" targetNamespace="http://schemas.microsoft.com/office/2006/metadata/properties" ma:root="true" ma:fieldsID="eabb80da9e4a7645788b9624de58e5c8" ns2:_="" ns3:_="">
     <xsd:import namespace="e5b1cd33-4eca-41a4-b7d8-fdf3e6200119"/>
@@ -12279,27 +12085,26 @@
 </ct:contentTypeSchema>
 </file>
 
-<file path=customXml/item2.xml><?xml version="1.0" encoding="utf-8"?>
-<p:properties xmlns:p="http://schemas.microsoft.com/office/2006/metadata/properties" xmlns:xsi="http://www.w3.org/2001/XMLSchema-instance" xmlns:pc="http://schemas.microsoft.com/office/infopath/2007/PartnerControls">
-  <documentManagement>
-    <lcf76f155ced4ddcb4097134ff3c332f xmlns="e5b1cd33-4eca-41a4-b7d8-fdf3e6200119">
-      <Terms xmlns="http://schemas.microsoft.com/office/infopath/2007/PartnerControls"/>
-    </lcf76f155ced4ddcb4097134ff3c332f>
-    <TaxCatchAll xmlns="c710a95f-4097-48d0-b72e-528dcf24b561" xsi:nil="true"/>
-  </documentManagement>
-</p:properties>
+<file path=customXml/itemProps1.xml><?xml version="1.0" encoding="utf-8"?>
+<ds:datastoreItem xmlns:ds="http://schemas.openxmlformats.org/officeDocument/2006/customXml" ds:itemID="{A5ED3DFB-4F39-4BF8-995C-27FE2C86527B}">
+  <ds:schemaRefs>
+    <ds:schemaRef ds:uri="http://schemas.microsoft.com/sharepoint/v3/contenttype/forms"/>
+  </ds:schemaRefs>
+</ds:datastoreItem>
 </file>
 
-<file path=customXml/item3.xml><?xml version="1.0" encoding="utf-8"?>
-<?mso-contentType ?>
-<FormTemplates xmlns="http://schemas.microsoft.com/sharepoint/v3/contenttype/forms">
-  <Display>DocumentLibraryForm</Display>
-  <Edit>DocumentLibraryForm</Edit>
-  <New>DocumentLibraryForm</New>
-</FormTemplates>
+<file path=customXml/itemProps2.xml><?xml version="1.0" encoding="utf-8"?>
+<ds:datastoreItem xmlns:ds="http://schemas.openxmlformats.org/officeDocument/2006/customXml" ds:itemID="{CB7613A1-A0CB-4E22-AF85-27793339D14D}">
+  <ds:schemaRefs>
+    <ds:schemaRef ds:uri="http://schemas.microsoft.com/office/2006/metadata/properties"/>
+    <ds:schemaRef ds:uri="http://schemas.microsoft.com/office/infopath/2007/PartnerControls"/>
+    <ds:schemaRef ds:uri="e5b1cd33-4eca-41a4-b7d8-fdf3e6200119"/>
+    <ds:schemaRef ds:uri="c710a95f-4097-48d0-b72e-528dcf24b561"/>
+  </ds:schemaRefs>
+</ds:datastoreItem>
 </file>
 
-<file path=customXml/itemProps1.xml><?xml version="1.0" encoding="utf-8"?>
+<file path=customXml/itemProps3.xml><?xml version="1.0" encoding="utf-8"?>
 <ds:datastoreItem xmlns:ds="http://schemas.openxmlformats.org/officeDocument/2006/customXml" ds:itemID="{527C8FAF-F895-460C-92FD-63B7C6027339}">
   <ds:schemaRefs>
     <ds:schemaRef ds:uri="http://schemas.microsoft.com/office/2006/metadata/contentType"/>
@@ -12316,23 +12121,4 @@
     <ds:schemaRef ds:uri="http://schemas.microsoft.com/internal/obd"/>
   </ds:schemaRefs>
 </ds:datastoreItem>
-</file>
-
-<file path=customXml/itemProps2.xml><?xml version="1.0" encoding="utf-8"?>
-<ds:datastoreItem xmlns:ds="http://schemas.openxmlformats.org/officeDocument/2006/customXml" ds:itemID="{CB7613A1-A0CB-4E22-AF85-27793339D14D}">
-  <ds:schemaRefs>
-    <ds:schemaRef ds:uri="http://schemas.microsoft.com/office/2006/metadata/properties"/>
-    <ds:schemaRef ds:uri="http://schemas.microsoft.com/office/infopath/2007/PartnerControls"/>
-    <ds:schemaRef ds:uri="e5b1cd33-4eca-41a4-b7d8-fdf3e6200119"/>
-    <ds:schemaRef ds:uri="c710a95f-4097-48d0-b72e-528dcf24b561"/>
-  </ds:schemaRefs>
-</ds:datastoreItem>
-</file>
-
-<file path=customXml/itemProps3.xml><?xml version="1.0" encoding="utf-8"?>
-<ds:datastoreItem xmlns:ds="http://schemas.openxmlformats.org/officeDocument/2006/customXml" ds:itemID="{A5ED3DFB-4F39-4BF8-995C-27FE2C86527B}">
-  <ds:schemaRefs>
-    <ds:schemaRef ds:uri="http://schemas.microsoft.com/sharepoint/v3/contenttype/forms"/>
-  </ds:schemaRefs>
-</ds:datastoreItem>
 </file>
--- a/resources/templates/PMRA_Template_Markers.docx
+++ b/resources/templates/PMRA_Template_Markers.docx
@@ -6,14 +6,68 @@
       <w:pPr>
         <w:snapToGrid w:val="0"/>
         <w:spacing w:line="276" w:lineRule="auto"/>
+        <w:jc w:val="right"/>
+        <w:rPr>
+          <w:rFonts w:ascii="Arvo" w:hAnsi="Arvo"/>
+          <w:sz w:val="20"/>
+          <w:szCs w:val="20"/>
+        </w:rPr>
+      </w:pPr>
+      <w:r>
+        <w:rPr>
+          <w:rFonts w:ascii="Arvo" w:hAnsi="Arvo"/>
+          <w:sz w:val="20"/>
+          <w:szCs w:val="20"/>
+        </w:rPr>
+        <w:fldChar w:fldCharType="begin"/>
+      </w:r>
+      <w:r>
+        <w:rPr>
+          <w:rFonts w:ascii="Arvo" w:hAnsi="Arvo"/>
+          <w:sz w:val="20"/>
+          <w:szCs w:val="20"/>
+        </w:rPr>
+        <w:instrText xml:space="preserve"> TIME \@ "d 'de' MMMM 'de' yyyy" </w:instrText>
+      </w:r>
+      <w:r>
+        <w:rPr>
+          <w:rFonts w:ascii="Arvo" w:hAnsi="Arvo"/>
+          <w:sz w:val="20"/>
+          <w:szCs w:val="20"/>
+        </w:rPr>
+        <w:fldChar w:fldCharType="separate"/>
+      </w:r>
+      <w:r>
+        <w:rPr>
+          <w:rFonts w:ascii="Arvo" w:hAnsi="Arvo"/>
+          <w:noProof/>
+          <w:sz w:val="20"/>
+          <w:szCs w:val="20"/>
+        </w:rPr>
+        <w:t>2 de junho de 2026</w:t>
+      </w:r>
+      <w:r>
+        <w:rPr>
+          <w:rFonts w:ascii="Arvo" w:hAnsi="Arvo"/>
+          <w:sz w:val="20"/>
+          <w:szCs w:val="20"/>
+        </w:rPr>
+        <w:fldChar w:fldCharType="end"/>
+      </w:r>
+      <w:r>
+        <w:rPr>
+          <w:rFonts w:ascii="Arvo" w:hAnsi="Arvo"/>
+          <w:sz w:val="20"/>
+          <w:szCs w:val="20"/>
+        </w:rPr>
+        <w:t>.</w:t>
+      </w:r>
+    </w:p>
+    <w:p>
+      <w:pPr>
+        <w:snapToGrid w:val="0"/>
+        <w:spacing w:line="276" w:lineRule="auto"/>
         <w:jc w:val="center"/>
-        <w:rPr>
-          <w:rFonts w:ascii="Arvo" w:hAnsi="Arvo"/>
-          <w:sz w:val="20"/>
-          <w:szCs w:val="20"/>
-        </w:rPr>
-      </w:pPr>
-      <w:r>
         <w:rPr>
           <w:rFonts w:ascii="Arvo" w:hAnsi="Arvo"/>
           <w:b/>
@@ -21,8 +75,19 @@
           <w:sz w:val="20"/>
           <w:szCs w:val="20"/>
         </w:rPr>
-        <w:t xml:space="preserve">Proposta </w:t>
-      </w:r>
+      </w:pPr>
+    </w:p>
+    <w:p>
+      <w:pPr>
+        <w:snapToGrid w:val="0"/>
+        <w:spacing w:line="276" w:lineRule="auto"/>
+        <w:jc w:val="center"/>
+        <w:rPr>
+          <w:rFonts w:ascii="Arvo" w:hAnsi="Arvo"/>
+          <w:sz w:val="20"/>
+          <w:szCs w:val="20"/>
+        </w:rPr>
+      </w:pPr>
       <w:r>
         <w:rPr>
           <w:rFonts w:ascii="Arvo" w:hAnsi="Arvo"/>
@@ -31,7 +96,7 @@
           <w:sz w:val="20"/>
           <w:szCs w:val="20"/>
         </w:rPr>
-        <w:t>para</w:t>
+        <w:t xml:space="preserve">Proposta </w:t>
       </w:r>
       <w:r>
         <w:rPr>
@@ -41,7 +106,7 @@
           <w:sz w:val="20"/>
           <w:szCs w:val="20"/>
         </w:rPr>
-        <w:t xml:space="preserve"> Prestação </w:t>
+        <w:t>para</w:t>
       </w:r>
       <w:r>
         <w:rPr>
@@ -51,7 +116,7 @@
           <w:sz w:val="20"/>
           <w:szCs w:val="20"/>
         </w:rPr>
-        <w:t>d</w:t>
+        <w:t xml:space="preserve"> Prestação </w:t>
       </w:r>
       <w:r>
         <w:rPr>
@@ -61,7 +126,7 @@
           <w:sz w:val="20"/>
           <w:szCs w:val="20"/>
         </w:rPr>
-        <w:t xml:space="preserve">e Serviços </w:t>
+        <w:t>d</w:t>
       </w:r>
       <w:r>
         <w:rPr>
@@ -71,6 +136,16 @@
           <w:sz w:val="20"/>
           <w:szCs w:val="20"/>
         </w:rPr>
+        <w:t xml:space="preserve">e Serviços </w:t>
+      </w:r>
+      <w:r>
+        <w:rPr>
+          <w:rFonts w:ascii="Arvo" w:hAnsi="Arvo"/>
+          <w:b/>
+          <w:bCs/>
+          <w:sz w:val="20"/>
+          <w:szCs w:val="20"/>
+        </w:rPr>
         <w:t>Advocatícios</w:t>
       </w:r>
     </w:p>
@@ -78,6 +153,7 @@
       <w:pPr>
         <w:snapToGrid w:val="0"/>
         <w:spacing w:line="276" w:lineRule="auto"/>
+        <w:jc w:val="right"/>
         <w:rPr>
           <w:rFonts w:ascii="Arvo" w:hAnsi="Arvo"/>
           <w:sz w:val="20"/>
@@ -2396,6 +2472,7 @@
                 <w:sz w:val="20"/>
                 <w:szCs w:val="20"/>
               </w:rPr>
+              <w:lastRenderedPageBreak/>
               <w:t>[SE_LINHA_CONS_PRECO_GLOBAL_CAP]</w:t>
             </w:r>
           </w:p>
@@ -2465,7 +2542,6 @@
                 <w:sz w:val="20"/>
                 <w:szCs w:val="20"/>
               </w:rPr>
-              <w:lastRenderedPageBreak/>
               <w:t>Cap de Horas</w:t>
             </w:r>
           </w:p>
@@ -9831,6 +9907,18 @@
         </w:rPr>
         <w:t>dispensando expressamente a colheita de assinaturas de testemunhas, na forma do artigo 34 da Lei n. 14.620/2023.</w:t>
       </w:r>
+    </w:p>
+    <w:p>
+      <w:pPr>
+        <w:pStyle w:val="PargrafodaLista"/>
+        <w:spacing w:line="276" w:lineRule="auto"/>
+        <w:jc w:val="both"/>
+        <w:rPr>
+          <w:rFonts w:ascii="Arvo" w:hAnsi="Arvo"/>
+          <w:sz w:val="20"/>
+          <w:szCs w:val="20"/>
+        </w:rPr>
+      </w:pPr>
     </w:p>
     <w:p>
       <w:pPr>
@@ -11859,15 +11947,6 @@
 </file>
 
 <file path=customXml/item1.xml><?xml version="1.0" encoding="utf-8"?>
-<?mso-contentType ?>
-<FormTemplates xmlns="http://schemas.microsoft.com/sharepoint/v3/contenttype/forms">
-  <Display>DocumentLibraryForm</Display>
-  <Edit>DocumentLibraryForm</Edit>
-  <New>DocumentLibraryForm</New>
-</FormTemplates>
-</file>
-
-<file path=customXml/item2.xml><?xml version="1.0" encoding="utf-8"?>
 <p:properties xmlns:p="http://schemas.microsoft.com/office/2006/metadata/properties" xmlns:xsi="http://www.w3.org/2001/XMLSchema-instance" xmlns:pc="http://schemas.microsoft.com/office/infopath/2007/PartnerControls">
   <documentManagement>
     <lcf76f155ced4ddcb4097134ff3c332f xmlns="e5b1cd33-4eca-41a4-b7d8-fdf3e6200119">
@@ -11878,7 +11957,7 @@
 </p:properties>
 </file>
 
-<file path=customXml/item3.xml><?xml version="1.0" encoding="utf-8"?>
+<file path=customXml/item2.xml><?xml version="1.0" encoding="utf-8"?>
 <ct:contentTypeSchema xmlns:ct="http://schemas.microsoft.com/office/2006/metadata/contentType" xmlns:ma="http://schemas.microsoft.com/office/2006/metadata/properties/metaAttributes" ct:_="" ma:_="" ma:contentTypeName="Documento" ma:contentTypeID="0x010100C538FE3DE9F5C249B208F757A39C9CF1" ma:contentTypeVersion="13" ma:contentTypeDescription="Crie um novo documento." ma:contentTypeScope="" ma:versionID="f58841031a2b8acc55807e179e1eb129">
   <xsd:schema xmlns:xsd="http://www.w3.org/2001/XMLSchema" xmlns:xs="http://www.w3.org/2001/XMLSchema" xmlns:p="http://schemas.microsoft.com/office/2006/metadata/properties" xmlns:ns2="e5b1cd33-4eca-41a4-b7d8-fdf3e6200119" xmlns:ns3="c710a95f-4097-48d0-b72e-528dcf24b561" targetNamespace="http://schemas.microsoft.com/office/2006/metadata/properties" ma:root="true" ma:fieldsID="eabb80da9e4a7645788b9624de58e5c8" ns2:_="" ns3:_="">
     <xsd:import namespace="e5b1cd33-4eca-41a4-b7d8-fdf3e6200119"/>
@@ -12085,15 +12164,16 @@
 </ct:contentTypeSchema>
 </file>
 
-<file path=customXml/itemProps1.xml><?xml version="1.0" encoding="utf-8"?>
-<ds:datastoreItem xmlns:ds="http://schemas.openxmlformats.org/officeDocument/2006/customXml" ds:itemID="{A5ED3DFB-4F39-4BF8-995C-27FE2C86527B}">
-  <ds:schemaRefs>
-    <ds:schemaRef ds:uri="http://schemas.microsoft.com/sharepoint/v3/contenttype/forms"/>
-  </ds:schemaRefs>
-</ds:datastoreItem>
+<file path=customXml/item3.xml><?xml version="1.0" encoding="utf-8"?>
+<?mso-contentType ?>
+<FormTemplates xmlns="http://schemas.microsoft.com/sharepoint/v3/contenttype/forms">
+  <Display>DocumentLibraryForm</Display>
+  <Edit>DocumentLibraryForm</Edit>
+  <New>DocumentLibraryForm</New>
+</FormTemplates>
 </file>
 
-<file path=customXml/itemProps2.xml><?xml version="1.0" encoding="utf-8"?>
+<file path=customXml/itemProps1.xml><?xml version="1.0" encoding="utf-8"?>
 <ds:datastoreItem xmlns:ds="http://schemas.openxmlformats.org/officeDocument/2006/customXml" ds:itemID="{CB7613A1-A0CB-4E22-AF85-27793339D14D}">
   <ds:schemaRefs>
     <ds:schemaRef ds:uri="http://schemas.microsoft.com/office/2006/metadata/properties"/>
@@ -12104,7 +12184,7 @@
 </ds:datastoreItem>
 </file>
 
-<file path=customXml/itemProps3.xml><?xml version="1.0" encoding="utf-8"?>
+<file path=customXml/itemProps2.xml><?xml version="1.0" encoding="utf-8"?>
 <ds:datastoreItem xmlns:ds="http://schemas.openxmlformats.org/officeDocument/2006/customXml" ds:itemID="{527C8FAF-F895-460C-92FD-63B7C6027339}">
   <ds:schemaRefs>
     <ds:schemaRef ds:uri="http://schemas.microsoft.com/office/2006/metadata/contentType"/>
@@ -12121,4 +12201,12 @@
     <ds:schemaRef ds:uri="http://schemas.microsoft.com/internal/obd"/>
   </ds:schemaRefs>
 </ds:datastoreItem>
+</file>
+
+<file path=customXml/itemProps3.xml><?xml version="1.0" encoding="utf-8"?>
+<ds:datastoreItem xmlns:ds="http://schemas.openxmlformats.org/officeDocument/2006/customXml" ds:itemID="{A5ED3DFB-4F39-4BF8-995C-27FE2C86527B}">
+  <ds:schemaRefs>
+    <ds:schemaRef ds:uri="http://schemas.microsoft.com/sharepoint/v3/contenttype/forms"/>
+  </ds:schemaRefs>
+</ds:datastoreItem>
 </file>
--- a/resources/templates/PMRA_Template_Markers.docx
+++ b/resources/templates/PMRA_Template_Markers.docx
@@ -7563,8 +7563,6 @@
     <w:p>
       <w:pPr>
         <w:pStyle w:val="PargrafodaLista"/>
-        <w:snapToGrid w:val="0"/>
-        <w:spacing w:line="276" w:lineRule="auto"/>
         <w:rPr>
           <w:rFonts w:ascii="Arvo" w:hAnsi="Arvo"/>
           <w:sz w:val="20"/>
@@ -7595,7 +7593,7 @@
           <w:sz w:val="20"/>
           <w:szCs w:val="20"/>
         </w:rPr>
-        <w:t>Na hipótese de instituição, extinção, majoração, redução ou alteração de tributos ou contribuições fiscais e parafiscais, bem como de suas bases de cálculo, alíquotas ou critérios de apuração, que comprovadamente venha a impactar os valores contratados, as Partes promoverão, de boa-fé, a revisão proporcional dos preços, para mais ou para menos, a fim de restabelecer o equilíbrio econômico-financeiro originalmente pactuado, compensando-se as diferenças na primeira oportunidade.</w:t>
+        <w:t>Caso aplicável a esta Proposta, os honorários de sucumbência arbitrados em favor da parte patrocinada, nos termos do artigo 85 do Código de Processo Civil e do artigo 22 da Lei n. 8.906/1994, pertencem com exclusividade ao Contratado.</w:t>
       </w:r>
     </w:p>
     <w:p>
@@ -7633,14 +7631,120 @@
           <w:sz w:val="20"/>
           <w:szCs w:val="20"/>
         </w:rPr>
-        <w:t>Caso aplicável a esta Proposta, os honorários de sucumbência arbitrados em favor da parte patrocinada, nos termos do artigo 85 do Código de Processo Civil e do artigo 22 da Lei n. 8.906/1994, pertencem com exclusividade ao Contratado.</w:t>
-      </w:r>
-    </w:p>
-    <w:p>
-      <w:pPr>
-        <w:snapToGrid w:val="0"/>
-        <w:spacing w:line="276" w:lineRule="auto"/>
+        <w:t>Na hipótese de criação, extinção ou modificação de tributos e contribuições fiscais e parafiscais, de alteração de alíquotas ou dos critérios legais de apuração da base de cálculo, bem como de instituição, ampliação ou supressão de incentivos fiscais de qualquer natureza, incluídas as isenções, reduções ou majorações incidentes sobre tributos federais, estaduais e municipais, as Partes promoverão a revisão dos preços contratados, para mais ou para menos, conforme o caso.</w:t>
+      </w:r>
+    </w:p>
+    <w:p>
+      <w:pPr>
+        <w:pStyle w:val="PargrafodaLista"/>
+        <w:rPr>
+          <w:rFonts w:ascii="Arvo" w:hAnsi="Arvo"/>
+          <w:sz w:val="20"/>
+          <w:szCs w:val="20"/>
+        </w:rPr>
+      </w:pPr>
+    </w:p>
+    <w:p>
+      <w:pPr>
+        <w:pStyle w:val="PargrafodaLista"/>
+        <w:numPr>
+          <w:ilvl w:val="1"/>
+          <w:numId w:val="2"/>
+        </w:numPr>
+        <w:snapToGrid w:val="0"/>
+        <w:spacing w:line="276" w:lineRule="auto"/>
+        <w:ind w:hanging="720"/>
         <w:jc w:val="both"/>
+        <w:rPr>
+          <w:rFonts w:ascii="Arvo" w:hAnsi="Arvo"/>
+          <w:sz w:val="20"/>
+          <w:szCs w:val="20"/>
+        </w:rPr>
+      </w:pPr>
+      <w:r>
+        <w:rPr>
+          <w:rFonts w:ascii="Arvo" w:hAnsi="Arvo"/>
+          <w:sz w:val="20"/>
+          <w:szCs w:val="20"/>
+        </w:rPr>
+        <w:t>Estão compreendidas nessa cláusula as alterações decorrentes da reforma tributária instituída pela Emenda Constitucional nº 132/2023 e pela Lei Complementar nº 214/2025, notadamente aquelas relativas ao Imposto sobre Bens e Serviços</w:t>
+      </w:r>
+      <w:r>
+        <w:rPr>
+          <w:rFonts w:ascii="Arvo" w:hAnsi="Arvo"/>
+          <w:sz w:val="20"/>
+          <w:szCs w:val="20"/>
+        </w:rPr>
+        <w:t xml:space="preserve"> (IBS)</w:t>
+      </w:r>
+      <w:r>
+        <w:rPr>
+          <w:rFonts w:ascii="Arvo" w:hAnsi="Arvo"/>
+          <w:sz w:val="20"/>
+          <w:szCs w:val="20"/>
+        </w:rPr>
+        <w:t xml:space="preserve"> e à Contribuição sobre Bens e Serviços</w:t>
+      </w:r>
+      <w:r>
+        <w:rPr>
+          <w:rFonts w:ascii="Arvo" w:hAnsi="Arvo"/>
+          <w:sz w:val="20"/>
+          <w:szCs w:val="20"/>
+        </w:rPr>
+        <w:t xml:space="preserve"> (CBS)</w:t>
+      </w:r>
+      <w:r>
+        <w:rPr>
+          <w:rFonts w:ascii="Arvo" w:hAnsi="Arvo"/>
+          <w:sz w:val="20"/>
+          <w:szCs w:val="20"/>
+        </w:rPr>
+        <w:t>, bem como as modificações que se sucedam ao longo do período de transição previsto para a substituição progressiva dos tributos atualmente vigentes.</w:t>
+      </w:r>
+    </w:p>
+    <w:p>
+      <w:pPr>
+        <w:snapToGrid w:val="0"/>
+        <w:spacing w:line="276" w:lineRule="auto"/>
+        <w:jc w:val="both"/>
+        <w:rPr>
+          <w:rFonts w:ascii="Arvo" w:hAnsi="Arvo"/>
+          <w:sz w:val="20"/>
+          <w:szCs w:val="20"/>
+        </w:rPr>
+      </w:pPr>
+    </w:p>
+    <w:p>
+      <w:pPr>
+        <w:pStyle w:val="PargrafodaLista"/>
+        <w:numPr>
+          <w:ilvl w:val="1"/>
+          <w:numId w:val="2"/>
+        </w:numPr>
+        <w:snapToGrid w:val="0"/>
+        <w:spacing w:line="276" w:lineRule="auto"/>
+        <w:ind w:hanging="720"/>
+        <w:jc w:val="both"/>
+        <w:rPr>
+          <w:rFonts w:ascii="Arvo" w:hAnsi="Arvo"/>
+          <w:sz w:val="20"/>
+          <w:szCs w:val="20"/>
+        </w:rPr>
+      </w:pPr>
+      <w:r>
+        <w:rPr>
+          <w:rFonts w:ascii="Arvo" w:hAnsi="Arvo"/>
+          <w:sz w:val="20"/>
+          <w:szCs w:val="20"/>
+        </w:rPr>
+        <w:t>A revisão de preços, em qualquer caso, pressupõe a comprovação de que as alterações tributárias referidas majoraram ou reduziram, efetivamente, os ônus suportados por qualquer das Partes.</w:t>
+      </w:r>
+    </w:p>
+    <w:p>
+      <w:pPr>
+        <w:pStyle w:val="PargrafodaLista"/>
+        <w:snapToGrid w:val="0"/>
+        <w:spacing w:line="276" w:lineRule="auto"/>
         <w:rPr>
           <w:rFonts w:ascii="Arvo" w:hAnsi="Arvo"/>
           <w:sz w:val="20"/>
@@ -7980,7 +8084,16 @@
           <w:sz w:val="20"/>
           <w:szCs w:val="20"/>
         </w:rPr>
-        <w:t>as Partes, sendo facultado a qualquer delas promover o seu encerramento mediante notificação por escrito à outra Parte, com antecedência mínima de 60 (sessenta) dias</w:t>
+        <w:t xml:space="preserve">as Partes, sendo facultado a qualquer delas promover o seu encerramento mediante notificação por escrito à outra Parte, com </w:t>
+      </w:r>
+      <w:r>
+        <w:rPr>
+          <w:rFonts w:ascii="Arvo" w:hAnsi="Arvo"/>
+          <w:sz w:val="20"/>
+          <w:szCs w:val="20"/>
+        </w:rPr>
+        <w:lastRenderedPageBreak/>
+        <w:t>antecedência mínima de 60 (sessenta) dias</w:t>
       </w:r>
       <w:r>
         <w:rPr>
@@ -8112,7 +8225,6 @@
           <w:sz w:val="20"/>
           <w:szCs w:val="20"/>
         </w:rPr>
-        <w:lastRenderedPageBreak/>
         <w:t>OBRIGAÇÕES DO CONTRATADO</w:t>
       </w:r>
     </w:p>
@@ -8527,6 +8639,7 @@
           <w:sz w:val="20"/>
           <w:szCs w:val="20"/>
         </w:rPr>
+        <w:lastRenderedPageBreak/>
         <w:t xml:space="preserve">Comunicar imediatamente ao Contratado qualquer fato superveniente que possa impactar os serviços prestados, notadamente alterações societárias, notificações, intimações, decisões e prazos recebidos </w:t>
       </w:r>
       <w:r>
@@ -8926,6 +9039,7 @@
           <w:sz w:val="20"/>
           <w:szCs w:val="20"/>
         </w:rPr>
+        <w:lastRenderedPageBreak/>
         <w:t>As Partes obrigam-se a manter sob absoluto sigilo as Informações Confidenciais, utilizá-las exclusivamente para as finalidades desta contratação, restringir o acesso a colaboradores que delas necessitem e que estejam sujeitos a obrigações equivalentes de confidencialidade, e adotar medidas adequadas para impedir acesso, uso ou divulgação não autorizados, respondendo cada Parte pelos atos de terceiros a ela vinculados.</w:t>
       </w:r>
     </w:p>
@@ -9033,7 +9147,6 @@
           <w:sz w:val="20"/>
           <w:szCs w:val="20"/>
         </w:rPr>
-        <w:lastRenderedPageBreak/>
         <w:t>PROTEÇÃO DE DADOS PESSOAIS</w:t>
       </w:r>
     </w:p>
@@ -9291,7 +9404,16 @@
           <w:sz w:val="20"/>
           <w:szCs w:val="20"/>
         </w:rPr>
-        <w:t xml:space="preserve">Os pareceres, opiniões legais, minutas e estratégias elaborados pelo Contratado constituem obrigação de meio, não importando garantia de resultado ou de êxito, ressalvadas as obrigações em que, por sua natureza ou por expressa </w:t>
+        <w:t xml:space="preserve">Os pareceres, opiniões legais, minutas e estratégias elaborados pelo Contratado constituem obrigação de meio, não importando garantia de resultado ou de êxito, ressalvadas as </w:t>
+      </w:r>
+      <w:r>
+        <w:rPr>
+          <w:rFonts w:ascii="Arvo" w:hAnsi="Arvo"/>
+          <w:sz w:val="20"/>
+          <w:szCs w:val="20"/>
+        </w:rPr>
+        <w:lastRenderedPageBreak/>
+        <w:t xml:space="preserve">obrigações em que, por sua natureza ou por expressa </w:t>
       </w:r>
       <w:r>
         <w:rPr>
@@ -9398,16 +9520,7 @@
           <w:sz w:val="20"/>
           <w:szCs w:val="20"/>
         </w:rPr>
-        <w:t xml:space="preserve">, sem aviso prévio e sem penalidade, nas seguintes hipóteses: (i) inadimplemento de obrigação contratual relevante pela outra Parte, não sanado no prazo de 15 (quinze) dias contados da notificação; (ii) impossibilidade superveniente e objetivamente verificável de cumprimento das obrigações assumidas; (iii) conflito de interesses que, à luz das normas da advocacia, impeça </w:t>
-      </w:r>
-      <w:r>
-        <w:rPr>
-          <w:rFonts w:ascii="Arvo" w:hAnsi="Arvo"/>
-          <w:sz w:val="20"/>
-          <w:szCs w:val="20"/>
-        </w:rPr>
-        <w:lastRenderedPageBreak/>
-        <w:t xml:space="preserve">a continuidade da representação; e (iv) </w:t>
+        <w:t xml:space="preserve">, sem aviso prévio e sem penalidade, nas seguintes hipóteses: (i) inadimplemento de obrigação contratual relevante pela outra Parte, não sanado no prazo de 15 (quinze) dias contados da notificação; (ii) impossibilidade superveniente e objetivamente verificável de cumprimento das obrigações assumidas; (iii) conflito de interesses que, à luz das normas da advocacia, impeça a continuidade da representação; e (iv) </w:t>
       </w:r>
       <w:r>
         <w:rPr>
@@ -9842,6 +9955,7 @@
           <w:sz w:val="20"/>
           <w:szCs w:val="20"/>
         </w:rPr>
+        <w:lastRenderedPageBreak/>
         <w:t>As Leis da República Federativa do Brasil são aplicáveis a esta Proposta. Fica eleito o foro da Comarca de Belo Horizonte, Estado de Minas Gerais, com renúncia expressa a qualquer outro, por mais privilegiado que seja, para dirimir quaisquer dúvidas ou controvérsias oriundas desta Proposta que não possam ser solucionadas pela via amigável.</w:t>
       </w:r>
     </w:p>
@@ -9934,44 +10048,6 @@
           <w:szCs w:val="20"/>
         </w:rPr>
       </w:pPr>
-      <w:r>
-        <w:rPr>
-          <w:rFonts w:ascii="Arvo" w:hAnsi="Arvo"/>
-          <w:b/>
-          <w:bCs/>
-          <w:color w:val="FFFFFF" w:themeColor="background1"/>
-          <w:sz w:val="20"/>
-          <w:szCs w:val="20"/>
-        </w:rPr>
-        <w:lastRenderedPageBreak/>
-        <w:t>.</w:t>
-      </w:r>
-    </w:p>
-    <w:p>
-      <w:pPr>
-        <w:keepNext/>
-        <w:snapToGrid w:val="0"/>
-        <w:spacing w:line="276" w:lineRule="auto"/>
-        <w:rPr>
-          <w:rFonts w:ascii="Arvo" w:hAnsi="Arvo"/>
-          <w:b/>
-          <w:bCs/>
-          <w:color w:val="FFFFFF" w:themeColor="background1"/>
-          <w:sz w:val="20"/>
-          <w:szCs w:val="20"/>
-        </w:rPr>
-      </w:pPr>
-      <w:r>
-        <w:rPr>
-          <w:rFonts w:ascii="Arvo" w:hAnsi="Arvo"/>
-          <w:b/>
-          <w:bCs/>
-          <w:color w:val="FFFFFF" w:themeColor="background1"/>
-          <w:sz w:val="20"/>
-          <w:szCs w:val="20"/>
-        </w:rPr>
-        <w:t>.</w:t>
-      </w:r>
     </w:p>
     <w:p>
       <w:pPr>

--- a/resources/templates/PMRA_Template_Markers.docx
+++ b/resources/templates/PMRA_Template_Markers.docx
@@ -6,14 +6,68 @@
       <w:pPr>
         <w:snapToGrid w:val="0"/>
         <w:spacing w:line="276" w:lineRule="auto"/>
+        <w:jc w:val="right"/>
+        <w:rPr>
+          <w:rFonts w:ascii="Arvo" w:hAnsi="Arvo"/>
+          <w:sz w:val="20"/>
+          <w:szCs w:val="20"/>
+        </w:rPr>
+      </w:pPr>
+      <w:r>
+        <w:rPr>
+          <w:rFonts w:ascii="Arvo" w:hAnsi="Arvo"/>
+          <w:sz w:val="20"/>
+          <w:szCs w:val="20"/>
+        </w:rPr>
+        <w:fldChar w:fldCharType="begin"/>
+      </w:r>
+      <w:r>
+        <w:rPr>
+          <w:rFonts w:ascii="Arvo" w:hAnsi="Arvo"/>
+          <w:sz w:val="20"/>
+          <w:szCs w:val="20"/>
+        </w:rPr>
+        <w:instrText xml:space="preserve"> TIME \@ "d 'de' MMMM 'de' yyyy" </w:instrText>
+      </w:r>
+      <w:r>
+        <w:rPr>
+          <w:rFonts w:ascii="Arvo" w:hAnsi="Arvo"/>
+          <w:sz w:val="20"/>
+          <w:szCs w:val="20"/>
+        </w:rPr>
+        <w:fldChar w:fldCharType="separate"/>
+      </w:r>
+      <w:r>
+        <w:rPr>
+          <w:rFonts w:ascii="Arvo" w:hAnsi="Arvo"/>
+          <w:noProof/>
+          <w:sz w:val="20"/>
+          <w:szCs w:val="20"/>
+        </w:rPr>
+        <w:t>2 de junho de 2026</w:t>
+      </w:r>
+      <w:r>
+        <w:rPr>
+          <w:rFonts w:ascii="Arvo" w:hAnsi="Arvo"/>
+          <w:sz w:val="20"/>
+          <w:szCs w:val="20"/>
+        </w:rPr>
+        <w:fldChar w:fldCharType="end"/>
+      </w:r>
+      <w:r>
+        <w:rPr>
+          <w:rFonts w:ascii="Arvo" w:hAnsi="Arvo"/>
+          <w:sz w:val="20"/>
+          <w:szCs w:val="20"/>
+        </w:rPr>
+        <w:t>.</w:t>
+      </w:r>
+    </w:p>
+    <w:p>
+      <w:pPr>
+        <w:snapToGrid w:val="0"/>
+        <w:spacing w:line="276" w:lineRule="auto"/>
         <w:jc w:val="center"/>
-        <w:rPr>
-          <w:rFonts w:ascii="Arvo" w:hAnsi="Arvo"/>
-          <w:sz w:val="20"/>
-          <w:szCs w:val="20"/>
-        </w:rPr>
-      </w:pPr>
-      <w:r>
         <w:rPr>
           <w:rFonts w:ascii="Arvo" w:hAnsi="Arvo"/>
           <w:b/>
@@ -21,8 +75,19 @@
           <w:sz w:val="20"/>
           <w:szCs w:val="20"/>
         </w:rPr>
-        <w:t xml:space="preserve">Proposta </w:t>
-      </w:r>
+      </w:pPr>
+    </w:p>
+    <w:p>
+      <w:pPr>
+        <w:snapToGrid w:val="0"/>
+        <w:spacing w:line="276" w:lineRule="auto"/>
+        <w:jc w:val="center"/>
+        <w:rPr>
+          <w:rFonts w:ascii="Arvo" w:hAnsi="Arvo"/>
+          <w:sz w:val="20"/>
+          <w:szCs w:val="20"/>
+        </w:rPr>
+      </w:pPr>
       <w:r>
         <w:rPr>
           <w:rFonts w:ascii="Arvo" w:hAnsi="Arvo"/>
@@ -31,7 +96,7 @@
           <w:sz w:val="20"/>
           <w:szCs w:val="20"/>
         </w:rPr>
-        <w:t>para</w:t>
+        <w:t xml:space="preserve">Proposta </w:t>
       </w:r>
       <w:r>
         <w:rPr>
@@ -41,7 +106,7 @@
           <w:sz w:val="20"/>
           <w:szCs w:val="20"/>
         </w:rPr>
-        <w:t xml:space="preserve"> Prestação </w:t>
+        <w:t>para</w:t>
       </w:r>
       <w:r>
         <w:rPr>
@@ -51,7 +116,7 @@
           <w:sz w:val="20"/>
           <w:szCs w:val="20"/>
         </w:rPr>
-        <w:t>d</w:t>
+        <w:t xml:space="preserve"> Prestação </w:t>
       </w:r>
       <w:r>
         <w:rPr>
@@ -61,7 +126,7 @@
           <w:sz w:val="20"/>
           <w:szCs w:val="20"/>
         </w:rPr>
-        <w:t xml:space="preserve">e Serviços </w:t>
+        <w:t>d</w:t>
       </w:r>
       <w:r>
         <w:rPr>
@@ -71,6 +136,16 @@
           <w:sz w:val="20"/>
           <w:szCs w:val="20"/>
         </w:rPr>
+        <w:t xml:space="preserve">e Serviços </w:t>
+      </w:r>
+      <w:r>
+        <w:rPr>
+          <w:rFonts w:ascii="Arvo" w:hAnsi="Arvo"/>
+          <w:b/>
+          <w:bCs/>
+          <w:sz w:val="20"/>
+          <w:szCs w:val="20"/>
+        </w:rPr>
         <w:t>Advocatícios</w:t>
       </w:r>
     </w:p>
@@ -78,6 +153,7 @@
       <w:pPr>
         <w:snapToGrid w:val="0"/>
         <w:spacing w:line="276" w:lineRule="auto"/>
+        <w:jc w:val="right"/>
         <w:rPr>
           <w:rFonts w:ascii="Arvo" w:hAnsi="Arvo"/>
           <w:sz w:val="20"/>
@@ -2396,6 +2472,7 @@
                 <w:sz w:val="20"/>
                 <w:szCs w:val="20"/>
               </w:rPr>
+              <w:lastRenderedPageBreak/>
               <w:t>[SE_LINHA_CONS_PRECO_GLOBAL_CAP]</w:t>
             </w:r>
           </w:p>
@@ -2465,7 +2542,6 @@
                 <w:sz w:val="20"/>
                 <w:szCs w:val="20"/>
               </w:rPr>
-              <w:lastRenderedPageBreak/>
               <w:t>Cap de Horas</w:t>
             </w:r>
           </w:p>
@@ -7487,8 +7563,6 @@
     <w:p>
       <w:pPr>
         <w:pStyle w:val="PargrafodaLista"/>
-        <w:snapToGrid w:val="0"/>
-        <w:spacing w:line="276" w:lineRule="auto"/>
         <w:rPr>
           <w:rFonts w:ascii="Arvo" w:hAnsi="Arvo"/>
           <w:sz w:val="20"/>
@@ -7519,7 +7593,7 @@
           <w:sz w:val="20"/>
           <w:szCs w:val="20"/>
         </w:rPr>
-        <w:t>Na hipótese de instituição, extinção, majoração, redução ou alteração de tributos ou contribuições fiscais e parafiscais, bem como de suas bases de cálculo, alíquotas ou critérios de apuração, que comprovadamente venha a impactar os valores contratados, as Partes promoverão, de boa-fé, a revisão proporcional dos preços, para mais ou para menos, a fim de restabelecer o equilíbrio econômico-financeiro originalmente pactuado, compensando-se as diferenças na primeira oportunidade.</w:t>
+        <w:t>Caso aplicável a esta Proposta, os honorários de sucumbência arbitrados em favor da parte patrocinada, nos termos do artigo 85 do Código de Processo Civil e do artigo 22 da Lei n. 8.906/1994, pertencem com exclusividade ao Contratado.</w:t>
       </w:r>
     </w:p>
     <w:p>
@@ -7557,14 +7631,120 @@
           <w:sz w:val="20"/>
           <w:szCs w:val="20"/>
         </w:rPr>
-        <w:t>Caso aplicável a esta Proposta, os honorários de sucumbência arbitrados em favor da parte patrocinada, nos termos do artigo 85 do Código de Processo Civil e do artigo 22 da Lei n. 8.906/1994, pertencem com exclusividade ao Contratado.</w:t>
-      </w:r>
-    </w:p>
-    <w:p>
-      <w:pPr>
-        <w:snapToGrid w:val="0"/>
-        <w:spacing w:line="276" w:lineRule="auto"/>
+        <w:t>Na hipótese de criação, extinção ou modificação de tributos e contribuições fiscais e parafiscais, de alteração de alíquotas ou dos critérios legais de apuração da base de cálculo, bem como de instituição, ampliação ou supressão de incentivos fiscais de qualquer natureza, incluídas as isenções, reduções ou majorações incidentes sobre tributos federais, estaduais e municipais, as Partes promoverão a revisão dos preços contratados, para mais ou para menos, conforme o caso.</w:t>
+      </w:r>
+    </w:p>
+    <w:p>
+      <w:pPr>
+        <w:pStyle w:val="PargrafodaLista"/>
+        <w:rPr>
+          <w:rFonts w:ascii="Arvo" w:hAnsi="Arvo"/>
+          <w:sz w:val="20"/>
+          <w:szCs w:val="20"/>
+        </w:rPr>
+      </w:pPr>
+    </w:p>
+    <w:p>
+      <w:pPr>
+        <w:pStyle w:val="PargrafodaLista"/>
+        <w:numPr>
+          <w:ilvl w:val="1"/>
+          <w:numId w:val="2"/>
+        </w:numPr>
+        <w:snapToGrid w:val="0"/>
+        <w:spacing w:line="276" w:lineRule="auto"/>
+        <w:ind w:hanging="720"/>
         <w:jc w:val="both"/>
+        <w:rPr>
+          <w:rFonts w:ascii="Arvo" w:hAnsi="Arvo"/>
+          <w:sz w:val="20"/>
+          <w:szCs w:val="20"/>
+        </w:rPr>
+      </w:pPr>
+      <w:r>
+        <w:rPr>
+          <w:rFonts w:ascii="Arvo" w:hAnsi="Arvo"/>
+          <w:sz w:val="20"/>
+          <w:szCs w:val="20"/>
+        </w:rPr>
+        <w:t>Estão compreendidas nessa cláusula as alterações decorrentes da reforma tributária instituída pela Emenda Constitucional nº 132/2023 e pela Lei Complementar nº 214/2025, notadamente aquelas relativas ao Imposto sobre Bens e Serviços</w:t>
+      </w:r>
+      <w:r>
+        <w:rPr>
+          <w:rFonts w:ascii="Arvo" w:hAnsi="Arvo"/>
+          <w:sz w:val="20"/>
+          <w:szCs w:val="20"/>
+        </w:rPr>
+        <w:t xml:space="preserve"> (IBS)</w:t>
+      </w:r>
+      <w:r>
+        <w:rPr>
+          <w:rFonts w:ascii="Arvo" w:hAnsi="Arvo"/>
+          <w:sz w:val="20"/>
+          <w:szCs w:val="20"/>
+        </w:rPr>
+        <w:t xml:space="preserve"> e à Contribuição sobre Bens e Serviços</w:t>
+      </w:r>
+      <w:r>
+        <w:rPr>
+          <w:rFonts w:ascii="Arvo" w:hAnsi="Arvo"/>
+          <w:sz w:val="20"/>
+          <w:szCs w:val="20"/>
+        </w:rPr>
+        <w:t xml:space="preserve"> (CBS)</w:t>
+      </w:r>
+      <w:r>
+        <w:rPr>
+          <w:rFonts w:ascii="Arvo" w:hAnsi="Arvo"/>
+          <w:sz w:val="20"/>
+          <w:szCs w:val="20"/>
+        </w:rPr>
+        <w:t>, bem como as modificações que se sucedam ao longo do período de transição previsto para a substituição progressiva dos tributos atualmente vigentes.</w:t>
+      </w:r>
+    </w:p>
+    <w:p>
+      <w:pPr>
+        <w:snapToGrid w:val="0"/>
+        <w:spacing w:line="276" w:lineRule="auto"/>
+        <w:jc w:val="both"/>
+        <w:rPr>
+          <w:rFonts w:ascii="Arvo" w:hAnsi="Arvo"/>
+          <w:sz w:val="20"/>
+          <w:szCs w:val="20"/>
+        </w:rPr>
+      </w:pPr>
+    </w:p>
+    <w:p>
+      <w:pPr>
+        <w:pStyle w:val="PargrafodaLista"/>
+        <w:numPr>
+          <w:ilvl w:val="1"/>
+          <w:numId w:val="2"/>
+        </w:numPr>
+        <w:snapToGrid w:val="0"/>
+        <w:spacing w:line="276" w:lineRule="auto"/>
+        <w:ind w:hanging="720"/>
+        <w:jc w:val="both"/>
+        <w:rPr>
+          <w:rFonts w:ascii="Arvo" w:hAnsi="Arvo"/>
+          <w:sz w:val="20"/>
+          <w:szCs w:val="20"/>
+        </w:rPr>
+      </w:pPr>
+      <w:r>
+        <w:rPr>
+          <w:rFonts w:ascii="Arvo" w:hAnsi="Arvo"/>
+          <w:sz w:val="20"/>
+          <w:szCs w:val="20"/>
+        </w:rPr>
+        <w:t>A revisão de preços, em qualquer caso, pressupõe a comprovação de que as alterações tributárias referidas majoraram ou reduziram, efetivamente, os ônus suportados por qualquer das Partes.</w:t>
+      </w:r>
+    </w:p>
+    <w:p>
+      <w:pPr>
+        <w:pStyle w:val="PargrafodaLista"/>
+        <w:snapToGrid w:val="0"/>
+        <w:spacing w:line="276" w:lineRule="auto"/>
         <w:rPr>
           <w:rFonts w:ascii="Arvo" w:hAnsi="Arvo"/>
           <w:sz w:val="20"/>
@@ -7904,7 +8084,16 @@
           <w:sz w:val="20"/>
           <w:szCs w:val="20"/>
         </w:rPr>
-        <w:t>as Partes, sendo facultado a qualquer delas promover o seu encerramento mediante notificação por escrito à outra Parte, com antecedência mínima de 60 (sessenta) dias</w:t>
+        <w:t xml:space="preserve">as Partes, sendo facultado a qualquer delas promover o seu encerramento mediante notificação por escrito à outra Parte, com </w:t>
+      </w:r>
+      <w:r>
+        <w:rPr>
+          <w:rFonts w:ascii="Arvo" w:hAnsi="Arvo"/>
+          <w:sz w:val="20"/>
+          <w:szCs w:val="20"/>
+        </w:rPr>
+        <w:lastRenderedPageBreak/>
+        <w:t>antecedência mínima de 60 (sessenta) dias</w:t>
       </w:r>
       <w:r>
         <w:rPr>
@@ -8036,7 +8225,6 @@
           <w:sz w:val="20"/>
           <w:szCs w:val="20"/>
         </w:rPr>
-        <w:lastRenderedPageBreak/>
         <w:t>OBRIGAÇÕES DO CONTRATADO</w:t>
       </w:r>
     </w:p>
@@ -8451,6 +8639,7 @@
           <w:sz w:val="20"/>
           <w:szCs w:val="20"/>
         </w:rPr>
+        <w:lastRenderedPageBreak/>
         <w:t xml:space="preserve">Comunicar imediatamente ao Contratado qualquer fato superveniente que possa impactar os serviços prestados, notadamente alterações societárias, notificações, intimações, decisões e prazos recebidos </w:t>
       </w:r>
       <w:r>
@@ -8850,6 +9039,7 @@
           <w:sz w:val="20"/>
           <w:szCs w:val="20"/>
         </w:rPr>
+        <w:lastRenderedPageBreak/>
         <w:t>As Partes obrigam-se a manter sob absoluto sigilo as Informações Confidenciais, utilizá-las exclusivamente para as finalidades desta contratação, restringir o acesso a colaboradores que delas necessitem e que estejam sujeitos a obrigações equivalentes de confidencialidade, e adotar medidas adequadas para impedir acesso, uso ou divulgação não autorizados, respondendo cada Parte pelos atos de terceiros a ela vinculados.</w:t>
       </w:r>
     </w:p>
@@ -8957,7 +9147,6 @@
           <w:sz w:val="20"/>
           <w:szCs w:val="20"/>
         </w:rPr>
-        <w:lastRenderedPageBreak/>
         <w:t>PROTEÇÃO DE DADOS PESSOAIS</w:t>
       </w:r>
     </w:p>
@@ -9215,7 +9404,16 @@
           <w:sz w:val="20"/>
           <w:szCs w:val="20"/>
         </w:rPr>
-        <w:t xml:space="preserve">Os pareceres, opiniões legais, minutas e estratégias elaborados pelo Contratado constituem obrigação de meio, não importando garantia de resultado ou de êxito, ressalvadas as obrigações em que, por sua natureza ou por expressa </w:t>
+        <w:t xml:space="preserve">Os pareceres, opiniões legais, minutas e estratégias elaborados pelo Contratado constituem obrigação de meio, não importando garantia de resultado ou de êxito, ressalvadas as </w:t>
+      </w:r>
+      <w:r>
+        <w:rPr>
+          <w:rFonts w:ascii="Arvo" w:hAnsi="Arvo"/>
+          <w:sz w:val="20"/>
+          <w:szCs w:val="20"/>
+        </w:rPr>
+        <w:lastRenderedPageBreak/>
+        <w:t xml:space="preserve">obrigações em que, por sua natureza ou por expressa </w:t>
       </w:r>
       <w:r>
         <w:rPr>
@@ -9322,16 +9520,7 @@
           <w:sz w:val="20"/>
           <w:szCs w:val="20"/>
         </w:rPr>
-        <w:t xml:space="preserve">, sem aviso prévio e sem penalidade, nas seguintes hipóteses: (i) inadimplemento de obrigação contratual relevante pela outra Parte, não sanado no prazo de 15 (quinze) dias contados da notificação; (ii) impossibilidade superveniente e objetivamente verificável de cumprimento das obrigações assumidas; (iii) conflito de interesses que, à luz das normas da advocacia, impeça </w:t>
-      </w:r>
-      <w:r>
-        <w:rPr>
-          <w:rFonts w:ascii="Arvo" w:hAnsi="Arvo"/>
-          <w:sz w:val="20"/>
-          <w:szCs w:val="20"/>
-        </w:rPr>
-        <w:lastRenderedPageBreak/>
-        <w:t xml:space="preserve">a continuidade da representação; e (iv) </w:t>
+        <w:t xml:space="preserve">, sem aviso prévio e sem penalidade, nas seguintes hipóteses: (i) inadimplemento de obrigação contratual relevante pela outra Parte, não sanado no prazo de 15 (quinze) dias contados da notificação; (ii) impossibilidade superveniente e objetivamente verificável de cumprimento das obrigações assumidas; (iii) conflito de interesses que, à luz das normas da advocacia, impeça a continuidade da representação; e (iv) </w:t>
       </w:r>
       <w:r>
         <w:rPr>
@@ -9766,6 +9955,7 @@
           <w:sz w:val="20"/>
           <w:szCs w:val="20"/>
         </w:rPr>
+        <w:lastRenderedPageBreak/>
         <w:t>As Leis da República Federativa do Brasil são aplicáveis a esta Proposta. Fica eleito o foro da Comarca de Belo Horizonte, Estado de Minas Gerais, com renúncia expressa a qualquer outro, por mais privilegiado que seja, para dirimir quaisquer dúvidas ou controvérsias oriundas desta Proposta que não possam ser solucionadas pela via amigável.</w:t>
       </w:r>
     </w:p>
@@ -9831,6 +10021,18 @@
         </w:rPr>
         <w:t>dispensando expressamente a colheita de assinaturas de testemunhas, na forma do artigo 34 da Lei n. 14.620/2023.</w:t>
       </w:r>
+    </w:p>
+    <w:p>
+      <w:pPr>
+        <w:pStyle w:val="PargrafodaLista"/>
+        <w:spacing w:line="276" w:lineRule="auto"/>
+        <w:jc w:val="both"/>
+        <w:rPr>
+          <w:rFonts w:ascii="Arvo" w:hAnsi="Arvo"/>
+          <w:sz w:val="20"/>
+          <w:szCs w:val="20"/>
+        </w:rPr>
+      </w:pPr>
     </w:p>
     <w:p>
       <w:pPr>
@@ -9846,44 +10048,6 @@
           <w:szCs w:val="20"/>
         </w:rPr>
       </w:pPr>
-      <w:r>
-        <w:rPr>
-          <w:rFonts w:ascii="Arvo" w:hAnsi="Arvo"/>
-          <w:b/>
-          <w:bCs/>
-          <w:color w:val="FFFFFF" w:themeColor="background1"/>
-          <w:sz w:val="20"/>
-          <w:szCs w:val="20"/>
-        </w:rPr>
-        <w:lastRenderedPageBreak/>
-        <w:t>.</w:t>
-      </w:r>
-    </w:p>
-    <w:p>
-      <w:pPr>
-        <w:keepNext/>
-        <w:snapToGrid w:val="0"/>
-        <w:spacing w:line="276" w:lineRule="auto"/>
-        <w:rPr>
-          <w:rFonts w:ascii="Arvo" w:hAnsi="Arvo"/>
-          <w:b/>
-          <w:bCs/>
-          <w:color w:val="FFFFFF" w:themeColor="background1"/>
-          <w:sz w:val="20"/>
-          <w:szCs w:val="20"/>
-        </w:rPr>
-      </w:pPr>
-      <w:r>
-        <w:rPr>
-          <w:rFonts w:ascii="Arvo" w:hAnsi="Arvo"/>
-          <w:b/>
-          <w:bCs/>
-          <w:color w:val="FFFFFF" w:themeColor="background1"/>
-          <w:sz w:val="20"/>
-          <w:szCs w:val="20"/>
-        </w:rPr>
-        <w:t>.</w:t>
-      </w:r>
     </w:p>
     <w:p>
       <w:pPr>
@@ -11859,15 +12023,6 @@
 </file>
 
 <file path=customXml/item1.xml><?xml version="1.0" encoding="utf-8"?>
-<?mso-contentType ?>
-<FormTemplates xmlns="http://schemas.microsoft.com/sharepoint/v3/contenttype/forms">
-  <Display>DocumentLibraryForm</Display>
-  <Edit>DocumentLibraryForm</Edit>
-  <New>DocumentLibraryForm</New>
-</FormTemplates>
-</file>
-
-<file path=customXml/item2.xml><?xml version="1.0" encoding="utf-8"?>
 <p:properties xmlns:p="http://schemas.microsoft.com/office/2006/metadata/properties" xmlns:xsi="http://www.w3.org/2001/XMLSchema-instance" xmlns:pc="http://schemas.microsoft.com/office/infopath/2007/PartnerControls">
   <documentManagement>
     <lcf76f155ced4ddcb4097134ff3c332f xmlns="e5b1cd33-4eca-41a4-b7d8-fdf3e6200119">
@@ -11878,7 +12033,7 @@
 </p:properties>
 </file>
 
-<file path=customXml/item3.xml><?xml version="1.0" encoding="utf-8"?>
+<file path=customXml/item2.xml><?xml version="1.0" encoding="utf-8"?>
 <ct:contentTypeSchema xmlns:ct="http://schemas.microsoft.com/office/2006/metadata/contentType" xmlns:ma="http://schemas.microsoft.com/office/2006/metadata/properties/metaAttributes" ct:_="" ma:_="" ma:contentTypeName="Documento" ma:contentTypeID="0x010100C538FE3DE9F5C249B208F757A39C9CF1" ma:contentTypeVersion="13" ma:contentTypeDescription="Crie um novo documento." ma:contentTypeScope="" ma:versionID="f58841031a2b8acc55807e179e1eb129">
   <xsd:schema xmlns:xsd="http://www.w3.org/2001/XMLSchema" xmlns:xs="http://www.w3.org/2001/XMLSchema" xmlns:p="http://schemas.microsoft.com/office/2006/metadata/properties" xmlns:ns2="e5b1cd33-4eca-41a4-b7d8-fdf3e6200119" xmlns:ns3="c710a95f-4097-48d0-b72e-528dcf24b561" targetNamespace="http://schemas.microsoft.com/office/2006/metadata/properties" ma:root="true" ma:fieldsID="eabb80da9e4a7645788b9624de58e5c8" ns2:_="" ns3:_="">
     <xsd:import namespace="e5b1cd33-4eca-41a4-b7d8-fdf3e6200119"/>
@@ -12085,15 +12240,16 @@
 </ct:contentTypeSchema>
 </file>
 
-<file path=customXml/itemProps1.xml><?xml version="1.0" encoding="utf-8"?>
-<ds:datastoreItem xmlns:ds="http://schemas.openxmlformats.org/officeDocument/2006/customXml" ds:itemID="{A5ED3DFB-4F39-4BF8-995C-27FE2C86527B}">
-  <ds:schemaRefs>
-    <ds:schemaRef ds:uri="http://schemas.microsoft.com/sharepoint/v3/contenttype/forms"/>
-  </ds:schemaRefs>
-</ds:datastoreItem>
+<file path=customXml/item3.xml><?xml version="1.0" encoding="utf-8"?>
+<?mso-contentType ?>
+<FormTemplates xmlns="http://schemas.microsoft.com/sharepoint/v3/contenttype/forms">
+  <Display>DocumentLibraryForm</Display>
+  <Edit>DocumentLibraryForm</Edit>
+  <New>DocumentLibraryForm</New>
+</FormTemplates>
 </file>
 
-<file path=customXml/itemProps2.xml><?xml version="1.0" encoding="utf-8"?>
+<file path=customXml/itemProps1.xml><?xml version="1.0" encoding="utf-8"?>
 <ds:datastoreItem xmlns:ds="http://schemas.openxmlformats.org/officeDocument/2006/customXml" ds:itemID="{CB7613A1-A0CB-4E22-AF85-27793339D14D}">
   <ds:schemaRefs>
     <ds:schemaRef ds:uri="http://schemas.microsoft.com/office/2006/metadata/properties"/>
@@ -12104,7 +12260,7 @@
 </ds:datastoreItem>
 </file>
 
-<file path=customXml/itemProps3.xml><?xml version="1.0" encoding="utf-8"?>
+<file path=customXml/itemProps2.xml><?xml version="1.0" encoding="utf-8"?>
 <ds:datastoreItem xmlns:ds="http://schemas.openxmlformats.org/officeDocument/2006/customXml" ds:itemID="{527C8FAF-F895-460C-92FD-63B7C6027339}">
   <ds:schemaRefs>
     <ds:schemaRef ds:uri="http://schemas.microsoft.com/office/2006/metadata/contentType"/>
@@ -12121,4 +12277,12 @@
     <ds:schemaRef ds:uri="http://schemas.microsoft.com/internal/obd"/>
   </ds:schemaRefs>
 </ds:datastoreItem>
+</file>
+
+<file path=customXml/itemProps3.xml><?xml version="1.0" encoding="utf-8"?>
+<ds:datastoreItem xmlns:ds="http://schemas.openxmlformats.org/officeDocument/2006/customXml" ds:itemID="{A5ED3DFB-4F39-4BF8-995C-27FE2C86527B}">
+  <ds:schemaRefs>
+    <ds:schemaRef ds:uri="http://schemas.microsoft.com/sharepoint/v3/contenttype/forms"/>
+  </ds:schemaRefs>
+</ds:datastoreItem>
 </file>
--- a/resources/templates/PMRA_Template_Markers.docx
+++ b/resources/templates/PMRA_Template_Markers.docx
@@ -484,6 +484,52 @@
         </w:rPr>
         <w:t>[TITULO_SECAO]</w:t>
       </w:r>
+    </w:p>
+    <w:p>
+      <w:pPr>
+        <w:spacing w:line="276" w:lineRule="auto"/>
+        <w:rPr>
+          <w:rFonts w:ascii="Arvo" w:hAnsi="Arvo"/>
+          <w:sz w:val="2"/>
+          <w:szCs w:val="2"/>
+        </w:rPr>
+      </w:pPr>
+      <w:r>
+        <w:rPr>
+          <w:rFonts w:ascii="Arvo" w:hAnsi="Arvo"/>
+          <w:sz w:val="2"/>
+          <w:szCs w:val="2"/>
+        </w:rPr>
+        <w:t>[SE_CONSULTIVA_ESCOPO_UNICO]</w:t>
+      </w:r>
+    </w:p>
+    <w:p>
+      <w:pPr>
+        <w:spacing w:line="276" w:lineRule="auto"/>
+        <w:rPr>
+          <w:rFonts w:ascii="Arvo" w:hAnsi="Arvo"/>
+          <w:sz w:val="2"/>
+          <w:szCs w:val="2"/>
+        </w:rPr>
+      </w:pPr>
+      <w:r>
+        <w:rPr>
+          <w:rFonts w:ascii="Arvo" w:hAnsi="Arvo"/>
+          <w:sz w:val="2"/>
+          <w:szCs w:val="2"/>
+        </w:rPr>
+        <w:t>[SE_SUBTITULO_CONSULTIVO]</w:t>
+      </w:r>
+    </w:p>
+    <w:p>
+      <w:pPr>
+        <w:spacing w:line="276" w:lineRule="auto"/>
+        <w:rPr>
+          <w:rFonts w:ascii="Arvo" w:hAnsi="Arvo"/>
+          <w:sz w:val="20"/>
+          <w:szCs w:val="20"/>
+        </w:rPr>
+      </w:pPr>
       <w:r>
         <w:rPr>
           <w:rFonts w:ascii="Arvo" w:hAnsi="Arvo"/>
@@ -491,9 +537,46 @@
           <w:bCs/>
           <w:sz w:val="20"/>
           <w:szCs w:val="20"/>
-          <w:u w:val="single"/>
-        </w:rPr>
-        <w:br/>
+        </w:rPr>
+        <w:t>Escopo</w:t>
+      </w:r>
+      <w:r>
+        <w:rPr>
+          <w:rFonts w:ascii="Arvo" w:hAnsi="Arvo"/>
+          <w:b/>
+          <w:bCs/>
+          <w:sz w:val="20"/>
+          <w:szCs w:val="20"/>
+        </w:rPr>
+        <w:t xml:space="preserve"> Consultiv</w:t>
+      </w:r>
+      <w:r>
+        <w:rPr>
+          <w:rFonts w:ascii="Arvo" w:hAnsi="Arvo"/>
+          <w:b/>
+          <w:bCs/>
+          <w:sz w:val="20"/>
+          <w:szCs w:val="20"/>
+        </w:rPr>
+        <w:t>o</w:t>
+      </w:r>
+      <w:r>
+        <w:rPr>
+          <w:rFonts w:ascii="Arvo" w:hAnsi="Arvo"/>
+          <w:b/>
+          <w:bCs/>
+          <w:sz w:val="20"/>
+          <w:szCs w:val="20"/>
+        </w:rPr>
+        <w:t>:</w:t>
+      </w:r>
+      <w:r>
+        <w:rPr>
+          <w:rFonts w:ascii="Arvo" w:hAnsi="Arvo"/>
+          <w:sz w:val="20"/>
+          <w:szCs w:val="20"/>
+        </w:rPr>
+        <w:t xml:space="preserve"> </w:t>
       </w:r>
     </w:p>
     <w:p>
@@ -511,12 +594,85 @@
           <w:sz w:val="2"/>
           <w:szCs w:val="2"/>
         </w:rPr>
-        <w:t>[SE_CONSULTIVA_ESCOPO_UNICO]</w:t>
-      </w:r>
-    </w:p>
-    <w:p>
-      <w:pPr>
-        <w:spacing w:line="276" w:lineRule="auto"/>
+        <w:t>[FIM_SE]</w:t>
+      </w:r>
+    </w:p>
+    <w:p>
+      <w:pPr>
+        <w:spacing w:line="276" w:lineRule="auto"/>
+        <w:rPr>
+          <w:rFonts w:ascii="Arvo" w:hAnsi="Arvo"/>
+          <w:sz w:val="20"/>
+          <w:szCs w:val="20"/>
+        </w:rPr>
+      </w:pPr>
+      <w:r>
+        <w:rPr>
+          <w:rFonts w:ascii="Arvo" w:hAnsi="Arvo"/>
+          <w:sz w:val="20"/>
+          <w:szCs w:val="20"/>
+        </w:rPr>
+        <w:t>[ATUACAO_CONSULTIVA]</w:t>
+      </w:r>
+    </w:p>
+    <w:p>
+      <w:pPr>
+        <w:spacing w:line="276" w:lineRule="auto"/>
+        <w:rPr>
+          <w:rFonts w:ascii="Arvo" w:hAnsi="Arvo"/>
+          <w:sz w:val="2"/>
+          <w:szCs w:val="2"/>
+        </w:rPr>
+      </w:pPr>
+      <w:r>
+        <w:rPr>
+          <w:rFonts w:ascii="Arvo" w:hAnsi="Arvo"/>
+          <w:sz w:val="2"/>
+          <w:szCs w:val="2"/>
+        </w:rPr>
+        <w:t>[FIM_SE]</w:t>
+      </w:r>
+    </w:p>
+    <w:p>
+      <w:pPr>
+        <w:spacing w:line="276" w:lineRule="auto"/>
+        <w:rPr>
+          <w:rFonts w:ascii="Arvo" w:hAnsi="Arvo"/>
+          <w:sz w:val="2"/>
+          <w:szCs w:val="2"/>
+        </w:rPr>
+      </w:pPr>
+      <w:r>
+        <w:rPr>
+          <w:rFonts w:ascii="Arvo" w:hAnsi="Arvo"/>
+          <w:sz w:val="2"/>
+          <w:szCs w:val="2"/>
+        </w:rPr>
+        <w:t>[SE_CONSULTIVA_MULTI_ESCOPOS]</w:t>
+      </w:r>
+    </w:p>
+    <w:p>
+      <w:pPr>
+        <w:spacing w:line="276" w:lineRule="auto"/>
+        <w:rPr>
+          <w:rFonts w:ascii="Arvo" w:hAnsi="Arvo"/>
+          <w:sz w:val="2"/>
+          <w:szCs w:val="2"/>
+        </w:rPr>
+      </w:pPr>
+      <w:r>
+        <w:rPr>
+          <w:rFonts w:ascii="Arvo" w:hAnsi="Arvo"/>
+          <w:sz w:val="2"/>
+          <w:szCs w:val="2"/>
+        </w:rPr>
+        <w:t>[PARA_CADA_ESCOPO_CONSULTIVO]</w:t>
+      </w:r>
+    </w:p>
+    <w:p>
+      <w:pPr>
+        <w:spacing w:line="276" w:lineRule="auto"/>
+        <w:jc w:val="both"/>
         <w:rPr>
           <w:rFonts w:ascii="Arvo" w:hAnsi="Arvo"/>
           <w:sz w:val="20"/>
@@ -531,9 +687,173 @@
           <w:sz w:val="20"/>
           <w:szCs w:val="20"/>
         </w:rPr>
-        <w:t>Escopo</w:t>
-      </w:r>
-      <w:r>
+        <w:t>Escopo Consultivo [ESCOPO_LETRA]:</w:t>
+      </w:r>
+    </w:p>
+    <w:p>
+      <w:pPr>
+        <w:spacing w:line="276" w:lineRule="auto"/>
+        <w:rPr>
+          <w:rFonts w:ascii="Arvo" w:hAnsi="Arvo"/>
+          <w:sz w:val="20"/>
+          <w:szCs w:val="20"/>
+        </w:rPr>
+      </w:pPr>
+    </w:p>
+    <w:p>
+      <w:pPr>
+        <w:spacing w:line="276" w:lineRule="auto"/>
+        <w:jc w:val="both"/>
+        <w:rPr>
+          <w:rFonts w:ascii="Arvo" w:hAnsi="Arvo"/>
+          <w:sz w:val="20"/>
+          <w:szCs w:val="20"/>
+        </w:rPr>
+      </w:pPr>
+      <w:r>
+        <w:rPr>
+          <w:rFonts w:ascii="Arvo" w:hAnsi="Arvo"/>
+          <w:sz w:val="20"/>
+          <w:szCs w:val="20"/>
+        </w:rPr>
+        <w:t>[ESCOPO_DESCRICAO]</w:t>
+      </w:r>
+    </w:p>
+    <w:p>
+      <w:pPr>
+        <w:spacing w:line="276" w:lineRule="auto"/>
+        <w:rPr>
+          <w:rFonts w:ascii="Arvo" w:hAnsi="Arvo"/>
+          <w:sz w:val="20"/>
+          <w:szCs w:val="20"/>
+        </w:rPr>
+      </w:pPr>
+    </w:p>
+    <w:p>
+      <w:pPr>
+        <w:spacing w:line="276" w:lineRule="auto"/>
+        <w:rPr>
+          <w:rFonts w:ascii="Arvo" w:hAnsi="Arvo"/>
+          <w:sz w:val="2"/>
+          <w:szCs w:val="2"/>
+        </w:rPr>
+      </w:pPr>
+      <w:r>
+        <w:rPr>
+          <w:rFonts w:ascii="Arvo" w:hAnsi="Arvo"/>
+          <w:sz w:val="2"/>
+          <w:szCs w:val="2"/>
+        </w:rPr>
+        <w:t>[SE_CONS_HONORARIO_POR_ESCOPO]</w:t>
+      </w:r>
+    </w:p>
+    <w:p>
+      <w:pPr>
+        <w:spacing w:line="276" w:lineRule="auto"/>
+        <w:rPr>
+          <w:rFonts w:ascii="Arvo" w:hAnsi="Arvo"/>
+          <w:sz w:val="2"/>
+          <w:szCs w:val="2"/>
+        </w:rPr>
+      </w:pPr>
+      <w:r>
+        <w:rPr>
+          <w:rFonts w:ascii="Arvo" w:hAnsi="Arvo"/>
+          <w:sz w:val="2"/>
+          <w:szCs w:val="2"/>
+        </w:rPr>
+        <w:t>[HONORARIO_BLOCO]</w:t>
+      </w:r>
+    </w:p>
+    <w:p>
+      <w:pPr>
+        <w:spacing w:line="276" w:lineRule="auto"/>
+        <w:rPr>
+          <w:rFonts w:ascii="Arvo" w:hAnsi="Arvo"/>
+          <w:sz w:val="2"/>
+          <w:szCs w:val="2"/>
+        </w:rPr>
+      </w:pPr>
+      <w:r>
+        <w:rPr>
+          <w:rFonts w:ascii="Arvo" w:hAnsi="Arvo"/>
+          <w:sz w:val="2"/>
+          <w:szCs w:val="2"/>
+        </w:rPr>
+        <w:t>[FIM_SE]</w:t>
+      </w:r>
+    </w:p>
+    <w:p>
+      <w:pPr>
+        <w:spacing w:line="276" w:lineRule="auto"/>
+        <w:rPr>
+          <w:rFonts w:ascii="Arvo" w:hAnsi="Arvo"/>
+          <w:sz w:val="2"/>
+          <w:szCs w:val="2"/>
+        </w:rPr>
+      </w:pPr>
+      <w:r>
+        <w:rPr>
+          <w:rFonts w:ascii="Arvo" w:hAnsi="Arvo"/>
+          <w:sz w:val="2"/>
+          <w:szCs w:val="2"/>
+        </w:rPr>
+        <w:t>[FIM_PARA_CADA_BLOCO]</w:t>
+      </w:r>
+    </w:p>
+    <w:p>
+      <w:pPr>
+        <w:spacing w:line="276" w:lineRule="auto"/>
+        <w:rPr>
+          <w:rFonts w:ascii="Arvo" w:hAnsi="Arvo"/>
+          <w:sz w:val="2"/>
+          <w:szCs w:val="2"/>
+        </w:rPr>
+      </w:pPr>
+      <w:r>
+        <w:rPr>
+          <w:rFonts w:ascii="Arvo" w:hAnsi="Arvo"/>
+          <w:sz w:val="2"/>
+          <w:szCs w:val="2"/>
+        </w:rPr>
+        <w:t>[FIM_SE]</w:t>
+      </w:r>
+    </w:p>
+    <w:p>
+      <w:pPr>
+        <w:snapToGrid w:val="0"/>
+        <w:spacing w:line="276" w:lineRule="auto"/>
+        <w:rPr>
+          <w:rFonts w:ascii="Arvo" w:hAnsi="Arvo"/>
+          <w:sz w:val="20"/>
+          <w:szCs w:val="20"/>
+        </w:rPr>
+      </w:pPr>
+    </w:p>
+    <w:p>
+      <w:pPr>
+        <w:spacing w:line="276" w:lineRule="auto"/>
+        <w:rPr>
+          <w:rFonts w:ascii="Arvo" w:hAnsi="Arvo"/>
+          <w:sz w:val="2"/>
+          <w:szCs w:val="2"/>
+        </w:rPr>
+      </w:pPr>
+      <w:r>
+        <w:rPr>
+          <w:rFonts w:ascii="Arvo" w:hAnsi="Arvo"/>
+          <w:sz w:val="2"/>
+          <w:szCs w:val="2"/>
+        </w:rPr>
+        <w:t>[SE_SLA]</w:t>
+      </w:r>
+    </w:p>
+    <w:p>
+      <w:pPr>
+        <w:keepNext/>
+        <w:snapToGrid w:val="0"/>
+        <w:spacing w:line="276" w:lineRule="auto"/>
+        <w:jc w:val="both"/>
         <w:rPr>
           <w:rFonts w:ascii="Arvo" w:hAnsi="Arvo"/>
           <w:b/>
@@ -541,8 +861,7 @@
           <w:sz w:val="20"/>
           <w:szCs w:val="20"/>
         </w:rPr>
-        <w:t xml:space="preserve"> Consultiv</w:t>
-      </w:r>
+      </w:pPr>
       <w:r>
         <w:rPr>
           <w:rFonts w:ascii="Arvo" w:hAnsi="Arvo"/>
@@ -550,10 +869,109 @@
           <w:bCs/>
           <w:sz w:val="20"/>
           <w:szCs w:val="20"/>
-        </w:rPr>
-        <w:t>o</w:t>
-      </w:r>
-      <w:r>
+          <w:u w:val="single"/>
+        </w:rPr>
+        <w:t>[SLA_TITULO]</w:t>
+      </w:r>
+    </w:p>
+    <w:p>
+      <w:pPr>
+        <w:spacing w:line="276" w:lineRule="auto"/>
+        <w:rPr>
+          <w:rFonts w:ascii="Arvo" w:hAnsi="Arvo"/>
+          <w:sz w:val="20"/>
+          <w:szCs w:val="20"/>
+        </w:rPr>
+      </w:pPr>
+    </w:p>
+    <w:p>
+      <w:pPr>
+        <w:keepNext/>
+        <w:snapToGrid w:val="0"/>
+        <w:spacing w:line="276" w:lineRule="auto"/>
+        <w:rPr>
+          <w:rFonts w:ascii="Arvo" w:hAnsi="Arvo"/>
+          <w:sz w:val="20"/>
+          <w:szCs w:val="20"/>
+        </w:rPr>
+      </w:pPr>
+      <w:r>
+        <w:rPr>
+          <w:rFonts w:ascii="Arvo" w:hAnsi="Arvo"/>
+          <w:sz w:val="20"/>
+          <w:szCs w:val="20"/>
+        </w:rPr>
+        <w:t>[SLA]</w:t>
+      </w:r>
+    </w:p>
+    <w:p>
+      <w:pPr>
+        <w:spacing w:line="276" w:lineRule="auto"/>
+        <w:rPr>
+          <w:rFonts w:ascii="Arvo" w:hAnsi="Arvo"/>
+          <w:sz w:val="2"/>
+          <w:szCs w:val="2"/>
+        </w:rPr>
+      </w:pPr>
+      <w:r>
+        <w:rPr>
+          <w:rFonts w:ascii="Arvo" w:hAnsi="Arvo"/>
+          <w:sz w:val="2"/>
+          <w:szCs w:val="2"/>
+        </w:rPr>
+        <w:t>[FIM_SE]</w:t>
+      </w:r>
+    </w:p>
+    <w:p>
+      <w:pPr>
+        <w:snapToGrid w:val="0"/>
+        <w:spacing w:line="276" w:lineRule="auto"/>
+        <w:rPr>
+          <w:rFonts w:ascii="Arvo" w:hAnsi="Arvo"/>
+          <w:sz w:val="20"/>
+          <w:szCs w:val="20"/>
+        </w:rPr>
+      </w:pPr>
+    </w:p>
+    <w:p>
+      <w:pPr>
+        <w:spacing w:line="276" w:lineRule="auto"/>
+        <w:rPr>
+          <w:rFonts w:ascii="Arvo" w:hAnsi="Arvo"/>
+          <w:sz w:val="2"/>
+          <w:szCs w:val="2"/>
+        </w:rPr>
+      </w:pPr>
+      <w:r>
+        <w:rPr>
+          <w:rFonts w:ascii="Arvo" w:hAnsi="Arvo"/>
+          <w:sz w:val="2"/>
+          <w:szCs w:val="2"/>
+        </w:rPr>
+        <w:t>[SE_CONTENCIOSA_ESCOPO_UNICO]</w:t>
+      </w:r>
+    </w:p>
+    <w:p>
+      <w:pPr>
+        <w:spacing w:line="276" w:lineRule="auto"/>
+        <w:rPr>
+          <w:rFonts w:ascii="Arvo" w:hAnsi="Arvo"/>
+          <w:sz w:val="2"/>
+          <w:szCs w:val="2"/>
+        </w:rPr>
+      </w:pPr>
+      <w:r>
+        <w:rPr>
+          <w:rFonts w:ascii="Arvo" w:hAnsi="Arvo"/>
+          <w:sz w:val="2"/>
+          <w:szCs w:val="2"/>
+        </w:rPr>
+        <w:t>[SE_SUBTITULO_CONTENCIOSO]</w:t>
+      </w:r>
+    </w:p>
+    <w:p>
+      <w:pPr>
+        <w:spacing w:line="276" w:lineRule="auto"/>
         <w:rPr>
           <w:rFonts w:ascii="Arvo" w:hAnsi="Arvo"/>
           <w:b/>
@@ -561,33 +979,46 @@
           <w:sz w:val="20"/>
           <w:szCs w:val="20"/>
         </w:rPr>
+      </w:pPr>
+      <w:r>
+        <w:rPr>
+          <w:rFonts w:ascii="Arvo" w:hAnsi="Arvo"/>
+          <w:b/>
+          <w:bCs/>
+          <w:sz w:val="20"/>
+          <w:szCs w:val="20"/>
+        </w:rPr>
+        <w:t>Escopo</w:t>
+      </w:r>
+      <w:r>
+        <w:rPr>
+          <w:rFonts w:ascii="Arvo" w:hAnsi="Arvo"/>
+          <w:b/>
+          <w:bCs/>
+          <w:sz w:val="20"/>
+          <w:szCs w:val="20"/>
+        </w:rPr>
+        <w:t xml:space="preserve"> </w:t>
+      </w:r>
+      <w:r>
+        <w:rPr>
+          <w:rFonts w:ascii="Arvo" w:hAnsi="Arvo"/>
+          <w:b/>
+          <w:bCs/>
+          <w:sz w:val="20"/>
+          <w:szCs w:val="20"/>
+        </w:rPr>
+        <w:t>Contencioso</w:t>
+      </w:r>
+      <w:r>
+        <w:rPr>
+          <w:rFonts w:ascii="Arvo" w:hAnsi="Arvo"/>
+          <w:b/>
+          <w:bCs/>
+          <w:sz w:val="20"/>
+          <w:szCs w:val="20"/>
+        </w:rPr>
         <w:t>:</w:t>
-      </w:r>
-      <w:r>
-        <w:rPr>
-          <w:rFonts w:ascii="Arvo" w:hAnsi="Arvo"/>
-          <w:sz w:val="20"/>
-          <w:szCs w:val="20"/>
-        </w:rPr>
-        <w:t xml:space="preserve"> </w:t>
-      </w:r>
-    </w:p>
-    <w:p>
-      <w:pPr>
-        <w:spacing w:line="276" w:lineRule="auto"/>
-        <w:rPr>
-          <w:rFonts w:ascii="Arvo" w:hAnsi="Arvo"/>
-          <w:sz w:val="20"/>
-          <w:szCs w:val="20"/>
-        </w:rPr>
-      </w:pPr>
-      <w:r>
-        <w:rPr>
-          <w:rFonts w:ascii="Arvo" w:hAnsi="Arvo"/>
-          <w:sz w:val="20"/>
-          <w:szCs w:val="20"/>
-        </w:rPr>
-        <w:t>[ATUACAO_CONSULTIVA]</w:t>
       </w:r>
     </w:p>
     <w:p>
@@ -606,376 +1037,6 @@
           <w:szCs w:val="2"/>
         </w:rPr>
         <w:t>[FIM_SE]</w:t>
-      </w:r>
-    </w:p>
-    <w:p>
-      <w:pPr>
-        <w:spacing w:line="276" w:lineRule="auto"/>
-        <w:rPr>
-          <w:rFonts w:ascii="Arvo" w:hAnsi="Arvo"/>
-          <w:sz w:val="2"/>
-          <w:szCs w:val="2"/>
-        </w:rPr>
-      </w:pPr>
-      <w:r>
-        <w:rPr>
-          <w:rFonts w:ascii="Arvo" w:hAnsi="Arvo"/>
-          <w:sz w:val="2"/>
-          <w:szCs w:val="2"/>
-        </w:rPr>
-        <w:t>[SE_CONSULTIVA_MULTI_ESCOPOS]</w:t>
-      </w:r>
-    </w:p>
-    <w:p>
-      <w:pPr>
-        <w:spacing w:line="276" w:lineRule="auto"/>
-        <w:rPr>
-          <w:rFonts w:ascii="Arvo" w:hAnsi="Arvo"/>
-          <w:sz w:val="2"/>
-          <w:szCs w:val="2"/>
-        </w:rPr>
-      </w:pPr>
-      <w:r>
-        <w:rPr>
-          <w:rFonts w:ascii="Arvo" w:hAnsi="Arvo"/>
-          <w:sz w:val="2"/>
-          <w:szCs w:val="2"/>
-        </w:rPr>
-        <w:t>[PARA_CADA_ESCOPO_CONSULTIVO]</w:t>
-      </w:r>
-    </w:p>
-    <w:p>
-      <w:pPr>
-        <w:spacing w:line="276" w:lineRule="auto"/>
-        <w:jc w:val="both"/>
-        <w:rPr>
-          <w:rFonts w:ascii="Arvo" w:hAnsi="Arvo"/>
-          <w:sz w:val="20"/>
-          <w:szCs w:val="20"/>
-        </w:rPr>
-      </w:pPr>
-      <w:r>
-        <w:rPr>
-          <w:rFonts w:ascii="Arvo" w:hAnsi="Arvo"/>
-          <w:b/>
-          <w:bCs/>
-          <w:sz w:val="20"/>
-          <w:szCs w:val="20"/>
-        </w:rPr>
-        <w:t>Escopo Consultivo [ESCOPO_LETRA]:</w:t>
-      </w:r>
-    </w:p>
-    <w:p>
-      <w:pPr>
-        <w:spacing w:line="276" w:lineRule="auto"/>
-        <w:rPr>
-          <w:rFonts w:ascii="Arvo" w:hAnsi="Arvo"/>
-          <w:sz w:val="20"/>
-          <w:szCs w:val="20"/>
-        </w:rPr>
-      </w:pPr>
-    </w:p>
-    <w:p>
-      <w:pPr>
-        <w:spacing w:line="276" w:lineRule="auto"/>
-        <w:jc w:val="both"/>
-        <w:rPr>
-          <w:rFonts w:ascii="Arvo" w:hAnsi="Arvo"/>
-          <w:sz w:val="20"/>
-          <w:szCs w:val="20"/>
-        </w:rPr>
-      </w:pPr>
-      <w:r>
-        <w:rPr>
-          <w:rFonts w:ascii="Arvo" w:hAnsi="Arvo"/>
-          <w:sz w:val="20"/>
-          <w:szCs w:val="20"/>
-        </w:rPr>
-        <w:t>[ESCOPO_DESCRICAO]</w:t>
-      </w:r>
-    </w:p>
-    <w:p>
-      <w:pPr>
-        <w:spacing w:line="276" w:lineRule="auto"/>
-        <w:rPr>
-          <w:rFonts w:ascii="Arvo" w:hAnsi="Arvo"/>
-          <w:sz w:val="20"/>
-          <w:szCs w:val="20"/>
-        </w:rPr>
-      </w:pPr>
-    </w:p>
-    <w:p>
-      <w:pPr>
-        <w:spacing w:line="276" w:lineRule="auto"/>
-        <w:rPr>
-          <w:rFonts w:ascii="Arvo" w:hAnsi="Arvo"/>
-          <w:sz w:val="2"/>
-          <w:szCs w:val="2"/>
-        </w:rPr>
-      </w:pPr>
-      <w:r>
-        <w:rPr>
-          <w:rFonts w:ascii="Arvo" w:hAnsi="Arvo"/>
-          <w:sz w:val="2"/>
-          <w:szCs w:val="2"/>
-        </w:rPr>
-        <w:t>[SE_CONS_HONORARIO_POR_ESCOPO]</w:t>
-      </w:r>
-    </w:p>
-    <w:p>
-      <w:pPr>
-        <w:spacing w:line="276" w:lineRule="auto"/>
-        <w:rPr>
-          <w:rFonts w:ascii="Arvo" w:hAnsi="Arvo"/>
-          <w:sz w:val="2"/>
-          <w:szCs w:val="2"/>
-        </w:rPr>
-      </w:pPr>
-      <w:r>
-        <w:rPr>
-          <w:rFonts w:ascii="Arvo" w:hAnsi="Arvo"/>
-          <w:sz w:val="2"/>
-          <w:szCs w:val="2"/>
-        </w:rPr>
-        <w:t>[HONORARIO_BLOCO]</w:t>
-      </w:r>
-    </w:p>
-    <w:p>
-      <w:pPr>
-        <w:spacing w:line="276" w:lineRule="auto"/>
-        <w:rPr>
-          <w:rFonts w:ascii="Arvo" w:hAnsi="Arvo"/>
-          <w:sz w:val="2"/>
-          <w:szCs w:val="2"/>
-        </w:rPr>
-      </w:pPr>
-      <w:r>
-        <w:rPr>
-          <w:rFonts w:ascii="Arvo" w:hAnsi="Arvo"/>
-          <w:sz w:val="2"/>
-          <w:szCs w:val="2"/>
-        </w:rPr>
-        <w:t>[FIM_SE]</w:t>
-      </w:r>
-    </w:p>
-    <w:p>
-      <w:pPr>
-        <w:spacing w:line="276" w:lineRule="auto"/>
-        <w:rPr>
-          <w:rFonts w:ascii="Arvo" w:hAnsi="Arvo"/>
-          <w:sz w:val="2"/>
-          <w:szCs w:val="2"/>
-        </w:rPr>
-      </w:pPr>
-      <w:r>
-        <w:rPr>
-          <w:rFonts w:ascii="Arvo" w:hAnsi="Arvo"/>
-          <w:sz w:val="2"/>
-          <w:szCs w:val="2"/>
-        </w:rPr>
-        <w:t>[FIM_PARA_CADA_BLOCO]</w:t>
-      </w:r>
-    </w:p>
-    <w:p>
-      <w:pPr>
-        <w:spacing w:line="276" w:lineRule="auto"/>
-        <w:rPr>
-          <w:rFonts w:ascii="Arvo" w:hAnsi="Arvo"/>
-          <w:sz w:val="2"/>
-          <w:szCs w:val="2"/>
-        </w:rPr>
-      </w:pPr>
-      <w:r>
-        <w:rPr>
-          <w:rFonts w:ascii="Arvo" w:hAnsi="Arvo"/>
-          <w:sz w:val="2"/>
-          <w:szCs w:val="2"/>
-        </w:rPr>
-        <w:t>[FIM_SE]</w:t>
-      </w:r>
-    </w:p>
-    <w:p>
-      <w:pPr>
-        <w:snapToGrid w:val="0"/>
-        <w:spacing w:line="276" w:lineRule="auto"/>
-        <w:rPr>
-          <w:rFonts w:ascii="Arvo" w:hAnsi="Arvo"/>
-          <w:sz w:val="20"/>
-          <w:szCs w:val="20"/>
-        </w:rPr>
-      </w:pPr>
-    </w:p>
-    <w:p>
-      <w:pPr>
-        <w:spacing w:line="276" w:lineRule="auto"/>
-        <w:rPr>
-          <w:rFonts w:ascii="Arvo" w:hAnsi="Arvo"/>
-          <w:sz w:val="2"/>
-          <w:szCs w:val="2"/>
-        </w:rPr>
-      </w:pPr>
-      <w:r>
-        <w:rPr>
-          <w:rFonts w:ascii="Arvo" w:hAnsi="Arvo"/>
-          <w:sz w:val="2"/>
-          <w:szCs w:val="2"/>
-        </w:rPr>
-        <w:t>[SE_SLA]</w:t>
-      </w:r>
-    </w:p>
-    <w:p>
-      <w:pPr>
-        <w:keepNext/>
-        <w:snapToGrid w:val="0"/>
-        <w:spacing w:line="276" w:lineRule="auto"/>
-        <w:jc w:val="both"/>
-        <w:rPr>
-          <w:rFonts w:ascii="Arvo" w:hAnsi="Arvo"/>
-          <w:b/>
-          <w:bCs/>
-          <w:sz w:val="20"/>
-          <w:szCs w:val="20"/>
-        </w:rPr>
-      </w:pPr>
-      <w:r>
-        <w:rPr>
-          <w:rFonts w:ascii="Arvo" w:hAnsi="Arvo"/>
-          <w:b/>
-          <w:bCs/>
-          <w:sz w:val="20"/>
-          <w:szCs w:val="20"/>
-          <w:u w:val="single"/>
-        </w:rPr>
-        <w:t>[SLA_TITULO]</w:t>
-      </w:r>
-    </w:p>
-    <w:p>
-      <w:pPr>
-        <w:spacing w:line="276" w:lineRule="auto"/>
-        <w:rPr>
-          <w:rFonts w:ascii="Arvo" w:hAnsi="Arvo"/>
-          <w:sz w:val="20"/>
-          <w:szCs w:val="20"/>
-        </w:rPr>
-      </w:pPr>
-    </w:p>
-    <w:p>
-      <w:pPr>
-        <w:keepNext/>
-        <w:snapToGrid w:val="0"/>
-        <w:spacing w:line="276" w:lineRule="auto"/>
-        <w:rPr>
-          <w:rFonts w:ascii="Arvo" w:hAnsi="Arvo"/>
-          <w:sz w:val="20"/>
-          <w:szCs w:val="20"/>
-        </w:rPr>
-      </w:pPr>
-      <w:r>
-        <w:rPr>
-          <w:rFonts w:ascii="Arvo" w:hAnsi="Arvo"/>
-          <w:sz w:val="20"/>
-          <w:szCs w:val="20"/>
-        </w:rPr>
-        <w:t>[SLA]</w:t>
-      </w:r>
-    </w:p>
-    <w:p>
-      <w:pPr>
-        <w:spacing w:line="276" w:lineRule="auto"/>
-        <w:rPr>
-          <w:rFonts w:ascii="Arvo" w:hAnsi="Arvo"/>
-          <w:sz w:val="2"/>
-          <w:szCs w:val="2"/>
-        </w:rPr>
-      </w:pPr>
-      <w:r>
-        <w:rPr>
-          <w:rFonts w:ascii="Arvo" w:hAnsi="Arvo"/>
-          <w:sz w:val="2"/>
-          <w:szCs w:val="2"/>
-        </w:rPr>
-        <w:t>[FIM_SE]</w:t>
-      </w:r>
-    </w:p>
-    <w:p>
-      <w:pPr>
-        <w:snapToGrid w:val="0"/>
-        <w:spacing w:line="276" w:lineRule="auto"/>
-        <w:rPr>
-          <w:rFonts w:ascii="Arvo" w:hAnsi="Arvo"/>
-          <w:sz w:val="20"/>
-          <w:szCs w:val="20"/>
-        </w:rPr>
-      </w:pPr>
-    </w:p>
-    <w:p>
-      <w:pPr>
-        <w:spacing w:line="276" w:lineRule="auto"/>
-        <w:rPr>
-          <w:rFonts w:ascii="Arvo" w:hAnsi="Arvo"/>
-          <w:sz w:val="2"/>
-          <w:szCs w:val="2"/>
-        </w:rPr>
-      </w:pPr>
-      <w:r>
-        <w:rPr>
-          <w:rFonts w:ascii="Arvo" w:hAnsi="Arvo"/>
-          <w:sz w:val="2"/>
-          <w:szCs w:val="2"/>
-        </w:rPr>
-        <w:t>[SE_CONTENCIOSA_ESCOPO_UNICO]</w:t>
-      </w:r>
-    </w:p>
-    <w:p>
-      <w:pPr>
-        <w:spacing w:line="276" w:lineRule="auto"/>
-        <w:rPr>
-          <w:rFonts w:ascii="Arvo" w:hAnsi="Arvo"/>
-          <w:b/>
-          <w:bCs/>
-          <w:sz w:val="20"/>
-          <w:szCs w:val="20"/>
-        </w:rPr>
-      </w:pPr>
-      <w:r>
-        <w:rPr>
-          <w:rFonts w:ascii="Arvo" w:hAnsi="Arvo"/>
-          <w:b/>
-          <w:bCs/>
-          <w:sz w:val="20"/>
-          <w:szCs w:val="20"/>
-        </w:rPr>
-        <w:t>Escopo</w:t>
-      </w:r>
-      <w:r>
-        <w:rPr>
-          <w:rFonts w:ascii="Arvo" w:hAnsi="Arvo"/>
-          <w:b/>
-          <w:bCs/>
-          <w:sz w:val="20"/>
-          <w:szCs w:val="20"/>
-        </w:rPr>
-        <w:t xml:space="preserve"> </w:t>
-      </w:r>
-      <w:r>
-        <w:rPr>
-          <w:rFonts w:ascii="Arvo" w:hAnsi="Arvo"/>
-          <w:b/>
-          <w:bCs/>
-          <w:sz w:val="20"/>
-          <w:szCs w:val="20"/>
-        </w:rPr>
-        <w:t>Contencioso</w:t>
-      </w:r>
-      <w:r>
-        <w:rPr>
-          <w:rFonts w:ascii="Arvo" w:hAnsi="Arvo"/>
-          <w:b/>
-          <w:bCs/>
-          <w:sz w:val="20"/>
-          <w:szCs w:val="20"/>
-        </w:rPr>
-        <w:t>:</w:t>
       </w:r>
     </w:p>
     <w:p>
@@ -3560,7 +3621,7 @@
           <w:sz w:val="20"/>
           <w:szCs w:val="20"/>
         </w:rPr>
-        <w:t>Valor por Ato Processual</w:t>
+        <w:t>Valor por Ato</w:t>
       </w:r>
     </w:p>
     <w:p>
@@ -3580,7 +3641,7 @@
           <w:sz w:val="20"/>
           <w:szCs w:val="20"/>
         </w:rPr>
-        <w:t>Os honorários serão apurados por ato processual efetivamente praticado pelo Contratado, conforme os valores abaixo.</w:t>
+        <w:t>Os honorários serão apurados por ato efetivamente praticado pelo Contratado, conforme os valores abaixo.</w:t>
       </w:r>
     </w:p>
     <w:p>
@@ -3654,7 +3715,7 @@
                 <w:sz w:val="20"/>
                 <w:szCs w:val="20"/>
               </w:rPr>
-              <w:t>Ato Processual</w:t>
+              <w:t>Ato</w:t>
             </w:r>
           </w:p>
         </w:tc>
@@ -5171,6 +5232,24 @@
     </w:p>
     <w:p>
       <w:pPr>
+        <w:spacing w:line="276" w:lineRule="auto"/>
+        <w:rPr>
+          <w:rFonts w:ascii="Arvo" w:hAnsi="Arvo"/>
+          <w:sz w:val="2"/>
+          <w:szCs w:val="2"/>
+        </w:rPr>
+      </w:pPr>
+      <w:r>
+        <w:rPr>
+          <w:rFonts w:ascii="Arvo" w:hAnsi="Arvo"/>
+          <w:sz w:val="2"/>
+          <w:szCs w:val="2"/>
+        </w:rPr>
+        <w:t>[SE_CONT_HORAS_EXTRA]</w:t>
+      </w:r>
+    </w:p>
+    <w:p>
+      <w:pPr>
         <w:keepNext/>
         <w:snapToGrid w:val="0"/>
         <w:spacing w:line="276" w:lineRule="auto"/>
@@ -5225,6 +5304,24 @@
           <w:szCs w:val="20"/>
         </w:rPr>
       </w:pPr>
+    </w:p>
+    <w:p>
+      <w:pPr>
+        <w:spacing w:line="276" w:lineRule="auto"/>
+        <w:rPr>
+          <w:rFonts w:ascii="Arvo" w:hAnsi="Arvo"/>
+          <w:sz w:val="2"/>
+          <w:szCs w:val="2"/>
+        </w:rPr>
+      </w:pPr>
+      <w:r>
+        <w:rPr>
+          <w:rFonts w:ascii="Arvo" w:hAnsi="Arvo"/>
+          <w:sz w:val="2"/>
+          <w:szCs w:val="2"/>
+        </w:rPr>
+        <w:t>[FIM_SE]</w:t>
+      </w:r>
     </w:p>
     <w:p>
       <w:pPr>
